--- a/毕业论文/毕业论文改四.docx
+++ b/毕业论文/毕业论文改四.docx
@@ -729,8 +729,8 @@
           <w:szCs w:val="30"/>
         </w:rPr>
       </w:pPr>
-      <w:bookmarkStart w:id="1" w:name="_Toc30656"/>
-      <w:bookmarkStart w:id="2" w:name="_Toc13089"/>
+      <w:bookmarkStart w:id="1" w:name="_Toc13089"/>
+      <w:bookmarkStart w:id="2" w:name="_Toc30656"/>
       <w:r>
         <w:rPr>
           <w:rFonts w:hint="eastAsia" w:eastAsia="黑体"/>
@@ -3381,9 +3381,9 @@
           <w:szCs w:val="30"/>
         </w:rPr>
       </w:pPr>
-      <w:bookmarkStart w:id="4" w:name="_Toc134820362"/>
-      <w:bookmarkStart w:id="5" w:name="_Toc31710"/>
-      <w:bookmarkStart w:id="6" w:name="_Toc134820418"/>
+      <w:bookmarkStart w:id="4" w:name="_Toc31710"/>
+      <w:bookmarkStart w:id="5" w:name="_Toc134820418"/>
+      <w:bookmarkStart w:id="6" w:name="_Toc134820362"/>
       <w:r>
         <w:rPr>
           <w:rFonts w:eastAsia="黑体" w:cs="Arial"/>
@@ -3611,13 +3611,13 @@
           <w:kern w:val="0"/>
         </w:rPr>
       </w:pPr>
-      <w:bookmarkStart w:id="9" w:name="_Toc23390"/>
+      <w:bookmarkStart w:id="9" w:name="_Toc15736"/>
       <w:bookmarkStart w:id="10" w:name="_Toc134820421"/>
-      <w:bookmarkStart w:id="11" w:name="_Toc15736"/>
-      <w:bookmarkStart w:id="12" w:name="_Toc5699_WPSOffice_Level1"/>
-      <w:bookmarkStart w:id="13" w:name="_Toc29792_WPSOffice_Level1"/>
-      <w:bookmarkStart w:id="14" w:name="_Toc134820365"/>
-      <w:bookmarkStart w:id="15" w:name="_Toc15158"/>
+      <w:bookmarkStart w:id="11" w:name="_Toc23390"/>
+      <w:bookmarkStart w:id="12" w:name="_Toc29792_WPSOffice_Level1"/>
+      <w:bookmarkStart w:id="13" w:name="_Toc15158"/>
+      <w:bookmarkStart w:id="14" w:name="_Toc5699_WPSOffice_Level1"/>
+      <w:bookmarkStart w:id="15" w:name="_Toc134820365"/>
       <w:r>
         <w:rPr>
           <w:rFonts w:ascii="Times New Roman" w:hAnsi="Times New Roman"/>
@@ -3655,10 +3655,10 @@
           <w:szCs w:val="24"/>
         </w:rPr>
       </w:pPr>
-      <w:bookmarkStart w:id="16" w:name="_Toc22220"/>
-      <w:bookmarkStart w:id="17" w:name="_Toc17530"/>
-      <w:bookmarkStart w:id="18" w:name="_Toc134820422"/>
-      <w:bookmarkStart w:id="19" w:name="_Toc134820366"/>
+      <w:bookmarkStart w:id="16" w:name="_Toc134820422"/>
+      <w:bookmarkStart w:id="17" w:name="_Toc134820366"/>
+      <w:bookmarkStart w:id="18" w:name="_Toc22220"/>
+      <w:bookmarkStart w:id="19" w:name="_Toc17530"/>
       <w:r>
         <w:rPr>
           <w:rFonts w:ascii="Times New Roman" w:hAnsi="Times New Roman"/>
@@ -3763,8 +3763,8 @@
           <w:rFonts w:ascii="Times New Roman" w:hAnsi="Times New Roman"/>
         </w:rPr>
       </w:pPr>
-      <w:bookmarkStart w:id="24" w:name="_Toc134820424"/>
-      <w:bookmarkStart w:id="25" w:name="_Toc27490"/>
+      <w:bookmarkStart w:id="24" w:name="_Toc27490"/>
+      <w:bookmarkStart w:id="25" w:name="_Toc134820424"/>
       <w:bookmarkStart w:id="26" w:name="_Toc134820368"/>
       <w:r>
         <w:rPr>
@@ -3844,9 +3844,9 @@
           <w:rFonts w:ascii="Times New Roman" w:hAnsi="Times New Roman"/>
         </w:rPr>
       </w:pPr>
-      <w:bookmarkStart w:id="28" w:name="_Toc134820425"/>
-      <w:bookmarkStart w:id="29" w:name="_Toc134820369"/>
-      <w:bookmarkStart w:id="30" w:name="_Toc18820"/>
+      <w:bookmarkStart w:id="28" w:name="_Toc134820369"/>
+      <w:bookmarkStart w:id="29" w:name="_Toc18820"/>
+      <w:bookmarkStart w:id="30" w:name="_Toc134820425"/>
       <w:r>
         <w:rPr>
           <w:rFonts w:ascii="Times New Roman" w:hAnsi="Times New Roman"/>
@@ -4129,9 +4129,9 @@
         </w:rPr>
       </w:pPr>
       <w:bookmarkStart w:id="35" w:name="_Toc134820427"/>
-      <w:bookmarkStart w:id="36" w:name="_Toc134820371"/>
-      <w:bookmarkStart w:id="37" w:name="_Toc13112"/>
-      <w:bookmarkStart w:id="38" w:name="_Toc3920"/>
+      <w:bookmarkStart w:id="36" w:name="_Toc13112"/>
+      <w:bookmarkStart w:id="37" w:name="_Toc3920"/>
+      <w:bookmarkStart w:id="38" w:name="_Toc134820371"/>
       <w:r>
         <w:rPr>
           <w:rFonts w:ascii="Times New Roman" w:hAnsi="Times New Roman"/>
@@ -4167,11 +4167,11 @@
         </w:rPr>
       </w:pPr>
       <w:bookmarkStart w:id="39" w:name="_Toc1064"/>
-      <w:bookmarkStart w:id="40" w:name="_Toc17222"/>
-      <w:bookmarkStart w:id="41" w:name="_Toc15331"/>
-      <w:bookmarkStart w:id="42" w:name="_Toc23727_WPSOffice_Level2"/>
+      <w:bookmarkStart w:id="40" w:name="_Toc15331"/>
+      <w:bookmarkStart w:id="41" w:name="_Toc23727_WPSOffice_Level2"/>
+      <w:bookmarkStart w:id="42" w:name="_Toc134820428"/>
       <w:bookmarkStart w:id="43" w:name="_Toc134820372"/>
-      <w:bookmarkStart w:id="44" w:name="_Toc134820428"/>
+      <w:bookmarkStart w:id="44" w:name="_Toc17222"/>
       <w:r>
         <w:rPr>
           <w:rFonts w:ascii="Times New Roman" w:hAnsi="Times New Roman"/>
@@ -4266,11 +4266,11 @@
           <w:szCs w:val="24"/>
         </w:rPr>
       </w:pPr>
-      <w:bookmarkStart w:id="45" w:name="_Toc7999"/>
-      <w:bookmarkStart w:id="46" w:name="_Toc1455"/>
-      <w:bookmarkStart w:id="47" w:name="_Toc134820373"/>
-      <w:bookmarkStart w:id="48" w:name="_Toc2363_WPSOffice_Level2"/>
-      <w:bookmarkStart w:id="49" w:name="_Toc2031"/>
+      <w:bookmarkStart w:id="45" w:name="_Toc1455"/>
+      <w:bookmarkStart w:id="46" w:name="_Toc2031"/>
+      <w:bookmarkStart w:id="47" w:name="_Toc7999"/>
+      <w:bookmarkStart w:id="48" w:name="_Toc134820373"/>
+      <w:bookmarkStart w:id="49" w:name="_Toc2363_WPSOffice_Level2"/>
       <w:bookmarkStart w:id="50" w:name="_Toc134820429"/>
       <w:r>
         <w:rPr>
@@ -4366,12 +4366,12 @@
           <w:szCs w:val="24"/>
         </w:rPr>
       </w:pPr>
-      <w:bookmarkStart w:id="51" w:name="_Toc27641"/>
-      <w:bookmarkStart w:id="52" w:name="_Toc134820430"/>
+      <w:bookmarkStart w:id="51" w:name="_Toc134820374"/>
+      <w:bookmarkStart w:id="52" w:name="_Toc32068"/>
       <w:bookmarkStart w:id="53" w:name="_Toc10000"/>
-      <w:bookmarkStart w:id="54" w:name="_Toc32068"/>
-      <w:bookmarkStart w:id="55" w:name="_Toc26482_WPSOffice_Level2"/>
-      <w:bookmarkStart w:id="56" w:name="_Toc134820374"/>
+      <w:bookmarkStart w:id="54" w:name="_Toc26482_WPSOffice_Level2"/>
+      <w:bookmarkStart w:id="55" w:name="_Toc134820430"/>
+      <w:bookmarkStart w:id="56" w:name="_Toc27641"/>
       <w:r>
         <w:rPr>
           <w:rFonts w:ascii="Times New Roman" w:hAnsi="Times New Roman"/>
@@ -4497,10 +4497,10 @@
           <w:rFonts w:ascii="Times New Roman" w:hAnsi="Times New Roman"/>
         </w:rPr>
       </w:pPr>
-      <w:bookmarkStart w:id="57" w:name="_Toc134820375"/>
+      <w:bookmarkStart w:id="57" w:name="_Toc24465"/>
       <w:bookmarkStart w:id="58" w:name="_Toc7866"/>
-      <w:bookmarkStart w:id="59" w:name="_Toc24465"/>
-      <w:bookmarkStart w:id="60" w:name="_Toc134820431"/>
+      <w:bookmarkStart w:id="59" w:name="_Toc134820431"/>
+      <w:bookmarkStart w:id="60" w:name="_Toc134820375"/>
       <w:r>
         <w:rPr>
           <w:rFonts w:ascii="Times New Roman" w:hAnsi="Times New Roman"/>
@@ -4752,9 +4752,9 @@
           <w:szCs w:val="24"/>
         </w:rPr>
       </w:pPr>
-      <w:bookmarkStart w:id="66" w:name="_Toc134820377"/>
-      <w:bookmarkStart w:id="67" w:name="_Toc13164"/>
-      <w:bookmarkStart w:id="68" w:name="_Toc134820433"/>
+      <w:bookmarkStart w:id="66" w:name="_Toc134820433"/>
+      <w:bookmarkStart w:id="67" w:name="_Toc134820377"/>
+      <w:bookmarkStart w:id="68" w:name="_Toc13164"/>
       <w:bookmarkStart w:id="69" w:name="_Toc25491"/>
       <w:r>
         <w:rPr>
@@ -4921,8 +4921,8 @@
       <w:bookmarkStart w:id="71" w:name="_Toc134820381"/>
       <w:bookmarkStart w:id="72" w:name="_Toc18007"/>
       <w:bookmarkStart w:id="73" w:name="_Toc32695"/>
-      <w:bookmarkStart w:id="74" w:name="_Toc17268"/>
-      <w:bookmarkStart w:id="75" w:name="_Toc23603_WPSOffice_Level2"/>
+      <w:bookmarkStart w:id="74" w:name="_Toc23603_WPSOffice_Level2"/>
+      <w:bookmarkStart w:id="75" w:name="_Toc17268"/>
       <w:r>
         <w:rPr>
           <w:rFonts w:hint="eastAsia" w:ascii="Times New Roman" w:hAnsi="Times New Roman" w:eastAsia="黑体"/>
@@ -4961,8 +4961,8 @@
           <w:szCs w:val="32"/>
         </w:rPr>
       </w:pPr>
-      <w:bookmarkStart w:id="76" w:name="_Toc134820438"/>
-      <w:bookmarkStart w:id="77" w:name="_Toc134820382"/>
+      <w:bookmarkStart w:id="76" w:name="_Toc134820382"/>
+      <w:bookmarkStart w:id="77" w:name="_Toc134820438"/>
       <w:r>
         <w:rPr>
           <w:rFonts w:eastAsia="黑体" w:cs="黑体"/>
@@ -5497,10 +5497,10 @@
         </w:rPr>
       </w:pPr>
       <w:bookmarkStart w:id="86" w:name="_Toc134820387"/>
-      <w:bookmarkStart w:id="87" w:name="_Toc6934"/>
-      <w:bookmarkStart w:id="88" w:name="_Toc35"/>
-      <w:bookmarkStart w:id="89" w:name="_Toc20885_WPSOffice_Level2"/>
-      <w:bookmarkStart w:id="90" w:name="_Toc134820443"/>
+      <w:bookmarkStart w:id="87" w:name="_Toc20885_WPSOffice_Level2"/>
+      <w:bookmarkStart w:id="88" w:name="_Toc134820443"/>
+      <w:bookmarkStart w:id="89" w:name="_Toc35"/>
+      <w:bookmarkStart w:id="90" w:name="_Toc6934"/>
       <w:bookmarkStart w:id="91" w:name="_Toc8590"/>
       <w:r>
         <w:rPr>
@@ -5753,9 +5753,9 @@
           <w:rFonts w:ascii="Times New Roman" w:hAnsi="Times New Roman"/>
         </w:rPr>
       </w:pPr>
-      <w:bookmarkStart w:id="92" w:name="_Toc134820444"/>
-      <w:bookmarkStart w:id="93" w:name="_Toc10479"/>
-      <w:bookmarkStart w:id="94" w:name="_Toc134820388"/>
+      <w:bookmarkStart w:id="92" w:name="_Toc134820388"/>
+      <w:bookmarkStart w:id="93" w:name="_Toc134820444"/>
+      <w:bookmarkStart w:id="94" w:name="_Toc10479"/>
       <w:bookmarkStart w:id="95" w:name="_Toc16238"/>
       <w:r>
         <w:rPr>
@@ -5915,9 +5915,9 @@
         </w:rPr>
       </w:pPr>
       <w:bookmarkStart w:id="97" w:name="_Toc134820445"/>
-      <w:bookmarkStart w:id="98" w:name="_Toc31249"/>
-      <w:bookmarkStart w:id="99" w:name="_Toc32081"/>
-      <w:bookmarkStart w:id="100" w:name="_Toc134820389"/>
+      <w:bookmarkStart w:id="98" w:name="_Toc32081"/>
+      <w:bookmarkStart w:id="99" w:name="_Toc134820389"/>
+      <w:bookmarkStart w:id="100" w:name="_Toc31249"/>
       <w:r>
         <w:rPr>
           <w:rFonts w:hint="eastAsia" w:ascii="Times New Roman" w:hAnsi="Times New Roman" w:eastAsia="黑体"/>
@@ -14582,8 +14582,8 @@
         </w:rPr>
       </w:pPr>
       <w:bookmarkStart w:id="102" w:name="_Toc134820393"/>
-      <w:bookmarkStart w:id="103" w:name="_Toc134820449"/>
-      <w:bookmarkStart w:id="104" w:name="_Toc15598"/>
+      <w:bookmarkStart w:id="103" w:name="_Toc15598"/>
+      <w:bookmarkStart w:id="104" w:name="_Toc134820449"/>
       <w:r>
         <w:rPr>
           <w:b/>
@@ -14611,9 +14611,9 @@
         </w:rPr>
       </w:pPr>
       <w:bookmarkStart w:id="105" w:name="_Toc10561"/>
-      <w:bookmarkStart w:id="106" w:name="_Toc134820405"/>
+      <w:bookmarkStart w:id="106" w:name="_Toc23855"/>
       <w:bookmarkStart w:id="107" w:name="_Toc134820461"/>
-      <w:bookmarkStart w:id="108" w:name="_Toc23855"/>
+      <w:bookmarkStart w:id="108" w:name="_Toc134820405"/>
       <w:r>
         <w:rPr>
           <w:rFonts w:ascii="Times New Roman" w:hAnsi="Times New Roman"/>
@@ -15349,6 +15349,12 @@
           <w:lang w:val="en-US" w:eastAsia="zh-CN"/>
         </w:rPr>
         <w:tab/>
+      </w:r>
+      <w:r>
+        <w:rPr>
+          <w:rFonts w:hint="eastAsia"/>
+          <w:lang w:val="en-US" w:eastAsia="zh-CN"/>
+        </w:rPr>
         <w:t>const [rows] = await promisePool.query(</w:t>
       </w:r>
     </w:p>
@@ -16083,9 +16089,7 @@
       <w:pPr>
         <w:jc w:val="both"/>
         <w:rPr>
-          <w:rFonts w:hint="default" w:eastAsia="黑体" w:cs="黑体"/>
-          <w:sz w:val="21"/>
-          <w:szCs w:val="21"/>
+          <w:rFonts w:hint="eastAsia"/>
           <w:lang w:val="en-US" w:eastAsia="zh-CN"/>
         </w:rPr>
       </w:pPr>
@@ -16094,7 +16098,905 @@
           <w:rFonts w:hint="eastAsia"/>
           <w:lang w:val="en-US" w:eastAsia="zh-CN"/>
         </w:rPr>
-        <w:t>消息类型可以分为文本消息、图片消息、表情包等。</w:t>
+        <w:t>消息类型可以分为文本消息、图片消息、表情包等。为了保护用户的隐私安全，用户之间的聊天消息只会被保存到redis中进行暂时性存储，不会被存储到mysql中。消息状态分为已发送，已送达，已读。为了保证消息在发送过程中的顺序不会错乱，这里会记录每次发送消息的时间戳，然后每次加载消息的时候都会对消息按时间戳进行一次排序，以此保证消息的时序性，并且消息的发送时间也会展示在页面中。</w:t>
+      </w:r>
+    </w:p>
+    <w:p>
+      <w:pPr>
+        <w:jc w:val="both"/>
+        <w:rPr>
+          <w:rFonts w:hint="eastAsia"/>
+          <w:lang w:val="en-US" w:eastAsia="zh-CN"/>
+        </w:rPr>
+      </w:pPr>
+      <w:r>
+        <w:rPr>
+          <w:rFonts w:hint="eastAsia"/>
+          <w:lang w:val="en-US" w:eastAsia="zh-CN"/>
+        </w:rPr>
+        <w:t>消息发送的逻辑：使用最常用的长连接协议wss进行客户端与服务端的连接，使用websocket库加快开发效率，应用在开始加载页面之前，会向服务端发送wss连接，连接成功后，才能进行后续操作，用户每次发送消息都会带上发送者ID和接收者ID，服务端根据ID去判断这个消息的去向，然后客户端接收这个消息，展示在页面中。那么服务端是如何存储这个ID的呢，其实每次建立wss连接，都会有一个唯一的连接ID，把这个连接ID作为value，而用户ID作为key，就可以完全区分聊天消息的去向了，比如：</w:t>
+      </w:r>
+      <w:r>
+        <w:rPr>
+          <w:rFonts w:hint="eastAsia"/>
+          <w:lang w:val="en-US" w:eastAsia="zh-CN"/>
+        </w:rPr>
+        <w:br w:type="textWrapping"/>
+      </w:r>
+      <w:r>
+        <w:rPr>
+          <w:rFonts w:hint="eastAsia"/>
+          <w:lang w:val="en-US" w:eastAsia="zh-CN"/>
+        </w:rPr>
+        <w:t>users[userId] = socket.id;</w:t>
+      </w:r>
+    </w:p>
+    <w:p>
+      <w:pPr>
+        <w:ind w:left="0" w:leftChars="0" w:firstLine="0" w:firstLineChars="0"/>
+        <w:jc w:val="both"/>
+        <w:rPr>
+          <w:rFonts w:hint="eastAsia"/>
+          <w:lang w:val="en-US" w:eastAsia="zh-CN"/>
+        </w:rPr>
+      </w:pPr>
+      <w:r>
+        <w:rPr>
+          <w:rFonts w:hint="eastAsia"/>
+          <w:lang w:val="en-US" w:eastAsia="zh-CN"/>
+        </w:rPr>
+        <w:t>将所有在线的用户的ID存放在users映射表中，每次发送消息就查这个用户映射表即可。</w:t>
+      </w:r>
+    </w:p>
+    <w:p>
+      <w:pPr>
+        <w:ind w:left="0" w:leftChars="0" w:firstLine="420" w:firstLineChars="0"/>
+        <w:jc w:val="both"/>
+        <w:rPr>
+          <w:rFonts w:hint="eastAsia"/>
+          <w:lang w:val="en-US" w:eastAsia="zh-CN"/>
+        </w:rPr>
+      </w:pPr>
+      <w:r>
+        <w:rPr>
+          <w:rFonts w:hint="eastAsia"/>
+          <w:lang w:val="en-US" w:eastAsia="zh-CN"/>
+        </w:rPr>
+        <w:t>区分消息类型的逻辑：这里不管什么消息类型，其实都只是需要一个key值去区分而已，比如我这里会在每个消息的对象中，使用一个type字段进行区分，如果type是text那就是纯文本，如果是image, 那就是图片，区分不同的消息服务端可以做出不同的逻辑处理，而客户端则会都不同的消息类型进行不同的展示，以下是完整的消息类型的对象：</w:t>
+      </w:r>
+      <w:r>
+        <w:rPr>
+          <w:rFonts w:hint="eastAsia"/>
+          <w:lang w:val="en-US" w:eastAsia="zh-CN"/>
+        </w:rPr>
+        <w:br w:type="textWrapping"/>
+      </w:r>
+      <w:r>
+        <w:rPr>
+          <w:rFonts w:hint="eastAsia"/>
+          <w:lang w:val="en-US" w:eastAsia="zh-CN"/>
+        </w:rPr>
+        <w:t>{</w:t>
+      </w:r>
+    </w:p>
+    <w:p>
+      <w:pPr>
+        <w:ind w:left="0" w:leftChars="0" w:firstLine="420" w:firstLineChars="0"/>
+        <w:jc w:val="both"/>
+        <w:rPr>
+          <w:rFonts w:hint="eastAsia"/>
+          <w:lang w:val="en-US" w:eastAsia="zh-CN"/>
+        </w:rPr>
+      </w:pPr>
+      <w:r>
+        <w:rPr>
+          <w:rFonts w:hint="eastAsia"/>
+          <w:lang w:val="en-US" w:eastAsia="zh-CN"/>
+        </w:rPr>
+        <w:tab/>
+      </w:r>
+      <w:r>
+        <w:rPr>
+          <w:rFonts w:hint="eastAsia"/>
+          <w:lang w:val="en-US" w:eastAsia="zh-CN"/>
+        </w:rPr>
+        <w:tab/>
+      </w:r>
+      <w:r>
+        <w:rPr>
+          <w:rFonts w:hint="eastAsia"/>
+          <w:lang w:val="en-US" w:eastAsia="zh-CN"/>
+        </w:rPr>
+        <w:t>id,</w:t>
+      </w:r>
+    </w:p>
+    <w:p>
+      <w:pPr>
+        <w:ind w:left="0" w:leftChars="0" w:firstLine="420" w:firstLineChars="0"/>
+        <w:jc w:val="both"/>
+        <w:rPr>
+          <w:rFonts w:hint="eastAsia"/>
+          <w:lang w:val="en-US" w:eastAsia="zh-CN"/>
+        </w:rPr>
+      </w:pPr>
+      <w:r>
+        <w:rPr>
+          <w:rFonts w:hint="eastAsia"/>
+          <w:lang w:val="en-US" w:eastAsia="zh-CN"/>
+        </w:rPr>
+        <w:tab/>
+      </w:r>
+      <w:r>
+        <w:rPr>
+          <w:rFonts w:hint="eastAsia"/>
+          <w:lang w:val="en-US" w:eastAsia="zh-CN"/>
+        </w:rPr>
+        <w:tab/>
+      </w:r>
+      <w:r>
+        <w:rPr>
+          <w:rFonts w:hint="eastAsia"/>
+          <w:lang w:val="en-US" w:eastAsia="zh-CN"/>
+        </w:rPr>
+        <w:t>senderId,</w:t>
+      </w:r>
+    </w:p>
+    <w:p>
+      <w:pPr>
+        <w:ind w:left="0" w:leftChars="0" w:firstLine="420" w:firstLineChars="0"/>
+        <w:jc w:val="both"/>
+        <w:rPr>
+          <w:rFonts w:hint="eastAsia"/>
+          <w:lang w:val="en-US" w:eastAsia="zh-CN"/>
+        </w:rPr>
+      </w:pPr>
+      <w:r>
+        <w:rPr>
+          <w:rFonts w:hint="eastAsia"/>
+          <w:lang w:val="en-US" w:eastAsia="zh-CN"/>
+        </w:rPr>
+        <w:tab/>
+      </w:r>
+      <w:r>
+        <w:rPr>
+          <w:rFonts w:hint="eastAsia"/>
+          <w:lang w:val="en-US" w:eastAsia="zh-CN"/>
+        </w:rPr>
+        <w:tab/>
+      </w:r>
+      <w:r>
+        <w:rPr>
+          <w:rFonts w:hint="eastAsia"/>
+          <w:lang w:val="en-US" w:eastAsia="zh-CN"/>
+        </w:rPr>
+        <w:t>receiverId,</w:t>
+      </w:r>
+    </w:p>
+    <w:p>
+      <w:pPr>
+        <w:ind w:left="0" w:leftChars="0" w:firstLine="420" w:firstLineChars="0"/>
+        <w:jc w:val="both"/>
+        <w:rPr>
+          <w:rFonts w:hint="eastAsia"/>
+          <w:lang w:val="en-US" w:eastAsia="zh-CN"/>
+        </w:rPr>
+      </w:pPr>
+      <w:r>
+        <w:rPr>
+          <w:rFonts w:hint="eastAsia"/>
+          <w:lang w:val="en-US" w:eastAsia="zh-CN"/>
+        </w:rPr>
+        <w:tab/>
+      </w:r>
+      <w:r>
+        <w:rPr>
+          <w:rFonts w:hint="eastAsia"/>
+          <w:lang w:val="en-US" w:eastAsia="zh-CN"/>
+        </w:rPr>
+        <w:tab/>
+      </w:r>
+      <w:r>
+        <w:rPr>
+          <w:rFonts w:hint="eastAsia"/>
+          <w:lang w:val="en-US" w:eastAsia="zh-CN"/>
+        </w:rPr>
+        <w:t>content,</w:t>
+      </w:r>
+    </w:p>
+    <w:p>
+      <w:pPr>
+        <w:ind w:left="0" w:leftChars="0" w:firstLine="420" w:firstLineChars="0"/>
+        <w:jc w:val="both"/>
+        <w:rPr>
+          <w:rFonts w:hint="eastAsia"/>
+          <w:lang w:val="en-US" w:eastAsia="zh-CN"/>
+        </w:rPr>
+      </w:pPr>
+      <w:r>
+        <w:rPr>
+          <w:rFonts w:hint="eastAsia"/>
+          <w:lang w:val="en-US" w:eastAsia="zh-CN"/>
+        </w:rPr>
+        <w:tab/>
+      </w:r>
+      <w:r>
+        <w:rPr>
+          <w:rFonts w:hint="eastAsia"/>
+          <w:lang w:val="en-US" w:eastAsia="zh-CN"/>
+        </w:rPr>
+        <w:tab/>
+      </w:r>
+      <w:r>
+        <w:rPr>
+          <w:rFonts w:hint="eastAsia"/>
+          <w:lang w:val="en-US" w:eastAsia="zh-CN"/>
+        </w:rPr>
+        <w:t>userInfo,</w:t>
+      </w:r>
+    </w:p>
+    <w:p>
+      <w:pPr>
+        <w:ind w:left="0" w:leftChars="0" w:firstLine="420" w:firstLineChars="0"/>
+        <w:jc w:val="both"/>
+        <w:rPr>
+          <w:rFonts w:hint="eastAsia"/>
+          <w:lang w:val="en-US" w:eastAsia="zh-CN"/>
+        </w:rPr>
+      </w:pPr>
+      <w:r>
+        <w:rPr>
+          <w:rFonts w:hint="eastAsia"/>
+          <w:lang w:val="en-US" w:eastAsia="zh-CN"/>
+        </w:rPr>
+        <w:tab/>
+      </w:r>
+      <w:r>
+        <w:rPr>
+          <w:rFonts w:hint="eastAsia"/>
+          <w:lang w:val="en-US" w:eastAsia="zh-CN"/>
+        </w:rPr>
+        <w:tab/>
+      </w:r>
+      <w:r>
+        <w:rPr>
+          <w:rFonts w:hint="eastAsia"/>
+          <w:lang w:val="en-US" w:eastAsia="zh-CN"/>
+        </w:rPr>
+        <w:t>createTime,</w:t>
+      </w:r>
+    </w:p>
+    <w:p>
+      <w:pPr>
+        <w:ind w:left="0" w:leftChars="0" w:firstLine="420" w:firstLineChars="0"/>
+        <w:jc w:val="both"/>
+        <w:rPr>
+          <w:rFonts w:hint="eastAsia"/>
+          <w:lang w:val="en-US" w:eastAsia="zh-CN"/>
+        </w:rPr>
+      </w:pPr>
+      <w:r>
+        <w:rPr>
+          <w:rFonts w:hint="eastAsia"/>
+          <w:lang w:val="en-US" w:eastAsia="zh-CN"/>
+        </w:rPr>
+        <w:tab/>
+      </w:r>
+      <w:r>
+        <w:rPr>
+          <w:rFonts w:hint="eastAsia"/>
+          <w:lang w:val="en-US" w:eastAsia="zh-CN"/>
+        </w:rPr>
+        <w:tab/>
+      </w:r>
+      <w:r>
+        <w:rPr>
+          <w:rFonts w:hint="eastAsia"/>
+          <w:lang w:val="en-US" w:eastAsia="zh-CN"/>
+        </w:rPr>
+        <w:t>messageType,</w:t>
+      </w:r>
+    </w:p>
+    <w:p>
+      <w:pPr>
+        <w:ind w:left="0" w:leftChars="0" w:firstLine="420" w:firstLineChars="0"/>
+        <w:jc w:val="both"/>
+        <w:rPr>
+          <w:rFonts w:hint="eastAsia"/>
+          <w:lang w:val="en-US" w:eastAsia="zh-CN"/>
+        </w:rPr>
+      </w:pPr>
+      <w:r>
+        <w:rPr>
+          <w:rFonts w:hint="eastAsia"/>
+          <w:lang w:val="en-US" w:eastAsia="zh-CN"/>
+        </w:rPr>
+        <w:tab/>
+      </w:r>
+      <w:r>
+        <w:rPr>
+          <w:rFonts w:hint="eastAsia"/>
+          <w:lang w:val="en-US" w:eastAsia="zh-CN"/>
+        </w:rPr>
+        <w:tab/>
+      </w:r>
+      <w:r>
+        <w:rPr>
+          <w:rFonts w:hint="eastAsia"/>
+          <w:lang w:val="en-US" w:eastAsia="zh-CN"/>
+        </w:rPr>
+        <w:t>isMe: false,</w:t>
+      </w:r>
+    </w:p>
+    <w:p>
+      <w:pPr>
+        <w:ind w:left="0" w:leftChars="0" w:firstLine="420" w:firstLineChars="0"/>
+        <w:jc w:val="both"/>
+        <w:rPr>
+          <w:rFonts w:hint="eastAsia"/>
+          <w:lang w:val="en-US" w:eastAsia="zh-CN"/>
+        </w:rPr>
+      </w:pPr>
+      <w:r>
+        <w:rPr>
+          <w:rFonts w:hint="eastAsia"/>
+          <w:lang w:val="en-US" w:eastAsia="zh-CN"/>
+        </w:rPr>
+        <w:tab/>
+      </w:r>
+      <w:r>
+        <w:rPr>
+          <w:rFonts w:hint="eastAsia"/>
+          <w:lang w:val="en-US" w:eastAsia="zh-CN"/>
+        </w:rPr>
+        <w:tab/>
+      </w:r>
+      <w:r>
+        <w:rPr>
+          <w:rFonts w:hint="eastAsia"/>
+          <w:lang w:val="en-US" w:eastAsia="zh-CN"/>
+        </w:rPr>
+        <w:t>groupId // 明确标识群组消息</w:t>
+      </w:r>
+    </w:p>
+    <w:p>
+      <w:pPr>
+        <w:ind w:left="0" w:leftChars="0" w:firstLine="420" w:firstLineChars="0"/>
+        <w:jc w:val="both"/>
+        <w:rPr>
+          <w:rFonts w:hint="eastAsia"/>
+          <w:lang w:val="en-US" w:eastAsia="zh-CN"/>
+        </w:rPr>
+      </w:pPr>
+      <w:r>
+        <w:rPr>
+          <w:rFonts w:hint="eastAsia"/>
+          <w:lang w:val="en-US" w:eastAsia="zh-CN"/>
+        </w:rPr>
+        <w:tab/>
+      </w:r>
+      <w:r>
+        <w:rPr>
+          <w:rFonts w:hint="eastAsia"/>
+          <w:lang w:val="en-US" w:eastAsia="zh-CN"/>
+        </w:rPr>
+        <w:t>}</w:t>
+      </w:r>
+    </w:p>
+    <w:p>
+      <w:pPr>
+        <w:ind w:left="0" w:leftChars="0" w:firstLine="420" w:firstLineChars="0"/>
+        <w:jc w:val="both"/>
+        <w:rPr>
+          <w:rFonts w:hint="eastAsia"/>
+          <w:lang w:val="en-US" w:eastAsia="zh-CN"/>
+        </w:rPr>
+      </w:pPr>
+      <w:r>
+        <w:rPr>
+          <w:rFonts w:hint="eastAsia"/>
+          <w:lang w:val="en-US" w:eastAsia="zh-CN"/>
+        </w:rPr>
+        <w:t>离线消息存储与发送的逻辑：在发送消息的时候，会判断目前用户是否在线，如果不在线，会先将消息存储到redis中，下面是redis存储消息的逻辑：</w:t>
+      </w:r>
+      <w:r>
+        <w:rPr>
+          <w:rFonts w:hint="eastAsia"/>
+          <w:lang w:val="en-US" w:eastAsia="zh-CN"/>
+        </w:rPr>
+        <w:br w:type="textWrapping"/>
+      </w:r>
+      <w:r>
+        <w:rPr>
+          <w:rFonts w:hint="eastAsia"/>
+          <w:lang w:val="en-US" w:eastAsia="zh-CN"/>
+        </w:rPr>
+        <w:t>async function storeMessageInRedis(message) {</w:t>
+      </w:r>
+    </w:p>
+    <w:p>
+      <w:pPr>
+        <w:ind w:left="0" w:leftChars="0" w:firstLine="420" w:firstLineChars="0"/>
+        <w:jc w:val="both"/>
+        <w:rPr>
+          <w:rFonts w:hint="eastAsia"/>
+          <w:lang w:val="en-US" w:eastAsia="zh-CN"/>
+        </w:rPr>
+      </w:pPr>
+      <w:r>
+        <w:rPr>
+          <w:rFonts w:hint="eastAsia"/>
+          <w:lang w:val="en-US" w:eastAsia="zh-CN"/>
+        </w:rPr>
+        <w:tab/>
+      </w:r>
+      <w:r>
+        <w:rPr>
+          <w:rFonts w:hint="eastAsia"/>
+          <w:lang w:val="en-US" w:eastAsia="zh-CN"/>
+        </w:rPr>
+        <w:t>if (!message.createTime) {</w:t>
+      </w:r>
+    </w:p>
+    <w:p>
+      <w:pPr>
+        <w:ind w:left="0" w:leftChars="0" w:firstLine="420" w:firstLineChars="0"/>
+        <w:jc w:val="both"/>
+        <w:rPr>
+          <w:rFonts w:hint="eastAsia"/>
+          <w:lang w:val="en-US" w:eastAsia="zh-CN"/>
+        </w:rPr>
+      </w:pPr>
+      <w:r>
+        <w:rPr>
+          <w:rFonts w:hint="eastAsia"/>
+          <w:lang w:val="en-US" w:eastAsia="zh-CN"/>
+        </w:rPr>
+        <w:tab/>
+      </w:r>
+      <w:r>
+        <w:rPr>
+          <w:rFonts w:hint="eastAsia"/>
+          <w:lang w:val="en-US" w:eastAsia="zh-CN"/>
+        </w:rPr>
+        <w:tab/>
+      </w:r>
+      <w:r>
+        <w:rPr>
+          <w:rFonts w:hint="eastAsia"/>
+          <w:lang w:val="en-US" w:eastAsia="zh-CN"/>
+        </w:rPr>
+        <w:t>console.error('Cannot store message without createTime', message);</w:t>
+      </w:r>
+    </w:p>
+    <w:p>
+      <w:pPr>
+        <w:ind w:left="0" w:leftChars="0" w:firstLine="420" w:firstLineChars="0"/>
+        <w:jc w:val="both"/>
+        <w:rPr>
+          <w:rFonts w:hint="eastAsia"/>
+          <w:lang w:val="en-US" w:eastAsia="zh-CN"/>
+        </w:rPr>
+      </w:pPr>
+      <w:r>
+        <w:rPr>
+          <w:rFonts w:hint="eastAsia"/>
+          <w:lang w:val="en-US" w:eastAsia="zh-CN"/>
+        </w:rPr>
+        <w:tab/>
+      </w:r>
+      <w:r>
+        <w:rPr>
+          <w:rFonts w:hint="eastAsia"/>
+          <w:lang w:val="en-US" w:eastAsia="zh-CN"/>
+        </w:rPr>
+        <w:tab/>
+      </w:r>
+      <w:r>
+        <w:rPr>
+          <w:rFonts w:hint="eastAsia"/>
+          <w:lang w:val="en-US" w:eastAsia="zh-CN"/>
+        </w:rPr>
+        <w:t>return;</w:t>
+      </w:r>
+    </w:p>
+    <w:p>
+      <w:pPr>
+        <w:ind w:left="0" w:leftChars="0" w:firstLine="420" w:firstLineChars="0"/>
+        <w:jc w:val="both"/>
+        <w:rPr>
+          <w:rFonts w:hint="eastAsia"/>
+          <w:lang w:val="en-US" w:eastAsia="zh-CN"/>
+        </w:rPr>
+      </w:pPr>
+      <w:r>
+        <w:rPr>
+          <w:rFonts w:hint="eastAsia"/>
+          <w:lang w:val="en-US" w:eastAsia="zh-CN"/>
+        </w:rPr>
+        <w:tab/>
+      </w:r>
+      <w:r>
+        <w:rPr>
+          <w:rFonts w:hint="eastAsia"/>
+          <w:lang w:val="en-US" w:eastAsia="zh-CN"/>
+        </w:rPr>
+        <w:t>}</w:t>
+      </w:r>
+    </w:p>
+    <w:p>
+      <w:pPr>
+        <w:ind w:left="0" w:leftChars="0" w:firstLine="420" w:firstLineChars="0"/>
+        <w:jc w:val="both"/>
+        <w:rPr>
+          <w:rFonts w:hint="eastAsia"/>
+          <w:lang w:val="en-US" w:eastAsia="zh-CN"/>
+        </w:rPr>
+      </w:pPr>
+    </w:p>
+    <w:p>
+      <w:pPr>
+        <w:ind w:left="0" w:leftChars="0" w:firstLine="420" w:firstLineChars="0"/>
+        <w:jc w:val="both"/>
+        <w:rPr>
+          <w:rFonts w:hint="eastAsia"/>
+          <w:lang w:val="en-US" w:eastAsia="zh-CN"/>
+        </w:rPr>
+      </w:pPr>
+      <w:r>
+        <w:rPr>
+          <w:rFonts w:hint="eastAsia"/>
+          <w:lang w:val="en-US" w:eastAsia="zh-CN"/>
+        </w:rPr>
+        <w:tab/>
+      </w:r>
+      <w:r>
+        <w:rPr>
+          <w:rFonts w:hint="eastAsia"/>
+          <w:lang w:val="en-US" w:eastAsia="zh-CN"/>
+        </w:rPr>
+        <w:t>// 根据是否存在groupId选择存储键</w:t>
+      </w:r>
+    </w:p>
+    <w:p>
+      <w:pPr>
+        <w:ind w:left="0" w:leftChars="0" w:firstLine="420" w:firstLineChars="0"/>
+        <w:jc w:val="both"/>
+        <w:rPr>
+          <w:rFonts w:hint="eastAsia"/>
+          <w:lang w:val="en-US" w:eastAsia="zh-CN"/>
+        </w:rPr>
+      </w:pPr>
+      <w:r>
+        <w:rPr>
+          <w:rFonts w:hint="eastAsia"/>
+          <w:lang w:val="en-US" w:eastAsia="zh-CN"/>
+        </w:rPr>
+        <w:tab/>
+      </w:r>
+      <w:r>
+        <w:rPr>
+          <w:rFonts w:hint="eastAsia"/>
+          <w:lang w:val="en-US" w:eastAsia="zh-CN"/>
+        </w:rPr>
+        <w:t>let key;</w:t>
+      </w:r>
+    </w:p>
+    <w:p>
+      <w:pPr>
+        <w:ind w:left="0" w:leftChars="0" w:firstLine="420" w:firstLineChars="0"/>
+        <w:jc w:val="both"/>
+        <w:rPr>
+          <w:rFonts w:hint="eastAsia"/>
+          <w:lang w:val="en-US" w:eastAsia="zh-CN"/>
+        </w:rPr>
+      </w:pPr>
+      <w:r>
+        <w:rPr>
+          <w:rFonts w:hint="eastAsia"/>
+          <w:lang w:val="en-US" w:eastAsia="zh-CN"/>
+        </w:rPr>
+        <w:tab/>
+      </w:r>
+      <w:r>
+        <w:rPr>
+          <w:rFonts w:hint="eastAsia"/>
+          <w:lang w:val="en-US" w:eastAsia="zh-CN"/>
+        </w:rPr>
+        <w:t>if (message.groupId) {</w:t>
+      </w:r>
+    </w:p>
+    <w:p>
+      <w:pPr>
+        <w:ind w:left="0" w:leftChars="0" w:firstLine="420" w:firstLineChars="0"/>
+        <w:jc w:val="both"/>
+        <w:rPr>
+          <w:rFonts w:hint="eastAsia"/>
+          <w:lang w:val="en-US" w:eastAsia="zh-CN"/>
+        </w:rPr>
+      </w:pPr>
+      <w:r>
+        <w:rPr>
+          <w:rFonts w:hint="eastAsia"/>
+          <w:lang w:val="en-US" w:eastAsia="zh-CN"/>
+        </w:rPr>
+        <w:tab/>
+      </w:r>
+      <w:r>
+        <w:rPr>
+          <w:rFonts w:hint="eastAsia"/>
+          <w:lang w:val="en-US" w:eastAsia="zh-CN"/>
+        </w:rPr>
+        <w:tab/>
+      </w:r>
+      <w:r>
+        <w:rPr>
+          <w:rFonts w:hint="eastAsia"/>
+          <w:lang w:val="en-US" w:eastAsia="zh-CN"/>
+        </w:rPr>
+        <w:t>key = `group_messages:${message.groupId}`; // 群聊消息键</w:t>
+      </w:r>
+    </w:p>
+    <w:p>
+      <w:pPr>
+        <w:ind w:left="0" w:leftChars="0" w:firstLine="420" w:firstLineChars="0"/>
+        <w:jc w:val="both"/>
+        <w:rPr>
+          <w:rFonts w:hint="eastAsia"/>
+          <w:lang w:val="en-US" w:eastAsia="zh-CN"/>
+        </w:rPr>
+      </w:pPr>
+      <w:r>
+        <w:rPr>
+          <w:rFonts w:hint="eastAsia"/>
+          <w:lang w:val="en-US" w:eastAsia="zh-CN"/>
+        </w:rPr>
+        <w:tab/>
+      </w:r>
+      <w:r>
+        <w:rPr>
+          <w:rFonts w:hint="eastAsia"/>
+          <w:lang w:val="en-US" w:eastAsia="zh-CN"/>
+        </w:rPr>
+        <w:t>} else {</w:t>
+      </w:r>
+    </w:p>
+    <w:p>
+      <w:pPr>
+        <w:ind w:left="0" w:leftChars="0" w:firstLine="420" w:firstLineChars="0"/>
+        <w:jc w:val="both"/>
+        <w:rPr>
+          <w:rFonts w:hint="eastAsia"/>
+          <w:lang w:val="en-US" w:eastAsia="zh-CN"/>
+        </w:rPr>
+      </w:pPr>
+      <w:r>
+        <w:rPr>
+          <w:rFonts w:hint="eastAsia"/>
+          <w:lang w:val="en-US" w:eastAsia="zh-CN"/>
+        </w:rPr>
+        <w:tab/>
+      </w:r>
+      <w:r>
+        <w:rPr>
+          <w:rFonts w:hint="eastAsia"/>
+          <w:lang w:val="en-US" w:eastAsia="zh-CN"/>
+        </w:rPr>
+        <w:tab/>
+      </w:r>
+      <w:r>
+        <w:rPr>
+          <w:rFonts w:hint="eastAsia"/>
+          <w:lang w:val="en-US" w:eastAsia="zh-CN"/>
+        </w:rPr>
+        <w:t>key = `messages:${message.senderId}:${message.receiverId}`; // 单聊消息键</w:t>
+      </w:r>
+    </w:p>
+    <w:p>
+      <w:pPr>
+        <w:ind w:left="0" w:leftChars="0" w:firstLine="420" w:firstLineChars="0"/>
+        <w:jc w:val="both"/>
+        <w:rPr>
+          <w:rFonts w:hint="eastAsia"/>
+          <w:lang w:val="en-US" w:eastAsia="zh-CN"/>
+        </w:rPr>
+      </w:pPr>
+      <w:r>
+        <w:rPr>
+          <w:rFonts w:hint="eastAsia"/>
+          <w:lang w:val="en-US" w:eastAsia="zh-CN"/>
+        </w:rPr>
+        <w:tab/>
+      </w:r>
+      <w:r>
+        <w:rPr>
+          <w:rFonts w:hint="eastAsia"/>
+          <w:lang w:val="en-US" w:eastAsia="zh-CN"/>
+        </w:rPr>
+        <w:t>}</w:t>
+      </w:r>
+    </w:p>
+    <w:p>
+      <w:pPr>
+        <w:ind w:left="0" w:leftChars="0" w:firstLine="420" w:firstLineChars="0"/>
+        <w:jc w:val="both"/>
+        <w:rPr>
+          <w:rFonts w:hint="eastAsia"/>
+          <w:lang w:val="en-US" w:eastAsia="zh-CN"/>
+        </w:rPr>
+      </w:pPr>
+    </w:p>
+    <w:p>
+      <w:pPr>
+        <w:ind w:left="0" w:leftChars="0" w:firstLine="420" w:firstLineChars="0"/>
+        <w:jc w:val="both"/>
+        <w:rPr>
+          <w:rFonts w:hint="eastAsia"/>
+          <w:lang w:val="en-US" w:eastAsia="zh-CN"/>
+        </w:rPr>
+      </w:pPr>
+      <w:r>
+        <w:rPr>
+          <w:rFonts w:hint="eastAsia"/>
+          <w:lang w:val="en-US" w:eastAsia="zh-CN"/>
+        </w:rPr>
+        <w:tab/>
+      </w:r>
+      <w:r>
+        <w:rPr>
+          <w:rFonts w:hint="eastAsia"/>
+          <w:lang w:val="en-US" w:eastAsia="zh-CN"/>
+        </w:rPr>
+        <w:t>const value = JSON.stringify(message);</w:t>
+      </w:r>
+    </w:p>
+    <w:p>
+      <w:pPr>
+        <w:ind w:left="0" w:leftChars="0" w:firstLine="420" w:firstLineChars="0"/>
+        <w:jc w:val="both"/>
+        <w:rPr>
+          <w:rFonts w:hint="eastAsia"/>
+          <w:lang w:val="en-US" w:eastAsia="zh-CN"/>
+        </w:rPr>
+      </w:pPr>
+    </w:p>
+    <w:p>
+      <w:pPr>
+        <w:ind w:left="0" w:leftChars="0" w:firstLine="420" w:firstLineChars="0"/>
+        <w:jc w:val="both"/>
+        <w:rPr>
+          <w:rFonts w:hint="eastAsia"/>
+          <w:lang w:val="en-US" w:eastAsia="zh-CN"/>
+        </w:rPr>
+      </w:pPr>
+      <w:r>
+        <w:rPr>
+          <w:rFonts w:hint="eastAsia"/>
+          <w:lang w:val="en-US" w:eastAsia="zh-CN"/>
+        </w:rPr>
+        <w:tab/>
+      </w:r>
+      <w:r>
+        <w:rPr>
+          <w:rFonts w:hint="eastAsia"/>
+          <w:lang w:val="en-US" w:eastAsia="zh-CN"/>
+        </w:rPr>
+        <w:t>// 存储到有序集合</w:t>
+      </w:r>
+    </w:p>
+    <w:p>
+      <w:pPr>
+        <w:ind w:left="0" w:leftChars="0" w:firstLine="420" w:firstLineChars="0"/>
+        <w:jc w:val="both"/>
+        <w:rPr>
+          <w:rFonts w:hint="eastAsia"/>
+          <w:lang w:val="en-US" w:eastAsia="zh-CN"/>
+        </w:rPr>
+      </w:pPr>
+      <w:r>
+        <w:rPr>
+          <w:rFonts w:hint="eastAsia"/>
+          <w:lang w:val="en-US" w:eastAsia="zh-CN"/>
+        </w:rPr>
+        <w:tab/>
+      </w:r>
+      <w:r>
+        <w:rPr>
+          <w:rFonts w:hint="eastAsia"/>
+          <w:lang w:val="en-US" w:eastAsia="zh-CN"/>
+        </w:rPr>
+        <w:t>await redisClient.zAdd(key, { score: message.createTime, value });</w:t>
+      </w:r>
+    </w:p>
+    <w:p>
+      <w:pPr>
+        <w:ind w:left="0" w:leftChars="0" w:firstLine="420" w:firstLineChars="0"/>
+        <w:jc w:val="both"/>
+        <w:rPr>
+          <w:rFonts w:hint="eastAsia"/>
+          <w:lang w:val="en-US" w:eastAsia="zh-CN"/>
+        </w:rPr>
+      </w:pPr>
+    </w:p>
+    <w:p>
+      <w:pPr>
+        <w:ind w:left="0" w:leftChars="0" w:firstLine="420" w:firstLineChars="0"/>
+        <w:jc w:val="both"/>
+        <w:rPr>
+          <w:rFonts w:hint="eastAsia"/>
+          <w:lang w:val="en-US" w:eastAsia="zh-CN"/>
+        </w:rPr>
+      </w:pPr>
+      <w:r>
+        <w:rPr>
+          <w:rFonts w:hint="eastAsia"/>
+          <w:lang w:val="en-US" w:eastAsia="zh-CN"/>
+        </w:rPr>
+        <w:tab/>
+      </w:r>
+      <w:r>
+        <w:rPr>
+          <w:rFonts w:hint="eastAsia"/>
+          <w:lang w:val="en-US" w:eastAsia="zh-CN"/>
+        </w:rPr>
+        <w:t>// 设置过期时间（7天）</w:t>
+      </w:r>
+    </w:p>
+    <w:p>
+      <w:pPr>
+        <w:ind w:left="0" w:leftChars="0" w:firstLine="420" w:firstLineChars="0"/>
+        <w:jc w:val="both"/>
+        <w:rPr>
+          <w:rFonts w:hint="eastAsia"/>
+          <w:lang w:val="en-US" w:eastAsia="zh-CN"/>
+        </w:rPr>
+      </w:pPr>
+      <w:r>
+        <w:rPr>
+          <w:rFonts w:hint="eastAsia"/>
+          <w:lang w:val="en-US" w:eastAsia="zh-CN"/>
+        </w:rPr>
+        <w:tab/>
+      </w:r>
+      <w:r>
+        <w:rPr>
+          <w:rFonts w:hint="eastAsia"/>
+          <w:lang w:val="en-US" w:eastAsia="zh-CN"/>
+        </w:rPr>
+        <w:t>// await redisClient.expire(key, 60 * 60 * 24 * 7);</w:t>
+      </w:r>
+    </w:p>
+    <w:p>
+      <w:pPr>
+        <w:ind w:left="0" w:leftChars="0" w:firstLine="420" w:firstLineChars="0"/>
+        <w:jc w:val="both"/>
+        <w:rPr>
+          <w:rFonts w:hint="eastAsia"/>
+          <w:lang w:val="en-US" w:eastAsia="zh-CN"/>
+        </w:rPr>
+      </w:pPr>
+      <w:r>
+        <w:rPr>
+          <w:rFonts w:hint="eastAsia"/>
+          <w:lang w:val="en-US" w:eastAsia="zh-CN"/>
+        </w:rPr>
+        <w:t>}</w:t>
+      </w:r>
+    </w:p>
+    <w:p>
+      <w:pPr>
+        <w:ind w:left="0" w:leftChars="0" w:firstLine="420" w:firstLineChars="0"/>
+        <w:jc w:val="both"/>
+        <w:rPr>
+          <w:rFonts w:hint="default"/>
+          <w:lang w:val="en-US" w:eastAsia="zh-CN"/>
+        </w:rPr>
+      </w:pPr>
+      <w:r>
+        <w:rPr>
+          <w:rFonts w:hint="eastAsia"/>
+          <w:lang w:val="en-US" w:eastAsia="zh-CN"/>
+        </w:rPr>
+        <w:t>每当有新的用户上线后，都会去redis中查找这个用户有没有离线消息需要发送，如果有会将redis中的离线消息发送给指定用户</w:t>
       </w:r>
       <w:bookmarkStart w:id="133" w:name="_GoBack"/>
       <w:bookmarkEnd w:id="133"/>
@@ -20961,9 +21863,9 @@
                 <w:szCs w:val="21"/>
               </w:rPr>
             </w:pPr>
-            <w:bookmarkStart w:id="117" w:name="_Toc1754"/>
+            <w:bookmarkStart w:id="117" w:name="_Toc134820407"/>
             <w:bookmarkStart w:id="118" w:name="_Toc134820463"/>
-            <w:bookmarkStart w:id="119" w:name="_Toc134820407"/>
+            <w:bookmarkStart w:id="119" w:name="_Toc1754"/>
             <w:bookmarkStart w:id="120" w:name="_Toc8595"/>
             <w:r>
               <w:rPr>
@@ -21495,9 +22397,9 @@
         </w:rPr>
       </w:pPr>
       <w:bookmarkStart w:id="125" w:name="_Toc134820409"/>
-      <w:bookmarkStart w:id="126" w:name="_Toc8761"/>
-      <w:bookmarkStart w:id="127" w:name="_Toc27818"/>
-      <w:bookmarkStart w:id="128" w:name="_Toc134820465"/>
+      <w:bookmarkStart w:id="126" w:name="_Toc134820465"/>
+      <w:bookmarkStart w:id="127" w:name="_Toc8761"/>
+      <w:bookmarkStart w:id="128" w:name="_Toc27818"/>
       <w:r>
         <w:rPr>
           <w:rFonts w:ascii="Times New Roman" w:hAnsi="Times New Roman"/>
@@ -21886,9 +22788,9 @@
         </w:rPr>
       </w:pPr>
       <w:bookmarkStart w:id="129" w:name="_Toc3571"/>
-      <w:bookmarkStart w:id="130" w:name="_Toc11900"/>
-      <w:bookmarkStart w:id="131" w:name="_Toc134820410"/>
-      <w:bookmarkStart w:id="132" w:name="_Toc134820466"/>
+      <w:bookmarkStart w:id="130" w:name="_Toc134820466"/>
+      <w:bookmarkStart w:id="131" w:name="_Toc11900"/>
+      <w:bookmarkStart w:id="132" w:name="_Toc134820410"/>
       <w:r>
         <w:rPr>
           <w:rFonts w:hint="eastAsia" w:ascii="Times New Roman" w:hAnsi="Times New Roman"/>

--- a/毕业论文/毕业论文改四.docx
+++ b/毕业论文/毕业论文改四.docx
@@ -3341,6 +3341,7 @@
               <w:rFonts w:hint="eastAsia" w:ascii="Times New Roman" w:hAnsi="Times New Roman"/>
             </w:rPr>
           </w:pPr>
+          <w:bookmarkStart w:id="133" w:name="_GoBack"/>
           <w:r>
             <w:rPr>
               <w:rFonts w:hint="eastAsia" w:ascii="Times New Roman" w:hAnsi="Times New Roman"/>
@@ -3348,6 +3349,7 @@
             </w:rPr>
             <w:t xml:space="preserve">     </w:t>
           </w:r>
+          <w:bookmarkEnd w:id="133"/>
         </w:p>
       </w:sdtContent>
     </w:sdt>
@@ -16987,36 +16989,49 @@
         <w:ind w:left="0" w:leftChars="0" w:firstLine="420" w:firstLineChars="0"/>
         <w:jc w:val="both"/>
         <w:rPr>
-          <w:rFonts w:hint="default"/>
-          <w:lang w:val="en-US" w:eastAsia="zh-CN"/>
-        </w:rPr>
-      </w:pPr>
-      <w:r>
-        <w:rPr>
-          <w:rFonts w:hint="eastAsia"/>
-          <w:lang w:val="en-US" w:eastAsia="zh-CN"/>
-        </w:rPr>
-        <w:t>每当有新的用户上线后，都会去redis中查找这个用户有没有离线消息需要发送，如果有会将redis中的离线消息发送给指定用户</w:t>
-      </w:r>
-      <w:bookmarkStart w:id="133" w:name="_GoBack"/>
-      <w:bookmarkEnd w:id="133"/>
-    </w:p>
-    <w:p>
-      <w:pPr>
-        <w:pStyle w:val="2"/>
-        <w:keepNext/>
-        <w:spacing w:before="156" w:beforeLines="50" w:after="156" w:afterLines="50"/>
+          <w:rFonts w:hint="eastAsia"/>
+          <w:lang w:val="en-US" w:eastAsia="zh-CN"/>
+        </w:rPr>
+      </w:pPr>
+      <w:r>
+        <w:rPr>
+          <w:rFonts w:hint="eastAsia"/>
+          <w:lang w:val="en-US" w:eastAsia="zh-CN"/>
+        </w:rPr>
+        <w:t>每当有新的用户上线后，都会去redis中查找这个用户有没有离线消息需要发送，如果有会将redis中的离线消息发送给指定用户。</w:t>
+      </w:r>
+    </w:p>
+    <w:p>
+      <w:pPr>
+        <w:ind w:left="0" w:leftChars="0" w:firstLine="420" w:firstLineChars="0"/>
         <w:jc w:val="both"/>
         <w:rPr>
-          <w:rFonts w:ascii="Times New Roman" w:hAnsi="Times New Roman"/>
+          <w:rFonts w:hint="eastAsia"/>
+          <w:lang w:val="en-US" w:eastAsia="zh-CN"/>
+        </w:rPr>
+      </w:pPr>
+      <w:r>
+        <w:rPr>
+          <w:rFonts w:hint="eastAsia"/>
+          <w:lang w:val="en-US" w:eastAsia="zh-CN"/>
+        </w:rPr>
+        <w:t>表情包发送的逻辑：支持gif动图，这里需要使用图片上传的功能，用户将表情包的图片上传到服务端，服务端会自动解析图片的后缀，并且读取内容后，存储到静态目录upload中，此时会生成一个表情包的链接地址返回给客户端，然后展示在页面中，用户发送表情包的时候，会被当成图片消息进行发送，但是其实只是发送的表情包的链接地址</w:t>
+      </w:r>
+    </w:p>
+    <w:p>
+      <w:pPr>
+        <w:ind w:left="0" w:leftChars="0" w:firstLine="0" w:firstLineChars="0"/>
+        <w:jc w:val="both"/>
+        <w:rPr>
+          <w:rFonts w:hint="eastAsia"/>
           <w:b/>
           <w:color w:val="000000"/>
           <w:kern w:val="0"/>
           <w:sz w:val="24"/>
           <w:szCs w:val="24"/>
-        </w:rPr>
-      </w:pPr>
-      <w:bookmarkStart w:id="110" w:name="_Toc24337"/>
+          <w:lang w:val="en-US" w:eastAsia="zh-CN"/>
+        </w:rPr>
+      </w:pPr>
       <w:r>
         <w:rPr>
           <w:rFonts w:hint="eastAsia" w:ascii="Times New Roman" w:hAnsi="Times New Roman"/>
@@ -17027,6 +17042,391 @@
           <w:szCs w:val="24"/>
         </w:rPr>
         <w:t>5.4</w:t>
+      </w:r>
+      <w:r>
+        <w:rPr>
+          <w:rFonts w:hint="eastAsia"/>
+          <w:b/>
+          <w:color w:val="000000"/>
+          <w:kern w:val="0"/>
+          <w:sz w:val="24"/>
+          <w:szCs w:val="24"/>
+          <w:lang w:val="en-US" w:eastAsia="zh-CN"/>
+        </w:rPr>
+        <w:t>群组管理</w:t>
+      </w:r>
+    </w:p>
+    <w:p>
+      <w:pPr>
+        <w:jc w:val="both"/>
+        <w:rPr>
+          <w:rFonts w:hint="eastAsia"/>
+          <w:b w:val="0"/>
+          <w:bCs/>
+          <w:color w:val="000000"/>
+          <w:kern w:val="0"/>
+          <w:sz w:val="24"/>
+          <w:szCs w:val="24"/>
+          <w:lang w:val="en-US" w:eastAsia="zh-CN"/>
+        </w:rPr>
+      </w:pPr>
+      <w:r>
+        <w:rPr>
+          <w:rFonts w:hint="eastAsia"/>
+          <w:b w:val="0"/>
+          <w:bCs/>
+          <w:color w:val="000000"/>
+          <w:kern w:val="0"/>
+          <w:sz w:val="24"/>
+          <w:szCs w:val="24"/>
+          <w:lang w:val="en-US" w:eastAsia="zh-CN"/>
+        </w:rPr>
+        <w:t>新建群聊：新建群聊必须要至少3位用户，才可以新建，创建者默认为群主，可以进行群昵称、群公告、头像等设置，相关设计页面如图5-4：</w:t>
+      </w:r>
+    </w:p>
+    <w:p>
+      <w:pPr>
+        <w:jc w:val="center"/>
+      </w:pPr>
+      <w:r>
+        <w:drawing>
+          <wp:inline distT="0" distB="0" distL="114300" distR="114300">
+            <wp:extent cx="1959610" cy="2929255"/>
+            <wp:effectExtent l="0" t="0" r="8890" b="4445"/>
+            <wp:docPr id="16" name="图片 1"/>
+            <wp:cNvGraphicFramePr>
+              <a:graphicFrameLocks xmlns:a="http://schemas.openxmlformats.org/drawingml/2006/main" noChangeAspect="1"/>
+            </wp:cNvGraphicFramePr>
+            <a:graphic xmlns:a="http://schemas.openxmlformats.org/drawingml/2006/main">
+              <a:graphicData uri="http://schemas.openxmlformats.org/drawingml/2006/picture">
+                <pic:pic xmlns:pic="http://schemas.openxmlformats.org/drawingml/2006/picture">
+                  <pic:nvPicPr>
+                    <pic:cNvPr id="16" name="图片 1"/>
+                    <pic:cNvPicPr>
+                      <a:picLocks noChangeAspect="1"/>
+                    </pic:cNvPicPr>
+                  </pic:nvPicPr>
+                  <pic:blipFill>
+                    <a:blip r:embed="rId34"/>
+                    <a:stretch>
+                      <a:fillRect/>
+                    </a:stretch>
+                  </pic:blipFill>
+                  <pic:spPr>
+                    <a:xfrm>
+                      <a:off x="0" y="0"/>
+                      <a:ext cx="1959610" cy="2929255"/>
+                    </a:xfrm>
+                    <a:prstGeom prst="rect">
+                      <a:avLst/>
+                    </a:prstGeom>
+                    <a:noFill/>
+                    <a:ln>
+                      <a:noFill/>
+                    </a:ln>
+                  </pic:spPr>
+                </pic:pic>
+              </a:graphicData>
+            </a:graphic>
+          </wp:inline>
+        </w:drawing>
+      </w:r>
+    </w:p>
+    <w:p>
+      <w:pPr>
+        <w:jc w:val="center"/>
+        <w:rPr>
+          <w:rFonts w:hint="eastAsia" w:eastAsia="黑体" w:cs="黑体"/>
+          <w:sz w:val="21"/>
+          <w:szCs w:val="21"/>
+        </w:rPr>
+      </w:pPr>
+      <w:r>
+        <w:rPr>
+          <w:rFonts w:hint="eastAsia" w:eastAsia="黑体" w:cs="黑体"/>
+          <w:sz w:val="21"/>
+          <w:szCs w:val="21"/>
+        </w:rPr>
+        <w:t>图5-</w:t>
+      </w:r>
+      <w:r>
+        <w:rPr>
+          <w:rFonts w:hint="eastAsia" w:eastAsia="黑体" w:cs="黑体"/>
+          <w:sz w:val="21"/>
+          <w:szCs w:val="21"/>
+          <w:lang w:val="en-US" w:eastAsia="zh-CN"/>
+        </w:rPr>
+        <w:t>4</w:t>
+      </w:r>
+      <w:r>
+        <w:rPr>
+          <w:rFonts w:hint="eastAsia" w:eastAsia="黑体" w:cs="黑体"/>
+          <w:sz w:val="21"/>
+          <w:szCs w:val="21"/>
+        </w:rPr>
+        <w:t xml:space="preserve"> </w:t>
+      </w:r>
+      <w:r>
+        <w:rPr>
+          <w:rFonts w:hint="eastAsia" w:eastAsia="黑体" w:cs="黑体"/>
+          <w:sz w:val="21"/>
+          <w:szCs w:val="21"/>
+          <w:lang w:val="en-US" w:eastAsia="zh-CN"/>
+        </w:rPr>
+        <w:t>创建群聊</w:t>
+      </w:r>
+      <w:r>
+        <w:rPr>
+          <w:rFonts w:hint="eastAsia" w:eastAsia="黑体" w:cs="黑体"/>
+          <w:sz w:val="21"/>
+          <w:szCs w:val="21"/>
+        </w:rPr>
+        <w:t>设计页</w:t>
+      </w:r>
+    </w:p>
+    <w:p>
+      <w:pPr>
+        <w:ind w:left="0" w:leftChars="0" w:firstLine="0" w:firstLineChars="0"/>
+        <w:jc w:val="both"/>
+        <w:rPr>
+          <w:rFonts w:hint="eastAsia"/>
+          <w:lang w:val="en-US" w:eastAsia="zh-CN"/>
+        </w:rPr>
+      </w:pPr>
+      <w:r>
+        <w:rPr>
+          <w:rFonts w:hint="eastAsia"/>
+          <w:lang w:val="en-US" w:eastAsia="zh-CN"/>
+        </w:rPr>
+        <w:t>创建后群聊成员即可进行聊天服务，创建群聊实际上会操作两个数据库的表，一个就是在群组表中新增一条群聊的记录，然后还会向群聊成员表中新增所有群聊成员的记录，所以必须保证这两种操作都要成功，才返回ok。</w:t>
+      </w:r>
+    </w:p>
+    <w:p>
+      <w:pPr>
+        <w:ind w:left="0" w:leftChars="0" w:firstLine="420" w:firstLineChars="0"/>
+        <w:jc w:val="left"/>
+        <w:rPr>
+          <w:rFonts w:hint="eastAsia"/>
+          <w:lang w:val="en-US" w:eastAsia="zh-CN"/>
+        </w:rPr>
+      </w:pPr>
+      <w:r>
+        <w:rPr>
+          <w:rFonts w:hint="eastAsia"/>
+          <w:lang w:val="en-US" w:eastAsia="zh-CN"/>
+        </w:rPr>
+        <w:t>群聊的相关设置：群聊目前相关设置包括：头像修改，昵称修改，群公告修改，踢人，退出群聊等，后续会进行完善，相关的设计页面如下：</w:t>
+      </w:r>
+    </w:p>
+    <w:p>
+      <w:pPr>
+        <w:ind w:left="0" w:leftChars="0" w:firstLine="420" w:firstLineChars="0"/>
+        <w:jc w:val="center"/>
+        <w:rPr>
+          <w:rFonts w:hint="eastAsia" w:eastAsia="宋体"/>
+          <w:lang w:val="en-US" w:eastAsia="zh-CN"/>
+        </w:rPr>
+      </w:pPr>
+      <w:r>
+        <w:rPr>
+          <w:rFonts w:hint="eastAsia"/>
+          <w:lang w:val="en-US" w:eastAsia="zh-CN"/>
+        </w:rPr>
+        <w:br w:type="textWrapping"/>
+      </w:r>
+      <w:r>
+        <w:drawing>
+          <wp:inline distT="0" distB="0" distL="114300" distR="114300">
+            <wp:extent cx="2188845" cy="3171825"/>
+            <wp:effectExtent l="0" t="0" r="8255" b="3175"/>
+            <wp:docPr id="18" name="图片 2"/>
+            <wp:cNvGraphicFramePr>
+              <a:graphicFrameLocks xmlns:a="http://schemas.openxmlformats.org/drawingml/2006/main" noChangeAspect="1"/>
+            </wp:cNvGraphicFramePr>
+            <a:graphic xmlns:a="http://schemas.openxmlformats.org/drawingml/2006/main">
+              <a:graphicData uri="http://schemas.openxmlformats.org/drawingml/2006/picture">
+                <pic:pic xmlns:pic="http://schemas.openxmlformats.org/drawingml/2006/picture">
+                  <pic:nvPicPr>
+                    <pic:cNvPr id="18" name="图片 2"/>
+                    <pic:cNvPicPr>
+                      <a:picLocks noChangeAspect="1"/>
+                    </pic:cNvPicPr>
+                  </pic:nvPicPr>
+                  <pic:blipFill>
+                    <a:blip r:embed="rId35"/>
+                    <a:stretch>
+                      <a:fillRect/>
+                    </a:stretch>
+                  </pic:blipFill>
+                  <pic:spPr>
+                    <a:xfrm>
+                      <a:off x="0" y="0"/>
+                      <a:ext cx="2188845" cy="3171825"/>
+                    </a:xfrm>
+                    <a:prstGeom prst="rect">
+                      <a:avLst/>
+                    </a:prstGeom>
+                    <a:noFill/>
+                    <a:ln>
+                      <a:noFill/>
+                    </a:ln>
+                  </pic:spPr>
+                </pic:pic>
+              </a:graphicData>
+            </a:graphic>
+          </wp:inline>
+        </w:drawing>
+      </w:r>
+      <w:r>
+        <w:rPr>
+          <w:rFonts w:hint="eastAsia"/>
+          <w:lang w:val="en-US" w:eastAsia="zh-CN"/>
+        </w:rPr>
+        <w:t xml:space="preserve"> </w:t>
+      </w:r>
+      <w:r>
+        <w:drawing>
+          <wp:inline distT="0" distB="0" distL="114300" distR="114300">
+            <wp:extent cx="1894840" cy="3166110"/>
+            <wp:effectExtent l="0" t="0" r="10160" b="8890"/>
+            <wp:docPr id="19" name="图片 3"/>
+            <wp:cNvGraphicFramePr>
+              <a:graphicFrameLocks xmlns:a="http://schemas.openxmlformats.org/drawingml/2006/main" noChangeAspect="1"/>
+            </wp:cNvGraphicFramePr>
+            <a:graphic xmlns:a="http://schemas.openxmlformats.org/drawingml/2006/main">
+              <a:graphicData uri="http://schemas.openxmlformats.org/drawingml/2006/picture">
+                <pic:pic xmlns:pic="http://schemas.openxmlformats.org/drawingml/2006/picture">
+                  <pic:nvPicPr>
+                    <pic:cNvPr id="19" name="图片 3"/>
+                    <pic:cNvPicPr>
+                      <a:picLocks noChangeAspect="1"/>
+                    </pic:cNvPicPr>
+                  </pic:nvPicPr>
+                  <pic:blipFill>
+                    <a:blip r:embed="rId36"/>
+                    <a:stretch>
+                      <a:fillRect/>
+                    </a:stretch>
+                  </pic:blipFill>
+                  <pic:spPr>
+                    <a:xfrm>
+                      <a:off x="0" y="0"/>
+                      <a:ext cx="1894840" cy="3166110"/>
+                    </a:xfrm>
+                    <a:prstGeom prst="rect">
+                      <a:avLst/>
+                    </a:prstGeom>
+                    <a:noFill/>
+                    <a:ln>
+                      <a:noFill/>
+                    </a:ln>
+                  </pic:spPr>
+                </pic:pic>
+              </a:graphicData>
+            </a:graphic>
+          </wp:inline>
+        </w:drawing>
+      </w:r>
+    </w:p>
+    <w:p>
+      <w:pPr>
+        <w:jc w:val="center"/>
+        <w:rPr>
+          <w:rFonts w:hint="eastAsia" w:eastAsia="黑体" w:cs="黑体"/>
+          <w:sz w:val="21"/>
+          <w:szCs w:val="21"/>
+          <w:lang w:val="en-US" w:eastAsia="zh-CN"/>
+        </w:rPr>
+      </w:pPr>
+      <w:r>
+        <w:rPr>
+          <w:rFonts w:hint="eastAsia" w:eastAsia="黑体" w:cs="黑体"/>
+          <w:sz w:val="21"/>
+          <w:szCs w:val="21"/>
+        </w:rPr>
+        <w:t>图5-</w:t>
+      </w:r>
+      <w:r>
+        <w:rPr>
+          <w:rFonts w:hint="eastAsia" w:eastAsia="黑体" w:cs="黑体"/>
+          <w:sz w:val="21"/>
+          <w:szCs w:val="21"/>
+          <w:lang w:val="en-US" w:eastAsia="zh-CN"/>
+        </w:rPr>
+        <w:t>5</w:t>
+      </w:r>
+      <w:r>
+        <w:rPr>
+          <w:rFonts w:hint="eastAsia" w:eastAsia="黑体" w:cs="黑体"/>
+          <w:sz w:val="21"/>
+          <w:szCs w:val="21"/>
+        </w:rPr>
+        <w:t xml:space="preserve"> </w:t>
+      </w:r>
+      <w:r>
+        <w:rPr>
+          <w:rFonts w:hint="eastAsia" w:eastAsia="黑体" w:cs="黑体"/>
+          <w:sz w:val="21"/>
+          <w:szCs w:val="21"/>
+          <w:lang w:val="en-US" w:eastAsia="zh-CN"/>
+        </w:rPr>
+        <w:t>群聊设置页</w:t>
+      </w:r>
+    </w:p>
+    <w:p>
+      <w:pPr>
+        <w:ind w:firstLine="480"/>
+        <w:rPr>
+          <w:rFonts w:hint="default"/>
+          <w:lang w:val="en-US" w:eastAsia="zh-CN"/>
+        </w:rPr>
+      </w:pPr>
+      <w:r>
+        <w:rPr>
+          <w:rFonts w:hint="eastAsia"/>
+          <w:lang w:val="en-US" w:eastAsia="zh-CN"/>
+        </w:rPr>
+        <w:t>踢出功能逻辑：首先踢出功能一定要做权限管理，目前只有群主具备踢人功能，普通成员踢人服务端会直接拦截，拦截逻辑就是判断群的创建者与当前发起踢人请求的userId是否一致，如果一致那么就判定为群主，则执行后续踢人逻辑，否则会直接return进行拦截。</w:t>
+      </w:r>
+    </w:p>
+    <w:p>
+      <w:pPr>
+        <w:pStyle w:val="2"/>
+        <w:keepNext/>
+        <w:spacing w:before="156" w:beforeLines="50" w:after="156" w:afterLines="50"/>
+        <w:jc w:val="both"/>
+        <w:rPr>
+          <w:rFonts w:ascii="Times New Roman" w:hAnsi="Times New Roman"/>
+          <w:b/>
+          <w:color w:val="000000"/>
+          <w:kern w:val="0"/>
+          <w:sz w:val="24"/>
+          <w:szCs w:val="24"/>
+        </w:rPr>
+      </w:pPr>
+      <w:bookmarkStart w:id="110" w:name="_Toc24337"/>
+      <w:r>
+        <w:rPr>
+          <w:rFonts w:hint="eastAsia" w:ascii="Times New Roman" w:hAnsi="Times New Roman"/>
+          <w:b/>
+          <w:color w:val="000000"/>
+          <w:kern w:val="0"/>
+          <w:sz w:val="24"/>
+          <w:szCs w:val="24"/>
+        </w:rPr>
+        <w:t>5.</w:t>
+      </w:r>
+      <w:r>
+        <w:rPr>
+          <w:rFonts w:hint="eastAsia" w:ascii="Times New Roman" w:hAnsi="Times New Roman"/>
+          <w:b/>
+          <w:color w:val="000000"/>
+          <w:kern w:val="0"/>
+          <w:sz w:val="24"/>
+          <w:szCs w:val="24"/>
+          <w:lang w:val="en-US" w:eastAsia="zh-CN"/>
+        </w:rPr>
+        <w:t>5</w:t>
       </w:r>
       <w:r>
         <w:rPr>
@@ -17079,7 +17479,7 @@
                     </pic:cNvPicPr>
                   </pic:nvPicPr>
                   <pic:blipFill>
-                    <a:blip r:embed="rId34"/>
+                    <a:blip r:embed="rId37"/>
                     <a:stretch>
                       <a:fillRect/>
                     </a:stretch>
@@ -17122,7 +17522,7 @@
                     </pic:cNvPicPr>
                   </pic:nvPicPr>
                   <pic:blipFill>
-                    <a:blip r:embed="rId35"/>
+                    <a:blip r:embed="rId38"/>
                     <a:stretch>
                       <a:fillRect/>
                     </a:stretch>
@@ -17165,2868 +17565,104 @@
           <w:sz w:val="21"/>
           <w:szCs w:val="21"/>
         </w:rPr>
-        <w:t>图5-4 朋友圈设计页</w:t>
-      </w:r>
-    </w:p>
-    <w:p>
-      <w:pPr>
-        <w:ind w:firstLine="480"/>
-        <w:jc w:val="left"/>
-      </w:pPr>
-      <w:r>
-        <w:t>用户点击发布按钮后，系统会向add-moment接口发送一个post请求，</w:t>
-      </w:r>
-      <w:r>
-        <w:rPr>
-          <w:rFonts w:hint="eastAsia"/>
-        </w:rPr>
-        <w:t>核心</w:t>
-      </w:r>
-      <w:r>
-        <w:t>代码如下：</w:t>
-      </w:r>
-    </w:p>
-    <w:p>
-      <w:pPr>
-        <w:spacing w:line="240" w:lineRule="auto"/>
-        <w:jc w:val="left"/>
-        <w:rPr>
+        <w:t>图5-</w:t>
+      </w:r>
+      <w:r>
+        <w:rPr>
+          <w:rFonts w:hint="eastAsia" w:eastAsia="黑体" w:cs="黑体"/>
           <w:sz w:val="21"/>
           <w:szCs w:val="21"/>
-        </w:rPr>
-      </w:pPr>
-      <w:r>
-        <w:rPr>
-          <w:rFonts w:hint="eastAsia"/>
+          <w:lang w:val="en-US" w:eastAsia="zh-CN"/>
+        </w:rPr>
+        <w:t>6</w:t>
+      </w:r>
+      <w:r>
+        <w:rPr>
+          <w:rFonts w:hint="eastAsia" w:eastAsia="黑体" w:cs="黑体"/>
           <w:sz w:val="21"/>
           <w:szCs w:val="21"/>
         </w:rPr>
-        <w:t>// 发布动态</w:t>
-      </w:r>
-    </w:p>
-    <w:p>
-      <w:pPr>
-        <w:spacing w:line="240" w:lineRule="auto"/>
-        <w:jc w:val="left"/>
-        <w:rPr>
+        <w:t xml:space="preserve"> 朋友圈设计页</w:t>
+      </w:r>
+    </w:p>
+    <w:p>
+      <w:pPr>
+        <w:ind w:firstLineChars="0"/>
+        <w:jc w:val="both"/>
+        <w:rPr>
+          <w:rFonts w:hint="eastAsia" w:eastAsia="黑体" w:cs="黑体"/>
           <w:sz w:val="21"/>
           <w:szCs w:val="21"/>
         </w:rPr>
       </w:pPr>
-      <w:r>
-        <w:rPr>
-          <w:rFonts w:hint="eastAsia"/>
-          <w:sz w:val="21"/>
-          <w:szCs w:val="21"/>
-        </w:rPr>
-        <w:t>router.post('/add-moment', async function (req, res) {</w:t>
-      </w:r>
-    </w:p>
-    <w:p>
-      <w:pPr>
-        <w:spacing w:line="240" w:lineRule="auto"/>
-        <w:jc w:val="left"/>
-        <w:rPr>
-          <w:sz w:val="21"/>
-          <w:szCs w:val="21"/>
-        </w:rPr>
-      </w:pPr>
-      <w:r>
-        <w:rPr>
-          <w:rFonts w:hint="eastAsia"/>
-          <w:sz w:val="21"/>
-          <w:szCs w:val="21"/>
-        </w:rPr>
-        <w:tab/>
-      </w:r>
-      <w:r>
-        <w:rPr>
-          <w:rFonts w:hint="eastAsia"/>
-          <w:sz w:val="21"/>
-          <w:szCs w:val="21"/>
-        </w:rPr>
-        <w:t>const { userId, content, imgList } = req.body;</w:t>
-      </w:r>
-    </w:p>
-    <w:p>
-      <w:pPr>
-        <w:spacing w:line="240" w:lineRule="auto"/>
-        <w:jc w:val="left"/>
-        <w:rPr>
-          <w:sz w:val="21"/>
-          <w:szCs w:val="21"/>
-        </w:rPr>
-      </w:pPr>
-    </w:p>
-    <w:p>
-      <w:pPr>
-        <w:spacing w:line="240" w:lineRule="auto"/>
-        <w:jc w:val="left"/>
-        <w:rPr>
-          <w:sz w:val="21"/>
-          <w:szCs w:val="21"/>
-        </w:rPr>
-      </w:pPr>
-      <w:r>
-        <w:rPr>
-          <w:rFonts w:hint="eastAsia"/>
-          <w:sz w:val="21"/>
-          <w:szCs w:val="21"/>
-        </w:rPr>
-        <w:tab/>
-      </w:r>
-      <w:r>
-        <w:rPr>
-          <w:rFonts w:hint="eastAsia"/>
-          <w:sz w:val="21"/>
-          <w:szCs w:val="21"/>
-        </w:rPr>
-        <w:t>// 参数验证</w:t>
-      </w:r>
-    </w:p>
-    <w:p>
-      <w:pPr>
-        <w:spacing w:line="240" w:lineRule="auto"/>
-        <w:jc w:val="left"/>
-        <w:rPr>
-          <w:sz w:val="21"/>
-          <w:szCs w:val="21"/>
-        </w:rPr>
-      </w:pPr>
-      <w:r>
-        <w:rPr>
-          <w:rFonts w:hint="eastAsia"/>
-          <w:sz w:val="21"/>
-          <w:szCs w:val="21"/>
-        </w:rPr>
-        <w:tab/>
-      </w:r>
-      <w:r>
-        <w:rPr>
-          <w:rFonts w:hint="eastAsia"/>
-          <w:sz w:val="21"/>
-          <w:szCs w:val="21"/>
-        </w:rPr>
-        <w:t>if (!userId || !content || !imgList) {</w:t>
-      </w:r>
-    </w:p>
-    <w:p>
-      <w:pPr>
-        <w:spacing w:line="240" w:lineRule="auto"/>
-        <w:jc w:val="left"/>
-        <w:rPr>
-          <w:sz w:val="21"/>
-          <w:szCs w:val="21"/>
-        </w:rPr>
-      </w:pPr>
-      <w:r>
-        <w:rPr>
-          <w:rFonts w:hint="eastAsia"/>
-          <w:sz w:val="21"/>
-          <w:szCs w:val="21"/>
-        </w:rPr>
-        <w:tab/>
-      </w:r>
-      <w:r>
-        <w:rPr>
-          <w:rFonts w:hint="eastAsia"/>
-          <w:sz w:val="21"/>
-          <w:szCs w:val="21"/>
-        </w:rPr>
-        <w:tab/>
-      </w:r>
-      <w:r>
-        <w:rPr>
-          <w:rFonts w:hint="eastAsia"/>
-          <w:sz w:val="21"/>
-          <w:szCs w:val="21"/>
-        </w:rPr>
-        <w:t>return res.status(400).json({</w:t>
-      </w:r>
-    </w:p>
-    <w:p>
-      <w:pPr>
-        <w:spacing w:line="240" w:lineRule="auto"/>
-        <w:jc w:val="left"/>
-        <w:rPr>
-          <w:sz w:val="21"/>
-          <w:szCs w:val="21"/>
-        </w:rPr>
-      </w:pPr>
-      <w:r>
-        <w:rPr>
-          <w:rFonts w:hint="eastAsia"/>
-          <w:sz w:val="21"/>
-          <w:szCs w:val="21"/>
-        </w:rPr>
-        <w:tab/>
-      </w:r>
-      <w:r>
-        <w:rPr>
-          <w:rFonts w:hint="eastAsia"/>
-          <w:sz w:val="21"/>
-          <w:szCs w:val="21"/>
-        </w:rPr>
-        <w:tab/>
-      </w:r>
-      <w:r>
-        <w:rPr>
-          <w:rFonts w:hint="eastAsia"/>
-          <w:sz w:val="21"/>
-          <w:szCs w:val="21"/>
-        </w:rPr>
-        <w:tab/>
-      </w:r>
-      <w:r>
-        <w:rPr>
-          <w:rFonts w:hint="eastAsia"/>
-          <w:sz w:val="21"/>
-          <w:szCs w:val="21"/>
-        </w:rPr>
-        <w:t>ok: false,</w:t>
-      </w:r>
-    </w:p>
-    <w:p>
-      <w:pPr>
-        <w:spacing w:line="240" w:lineRule="auto"/>
-        <w:jc w:val="left"/>
-        <w:rPr>
-          <w:sz w:val="21"/>
-          <w:szCs w:val="21"/>
-        </w:rPr>
-      </w:pPr>
-      <w:r>
-        <w:rPr>
-          <w:rFonts w:hint="eastAsia"/>
-          <w:sz w:val="21"/>
-          <w:szCs w:val="21"/>
-        </w:rPr>
-        <w:tab/>
-      </w:r>
-      <w:r>
-        <w:rPr>
-          <w:rFonts w:hint="eastAsia"/>
-          <w:sz w:val="21"/>
-          <w:szCs w:val="21"/>
-        </w:rPr>
-        <w:tab/>
-      </w:r>
-      <w:r>
-        <w:rPr>
-          <w:rFonts w:hint="eastAsia"/>
-          <w:sz w:val="21"/>
-          <w:szCs w:val="21"/>
-        </w:rPr>
-        <w:tab/>
-      </w:r>
-      <w:r>
-        <w:rPr>
-          <w:rFonts w:hint="eastAsia"/>
-          <w:sz w:val="21"/>
-          <w:szCs w:val="21"/>
-        </w:rPr>
-        <w:t>message: '参数为空'</w:t>
-      </w:r>
-    </w:p>
-    <w:p>
-      <w:pPr>
-        <w:spacing w:line="240" w:lineRule="auto"/>
-        <w:jc w:val="left"/>
-        <w:rPr>
-          <w:sz w:val="21"/>
-          <w:szCs w:val="21"/>
-        </w:rPr>
-      </w:pPr>
-      <w:r>
-        <w:rPr>
-          <w:rFonts w:hint="eastAsia"/>
-          <w:sz w:val="21"/>
-          <w:szCs w:val="21"/>
-        </w:rPr>
-        <w:tab/>
-      </w:r>
-      <w:r>
-        <w:rPr>
-          <w:rFonts w:hint="eastAsia"/>
-          <w:sz w:val="21"/>
-          <w:szCs w:val="21"/>
-        </w:rPr>
-        <w:tab/>
-      </w:r>
-      <w:r>
-        <w:rPr>
-          <w:rFonts w:hint="eastAsia"/>
-          <w:sz w:val="21"/>
-          <w:szCs w:val="21"/>
-        </w:rPr>
-        <w:t>});</w:t>
-      </w:r>
-    </w:p>
-    <w:p>
-      <w:pPr>
-        <w:spacing w:line="240" w:lineRule="auto"/>
-        <w:jc w:val="left"/>
-        <w:rPr>
-          <w:sz w:val="21"/>
-          <w:szCs w:val="21"/>
-        </w:rPr>
-      </w:pPr>
-      <w:r>
-        <w:rPr>
-          <w:rFonts w:hint="eastAsia"/>
-          <w:sz w:val="21"/>
-          <w:szCs w:val="21"/>
-        </w:rPr>
-        <w:tab/>
-      </w:r>
-      <w:r>
-        <w:rPr>
-          <w:rFonts w:hint="eastAsia"/>
-          <w:sz w:val="21"/>
-          <w:szCs w:val="21"/>
-        </w:rPr>
-        <w:t>}</w:t>
-      </w:r>
-    </w:p>
-    <w:p>
-      <w:pPr>
-        <w:spacing w:line="240" w:lineRule="auto"/>
-        <w:jc w:val="left"/>
-        <w:rPr>
-          <w:sz w:val="21"/>
-          <w:szCs w:val="21"/>
-        </w:rPr>
-      </w:pPr>
-    </w:p>
-    <w:p>
-      <w:pPr>
-        <w:spacing w:line="240" w:lineRule="auto"/>
-        <w:jc w:val="left"/>
-        <w:rPr>
-          <w:sz w:val="21"/>
-          <w:szCs w:val="21"/>
-        </w:rPr>
-      </w:pPr>
-      <w:r>
-        <w:rPr>
-          <w:rFonts w:hint="eastAsia"/>
-          <w:sz w:val="21"/>
-          <w:szCs w:val="21"/>
-        </w:rPr>
-        <w:tab/>
-      </w:r>
-      <w:r>
-        <w:rPr>
-          <w:rFonts w:hint="eastAsia"/>
-          <w:sz w:val="21"/>
-          <w:szCs w:val="21"/>
-        </w:rPr>
-        <w:t>try {</w:t>
-      </w:r>
-    </w:p>
-    <w:p>
-      <w:pPr>
-        <w:spacing w:line="240" w:lineRule="auto"/>
-        <w:jc w:val="left"/>
-        <w:rPr>
-          <w:sz w:val="21"/>
-          <w:szCs w:val="21"/>
-        </w:rPr>
-      </w:pPr>
-      <w:r>
-        <w:rPr>
-          <w:rFonts w:hint="eastAsia"/>
-          <w:sz w:val="21"/>
-          <w:szCs w:val="21"/>
-        </w:rPr>
-        <w:tab/>
-      </w:r>
-      <w:r>
-        <w:rPr>
-          <w:rFonts w:hint="eastAsia"/>
-          <w:sz w:val="21"/>
-          <w:szCs w:val="21"/>
-        </w:rPr>
-        <w:tab/>
-      </w:r>
-      <w:r>
-        <w:rPr>
-          <w:rFonts w:hint="eastAsia"/>
-          <w:sz w:val="21"/>
-          <w:szCs w:val="21"/>
-        </w:rPr>
-        <w:t>const [result] = await promisePool.query(</w:t>
-      </w:r>
-    </w:p>
-    <w:p>
-      <w:pPr>
-        <w:spacing w:line="240" w:lineRule="auto"/>
-        <w:jc w:val="left"/>
-        <w:rPr>
-          <w:sz w:val="21"/>
-          <w:szCs w:val="21"/>
-        </w:rPr>
-      </w:pPr>
-      <w:r>
-        <w:rPr>
-          <w:rFonts w:hint="eastAsia"/>
-          <w:sz w:val="21"/>
-          <w:szCs w:val="21"/>
-        </w:rPr>
-        <w:tab/>
-      </w:r>
-      <w:r>
-        <w:rPr>
-          <w:rFonts w:hint="eastAsia"/>
-          <w:sz w:val="21"/>
-          <w:szCs w:val="21"/>
-        </w:rPr>
-        <w:tab/>
-      </w:r>
-      <w:r>
-        <w:rPr>
-          <w:rFonts w:hint="eastAsia"/>
-          <w:sz w:val="21"/>
-          <w:szCs w:val="21"/>
-        </w:rPr>
-        <w:tab/>
-      </w:r>
-      <w:r>
-        <w:rPr>
-          <w:rFonts w:hint="eastAsia"/>
-          <w:sz w:val="21"/>
-          <w:szCs w:val="21"/>
-        </w:rPr>
-        <w:t>`INSERT INTO ${momentsTable} (id, userId, content, imgList, createTime) VALUES (?, ?, ?, ?, ?)`,</w:t>
-      </w:r>
-    </w:p>
-    <w:p>
-      <w:pPr>
-        <w:spacing w:line="240" w:lineRule="auto"/>
-        <w:jc w:val="left"/>
-        <w:rPr>
-          <w:sz w:val="21"/>
-          <w:szCs w:val="21"/>
-        </w:rPr>
-      </w:pPr>
-      <w:r>
-        <w:rPr>
-          <w:rFonts w:hint="eastAsia"/>
-          <w:sz w:val="21"/>
-          <w:szCs w:val="21"/>
-        </w:rPr>
-        <w:tab/>
-      </w:r>
-      <w:r>
-        <w:rPr>
-          <w:rFonts w:hint="eastAsia"/>
-          <w:sz w:val="21"/>
-          <w:szCs w:val="21"/>
-        </w:rPr>
-        <w:tab/>
-      </w:r>
-      <w:r>
-        <w:rPr>
-          <w:rFonts w:hint="eastAsia"/>
-          <w:sz w:val="21"/>
-          <w:szCs w:val="21"/>
-        </w:rPr>
-        <w:tab/>
-      </w:r>
-      <w:r>
-        <w:rPr>
-          <w:rFonts w:hint="eastAsia"/>
-          <w:sz w:val="21"/>
-          <w:szCs w:val="21"/>
-        </w:rPr>
-        <w:t>[uuidv4(), userId, content, JSON.stringify(imgList), Date.now()]</w:t>
-      </w:r>
-    </w:p>
-    <w:p>
-      <w:pPr>
-        <w:spacing w:line="240" w:lineRule="auto"/>
-        <w:jc w:val="left"/>
-        <w:rPr>
-          <w:sz w:val="21"/>
-          <w:szCs w:val="21"/>
-        </w:rPr>
-      </w:pPr>
-      <w:r>
-        <w:rPr>
-          <w:rFonts w:hint="eastAsia"/>
-          <w:sz w:val="21"/>
-          <w:szCs w:val="21"/>
-        </w:rPr>
-        <w:tab/>
-      </w:r>
-      <w:r>
-        <w:rPr>
-          <w:rFonts w:hint="eastAsia"/>
-          <w:sz w:val="21"/>
-          <w:szCs w:val="21"/>
-        </w:rPr>
-        <w:tab/>
-      </w:r>
-      <w:r>
-        <w:rPr>
-          <w:rFonts w:hint="eastAsia"/>
-          <w:sz w:val="21"/>
-          <w:szCs w:val="21"/>
-        </w:rPr>
-        <w:t>);</w:t>
-      </w:r>
-    </w:p>
-    <w:p>
-      <w:pPr>
-        <w:spacing w:line="240" w:lineRule="auto"/>
-        <w:jc w:val="left"/>
-        <w:rPr>
-          <w:sz w:val="21"/>
-          <w:szCs w:val="21"/>
-        </w:rPr>
-      </w:pPr>
-    </w:p>
-    <w:p>
-      <w:pPr>
-        <w:spacing w:line="240" w:lineRule="auto"/>
-        <w:jc w:val="left"/>
-        <w:rPr>
-          <w:sz w:val="21"/>
-          <w:szCs w:val="21"/>
-        </w:rPr>
-      </w:pPr>
-      <w:r>
-        <w:rPr>
-          <w:rFonts w:hint="eastAsia"/>
-          <w:sz w:val="21"/>
-          <w:szCs w:val="21"/>
-        </w:rPr>
-        <w:tab/>
-      </w:r>
-      <w:r>
-        <w:rPr>
-          <w:rFonts w:hint="eastAsia"/>
-          <w:sz w:val="21"/>
-          <w:szCs w:val="21"/>
-        </w:rPr>
-        <w:tab/>
-      </w:r>
-      <w:r>
-        <w:rPr>
-          <w:rFonts w:hint="eastAsia"/>
-          <w:sz w:val="21"/>
-          <w:szCs w:val="21"/>
-        </w:rPr>
-        <w:t>// 检查 affectedRows 判断是否成功插入或更新</w:t>
-      </w:r>
-    </w:p>
-    <w:p>
-      <w:pPr>
-        <w:spacing w:line="240" w:lineRule="auto"/>
-        <w:jc w:val="left"/>
-        <w:rPr>
-          <w:sz w:val="21"/>
-          <w:szCs w:val="21"/>
-        </w:rPr>
-      </w:pPr>
-      <w:r>
-        <w:rPr>
-          <w:rFonts w:hint="eastAsia"/>
-          <w:sz w:val="21"/>
-          <w:szCs w:val="21"/>
-        </w:rPr>
-        <w:tab/>
-      </w:r>
-      <w:r>
-        <w:rPr>
-          <w:rFonts w:hint="eastAsia"/>
-          <w:sz w:val="21"/>
-          <w:szCs w:val="21"/>
-        </w:rPr>
-        <w:tab/>
-      </w:r>
-      <w:r>
-        <w:rPr>
-          <w:rFonts w:hint="eastAsia"/>
-          <w:sz w:val="21"/>
-          <w:szCs w:val="21"/>
-        </w:rPr>
-        <w:t>if (result.affectedRows &gt; 0) {</w:t>
-      </w:r>
-    </w:p>
-    <w:p>
-      <w:pPr>
-        <w:spacing w:line="240" w:lineRule="auto"/>
-        <w:jc w:val="left"/>
-        <w:rPr>
-          <w:sz w:val="21"/>
-          <w:szCs w:val="21"/>
-        </w:rPr>
-      </w:pPr>
-      <w:r>
-        <w:rPr>
-          <w:rFonts w:hint="eastAsia"/>
-          <w:sz w:val="21"/>
-          <w:szCs w:val="21"/>
-        </w:rPr>
-        <w:tab/>
-      </w:r>
-      <w:r>
-        <w:rPr>
-          <w:rFonts w:hint="eastAsia"/>
-          <w:sz w:val="21"/>
-          <w:szCs w:val="21"/>
-        </w:rPr>
-        <w:tab/>
-      </w:r>
-      <w:r>
-        <w:rPr>
-          <w:rFonts w:hint="eastAsia"/>
-          <w:sz w:val="21"/>
-          <w:szCs w:val="21"/>
-        </w:rPr>
-        <w:tab/>
-      </w:r>
-      <w:r>
-        <w:rPr>
-          <w:rFonts w:hint="eastAsia"/>
-          <w:sz w:val="21"/>
-          <w:szCs w:val="21"/>
-        </w:rPr>
-        <w:t>res.json({</w:t>
-      </w:r>
-    </w:p>
-    <w:p>
-      <w:pPr>
-        <w:spacing w:line="240" w:lineRule="auto"/>
-        <w:jc w:val="left"/>
-        <w:rPr>
-          <w:sz w:val="21"/>
-          <w:szCs w:val="21"/>
-        </w:rPr>
-      </w:pPr>
-      <w:r>
-        <w:rPr>
-          <w:rFonts w:hint="eastAsia"/>
-          <w:sz w:val="21"/>
-          <w:szCs w:val="21"/>
-        </w:rPr>
-        <w:tab/>
-      </w:r>
-      <w:r>
-        <w:rPr>
-          <w:rFonts w:hint="eastAsia"/>
-          <w:sz w:val="21"/>
-          <w:szCs w:val="21"/>
-        </w:rPr>
-        <w:tab/>
-      </w:r>
-      <w:r>
-        <w:rPr>
-          <w:rFonts w:hint="eastAsia"/>
-          <w:sz w:val="21"/>
-          <w:szCs w:val="21"/>
-        </w:rPr>
-        <w:tab/>
-      </w:r>
-      <w:r>
-        <w:rPr>
-          <w:rFonts w:hint="eastAsia"/>
-          <w:sz w:val="21"/>
-          <w:szCs w:val="21"/>
-        </w:rPr>
-        <w:tab/>
-      </w:r>
-      <w:r>
-        <w:rPr>
-          <w:rFonts w:hint="eastAsia"/>
-          <w:sz w:val="21"/>
-          <w:szCs w:val="21"/>
-        </w:rPr>
-        <w:t>ok: true,</w:t>
-      </w:r>
-    </w:p>
-    <w:p>
-      <w:pPr>
-        <w:spacing w:line="240" w:lineRule="auto"/>
-        <w:jc w:val="left"/>
-        <w:rPr>
-          <w:sz w:val="21"/>
-          <w:szCs w:val="21"/>
-        </w:rPr>
-      </w:pPr>
-      <w:r>
-        <w:rPr>
-          <w:rFonts w:hint="eastAsia"/>
-          <w:sz w:val="21"/>
-          <w:szCs w:val="21"/>
-        </w:rPr>
-        <w:tab/>
-      </w:r>
-      <w:r>
-        <w:rPr>
-          <w:rFonts w:hint="eastAsia"/>
-          <w:sz w:val="21"/>
-          <w:szCs w:val="21"/>
-        </w:rPr>
-        <w:tab/>
-      </w:r>
-      <w:r>
-        <w:rPr>
-          <w:rFonts w:hint="eastAsia"/>
-          <w:sz w:val="21"/>
-          <w:szCs w:val="21"/>
-        </w:rPr>
-        <w:tab/>
-      </w:r>
-      <w:r>
-        <w:rPr>
-          <w:rFonts w:hint="eastAsia"/>
-          <w:sz w:val="21"/>
-          <w:szCs w:val="21"/>
-        </w:rPr>
-        <w:tab/>
-      </w:r>
-      <w:r>
-        <w:rPr>
-          <w:rFonts w:hint="eastAsia"/>
-          <w:sz w:val="21"/>
-          <w:szCs w:val="21"/>
-        </w:rPr>
-        <w:t>message: '操作成功'</w:t>
-      </w:r>
-    </w:p>
-    <w:p>
-      <w:pPr>
-        <w:spacing w:line="240" w:lineRule="auto"/>
-        <w:jc w:val="left"/>
-        <w:rPr>
-          <w:sz w:val="21"/>
-          <w:szCs w:val="21"/>
-        </w:rPr>
-      </w:pPr>
-      <w:r>
-        <w:rPr>
-          <w:rFonts w:hint="eastAsia"/>
-          <w:sz w:val="21"/>
-          <w:szCs w:val="21"/>
-        </w:rPr>
-        <w:tab/>
-      </w:r>
-      <w:r>
-        <w:rPr>
-          <w:rFonts w:hint="eastAsia"/>
-          <w:sz w:val="21"/>
-          <w:szCs w:val="21"/>
-        </w:rPr>
-        <w:tab/>
-      </w:r>
-      <w:r>
-        <w:rPr>
-          <w:rFonts w:hint="eastAsia"/>
-          <w:sz w:val="21"/>
-          <w:szCs w:val="21"/>
-        </w:rPr>
-        <w:tab/>
-      </w:r>
-      <w:r>
-        <w:rPr>
-          <w:rFonts w:hint="eastAsia"/>
-          <w:sz w:val="21"/>
-          <w:szCs w:val="21"/>
-        </w:rPr>
-        <w:t>});</w:t>
-      </w:r>
-    </w:p>
-    <w:p>
-      <w:pPr>
-        <w:spacing w:line="240" w:lineRule="auto"/>
-        <w:jc w:val="left"/>
-        <w:rPr>
-          <w:sz w:val="21"/>
-          <w:szCs w:val="21"/>
-        </w:rPr>
-      </w:pPr>
-      <w:r>
-        <w:rPr>
-          <w:rFonts w:hint="eastAsia"/>
-          <w:sz w:val="21"/>
-          <w:szCs w:val="21"/>
-        </w:rPr>
-        <w:tab/>
-      </w:r>
-      <w:r>
-        <w:rPr>
-          <w:rFonts w:hint="eastAsia"/>
-          <w:sz w:val="21"/>
-          <w:szCs w:val="21"/>
-        </w:rPr>
-        <w:tab/>
-      </w:r>
-      <w:r>
-        <w:rPr>
-          <w:rFonts w:hint="eastAsia"/>
-          <w:sz w:val="21"/>
-          <w:szCs w:val="21"/>
-        </w:rPr>
-        <w:t>} else {</w:t>
-      </w:r>
-    </w:p>
-    <w:p>
-      <w:pPr>
-        <w:spacing w:line="240" w:lineRule="auto"/>
-        <w:jc w:val="left"/>
-        <w:rPr>
-          <w:sz w:val="21"/>
-          <w:szCs w:val="21"/>
-        </w:rPr>
-      </w:pPr>
-      <w:r>
-        <w:rPr>
-          <w:rFonts w:hint="eastAsia"/>
-          <w:sz w:val="21"/>
-          <w:szCs w:val="21"/>
-        </w:rPr>
-        <w:tab/>
-      </w:r>
-      <w:r>
-        <w:rPr>
-          <w:rFonts w:hint="eastAsia"/>
-          <w:sz w:val="21"/>
-          <w:szCs w:val="21"/>
-        </w:rPr>
-        <w:tab/>
-      </w:r>
-      <w:r>
-        <w:rPr>
-          <w:rFonts w:hint="eastAsia"/>
-          <w:sz w:val="21"/>
-          <w:szCs w:val="21"/>
-        </w:rPr>
-        <w:tab/>
-      </w:r>
-      <w:r>
-        <w:rPr>
-          <w:rFonts w:hint="eastAsia"/>
-          <w:sz w:val="21"/>
-          <w:szCs w:val="21"/>
-        </w:rPr>
-        <w:t>res.status(500).json({</w:t>
-      </w:r>
-    </w:p>
-    <w:p>
-      <w:pPr>
-        <w:spacing w:line="240" w:lineRule="auto"/>
-        <w:jc w:val="left"/>
-        <w:rPr>
-          <w:sz w:val="21"/>
-          <w:szCs w:val="21"/>
-        </w:rPr>
-      </w:pPr>
-      <w:r>
-        <w:rPr>
-          <w:rFonts w:hint="eastAsia"/>
-          <w:sz w:val="21"/>
-          <w:szCs w:val="21"/>
-        </w:rPr>
-        <w:tab/>
-      </w:r>
-      <w:r>
-        <w:rPr>
-          <w:rFonts w:hint="eastAsia"/>
-          <w:sz w:val="21"/>
-          <w:szCs w:val="21"/>
-        </w:rPr>
-        <w:tab/>
-      </w:r>
-      <w:r>
-        <w:rPr>
-          <w:rFonts w:hint="eastAsia"/>
-          <w:sz w:val="21"/>
-          <w:szCs w:val="21"/>
-        </w:rPr>
-        <w:tab/>
-      </w:r>
-      <w:r>
-        <w:rPr>
-          <w:rFonts w:hint="eastAsia"/>
-          <w:sz w:val="21"/>
-          <w:szCs w:val="21"/>
-        </w:rPr>
-        <w:tab/>
-      </w:r>
-      <w:r>
-        <w:rPr>
-          <w:rFonts w:hint="eastAsia"/>
-          <w:sz w:val="21"/>
-          <w:szCs w:val="21"/>
-        </w:rPr>
-        <w:t>ok: false,</w:t>
-      </w:r>
-    </w:p>
-    <w:p>
-      <w:pPr>
-        <w:spacing w:line="240" w:lineRule="auto"/>
-        <w:jc w:val="left"/>
-        <w:rPr>
-          <w:sz w:val="21"/>
-          <w:szCs w:val="21"/>
-        </w:rPr>
-      </w:pPr>
-      <w:r>
-        <w:rPr>
-          <w:rFonts w:hint="eastAsia"/>
-          <w:sz w:val="21"/>
-          <w:szCs w:val="21"/>
-        </w:rPr>
-        <w:tab/>
-      </w:r>
-      <w:r>
-        <w:rPr>
-          <w:rFonts w:hint="eastAsia"/>
-          <w:sz w:val="21"/>
-          <w:szCs w:val="21"/>
-        </w:rPr>
-        <w:tab/>
-      </w:r>
-      <w:r>
-        <w:rPr>
-          <w:rFonts w:hint="eastAsia"/>
-          <w:sz w:val="21"/>
-          <w:szCs w:val="21"/>
-        </w:rPr>
-        <w:tab/>
-      </w:r>
-      <w:r>
-        <w:rPr>
-          <w:rFonts w:hint="eastAsia"/>
-          <w:sz w:val="21"/>
-          <w:szCs w:val="21"/>
-        </w:rPr>
-        <w:tab/>
-      </w:r>
-      <w:r>
-        <w:rPr>
-          <w:rFonts w:hint="eastAsia"/>
-          <w:sz w:val="21"/>
-          <w:szCs w:val="21"/>
-        </w:rPr>
-        <w:t>message: '操作失败'</w:t>
-      </w:r>
-    </w:p>
-    <w:p>
-      <w:pPr>
-        <w:spacing w:line="240" w:lineRule="auto"/>
-        <w:jc w:val="left"/>
-        <w:rPr>
-          <w:sz w:val="21"/>
-          <w:szCs w:val="21"/>
-        </w:rPr>
-      </w:pPr>
-      <w:r>
-        <w:rPr>
-          <w:rFonts w:hint="eastAsia"/>
-          <w:sz w:val="21"/>
-          <w:szCs w:val="21"/>
-        </w:rPr>
-        <w:tab/>
-      </w:r>
-      <w:r>
-        <w:rPr>
-          <w:rFonts w:hint="eastAsia"/>
-          <w:sz w:val="21"/>
-          <w:szCs w:val="21"/>
-        </w:rPr>
-        <w:tab/>
-      </w:r>
-      <w:r>
-        <w:rPr>
-          <w:rFonts w:hint="eastAsia"/>
-          <w:sz w:val="21"/>
-          <w:szCs w:val="21"/>
-        </w:rPr>
-        <w:tab/>
-      </w:r>
-      <w:r>
-        <w:rPr>
-          <w:rFonts w:hint="eastAsia"/>
-          <w:sz w:val="21"/>
-          <w:szCs w:val="21"/>
-        </w:rPr>
-        <w:t>});</w:t>
-      </w:r>
-    </w:p>
-    <w:p>
-      <w:pPr>
-        <w:spacing w:line="240" w:lineRule="auto"/>
-        <w:jc w:val="left"/>
-        <w:rPr>
-          <w:sz w:val="21"/>
-          <w:szCs w:val="21"/>
-        </w:rPr>
-      </w:pPr>
-      <w:r>
-        <w:rPr>
-          <w:rFonts w:hint="eastAsia"/>
-          <w:sz w:val="21"/>
-          <w:szCs w:val="21"/>
-        </w:rPr>
-        <w:tab/>
-      </w:r>
-      <w:r>
-        <w:rPr>
-          <w:rFonts w:hint="eastAsia"/>
-          <w:sz w:val="21"/>
-          <w:szCs w:val="21"/>
-        </w:rPr>
-        <w:tab/>
-      </w:r>
-      <w:r>
-        <w:rPr>
-          <w:rFonts w:hint="eastAsia"/>
-          <w:sz w:val="21"/>
-          <w:szCs w:val="21"/>
-        </w:rPr>
-        <w:t>}</w:t>
-      </w:r>
-    </w:p>
-    <w:p>
-      <w:pPr>
-        <w:spacing w:line="240" w:lineRule="auto"/>
-        <w:jc w:val="left"/>
-        <w:rPr>
-          <w:sz w:val="21"/>
-          <w:szCs w:val="21"/>
-        </w:rPr>
-      </w:pPr>
-      <w:r>
-        <w:rPr>
-          <w:rFonts w:hint="eastAsia"/>
-          <w:sz w:val="21"/>
-          <w:szCs w:val="21"/>
-        </w:rPr>
-        <w:tab/>
-      </w:r>
-      <w:r>
-        <w:rPr>
-          <w:rFonts w:hint="eastAsia"/>
-          <w:sz w:val="21"/>
-          <w:szCs w:val="21"/>
-        </w:rPr>
-        <w:t>} catch (error) {</w:t>
-      </w:r>
-    </w:p>
-    <w:p>
-      <w:pPr>
-        <w:spacing w:line="240" w:lineRule="auto"/>
-        <w:jc w:val="left"/>
-        <w:rPr>
-          <w:sz w:val="21"/>
-          <w:szCs w:val="21"/>
-        </w:rPr>
-      </w:pPr>
-      <w:r>
-        <w:rPr>
-          <w:rFonts w:hint="eastAsia"/>
-          <w:sz w:val="21"/>
-          <w:szCs w:val="21"/>
-        </w:rPr>
-        <w:tab/>
-      </w:r>
-      <w:r>
-        <w:rPr>
-          <w:rFonts w:hint="eastAsia"/>
-          <w:sz w:val="21"/>
-          <w:szCs w:val="21"/>
-        </w:rPr>
-        <w:tab/>
-      </w:r>
-      <w:r>
-        <w:rPr>
-          <w:rFonts w:hint="eastAsia"/>
-          <w:sz w:val="21"/>
-          <w:szCs w:val="21"/>
-        </w:rPr>
-        <w:t>console.error('数据库交互失败:', error);</w:t>
-      </w:r>
-    </w:p>
-    <w:p>
-      <w:pPr>
-        <w:spacing w:line="240" w:lineRule="auto"/>
-        <w:jc w:val="left"/>
-        <w:rPr>
-          <w:sz w:val="21"/>
-          <w:szCs w:val="21"/>
-        </w:rPr>
-      </w:pPr>
-      <w:r>
-        <w:rPr>
-          <w:rFonts w:hint="eastAsia"/>
-          <w:sz w:val="21"/>
-          <w:szCs w:val="21"/>
-        </w:rPr>
-        <w:tab/>
-      </w:r>
-      <w:r>
-        <w:rPr>
-          <w:rFonts w:hint="eastAsia"/>
-          <w:sz w:val="21"/>
-          <w:szCs w:val="21"/>
-        </w:rPr>
-        <w:tab/>
-      </w:r>
-      <w:r>
-        <w:rPr>
-          <w:rFonts w:hint="eastAsia"/>
-          <w:sz w:val="21"/>
-          <w:szCs w:val="21"/>
-        </w:rPr>
-        <w:t>res.status(500).json({</w:t>
-      </w:r>
-    </w:p>
-    <w:p>
-      <w:pPr>
-        <w:spacing w:line="240" w:lineRule="auto"/>
-        <w:jc w:val="left"/>
-        <w:rPr>
-          <w:sz w:val="21"/>
-          <w:szCs w:val="21"/>
-        </w:rPr>
-      </w:pPr>
-      <w:r>
-        <w:rPr>
-          <w:rFonts w:hint="eastAsia"/>
-          <w:sz w:val="21"/>
-          <w:szCs w:val="21"/>
-        </w:rPr>
-        <w:tab/>
-      </w:r>
-      <w:r>
-        <w:rPr>
-          <w:rFonts w:hint="eastAsia"/>
-          <w:sz w:val="21"/>
-          <w:szCs w:val="21"/>
-        </w:rPr>
-        <w:tab/>
-      </w:r>
-      <w:r>
-        <w:rPr>
-          <w:rFonts w:hint="eastAsia"/>
-          <w:sz w:val="21"/>
-          <w:szCs w:val="21"/>
-        </w:rPr>
-        <w:tab/>
-      </w:r>
-      <w:r>
-        <w:rPr>
-          <w:rFonts w:hint="eastAsia"/>
-          <w:sz w:val="21"/>
-          <w:szCs w:val="21"/>
-        </w:rPr>
-        <w:t>ok: false,</w:t>
-      </w:r>
-    </w:p>
-    <w:p>
-      <w:pPr>
-        <w:spacing w:line="240" w:lineRule="auto"/>
-        <w:jc w:val="left"/>
-        <w:rPr>
-          <w:sz w:val="21"/>
-          <w:szCs w:val="21"/>
-        </w:rPr>
-      </w:pPr>
-      <w:r>
-        <w:rPr>
-          <w:rFonts w:hint="eastAsia"/>
-          <w:sz w:val="21"/>
-          <w:szCs w:val="21"/>
-        </w:rPr>
-        <w:tab/>
-      </w:r>
-      <w:r>
-        <w:rPr>
-          <w:rFonts w:hint="eastAsia"/>
-          <w:sz w:val="21"/>
-          <w:szCs w:val="21"/>
-        </w:rPr>
-        <w:tab/>
-      </w:r>
-      <w:r>
-        <w:rPr>
-          <w:rFonts w:hint="eastAsia"/>
-          <w:sz w:val="21"/>
-          <w:szCs w:val="21"/>
-        </w:rPr>
-        <w:tab/>
-      </w:r>
-      <w:r>
-        <w:rPr>
-          <w:rFonts w:hint="eastAsia"/>
-          <w:sz w:val="21"/>
-          <w:szCs w:val="21"/>
-        </w:rPr>
-        <w:t>message: '服务器发生错误'</w:t>
-      </w:r>
-    </w:p>
-    <w:p>
-      <w:pPr>
-        <w:spacing w:line="240" w:lineRule="auto"/>
-        <w:jc w:val="left"/>
-        <w:rPr>
-          <w:sz w:val="21"/>
-          <w:szCs w:val="21"/>
-        </w:rPr>
-      </w:pPr>
-      <w:r>
-        <w:rPr>
-          <w:rFonts w:hint="eastAsia"/>
-          <w:sz w:val="21"/>
-          <w:szCs w:val="21"/>
-        </w:rPr>
-        <w:tab/>
-      </w:r>
-      <w:r>
-        <w:rPr>
-          <w:rFonts w:hint="eastAsia"/>
-          <w:sz w:val="21"/>
-          <w:szCs w:val="21"/>
-        </w:rPr>
-        <w:tab/>
-      </w:r>
-      <w:r>
-        <w:rPr>
-          <w:rFonts w:hint="eastAsia"/>
-          <w:sz w:val="21"/>
-          <w:szCs w:val="21"/>
-        </w:rPr>
-        <w:t>});</w:t>
-      </w:r>
-    </w:p>
-    <w:p>
-      <w:pPr>
-        <w:spacing w:line="240" w:lineRule="auto"/>
-        <w:jc w:val="left"/>
-        <w:rPr>
-          <w:sz w:val="21"/>
-          <w:szCs w:val="21"/>
-        </w:rPr>
-      </w:pPr>
-      <w:r>
-        <w:rPr>
-          <w:rFonts w:hint="eastAsia"/>
-          <w:sz w:val="21"/>
-          <w:szCs w:val="21"/>
-        </w:rPr>
-        <w:tab/>
-      </w:r>
-      <w:r>
-        <w:rPr>
-          <w:rFonts w:hint="eastAsia"/>
-          <w:sz w:val="21"/>
-          <w:szCs w:val="21"/>
-        </w:rPr>
-        <w:t>}</w:t>
-      </w:r>
-    </w:p>
-    <w:p>
-      <w:pPr>
-        <w:spacing w:line="240" w:lineRule="auto"/>
-        <w:jc w:val="left"/>
-        <w:rPr>
-          <w:sz w:val="21"/>
-          <w:szCs w:val="21"/>
-        </w:rPr>
-      </w:pPr>
-      <w:r>
-        <w:rPr>
-          <w:rFonts w:hint="eastAsia"/>
-          <w:sz w:val="21"/>
-          <w:szCs w:val="21"/>
-        </w:rPr>
-        <w:t>});</w:t>
-      </w:r>
-    </w:p>
-    <w:p>
-      <w:pPr>
-        <w:ind w:firstLine="480"/>
-        <w:jc w:val="left"/>
-        <w:rPr>
-          <w:rFonts w:hint="eastAsia" w:eastAsiaTheme="minorEastAsia" w:cstheme="minorEastAsia"/>
-        </w:rPr>
-      </w:pPr>
-      <w:r>
-        <w:rPr>
-          <w:rFonts w:hint="eastAsia" w:eastAsiaTheme="minorEastAsia" w:cstheme="minorEastAsia"/>
-        </w:rPr>
-        <w:t>好友可以对朋友圈动态进行评论和点赞。每当进行评论或点赞操作时，系统会向服务端的update-moments接口发送post请求。服务端根据传入的参数更新moments表中的thumbs和comments字段，核心代码如下：</w:t>
-      </w:r>
-    </w:p>
-    <w:p>
-      <w:pPr>
-        <w:ind w:firstLine="0" w:firstLineChars="0"/>
-        <w:jc w:val="left"/>
-        <w:rPr>
-          <w:color w:val="000000"/>
+    </w:p>
+    <w:p>
+      <w:pPr>
+        <w:ind w:left="420" w:leftChars="0" w:firstLineChars="0"/>
+        <w:jc w:val="both"/>
+        <w:rPr>
+          <w:rFonts w:hint="eastAsia" w:cs="Times New Roman"/>
           <w:kern w:val="0"/>
-        </w:rPr>
-      </w:pPr>
-      <w:r>
-        <w:rPr>
-          <w:rFonts w:hint="eastAsia"/>
-          <w:color w:val="000000"/>
+          <w:sz w:val="24"/>
+          <w:szCs w:val="20"/>
+          <w:lang w:val="en-US" w:eastAsia="zh-CN" w:bidi="ar-SA"/>
+        </w:rPr>
+      </w:pPr>
+      <w:r>
+        <w:rPr>
+          <w:rFonts w:hint="eastAsia" w:cs="Times New Roman"/>
           <w:kern w:val="0"/>
-        </w:rPr>
-        <w:t>// 更新朋友圈点赞和评论</w:t>
-      </w:r>
-    </w:p>
-    <w:p>
-      <w:pPr>
-        <w:spacing w:line="240" w:lineRule="auto"/>
-        <w:jc w:val="left"/>
-        <w:rPr>
-          <w:rFonts w:cs="宋体"/>
-          <w:sz w:val="21"/>
-          <w:szCs w:val="21"/>
-        </w:rPr>
-      </w:pPr>
-      <w:r>
-        <w:rPr>
-          <w:rFonts w:hint="eastAsia" w:cs="宋体"/>
-          <w:sz w:val="21"/>
-          <w:szCs w:val="21"/>
-        </w:rPr>
-        <w:t>router.post('/update-moments', async function (req, res) {</w:t>
-      </w:r>
-    </w:p>
-    <w:p>
-      <w:pPr>
-        <w:spacing w:line="240" w:lineRule="auto"/>
-        <w:jc w:val="left"/>
-        <w:rPr>
-          <w:rFonts w:cs="宋体"/>
-          <w:sz w:val="21"/>
-          <w:szCs w:val="21"/>
-        </w:rPr>
-      </w:pPr>
-      <w:r>
-        <w:rPr>
-          <w:rFonts w:hint="eastAsia" w:cs="宋体"/>
-          <w:sz w:val="21"/>
-          <w:szCs w:val="21"/>
-        </w:rPr>
-        <w:tab/>
-      </w:r>
-      <w:r>
-        <w:rPr>
-          <w:rFonts w:hint="eastAsia" w:cs="宋体"/>
-          <w:sz w:val="21"/>
-          <w:szCs w:val="21"/>
-        </w:rPr>
-        <w:t>const { id, thumbs, comments } = req.body;</w:t>
-      </w:r>
-    </w:p>
-    <w:p>
-      <w:pPr>
-        <w:spacing w:line="240" w:lineRule="auto"/>
-        <w:jc w:val="left"/>
-        <w:rPr>
-          <w:rFonts w:cs="宋体"/>
-          <w:sz w:val="21"/>
-          <w:szCs w:val="21"/>
-        </w:rPr>
-      </w:pPr>
-      <w:r>
-        <w:rPr>
-          <w:rFonts w:hint="eastAsia" w:cs="宋体"/>
-          <w:sz w:val="21"/>
-          <w:szCs w:val="21"/>
-        </w:rPr>
-        <w:tab/>
-      </w:r>
-      <w:r>
-        <w:rPr>
-          <w:rFonts w:hint="eastAsia" w:cs="宋体"/>
-          <w:sz w:val="21"/>
-          <w:szCs w:val="21"/>
-        </w:rPr>
-        <w:t>// 参数验证</w:t>
-      </w:r>
-    </w:p>
-    <w:p>
-      <w:pPr>
-        <w:spacing w:line="240" w:lineRule="auto"/>
-        <w:jc w:val="left"/>
-        <w:rPr>
-          <w:rFonts w:cs="宋体"/>
-          <w:sz w:val="21"/>
-          <w:szCs w:val="21"/>
-        </w:rPr>
-      </w:pPr>
-      <w:r>
-        <w:rPr>
-          <w:rFonts w:hint="eastAsia" w:cs="宋体"/>
-          <w:sz w:val="21"/>
-          <w:szCs w:val="21"/>
-        </w:rPr>
-        <w:tab/>
-      </w:r>
-      <w:r>
-        <w:rPr>
-          <w:rFonts w:hint="eastAsia" w:cs="宋体"/>
-          <w:sz w:val="21"/>
-          <w:szCs w:val="21"/>
-        </w:rPr>
-        <w:t>if (!id) {</w:t>
-      </w:r>
-    </w:p>
-    <w:p>
-      <w:pPr>
-        <w:spacing w:line="240" w:lineRule="auto"/>
-        <w:jc w:val="left"/>
-        <w:rPr>
-          <w:rFonts w:cs="宋体"/>
-          <w:sz w:val="21"/>
-          <w:szCs w:val="21"/>
-        </w:rPr>
-      </w:pPr>
-      <w:r>
-        <w:rPr>
-          <w:rFonts w:hint="eastAsia" w:cs="宋体"/>
-          <w:sz w:val="21"/>
-          <w:szCs w:val="21"/>
-        </w:rPr>
-        <w:tab/>
-      </w:r>
-      <w:r>
-        <w:rPr>
-          <w:rFonts w:hint="eastAsia" w:cs="宋体"/>
-          <w:sz w:val="21"/>
-          <w:szCs w:val="21"/>
-        </w:rPr>
-        <w:tab/>
-      </w:r>
-      <w:r>
-        <w:rPr>
-          <w:rFonts w:hint="eastAsia" w:cs="宋体"/>
-          <w:sz w:val="21"/>
-          <w:szCs w:val="21"/>
-        </w:rPr>
-        <w:t>return res.status(400).json({</w:t>
-      </w:r>
-    </w:p>
-    <w:p>
-      <w:pPr>
-        <w:spacing w:line="240" w:lineRule="auto"/>
-        <w:jc w:val="left"/>
-        <w:rPr>
-          <w:rFonts w:cs="宋体"/>
-          <w:sz w:val="21"/>
-          <w:szCs w:val="21"/>
-        </w:rPr>
-      </w:pPr>
-      <w:r>
-        <w:rPr>
-          <w:rFonts w:hint="eastAsia" w:cs="宋体"/>
-          <w:sz w:val="21"/>
-          <w:szCs w:val="21"/>
-        </w:rPr>
-        <w:tab/>
-      </w:r>
-      <w:r>
-        <w:rPr>
-          <w:rFonts w:hint="eastAsia" w:cs="宋体"/>
-          <w:sz w:val="21"/>
-          <w:szCs w:val="21"/>
-        </w:rPr>
-        <w:tab/>
-      </w:r>
-      <w:r>
-        <w:rPr>
-          <w:rFonts w:hint="eastAsia" w:cs="宋体"/>
-          <w:sz w:val="21"/>
-          <w:szCs w:val="21"/>
-        </w:rPr>
-        <w:tab/>
-      </w:r>
-      <w:r>
-        <w:rPr>
-          <w:rFonts w:hint="eastAsia" w:cs="宋体"/>
-          <w:sz w:val="21"/>
-          <w:szCs w:val="21"/>
-        </w:rPr>
-        <w:t>ok: false,</w:t>
-      </w:r>
-    </w:p>
-    <w:p>
-      <w:pPr>
-        <w:spacing w:line="240" w:lineRule="auto"/>
-        <w:jc w:val="left"/>
-        <w:rPr>
-          <w:rFonts w:cs="宋体"/>
-          <w:sz w:val="21"/>
-          <w:szCs w:val="21"/>
-        </w:rPr>
-      </w:pPr>
-      <w:r>
-        <w:rPr>
-          <w:rFonts w:hint="eastAsia" w:cs="宋体"/>
-          <w:sz w:val="21"/>
-          <w:szCs w:val="21"/>
-        </w:rPr>
-        <w:tab/>
-      </w:r>
-      <w:r>
-        <w:rPr>
-          <w:rFonts w:hint="eastAsia" w:cs="宋体"/>
-          <w:sz w:val="21"/>
-          <w:szCs w:val="21"/>
-        </w:rPr>
-        <w:tab/>
-      </w:r>
-      <w:r>
-        <w:rPr>
-          <w:rFonts w:hint="eastAsia" w:cs="宋体"/>
-          <w:sz w:val="21"/>
-          <w:szCs w:val="21"/>
-        </w:rPr>
-        <w:tab/>
-      </w:r>
-      <w:r>
-        <w:rPr>
-          <w:rFonts w:hint="eastAsia" w:cs="宋体"/>
-          <w:sz w:val="21"/>
-          <w:szCs w:val="21"/>
-        </w:rPr>
-        <w:t>message: '缺少参数'</w:t>
-      </w:r>
-    </w:p>
-    <w:p>
-      <w:pPr>
-        <w:spacing w:line="240" w:lineRule="auto"/>
-        <w:jc w:val="left"/>
-        <w:rPr>
-          <w:rFonts w:cs="宋体"/>
-          <w:sz w:val="21"/>
-          <w:szCs w:val="21"/>
-        </w:rPr>
-      </w:pPr>
-      <w:r>
-        <w:rPr>
-          <w:rFonts w:hint="eastAsia" w:cs="宋体"/>
-          <w:sz w:val="21"/>
-          <w:szCs w:val="21"/>
-        </w:rPr>
-        <w:tab/>
-      </w:r>
-      <w:r>
-        <w:rPr>
-          <w:rFonts w:hint="eastAsia" w:cs="宋体"/>
-          <w:sz w:val="21"/>
-          <w:szCs w:val="21"/>
-        </w:rPr>
-        <w:tab/>
-      </w:r>
-      <w:r>
-        <w:rPr>
-          <w:rFonts w:hint="eastAsia" w:cs="宋体"/>
-          <w:sz w:val="21"/>
-          <w:szCs w:val="21"/>
-        </w:rPr>
-        <w:t>});</w:t>
-      </w:r>
-    </w:p>
-    <w:p>
-      <w:pPr>
-        <w:spacing w:line="240" w:lineRule="auto"/>
-        <w:jc w:val="left"/>
-        <w:rPr>
-          <w:rFonts w:cs="宋体"/>
-          <w:sz w:val="21"/>
-          <w:szCs w:val="21"/>
-        </w:rPr>
-      </w:pPr>
-      <w:r>
-        <w:rPr>
-          <w:rFonts w:hint="eastAsia" w:cs="宋体"/>
-          <w:sz w:val="21"/>
-          <w:szCs w:val="21"/>
-        </w:rPr>
-        <w:tab/>
-      </w:r>
-      <w:r>
-        <w:rPr>
-          <w:rFonts w:hint="eastAsia" w:cs="宋体"/>
-          <w:sz w:val="21"/>
-          <w:szCs w:val="21"/>
-        </w:rPr>
-        <w:t>}</w:t>
-      </w:r>
-    </w:p>
-    <w:p>
-      <w:pPr>
-        <w:spacing w:line="240" w:lineRule="auto"/>
-        <w:jc w:val="left"/>
-        <w:rPr>
-          <w:rFonts w:cs="宋体"/>
-          <w:sz w:val="21"/>
-          <w:szCs w:val="21"/>
-        </w:rPr>
-      </w:pPr>
-    </w:p>
-    <w:p>
-      <w:pPr>
-        <w:spacing w:line="240" w:lineRule="auto"/>
-        <w:jc w:val="left"/>
-        <w:rPr>
-          <w:rFonts w:cs="宋体"/>
-          <w:sz w:val="21"/>
-          <w:szCs w:val="21"/>
-        </w:rPr>
-      </w:pPr>
-      <w:r>
-        <w:rPr>
-          <w:rFonts w:hint="eastAsia" w:cs="宋体"/>
-          <w:sz w:val="21"/>
-          <w:szCs w:val="21"/>
-        </w:rPr>
-        <w:tab/>
-      </w:r>
-      <w:r>
-        <w:rPr>
-          <w:rFonts w:hint="eastAsia" w:cs="宋体"/>
-          <w:sz w:val="21"/>
-          <w:szCs w:val="21"/>
-        </w:rPr>
-        <w:t>try {</w:t>
-      </w:r>
-    </w:p>
-    <w:p>
-      <w:pPr>
-        <w:spacing w:line="240" w:lineRule="auto"/>
-        <w:jc w:val="left"/>
-        <w:rPr>
-          <w:rFonts w:cs="宋体"/>
-          <w:sz w:val="21"/>
-          <w:szCs w:val="21"/>
-        </w:rPr>
-      </w:pPr>
-      <w:r>
-        <w:rPr>
-          <w:rFonts w:hint="eastAsia" w:cs="宋体"/>
-          <w:sz w:val="21"/>
-          <w:szCs w:val="21"/>
-        </w:rPr>
-        <w:tab/>
-      </w:r>
-      <w:r>
-        <w:rPr>
-          <w:rFonts w:hint="eastAsia" w:cs="宋体"/>
-          <w:sz w:val="21"/>
-          <w:szCs w:val="21"/>
-        </w:rPr>
-        <w:tab/>
-      </w:r>
-      <w:r>
-        <w:rPr>
-          <w:rFonts w:hint="eastAsia" w:cs="宋体"/>
-          <w:sz w:val="21"/>
-          <w:szCs w:val="21"/>
-        </w:rPr>
-        <w:t>let rows = null</w:t>
-      </w:r>
-    </w:p>
-    <w:p>
-      <w:pPr>
-        <w:spacing w:line="240" w:lineRule="auto"/>
-        <w:jc w:val="left"/>
-        <w:rPr>
-          <w:rFonts w:cs="宋体"/>
-          <w:sz w:val="21"/>
-          <w:szCs w:val="21"/>
-        </w:rPr>
-      </w:pPr>
-      <w:r>
-        <w:rPr>
-          <w:rFonts w:hint="eastAsia" w:cs="宋体"/>
-          <w:sz w:val="21"/>
-          <w:szCs w:val="21"/>
-        </w:rPr>
-        <w:tab/>
-      </w:r>
-      <w:r>
-        <w:rPr>
-          <w:rFonts w:hint="eastAsia" w:cs="宋体"/>
-          <w:sz w:val="21"/>
-          <w:szCs w:val="21"/>
-        </w:rPr>
-        <w:tab/>
-      </w:r>
-      <w:r>
-        <w:rPr>
-          <w:rFonts w:hint="eastAsia" w:cs="宋体"/>
-          <w:sz w:val="21"/>
-          <w:szCs w:val="21"/>
-        </w:rPr>
-        <w:t>if(thumbs){</w:t>
-      </w:r>
-    </w:p>
-    <w:p>
-      <w:pPr>
-        <w:spacing w:line="240" w:lineRule="auto"/>
-        <w:jc w:val="left"/>
-        <w:rPr>
-          <w:rFonts w:cs="宋体"/>
-          <w:sz w:val="21"/>
-          <w:szCs w:val="21"/>
-        </w:rPr>
-      </w:pPr>
-      <w:r>
-        <w:rPr>
-          <w:rFonts w:hint="eastAsia" w:cs="宋体"/>
-          <w:sz w:val="21"/>
-          <w:szCs w:val="21"/>
-        </w:rPr>
-        <w:tab/>
-      </w:r>
-      <w:r>
-        <w:rPr>
-          <w:rFonts w:hint="eastAsia" w:cs="宋体"/>
-          <w:sz w:val="21"/>
-          <w:szCs w:val="21"/>
-        </w:rPr>
-        <w:tab/>
-      </w:r>
-      <w:r>
-        <w:rPr>
-          <w:rFonts w:hint="eastAsia" w:cs="宋体"/>
-          <w:sz w:val="21"/>
-          <w:szCs w:val="21"/>
-        </w:rPr>
-        <w:tab/>
-      </w:r>
-      <w:r>
-        <w:rPr>
-          <w:rFonts w:hint="eastAsia" w:cs="宋体"/>
-          <w:sz w:val="21"/>
-          <w:szCs w:val="21"/>
-        </w:rPr>
-        <w:t>[rows] = await promisePool.query(</w:t>
-      </w:r>
-    </w:p>
-    <w:p>
-      <w:pPr>
-        <w:spacing w:line="240" w:lineRule="auto"/>
-        <w:jc w:val="left"/>
-        <w:rPr>
-          <w:rFonts w:cs="宋体"/>
-          <w:sz w:val="21"/>
-          <w:szCs w:val="21"/>
-        </w:rPr>
-      </w:pPr>
-      <w:r>
-        <w:rPr>
-          <w:rFonts w:hint="eastAsia" w:cs="宋体"/>
-          <w:sz w:val="21"/>
-          <w:szCs w:val="21"/>
-        </w:rPr>
-        <w:tab/>
-      </w:r>
-      <w:r>
-        <w:rPr>
-          <w:rFonts w:hint="eastAsia" w:cs="宋体"/>
-          <w:sz w:val="21"/>
-          <w:szCs w:val="21"/>
-        </w:rPr>
-        <w:tab/>
-      </w:r>
-      <w:r>
-        <w:rPr>
-          <w:rFonts w:hint="eastAsia" w:cs="宋体"/>
-          <w:sz w:val="21"/>
-          <w:szCs w:val="21"/>
-        </w:rPr>
-        <w:tab/>
-      </w:r>
-      <w:r>
-        <w:rPr>
-          <w:rFonts w:hint="eastAsia" w:cs="宋体"/>
-          <w:sz w:val="21"/>
-          <w:szCs w:val="21"/>
-        </w:rPr>
-        <w:tab/>
-      </w:r>
-      <w:r>
-        <w:rPr>
-          <w:rFonts w:hint="eastAsia" w:cs="宋体"/>
-          <w:sz w:val="21"/>
-          <w:szCs w:val="21"/>
-        </w:rPr>
-        <w:t>`UPDATE ${momentsTable} SET thumbs = ? WHERE id = ?`,</w:t>
-      </w:r>
-    </w:p>
-    <w:p>
-      <w:pPr>
-        <w:spacing w:line="240" w:lineRule="auto"/>
-        <w:jc w:val="left"/>
-        <w:rPr>
-          <w:rFonts w:cs="宋体"/>
-          <w:sz w:val="21"/>
-          <w:szCs w:val="21"/>
-        </w:rPr>
-      </w:pPr>
-      <w:r>
-        <w:rPr>
-          <w:rFonts w:hint="eastAsia" w:cs="宋体"/>
-          <w:sz w:val="21"/>
-          <w:szCs w:val="21"/>
-        </w:rPr>
-        <w:tab/>
-      </w:r>
-      <w:r>
-        <w:rPr>
-          <w:rFonts w:hint="eastAsia" w:cs="宋体"/>
-          <w:sz w:val="21"/>
-          <w:szCs w:val="21"/>
-        </w:rPr>
-        <w:tab/>
-      </w:r>
-      <w:r>
-        <w:rPr>
-          <w:rFonts w:hint="eastAsia" w:cs="宋体"/>
-          <w:sz w:val="21"/>
-          <w:szCs w:val="21"/>
-        </w:rPr>
-        <w:tab/>
-      </w:r>
-      <w:r>
-        <w:rPr>
-          <w:rFonts w:hint="eastAsia" w:cs="宋体"/>
-          <w:sz w:val="21"/>
-          <w:szCs w:val="21"/>
-        </w:rPr>
-        <w:tab/>
-      </w:r>
-      <w:r>
-        <w:rPr>
-          <w:rFonts w:hint="eastAsia" w:cs="宋体"/>
-          <w:sz w:val="21"/>
-          <w:szCs w:val="21"/>
-        </w:rPr>
-        <w:t>[JSON.stringify(thumbs), id]</w:t>
-      </w:r>
-    </w:p>
-    <w:p>
-      <w:pPr>
-        <w:spacing w:line="240" w:lineRule="auto"/>
-        <w:jc w:val="left"/>
-        <w:rPr>
-          <w:rFonts w:cs="宋体"/>
-          <w:sz w:val="21"/>
-          <w:szCs w:val="21"/>
-        </w:rPr>
-      </w:pPr>
-      <w:r>
-        <w:rPr>
-          <w:rFonts w:hint="eastAsia" w:cs="宋体"/>
-          <w:sz w:val="21"/>
-          <w:szCs w:val="21"/>
-        </w:rPr>
-        <w:tab/>
-      </w:r>
-      <w:r>
-        <w:rPr>
-          <w:rFonts w:hint="eastAsia" w:cs="宋体"/>
-          <w:sz w:val="21"/>
-          <w:szCs w:val="21"/>
-        </w:rPr>
-        <w:tab/>
-      </w:r>
-      <w:r>
-        <w:rPr>
-          <w:rFonts w:hint="eastAsia" w:cs="宋体"/>
-          <w:sz w:val="21"/>
-          <w:szCs w:val="21"/>
-        </w:rPr>
-        <w:tab/>
-      </w:r>
-      <w:r>
-        <w:rPr>
-          <w:rFonts w:hint="eastAsia" w:cs="宋体"/>
-          <w:sz w:val="21"/>
-          <w:szCs w:val="21"/>
-        </w:rPr>
-        <w:t>);</w:t>
-      </w:r>
-    </w:p>
-    <w:p>
-      <w:pPr>
-        <w:spacing w:line="240" w:lineRule="auto"/>
-        <w:jc w:val="left"/>
-        <w:rPr>
-          <w:rFonts w:cs="宋体"/>
-          <w:sz w:val="21"/>
-          <w:szCs w:val="21"/>
-        </w:rPr>
-      </w:pPr>
-      <w:r>
-        <w:rPr>
-          <w:rFonts w:hint="eastAsia" w:cs="宋体"/>
-          <w:sz w:val="21"/>
-          <w:szCs w:val="21"/>
-        </w:rPr>
-        <w:tab/>
-      </w:r>
-      <w:r>
-        <w:rPr>
-          <w:rFonts w:hint="eastAsia" w:cs="宋体"/>
-          <w:sz w:val="21"/>
-          <w:szCs w:val="21"/>
-        </w:rPr>
-        <w:tab/>
-      </w:r>
-      <w:r>
-        <w:rPr>
-          <w:rFonts w:hint="eastAsia" w:cs="宋体"/>
-          <w:sz w:val="21"/>
-          <w:szCs w:val="21"/>
-        </w:rPr>
-        <w:t>}else {</w:t>
-      </w:r>
-    </w:p>
-    <w:p>
-      <w:pPr>
-        <w:spacing w:line="240" w:lineRule="auto"/>
-        <w:jc w:val="left"/>
-        <w:rPr>
-          <w:rFonts w:cs="宋体"/>
-          <w:sz w:val="21"/>
-          <w:szCs w:val="21"/>
-        </w:rPr>
-      </w:pPr>
-      <w:r>
-        <w:rPr>
-          <w:rFonts w:hint="eastAsia" w:cs="宋体"/>
-          <w:sz w:val="21"/>
-          <w:szCs w:val="21"/>
-        </w:rPr>
-        <w:tab/>
-      </w:r>
-      <w:r>
-        <w:rPr>
-          <w:rFonts w:hint="eastAsia" w:cs="宋体"/>
-          <w:sz w:val="21"/>
-          <w:szCs w:val="21"/>
-        </w:rPr>
-        <w:tab/>
-      </w:r>
-      <w:r>
-        <w:rPr>
-          <w:rFonts w:hint="eastAsia" w:cs="宋体"/>
-          <w:sz w:val="21"/>
-          <w:szCs w:val="21"/>
-        </w:rPr>
-        <w:tab/>
-      </w:r>
-      <w:r>
-        <w:rPr>
-          <w:rFonts w:hint="eastAsia" w:cs="宋体"/>
-          <w:sz w:val="21"/>
-          <w:szCs w:val="21"/>
-        </w:rPr>
-        <w:t>[rows] = await promisePool.query(</w:t>
-      </w:r>
-    </w:p>
-    <w:p>
-      <w:pPr>
-        <w:spacing w:line="240" w:lineRule="auto"/>
-        <w:jc w:val="left"/>
-        <w:rPr>
-          <w:rFonts w:cs="宋体"/>
-          <w:sz w:val="21"/>
-          <w:szCs w:val="21"/>
-        </w:rPr>
-      </w:pPr>
-      <w:r>
-        <w:rPr>
-          <w:rFonts w:hint="eastAsia" w:cs="宋体"/>
-          <w:sz w:val="21"/>
-          <w:szCs w:val="21"/>
-        </w:rPr>
-        <w:tab/>
-      </w:r>
-      <w:r>
-        <w:rPr>
-          <w:rFonts w:hint="eastAsia" w:cs="宋体"/>
-          <w:sz w:val="21"/>
-          <w:szCs w:val="21"/>
-        </w:rPr>
-        <w:tab/>
-      </w:r>
-      <w:r>
-        <w:rPr>
-          <w:rFonts w:hint="eastAsia" w:cs="宋体"/>
-          <w:sz w:val="21"/>
-          <w:szCs w:val="21"/>
-        </w:rPr>
-        <w:tab/>
-      </w:r>
-      <w:r>
-        <w:rPr>
-          <w:rFonts w:hint="eastAsia" w:cs="宋体"/>
-          <w:sz w:val="21"/>
-          <w:szCs w:val="21"/>
-        </w:rPr>
-        <w:tab/>
-      </w:r>
-      <w:r>
-        <w:rPr>
-          <w:rFonts w:hint="eastAsia" w:cs="宋体"/>
-          <w:sz w:val="21"/>
-          <w:szCs w:val="21"/>
-        </w:rPr>
-        <w:t>`UPDATE ${momentsTable} SET comments = ? WHERE id = ?`,</w:t>
-      </w:r>
-    </w:p>
-    <w:p>
-      <w:pPr>
-        <w:spacing w:line="240" w:lineRule="auto"/>
-        <w:jc w:val="left"/>
-        <w:rPr>
-          <w:rFonts w:cs="宋体"/>
-          <w:sz w:val="21"/>
-          <w:szCs w:val="21"/>
-        </w:rPr>
-      </w:pPr>
-      <w:r>
-        <w:rPr>
-          <w:rFonts w:hint="eastAsia" w:cs="宋体"/>
-          <w:sz w:val="21"/>
-          <w:szCs w:val="21"/>
-        </w:rPr>
-        <w:tab/>
-      </w:r>
-      <w:r>
-        <w:rPr>
-          <w:rFonts w:hint="eastAsia" w:cs="宋体"/>
-          <w:sz w:val="21"/>
-          <w:szCs w:val="21"/>
-        </w:rPr>
-        <w:tab/>
-      </w:r>
-      <w:r>
-        <w:rPr>
-          <w:rFonts w:hint="eastAsia" w:cs="宋体"/>
-          <w:sz w:val="21"/>
-          <w:szCs w:val="21"/>
-        </w:rPr>
-        <w:tab/>
-      </w:r>
-      <w:r>
-        <w:rPr>
-          <w:rFonts w:hint="eastAsia" w:cs="宋体"/>
-          <w:sz w:val="21"/>
-          <w:szCs w:val="21"/>
-        </w:rPr>
-        <w:tab/>
-      </w:r>
-      <w:r>
-        <w:rPr>
-          <w:rFonts w:hint="eastAsia" w:cs="宋体"/>
-          <w:sz w:val="21"/>
-          <w:szCs w:val="21"/>
-        </w:rPr>
-        <w:t>[JSON.stringify(comments), id]</w:t>
-      </w:r>
-    </w:p>
-    <w:p>
-      <w:pPr>
-        <w:spacing w:line="240" w:lineRule="auto"/>
-        <w:jc w:val="left"/>
-        <w:rPr>
-          <w:rFonts w:cs="宋体"/>
-          <w:sz w:val="21"/>
-          <w:szCs w:val="21"/>
-        </w:rPr>
-      </w:pPr>
-      <w:r>
-        <w:rPr>
-          <w:rFonts w:hint="eastAsia" w:cs="宋体"/>
-          <w:sz w:val="21"/>
-          <w:szCs w:val="21"/>
-        </w:rPr>
-        <w:tab/>
-      </w:r>
-      <w:r>
-        <w:rPr>
-          <w:rFonts w:hint="eastAsia" w:cs="宋体"/>
-          <w:sz w:val="21"/>
-          <w:szCs w:val="21"/>
-        </w:rPr>
-        <w:tab/>
-      </w:r>
-      <w:r>
-        <w:rPr>
-          <w:rFonts w:hint="eastAsia" w:cs="宋体"/>
-          <w:sz w:val="21"/>
-          <w:szCs w:val="21"/>
-        </w:rPr>
-        <w:tab/>
-      </w:r>
-      <w:r>
-        <w:rPr>
-          <w:rFonts w:hint="eastAsia" w:cs="宋体"/>
-          <w:sz w:val="21"/>
-          <w:szCs w:val="21"/>
-        </w:rPr>
-        <w:t>);</w:t>
-      </w:r>
-    </w:p>
-    <w:p>
-      <w:pPr>
-        <w:spacing w:line="240" w:lineRule="auto"/>
-        <w:jc w:val="left"/>
-        <w:rPr>
-          <w:rFonts w:cs="宋体"/>
-          <w:sz w:val="21"/>
-          <w:szCs w:val="21"/>
-        </w:rPr>
-      </w:pPr>
-      <w:r>
-        <w:rPr>
-          <w:rFonts w:hint="eastAsia" w:cs="宋体"/>
-          <w:sz w:val="21"/>
-          <w:szCs w:val="21"/>
-        </w:rPr>
-        <w:tab/>
-      </w:r>
-      <w:r>
-        <w:rPr>
-          <w:rFonts w:hint="eastAsia" w:cs="宋体"/>
-          <w:sz w:val="21"/>
-          <w:szCs w:val="21"/>
-        </w:rPr>
-        <w:tab/>
-      </w:r>
-      <w:r>
-        <w:rPr>
-          <w:rFonts w:hint="eastAsia" w:cs="宋体"/>
-          <w:sz w:val="21"/>
-          <w:szCs w:val="21"/>
-        </w:rPr>
-        <w:t>}</w:t>
-      </w:r>
-    </w:p>
-    <w:p>
-      <w:pPr>
-        <w:spacing w:line="240" w:lineRule="auto"/>
-        <w:jc w:val="left"/>
-        <w:rPr>
-          <w:rFonts w:cs="宋体"/>
-          <w:sz w:val="21"/>
-          <w:szCs w:val="21"/>
-        </w:rPr>
-      </w:pPr>
-    </w:p>
-    <w:p>
-      <w:pPr>
-        <w:spacing w:line="240" w:lineRule="auto"/>
-        <w:jc w:val="left"/>
-        <w:rPr>
-          <w:rFonts w:cs="宋体"/>
-          <w:sz w:val="21"/>
-          <w:szCs w:val="21"/>
-        </w:rPr>
-      </w:pPr>
-      <w:r>
-        <w:rPr>
-          <w:rFonts w:hint="eastAsia" w:cs="宋体"/>
-          <w:sz w:val="21"/>
-          <w:szCs w:val="21"/>
-        </w:rPr>
-        <w:tab/>
-      </w:r>
-      <w:r>
-        <w:rPr>
-          <w:rFonts w:hint="eastAsia" w:cs="宋体"/>
-          <w:sz w:val="21"/>
-          <w:szCs w:val="21"/>
-        </w:rPr>
-        <w:tab/>
-      </w:r>
-      <w:r>
-        <w:rPr>
-          <w:rFonts w:hint="eastAsia" w:cs="宋体"/>
-          <w:sz w:val="21"/>
-          <w:szCs w:val="21"/>
-        </w:rPr>
-        <w:t>if (rows.affectedRows &gt; 0) {</w:t>
-      </w:r>
-    </w:p>
-    <w:p>
-      <w:pPr>
-        <w:spacing w:line="240" w:lineRule="auto"/>
-        <w:jc w:val="left"/>
-        <w:rPr>
-          <w:rFonts w:cs="宋体"/>
-          <w:sz w:val="21"/>
-          <w:szCs w:val="21"/>
-        </w:rPr>
-      </w:pPr>
-      <w:r>
-        <w:rPr>
-          <w:rFonts w:hint="eastAsia" w:cs="宋体"/>
-          <w:sz w:val="21"/>
-          <w:szCs w:val="21"/>
-        </w:rPr>
-        <w:tab/>
-      </w:r>
-      <w:r>
-        <w:rPr>
-          <w:rFonts w:hint="eastAsia" w:cs="宋体"/>
-          <w:sz w:val="21"/>
-          <w:szCs w:val="21"/>
-        </w:rPr>
-        <w:tab/>
-      </w:r>
-      <w:r>
-        <w:rPr>
-          <w:rFonts w:hint="eastAsia" w:cs="宋体"/>
-          <w:sz w:val="21"/>
-          <w:szCs w:val="21"/>
-        </w:rPr>
-        <w:tab/>
-      </w:r>
-      <w:r>
-        <w:rPr>
-          <w:rFonts w:hint="eastAsia" w:cs="宋体"/>
-          <w:sz w:val="21"/>
-          <w:szCs w:val="21"/>
-        </w:rPr>
-        <w:t>res.json({</w:t>
-      </w:r>
-    </w:p>
-    <w:p>
-      <w:pPr>
-        <w:spacing w:line="240" w:lineRule="auto"/>
-        <w:jc w:val="left"/>
-        <w:rPr>
-          <w:rFonts w:cs="宋体"/>
-          <w:sz w:val="21"/>
-          <w:szCs w:val="21"/>
-        </w:rPr>
-      </w:pPr>
-      <w:r>
-        <w:rPr>
-          <w:rFonts w:hint="eastAsia" w:cs="宋体"/>
-          <w:sz w:val="21"/>
-          <w:szCs w:val="21"/>
-        </w:rPr>
-        <w:tab/>
-      </w:r>
-      <w:r>
-        <w:rPr>
-          <w:rFonts w:hint="eastAsia" w:cs="宋体"/>
-          <w:sz w:val="21"/>
-          <w:szCs w:val="21"/>
-        </w:rPr>
-        <w:tab/>
-      </w:r>
-      <w:r>
-        <w:rPr>
-          <w:rFonts w:hint="eastAsia" w:cs="宋体"/>
-          <w:sz w:val="21"/>
-          <w:szCs w:val="21"/>
-        </w:rPr>
-        <w:tab/>
-      </w:r>
-      <w:r>
-        <w:rPr>
-          <w:rFonts w:hint="eastAsia" w:cs="宋体"/>
-          <w:sz w:val="21"/>
-          <w:szCs w:val="21"/>
-        </w:rPr>
-        <w:tab/>
-      </w:r>
-      <w:r>
-        <w:rPr>
-          <w:rFonts w:hint="eastAsia" w:cs="宋体"/>
-          <w:sz w:val="21"/>
-          <w:szCs w:val="21"/>
-        </w:rPr>
-        <w:t>ok: true</w:t>
-      </w:r>
-    </w:p>
-    <w:p>
-      <w:pPr>
-        <w:spacing w:line="240" w:lineRule="auto"/>
-        <w:jc w:val="left"/>
-        <w:rPr>
-          <w:rFonts w:cs="宋体"/>
-          <w:sz w:val="21"/>
-          <w:szCs w:val="21"/>
-        </w:rPr>
-      </w:pPr>
-      <w:r>
-        <w:rPr>
-          <w:rFonts w:hint="eastAsia" w:cs="宋体"/>
-          <w:sz w:val="21"/>
-          <w:szCs w:val="21"/>
-        </w:rPr>
-        <w:tab/>
-      </w:r>
-      <w:r>
-        <w:rPr>
-          <w:rFonts w:hint="eastAsia" w:cs="宋体"/>
-          <w:sz w:val="21"/>
-          <w:szCs w:val="21"/>
-        </w:rPr>
-        <w:tab/>
-      </w:r>
-      <w:r>
-        <w:rPr>
-          <w:rFonts w:hint="eastAsia" w:cs="宋体"/>
-          <w:sz w:val="21"/>
-          <w:szCs w:val="21"/>
-        </w:rPr>
-        <w:tab/>
-      </w:r>
-      <w:r>
-        <w:rPr>
-          <w:rFonts w:hint="eastAsia" w:cs="宋体"/>
-          <w:sz w:val="21"/>
-          <w:szCs w:val="21"/>
-        </w:rPr>
-        <w:t>});</w:t>
-      </w:r>
-    </w:p>
-    <w:p>
-      <w:pPr>
-        <w:spacing w:line="240" w:lineRule="auto"/>
-        <w:jc w:val="left"/>
-        <w:rPr>
-          <w:rFonts w:cs="宋体"/>
-          <w:sz w:val="21"/>
-          <w:szCs w:val="21"/>
-        </w:rPr>
-      </w:pPr>
-      <w:r>
-        <w:rPr>
-          <w:rFonts w:hint="eastAsia" w:cs="宋体"/>
-          <w:sz w:val="21"/>
-          <w:szCs w:val="21"/>
-        </w:rPr>
-        <w:tab/>
-      </w:r>
-      <w:r>
-        <w:rPr>
-          <w:rFonts w:hint="eastAsia" w:cs="宋体"/>
-          <w:sz w:val="21"/>
-          <w:szCs w:val="21"/>
-        </w:rPr>
-        <w:tab/>
-      </w:r>
-      <w:r>
-        <w:rPr>
-          <w:rFonts w:hint="eastAsia" w:cs="宋体"/>
-          <w:sz w:val="21"/>
-          <w:szCs w:val="21"/>
-        </w:rPr>
-        <w:t>} else {</w:t>
-      </w:r>
-    </w:p>
-    <w:p>
-      <w:pPr>
-        <w:spacing w:line="240" w:lineRule="auto"/>
-        <w:jc w:val="left"/>
-        <w:rPr>
-          <w:rFonts w:cs="宋体"/>
-          <w:sz w:val="21"/>
-          <w:szCs w:val="21"/>
-        </w:rPr>
-      </w:pPr>
-      <w:r>
-        <w:rPr>
-          <w:rFonts w:hint="eastAsia" w:cs="宋体"/>
-          <w:sz w:val="21"/>
-          <w:szCs w:val="21"/>
-        </w:rPr>
-        <w:tab/>
-      </w:r>
-      <w:r>
-        <w:rPr>
-          <w:rFonts w:hint="eastAsia" w:cs="宋体"/>
-          <w:sz w:val="21"/>
-          <w:szCs w:val="21"/>
-        </w:rPr>
-        <w:tab/>
-      </w:r>
-      <w:r>
-        <w:rPr>
-          <w:rFonts w:hint="eastAsia" w:cs="宋体"/>
-          <w:sz w:val="21"/>
-          <w:szCs w:val="21"/>
-        </w:rPr>
-        <w:tab/>
-      </w:r>
-      <w:r>
-        <w:rPr>
-          <w:rFonts w:hint="eastAsia" w:cs="宋体"/>
-          <w:sz w:val="21"/>
-          <w:szCs w:val="21"/>
-        </w:rPr>
-        <w:t>res.status(404).json({</w:t>
-      </w:r>
-    </w:p>
-    <w:p>
-      <w:pPr>
-        <w:spacing w:line="240" w:lineRule="auto"/>
-        <w:jc w:val="left"/>
-        <w:rPr>
-          <w:rFonts w:cs="宋体"/>
-          <w:sz w:val="21"/>
-          <w:szCs w:val="21"/>
-        </w:rPr>
-      </w:pPr>
-      <w:r>
-        <w:rPr>
-          <w:rFonts w:hint="eastAsia" w:cs="宋体"/>
-          <w:sz w:val="21"/>
-          <w:szCs w:val="21"/>
-        </w:rPr>
-        <w:tab/>
-      </w:r>
-      <w:r>
-        <w:rPr>
-          <w:rFonts w:hint="eastAsia" w:cs="宋体"/>
-          <w:sz w:val="21"/>
-          <w:szCs w:val="21"/>
-        </w:rPr>
-        <w:tab/>
-      </w:r>
-      <w:r>
-        <w:rPr>
-          <w:rFonts w:hint="eastAsia" w:cs="宋体"/>
-          <w:sz w:val="21"/>
-          <w:szCs w:val="21"/>
-        </w:rPr>
-        <w:tab/>
-      </w:r>
-      <w:r>
-        <w:rPr>
-          <w:rFonts w:hint="eastAsia" w:cs="宋体"/>
-          <w:sz w:val="21"/>
-          <w:szCs w:val="21"/>
-        </w:rPr>
-        <w:tab/>
-      </w:r>
-      <w:r>
-        <w:rPr>
-          <w:rFonts w:hint="eastAsia" w:cs="宋体"/>
-          <w:sz w:val="21"/>
-          <w:szCs w:val="21"/>
-        </w:rPr>
-        <w:t>ok: false,</w:t>
-      </w:r>
-    </w:p>
-    <w:p>
-      <w:pPr>
-        <w:spacing w:line="240" w:lineRule="auto"/>
-        <w:jc w:val="left"/>
-        <w:rPr>
-          <w:rFonts w:cs="宋体"/>
-          <w:sz w:val="21"/>
-          <w:szCs w:val="21"/>
-        </w:rPr>
-      </w:pPr>
-      <w:r>
-        <w:rPr>
-          <w:rFonts w:hint="eastAsia" w:cs="宋体"/>
-          <w:sz w:val="21"/>
-          <w:szCs w:val="21"/>
-        </w:rPr>
-        <w:tab/>
-      </w:r>
-      <w:r>
-        <w:rPr>
-          <w:rFonts w:hint="eastAsia" w:cs="宋体"/>
-          <w:sz w:val="21"/>
-          <w:szCs w:val="21"/>
-        </w:rPr>
-        <w:tab/>
-      </w:r>
-      <w:r>
-        <w:rPr>
-          <w:rFonts w:hint="eastAsia" w:cs="宋体"/>
-          <w:sz w:val="21"/>
-          <w:szCs w:val="21"/>
-        </w:rPr>
-        <w:tab/>
-      </w:r>
-      <w:r>
-        <w:rPr>
-          <w:rFonts w:hint="eastAsia" w:cs="宋体"/>
-          <w:sz w:val="21"/>
-          <w:szCs w:val="21"/>
-        </w:rPr>
-        <w:tab/>
-      </w:r>
-      <w:r>
-        <w:rPr>
-          <w:rFonts w:hint="eastAsia" w:cs="宋体"/>
-          <w:sz w:val="21"/>
-          <w:szCs w:val="21"/>
-        </w:rPr>
-        <w:t>message: '更新失败'</w:t>
-      </w:r>
-    </w:p>
-    <w:p>
-      <w:pPr>
-        <w:spacing w:line="240" w:lineRule="auto"/>
-        <w:jc w:val="left"/>
-        <w:rPr>
-          <w:rFonts w:cs="宋体"/>
-          <w:sz w:val="21"/>
-          <w:szCs w:val="21"/>
-        </w:rPr>
-      </w:pPr>
-      <w:r>
-        <w:rPr>
-          <w:rFonts w:hint="eastAsia" w:cs="宋体"/>
-          <w:sz w:val="21"/>
-          <w:szCs w:val="21"/>
-        </w:rPr>
-        <w:tab/>
-      </w:r>
-      <w:r>
-        <w:rPr>
-          <w:rFonts w:hint="eastAsia" w:cs="宋体"/>
-          <w:sz w:val="21"/>
-          <w:szCs w:val="21"/>
-        </w:rPr>
-        <w:tab/>
-      </w:r>
-      <w:r>
-        <w:rPr>
-          <w:rFonts w:hint="eastAsia" w:cs="宋体"/>
-          <w:sz w:val="21"/>
-          <w:szCs w:val="21"/>
-        </w:rPr>
-        <w:tab/>
-      </w:r>
-      <w:r>
-        <w:rPr>
-          <w:rFonts w:hint="eastAsia" w:cs="宋体"/>
-          <w:sz w:val="21"/>
-          <w:szCs w:val="21"/>
-        </w:rPr>
-        <w:t>});</w:t>
-      </w:r>
-    </w:p>
-    <w:p>
-      <w:pPr>
-        <w:spacing w:line="240" w:lineRule="auto"/>
-        <w:jc w:val="left"/>
-        <w:rPr>
-          <w:rFonts w:cs="宋体"/>
-          <w:sz w:val="21"/>
-          <w:szCs w:val="21"/>
-        </w:rPr>
-      </w:pPr>
-      <w:r>
-        <w:rPr>
-          <w:rFonts w:hint="eastAsia" w:cs="宋体"/>
-          <w:sz w:val="21"/>
-          <w:szCs w:val="21"/>
-        </w:rPr>
-        <w:tab/>
-      </w:r>
-      <w:r>
-        <w:rPr>
-          <w:rFonts w:hint="eastAsia" w:cs="宋体"/>
-          <w:sz w:val="21"/>
-          <w:szCs w:val="21"/>
-        </w:rPr>
-        <w:tab/>
-      </w:r>
-      <w:r>
-        <w:rPr>
-          <w:rFonts w:hint="eastAsia" w:cs="宋体"/>
-          <w:sz w:val="21"/>
-          <w:szCs w:val="21"/>
-        </w:rPr>
-        <w:t>}</w:t>
-      </w:r>
-    </w:p>
-    <w:p>
-      <w:pPr>
-        <w:spacing w:line="240" w:lineRule="auto"/>
-        <w:jc w:val="left"/>
-        <w:rPr>
-          <w:rFonts w:cs="宋体"/>
-          <w:sz w:val="21"/>
-          <w:szCs w:val="21"/>
-        </w:rPr>
-      </w:pPr>
-      <w:r>
-        <w:rPr>
-          <w:rFonts w:hint="eastAsia" w:cs="宋体"/>
-          <w:sz w:val="21"/>
-          <w:szCs w:val="21"/>
-        </w:rPr>
-        <w:tab/>
-      </w:r>
-      <w:r>
-        <w:rPr>
-          <w:rFonts w:hint="eastAsia" w:cs="宋体"/>
-          <w:sz w:val="21"/>
-          <w:szCs w:val="21"/>
-        </w:rPr>
-        <w:t>} catch (error) {</w:t>
-      </w:r>
-    </w:p>
-    <w:p>
-      <w:pPr>
-        <w:spacing w:line="240" w:lineRule="auto"/>
-        <w:jc w:val="left"/>
-        <w:rPr>
-          <w:rFonts w:cs="宋体"/>
-          <w:sz w:val="21"/>
-          <w:szCs w:val="21"/>
-        </w:rPr>
-      </w:pPr>
-      <w:r>
-        <w:rPr>
-          <w:rFonts w:hint="eastAsia" w:cs="宋体"/>
-          <w:sz w:val="21"/>
-          <w:szCs w:val="21"/>
-        </w:rPr>
-        <w:tab/>
-      </w:r>
-      <w:r>
-        <w:rPr>
-          <w:rFonts w:hint="eastAsia" w:cs="宋体"/>
-          <w:sz w:val="21"/>
-          <w:szCs w:val="21"/>
-        </w:rPr>
-        <w:tab/>
-      </w:r>
-      <w:r>
-        <w:rPr>
-          <w:rFonts w:hint="eastAsia" w:cs="宋体"/>
-          <w:sz w:val="21"/>
-          <w:szCs w:val="21"/>
-        </w:rPr>
-        <w:t>console.error('数据库交互失败:', error);</w:t>
-      </w:r>
-    </w:p>
-    <w:p>
-      <w:pPr>
-        <w:spacing w:line="240" w:lineRule="auto"/>
-        <w:jc w:val="left"/>
-        <w:rPr>
-          <w:rFonts w:cs="宋体"/>
-          <w:sz w:val="21"/>
-          <w:szCs w:val="21"/>
-        </w:rPr>
-      </w:pPr>
-      <w:r>
-        <w:rPr>
-          <w:rFonts w:hint="eastAsia" w:cs="宋体"/>
-          <w:sz w:val="21"/>
-          <w:szCs w:val="21"/>
-        </w:rPr>
-        <w:tab/>
-      </w:r>
-      <w:r>
-        <w:rPr>
-          <w:rFonts w:hint="eastAsia" w:cs="宋体"/>
-          <w:sz w:val="21"/>
-          <w:szCs w:val="21"/>
-        </w:rPr>
-        <w:tab/>
-      </w:r>
-      <w:r>
-        <w:rPr>
-          <w:rFonts w:hint="eastAsia" w:cs="宋体"/>
-          <w:sz w:val="21"/>
-          <w:szCs w:val="21"/>
-        </w:rPr>
-        <w:t>res.status(500).json({</w:t>
-      </w:r>
-    </w:p>
-    <w:p>
-      <w:pPr>
-        <w:spacing w:line="240" w:lineRule="auto"/>
-        <w:jc w:val="left"/>
-        <w:rPr>
-          <w:rFonts w:cs="宋体"/>
-          <w:sz w:val="21"/>
-          <w:szCs w:val="21"/>
-        </w:rPr>
-      </w:pPr>
-      <w:r>
-        <w:rPr>
-          <w:rFonts w:hint="eastAsia" w:cs="宋体"/>
-          <w:sz w:val="21"/>
-          <w:szCs w:val="21"/>
-        </w:rPr>
-        <w:tab/>
-      </w:r>
-      <w:r>
-        <w:rPr>
-          <w:rFonts w:hint="eastAsia" w:cs="宋体"/>
-          <w:sz w:val="21"/>
-          <w:szCs w:val="21"/>
-        </w:rPr>
-        <w:tab/>
-      </w:r>
-      <w:r>
-        <w:rPr>
-          <w:rFonts w:hint="eastAsia" w:cs="宋体"/>
-          <w:sz w:val="21"/>
-          <w:szCs w:val="21"/>
-        </w:rPr>
-        <w:tab/>
-      </w:r>
-      <w:r>
-        <w:rPr>
-          <w:rFonts w:hint="eastAsia" w:cs="宋体"/>
-          <w:sz w:val="21"/>
-          <w:szCs w:val="21"/>
-        </w:rPr>
-        <w:t>ok: false,</w:t>
-      </w:r>
-    </w:p>
-    <w:p>
-      <w:pPr>
-        <w:spacing w:line="240" w:lineRule="auto"/>
-        <w:jc w:val="left"/>
-        <w:rPr>
-          <w:rFonts w:cs="宋体"/>
-          <w:sz w:val="21"/>
-          <w:szCs w:val="21"/>
-        </w:rPr>
-      </w:pPr>
-      <w:r>
-        <w:rPr>
-          <w:rFonts w:hint="eastAsia" w:cs="宋体"/>
-          <w:sz w:val="21"/>
-          <w:szCs w:val="21"/>
-        </w:rPr>
-        <w:tab/>
-      </w:r>
-      <w:r>
-        <w:rPr>
-          <w:rFonts w:hint="eastAsia" w:cs="宋体"/>
-          <w:sz w:val="21"/>
-          <w:szCs w:val="21"/>
-        </w:rPr>
-        <w:tab/>
-      </w:r>
-      <w:r>
-        <w:rPr>
-          <w:rFonts w:hint="eastAsia" w:cs="宋体"/>
-          <w:sz w:val="21"/>
-          <w:szCs w:val="21"/>
-        </w:rPr>
-        <w:tab/>
-      </w:r>
-      <w:r>
-        <w:rPr>
-          <w:rFonts w:hint="eastAsia" w:cs="宋体"/>
-          <w:sz w:val="21"/>
-          <w:szCs w:val="21"/>
-        </w:rPr>
-        <w:t>message: '服务器发生错误'</w:t>
-      </w:r>
-    </w:p>
-    <w:p>
-      <w:pPr>
-        <w:spacing w:line="240" w:lineRule="auto"/>
-        <w:jc w:val="left"/>
-        <w:rPr>
-          <w:rFonts w:cs="宋体"/>
-          <w:sz w:val="21"/>
-          <w:szCs w:val="21"/>
-        </w:rPr>
-      </w:pPr>
-      <w:r>
-        <w:rPr>
-          <w:rFonts w:hint="eastAsia" w:cs="宋体"/>
-          <w:sz w:val="21"/>
-          <w:szCs w:val="21"/>
-        </w:rPr>
-        <w:tab/>
-      </w:r>
-      <w:r>
-        <w:rPr>
-          <w:rFonts w:hint="eastAsia" w:cs="宋体"/>
-          <w:sz w:val="21"/>
-          <w:szCs w:val="21"/>
-        </w:rPr>
-        <w:tab/>
-      </w:r>
-      <w:r>
-        <w:rPr>
-          <w:rFonts w:hint="eastAsia" w:cs="宋体"/>
-          <w:sz w:val="21"/>
-          <w:szCs w:val="21"/>
-        </w:rPr>
-        <w:t>});</w:t>
-      </w:r>
-    </w:p>
-    <w:p>
-      <w:pPr>
-        <w:spacing w:line="240" w:lineRule="auto"/>
-        <w:jc w:val="left"/>
-        <w:rPr>
-          <w:rFonts w:cs="宋体"/>
-          <w:sz w:val="21"/>
-          <w:szCs w:val="21"/>
-        </w:rPr>
-      </w:pPr>
-      <w:r>
-        <w:rPr>
-          <w:rFonts w:hint="eastAsia" w:cs="宋体"/>
-          <w:sz w:val="21"/>
-          <w:szCs w:val="21"/>
-        </w:rPr>
-        <w:tab/>
-      </w:r>
-      <w:r>
-        <w:rPr>
-          <w:rFonts w:hint="eastAsia" w:cs="宋体"/>
-          <w:sz w:val="21"/>
-          <w:szCs w:val="21"/>
-        </w:rPr>
-        <w:t>}</w:t>
-      </w:r>
-    </w:p>
-    <w:p>
-      <w:pPr>
-        <w:spacing w:line="240" w:lineRule="auto"/>
-        <w:jc w:val="left"/>
-        <w:rPr>
-          <w:rFonts w:cs="宋体"/>
-          <w:sz w:val="21"/>
-          <w:szCs w:val="21"/>
-        </w:rPr>
-      </w:pPr>
-      <w:r>
-        <w:rPr>
-          <w:rFonts w:hint="eastAsia" w:cs="宋体"/>
-          <w:sz w:val="21"/>
-          <w:szCs w:val="21"/>
-        </w:rPr>
-        <w:t>});</w:t>
-      </w:r>
-      <w:r>
-        <w:rPr>
-          <w:rFonts w:cs="宋体"/>
-          <w:sz w:val="21"/>
-          <w:szCs w:val="21"/>
-        </w:rPr>
-        <w:br w:type="page"/>
+          <w:sz w:val="24"/>
+          <w:szCs w:val="20"/>
+          <w:lang w:val="en-US" w:eastAsia="zh-CN" w:bidi="ar-SA"/>
+        </w:rPr>
+        <w:t>朋友圈展示逻辑：由于朋友圈只会展示给好友看，所以每条朋友圈都会有userId, 然后再查找联系人表，判断这条朋友圈的userId是否在联系人ID的数组里面，如果在才会展示。</w:t>
+      </w:r>
+    </w:p>
+    <w:p>
+      <w:pPr>
+        <w:ind w:left="420" w:leftChars="0" w:firstLineChars="0"/>
+        <w:jc w:val="both"/>
+        <w:rPr>
+          <w:rFonts w:hint="eastAsia" w:cs="Times New Roman"/>
+          <w:kern w:val="0"/>
+          <w:sz w:val="24"/>
+          <w:szCs w:val="20"/>
+          <w:lang w:val="en-US" w:eastAsia="zh-CN" w:bidi="ar-SA"/>
+        </w:rPr>
+      </w:pPr>
+      <w:r>
+        <w:rPr>
+          <w:rFonts w:hint="eastAsia" w:cs="Times New Roman"/>
+          <w:kern w:val="0"/>
+          <w:sz w:val="24"/>
+          <w:szCs w:val="20"/>
+          <w:lang w:val="en-US" w:eastAsia="zh-CN" w:bidi="ar-SA"/>
+        </w:rPr>
+        <w:t>发布动态逻辑：发布动态由于需要支持图片发布，所以如果用户发布图片的时候，首先会有一个临时地址，展示在页面中，发布后才会进行上传，并且将动态内容一起上传，最后再操作数据库新增一条信息。</w:t>
+      </w:r>
+    </w:p>
+    <w:p>
+      <w:pPr>
+        <w:ind w:left="420" w:leftChars="0" w:firstLineChars="0"/>
+        <w:jc w:val="both"/>
+        <w:rPr>
+          <w:rFonts w:hint="default" w:cs="Times New Roman"/>
+          <w:kern w:val="0"/>
+          <w:sz w:val="24"/>
+          <w:szCs w:val="20"/>
+          <w:lang w:val="en-US" w:eastAsia="zh-CN" w:bidi="ar-SA"/>
+        </w:rPr>
+      </w:pPr>
+      <w:r>
+        <w:rPr>
+          <w:rFonts w:hint="eastAsia" w:cs="Times New Roman"/>
+          <w:kern w:val="0"/>
+          <w:sz w:val="24"/>
+          <w:szCs w:val="20"/>
+          <w:lang w:val="en-US" w:eastAsia="zh-CN" w:bidi="ar-SA"/>
+        </w:rPr>
+        <w:t>评论和点赞逻辑：对与点赞和评论，thumbs和 comments字段进行存储，他们是一个json数组的格式，每次点赞都会更新这两个字段</w:t>
       </w:r>
     </w:p>
     <w:p>

--- a/毕业论文/毕业论文改四.docx
+++ b/毕业论文/毕业论文改四.docx
@@ -731,6 +731,7 @@
       </w:pPr>
       <w:bookmarkStart w:id="1" w:name="_Toc13089"/>
       <w:bookmarkStart w:id="2" w:name="_Toc30656"/>
+      <w:bookmarkStart w:id="3" w:name="_Toc1439"/>
       <w:r>
         <w:rPr>
           <w:rFonts w:hint="eastAsia" w:eastAsia="黑体"/>
@@ -743,6 +744,7 @@
       </w:r>
       <w:bookmarkEnd w:id="1"/>
       <w:bookmarkEnd w:id="2"/>
+      <w:bookmarkEnd w:id="3"/>
     </w:p>
     <w:p>
       <w:pPr>
@@ -942,31 +944,33 @@
         <w:ind w:firstLine="0" w:firstLineChars="0"/>
         <w:jc w:val="center"/>
         <w:outlineLvl w:val="0"/>
+      </w:pPr>
+      <w:bookmarkStart w:id="4" w:name="_Toc3820"/>
+      <w:bookmarkStart w:id="5" w:name="_Toc3135"/>
+      <w:r>
         <w:rPr>
           <w:rFonts w:hint="eastAsia" w:eastAsia="黑体"/>
           <w:b/>
           <w:sz w:val="30"/>
           <w:szCs w:val="30"/>
         </w:rPr>
-      </w:pPr>
-      <w:bookmarkStart w:id="3" w:name="_Toc3820"/>
-      <w:r>
-        <w:rPr>
-          <w:rFonts w:hint="eastAsia" w:eastAsia="黑体"/>
-          <w:b/>
-          <w:sz w:val="30"/>
-          <w:szCs w:val="30"/>
-        </w:rPr>
         <w:t>目  录</w:t>
       </w:r>
-      <w:bookmarkEnd w:id="3"/>
+      <w:bookmarkEnd w:id="4"/>
+      <w:bookmarkEnd w:id="5"/>
+      <w:bookmarkStart w:id="168" w:name="_GoBack"/>
+      <w:bookmarkEnd w:id="168"/>
     </w:p>
     <w:sdt>
       <w:sdtPr>
         <w:rPr>
+          <w:rFonts w:ascii="宋体" w:hAnsi="宋体" w:eastAsia="宋体" w:cs="Times New Roman"/>
+          <w:kern w:val="2"/>
           <w:sz w:val="21"/>
-        </w:rPr>
-        <w:id w:val="147471360"/>
+          <w:szCs w:val="24"/>
+          <w:lang w:val="en-US" w:eastAsia="zh-CN" w:bidi="ar-SA"/>
+        </w:rPr>
+        <w:id w:val="147481140"/>
         <w15:color w:val="DBDBDB"/>
         <w:docPartObj>
           <w:docPartGallery w:val="Table of Contents"/>
@@ -975,22 +979,23 @@
       </w:sdtPr>
       <w:sdtEndPr>
         <w:rPr>
-          <w:sz w:val="21"/>
+          <w:rFonts w:hint="eastAsia" w:ascii="Times New Roman" w:hAnsi="Times New Roman" w:eastAsiaTheme="majorEastAsia" w:cstheme="minorHAnsi"/>
+          <w:caps/>
+          <w:color w:val="0000FF"/>
+          <w:kern w:val="2"/>
+          <w:sz w:val="24"/>
+          <w:szCs w:val="24"/>
+          <w:u w:val="single"/>
+          <w:lang w:val="en-US" w:eastAsia="zh-CN" w:bidi="ar-SA"/>
         </w:rPr>
       </w:sdtEndPr>
       <w:sdtContent>
         <w:p>
           <w:pPr>
-            <w:spacing w:line="240" w:lineRule="auto"/>
-            <w:ind w:firstLine="0" w:firstLineChars="0"/>
+            <w:spacing w:before="0" w:beforeLines="0" w:after="0" w:afterLines="0" w:line="240" w:lineRule="auto"/>
+            <w:ind w:left="0" w:leftChars="0" w:right="0" w:rightChars="0" w:firstLine="0" w:firstLineChars="0"/>
             <w:jc w:val="center"/>
           </w:pPr>
-          <w:r>
-            <w:rPr>
-              <w:sz w:val="21"/>
-            </w:rPr>
-            <w:t>目录</w:t>
-          </w:r>
         </w:p>
         <w:p>
           <w:pPr>
@@ -998,83 +1003,69 @@
             <w:tabs>
               <w:tab w:val="right" w:leader="dot" w:pos="9070"/>
             </w:tabs>
+          </w:pPr>
+          <w:r>
             <w:rPr>
               <w:rFonts w:hint="eastAsia" w:ascii="Times New Roman" w:hAnsi="Times New Roman"/>
             </w:rPr>
-          </w:pPr>
+            <w:fldChar w:fldCharType="begin"/>
+          </w:r>
+          <w:r>
+            <w:instrText xml:space="preserve">TOC \o "1-2" \h \u </w:instrText>
+          </w:r>
           <w:r>
             <w:rPr>
-              <w:rFonts w:ascii="Times New Roman" w:hAnsi="Times New Roman"/>
+              <w:rFonts w:hint="eastAsia" w:ascii="Times New Roman" w:hAnsi="Times New Roman"/>
+            </w:rPr>
+            <w:fldChar w:fldCharType="separate"/>
+          </w:r>
+          <w:r>
+            <w:rPr>
+              <w:rFonts w:hint="eastAsia" w:ascii="Times New Roman" w:hAnsi="Times New Roman"/>
             </w:rPr>
             <w:fldChar w:fldCharType="begin"/>
           </w:r>
           <w:r>
             <w:rPr>
-              <w:rFonts w:ascii="Times New Roman" w:hAnsi="Times New Roman"/>
+              <w:rFonts w:hint="eastAsia" w:ascii="Times New Roman" w:hAnsi="Times New Roman"/>
             </w:rPr>
-            <w:instrText xml:space="preserve">TOC \o "1-2" \h \u </w:instrText>
+            <w:instrText xml:space="preserve"> HYPERLINK \l _Toc1439 </w:instrText>
           </w:r>
           <w:r>
             <w:rPr>
-              <w:rFonts w:ascii="Times New Roman" w:hAnsi="Times New Roman"/>
+              <w:rFonts w:hint="eastAsia" w:ascii="Times New Roman" w:hAnsi="Times New Roman"/>
             </w:rPr>
             <w:fldChar w:fldCharType="separate"/>
           </w:r>
           <w:r>
-            <w:fldChar w:fldCharType="begin"/>
-          </w:r>
-          <w:r>
-            <w:instrText xml:space="preserve"> HYPERLINK \l "_Toc3820" </w:instrText>
-          </w:r>
-          <w:r>
-            <w:fldChar w:fldCharType="separate"/>
-          </w:r>
-          <w:r>
             <w:rPr>
-              <w:rFonts w:hint="eastAsia" w:ascii="Times New Roman" w:hAnsi="Times New Roman" w:eastAsia="黑体"/>
+              <w:rFonts w:hint="eastAsia" w:eastAsia="黑体"/>
+              <w:bCs/>
               <w:szCs w:val="30"/>
             </w:rPr>
-            <w:t>目  录</w:t>
+            <w:t>毕业设计原创性及知识产权声明</w:t>
+          </w:r>
+          <w:r>
+            <w:tab/>
+          </w:r>
+          <w:r>
+            <w:fldChar w:fldCharType="begin"/>
+          </w:r>
+          <w:r>
+            <w:instrText xml:space="preserve"> PAGEREF _Toc1439 \h </w:instrText>
+          </w:r>
+          <w:r>
+            <w:fldChar w:fldCharType="separate"/>
+          </w:r>
+          <w:r>
+            <w:t>2</w:t>
+          </w:r>
+          <w:r>
+            <w:fldChar w:fldCharType="end"/>
           </w:r>
           <w:r>
             <w:rPr>
-              <w:rFonts w:ascii="Times New Roman" w:hAnsi="Times New Roman"/>
-            </w:rPr>
-            <w:tab/>
-          </w:r>
-          <w:r>
-            <w:rPr>
-              <w:rFonts w:ascii="Times New Roman" w:hAnsi="Times New Roman"/>
-            </w:rPr>
-            <w:fldChar w:fldCharType="begin"/>
-          </w:r>
-          <w:r>
-            <w:rPr>
-              <w:rFonts w:ascii="Times New Roman" w:hAnsi="Times New Roman"/>
-            </w:rPr>
-            <w:instrText xml:space="preserve"> PAGEREF _Toc3820 \h </w:instrText>
-          </w:r>
-          <w:r>
-            <w:rPr>
-              <w:rFonts w:ascii="Times New Roman" w:hAnsi="Times New Roman"/>
-            </w:rPr>
-            <w:fldChar w:fldCharType="separate"/>
-          </w:r>
-          <w:r>
-            <w:rPr>
-              <w:rFonts w:ascii="Times New Roman" w:hAnsi="Times New Roman"/>
-            </w:rPr>
-            <w:t>1</w:t>
-          </w:r>
-          <w:r>
-            <w:rPr>
-              <w:rFonts w:ascii="Times New Roman" w:hAnsi="Times New Roman"/>
-            </w:rPr>
-            <w:fldChar w:fldCharType="end"/>
-          </w:r>
-          <w:r>
-            <w:rPr>
-              <w:rFonts w:ascii="Times New Roman" w:hAnsi="Times New Roman"/>
+              <w:rFonts w:hint="eastAsia" w:ascii="Times New Roman" w:hAnsi="Times New Roman"/>
             </w:rPr>
             <w:fldChar w:fldCharType="end"/>
           </w:r>
@@ -1085,65 +1076,53 @@
             <w:tabs>
               <w:tab w:val="right" w:leader="dot" w:pos="9070"/>
             </w:tabs>
+          </w:pPr>
+          <w:r>
             <w:rPr>
               <w:rFonts w:hint="eastAsia" w:ascii="Times New Roman" w:hAnsi="Times New Roman"/>
             </w:rPr>
-          </w:pPr>
-          <w:r>
             <w:fldChar w:fldCharType="begin"/>
           </w:r>
           <w:r>
-            <w:instrText xml:space="preserve"> HYPERLINK \l "_Toc15236" </w:instrText>
-          </w:r>
-          <w:r>
+            <w:rPr>
+              <w:rFonts w:hint="eastAsia" w:ascii="Times New Roman" w:hAnsi="Times New Roman"/>
+            </w:rPr>
+            <w:instrText xml:space="preserve"> HYPERLINK \l _Toc3135 </w:instrText>
+          </w:r>
+          <w:r>
+            <w:rPr>
+              <w:rFonts w:hint="eastAsia" w:ascii="Times New Roman" w:hAnsi="Times New Roman"/>
+            </w:rPr>
             <w:fldChar w:fldCharType="separate"/>
           </w:r>
           <w:r>
             <w:rPr>
-              <w:rFonts w:ascii="Times New Roman" w:hAnsi="Times New Roman" w:eastAsia="黑体" w:cs="Arial"/>
+              <w:rFonts w:hint="eastAsia" w:eastAsia="黑体"/>
               <w:szCs w:val="30"/>
             </w:rPr>
-            <w:t>摘要：</w:t>
+            <w:t>目  录</w:t>
+          </w:r>
+          <w:r>
+            <w:tab/>
+          </w:r>
+          <w:r>
+            <w:fldChar w:fldCharType="begin"/>
+          </w:r>
+          <w:r>
+            <w:instrText xml:space="preserve"> PAGEREF _Toc3135 \h </w:instrText>
+          </w:r>
+          <w:r>
+            <w:fldChar w:fldCharType="separate"/>
+          </w:r>
+          <w:r>
+            <w:t>1</w:t>
+          </w:r>
+          <w:r>
+            <w:fldChar w:fldCharType="end"/>
           </w:r>
           <w:r>
             <w:rPr>
-              <w:rFonts w:ascii="Times New Roman" w:hAnsi="Times New Roman"/>
-            </w:rPr>
-            <w:tab/>
-          </w:r>
-          <w:r>
-            <w:rPr>
-              <w:rFonts w:ascii="Times New Roman" w:hAnsi="Times New Roman"/>
-            </w:rPr>
-            <w:fldChar w:fldCharType="begin"/>
-          </w:r>
-          <w:r>
-            <w:rPr>
-              <w:rFonts w:ascii="Times New Roman" w:hAnsi="Times New Roman"/>
-            </w:rPr>
-            <w:instrText xml:space="preserve"> PAGEREF _Toc15236 \h </w:instrText>
-          </w:r>
-          <w:r>
-            <w:rPr>
-              <w:rFonts w:ascii="Times New Roman" w:hAnsi="Times New Roman"/>
-            </w:rPr>
-            <w:fldChar w:fldCharType="separate"/>
-          </w:r>
-          <w:r>
-            <w:rPr>
-              <w:rFonts w:ascii="Times New Roman" w:hAnsi="Times New Roman"/>
-            </w:rPr>
-            <w:t>I</w:t>
-          </w:r>
-          <w:r>
-            <w:rPr>
-              <w:rFonts w:ascii="Times New Roman" w:hAnsi="Times New Roman"/>
-            </w:rPr>
-            <w:fldChar w:fldCharType="end"/>
-          </w:r>
-          <w:r>
-            <w:rPr>
-              <w:rFonts w:ascii="Times New Roman" w:hAnsi="Times New Roman"/>
+              <w:rFonts w:hint="eastAsia" w:ascii="Times New Roman" w:hAnsi="Times New Roman"/>
             </w:rPr>
             <w:fldChar w:fldCharType="end"/>
           </w:r>
@@ -1154,64 +1133,53 @@
             <w:tabs>
               <w:tab w:val="right" w:leader="dot" w:pos="9070"/>
             </w:tabs>
+          </w:pPr>
+          <w:r>
             <w:rPr>
               <w:rFonts w:hint="eastAsia" w:ascii="Times New Roman" w:hAnsi="Times New Roman"/>
             </w:rPr>
-          </w:pPr>
-          <w:r>
             <w:fldChar w:fldCharType="begin"/>
           </w:r>
           <w:r>
-            <w:instrText xml:space="preserve"> HYPERLINK \l "_Toc5951" </w:instrText>
-          </w:r>
-          <w:r>
-            <w:fldChar w:fldCharType="separate"/>
-          </w:r>
-          <w:r>
             <w:rPr>
-              <w:rFonts w:ascii="Times New Roman" w:hAnsi="Times New Roman"/>
+              <w:rFonts w:hint="eastAsia" w:ascii="Times New Roman" w:hAnsi="Times New Roman"/>
             </w:rPr>
-            <w:t>Abstract:</w:t>
+            <w:instrText xml:space="preserve"> HYPERLINK \l _Toc8128 </w:instrText>
           </w:r>
           <w:r>
             <w:rPr>
-              <w:rFonts w:ascii="Times New Roman" w:hAnsi="Times New Roman"/>
-            </w:rPr>
-            <w:tab/>
-          </w:r>
-          <w:r>
-            <w:rPr>
-              <w:rFonts w:ascii="Times New Roman" w:hAnsi="Times New Roman"/>
-            </w:rPr>
-            <w:fldChar w:fldCharType="begin"/>
-          </w:r>
-          <w:r>
-            <w:rPr>
-              <w:rFonts w:ascii="Times New Roman" w:hAnsi="Times New Roman"/>
-            </w:rPr>
-            <w:instrText xml:space="preserve"> PAGEREF _Toc5951 \h </w:instrText>
-          </w:r>
-          <w:r>
-            <w:rPr>
-              <w:rFonts w:ascii="Times New Roman" w:hAnsi="Times New Roman"/>
+              <w:rFonts w:hint="eastAsia" w:ascii="Times New Roman" w:hAnsi="Times New Roman"/>
             </w:rPr>
             <w:fldChar w:fldCharType="separate"/>
           </w:r>
           <w:r>
             <w:rPr>
-              <w:rFonts w:ascii="Times New Roman" w:hAnsi="Times New Roman"/>
+              <w:rFonts w:eastAsia="黑体" w:cs="Arial"/>
+              <w:szCs w:val="30"/>
             </w:rPr>
-            <w:t>II</w:t>
+            <w:t>摘要：</w:t>
+          </w:r>
+          <w:r>
+            <w:tab/>
+          </w:r>
+          <w:r>
+            <w:fldChar w:fldCharType="begin"/>
+          </w:r>
+          <w:r>
+            <w:instrText xml:space="preserve"> PAGEREF _Toc8128 \h </w:instrText>
+          </w:r>
+          <w:r>
+            <w:fldChar w:fldCharType="separate"/>
+          </w:r>
+          <w:r>
+            <w:t>I</w:t>
+          </w:r>
+          <w:r>
+            <w:fldChar w:fldCharType="end"/>
           </w:r>
           <w:r>
             <w:rPr>
-              <w:rFonts w:ascii="Times New Roman" w:hAnsi="Times New Roman"/>
-            </w:rPr>
-            <w:fldChar w:fldCharType="end"/>
-          </w:r>
-          <w:r>
-            <w:rPr>
-              <w:rFonts w:ascii="Times New Roman" w:hAnsi="Times New Roman"/>
+              <w:rFonts w:hint="eastAsia" w:ascii="Times New Roman" w:hAnsi="Times New Roman"/>
             </w:rPr>
             <w:fldChar w:fldCharType="end"/>
           </w:r>
@@ -1222,18 +1190,88 @@
             <w:tabs>
               <w:tab w:val="right" w:leader="dot" w:pos="9070"/>
             </w:tabs>
+          </w:pPr>
+          <w:r>
             <w:rPr>
               <w:rFonts w:hint="eastAsia" w:ascii="Times New Roman" w:hAnsi="Times New Roman"/>
             </w:rPr>
+            <w:fldChar w:fldCharType="begin"/>
+          </w:r>
+          <w:r>
+            <w:rPr>
+              <w:rFonts w:hint="eastAsia" w:ascii="Times New Roman" w:hAnsi="Times New Roman"/>
+            </w:rPr>
+            <w:instrText xml:space="preserve"> HYPERLINK \l _Toc9739 </w:instrText>
+          </w:r>
+          <w:r>
+            <w:rPr>
+              <w:rFonts w:hint="eastAsia" w:ascii="Times New Roman" w:hAnsi="Times New Roman"/>
+            </w:rPr>
+            <w:fldChar w:fldCharType="separate"/>
+          </w:r>
+          <w:r>
+            <w:rPr>
+              <w:rFonts w:ascii="Times New Roman" w:hAnsi="Times New Roman"/>
+            </w:rPr>
+            <w:t>Abstract:</w:t>
+          </w:r>
+          <w:r>
+            <w:tab/>
+          </w:r>
+          <w:r>
+            <w:fldChar w:fldCharType="begin"/>
+          </w:r>
+          <w:r>
+            <w:instrText xml:space="preserve"> PAGEREF _Toc9739 \h </w:instrText>
+          </w:r>
+          <w:r>
+            <w:fldChar w:fldCharType="separate"/>
+          </w:r>
+          <w:r>
+            <w:t>II</w:t>
+          </w:r>
+          <w:r>
+            <w:fldChar w:fldCharType="end"/>
+          </w:r>
+          <w:r>
+            <w:rPr>
+              <w:rFonts w:hint="eastAsia" w:ascii="Times New Roman" w:hAnsi="Times New Roman"/>
+            </w:rPr>
+            <w:fldChar w:fldCharType="end"/>
+          </w:r>
+        </w:p>
+        <w:p>
+          <w:pPr>
+            <w:pStyle w:val="22"/>
+            <w:tabs>
+              <w:tab w:val="right" w:leader="dot" w:pos="9070"/>
+            </w:tabs>
           </w:pPr>
           <w:r>
+            <w:rPr>
+              <w:rFonts w:hint="eastAsia" w:ascii="Times New Roman" w:hAnsi="Times New Roman"/>
+            </w:rPr>
             <w:fldChar w:fldCharType="begin"/>
           </w:r>
           <w:r>
-            <w:instrText xml:space="preserve"> HYPERLINK \l "_Toc15158" </w:instrText>
-          </w:r>
-          <w:r>
+            <w:rPr>
+              <w:rFonts w:hint="eastAsia" w:ascii="Times New Roman" w:hAnsi="Times New Roman"/>
+            </w:rPr>
+            <w:instrText xml:space="preserve"> HYPERLINK \l _Toc27636 </w:instrText>
+          </w:r>
+          <w:r>
+            <w:rPr>
+              <w:rFonts w:hint="eastAsia" w:ascii="Times New Roman" w:hAnsi="Times New Roman"/>
+            </w:rPr>
             <w:fldChar w:fldCharType="separate"/>
+          </w:r>
+          <w:r>
+            <w:rPr>
+              <w:rFonts w:hint="default" w:ascii="Times New Roman" w:hAnsi="Times New Roman"/>
+              <w:bCs/>
+              <w:kern w:val="0"/>
+            </w:rPr>
+            <w:t xml:space="preserve">1 </w:t>
           </w:r>
           <w:r>
             <w:rPr>
@@ -1241,47 +1279,29 @@
               <w:bCs/>
               <w:kern w:val="0"/>
             </w:rPr>
-            <w:t>1 前言</w:t>
+            <w:t>前言</w:t>
+          </w:r>
+          <w:r>
+            <w:tab/>
+          </w:r>
+          <w:r>
+            <w:fldChar w:fldCharType="begin"/>
+          </w:r>
+          <w:r>
+            <w:instrText xml:space="preserve"> PAGEREF _Toc27636 \h </w:instrText>
+          </w:r>
+          <w:r>
+            <w:fldChar w:fldCharType="separate"/>
+          </w:r>
+          <w:r>
+            <w:t>1</w:t>
+          </w:r>
+          <w:r>
+            <w:fldChar w:fldCharType="end"/>
           </w:r>
           <w:r>
             <w:rPr>
-              <w:rFonts w:ascii="Times New Roman" w:hAnsi="Times New Roman"/>
-            </w:rPr>
-            <w:tab/>
-          </w:r>
-          <w:r>
-            <w:rPr>
-              <w:rFonts w:ascii="Times New Roman" w:hAnsi="Times New Roman"/>
-            </w:rPr>
-            <w:fldChar w:fldCharType="begin"/>
-          </w:r>
-          <w:r>
-            <w:rPr>
-              <w:rFonts w:ascii="Times New Roman" w:hAnsi="Times New Roman"/>
-            </w:rPr>
-            <w:instrText xml:space="preserve"> PAGEREF _Toc15158 \h </w:instrText>
-          </w:r>
-          <w:r>
-            <w:rPr>
-              <w:rFonts w:ascii="Times New Roman" w:hAnsi="Times New Roman"/>
-            </w:rPr>
-            <w:fldChar w:fldCharType="separate"/>
-          </w:r>
-          <w:r>
-            <w:rPr>
-              <w:rFonts w:ascii="Times New Roman" w:hAnsi="Times New Roman"/>
-            </w:rPr>
-            <w:t>1</w:t>
-          </w:r>
-          <w:r>
-            <w:rPr>
-              <w:rFonts w:ascii="Times New Roman" w:hAnsi="Times New Roman"/>
-            </w:rPr>
-            <w:fldChar w:fldCharType="end"/>
-          </w:r>
-          <w:r>
-            <w:rPr>
-              <w:rFonts w:ascii="Times New Roman" w:hAnsi="Times New Roman"/>
+              <w:rFonts w:hint="eastAsia" w:ascii="Times New Roman" w:hAnsi="Times New Roman"/>
             </w:rPr>
             <w:fldChar w:fldCharType="end"/>
           </w:r>
@@ -1292,65 +1312,62 @@
             <w:tabs>
               <w:tab w:val="right" w:leader="dot" w:pos="9070"/>
             </w:tabs>
+          </w:pPr>
+          <w:r>
             <w:rPr>
               <w:rFonts w:hint="eastAsia" w:ascii="Times New Roman" w:hAnsi="Times New Roman"/>
             </w:rPr>
-          </w:pPr>
-          <w:r>
             <w:fldChar w:fldCharType="begin"/>
           </w:r>
           <w:r>
-            <w:instrText xml:space="preserve"> HYPERLINK \l "_Toc22220" </w:instrText>
-          </w:r>
-          <w:r>
+            <w:rPr>
+              <w:rFonts w:hint="eastAsia" w:ascii="Times New Roman" w:hAnsi="Times New Roman"/>
+            </w:rPr>
+            <w:instrText xml:space="preserve"> HYPERLINK \l _Toc32334 </w:instrText>
+          </w:r>
+          <w:r>
+            <w:rPr>
+              <w:rFonts w:hint="eastAsia" w:ascii="Times New Roman" w:hAnsi="Times New Roman"/>
+            </w:rPr>
             <w:fldChar w:fldCharType="separate"/>
+          </w:r>
+          <w:r>
+            <w:rPr>
+              <w:rFonts w:hint="default" w:ascii="Times New Roman" w:hAnsi="Times New Roman"/>
+              <w:kern w:val="0"/>
+              <w:szCs w:val="24"/>
+            </w:rPr>
+            <w:t xml:space="preserve">1.1 </w:t>
           </w:r>
           <w:r>
             <w:rPr>
               <w:rFonts w:ascii="Times New Roman" w:hAnsi="Times New Roman"/>
               <w:kern w:val="0"/>
+              <w:szCs w:val="24"/>
             </w:rPr>
-            <w:t>1.1 研究背景</w:t>
+            <w:t>研究背景</w:t>
+          </w:r>
+          <w:r>
+            <w:tab/>
+          </w:r>
+          <w:r>
+            <w:fldChar w:fldCharType="begin"/>
+          </w:r>
+          <w:r>
+            <w:instrText xml:space="preserve"> PAGEREF _Toc32334 \h </w:instrText>
+          </w:r>
+          <w:r>
+            <w:fldChar w:fldCharType="separate"/>
+          </w:r>
+          <w:r>
+            <w:t>1</w:t>
+          </w:r>
+          <w:r>
+            <w:fldChar w:fldCharType="end"/>
           </w:r>
           <w:r>
             <w:rPr>
-              <w:rFonts w:ascii="Times New Roman" w:hAnsi="Times New Roman"/>
-            </w:rPr>
-            <w:tab/>
-          </w:r>
-          <w:r>
-            <w:rPr>
-              <w:rFonts w:ascii="Times New Roman" w:hAnsi="Times New Roman"/>
-            </w:rPr>
-            <w:fldChar w:fldCharType="begin"/>
-          </w:r>
-          <w:r>
-            <w:rPr>
-              <w:rFonts w:ascii="Times New Roman" w:hAnsi="Times New Roman"/>
-            </w:rPr>
-            <w:instrText xml:space="preserve"> PAGEREF _Toc22220 \h </w:instrText>
-          </w:r>
-          <w:r>
-            <w:rPr>
-              <w:rFonts w:ascii="Times New Roman" w:hAnsi="Times New Roman"/>
-            </w:rPr>
-            <w:fldChar w:fldCharType="separate"/>
-          </w:r>
-          <w:r>
-            <w:rPr>
-              <w:rFonts w:ascii="Times New Roman" w:hAnsi="Times New Roman"/>
-            </w:rPr>
-            <w:t>1</w:t>
-          </w:r>
-          <w:r>
-            <w:rPr>
-              <w:rFonts w:ascii="Times New Roman" w:hAnsi="Times New Roman"/>
-            </w:rPr>
-            <w:fldChar w:fldCharType="end"/>
-          </w:r>
-          <w:r>
-            <w:rPr>
-              <w:rFonts w:ascii="Times New Roman" w:hAnsi="Times New Roman"/>
+              <w:rFonts w:hint="eastAsia" w:ascii="Times New Roman" w:hAnsi="Times New Roman"/>
             </w:rPr>
             <w:fldChar w:fldCharType="end"/>
           </w:r>
@@ -1361,65 +1378,62 @@
             <w:tabs>
               <w:tab w:val="right" w:leader="dot" w:pos="9070"/>
             </w:tabs>
+          </w:pPr>
+          <w:r>
             <w:rPr>
               <w:rFonts w:hint="eastAsia" w:ascii="Times New Roman" w:hAnsi="Times New Roman"/>
             </w:rPr>
-          </w:pPr>
-          <w:r>
             <w:fldChar w:fldCharType="begin"/>
           </w:r>
           <w:r>
-            <w:instrText xml:space="preserve"> HYPERLINK \l "_Toc9926" </w:instrText>
-          </w:r>
-          <w:r>
+            <w:rPr>
+              <w:rFonts w:hint="eastAsia" w:ascii="Times New Roman" w:hAnsi="Times New Roman"/>
+            </w:rPr>
+            <w:instrText xml:space="preserve"> HYPERLINK \l _Toc4017 </w:instrText>
+          </w:r>
+          <w:r>
+            <w:rPr>
+              <w:rFonts w:hint="eastAsia" w:ascii="Times New Roman" w:hAnsi="Times New Roman"/>
+            </w:rPr>
             <w:fldChar w:fldCharType="separate"/>
+          </w:r>
+          <w:r>
+            <w:rPr>
+              <w:rFonts w:hint="default" w:ascii="Times New Roman" w:hAnsi="Times New Roman"/>
+              <w:kern w:val="0"/>
+              <w:szCs w:val="24"/>
+            </w:rPr>
+            <w:t xml:space="preserve">1.2 </w:t>
           </w:r>
           <w:r>
             <w:rPr>
               <w:rFonts w:ascii="Times New Roman" w:hAnsi="Times New Roman"/>
               <w:kern w:val="0"/>
+              <w:szCs w:val="24"/>
             </w:rPr>
-            <w:t>1.2 研究意义</w:t>
+            <w:t>研究意义</w:t>
+          </w:r>
+          <w:r>
+            <w:tab/>
+          </w:r>
+          <w:r>
+            <w:fldChar w:fldCharType="begin"/>
+          </w:r>
+          <w:r>
+            <w:instrText xml:space="preserve"> PAGEREF _Toc4017 \h </w:instrText>
+          </w:r>
+          <w:r>
+            <w:fldChar w:fldCharType="separate"/>
+          </w:r>
+          <w:r>
+            <w:t>1</w:t>
+          </w:r>
+          <w:r>
+            <w:fldChar w:fldCharType="end"/>
           </w:r>
           <w:r>
             <w:rPr>
-              <w:rFonts w:ascii="Times New Roman" w:hAnsi="Times New Roman"/>
-            </w:rPr>
-            <w:tab/>
-          </w:r>
-          <w:r>
-            <w:rPr>
-              <w:rFonts w:ascii="Times New Roman" w:hAnsi="Times New Roman"/>
-            </w:rPr>
-            <w:fldChar w:fldCharType="begin"/>
-          </w:r>
-          <w:r>
-            <w:rPr>
-              <w:rFonts w:ascii="Times New Roman" w:hAnsi="Times New Roman"/>
-            </w:rPr>
-            <w:instrText xml:space="preserve"> PAGEREF _Toc9926 \h </w:instrText>
-          </w:r>
-          <w:r>
-            <w:rPr>
-              <w:rFonts w:ascii="Times New Roman" w:hAnsi="Times New Roman"/>
-            </w:rPr>
-            <w:fldChar w:fldCharType="separate"/>
-          </w:r>
-          <w:r>
-            <w:rPr>
-              <w:rFonts w:ascii="Times New Roman" w:hAnsi="Times New Roman"/>
-            </w:rPr>
-            <w:t>1</w:t>
-          </w:r>
-          <w:r>
-            <w:rPr>
-              <w:rFonts w:ascii="Times New Roman" w:hAnsi="Times New Roman"/>
-            </w:rPr>
-            <w:fldChar w:fldCharType="end"/>
-          </w:r>
-          <w:r>
-            <w:rPr>
-              <w:rFonts w:ascii="Times New Roman" w:hAnsi="Times New Roman"/>
+              <w:rFonts w:hint="eastAsia" w:ascii="Times New Roman" w:hAnsi="Times New Roman"/>
             </w:rPr>
             <w:fldChar w:fldCharType="end"/>
           </w:r>
@@ -1430,65 +1444,62 @@
             <w:tabs>
               <w:tab w:val="right" w:leader="dot" w:pos="9070"/>
             </w:tabs>
+          </w:pPr>
+          <w:r>
             <w:rPr>
               <w:rFonts w:hint="eastAsia" w:ascii="Times New Roman" w:hAnsi="Times New Roman"/>
             </w:rPr>
-          </w:pPr>
-          <w:r>
             <w:fldChar w:fldCharType="begin"/>
           </w:r>
           <w:r>
-            <w:instrText xml:space="preserve"> HYPERLINK \l "_Toc25368" </w:instrText>
-          </w:r>
-          <w:r>
+            <w:rPr>
+              <w:rFonts w:hint="eastAsia" w:ascii="Times New Roman" w:hAnsi="Times New Roman"/>
+            </w:rPr>
+            <w:instrText xml:space="preserve"> HYPERLINK \l _Toc25640 </w:instrText>
+          </w:r>
+          <w:r>
+            <w:rPr>
+              <w:rFonts w:hint="eastAsia" w:ascii="Times New Roman" w:hAnsi="Times New Roman"/>
+            </w:rPr>
             <w:fldChar w:fldCharType="separate"/>
+          </w:r>
+          <w:r>
+            <w:rPr>
+              <w:rFonts w:hint="default" w:ascii="Times New Roman" w:hAnsi="Times New Roman"/>
+              <w:kern w:val="0"/>
+              <w:szCs w:val="24"/>
+            </w:rPr>
+            <w:t xml:space="preserve">1.3 </w:t>
           </w:r>
           <w:r>
             <w:rPr>
               <w:rFonts w:ascii="Times New Roman" w:hAnsi="Times New Roman"/>
               <w:kern w:val="0"/>
+              <w:szCs w:val="24"/>
             </w:rPr>
-            <w:t>1.3 国内现状</w:t>
+            <w:t>国内现状</w:t>
+          </w:r>
+          <w:r>
+            <w:tab/>
+          </w:r>
+          <w:r>
+            <w:fldChar w:fldCharType="begin"/>
+          </w:r>
+          <w:r>
+            <w:instrText xml:space="preserve"> PAGEREF _Toc25640 \h </w:instrText>
+          </w:r>
+          <w:r>
+            <w:fldChar w:fldCharType="separate"/>
+          </w:r>
+          <w:r>
+            <w:t>2</w:t>
+          </w:r>
+          <w:r>
+            <w:fldChar w:fldCharType="end"/>
           </w:r>
           <w:r>
             <w:rPr>
-              <w:rFonts w:ascii="Times New Roman" w:hAnsi="Times New Roman"/>
-            </w:rPr>
-            <w:tab/>
-          </w:r>
-          <w:r>
-            <w:rPr>
-              <w:rFonts w:ascii="Times New Roman" w:hAnsi="Times New Roman"/>
-            </w:rPr>
-            <w:fldChar w:fldCharType="begin"/>
-          </w:r>
-          <w:r>
-            <w:rPr>
-              <w:rFonts w:ascii="Times New Roman" w:hAnsi="Times New Roman"/>
-            </w:rPr>
-            <w:instrText xml:space="preserve"> PAGEREF _Toc25368 \h </w:instrText>
-          </w:r>
-          <w:r>
-            <w:rPr>
-              <w:rFonts w:ascii="Times New Roman" w:hAnsi="Times New Roman"/>
-            </w:rPr>
-            <w:fldChar w:fldCharType="separate"/>
-          </w:r>
-          <w:r>
-            <w:rPr>
-              <w:rFonts w:ascii="Times New Roman" w:hAnsi="Times New Roman"/>
-            </w:rPr>
-            <w:t>2</w:t>
-          </w:r>
-          <w:r>
-            <w:rPr>
-              <w:rFonts w:ascii="Times New Roman" w:hAnsi="Times New Roman"/>
-            </w:rPr>
-            <w:fldChar w:fldCharType="end"/>
-          </w:r>
-          <w:r>
-            <w:rPr>
-              <w:rFonts w:ascii="Times New Roman" w:hAnsi="Times New Roman"/>
+              <w:rFonts w:hint="eastAsia" w:ascii="Times New Roman" w:hAnsi="Times New Roman"/>
             </w:rPr>
             <w:fldChar w:fldCharType="end"/>
           </w:r>
@@ -1499,65 +1510,120 @@
             <w:tabs>
               <w:tab w:val="right" w:leader="dot" w:pos="9070"/>
             </w:tabs>
+          </w:pPr>
+          <w:r>
             <w:rPr>
               <w:rFonts w:hint="eastAsia" w:ascii="Times New Roman" w:hAnsi="Times New Roman"/>
             </w:rPr>
-          </w:pPr>
-          <w:r>
             <w:fldChar w:fldCharType="begin"/>
           </w:r>
           <w:r>
-            <w:instrText xml:space="preserve"> HYPERLINK \l "_Toc11280" </w:instrText>
-          </w:r>
-          <w:r>
+            <w:rPr>
+              <w:rFonts w:hint="eastAsia" w:ascii="Times New Roman" w:hAnsi="Times New Roman"/>
+            </w:rPr>
+            <w:instrText xml:space="preserve"> HYPERLINK \l _Toc26384 </w:instrText>
+          </w:r>
+          <w:r>
+            <w:rPr>
+              <w:rFonts w:hint="eastAsia" w:ascii="Times New Roman" w:hAnsi="Times New Roman"/>
+            </w:rPr>
             <w:fldChar w:fldCharType="separate"/>
+          </w:r>
+          <w:r>
+            <w:rPr>
+              <w:rFonts w:hint="default" w:ascii="Times New Roman" w:hAnsi="Times New Roman"/>
+              <w:kern w:val="0"/>
+              <w:szCs w:val="24"/>
+            </w:rPr>
+            <w:t xml:space="preserve">1.4 </w:t>
           </w:r>
           <w:r>
             <w:rPr>
               <w:rFonts w:ascii="Times New Roman" w:hAnsi="Times New Roman"/>
               <w:kern w:val="0"/>
+              <w:szCs w:val="24"/>
             </w:rPr>
-            <w:t>1.4 国外现状</w:t>
+            <w:t>国外现状</w:t>
+          </w:r>
+          <w:r>
+            <w:tab/>
+          </w:r>
+          <w:r>
+            <w:fldChar w:fldCharType="begin"/>
+          </w:r>
+          <w:r>
+            <w:instrText xml:space="preserve"> PAGEREF _Toc26384 \h </w:instrText>
+          </w:r>
+          <w:r>
+            <w:fldChar w:fldCharType="separate"/>
+          </w:r>
+          <w:r>
+            <w:t>2</w:t>
+          </w:r>
+          <w:r>
+            <w:fldChar w:fldCharType="end"/>
+          </w:r>
+          <w:r>
+            <w:rPr>
+              <w:rFonts w:hint="eastAsia" w:ascii="Times New Roman" w:hAnsi="Times New Roman"/>
+            </w:rPr>
+            <w:fldChar w:fldCharType="end"/>
+          </w:r>
+        </w:p>
+        <w:p>
+          <w:pPr>
+            <w:pStyle w:val="26"/>
+            <w:tabs>
+              <w:tab w:val="right" w:leader="dot" w:pos="9070"/>
+            </w:tabs>
+          </w:pPr>
+          <w:r>
+            <w:rPr>
+              <w:rFonts w:hint="eastAsia" w:ascii="Times New Roman" w:hAnsi="Times New Roman"/>
+            </w:rPr>
+            <w:fldChar w:fldCharType="begin"/>
+          </w:r>
+          <w:r>
+            <w:rPr>
+              <w:rFonts w:hint="eastAsia" w:ascii="Times New Roman" w:hAnsi="Times New Roman"/>
+            </w:rPr>
+            <w:instrText xml:space="preserve"> HYPERLINK \l _Toc20191 </w:instrText>
+          </w:r>
+          <w:r>
+            <w:rPr>
+              <w:rFonts w:hint="eastAsia" w:ascii="Times New Roman" w:hAnsi="Times New Roman"/>
+            </w:rPr>
+            <w:fldChar w:fldCharType="separate"/>
           </w:r>
           <w:r>
             <w:rPr>
               <w:rFonts w:ascii="Times New Roman" w:hAnsi="Times New Roman"/>
+              <w:kern w:val="0"/>
+              <w:szCs w:val="24"/>
             </w:rPr>
+            <w:t>1.5个人见解</w:t>
+          </w:r>
+          <w:r>
             <w:tab/>
           </w:r>
           <w:r>
+            <w:fldChar w:fldCharType="begin"/>
+          </w:r>
+          <w:r>
+            <w:instrText xml:space="preserve"> PAGEREF _Toc20191 \h </w:instrText>
+          </w:r>
+          <w:r>
+            <w:fldChar w:fldCharType="separate"/>
+          </w:r>
+          <w:r>
+            <w:t>2</w:t>
+          </w:r>
+          <w:r>
+            <w:fldChar w:fldCharType="end"/>
+          </w:r>
+          <w:r>
             <w:rPr>
-              <w:rFonts w:ascii="Times New Roman" w:hAnsi="Times New Roman"/>
-            </w:rPr>
-            <w:fldChar w:fldCharType="begin"/>
-          </w:r>
-          <w:r>
-            <w:rPr>
-              <w:rFonts w:ascii="Times New Roman" w:hAnsi="Times New Roman"/>
-            </w:rPr>
-            <w:instrText xml:space="preserve"> PAGEREF _Toc11280 \h </w:instrText>
-          </w:r>
-          <w:r>
-            <w:rPr>
-              <w:rFonts w:ascii="Times New Roman" w:hAnsi="Times New Roman"/>
-            </w:rPr>
-            <w:fldChar w:fldCharType="separate"/>
-          </w:r>
-          <w:r>
-            <w:rPr>
-              <w:rFonts w:ascii="Times New Roman" w:hAnsi="Times New Roman"/>
-            </w:rPr>
-            <w:t>2</w:t>
-          </w:r>
-          <w:r>
-            <w:rPr>
-              <w:rFonts w:ascii="Times New Roman" w:hAnsi="Times New Roman"/>
-            </w:rPr>
-            <w:fldChar w:fldCharType="end"/>
-          </w:r>
-          <w:r>
-            <w:rPr>
-              <w:rFonts w:ascii="Times New Roman" w:hAnsi="Times New Roman"/>
+              <w:rFonts w:hint="eastAsia" w:ascii="Times New Roman" w:hAnsi="Times New Roman"/>
             </w:rPr>
             <w:fldChar w:fldCharType="end"/>
           </w:r>
@@ -1568,18 +1634,32 @@
             <w:tabs>
               <w:tab w:val="right" w:leader="dot" w:pos="9070"/>
             </w:tabs>
+          </w:pPr>
+          <w:r>
             <w:rPr>
               <w:rFonts w:hint="eastAsia" w:ascii="Times New Roman" w:hAnsi="Times New Roman"/>
             </w:rPr>
-          </w:pPr>
-          <w:r>
             <w:fldChar w:fldCharType="begin"/>
           </w:r>
           <w:r>
-            <w:instrText xml:space="preserve"> HYPERLINK \l "_Toc3920" </w:instrText>
-          </w:r>
-          <w:r>
+            <w:rPr>
+              <w:rFonts w:hint="eastAsia" w:ascii="Times New Roman" w:hAnsi="Times New Roman"/>
+            </w:rPr>
+            <w:instrText xml:space="preserve"> HYPERLINK \l _Toc12686 </w:instrText>
+          </w:r>
+          <w:r>
+            <w:rPr>
+              <w:rFonts w:hint="eastAsia" w:ascii="Times New Roman" w:hAnsi="Times New Roman"/>
+            </w:rPr>
             <w:fldChar w:fldCharType="separate"/>
+          </w:r>
+          <w:r>
+            <w:rPr>
+              <w:rFonts w:hint="default" w:ascii="Times New Roman" w:hAnsi="Times New Roman"/>
+              <w:bCs/>
+              <w:kern w:val="0"/>
+            </w:rPr>
+            <w:t xml:space="preserve">2 </w:t>
           </w:r>
           <w:r>
             <w:rPr>
@@ -1587,47 +1667,29 @@
               <w:bCs/>
               <w:kern w:val="0"/>
             </w:rPr>
-            <w:t>2 开发环境与开发技术简介</w:t>
+            <w:t>开发环境与开发技术简介</w:t>
+          </w:r>
+          <w:r>
+            <w:tab/>
+          </w:r>
+          <w:r>
+            <w:fldChar w:fldCharType="begin"/>
+          </w:r>
+          <w:r>
+            <w:instrText xml:space="preserve"> PAGEREF _Toc12686 \h </w:instrText>
+          </w:r>
+          <w:r>
+            <w:fldChar w:fldCharType="separate"/>
+          </w:r>
+          <w:r>
+            <w:t>4</w:t>
+          </w:r>
+          <w:r>
+            <w:fldChar w:fldCharType="end"/>
           </w:r>
           <w:r>
             <w:rPr>
-              <w:rFonts w:ascii="Times New Roman" w:hAnsi="Times New Roman"/>
-            </w:rPr>
-            <w:tab/>
-          </w:r>
-          <w:r>
-            <w:rPr>
-              <w:rFonts w:ascii="Times New Roman" w:hAnsi="Times New Roman"/>
-            </w:rPr>
-            <w:fldChar w:fldCharType="begin"/>
-          </w:r>
-          <w:r>
-            <w:rPr>
-              <w:rFonts w:ascii="Times New Roman" w:hAnsi="Times New Roman"/>
-            </w:rPr>
-            <w:instrText xml:space="preserve"> PAGEREF _Toc3920 \h </w:instrText>
-          </w:r>
-          <w:r>
-            <w:rPr>
-              <w:rFonts w:ascii="Times New Roman" w:hAnsi="Times New Roman"/>
-            </w:rPr>
-            <w:fldChar w:fldCharType="separate"/>
-          </w:r>
-          <w:r>
-            <w:rPr>
-              <w:rFonts w:ascii="Times New Roman" w:hAnsi="Times New Roman"/>
-            </w:rPr>
-            <w:t>4</w:t>
-          </w:r>
-          <w:r>
-            <w:rPr>
-              <w:rFonts w:ascii="Times New Roman" w:hAnsi="Times New Roman"/>
-            </w:rPr>
-            <w:fldChar w:fldCharType="end"/>
-          </w:r>
-          <w:r>
-            <w:rPr>
-              <w:rFonts w:ascii="Times New Roman" w:hAnsi="Times New Roman"/>
+              <w:rFonts w:hint="eastAsia" w:ascii="Times New Roman" w:hAnsi="Times New Roman"/>
             </w:rPr>
             <w:fldChar w:fldCharType="end"/>
           </w:r>
@@ -1638,65 +1700,62 @@
             <w:tabs>
               <w:tab w:val="right" w:leader="dot" w:pos="9070"/>
             </w:tabs>
+          </w:pPr>
+          <w:r>
             <w:rPr>
               <w:rFonts w:hint="eastAsia" w:ascii="Times New Roman" w:hAnsi="Times New Roman"/>
             </w:rPr>
-          </w:pPr>
-          <w:r>
             <w:fldChar w:fldCharType="begin"/>
           </w:r>
           <w:r>
-            <w:instrText xml:space="preserve"> HYPERLINK \l "_Toc17222" </w:instrText>
-          </w:r>
-          <w:r>
+            <w:rPr>
+              <w:rFonts w:hint="eastAsia" w:ascii="Times New Roman" w:hAnsi="Times New Roman"/>
+            </w:rPr>
+            <w:instrText xml:space="preserve"> HYPERLINK \l _Toc14369 </w:instrText>
+          </w:r>
+          <w:r>
+            <w:rPr>
+              <w:rFonts w:hint="eastAsia" w:ascii="Times New Roman" w:hAnsi="Times New Roman"/>
+            </w:rPr>
             <w:fldChar w:fldCharType="separate"/>
+          </w:r>
+          <w:r>
+            <w:rPr>
+              <w:rFonts w:hint="default" w:ascii="Times New Roman" w:hAnsi="Times New Roman"/>
+              <w:kern w:val="0"/>
+              <w:szCs w:val="24"/>
+            </w:rPr>
+            <w:t xml:space="preserve">2.1 </w:t>
           </w:r>
           <w:r>
             <w:rPr>
               <w:rFonts w:ascii="Times New Roman" w:hAnsi="Times New Roman"/>
               <w:kern w:val="0"/>
+              <w:szCs w:val="24"/>
             </w:rPr>
-            <w:t>2.1 系统设计的技术选择</w:t>
+            <w:t>系统设计的技术选择</w:t>
+          </w:r>
+          <w:r>
+            <w:tab/>
+          </w:r>
+          <w:r>
+            <w:fldChar w:fldCharType="begin"/>
+          </w:r>
+          <w:r>
+            <w:instrText xml:space="preserve"> PAGEREF _Toc14369 \h </w:instrText>
+          </w:r>
+          <w:r>
+            <w:fldChar w:fldCharType="separate"/>
+          </w:r>
+          <w:r>
+            <w:t>4</w:t>
+          </w:r>
+          <w:r>
+            <w:fldChar w:fldCharType="end"/>
           </w:r>
           <w:r>
             <w:rPr>
-              <w:rFonts w:ascii="Times New Roman" w:hAnsi="Times New Roman"/>
-            </w:rPr>
-            <w:tab/>
-          </w:r>
-          <w:r>
-            <w:rPr>
-              <w:rFonts w:ascii="Times New Roman" w:hAnsi="Times New Roman"/>
-            </w:rPr>
-            <w:fldChar w:fldCharType="begin"/>
-          </w:r>
-          <w:r>
-            <w:rPr>
-              <w:rFonts w:ascii="Times New Roman" w:hAnsi="Times New Roman"/>
-            </w:rPr>
-            <w:instrText xml:space="preserve"> PAGEREF _Toc17222 \h </w:instrText>
-          </w:r>
-          <w:r>
-            <w:rPr>
-              <w:rFonts w:ascii="Times New Roman" w:hAnsi="Times New Roman"/>
-            </w:rPr>
-            <w:fldChar w:fldCharType="separate"/>
-          </w:r>
-          <w:r>
-            <w:rPr>
-              <w:rFonts w:ascii="Times New Roman" w:hAnsi="Times New Roman"/>
-            </w:rPr>
-            <w:t>4</w:t>
-          </w:r>
-          <w:r>
-            <w:rPr>
-              <w:rFonts w:ascii="Times New Roman" w:hAnsi="Times New Roman"/>
-            </w:rPr>
-            <w:fldChar w:fldCharType="end"/>
-          </w:r>
-          <w:r>
-            <w:rPr>
-              <w:rFonts w:ascii="Times New Roman" w:hAnsi="Times New Roman"/>
+              <w:rFonts w:hint="eastAsia" w:ascii="Times New Roman" w:hAnsi="Times New Roman"/>
             </w:rPr>
             <w:fldChar w:fldCharType="end"/>
           </w:r>
@@ -1707,65 +1766,62 @@
             <w:tabs>
               <w:tab w:val="right" w:leader="dot" w:pos="9070"/>
             </w:tabs>
+          </w:pPr>
+          <w:r>
             <w:rPr>
               <w:rFonts w:hint="eastAsia" w:ascii="Times New Roman" w:hAnsi="Times New Roman"/>
             </w:rPr>
-          </w:pPr>
-          <w:r>
             <w:fldChar w:fldCharType="begin"/>
           </w:r>
           <w:r>
-            <w:instrText xml:space="preserve"> HYPERLINK \l "_Toc1455" </w:instrText>
-          </w:r>
-          <w:r>
+            <w:rPr>
+              <w:rFonts w:hint="eastAsia" w:ascii="Times New Roman" w:hAnsi="Times New Roman"/>
+            </w:rPr>
+            <w:instrText xml:space="preserve"> HYPERLINK \l _Toc25014 </w:instrText>
+          </w:r>
+          <w:r>
+            <w:rPr>
+              <w:rFonts w:hint="eastAsia" w:ascii="Times New Roman" w:hAnsi="Times New Roman"/>
+            </w:rPr>
             <w:fldChar w:fldCharType="separate"/>
+          </w:r>
+          <w:r>
+            <w:rPr>
+              <w:rFonts w:hint="default" w:ascii="Times New Roman" w:hAnsi="Times New Roman"/>
+              <w:kern w:val="0"/>
+              <w:szCs w:val="24"/>
+            </w:rPr>
+            <w:t xml:space="preserve">2.2 </w:t>
           </w:r>
           <w:r>
             <w:rPr>
               <w:rFonts w:ascii="Times New Roman" w:hAnsi="Times New Roman"/>
               <w:kern w:val="0"/>
+              <w:szCs w:val="24"/>
             </w:rPr>
-            <w:t>2.2 系统的运行环境</w:t>
+            <w:t>系统的运行环境</w:t>
+          </w:r>
+          <w:r>
+            <w:tab/>
+          </w:r>
+          <w:r>
+            <w:fldChar w:fldCharType="begin"/>
+          </w:r>
+          <w:r>
+            <w:instrText xml:space="preserve"> PAGEREF _Toc25014 \h </w:instrText>
+          </w:r>
+          <w:r>
+            <w:fldChar w:fldCharType="separate"/>
+          </w:r>
+          <w:r>
+            <w:t>4</w:t>
+          </w:r>
+          <w:r>
+            <w:fldChar w:fldCharType="end"/>
           </w:r>
           <w:r>
             <w:rPr>
-              <w:rFonts w:ascii="Times New Roman" w:hAnsi="Times New Roman"/>
-            </w:rPr>
-            <w:tab/>
-          </w:r>
-          <w:r>
-            <w:rPr>
-              <w:rFonts w:ascii="Times New Roman" w:hAnsi="Times New Roman"/>
-            </w:rPr>
-            <w:fldChar w:fldCharType="begin"/>
-          </w:r>
-          <w:r>
-            <w:rPr>
-              <w:rFonts w:ascii="Times New Roman" w:hAnsi="Times New Roman"/>
-            </w:rPr>
-            <w:instrText xml:space="preserve"> PAGEREF _Toc1455 \h </w:instrText>
-          </w:r>
-          <w:r>
-            <w:rPr>
-              <w:rFonts w:ascii="Times New Roman" w:hAnsi="Times New Roman"/>
-            </w:rPr>
-            <w:fldChar w:fldCharType="separate"/>
-          </w:r>
-          <w:r>
-            <w:rPr>
-              <w:rFonts w:ascii="Times New Roman" w:hAnsi="Times New Roman"/>
-            </w:rPr>
-            <w:t>4</w:t>
-          </w:r>
-          <w:r>
-            <w:rPr>
-              <w:rFonts w:ascii="Times New Roman" w:hAnsi="Times New Roman"/>
-            </w:rPr>
-            <w:fldChar w:fldCharType="end"/>
-          </w:r>
-          <w:r>
-            <w:rPr>
-              <w:rFonts w:ascii="Times New Roman" w:hAnsi="Times New Roman"/>
+              <w:rFonts w:hint="eastAsia" w:ascii="Times New Roman" w:hAnsi="Times New Roman"/>
             </w:rPr>
             <w:fldChar w:fldCharType="end"/>
           </w:r>
@@ -1776,65 +1832,62 @@
             <w:tabs>
               <w:tab w:val="right" w:leader="dot" w:pos="9070"/>
             </w:tabs>
+          </w:pPr>
+          <w:r>
             <w:rPr>
               <w:rFonts w:hint="eastAsia" w:ascii="Times New Roman" w:hAnsi="Times New Roman"/>
             </w:rPr>
-          </w:pPr>
-          <w:r>
             <w:fldChar w:fldCharType="begin"/>
           </w:r>
           <w:r>
-            <w:instrText xml:space="preserve"> HYPERLINK \l "_Toc32068" </w:instrText>
-          </w:r>
-          <w:r>
+            <w:rPr>
+              <w:rFonts w:hint="eastAsia" w:ascii="Times New Roman" w:hAnsi="Times New Roman"/>
+            </w:rPr>
+            <w:instrText xml:space="preserve"> HYPERLINK \l _Toc4474 </w:instrText>
+          </w:r>
+          <w:r>
+            <w:rPr>
+              <w:rFonts w:hint="eastAsia" w:ascii="Times New Roman" w:hAnsi="Times New Roman"/>
+            </w:rPr>
             <w:fldChar w:fldCharType="separate"/>
+          </w:r>
+          <w:r>
+            <w:rPr>
+              <w:rFonts w:hint="default" w:ascii="Times New Roman" w:hAnsi="Times New Roman"/>
+              <w:kern w:val="0"/>
+              <w:szCs w:val="24"/>
+            </w:rPr>
+            <w:t xml:space="preserve">2.3 </w:t>
           </w:r>
           <w:r>
             <w:rPr>
               <w:rFonts w:ascii="Times New Roman" w:hAnsi="Times New Roman"/>
               <w:kern w:val="0"/>
+              <w:szCs w:val="24"/>
             </w:rPr>
-            <w:t>2.3 软件环境</w:t>
+            <w:t>软件环境</w:t>
+          </w:r>
+          <w:r>
+            <w:tab/>
+          </w:r>
+          <w:r>
+            <w:fldChar w:fldCharType="begin"/>
+          </w:r>
+          <w:r>
+            <w:instrText xml:space="preserve"> PAGEREF _Toc4474 \h </w:instrText>
+          </w:r>
+          <w:r>
+            <w:fldChar w:fldCharType="separate"/>
+          </w:r>
+          <w:r>
+            <w:t>4</w:t>
+          </w:r>
+          <w:r>
+            <w:fldChar w:fldCharType="end"/>
           </w:r>
           <w:r>
             <w:rPr>
-              <w:rFonts w:ascii="Times New Roman" w:hAnsi="Times New Roman"/>
-            </w:rPr>
-            <w:tab/>
-          </w:r>
-          <w:r>
-            <w:rPr>
-              <w:rFonts w:ascii="Times New Roman" w:hAnsi="Times New Roman"/>
-            </w:rPr>
-            <w:fldChar w:fldCharType="begin"/>
-          </w:r>
-          <w:r>
-            <w:rPr>
-              <w:rFonts w:ascii="Times New Roman" w:hAnsi="Times New Roman"/>
-            </w:rPr>
-            <w:instrText xml:space="preserve"> PAGEREF _Toc32068 \h </w:instrText>
-          </w:r>
-          <w:r>
-            <w:rPr>
-              <w:rFonts w:ascii="Times New Roman" w:hAnsi="Times New Roman"/>
-            </w:rPr>
-            <w:fldChar w:fldCharType="separate"/>
-          </w:r>
-          <w:r>
-            <w:rPr>
-              <w:rFonts w:ascii="Times New Roman" w:hAnsi="Times New Roman"/>
-            </w:rPr>
-            <w:t>4</w:t>
-          </w:r>
-          <w:r>
-            <w:rPr>
-              <w:rFonts w:ascii="Times New Roman" w:hAnsi="Times New Roman"/>
-            </w:rPr>
-            <w:fldChar w:fldCharType="end"/>
-          </w:r>
-          <w:r>
-            <w:rPr>
-              <w:rFonts w:ascii="Times New Roman" w:hAnsi="Times New Roman"/>
+              <w:rFonts w:hint="eastAsia" w:ascii="Times New Roman" w:hAnsi="Times New Roman"/>
             </w:rPr>
             <w:fldChar w:fldCharType="end"/>
           </w:r>
@@ -1845,65 +1898,62 @@
             <w:tabs>
               <w:tab w:val="right" w:leader="dot" w:pos="9070"/>
             </w:tabs>
+          </w:pPr>
+          <w:r>
             <w:rPr>
               <w:rFonts w:hint="eastAsia" w:ascii="Times New Roman" w:hAnsi="Times New Roman"/>
             </w:rPr>
-          </w:pPr>
-          <w:r>
             <w:fldChar w:fldCharType="begin"/>
           </w:r>
           <w:r>
-            <w:instrText xml:space="preserve"> HYPERLINK \l "_Toc3334" </w:instrText>
-          </w:r>
-          <w:r>
+            <w:rPr>
+              <w:rFonts w:hint="eastAsia" w:ascii="Times New Roman" w:hAnsi="Times New Roman"/>
+            </w:rPr>
+            <w:instrText xml:space="preserve"> HYPERLINK \l _Toc30300 </w:instrText>
+          </w:r>
+          <w:r>
+            <w:rPr>
+              <w:rFonts w:hint="eastAsia" w:ascii="Times New Roman" w:hAnsi="Times New Roman"/>
+            </w:rPr>
             <w:fldChar w:fldCharType="separate"/>
+          </w:r>
+          <w:r>
+            <w:rPr>
+              <w:rFonts w:hint="default" w:ascii="Times New Roman" w:hAnsi="Times New Roman"/>
+              <w:kern w:val="0"/>
+              <w:szCs w:val="24"/>
+            </w:rPr>
+            <w:t xml:space="preserve">2.4 </w:t>
           </w:r>
           <w:r>
             <w:rPr>
               <w:rFonts w:ascii="Times New Roman" w:hAnsi="Times New Roman"/>
               <w:kern w:val="0"/>
+              <w:szCs w:val="24"/>
             </w:rPr>
-            <w:t>2.4 体系结构</w:t>
+            <w:t>体系结构</w:t>
+          </w:r>
+          <w:r>
+            <w:tab/>
+          </w:r>
+          <w:r>
+            <w:fldChar w:fldCharType="begin"/>
+          </w:r>
+          <w:r>
+            <w:instrText xml:space="preserve"> PAGEREF _Toc30300 \h </w:instrText>
+          </w:r>
+          <w:r>
+            <w:fldChar w:fldCharType="separate"/>
+          </w:r>
+          <w:r>
+            <w:t>5</w:t>
+          </w:r>
+          <w:r>
+            <w:fldChar w:fldCharType="end"/>
           </w:r>
           <w:r>
             <w:rPr>
-              <w:rFonts w:ascii="Times New Roman" w:hAnsi="Times New Roman"/>
-            </w:rPr>
-            <w:tab/>
-          </w:r>
-          <w:r>
-            <w:rPr>
-              <w:rFonts w:ascii="Times New Roman" w:hAnsi="Times New Roman"/>
-            </w:rPr>
-            <w:fldChar w:fldCharType="begin"/>
-          </w:r>
-          <w:r>
-            <w:rPr>
-              <w:rFonts w:ascii="Times New Roman" w:hAnsi="Times New Roman"/>
-            </w:rPr>
-            <w:instrText xml:space="preserve"> PAGEREF _Toc3334 \h </w:instrText>
-          </w:r>
-          <w:r>
-            <w:rPr>
-              <w:rFonts w:ascii="Times New Roman" w:hAnsi="Times New Roman"/>
-            </w:rPr>
-            <w:fldChar w:fldCharType="separate"/>
-          </w:r>
-          <w:r>
-            <w:rPr>
-              <w:rFonts w:ascii="Times New Roman" w:hAnsi="Times New Roman"/>
-            </w:rPr>
-            <w:t>5</w:t>
-          </w:r>
-          <w:r>
-            <w:rPr>
-              <w:rFonts w:ascii="Times New Roman" w:hAnsi="Times New Roman"/>
-            </w:rPr>
-            <w:fldChar w:fldCharType="end"/>
-          </w:r>
-          <w:r>
-            <w:rPr>
-              <w:rFonts w:ascii="Times New Roman" w:hAnsi="Times New Roman"/>
+              <w:rFonts w:hint="eastAsia" w:ascii="Times New Roman" w:hAnsi="Times New Roman"/>
             </w:rPr>
             <w:fldChar w:fldCharType="end"/>
           </w:r>
@@ -1914,17 +1964,23 @@
             <w:tabs>
               <w:tab w:val="right" w:leader="dot" w:pos="9070"/>
             </w:tabs>
+          </w:pPr>
+          <w:r>
             <w:rPr>
               <w:rFonts w:hint="eastAsia" w:ascii="Times New Roman" w:hAnsi="Times New Roman"/>
             </w:rPr>
-          </w:pPr>
-          <w:r>
             <w:fldChar w:fldCharType="begin"/>
           </w:r>
           <w:r>
-            <w:instrText xml:space="preserve"> HYPERLINK \l "_Toc8560" </w:instrText>
-          </w:r>
-          <w:r>
+            <w:rPr>
+              <w:rFonts w:hint="eastAsia" w:ascii="Times New Roman" w:hAnsi="Times New Roman"/>
+            </w:rPr>
+            <w:instrText xml:space="preserve"> HYPERLINK \l _Toc18370 </w:instrText>
+          </w:r>
+          <w:r>
+            <w:rPr>
+              <w:rFonts w:hint="eastAsia" w:ascii="Times New Roman" w:hAnsi="Times New Roman"/>
+            </w:rPr>
             <w:fldChar w:fldCharType="separate"/>
           </w:r>
           <w:r>
@@ -1944,44 +2000,26 @@
             <w:t>可行性与需求分析</w:t>
           </w:r>
           <w:r>
+            <w:tab/>
+          </w:r>
+          <w:r>
+            <w:fldChar w:fldCharType="begin"/>
+          </w:r>
+          <w:r>
+            <w:instrText xml:space="preserve"> PAGEREF _Toc18370 \h </w:instrText>
+          </w:r>
+          <w:r>
+            <w:fldChar w:fldCharType="separate"/>
+          </w:r>
+          <w:r>
+            <w:t>6</w:t>
+          </w:r>
+          <w:r>
+            <w:fldChar w:fldCharType="end"/>
+          </w:r>
+          <w:r>
             <w:rPr>
-              <w:rFonts w:ascii="Times New Roman" w:hAnsi="Times New Roman"/>
-            </w:rPr>
-            <w:tab/>
-          </w:r>
-          <w:r>
-            <w:rPr>
-              <w:rFonts w:ascii="Times New Roman" w:hAnsi="Times New Roman"/>
-            </w:rPr>
-            <w:fldChar w:fldCharType="begin"/>
-          </w:r>
-          <w:r>
-            <w:rPr>
-              <w:rFonts w:ascii="Times New Roman" w:hAnsi="Times New Roman"/>
-            </w:rPr>
-            <w:instrText xml:space="preserve"> PAGEREF _Toc8560 \h </w:instrText>
-          </w:r>
-          <w:r>
-            <w:rPr>
-              <w:rFonts w:ascii="Times New Roman" w:hAnsi="Times New Roman"/>
-            </w:rPr>
-            <w:fldChar w:fldCharType="separate"/>
-          </w:r>
-          <w:r>
-            <w:rPr>
-              <w:rFonts w:ascii="Times New Roman" w:hAnsi="Times New Roman"/>
-            </w:rPr>
-            <w:t>6</w:t>
-          </w:r>
-          <w:r>
-            <w:rPr>
-              <w:rFonts w:ascii="Times New Roman" w:hAnsi="Times New Roman"/>
-            </w:rPr>
-            <w:fldChar w:fldCharType="end"/>
-          </w:r>
-          <w:r>
-            <w:rPr>
-              <w:rFonts w:ascii="Times New Roman" w:hAnsi="Times New Roman"/>
+              <w:rFonts w:hint="eastAsia" w:ascii="Times New Roman" w:hAnsi="Times New Roman"/>
             </w:rPr>
             <w:fldChar w:fldCharType="end"/>
           </w:r>
@@ -1992,72 +2030,67 @@
             <w:tabs>
               <w:tab w:val="right" w:leader="dot" w:pos="9070"/>
             </w:tabs>
+          </w:pPr>
+          <w:r>
             <w:rPr>
               <w:rFonts w:hint="eastAsia" w:ascii="Times New Roman" w:hAnsi="Times New Roman"/>
             </w:rPr>
-          </w:pPr>
-          <w:r>
             <w:fldChar w:fldCharType="begin"/>
-          </w:r>
-          <w:r>
-            <w:instrText xml:space="preserve"> HYPERLINK \l "_Toc25491" </w:instrText>
-          </w:r>
-          <w:r>
-            <w:fldChar w:fldCharType="separate"/>
-          </w:r>
-          <w:r>
-            <w:rPr>
-              <w:rFonts w:ascii="Times New Roman" w:hAnsi="Times New Roman"/>
-              <w:kern w:val="0"/>
-            </w:rPr>
-            <w:t>3.1 可行性</w:t>
           </w:r>
           <w:r>
             <w:rPr>
               <w:rFonts w:hint="eastAsia" w:ascii="Times New Roman" w:hAnsi="Times New Roman"/>
-              <w:kern w:val="0"/>
+            </w:rPr>
+            <w:instrText xml:space="preserve"> HYPERLINK \l _Toc1888 </w:instrText>
+          </w:r>
+          <w:r>
+            <w:rPr>
+              <w:rFonts w:hint="eastAsia" w:ascii="Times New Roman" w:hAnsi="Times New Roman"/>
+            </w:rPr>
+            <w:fldChar w:fldCharType="separate"/>
+          </w:r>
+          <w:r>
+            <w:rPr>
+              <w:rFonts w:hint="eastAsia" w:ascii="Times New Roman" w:hAnsi="Times New Roman" w:eastAsia="黑体"/>
+              <w:szCs w:val="24"/>
+            </w:rPr>
+            <w:t xml:space="preserve">3.1 </w:t>
+          </w:r>
+          <w:r>
+            <w:rPr>
+              <w:rFonts w:ascii="Times New Roman" w:hAnsi="Times New Roman" w:eastAsia="黑体"/>
+              <w:szCs w:val="24"/>
+            </w:rPr>
+            <w:t>可行性</w:t>
+          </w:r>
+          <w:r>
+            <w:rPr>
+              <w:rFonts w:hint="eastAsia" w:ascii="Times New Roman" w:hAnsi="Times New Roman" w:eastAsia="黑体"/>
+              <w:szCs w:val="24"/>
             </w:rPr>
             <w:t>分析</w:t>
           </w:r>
           <w:r>
+            <w:tab/>
+          </w:r>
+          <w:r>
+            <w:fldChar w:fldCharType="begin"/>
+          </w:r>
+          <w:r>
+            <w:instrText xml:space="preserve"> PAGEREF _Toc1888 \h </w:instrText>
+          </w:r>
+          <w:r>
+            <w:fldChar w:fldCharType="separate"/>
+          </w:r>
+          <w:r>
+            <w:t>6</w:t>
+          </w:r>
+          <w:r>
+            <w:fldChar w:fldCharType="end"/>
+          </w:r>
+          <w:r>
             <w:rPr>
-              <w:rFonts w:ascii="Times New Roman" w:hAnsi="Times New Roman"/>
-            </w:rPr>
-            <w:tab/>
-          </w:r>
-          <w:r>
-            <w:rPr>
-              <w:rFonts w:ascii="Times New Roman" w:hAnsi="Times New Roman"/>
-            </w:rPr>
-            <w:fldChar w:fldCharType="begin"/>
-          </w:r>
-          <w:r>
-            <w:rPr>
-              <w:rFonts w:ascii="Times New Roman" w:hAnsi="Times New Roman"/>
-            </w:rPr>
-            <w:instrText xml:space="preserve"> PAGEREF _Toc25491 \h </w:instrText>
-          </w:r>
-          <w:r>
-            <w:rPr>
-              <w:rFonts w:ascii="Times New Roman" w:hAnsi="Times New Roman"/>
-            </w:rPr>
-            <w:fldChar w:fldCharType="separate"/>
-          </w:r>
-          <w:r>
-            <w:rPr>
-              <w:rFonts w:ascii="Times New Roman" w:hAnsi="Times New Roman"/>
-            </w:rPr>
-            <w:t>6</w:t>
-          </w:r>
-          <w:r>
-            <w:rPr>
-              <w:rFonts w:ascii="Times New Roman" w:hAnsi="Times New Roman"/>
-            </w:rPr>
-            <w:fldChar w:fldCharType="end"/>
-          </w:r>
-          <w:r>
-            <w:rPr>
-              <w:rFonts w:ascii="Times New Roman" w:hAnsi="Times New Roman"/>
+              <w:rFonts w:hint="eastAsia" w:ascii="Times New Roman" w:hAnsi="Times New Roman"/>
             </w:rPr>
             <w:fldChar w:fldCharType="end"/>
           </w:r>
@@ -2068,65 +2101,60 @@
             <w:tabs>
               <w:tab w:val="right" w:leader="dot" w:pos="9070"/>
             </w:tabs>
+          </w:pPr>
+          <w:r>
             <w:rPr>
               <w:rFonts w:hint="eastAsia" w:ascii="Times New Roman" w:hAnsi="Times New Roman"/>
             </w:rPr>
-          </w:pPr>
-          <w:r>
             <w:fldChar w:fldCharType="begin"/>
           </w:r>
           <w:r>
-            <w:instrText xml:space="preserve"> HYPERLINK \l "_Toc32695" </w:instrText>
-          </w:r>
-          <w:r>
-            <w:fldChar w:fldCharType="separate"/>
-          </w:r>
-          <w:r>
             <w:rPr>
-              <w:rFonts w:ascii="Times New Roman" w:hAnsi="Times New Roman"/>
-              <w:kern w:val="0"/>
+              <w:rFonts w:hint="eastAsia" w:ascii="Times New Roman" w:hAnsi="Times New Roman"/>
             </w:rPr>
-            <w:t>3.2 需求分析</w:t>
+            <w:instrText xml:space="preserve"> HYPERLINK \l _Toc5833 </w:instrText>
           </w:r>
           <w:r>
             <w:rPr>
-              <w:rFonts w:ascii="Times New Roman" w:hAnsi="Times New Roman"/>
-            </w:rPr>
-            <w:tab/>
-          </w:r>
-          <w:r>
-            <w:rPr>
-              <w:rFonts w:ascii="Times New Roman" w:hAnsi="Times New Roman"/>
-            </w:rPr>
-            <w:fldChar w:fldCharType="begin"/>
-          </w:r>
-          <w:r>
-            <w:rPr>
-              <w:rFonts w:ascii="Times New Roman" w:hAnsi="Times New Roman"/>
-            </w:rPr>
-            <w:instrText xml:space="preserve"> PAGEREF _Toc32695 \h </w:instrText>
-          </w:r>
-          <w:r>
-            <w:rPr>
-              <w:rFonts w:ascii="Times New Roman" w:hAnsi="Times New Roman"/>
+              <w:rFonts w:hint="eastAsia" w:ascii="Times New Roman" w:hAnsi="Times New Roman"/>
             </w:rPr>
             <w:fldChar w:fldCharType="separate"/>
           </w:r>
           <w:r>
             <w:rPr>
-              <w:rFonts w:ascii="Times New Roman" w:hAnsi="Times New Roman"/>
+              <w:rFonts w:hint="eastAsia" w:ascii="Times New Roman" w:hAnsi="Times New Roman" w:eastAsia="黑体"/>
+              <w:szCs w:val="24"/>
             </w:rPr>
+            <w:t xml:space="preserve">3.2 </w:t>
+          </w:r>
+          <w:r>
+            <w:rPr>
+              <w:rFonts w:ascii="Times New Roman" w:hAnsi="Times New Roman" w:eastAsia="黑体"/>
+              <w:szCs w:val="24"/>
+            </w:rPr>
+            <w:t>需求分析</w:t>
+          </w:r>
+          <w:r>
+            <w:tab/>
+          </w:r>
+          <w:r>
+            <w:fldChar w:fldCharType="begin"/>
+          </w:r>
+          <w:r>
+            <w:instrText xml:space="preserve"> PAGEREF _Toc5833 \h </w:instrText>
+          </w:r>
+          <w:r>
+            <w:fldChar w:fldCharType="separate"/>
+          </w:r>
+          <w:r>
             <w:t>6</w:t>
           </w:r>
           <w:r>
+            <w:fldChar w:fldCharType="end"/>
+          </w:r>
+          <w:r>
             <w:rPr>
-              <w:rFonts w:ascii="Times New Roman" w:hAnsi="Times New Roman"/>
-            </w:rPr>
-            <w:fldChar w:fldCharType="end"/>
-          </w:r>
-          <w:r>
-            <w:rPr>
-              <w:rFonts w:ascii="Times New Roman" w:hAnsi="Times New Roman"/>
+              <w:rFonts w:hint="eastAsia" w:ascii="Times New Roman" w:hAnsi="Times New Roman"/>
             </w:rPr>
             <w:fldChar w:fldCharType="end"/>
           </w:r>
@@ -2137,65 +2165,60 @@
             <w:tabs>
               <w:tab w:val="right" w:leader="dot" w:pos="9070"/>
             </w:tabs>
+          </w:pPr>
+          <w:r>
             <w:rPr>
               <w:rFonts w:hint="eastAsia" w:ascii="Times New Roman" w:hAnsi="Times New Roman"/>
             </w:rPr>
-          </w:pPr>
-          <w:r>
             <w:fldChar w:fldCharType="begin"/>
           </w:r>
           <w:r>
-            <w:instrText xml:space="preserve"> HYPERLINK \l "_Toc8590" </w:instrText>
-          </w:r>
-          <w:r>
-            <w:fldChar w:fldCharType="separate"/>
-          </w:r>
-          <w:r>
             <w:rPr>
-              <w:rFonts w:ascii="Times New Roman" w:hAnsi="Times New Roman"/>
-              <w:kern w:val="0"/>
+              <w:rFonts w:hint="eastAsia" w:ascii="Times New Roman" w:hAnsi="Times New Roman"/>
             </w:rPr>
-            <w:t>3.3 业务结构</w:t>
+            <w:instrText xml:space="preserve"> HYPERLINK \l _Toc179 </w:instrText>
           </w:r>
           <w:r>
             <w:rPr>
-              <w:rFonts w:ascii="Times New Roman" w:hAnsi="Times New Roman"/>
-            </w:rPr>
-            <w:tab/>
-          </w:r>
-          <w:r>
-            <w:rPr>
-              <w:rFonts w:ascii="Times New Roman" w:hAnsi="Times New Roman"/>
-            </w:rPr>
-            <w:fldChar w:fldCharType="begin"/>
-          </w:r>
-          <w:r>
-            <w:rPr>
-              <w:rFonts w:ascii="Times New Roman" w:hAnsi="Times New Roman"/>
-            </w:rPr>
-            <w:instrText xml:space="preserve"> PAGEREF _Toc8590 \h </w:instrText>
-          </w:r>
-          <w:r>
-            <w:rPr>
-              <w:rFonts w:ascii="Times New Roman" w:hAnsi="Times New Roman"/>
+              <w:rFonts w:hint="eastAsia" w:ascii="Times New Roman" w:hAnsi="Times New Roman"/>
             </w:rPr>
             <w:fldChar w:fldCharType="separate"/>
           </w:r>
           <w:r>
             <w:rPr>
-              <w:rFonts w:ascii="Times New Roman" w:hAnsi="Times New Roman"/>
+              <w:rFonts w:hint="eastAsia" w:ascii="Times New Roman" w:hAnsi="Times New Roman" w:eastAsia="黑体"/>
+              <w:szCs w:val="24"/>
             </w:rPr>
+            <w:t xml:space="preserve">3.3 </w:t>
+          </w:r>
+          <w:r>
+            <w:rPr>
+              <w:rFonts w:ascii="Times New Roman" w:hAnsi="Times New Roman" w:eastAsia="黑体"/>
+              <w:szCs w:val="24"/>
+            </w:rPr>
+            <w:t>业务结构</w:t>
+          </w:r>
+          <w:r>
+            <w:tab/>
+          </w:r>
+          <w:r>
+            <w:fldChar w:fldCharType="begin"/>
+          </w:r>
+          <w:r>
+            <w:instrText xml:space="preserve"> PAGEREF _Toc179 \h </w:instrText>
+          </w:r>
+          <w:r>
+            <w:fldChar w:fldCharType="separate"/>
+          </w:r>
+          <w:r>
             <w:t>8</w:t>
           </w:r>
           <w:r>
+            <w:fldChar w:fldCharType="end"/>
+          </w:r>
+          <w:r>
             <w:rPr>
-              <w:rFonts w:ascii="Times New Roman" w:hAnsi="Times New Roman"/>
-            </w:rPr>
-            <w:fldChar w:fldCharType="end"/>
-          </w:r>
-          <w:r>
-            <w:rPr>
-              <w:rFonts w:ascii="Times New Roman" w:hAnsi="Times New Roman"/>
+              <w:rFonts w:hint="eastAsia" w:ascii="Times New Roman" w:hAnsi="Times New Roman"/>
             </w:rPr>
             <w:fldChar w:fldCharType="end"/>
           </w:r>
@@ -2206,17 +2229,23 @@
             <w:tabs>
               <w:tab w:val="right" w:leader="dot" w:pos="9070"/>
             </w:tabs>
+          </w:pPr>
+          <w:r>
             <w:rPr>
               <w:rFonts w:hint="eastAsia" w:ascii="Times New Roman" w:hAnsi="Times New Roman"/>
             </w:rPr>
-          </w:pPr>
-          <w:r>
             <w:fldChar w:fldCharType="begin"/>
           </w:r>
           <w:r>
-            <w:instrText xml:space="preserve"> HYPERLINK \l "_Toc16238" </w:instrText>
-          </w:r>
-          <w:r>
+            <w:rPr>
+              <w:rFonts w:hint="eastAsia" w:ascii="Times New Roman" w:hAnsi="Times New Roman"/>
+            </w:rPr>
+            <w:instrText xml:space="preserve"> HYPERLINK \l _Toc12729 </w:instrText>
+          </w:r>
+          <w:r>
+            <w:rPr>
+              <w:rFonts w:hint="eastAsia" w:ascii="Times New Roman" w:hAnsi="Times New Roman"/>
+            </w:rPr>
             <w:fldChar w:fldCharType="separate"/>
           </w:r>
           <w:r>
@@ -2244,44 +2273,26 @@
             <w:t>设计</w:t>
           </w:r>
           <w:r>
+            <w:tab/>
+          </w:r>
+          <w:r>
+            <w:fldChar w:fldCharType="begin"/>
+          </w:r>
+          <w:r>
+            <w:instrText xml:space="preserve"> PAGEREF _Toc12729 \h </w:instrText>
+          </w:r>
+          <w:r>
+            <w:fldChar w:fldCharType="separate"/>
+          </w:r>
+          <w:r>
+            <w:t>10</w:t>
+          </w:r>
+          <w:r>
+            <w:fldChar w:fldCharType="end"/>
+          </w:r>
+          <w:r>
             <w:rPr>
-              <w:rFonts w:ascii="Times New Roman" w:hAnsi="Times New Roman"/>
-            </w:rPr>
-            <w:tab/>
-          </w:r>
-          <w:r>
-            <w:rPr>
-              <w:rFonts w:ascii="Times New Roman" w:hAnsi="Times New Roman"/>
-            </w:rPr>
-            <w:fldChar w:fldCharType="begin"/>
-          </w:r>
-          <w:r>
-            <w:rPr>
-              <w:rFonts w:ascii="Times New Roman" w:hAnsi="Times New Roman"/>
-            </w:rPr>
-            <w:instrText xml:space="preserve"> PAGEREF _Toc16238 \h </w:instrText>
-          </w:r>
-          <w:r>
-            <w:rPr>
-              <w:rFonts w:ascii="Times New Roman" w:hAnsi="Times New Roman"/>
-            </w:rPr>
-            <w:fldChar w:fldCharType="separate"/>
-          </w:r>
-          <w:r>
-            <w:rPr>
-              <w:rFonts w:ascii="Times New Roman" w:hAnsi="Times New Roman"/>
-            </w:rPr>
-            <w:t>10</w:t>
-          </w:r>
-          <w:r>
-            <w:rPr>
-              <w:rFonts w:ascii="Times New Roman" w:hAnsi="Times New Roman"/>
-            </w:rPr>
-            <w:fldChar w:fldCharType="end"/>
-          </w:r>
-          <w:r>
-            <w:rPr>
-              <w:rFonts w:ascii="Times New Roman" w:hAnsi="Times New Roman"/>
+              <w:rFonts w:hint="eastAsia" w:ascii="Times New Roman" w:hAnsi="Times New Roman"/>
             </w:rPr>
             <w:fldChar w:fldCharType="end"/>
           </w:r>
@@ -2292,72 +2303,60 @@
             <w:tabs>
               <w:tab w:val="right" w:leader="dot" w:pos="9070"/>
             </w:tabs>
+          </w:pPr>
+          <w:r>
             <w:rPr>
               <w:rFonts w:hint="eastAsia" w:ascii="Times New Roman" w:hAnsi="Times New Roman"/>
             </w:rPr>
-          </w:pPr>
-          <w:r>
             <w:fldChar w:fldCharType="begin"/>
-          </w:r>
-          <w:r>
-            <w:instrText xml:space="preserve"> HYPERLINK \l "_Toc26897" </w:instrText>
-          </w:r>
-          <w:r>
-            <w:fldChar w:fldCharType="separate"/>
           </w:r>
           <w:r>
             <w:rPr>
               <w:rFonts w:hint="eastAsia" w:ascii="Times New Roman" w:hAnsi="Times New Roman"/>
-              <w:kern w:val="0"/>
+            </w:rPr>
+            <w:instrText xml:space="preserve"> HYPERLINK \l _Toc27850 </w:instrText>
+          </w:r>
+          <w:r>
+            <w:rPr>
+              <w:rFonts w:hint="eastAsia" w:ascii="Times New Roman" w:hAnsi="Times New Roman"/>
+            </w:rPr>
+            <w:fldChar w:fldCharType="separate"/>
+          </w:r>
+          <w:r>
+            <w:rPr>
+              <w:rFonts w:hint="eastAsia" w:ascii="Times New Roman" w:hAnsi="Times New Roman" w:eastAsia="黑体"/>
+              <w:szCs w:val="24"/>
             </w:rPr>
             <w:t>4.1功能</w:t>
           </w:r>
           <w:r>
             <w:rPr>
-              <w:rFonts w:ascii="Times New Roman" w:hAnsi="Times New Roman"/>
-              <w:kern w:val="0"/>
+              <w:rFonts w:ascii="Times New Roman" w:hAnsi="Times New Roman" w:eastAsia="黑体"/>
+              <w:szCs w:val="24"/>
             </w:rPr>
             <w:t>设计</w:t>
           </w:r>
           <w:r>
+            <w:tab/>
+          </w:r>
+          <w:r>
+            <w:fldChar w:fldCharType="begin"/>
+          </w:r>
+          <w:r>
+            <w:instrText xml:space="preserve"> PAGEREF _Toc27850 \h </w:instrText>
+          </w:r>
+          <w:r>
+            <w:fldChar w:fldCharType="separate"/>
+          </w:r>
+          <w:r>
+            <w:t>10</w:t>
+          </w:r>
+          <w:r>
+            <w:fldChar w:fldCharType="end"/>
+          </w:r>
+          <w:r>
             <w:rPr>
-              <w:rFonts w:ascii="Times New Roman" w:hAnsi="Times New Roman"/>
-            </w:rPr>
-            <w:tab/>
-          </w:r>
-          <w:r>
-            <w:rPr>
-              <w:rFonts w:ascii="Times New Roman" w:hAnsi="Times New Roman"/>
-            </w:rPr>
-            <w:fldChar w:fldCharType="begin"/>
-          </w:r>
-          <w:r>
-            <w:rPr>
-              <w:rFonts w:ascii="Times New Roman" w:hAnsi="Times New Roman"/>
-            </w:rPr>
-            <w:instrText xml:space="preserve"> PAGEREF _Toc26897 \h </w:instrText>
-          </w:r>
-          <w:r>
-            <w:rPr>
-              <w:rFonts w:ascii="Times New Roman" w:hAnsi="Times New Roman"/>
-            </w:rPr>
-            <w:fldChar w:fldCharType="separate"/>
-          </w:r>
-          <w:r>
-            <w:rPr>
-              <w:rFonts w:ascii="Times New Roman" w:hAnsi="Times New Roman"/>
-            </w:rPr>
-            <w:t>10</w:t>
-          </w:r>
-          <w:r>
-            <w:rPr>
-              <w:rFonts w:ascii="Times New Roman" w:hAnsi="Times New Roman"/>
-            </w:rPr>
-            <w:fldChar w:fldCharType="end"/>
-          </w:r>
-          <w:r>
-            <w:rPr>
-              <w:rFonts w:ascii="Times New Roman" w:hAnsi="Times New Roman"/>
+              <w:rFonts w:hint="eastAsia" w:ascii="Times New Roman" w:hAnsi="Times New Roman"/>
             </w:rPr>
             <w:fldChar w:fldCharType="end"/>
           </w:r>
@@ -2368,72 +2367,60 @@
             <w:tabs>
               <w:tab w:val="right" w:leader="dot" w:pos="9070"/>
             </w:tabs>
+          </w:pPr>
+          <w:r>
             <w:rPr>
               <w:rFonts w:hint="eastAsia" w:ascii="Times New Roman" w:hAnsi="Times New Roman"/>
             </w:rPr>
-          </w:pPr>
-          <w:r>
             <w:fldChar w:fldCharType="begin"/>
-          </w:r>
-          <w:r>
-            <w:instrText xml:space="preserve"> HYPERLINK \l "_Toc31249" </w:instrText>
-          </w:r>
-          <w:r>
-            <w:fldChar w:fldCharType="separate"/>
           </w:r>
           <w:r>
             <w:rPr>
               <w:rFonts w:hint="eastAsia" w:ascii="Times New Roman" w:hAnsi="Times New Roman"/>
-              <w:kern w:val="0"/>
+            </w:rPr>
+            <w:instrText xml:space="preserve"> HYPERLINK \l _Toc16858 </w:instrText>
+          </w:r>
+          <w:r>
+            <w:rPr>
+              <w:rFonts w:hint="eastAsia" w:ascii="Times New Roman" w:hAnsi="Times New Roman"/>
+            </w:rPr>
+            <w:fldChar w:fldCharType="separate"/>
+          </w:r>
+          <w:r>
+            <w:rPr>
+              <w:rFonts w:hint="eastAsia" w:ascii="Times New Roman" w:hAnsi="Times New Roman" w:eastAsia="黑体"/>
+              <w:szCs w:val="24"/>
             </w:rPr>
             <w:t>4.2</w:t>
           </w:r>
           <w:r>
             <w:rPr>
-              <w:rFonts w:ascii="Times New Roman" w:hAnsi="Times New Roman"/>
-              <w:kern w:val="0"/>
+              <w:rFonts w:ascii="Times New Roman" w:hAnsi="Times New Roman" w:eastAsia="黑体"/>
+              <w:szCs w:val="24"/>
             </w:rPr>
             <w:t>系统结构设计</w:t>
           </w:r>
           <w:r>
+            <w:tab/>
+          </w:r>
+          <w:r>
+            <w:fldChar w:fldCharType="begin"/>
+          </w:r>
+          <w:r>
+            <w:instrText xml:space="preserve"> PAGEREF _Toc16858 \h </w:instrText>
+          </w:r>
+          <w:r>
+            <w:fldChar w:fldCharType="separate"/>
+          </w:r>
+          <w:r>
+            <w:t>10</w:t>
+          </w:r>
+          <w:r>
+            <w:fldChar w:fldCharType="end"/>
+          </w:r>
+          <w:r>
             <w:rPr>
-              <w:rFonts w:ascii="Times New Roman" w:hAnsi="Times New Roman"/>
-            </w:rPr>
-            <w:tab/>
-          </w:r>
-          <w:r>
-            <w:rPr>
-              <w:rFonts w:ascii="Times New Roman" w:hAnsi="Times New Roman"/>
-            </w:rPr>
-            <w:fldChar w:fldCharType="begin"/>
-          </w:r>
-          <w:r>
-            <w:rPr>
-              <w:rFonts w:ascii="Times New Roman" w:hAnsi="Times New Roman"/>
-            </w:rPr>
-            <w:instrText xml:space="preserve"> PAGEREF _Toc31249 \h </w:instrText>
-          </w:r>
-          <w:r>
-            <w:rPr>
-              <w:rFonts w:ascii="Times New Roman" w:hAnsi="Times New Roman"/>
-            </w:rPr>
-            <w:fldChar w:fldCharType="separate"/>
-          </w:r>
-          <w:r>
-            <w:rPr>
-              <w:rFonts w:ascii="Times New Roman" w:hAnsi="Times New Roman"/>
-            </w:rPr>
-            <w:t>10</w:t>
-          </w:r>
-          <w:r>
-            <w:rPr>
-              <w:rFonts w:ascii="Times New Roman" w:hAnsi="Times New Roman"/>
-            </w:rPr>
-            <w:fldChar w:fldCharType="end"/>
-          </w:r>
-          <w:r>
-            <w:rPr>
-              <w:rFonts w:ascii="Times New Roman" w:hAnsi="Times New Roman"/>
+              <w:rFonts w:hint="eastAsia" w:ascii="Times New Roman" w:hAnsi="Times New Roman"/>
             </w:rPr>
             <w:fldChar w:fldCharType="end"/>
           </w:r>
@@ -2444,65 +2431,53 @@
             <w:tabs>
               <w:tab w:val="right" w:leader="dot" w:pos="9070"/>
             </w:tabs>
+          </w:pPr>
+          <w:r>
             <w:rPr>
               <w:rFonts w:hint="eastAsia" w:ascii="Times New Roman" w:hAnsi="Times New Roman"/>
             </w:rPr>
-          </w:pPr>
-          <w:r>
             <w:fldChar w:fldCharType="begin"/>
-          </w:r>
-          <w:r>
-            <w:instrText xml:space="preserve"> HYPERLINK \l "_Toc5700" </w:instrText>
-          </w:r>
-          <w:r>
-            <w:fldChar w:fldCharType="separate"/>
           </w:r>
           <w:r>
             <w:rPr>
               <w:rFonts w:hint="eastAsia" w:ascii="Times New Roman" w:hAnsi="Times New Roman"/>
-              <w:kern w:val="0"/>
+            </w:rPr>
+            <w:instrText xml:space="preserve"> HYPERLINK \l _Toc7633 </w:instrText>
+          </w:r>
+          <w:r>
+            <w:rPr>
+              <w:rFonts w:hint="eastAsia" w:ascii="Times New Roman" w:hAnsi="Times New Roman"/>
+            </w:rPr>
+            <w:fldChar w:fldCharType="separate"/>
+          </w:r>
+          <w:r>
+            <w:rPr>
+              <w:rFonts w:hint="eastAsia" w:ascii="Times New Roman" w:hAnsi="Times New Roman" w:eastAsia="黑体"/>
+              <w:szCs w:val="24"/>
             </w:rPr>
             <w:t>4.3 数据库设计</w:t>
           </w:r>
           <w:r>
+            <w:tab/>
+          </w:r>
+          <w:r>
+            <w:fldChar w:fldCharType="begin"/>
+          </w:r>
+          <w:r>
+            <w:instrText xml:space="preserve"> PAGEREF _Toc7633 \h </w:instrText>
+          </w:r>
+          <w:r>
+            <w:fldChar w:fldCharType="separate"/>
+          </w:r>
+          <w:r>
+            <w:t>10</w:t>
+          </w:r>
+          <w:r>
+            <w:fldChar w:fldCharType="end"/>
+          </w:r>
+          <w:r>
             <w:rPr>
-              <w:rFonts w:ascii="Times New Roman" w:hAnsi="Times New Roman"/>
-            </w:rPr>
-            <w:tab/>
-          </w:r>
-          <w:r>
-            <w:rPr>
-              <w:rFonts w:ascii="Times New Roman" w:hAnsi="Times New Roman"/>
-            </w:rPr>
-            <w:fldChar w:fldCharType="begin"/>
-          </w:r>
-          <w:r>
-            <w:rPr>
-              <w:rFonts w:ascii="Times New Roman" w:hAnsi="Times New Roman"/>
-            </w:rPr>
-            <w:instrText xml:space="preserve"> PAGEREF _Toc5700 \h </w:instrText>
-          </w:r>
-          <w:r>
-            <w:rPr>
-              <w:rFonts w:ascii="Times New Roman" w:hAnsi="Times New Roman"/>
-            </w:rPr>
-            <w:fldChar w:fldCharType="separate"/>
-          </w:r>
-          <w:r>
-            <w:rPr>
-              <w:rFonts w:ascii="Times New Roman" w:hAnsi="Times New Roman"/>
-            </w:rPr>
-            <w:t>10</w:t>
-          </w:r>
-          <w:r>
-            <w:rPr>
-              <w:rFonts w:ascii="Times New Roman" w:hAnsi="Times New Roman"/>
-            </w:rPr>
-            <w:fldChar w:fldCharType="end"/>
-          </w:r>
-          <w:r>
-            <w:rPr>
-              <w:rFonts w:ascii="Times New Roman" w:hAnsi="Times New Roman"/>
+              <w:rFonts w:hint="eastAsia" w:ascii="Times New Roman" w:hAnsi="Times New Roman"/>
             </w:rPr>
             <w:fldChar w:fldCharType="end"/>
           </w:r>
@@ -2513,17 +2488,23 @@
             <w:tabs>
               <w:tab w:val="right" w:leader="dot" w:pos="9070"/>
             </w:tabs>
+          </w:pPr>
+          <w:r>
             <w:rPr>
               <w:rFonts w:hint="eastAsia" w:ascii="Times New Roman" w:hAnsi="Times New Roman"/>
             </w:rPr>
-          </w:pPr>
-          <w:r>
             <w:fldChar w:fldCharType="begin"/>
           </w:r>
           <w:r>
-            <w:instrText xml:space="preserve"> HYPERLINK \l "_Toc10561" </w:instrText>
-          </w:r>
-          <w:r>
+            <w:rPr>
+              <w:rFonts w:hint="eastAsia" w:ascii="Times New Roman" w:hAnsi="Times New Roman"/>
+            </w:rPr>
+            <w:instrText xml:space="preserve"> HYPERLINK \l _Toc28324 </w:instrText>
+          </w:r>
+          <w:r>
+            <w:rPr>
+              <w:rFonts w:hint="eastAsia" w:ascii="Times New Roman" w:hAnsi="Times New Roman"/>
+            </w:rPr>
             <w:fldChar w:fldCharType="separate"/>
           </w:r>
           <w:r>
@@ -2535,44 +2516,26 @@
             <w:t>5详细设计</w:t>
           </w:r>
           <w:r>
+            <w:tab/>
+          </w:r>
+          <w:r>
+            <w:fldChar w:fldCharType="begin"/>
+          </w:r>
+          <w:r>
+            <w:instrText xml:space="preserve"> PAGEREF _Toc28324 \h </w:instrText>
+          </w:r>
+          <w:r>
+            <w:fldChar w:fldCharType="separate"/>
+          </w:r>
+          <w:r>
+            <w:t>16</w:t>
+          </w:r>
+          <w:r>
+            <w:fldChar w:fldCharType="end"/>
+          </w:r>
+          <w:r>
             <w:rPr>
-              <w:rFonts w:ascii="Times New Roman" w:hAnsi="Times New Roman"/>
-            </w:rPr>
-            <w:tab/>
-          </w:r>
-          <w:r>
-            <w:rPr>
-              <w:rFonts w:ascii="Times New Roman" w:hAnsi="Times New Roman"/>
-            </w:rPr>
-            <w:fldChar w:fldCharType="begin"/>
-          </w:r>
-          <w:r>
-            <w:rPr>
-              <w:rFonts w:ascii="Times New Roman" w:hAnsi="Times New Roman"/>
-            </w:rPr>
-            <w:instrText xml:space="preserve"> PAGEREF _Toc10561 \h </w:instrText>
-          </w:r>
-          <w:r>
-            <w:rPr>
-              <w:rFonts w:ascii="Times New Roman" w:hAnsi="Times New Roman"/>
-            </w:rPr>
-            <w:fldChar w:fldCharType="separate"/>
-          </w:r>
-          <w:r>
-            <w:rPr>
-              <w:rFonts w:ascii="Times New Roman" w:hAnsi="Times New Roman"/>
-            </w:rPr>
-            <w:t>17</w:t>
-          </w:r>
-          <w:r>
-            <w:rPr>
-              <w:rFonts w:ascii="Times New Roman" w:hAnsi="Times New Roman"/>
-            </w:rPr>
-            <w:fldChar w:fldCharType="end"/>
-          </w:r>
-          <w:r>
-            <w:rPr>
-              <w:rFonts w:ascii="Times New Roman" w:hAnsi="Times New Roman"/>
+              <w:rFonts w:hint="eastAsia" w:ascii="Times New Roman" w:hAnsi="Times New Roman"/>
             </w:rPr>
             <w:fldChar w:fldCharType="end"/>
           </w:r>
@@ -2583,65 +2546,63 @@
             <w:tabs>
               <w:tab w:val="right" w:leader="dot" w:pos="9070"/>
             </w:tabs>
+          </w:pPr>
+          <w:r>
             <w:rPr>
               <w:rFonts w:hint="eastAsia" w:ascii="Times New Roman" w:hAnsi="Times New Roman"/>
             </w:rPr>
-          </w:pPr>
-          <w:r>
             <w:fldChar w:fldCharType="begin"/>
           </w:r>
           <w:r>
-            <w:instrText xml:space="preserve"> HYPERLINK \l "_Toc31226" </w:instrText>
-          </w:r>
-          <w:r>
-            <w:fldChar w:fldCharType="separate"/>
-          </w:r>
-          <w:r>
             <w:rPr>
-              <w:rFonts w:ascii="Times New Roman" w:hAnsi="Times New Roman"/>
-              <w:kern w:val="0"/>
+              <w:rFonts w:hint="eastAsia" w:ascii="Times New Roman" w:hAnsi="Times New Roman"/>
             </w:rPr>
-            <w:t>5.1 登录与注册</w:t>
+            <w:instrText xml:space="preserve"> HYPERLINK \l _Toc11122 </w:instrText>
           </w:r>
           <w:r>
             <w:rPr>
-              <w:rFonts w:ascii="Times New Roman" w:hAnsi="Times New Roman"/>
-            </w:rPr>
-            <w:tab/>
-          </w:r>
-          <w:r>
-            <w:rPr>
-              <w:rFonts w:ascii="Times New Roman" w:hAnsi="Times New Roman"/>
-            </w:rPr>
-            <w:fldChar w:fldCharType="begin"/>
-          </w:r>
-          <w:r>
-            <w:rPr>
-              <w:rFonts w:ascii="Times New Roman" w:hAnsi="Times New Roman"/>
-            </w:rPr>
-            <w:instrText xml:space="preserve"> PAGEREF _Toc31226 \h </w:instrText>
-          </w:r>
-          <w:r>
-            <w:rPr>
-              <w:rFonts w:ascii="Times New Roman" w:hAnsi="Times New Roman"/>
+              <w:rFonts w:hint="eastAsia" w:ascii="Times New Roman" w:hAnsi="Times New Roman"/>
             </w:rPr>
             <w:fldChar w:fldCharType="separate"/>
           </w:r>
           <w:r>
             <w:rPr>
-              <w:rFonts w:ascii="Times New Roman" w:hAnsi="Times New Roman"/>
+              <w:rFonts w:hint="default" w:ascii="Times New Roman" w:hAnsi="Times New Roman"/>
+              <w:kern w:val="0"/>
+              <w:szCs w:val="24"/>
             </w:rPr>
-            <w:t>17</w:t>
+            <w:t xml:space="preserve">5.1 </w:t>
           </w:r>
           <w:r>
             <w:rPr>
-              <w:rFonts w:ascii="Times New Roman" w:hAnsi="Times New Roman"/>
+              <w:rFonts w:hint="eastAsia" w:ascii="Times New Roman" w:hAnsi="Times New Roman"/>
+              <w:kern w:val="0"/>
+              <w:szCs w:val="24"/>
+              <w:lang w:val="en-US" w:eastAsia="zh-CN"/>
             </w:rPr>
+            <w:t>用户管理</w:t>
+          </w:r>
+          <w:r>
+            <w:tab/>
+          </w:r>
+          <w:r>
+            <w:fldChar w:fldCharType="begin"/>
+          </w:r>
+          <w:r>
+            <w:instrText xml:space="preserve"> PAGEREF _Toc11122 \h </w:instrText>
+          </w:r>
+          <w:r>
+            <w:fldChar w:fldCharType="separate"/>
+          </w:r>
+          <w:r>
+            <w:t>16</w:t>
+          </w:r>
+          <w:r>
             <w:fldChar w:fldCharType="end"/>
           </w:r>
           <w:r>
             <w:rPr>
-              <w:rFonts w:ascii="Times New Roman" w:hAnsi="Times New Roman"/>
+              <w:rFonts w:hint="eastAsia" w:ascii="Times New Roman" w:hAnsi="Times New Roman"/>
             </w:rPr>
             <w:fldChar w:fldCharType="end"/>
           </w:r>
@@ -2652,65 +2613,62 @@
             <w:tabs>
               <w:tab w:val="right" w:leader="dot" w:pos="9070"/>
             </w:tabs>
+          </w:pPr>
+          <w:r>
             <w:rPr>
               <w:rFonts w:hint="eastAsia" w:ascii="Times New Roman" w:hAnsi="Times New Roman"/>
             </w:rPr>
-          </w:pPr>
-          <w:r>
             <w:fldChar w:fldCharType="begin"/>
           </w:r>
           <w:r>
-            <w:instrText xml:space="preserve"> HYPERLINK \l "_Toc26991" </w:instrText>
-          </w:r>
-          <w:r>
+            <w:rPr>
+              <w:rFonts w:hint="eastAsia" w:ascii="Times New Roman" w:hAnsi="Times New Roman"/>
+            </w:rPr>
+            <w:instrText xml:space="preserve"> HYPERLINK \l _Toc3815 </w:instrText>
+          </w:r>
+          <w:r>
+            <w:rPr>
+              <w:rFonts w:hint="eastAsia" w:ascii="Times New Roman" w:hAnsi="Times New Roman"/>
+            </w:rPr>
             <w:fldChar w:fldCharType="separate"/>
+          </w:r>
+          <w:r>
+            <w:rPr>
+              <w:rFonts w:hint="default" w:ascii="Times New Roman" w:hAnsi="Times New Roman"/>
+              <w:kern w:val="0"/>
+              <w:szCs w:val="24"/>
+            </w:rPr>
+            <w:t xml:space="preserve">5.2 </w:t>
           </w:r>
           <w:r>
             <w:rPr>
               <w:rFonts w:ascii="Times New Roman" w:hAnsi="Times New Roman"/>
               <w:kern w:val="0"/>
+              <w:szCs w:val="24"/>
             </w:rPr>
-            <w:t>5.2 联系人管理</w:t>
+            <w:t>联系人管理</w:t>
+          </w:r>
+          <w:r>
+            <w:tab/>
+          </w:r>
+          <w:r>
+            <w:fldChar w:fldCharType="begin"/>
+          </w:r>
+          <w:r>
+            <w:instrText xml:space="preserve"> PAGEREF _Toc3815 \h </w:instrText>
+          </w:r>
+          <w:r>
+            <w:fldChar w:fldCharType="separate"/>
+          </w:r>
+          <w:r>
+            <w:t>17</w:t>
+          </w:r>
+          <w:r>
+            <w:fldChar w:fldCharType="end"/>
           </w:r>
           <w:r>
             <w:rPr>
-              <w:rFonts w:ascii="Times New Roman" w:hAnsi="Times New Roman"/>
-            </w:rPr>
-            <w:tab/>
-          </w:r>
-          <w:r>
-            <w:rPr>
-              <w:rFonts w:ascii="Times New Roman" w:hAnsi="Times New Roman"/>
-            </w:rPr>
-            <w:fldChar w:fldCharType="begin"/>
-          </w:r>
-          <w:r>
-            <w:rPr>
-              <w:rFonts w:ascii="Times New Roman" w:hAnsi="Times New Roman"/>
-            </w:rPr>
-            <w:instrText xml:space="preserve"> PAGEREF _Toc26991 \h </w:instrText>
-          </w:r>
-          <w:r>
-            <w:rPr>
-              <w:rFonts w:ascii="Times New Roman" w:hAnsi="Times New Roman"/>
-            </w:rPr>
-            <w:fldChar w:fldCharType="separate"/>
-          </w:r>
-          <w:r>
-            <w:rPr>
-              <w:rFonts w:ascii="Times New Roman" w:hAnsi="Times New Roman"/>
-            </w:rPr>
-            <w:t>18</w:t>
-          </w:r>
-          <w:r>
-            <w:rPr>
-              <w:rFonts w:ascii="Times New Roman" w:hAnsi="Times New Roman"/>
-            </w:rPr>
-            <w:fldChar w:fldCharType="end"/>
-          </w:r>
-          <w:r>
-            <w:rPr>
-              <w:rFonts w:ascii="Times New Roman" w:hAnsi="Times New Roman"/>
+              <w:rFonts w:hint="eastAsia" w:ascii="Times New Roman" w:hAnsi="Times New Roman"/>
             </w:rPr>
             <w:fldChar w:fldCharType="end"/>
           </w:r>
@@ -2721,65 +2679,63 @@
             <w:tabs>
               <w:tab w:val="right" w:leader="dot" w:pos="9070"/>
             </w:tabs>
+          </w:pPr>
+          <w:r>
             <w:rPr>
               <w:rFonts w:hint="eastAsia" w:ascii="Times New Roman" w:hAnsi="Times New Roman"/>
             </w:rPr>
-          </w:pPr>
-          <w:r>
             <w:fldChar w:fldCharType="begin"/>
           </w:r>
           <w:r>
-            <w:instrText xml:space="preserve"> HYPERLINK \l "_Toc14880" </w:instrText>
-          </w:r>
-          <w:r>
-            <w:fldChar w:fldCharType="separate"/>
-          </w:r>
-          <w:r>
             <w:rPr>
-              <w:rFonts w:ascii="Times New Roman" w:hAnsi="Times New Roman"/>
-              <w:kern w:val="0"/>
+              <w:rFonts w:hint="eastAsia" w:ascii="Times New Roman" w:hAnsi="Times New Roman"/>
             </w:rPr>
-            <w:t>5.3 聊天功能（单聊和群聊）</w:t>
+            <w:instrText xml:space="preserve"> HYPERLINK \l _Toc24543 </w:instrText>
           </w:r>
           <w:r>
             <w:rPr>
-              <w:rFonts w:ascii="Times New Roman" w:hAnsi="Times New Roman"/>
-            </w:rPr>
-            <w:tab/>
-          </w:r>
-          <w:r>
-            <w:rPr>
-              <w:rFonts w:ascii="Times New Roman" w:hAnsi="Times New Roman"/>
-            </w:rPr>
-            <w:fldChar w:fldCharType="begin"/>
-          </w:r>
-          <w:r>
-            <w:rPr>
-              <w:rFonts w:ascii="Times New Roman" w:hAnsi="Times New Roman"/>
-            </w:rPr>
-            <w:instrText xml:space="preserve"> PAGEREF _Toc14880 \h </w:instrText>
-          </w:r>
-          <w:r>
-            <w:rPr>
-              <w:rFonts w:ascii="Times New Roman" w:hAnsi="Times New Roman"/>
+              <w:rFonts w:hint="eastAsia" w:ascii="Times New Roman" w:hAnsi="Times New Roman"/>
             </w:rPr>
             <w:fldChar w:fldCharType="separate"/>
           </w:r>
           <w:r>
             <w:rPr>
-              <w:rFonts w:ascii="Times New Roman" w:hAnsi="Times New Roman"/>
+              <w:rFonts w:hint="default" w:ascii="Times New Roman" w:hAnsi="Times New Roman"/>
+              <w:kern w:val="0"/>
+              <w:szCs w:val="24"/>
             </w:rPr>
-            <w:t>22</w:t>
+            <w:t xml:space="preserve">5.3 </w:t>
           </w:r>
           <w:r>
             <w:rPr>
-              <w:rFonts w:ascii="Times New Roman" w:hAnsi="Times New Roman"/>
+              <w:rFonts w:hint="eastAsia" w:ascii="Times New Roman" w:hAnsi="Times New Roman"/>
+              <w:kern w:val="0"/>
+              <w:szCs w:val="24"/>
+              <w:lang w:val="en-US" w:eastAsia="zh-CN"/>
             </w:rPr>
+            <w:t>即时通讯</w:t>
+          </w:r>
+          <w:r>
+            <w:tab/>
+          </w:r>
+          <w:r>
+            <w:fldChar w:fldCharType="begin"/>
+          </w:r>
+          <w:r>
+            <w:instrText xml:space="preserve"> PAGEREF _Toc24543 \h </w:instrText>
+          </w:r>
+          <w:r>
+            <w:fldChar w:fldCharType="separate"/>
+          </w:r>
+          <w:r>
+            <w:t>19</w:t>
+          </w:r>
+          <w:r>
             <w:fldChar w:fldCharType="end"/>
           </w:r>
           <w:r>
             <w:rPr>
-              <w:rFonts w:ascii="Times New Roman" w:hAnsi="Times New Roman"/>
+              <w:rFonts w:hint="eastAsia" w:ascii="Times New Roman" w:hAnsi="Times New Roman"/>
             </w:rPr>
             <w:fldChar w:fldCharType="end"/>
           </w:r>
@@ -2790,72 +2746,138 @@
             <w:tabs>
               <w:tab w:val="right" w:leader="dot" w:pos="9070"/>
             </w:tabs>
+          </w:pPr>
+          <w:r>
             <w:rPr>
               <w:rFonts w:hint="eastAsia" w:ascii="Times New Roman" w:hAnsi="Times New Roman"/>
             </w:rPr>
-          </w:pPr>
-          <w:r>
             <w:fldChar w:fldCharType="begin"/>
           </w:r>
           <w:r>
-            <w:instrText xml:space="preserve"> HYPERLINK \l "_Toc24337" </w:instrText>
-          </w:r>
-          <w:r>
+            <w:rPr>
+              <w:rFonts w:hint="eastAsia" w:ascii="Times New Roman" w:hAnsi="Times New Roman"/>
+            </w:rPr>
+            <w:instrText xml:space="preserve"> HYPERLINK \l _Toc24607 </w:instrText>
+          </w:r>
+          <w:r>
+            <w:rPr>
+              <w:rFonts w:hint="eastAsia" w:ascii="Times New Roman" w:hAnsi="Times New Roman"/>
+            </w:rPr>
             <w:fldChar w:fldCharType="separate"/>
           </w:r>
           <w:r>
             <w:rPr>
               <w:rFonts w:hint="eastAsia" w:ascii="Times New Roman" w:hAnsi="Times New Roman"/>
               <w:kern w:val="0"/>
+              <w:szCs w:val="24"/>
             </w:rPr>
             <w:t>5.4</w:t>
+          </w:r>
+          <w:r>
+            <w:rPr>
+              <w:rFonts w:hint="eastAsia"/>
+              <w:kern w:val="0"/>
+              <w:szCs w:val="24"/>
+              <w:lang w:val="en-US" w:eastAsia="zh-CN"/>
+            </w:rPr>
+            <w:t>群组管理</w:t>
+          </w:r>
+          <w:r>
+            <w:tab/>
+          </w:r>
+          <w:r>
+            <w:fldChar w:fldCharType="begin"/>
+          </w:r>
+          <w:r>
+            <w:instrText xml:space="preserve"> PAGEREF _Toc24607 \h </w:instrText>
+          </w:r>
+          <w:r>
+            <w:fldChar w:fldCharType="separate"/>
+          </w:r>
+          <w:r>
+            <w:t>22</w:t>
+          </w:r>
+          <w:r>
+            <w:fldChar w:fldCharType="end"/>
+          </w:r>
+          <w:r>
+            <w:rPr>
+              <w:rFonts w:hint="eastAsia" w:ascii="Times New Roman" w:hAnsi="Times New Roman"/>
+            </w:rPr>
+            <w:fldChar w:fldCharType="end"/>
+          </w:r>
+        </w:p>
+        <w:p>
+          <w:pPr>
+            <w:pStyle w:val="26"/>
+            <w:tabs>
+              <w:tab w:val="right" w:leader="dot" w:pos="9070"/>
+            </w:tabs>
+          </w:pPr>
+          <w:r>
+            <w:rPr>
+              <w:rFonts w:hint="eastAsia" w:ascii="Times New Roman" w:hAnsi="Times New Roman"/>
+            </w:rPr>
+            <w:fldChar w:fldCharType="begin"/>
+          </w:r>
+          <w:r>
+            <w:rPr>
+              <w:rFonts w:hint="eastAsia" w:ascii="Times New Roman" w:hAnsi="Times New Roman"/>
+            </w:rPr>
+            <w:instrText xml:space="preserve"> HYPERLINK \l _Toc5716 </w:instrText>
+          </w:r>
+          <w:r>
+            <w:rPr>
+              <w:rFonts w:hint="eastAsia" w:ascii="Times New Roman" w:hAnsi="Times New Roman"/>
+            </w:rPr>
+            <w:fldChar w:fldCharType="separate"/>
+          </w:r>
+          <w:r>
+            <w:rPr>
+              <w:rFonts w:hint="eastAsia" w:ascii="Times New Roman" w:hAnsi="Times New Roman"/>
+              <w:kern w:val="0"/>
+              <w:szCs w:val="24"/>
+            </w:rPr>
+            <w:t>5.</w:t>
+          </w:r>
+          <w:r>
+            <w:rPr>
+              <w:rFonts w:hint="eastAsia" w:ascii="Times New Roman" w:hAnsi="Times New Roman"/>
+              <w:kern w:val="0"/>
+              <w:szCs w:val="24"/>
+              <w:lang w:val="en-US" w:eastAsia="zh-CN"/>
+            </w:rPr>
+            <w:t>5</w:t>
           </w:r>
           <w:r>
             <w:rPr>
               <w:rFonts w:ascii="Times New Roman" w:hAnsi="Times New Roman"/>
               <w:kern w:val="0"/>
+              <w:szCs w:val="24"/>
             </w:rPr>
             <w:t>朋友圈</w:t>
           </w:r>
           <w:r>
+            <w:tab/>
+          </w:r>
+          <w:r>
+            <w:fldChar w:fldCharType="begin"/>
+          </w:r>
+          <w:r>
+            <w:instrText xml:space="preserve"> PAGEREF _Toc5716 \h </w:instrText>
+          </w:r>
+          <w:r>
+            <w:fldChar w:fldCharType="separate"/>
+          </w:r>
+          <w:r>
+            <w:t>24</w:t>
+          </w:r>
+          <w:r>
+            <w:fldChar w:fldCharType="end"/>
+          </w:r>
+          <w:r>
             <w:rPr>
-              <w:rFonts w:ascii="Times New Roman" w:hAnsi="Times New Roman"/>
-            </w:rPr>
-            <w:tab/>
-          </w:r>
-          <w:r>
-            <w:rPr>
-              <w:rFonts w:ascii="Times New Roman" w:hAnsi="Times New Roman"/>
-            </w:rPr>
-            <w:fldChar w:fldCharType="begin"/>
-          </w:r>
-          <w:r>
-            <w:rPr>
-              <w:rFonts w:ascii="Times New Roman" w:hAnsi="Times New Roman"/>
-            </w:rPr>
-            <w:instrText xml:space="preserve"> PAGEREF _Toc24337 \h </w:instrText>
-          </w:r>
-          <w:r>
-            <w:rPr>
-              <w:rFonts w:ascii="Times New Roman" w:hAnsi="Times New Roman"/>
-            </w:rPr>
-            <w:fldChar w:fldCharType="separate"/>
-          </w:r>
-          <w:r>
-            <w:rPr>
-              <w:rFonts w:ascii="Times New Roman" w:hAnsi="Times New Roman"/>
-            </w:rPr>
-            <w:t>23</w:t>
-          </w:r>
-          <w:r>
-            <w:rPr>
-              <w:rFonts w:ascii="Times New Roman" w:hAnsi="Times New Roman"/>
-            </w:rPr>
-            <w:fldChar w:fldCharType="end"/>
-          </w:r>
-          <w:r>
-            <w:rPr>
-              <w:rFonts w:ascii="Times New Roman" w:hAnsi="Times New Roman"/>
+              <w:rFonts w:hint="eastAsia" w:ascii="Times New Roman" w:hAnsi="Times New Roman"/>
             </w:rPr>
             <w:fldChar w:fldCharType="end"/>
           </w:r>
@@ -2866,17 +2888,23 @@
             <w:tabs>
               <w:tab w:val="right" w:leader="dot" w:pos="9070"/>
             </w:tabs>
+          </w:pPr>
+          <w:r>
             <w:rPr>
               <w:rFonts w:hint="eastAsia" w:ascii="Times New Roman" w:hAnsi="Times New Roman"/>
             </w:rPr>
-          </w:pPr>
-          <w:r>
             <w:fldChar w:fldCharType="begin"/>
           </w:r>
           <w:r>
-            <w:instrText xml:space="preserve"> HYPERLINK \l "_Toc3751" </w:instrText>
-          </w:r>
-          <w:r>
+            <w:rPr>
+              <w:rFonts w:hint="eastAsia" w:ascii="Times New Roman" w:hAnsi="Times New Roman"/>
+            </w:rPr>
+            <w:instrText xml:space="preserve"> HYPERLINK \l _Toc23944 </w:instrText>
+          </w:r>
+          <w:r>
+            <w:rPr>
+              <w:rFonts w:hint="eastAsia" w:ascii="Times New Roman" w:hAnsi="Times New Roman"/>
+            </w:rPr>
             <w:fldChar w:fldCharType="separate"/>
           </w:r>
           <w:r>
@@ -2896,44 +2924,26 @@
             <w:t>系统测试</w:t>
           </w:r>
           <w:r>
+            <w:tab/>
+          </w:r>
+          <w:r>
+            <w:fldChar w:fldCharType="begin"/>
+          </w:r>
+          <w:r>
+            <w:instrText xml:space="preserve"> PAGEREF _Toc23944 \h </w:instrText>
+          </w:r>
+          <w:r>
+            <w:fldChar w:fldCharType="separate"/>
+          </w:r>
+          <w:r>
+            <w:t>25</w:t>
+          </w:r>
+          <w:r>
+            <w:fldChar w:fldCharType="end"/>
+          </w:r>
+          <w:r>
             <w:rPr>
-              <w:rFonts w:ascii="Times New Roman" w:hAnsi="Times New Roman"/>
-            </w:rPr>
-            <w:tab/>
-          </w:r>
-          <w:r>
-            <w:rPr>
-              <w:rFonts w:ascii="Times New Roman" w:hAnsi="Times New Roman"/>
-            </w:rPr>
-            <w:fldChar w:fldCharType="begin"/>
-          </w:r>
-          <w:r>
-            <w:rPr>
-              <w:rFonts w:ascii="Times New Roman" w:hAnsi="Times New Roman"/>
-            </w:rPr>
-            <w:instrText xml:space="preserve"> PAGEREF _Toc3751 \h </w:instrText>
-          </w:r>
-          <w:r>
-            <w:rPr>
-              <w:rFonts w:ascii="Times New Roman" w:hAnsi="Times New Roman"/>
-            </w:rPr>
-            <w:fldChar w:fldCharType="separate"/>
-          </w:r>
-          <w:r>
-            <w:rPr>
-              <w:rFonts w:ascii="Times New Roman" w:hAnsi="Times New Roman"/>
-            </w:rPr>
-            <w:t>27</w:t>
-          </w:r>
-          <w:r>
-            <w:rPr>
-              <w:rFonts w:ascii="Times New Roman" w:hAnsi="Times New Roman"/>
-            </w:rPr>
-            <w:fldChar w:fldCharType="end"/>
-          </w:r>
-          <w:r>
-            <w:rPr>
-              <w:rFonts w:ascii="Times New Roman" w:hAnsi="Times New Roman"/>
+              <w:rFonts w:hint="eastAsia" w:ascii="Times New Roman" w:hAnsi="Times New Roman"/>
             </w:rPr>
             <w:fldChar w:fldCharType="end"/>
           </w:r>
@@ -2944,65 +2954,62 @@
             <w:tabs>
               <w:tab w:val="right" w:leader="dot" w:pos="9070"/>
             </w:tabs>
+          </w:pPr>
+          <w:r>
             <w:rPr>
               <w:rFonts w:hint="eastAsia" w:ascii="Times New Roman" w:hAnsi="Times New Roman"/>
             </w:rPr>
-          </w:pPr>
-          <w:r>
             <w:fldChar w:fldCharType="begin"/>
           </w:r>
           <w:r>
-            <w:instrText xml:space="preserve"> HYPERLINK \l "_Toc14937" </w:instrText>
-          </w:r>
-          <w:r>
+            <w:rPr>
+              <w:rFonts w:hint="eastAsia" w:ascii="Times New Roman" w:hAnsi="Times New Roman"/>
+            </w:rPr>
+            <w:instrText xml:space="preserve"> HYPERLINK \l _Toc24161 </w:instrText>
+          </w:r>
+          <w:r>
+            <w:rPr>
+              <w:rFonts w:hint="eastAsia" w:ascii="Times New Roman" w:hAnsi="Times New Roman"/>
+            </w:rPr>
             <w:fldChar w:fldCharType="separate"/>
+          </w:r>
+          <w:r>
+            <w:rPr>
+              <w:rFonts w:hint="default" w:ascii="Times New Roman" w:hAnsi="Times New Roman"/>
+              <w:kern w:val="0"/>
+              <w:szCs w:val="24"/>
+            </w:rPr>
+            <w:t xml:space="preserve">6.1 </w:t>
           </w:r>
           <w:r>
             <w:rPr>
               <w:rFonts w:ascii="Times New Roman" w:hAnsi="Times New Roman"/>
               <w:kern w:val="0"/>
+              <w:szCs w:val="24"/>
             </w:rPr>
-            <w:t>6.1 功能测试</w:t>
+            <w:t>功能测试</w:t>
+          </w:r>
+          <w:r>
+            <w:tab/>
+          </w:r>
+          <w:r>
+            <w:fldChar w:fldCharType="begin"/>
+          </w:r>
+          <w:r>
+            <w:instrText xml:space="preserve"> PAGEREF _Toc24161 \h </w:instrText>
+          </w:r>
+          <w:r>
+            <w:fldChar w:fldCharType="separate"/>
+          </w:r>
+          <w:r>
+            <w:t>25</w:t>
+          </w:r>
+          <w:r>
+            <w:fldChar w:fldCharType="end"/>
           </w:r>
           <w:r>
             <w:rPr>
-              <w:rFonts w:ascii="Times New Roman" w:hAnsi="Times New Roman"/>
-            </w:rPr>
-            <w:tab/>
-          </w:r>
-          <w:r>
-            <w:rPr>
-              <w:rFonts w:ascii="Times New Roman" w:hAnsi="Times New Roman"/>
-            </w:rPr>
-            <w:fldChar w:fldCharType="begin"/>
-          </w:r>
-          <w:r>
-            <w:rPr>
-              <w:rFonts w:ascii="Times New Roman" w:hAnsi="Times New Roman"/>
-            </w:rPr>
-            <w:instrText xml:space="preserve"> PAGEREF _Toc14937 \h </w:instrText>
-          </w:r>
-          <w:r>
-            <w:rPr>
-              <w:rFonts w:ascii="Times New Roman" w:hAnsi="Times New Roman"/>
-            </w:rPr>
-            <w:fldChar w:fldCharType="separate"/>
-          </w:r>
-          <w:r>
-            <w:rPr>
-              <w:rFonts w:ascii="Times New Roman" w:hAnsi="Times New Roman"/>
-            </w:rPr>
-            <w:t>27</w:t>
-          </w:r>
-          <w:r>
-            <w:rPr>
-              <w:rFonts w:ascii="Times New Roman" w:hAnsi="Times New Roman"/>
-            </w:rPr>
-            <w:fldChar w:fldCharType="end"/>
-          </w:r>
-          <w:r>
-            <w:rPr>
-              <w:rFonts w:ascii="Times New Roman" w:hAnsi="Times New Roman"/>
+              <w:rFonts w:hint="eastAsia" w:ascii="Times New Roman" w:hAnsi="Times New Roman"/>
             </w:rPr>
             <w:fldChar w:fldCharType="end"/>
           </w:r>
@@ -3013,65 +3020,62 @@
             <w:tabs>
               <w:tab w:val="right" w:leader="dot" w:pos="9070"/>
             </w:tabs>
+          </w:pPr>
+          <w:r>
             <w:rPr>
               <w:rFonts w:hint="eastAsia" w:ascii="Times New Roman" w:hAnsi="Times New Roman"/>
             </w:rPr>
-          </w:pPr>
-          <w:r>
             <w:fldChar w:fldCharType="begin"/>
           </w:r>
           <w:r>
-            <w:instrText xml:space="preserve"> HYPERLINK \l "_Toc1754" </w:instrText>
-          </w:r>
-          <w:r>
+            <w:rPr>
+              <w:rFonts w:hint="eastAsia" w:ascii="Times New Roman" w:hAnsi="Times New Roman"/>
+            </w:rPr>
+            <w:instrText xml:space="preserve"> HYPERLINK \l _Toc23725 </w:instrText>
+          </w:r>
+          <w:r>
+            <w:rPr>
+              <w:rFonts w:hint="eastAsia" w:ascii="Times New Roman" w:hAnsi="Times New Roman"/>
+            </w:rPr>
             <w:fldChar w:fldCharType="separate"/>
+          </w:r>
+          <w:r>
+            <w:rPr>
+              <w:rFonts w:hint="default" w:ascii="Times New Roman" w:hAnsi="Times New Roman"/>
+              <w:kern w:val="0"/>
+              <w:szCs w:val="24"/>
+            </w:rPr>
+            <w:t xml:space="preserve">6.2 </w:t>
           </w:r>
           <w:r>
             <w:rPr>
               <w:rFonts w:ascii="Times New Roman" w:hAnsi="Times New Roman"/>
               <w:kern w:val="0"/>
+              <w:szCs w:val="24"/>
             </w:rPr>
-            <w:t>6.2 性能测试</w:t>
+            <w:t>性能测试</w:t>
+          </w:r>
+          <w:r>
+            <w:tab/>
+          </w:r>
+          <w:r>
+            <w:fldChar w:fldCharType="begin"/>
+          </w:r>
+          <w:r>
+            <w:instrText xml:space="preserve"> PAGEREF _Toc23725 \h </w:instrText>
+          </w:r>
+          <w:r>
+            <w:fldChar w:fldCharType="separate"/>
+          </w:r>
+          <w:r>
+            <w:t>26</w:t>
+          </w:r>
+          <w:r>
+            <w:fldChar w:fldCharType="end"/>
           </w:r>
           <w:r>
             <w:rPr>
-              <w:rFonts w:ascii="Times New Roman" w:hAnsi="Times New Roman"/>
-            </w:rPr>
-            <w:tab/>
-          </w:r>
-          <w:r>
-            <w:rPr>
-              <w:rFonts w:ascii="Times New Roman" w:hAnsi="Times New Roman"/>
-            </w:rPr>
-            <w:fldChar w:fldCharType="begin"/>
-          </w:r>
-          <w:r>
-            <w:rPr>
-              <w:rFonts w:ascii="Times New Roman" w:hAnsi="Times New Roman"/>
-            </w:rPr>
-            <w:instrText xml:space="preserve"> PAGEREF _Toc1754 \h </w:instrText>
-          </w:r>
-          <w:r>
-            <w:rPr>
-              <w:rFonts w:ascii="Times New Roman" w:hAnsi="Times New Roman"/>
-            </w:rPr>
-            <w:fldChar w:fldCharType="separate"/>
-          </w:r>
-          <w:r>
-            <w:rPr>
-              <w:rFonts w:ascii="Times New Roman" w:hAnsi="Times New Roman"/>
-            </w:rPr>
-            <w:t>27</w:t>
-          </w:r>
-          <w:r>
-            <w:rPr>
-              <w:rFonts w:ascii="Times New Roman" w:hAnsi="Times New Roman"/>
-            </w:rPr>
-            <w:fldChar w:fldCharType="end"/>
-          </w:r>
-          <w:r>
-            <w:rPr>
-              <w:rFonts w:ascii="Times New Roman" w:hAnsi="Times New Roman"/>
+              <w:rFonts w:hint="eastAsia" w:ascii="Times New Roman" w:hAnsi="Times New Roman"/>
             </w:rPr>
             <w:fldChar w:fldCharType="end"/>
           </w:r>
@@ -3082,17 +3086,23 @@
             <w:tabs>
               <w:tab w:val="right" w:leader="dot" w:pos="9070"/>
             </w:tabs>
+          </w:pPr>
+          <w:r>
             <w:rPr>
               <w:rFonts w:hint="eastAsia" w:ascii="Times New Roman" w:hAnsi="Times New Roman"/>
             </w:rPr>
-          </w:pPr>
-          <w:r>
             <w:fldChar w:fldCharType="begin"/>
           </w:r>
           <w:r>
-            <w:instrText xml:space="preserve"> HYPERLINK \l "_Toc30145" </w:instrText>
-          </w:r>
-          <w:r>
+            <w:rPr>
+              <w:rFonts w:hint="eastAsia" w:ascii="Times New Roman" w:hAnsi="Times New Roman"/>
+            </w:rPr>
+            <w:instrText xml:space="preserve"> HYPERLINK \l _Toc4790 </w:instrText>
+          </w:r>
+          <w:r>
+            <w:rPr>
+              <w:rFonts w:hint="eastAsia" w:ascii="Times New Roman" w:hAnsi="Times New Roman"/>
+            </w:rPr>
             <w:fldChar w:fldCharType="separate"/>
           </w:r>
           <w:r>
@@ -3104,44 +3114,26 @@
             <w:t>结束语</w:t>
           </w:r>
           <w:r>
+            <w:tab/>
+          </w:r>
+          <w:r>
+            <w:fldChar w:fldCharType="begin"/>
+          </w:r>
+          <w:r>
+            <w:instrText xml:space="preserve"> PAGEREF _Toc4790 \h </w:instrText>
+          </w:r>
+          <w:r>
+            <w:fldChar w:fldCharType="separate"/>
+          </w:r>
+          <w:r>
+            <w:t>28</w:t>
+          </w:r>
+          <w:r>
+            <w:fldChar w:fldCharType="end"/>
+          </w:r>
+          <w:r>
             <w:rPr>
-              <w:rFonts w:ascii="Times New Roman" w:hAnsi="Times New Roman"/>
-            </w:rPr>
-            <w:tab/>
-          </w:r>
-          <w:r>
-            <w:rPr>
-              <w:rFonts w:ascii="Times New Roman" w:hAnsi="Times New Roman"/>
-            </w:rPr>
-            <w:fldChar w:fldCharType="begin"/>
-          </w:r>
-          <w:r>
-            <w:rPr>
-              <w:rFonts w:ascii="Times New Roman" w:hAnsi="Times New Roman"/>
-            </w:rPr>
-            <w:instrText xml:space="preserve"> PAGEREF _Toc30145 \h </w:instrText>
-          </w:r>
-          <w:r>
-            <w:rPr>
-              <w:rFonts w:ascii="Times New Roman" w:hAnsi="Times New Roman"/>
-            </w:rPr>
-            <w:fldChar w:fldCharType="separate"/>
-          </w:r>
-          <w:r>
-            <w:rPr>
-              <w:rFonts w:ascii="Times New Roman" w:hAnsi="Times New Roman"/>
-            </w:rPr>
-            <w:t>29</w:t>
-          </w:r>
-          <w:r>
-            <w:rPr>
-              <w:rFonts w:ascii="Times New Roman" w:hAnsi="Times New Roman"/>
-            </w:rPr>
-            <w:fldChar w:fldCharType="end"/>
-          </w:r>
-          <w:r>
-            <w:rPr>
-              <w:rFonts w:ascii="Times New Roman" w:hAnsi="Times New Roman"/>
+              <w:rFonts w:hint="eastAsia" w:ascii="Times New Roman" w:hAnsi="Times New Roman"/>
             </w:rPr>
             <w:fldChar w:fldCharType="end"/>
           </w:r>
@@ -3152,17 +3144,23 @@
             <w:tabs>
               <w:tab w:val="right" w:leader="dot" w:pos="9070"/>
             </w:tabs>
+          </w:pPr>
+          <w:r>
             <w:rPr>
               <w:rFonts w:hint="eastAsia" w:ascii="Times New Roman" w:hAnsi="Times New Roman"/>
             </w:rPr>
-          </w:pPr>
-          <w:r>
             <w:fldChar w:fldCharType="begin"/>
           </w:r>
           <w:r>
-            <w:instrText xml:space="preserve"> HYPERLINK \l "_Toc8761" </w:instrText>
-          </w:r>
-          <w:r>
+            <w:rPr>
+              <w:rFonts w:hint="eastAsia" w:ascii="Times New Roman" w:hAnsi="Times New Roman"/>
+            </w:rPr>
+            <w:instrText xml:space="preserve"> HYPERLINK \l _Toc897 </w:instrText>
+          </w:r>
+          <w:r>
+            <w:rPr>
+              <w:rFonts w:hint="eastAsia" w:ascii="Times New Roman" w:hAnsi="Times New Roman"/>
+            </w:rPr>
             <w:fldChar w:fldCharType="separate"/>
           </w:r>
           <w:r>
@@ -3174,44 +3172,26 @@
             <w:t>参考文献</w:t>
           </w:r>
           <w:r>
+            <w:tab/>
+          </w:r>
+          <w:r>
+            <w:fldChar w:fldCharType="begin"/>
+          </w:r>
+          <w:r>
+            <w:instrText xml:space="preserve"> PAGEREF _Toc897 \h </w:instrText>
+          </w:r>
+          <w:r>
+            <w:fldChar w:fldCharType="separate"/>
+          </w:r>
+          <w:r>
+            <w:t>29</w:t>
+          </w:r>
+          <w:r>
+            <w:fldChar w:fldCharType="end"/>
+          </w:r>
+          <w:r>
             <w:rPr>
-              <w:rFonts w:ascii="Times New Roman" w:hAnsi="Times New Roman"/>
-            </w:rPr>
-            <w:tab/>
-          </w:r>
-          <w:r>
-            <w:rPr>
-              <w:rFonts w:ascii="Times New Roman" w:hAnsi="Times New Roman"/>
-            </w:rPr>
-            <w:fldChar w:fldCharType="begin"/>
-          </w:r>
-          <w:r>
-            <w:rPr>
-              <w:rFonts w:ascii="Times New Roman" w:hAnsi="Times New Roman"/>
-            </w:rPr>
-            <w:instrText xml:space="preserve"> PAGEREF _Toc8761 \h </w:instrText>
-          </w:r>
-          <w:r>
-            <w:rPr>
-              <w:rFonts w:ascii="Times New Roman" w:hAnsi="Times New Roman"/>
-            </w:rPr>
-            <w:fldChar w:fldCharType="separate"/>
-          </w:r>
-          <w:r>
-            <w:rPr>
-              <w:rFonts w:ascii="Times New Roman" w:hAnsi="Times New Roman"/>
-            </w:rPr>
-            <w:t>30</w:t>
-          </w:r>
-          <w:r>
-            <w:rPr>
-              <w:rFonts w:ascii="Times New Roman" w:hAnsi="Times New Roman"/>
-            </w:rPr>
-            <w:fldChar w:fldCharType="end"/>
-          </w:r>
-          <w:r>
-            <w:rPr>
-              <w:rFonts w:ascii="Times New Roman" w:hAnsi="Times New Roman"/>
+              <w:rFonts w:hint="eastAsia" w:ascii="Times New Roman" w:hAnsi="Times New Roman"/>
             </w:rPr>
             <w:fldChar w:fldCharType="end"/>
           </w:r>
@@ -3222,17 +3202,23 @@
             <w:tabs>
               <w:tab w:val="right" w:leader="dot" w:pos="9070"/>
             </w:tabs>
+          </w:pPr>
+          <w:r>
             <w:rPr>
               <w:rFonts w:hint="eastAsia" w:ascii="Times New Roman" w:hAnsi="Times New Roman"/>
             </w:rPr>
-          </w:pPr>
-          <w:r>
             <w:fldChar w:fldCharType="begin"/>
           </w:r>
           <w:r>
-            <w:instrText xml:space="preserve"> HYPERLINK \l "_Toc3571" </w:instrText>
-          </w:r>
-          <w:r>
+            <w:rPr>
+              <w:rFonts w:hint="eastAsia" w:ascii="Times New Roman" w:hAnsi="Times New Roman"/>
+            </w:rPr>
+            <w:instrText xml:space="preserve"> HYPERLINK \l _Toc18266 </w:instrText>
+          </w:r>
+          <w:r>
+            <w:rPr>
+              <w:rFonts w:hint="eastAsia" w:ascii="Times New Roman" w:hAnsi="Times New Roman"/>
+            </w:rPr>
             <w:fldChar w:fldCharType="separate"/>
           </w:r>
           <w:r>
@@ -3244,90 +3230,30 @@
             <w:t>致谢</w:t>
           </w:r>
           <w:r>
+            <w:tab/>
+          </w:r>
+          <w:r>
+            <w:fldChar w:fldCharType="begin"/>
+          </w:r>
+          <w:r>
+            <w:instrText xml:space="preserve"> PAGEREF _Toc18266 \h </w:instrText>
+          </w:r>
+          <w:r>
+            <w:fldChar w:fldCharType="separate"/>
+          </w:r>
+          <w:r>
+            <w:t>30</w:t>
+          </w:r>
+          <w:r>
+            <w:fldChar w:fldCharType="end"/>
+          </w:r>
+          <w:r>
             <w:rPr>
-              <w:rFonts w:ascii="Times New Roman" w:hAnsi="Times New Roman"/>
-            </w:rPr>
-            <w:tab/>
-          </w:r>
-          <w:r>
-            <w:rPr>
-              <w:rFonts w:ascii="Times New Roman" w:hAnsi="Times New Roman"/>
-            </w:rPr>
-            <w:fldChar w:fldCharType="begin"/>
-          </w:r>
-          <w:r>
-            <w:rPr>
-              <w:rFonts w:ascii="Times New Roman" w:hAnsi="Times New Roman"/>
-            </w:rPr>
-            <w:instrText xml:space="preserve"> PAGEREF _Toc3571 \h </w:instrText>
-          </w:r>
-          <w:r>
-            <w:rPr>
-              <w:rFonts w:ascii="Times New Roman" w:hAnsi="Times New Roman"/>
-            </w:rPr>
-            <w:fldChar w:fldCharType="separate"/>
-          </w:r>
-          <w:r>
-            <w:rPr>
-              <w:rFonts w:ascii="Times New Roman" w:hAnsi="Times New Roman"/>
-            </w:rPr>
-            <w:t>31</w:t>
-          </w:r>
-          <w:r>
-            <w:rPr>
-              <w:rFonts w:ascii="Times New Roman" w:hAnsi="Times New Roman"/>
+              <w:rFonts w:hint="eastAsia" w:ascii="Times New Roman" w:hAnsi="Times New Roman"/>
             </w:rPr>
             <w:fldChar w:fldCharType="end"/>
           </w:r>
-          <w:r>
-            <w:rPr>
-              <w:rFonts w:ascii="Times New Roman" w:hAnsi="Times New Roman"/>
-            </w:rPr>
-            <w:fldChar w:fldCharType="end"/>
-          </w:r>
         </w:p>
-        <w:p>
-          <w:pPr>
-            <w:ind w:firstLine="480"/>
-          </w:pPr>
-          <w:r>
-            <w:fldChar w:fldCharType="end"/>
-          </w:r>
-        </w:p>
-      </w:sdtContent>
-    </w:sdt>
-    <w:p>
-      <w:pPr>
-        <w:ind w:firstLine="480"/>
-      </w:pPr>
-    </w:p>
-    <w:p>
-      <w:pPr>
-        <w:ind w:firstLine="480"/>
-      </w:pPr>
-    </w:p>
-    <w:sdt>
-      <w:sdtPr>
-        <w:rPr>
-          <w:rFonts w:ascii="Times New Roman" w:hAnsi="Times New Roman"/>
-          <w:sz w:val="21"/>
-        </w:rPr>
-        <w:id w:val="147476788"/>
-        <w:showingPlcHdr/>
-        <w15:color w:val="DBDBDB"/>
-        <w:docPartObj>
-          <w:docPartGallery w:val="Table of Contents"/>
-          <w:docPartUnique/>
-        </w:docPartObj>
-      </w:sdtPr>
-      <w:sdtEndPr>
-        <w:rPr>
-          <w:rFonts w:ascii="Times New Roman" w:hAnsi="Times New Roman" w:cs="Times New Roman"/>
-          <w:caps w:val="0"/>
-          <w:sz w:val="21"/>
-        </w:rPr>
-      </w:sdtEndPr>
-      <w:sdtContent>
         <w:p>
           <w:pPr>
             <w:pStyle w:val="22"/>
@@ -3338,21 +3264,32 @@
             <w:ind w:firstLine="0" w:firstLineChars="0"/>
             <w:jc w:val="center"/>
             <w:rPr>
+              <w:rFonts w:hint="eastAsia" w:ascii="Times New Roman" w:hAnsi="Times New Roman" w:eastAsiaTheme="majorEastAsia" w:cstheme="minorHAnsi"/>
+              <w:caps/>
+              <w:color w:val="0000FF"/>
+              <w:kern w:val="2"/>
+              <w:sz w:val="24"/>
+              <w:szCs w:val="24"/>
+              <w:u w:val="single"/>
+              <w:lang w:val="en-US" w:eastAsia="zh-CN" w:bidi="ar-SA"/>
+            </w:rPr>
+          </w:pPr>
+          <w:r>
+            <w:rPr>
               <w:rFonts w:hint="eastAsia" w:ascii="Times New Roman" w:hAnsi="Times New Roman"/>
             </w:rPr>
-          </w:pPr>
-          <w:bookmarkStart w:id="133" w:name="_GoBack"/>
-          <w:r>
-            <w:rPr>
-              <w:rFonts w:hint="eastAsia" w:ascii="Times New Roman" w:hAnsi="Times New Roman"/>
-              <w:sz w:val="21"/>
-            </w:rPr>
-            <w:t xml:space="preserve">     </w:t>
-          </w:r>
-          <w:bookmarkEnd w:id="133"/>
+            <w:fldChar w:fldCharType="end"/>
+          </w:r>
         </w:p>
       </w:sdtContent>
     </w:sdt>
+    <w:p>
+      <w:pPr>
+        <w:rPr>
+          <w:rFonts w:hint="eastAsia"/>
+        </w:rPr>
+      </w:pPr>
+    </w:p>
     <w:p>
       <w:pPr>
         <w:adjustRightInd w:val="0"/>
@@ -3383,9 +3320,9 @@
           <w:szCs w:val="30"/>
         </w:rPr>
       </w:pPr>
-      <w:bookmarkStart w:id="4" w:name="_Toc31710"/>
-      <w:bookmarkStart w:id="5" w:name="_Toc134820418"/>
-      <w:bookmarkStart w:id="6" w:name="_Toc134820362"/>
+      <w:bookmarkStart w:id="6" w:name="_Toc31710"/>
+      <w:bookmarkStart w:id="7" w:name="_Toc134820418"/>
+      <w:bookmarkStart w:id="8" w:name="_Toc134820362"/>
       <w:r>
         <w:rPr>
           <w:rFonts w:eastAsia="黑体" w:cs="Arial"/>
@@ -3410,7 +3347,8 @@
           <w:szCs w:val="30"/>
         </w:rPr>
       </w:pPr>
-      <w:bookmarkStart w:id="7" w:name="_Toc15236"/>
+      <w:bookmarkStart w:id="9" w:name="_Toc15236"/>
+      <w:bookmarkStart w:id="10" w:name="_Toc8128"/>
       <w:r>
         <w:rPr>
           <w:rFonts w:eastAsia="黑体" w:cs="Arial"/>
@@ -3420,10 +3358,11 @@
         </w:rPr>
         <w:t>摘要：</w:t>
       </w:r>
-      <w:bookmarkEnd w:id="4"/>
-      <w:bookmarkEnd w:id="5"/>
       <w:bookmarkEnd w:id="6"/>
       <w:bookmarkEnd w:id="7"/>
+      <w:bookmarkEnd w:id="8"/>
+      <w:bookmarkEnd w:id="9"/>
+      <w:bookmarkEnd w:id="10"/>
     </w:p>
     <w:p>
       <w:pPr>
@@ -3510,7 +3449,8 @@
           <w:sz w:val="30"/>
         </w:rPr>
       </w:pPr>
-      <w:bookmarkStart w:id="8" w:name="_Toc5951"/>
+      <w:bookmarkStart w:id="11" w:name="_Toc5951"/>
+      <w:bookmarkStart w:id="12" w:name="_Toc9739"/>
       <w:r>
         <w:rPr>
           <w:rFonts w:ascii="Times New Roman" w:hAnsi="Times New Roman"/>
@@ -3518,7 +3458,8 @@
         </w:rPr>
         <w:t>Abstract:</w:t>
       </w:r>
-      <w:bookmarkEnd w:id="8"/>
+      <w:bookmarkEnd w:id="11"/>
+      <w:bookmarkEnd w:id="12"/>
     </w:p>
     <w:p>
       <w:pPr>
@@ -3613,13 +3554,14 @@
           <w:kern w:val="0"/>
         </w:rPr>
       </w:pPr>
-      <w:bookmarkStart w:id="9" w:name="_Toc15736"/>
-      <w:bookmarkStart w:id="10" w:name="_Toc134820421"/>
-      <w:bookmarkStart w:id="11" w:name="_Toc23390"/>
-      <w:bookmarkStart w:id="12" w:name="_Toc29792_WPSOffice_Level1"/>
-      <w:bookmarkStart w:id="13" w:name="_Toc15158"/>
-      <w:bookmarkStart w:id="14" w:name="_Toc5699_WPSOffice_Level1"/>
-      <w:bookmarkStart w:id="15" w:name="_Toc134820365"/>
+      <w:bookmarkStart w:id="13" w:name="_Toc15736"/>
+      <w:bookmarkStart w:id="14" w:name="_Toc134820421"/>
+      <w:bookmarkStart w:id="15" w:name="_Toc23390"/>
+      <w:bookmarkStart w:id="16" w:name="_Toc29792_WPSOffice_Level1"/>
+      <w:bookmarkStart w:id="17" w:name="_Toc15158"/>
+      <w:bookmarkStart w:id="18" w:name="_Toc5699_WPSOffice_Level1"/>
+      <w:bookmarkStart w:id="19" w:name="_Toc134820365"/>
+      <w:bookmarkStart w:id="20" w:name="_Toc27636"/>
       <w:r>
         <w:rPr>
           <w:rFonts w:ascii="Times New Roman" w:hAnsi="Times New Roman"/>
@@ -3630,13 +3572,14 @@
         </w:rPr>
         <w:t>前言</w:t>
       </w:r>
-      <w:bookmarkEnd w:id="9"/>
-      <w:bookmarkEnd w:id="10"/>
-      <w:bookmarkEnd w:id="11"/>
-      <w:bookmarkEnd w:id="12"/>
       <w:bookmarkEnd w:id="13"/>
       <w:bookmarkEnd w:id="14"/>
       <w:bookmarkEnd w:id="15"/>
+      <w:bookmarkEnd w:id="16"/>
+      <w:bookmarkEnd w:id="17"/>
+      <w:bookmarkEnd w:id="18"/>
+      <w:bookmarkEnd w:id="19"/>
+      <w:bookmarkEnd w:id="20"/>
     </w:p>
     <w:p>
       <w:pPr>
@@ -3647,7 +3590,9 @@
           <w:numId w:val="2"/>
         </w:numPr>
         <w:spacing w:before="156" w:beforeLines="50" w:after="156" w:afterLines="50"/>
+        <w:ind w:left="0" w:leftChars="0" w:firstLine="0" w:firstLineChars="0"/>
         <w:jc w:val="both"/>
+        <w:outlineLvl w:val="1"/>
         <w:rPr>
           <w:rFonts w:ascii="Times New Roman" w:hAnsi="Times New Roman"/>
           <w:b/>
@@ -3657,10 +3602,11 @@
           <w:szCs w:val="24"/>
         </w:rPr>
       </w:pPr>
-      <w:bookmarkStart w:id="16" w:name="_Toc134820422"/>
-      <w:bookmarkStart w:id="17" w:name="_Toc134820366"/>
-      <w:bookmarkStart w:id="18" w:name="_Toc22220"/>
-      <w:bookmarkStart w:id="19" w:name="_Toc17530"/>
+      <w:bookmarkStart w:id="21" w:name="_Toc134820422"/>
+      <w:bookmarkStart w:id="22" w:name="_Toc134820366"/>
+      <w:bookmarkStart w:id="23" w:name="_Toc22220"/>
+      <w:bookmarkStart w:id="24" w:name="_Toc17530"/>
+      <w:bookmarkStart w:id="25" w:name="_Toc32334"/>
       <w:r>
         <w:rPr>
           <w:rFonts w:ascii="Times New Roman" w:hAnsi="Times New Roman"/>
@@ -3672,10 +3618,11 @@
         </w:rPr>
         <w:t>研究背景</w:t>
       </w:r>
-      <w:bookmarkEnd w:id="16"/>
-      <w:bookmarkEnd w:id="17"/>
-      <w:bookmarkEnd w:id="18"/>
-      <w:bookmarkEnd w:id="19"/>
+      <w:bookmarkEnd w:id="21"/>
+      <w:bookmarkEnd w:id="22"/>
+      <w:bookmarkEnd w:id="23"/>
+      <w:bookmarkEnd w:id="24"/>
+      <w:bookmarkEnd w:id="25"/>
     </w:p>
     <w:p>
       <w:pPr>
@@ -3728,7 +3675,9 @@
           <w:numId w:val="2"/>
         </w:numPr>
         <w:spacing w:before="156" w:beforeLines="50" w:after="156" w:afterLines="50"/>
+        <w:ind w:left="0" w:leftChars="0" w:firstLine="0" w:firstLineChars="0"/>
         <w:jc w:val="both"/>
+        <w:outlineLvl w:val="1"/>
         <w:rPr>
           <w:rFonts w:ascii="Times New Roman" w:hAnsi="Times New Roman"/>
           <w:b/>
@@ -3738,10 +3687,11 @@
           <w:szCs w:val="24"/>
         </w:rPr>
       </w:pPr>
-      <w:bookmarkStart w:id="20" w:name="_Toc20911"/>
-      <w:bookmarkStart w:id="21" w:name="_Toc134820423"/>
-      <w:bookmarkStart w:id="22" w:name="_Toc134820367"/>
-      <w:bookmarkStart w:id="23" w:name="_Toc9926"/>
+      <w:bookmarkStart w:id="26" w:name="_Toc20911"/>
+      <w:bookmarkStart w:id="27" w:name="_Toc134820423"/>
+      <w:bookmarkStart w:id="28" w:name="_Toc134820367"/>
+      <w:bookmarkStart w:id="29" w:name="_Toc9926"/>
+      <w:bookmarkStart w:id="30" w:name="_Toc4017"/>
       <w:r>
         <w:rPr>
           <w:rFonts w:ascii="Times New Roman" w:hAnsi="Times New Roman"/>
@@ -3753,10 +3703,11 @@
         </w:rPr>
         <w:t>研究意义</w:t>
       </w:r>
-      <w:bookmarkEnd w:id="20"/>
-      <w:bookmarkEnd w:id="21"/>
-      <w:bookmarkEnd w:id="22"/>
-      <w:bookmarkEnd w:id="23"/>
+      <w:bookmarkEnd w:id="26"/>
+      <w:bookmarkEnd w:id="27"/>
+      <w:bookmarkEnd w:id="28"/>
+      <w:bookmarkEnd w:id="29"/>
+      <w:bookmarkEnd w:id="30"/>
     </w:p>
     <w:p>
       <w:pPr>
@@ -3765,9 +3716,9 @@
           <w:rFonts w:ascii="Times New Roman" w:hAnsi="Times New Roman"/>
         </w:rPr>
       </w:pPr>
-      <w:bookmarkStart w:id="24" w:name="_Toc27490"/>
-      <w:bookmarkStart w:id="25" w:name="_Toc134820424"/>
-      <w:bookmarkStart w:id="26" w:name="_Toc134820368"/>
+      <w:bookmarkStart w:id="31" w:name="_Toc27490"/>
+      <w:bookmarkStart w:id="32" w:name="_Toc134820424"/>
+      <w:bookmarkStart w:id="33" w:name="_Toc134820368"/>
       <w:r>
         <w:rPr>
           <w:rFonts w:ascii="Times New Roman" w:hAnsi="Times New Roman"/>
@@ -3812,7 +3763,9 @@
           <w:numId w:val="2"/>
         </w:numPr>
         <w:spacing w:before="156" w:beforeLines="50" w:after="156" w:afterLines="50"/>
+        <w:ind w:left="0" w:leftChars="0" w:firstLine="0" w:firstLineChars="0"/>
         <w:jc w:val="both"/>
+        <w:outlineLvl w:val="1"/>
         <w:rPr>
           <w:rFonts w:ascii="Times New Roman" w:hAnsi="Times New Roman"/>
           <w:b/>
@@ -3822,7 +3775,8 @@
           <w:szCs w:val="24"/>
         </w:rPr>
       </w:pPr>
-      <w:bookmarkStart w:id="27" w:name="_Toc25368"/>
+      <w:bookmarkStart w:id="34" w:name="_Toc25368"/>
+      <w:bookmarkStart w:id="35" w:name="_Toc25640"/>
       <w:r>
         <w:rPr>
           <w:rFonts w:ascii="Times New Roman" w:hAnsi="Times New Roman"/>
@@ -3834,10 +3788,11 @@
         </w:rPr>
         <w:t>国内现状</w:t>
       </w:r>
-      <w:bookmarkEnd w:id="24"/>
-      <w:bookmarkEnd w:id="25"/>
-      <w:bookmarkEnd w:id="26"/>
-      <w:bookmarkEnd w:id="27"/>
+      <w:bookmarkEnd w:id="31"/>
+      <w:bookmarkEnd w:id="32"/>
+      <w:bookmarkEnd w:id="33"/>
+      <w:bookmarkEnd w:id="34"/>
+      <w:bookmarkEnd w:id="35"/>
     </w:p>
     <w:p>
       <w:pPr>
@@ -3846,9 +3801,9 @@
           <w:rFonts w:ascii="Times New Roman" w:hAnsi="Times New Roman"/>
         </w:rPr>
       </w:pPr>
-      <w:bookmarkStart w:id="28" w:name="_Toc134820369"/>
-      <w:bookmarkStart w:id="29" w:name="_Toc18820"/>
-      <w:bookmarkStart w:id="30" w:name="_Toc134820425"/>
+      <w:bookmarkStart w:id="36" w:name="_Toc134820369"/>
+      <w:bookmarkStart w:id="37" w:name="_Toc18820"/>
+      <w:bookmarkStart w:id="38" w:name="_Toc134820425"/>
       <w:r>
         <w:rPr>
           <w:rFonts w:ascii="Times New Roman" w:hAnsi="Times New Roman"/>
@@ -3907,7 +3862,9 @@
           <w:numId w:val="2"/>
         </w:numPr>
         <w:spacing w:before="156" w:beforeLines="50" w:after="156" w:afterLines="50"/>
+        <w:ind w:left="0" w:leftChars="0" w:firstLine="0" w:firstLineChars="0"/>
         <w:jc w:val="both"/>
+        <w:outlineLvl w:val="1"/>
         <w:rPr>
           <w:rFonts w:ascii="Times New Roman" w:hAnsi="Times New Roman"/>
           <w:b/>
@@ -3917,7 +3874,8 @@
           <w:szCs w:val="24"/>
         </w:rPr>
       </w:pPr>
-      <w:bookmarkStart w:id="31" w:name="_Toc11280"/>
+      <w:bookmarkStart w:id="39" w:name="_Toc11280"/>
+      <w:bookmarkStart w:id="40" w:name="_Toc26384"/>
       <w:r>
         <w:rPr>
           <w:rFonts w:ascii="Times New Roman" w:hAnsi="Times New Roman"/>
@@ -3929,10 +3887,11 @@
         </w:rPr>
         <w:t>国外现状</w:t>
       </w:r>
-      <w:bookmarkEnd w:id="28"/>
-      <w:bookmarkEnd w:id="29"/>
-      <w:bookmarkEnd w:id="30"/>
-      <w:bookmarkEnd w:id="31"/>
+      <w:bookmarkEnd w:id="36"/>
+      <w:bookmarkEnd w:id="37"/>
+      <w:bookmarkEnd w:id="38"/>
+      <w:bookmarkEnd w:id="39"/>
+      <w:bookmarkEnd w:id="40"/>
     </w:p>
     <w:p>
       <w:pPr>
@@ -3941,9 +3900,9 @@
           <w:rFonts w:ascii="Times New Roman" w:hAnsi="Times New Roman"/>
         </w:rPr>
       </w:pPr>
-      <w:bookmarkStart w:id="32" w:name="_Toc134820426"/>
-      <w:bookmarkStart w:id="33" w:name="_Toc8159"/>
-      <w:bookmarkStart w:id="34" w:name="_Toc134820370"/>
+      <w:bookmarkStart w:id="41" w:name="_Toc134820426"/>
+      <w:bookmarkStart w:id="42" w:name="_Toc8159"/>
+      <w:bookmarkStart w:id="43" w:name="_Toc134820370"/>
       <w:r>
         <w:rPr>
           <w:rFonts w:ascii="Times New Roman" w:hAnsi="Times New Roman"/>
@@ -3971,6 +3930,7 @@
         <w:keepNext/>
         <w:spacing w:before="156" w:beforeLines="50" w:after="156" w:afterLines="50"/>
         <w:jc w:val="both"/>
+        <w:outlineLvl w:val="1"/>
         <w:rPr>
           <w:rFonts w:ascii="Times New Roman" w:hAnsi="Times New Roman"/>
           <w:b/>
@@ -3980,6 +3940,7 @@
           <w:szCs w:val="24"/>
         </w:rPr>
       </w:pPr>
+      <w:bookmarkStart w:id="44" w:name="_Toc20191"/>
       <w:r>
         <w:rPr>
           <w:rFonts w:ascii="Times New Roman" w:hAnsi="Times New Roman"/>
@@ -3991,14 +3952,16 @@
         </w:rPr>
         <w:t>1.5个人见解</w:t>
       </w:r>
-      <w:bookmarkEnd w:id="32"/>
-      <w:bookmarkEnd w:id="33"/>
-      <w:bookmarkEnd w:id="34"/>
+      <w:bookmarkEnd w:id="41"/>
+      <w:bookmarkEnd w:id="42"/>
+      <w:bookmarkEnd w:id="43"/>
+      <w:bookmarkEnd w:id="44"/>
     </w:p>
     <w:p>
       <w:pPr>
         <w:pStyle w:val="13"/>
-        <w:outlineLvl w:val="3"/>
+        <w:ind w:firstLine="480" w:firstLineChars="200"/>
+        <w:outlineLvl w:val="2"/>
         <w:rPr>
           <w:rFonts w:ascii="Times New Roman" w:hAnsi="Times New Roman"/>
         </w:rPr>
@@ -4047,7 +4010,8 @@
     <w:p>
       <w:pPr>
         <w:pStyle w:val="13"/>
-        <w:outlineLvl w:val="3"/>
+        <w:ind w:firstLine="480" w:firstLineChars="200"/>
+        <w:outlineLvl w:val="2"/>
         <w:rPr>
           <w:rFonts w:ascii="Times New Roman" w:hAnsi="Times New Roman"/>
         </w:rPr>
@@ -4130,10 +4094,11 @@
           <w:kern w:val="0"/>
         </w:rPr>
       </w:pPr>
-      <w:bookmarkStart w:id="35" w:name="_Toc134820427"/>
-      <w:bookmarkStart w:id="36" w:name="_Toc13112"/>
-      <w:bookmarkStart w:id="37" w:name="_Toc3920"/>
-      <w:bookmarkStart w:id="38" w:name="_Toc134820371"/>
+      <w:bookmarkStart w:id="45" w:name="_Toc134820427"/>
+      <w:bookmarkStart w:id="46" w:name="_Toc13112"/>
+      <w:bookmarkStart w:id="47" w:name="_Toc3920"/>
+      <w:bookmarkStart w:id="48" w:name="_Toc134820371"/>
+      <w:bookmarkStart w:id="49" w:name="_Toc12686"/>
       <w:r>
         <w:rPr>
           <w:rFonts w:ascii="Times New Roman" w:hAnsi="Times New Roman"/>
@@ -4144,10 +4109,11 @@
         </w:rPr>
         <w:t>开发环境与开发技术简介</w:t>
       </w:r>
-      <w:bookmarkEnd w:id="35"/>
-      <w:bookmarkEnd w:id="36"/>
-      <w:bookmarkEnd w:id="37"/>
-      <w:bookmarkEnd w:id="38"/>
+      <w:bookmarkEnd w:id="45"/>
+      <w:bookmarkEnd w:id="46"/>
+      <w:bookmarkEnd w:id="47"/>
+      <w:bookmarkEnd w:id="48"/>
+      <w:bookmarkEnd w:id="49"/>
     </w:p>
     <w:p>
       <w:pPr>
@@ -4158,7 +4124,9 @@
           <w:numId w:val="3"/>
         </w:numPr>
         <w:spacing w:before="156" w:beforeLines="50" w:after="156" w:afterLines="50"/>
+        <w:ind w:left="0" w:leftChars="0" w:firstLine="0" w:firstLineChars="0"/>
         <w:jc w:val="both"/>
+        <w:outlineLvl w:val="1"/>
         <w:rPr>
           <w:rFonts w:ascii="Times New Roman" w:hAnsi="Times New Roman"/>
           <w:b/>
@@ -4168,12 +4136,13 @@
           <w:szCs w:val="24"/>
         </w:rPr>
       </w:pPr>
-      <w:bookmarkStart w:id="39" w:name="_Toc1064"/>
-      <w:bookmarkStart w:id="40" w:name="_Toc15331"/>
-      <w:bookmarkStart w:id="41" w:name="_Toc23727_WPSOffice_Level2"/>
-      <w:bookmarkStart w:id="42" w:name="_Toc134820428"/>
-      <w:bookmarkStart w:id="43" w:name="_Toc134820372"/>
-      <w:bookmarkStart w:id="44" w:name="_Toc17222"/>
+      <w:bookmarkStart w:id="50" w:name="_Toc1064"/>
+      <w:bookmarkStart w:id="51" w:name="_Toc15331"/>
+      <w:bookmarkStart w:id="52" w:name="_Toc23727_WPSOffice_Level2"/>
+      <w:bookmarkStart w:id="53" w:name="_Toc134820428"/>
+      <w:bookmarkStart w:id="54" w:name="_Toc134820372"/>
+      <w:bookmarkStart w:id="55" w:name="_Toc17222"/>
+      <w:bookmarkStart w:id="56" w:name="_Toc14369"/>
       <w:r>
         <w:rPr>
           <w:rFonts w:ascii="Times New Roman" w:hAnsi="Times New Roman"/>
@@ -4185,12 +4154,13 @@
         </w:rPr>
         <w:t>系统设计的技术选择</w:t>
       </w:r>
-      <w:bookmarkEnd w:id="39"/>
-      <w:bookmarkEnd w:id="40"/>
-      <w:bookmarkEnd w:id="41"/>
-      <w:bookmarkEnd w:id="42"/>
-      <w:bookmarkEnd w:id="43"/>
-      <w:bookmarkEnd w:id="44"/>
+      <w:bookmarkEnd w:id="50"/>
+      <w:bookmarkEnd w:id="51"/>
+      <w:bookmarkEnd w:id="52"/>
+      <w:bookmarkEnd w:id="53"/>
+      <w:bookmarkEnd w:id="54"/>
+      <w:bookmarkEnd w:id="55"/>
+      <w:bookmarkEnd w:id="56"/>
     </w:p>
     <w:p>
       <w:pPr>
@@ -4258,7 +4228,9 @@
           <w:numId w:val="3"/>
         </w:numPr>
         <w:spacing w:before="156" w:beforeLines="50" w:after="156" w:afterLines="50"/>
+        <w:ind w:left="0" w:leftChars="0" w:firstLine="0" w:firstLineChars="0"/>
         <w:jc w:val="both"/>
+        <w:outlineLvl w:val="1"/>
         <w:rPr>
           <w:rFonts w:ascii="Times New Roman" w:hAnsi="Times New Roman"/>
           <w:b/>
@@ -4268,12 +4240,13 @@
           <w:szCs w:val="24"/>
         </w:rPr>
       </w:pPr>
-      <w:bookmarkStart w:id="45" w:name="_Toc1455"/>
-      <w:bookmarkStart w:id="46" w:name="_Toc2031"/>
-      <w:bookmarkStart w:id="47" w:name="_Toc7999"/>
-      <w:bookmarkStart w:id="48" w:name="_Toc134820373"/>
-      <w:bookmarkStart w:id="49" w:name="_Toc2363_WPSOffice_Level2"/>
-      <w:bookmarkStart w:id="50" w:name="_Toc134820429"/>
+      <w:bookmarkStart w:id="57" w:name="_Toc1455"/>
+      <w:bookmarkStart w:id="58" w:name="_Toc2031"/>
+      <w:bookmarkStart w:id="59" w:name="_Toc7999"/>
+      <w:bookmarkStart w:id="60" w:name="_Toc134820373"/>
+      <w:bookmarkStart w:id="61" w:name="_Toc2363_WPSOffice_Level2"/>
+      <w:bookmarkStart w:id="62" w:name="_Toc134820429"/>
+      <w:bookmarkStart w:id="63" w:name="_Toc25014"/>
       <w:r>
         <w:rPr>
           <w:rFonts w:ascii="Times New Roman" w:hAnsi="Times New Roman"/>
@@ -4285,12 +4258,13 @@
         </w:rPr>
         <w:t>系统的运行环境</w:t>
       </w:r>
-      <w:bookmarkEnd w:id="45"/>
-      <w:bookmarkEnd w:id="46"/>
-      <w:bookmarkEnd w:id="47"/>
-      <w:bookmarkEnd w:id="48"/>
-      <w:bookmarkEnd w:id="49"/>
-      <w:bookmarkEnd w:id="50"/>
+      <w:bookmarkEnd w:id="57"/>
+      <w:bookmarkEnd w:id="58"/>
+      <w:bookmarkEnd w:id="59"/>
+      <w:bookmarkEnd w:id="60"/>
+      <w:bookmarkEnd w:id="61"/>
+      <w:bookmarkEnd w:id="62"/>
+      <w:bookmarkEnd w:id="63"/>
     </w:p>
     <w:p>
       <w:pPr>
@@ -4358,7 +4332,9 @@
           <w:numId w:val="3"/>
         </w:numPr>
         <w:spacing w:before="156" w:beforeLines="50" w:after="156" w:afterLines="50"/>
+        <w:ind w:left="0" w:leftChars="0" w:firstLine="0" w:firstLineChars="0"/>
         <w:jc w:val="both"/>
+        <w:outlineLvl w:val="1"/>
         <w:rPr>
           <w:rFonts w:ascii="Times New Roman" w:hAnsi="Times New Roman"/>
           <w:b/>
@@ -4368,12 +4344,13 @@
           <w:szCs w:val="24"/>
         </w:rPr>
       </w:pPr>
-      <w:bookmarkStart w:id="51" w:name="_Toc134820374"/>
-      <w:bookmarkStart w:id="52" w:name="_Toc32068"/>
-      <w:bookmarkStart w:id="53" w:name="_Toc10000"/>
-      <w:bookmarkStart w:id="54" w:name="_Toc26482_WPSOffice_Level2"/>
-      <w:bookmarkStart w:id="55" w:name="_Toc134820430"/>
-      <w:bookmarkStart w:id="56" w:name="_Toc27641"/>
+      <w:bookmarkStart w:id="64" w:name="_Toc134820374"/>
+      <w:bookmarkStart w:id="65" w:name="_Toc32068"/>
+      <w:bookmarkStart w:id="66" w:name="_Toc10000"/>
+      <w:bookmarkStart w:id="67" w:name="_Toc26482_WPSOffice_Level2"/>
+      <w:bookmarkStart w:id="68" w:name="_Toc134820430"/>
+      <w:bookmarkStart w:id="69" w:name="_Toc27641"/>
+      <w:bookmarkStart w:id="70" w:name="_Toc4474"/>
       <w:r>
         <w:rPr>
           <w:rFonts w:ascii="Times New Roman" w:hAnsi="Times New Roman"/>
@@ -4385,12 +4362,13 @@
         </w:rPr>
         <w:t>软件环境</w:t>
       </w:r>
-      <w:bookmarkEnd w:id="51"/>
-      <w:bookmarkEnd w:id="52"/>
-      <w:bookmarkEnd w:id="53"/>
-      <w:bookmarkEnd w:id="54"/>
-      <w:bookmarkEnd w:id="55"/>
-      <w:bookmarkEnd w:id="56"/>
+      <w:bookmarkEnd w:id="64"/>
+      <w:bookmarkEnd w:id="65"/>
+      <w:bookmarkEnd w:id="66"/>
+      <w:bookmarkEnd w:id="67"/>
+      <w:bookmarkEnd w:id="68"/>
+      <w:bookmarkEnd w:id="69"/>
+      <w:bookmarkEnd w:id="70"/>
     </w:p>
     <w:p>
       <w:pPr>
@@ -4499,10 +4477,10 @@
           <w:rFonts w:ascii="Times New Roman" w:hAnsi="Times New Roman"/>
         </w:rPr>
       </w:pPr>
-      <w:bookmarkStart w:id="57" w:name="_Toc24465"/>
-      <w:bookmarkStart w:id="58" w:name="_Toc7866"/>
-      <w:bookmarkStart w:id="59" w:name="_Toc134820431"/>
-      <w:bookmarkStart w:id="60" w:name="_Toc134820375"/>
+      <w:bookmarkStart w:id="71" w:name="_Toc24465"/>
+      <w:bookmarkStart w:id="72" w:name="_Toc7866"/>
+      <w:bookmarkStart w:id="73" w:name="_Toc134820431"/>
+      <w:bookmarkStart w:id="74" w:name="_Toc134820375"/>
       <w:r>
         <w:rPr>
           <w:rFonts w:ascii="Times New Roman" w:hAnsi="Times New Roman"/>
@@ -4557,7 +4535,9 @@
           <w:numId w:val="3"/>
         </w:numPr>
         <w:spacing w:before="156" w:beforeLines="50" w:after="156" w:afterLines="50"/>
+        <w:ind w:left="0" w:leftChars="0" w:firstLine="0" w:firstLineChars="0"/>
         <w:jc w:val="both"/>
+        <w:outlineLvl w:val="1"/>
         <w:rPr>
           <w:rFonts w:ascii="Times New Roman" w:hAnsi="Times New Roman"/>
           <w:b/>
@@ -4567,7 +4547,8 @@
           <w:szCs w:val="24"/>
         </w:rPr>
       </w:pPr>
-      <w:bookmarkStart w:id="61" w:name="_Toc3334"/>
+      <w:bookmarkStart w:id="75" w:name="_Toc3334"/>
+      <w:bookmarkStart w:id="76" w:name="_Toc30300"/>
       <w:r>
         <w:rPr>
           <w:rFonts w:ascii="Times New Roman" w:hAnsi="Times New Roman"/>
@@ -4579,11 +4560,12 @@
         </w:rPr>
         <w:t>体系结构</w:t>
       </w:r>
-      <w:bookmarkEnd w:id="57"/>
-      <w:bookmarkEnd w:id="58"/>
-      <w:bookmarkEnd w:id="59"/>
-      <w:bookmarkEnd w:id="60"/>
-      <w:bookmarkEnd w:id="61"/>
+      <w:bookmarkEnd w:id="71"/>
+      <w:bookmarkEnd w:id="72"/>
+      <w:bookmarkEnd w:id="73"/>
+      <w:bookmarkEnd w:id="74"/>
+      <w:bookmarkEnd w:id="75"/>
+      <w:bookmarkEnd w:id="76"/>
     </w:p>
     <w:p>
       <w:pPr>
@@ -4689,9 +4671,9 @@
           <w:szCs w:val="30"/>
         </w:rPr>
       </w:pPr>
-      <w:bookmarkStart w:id="62" w:name="_Toc134820432"/>
-      <w:bookmarkStart w:id="63" w:name="_Toc21843"/>
-      <w:bookmarkStart w:id="64" w:name="_Toc134820376"/>
+      <w:bookmarkStart w:id="77" w:name="_Toc134820432"/>
+      <w:bookmarkStart w:id="78" w:name="_Toc21843"/>
+      <w:bookmarkStart w:id="79" w:name="_Toc134820376"/>
       <w:r>
         <w:rPr>
           <w:b/>
@@ -4716,7 +4698,8 @@
           <w:kern w:val="0"/>
         </w:rPr>
       </w:pPr>
-      <w:bookmarkStart w:id="65" w:name="_Toc8560"/>
+      <w:bookmarkStart w:id="80" w:name="_Toc8560"/>
+      <w:bookmarkStart w:id="81" w:name="_Toc18370"/>
       <w:r>
         <w:rPr>
           <w:rFonts w:hint="eastAsia" w:ascii="Times New Roman" w:hAnsi="Times New Roman"/>
@@ -4737,10 +4720,11 @@
         </w:rPr>
         <w:t>可行性与需求分析</w:t>
       </w:r>
-      <w:bookmarkEnd w:id="62"/>
-      <w:bookmarkEnd w:id="63"/>
-      <w:bookmarkEnd w:id="64"/>
-      <w:bookmarkEnd w:id="65"/>
+      <w:bookmarkEnd w:id="77"/>
+      <w:bookmarkEnd w:id="78"/>
+      <w:bookmarkEnd w:id="79"/>
+      <w:bookmarkEnd w:id="80"/>
+      <w:bookmarkEnd w:id="81"/>
     </w:p>
     <w:p>
       <w:pPr>
@@ -4754,10 +4738,11 @@
           <w:szCs w:val="24"/>
         </w:rPr>
       </w:pPr>
-      <w:bookmarkStart w:id="66" w:name="_Toc134820433"/>
-      <w:bookmarkStart w:id="67" w:name="_Toc134820377"/>
-      <w:bookmarkStart w:id="68" w:name="_Toc13164"/>
-      <w:bookmarkStart w:id="69" w:name="_Toc25491"/>
+      <w:bookmarkStart w:id="82" w:name="_Toc134820433"/>
+      <w:bookmarkStart w:id="83" w:name="_Toc134820377"/>
+      <w:bookmarkStart w:id="84" w:name="_Toc13164"/>
+      <w:bookmarkStart w:id="85" w:name="_Toc25491"/>
+      <w:bookmarkStart w:id="86" w:name="_Toc1888"/>
       <w:r>
         <w:rPr>
           <w:rFonts w:hint="eastAsia" w:ascii="Times New Roman" w:hAnsi="Times New Roman" w:eastAsia="黑体"/>
@@ -4776,9 +4761,9 @@
         </w:rPr>
         <w:t>可行性</w:t>
       </w:r>
-      <w:bookmarkEnd w:id="66"/>
-      <w:bookmarkEnd w:id="67"/>
-      <w:bookmarkEnd w:id="68"/>
+      <w:bookmarkEnd w:id="82"/>
+      <w:bookmarkEnd w:id="83"/>
+      <w:bookmarkEnd w:id="84"/>
       <w:r>
         <w:rPr>
           <w:rFonts w:hint="eastAsia" w:ascii="Times New Roman" w:hAnsi="Times New Roman" w:eastAsia="黑体"/>
@@ -4788,7 +4773,8 @@
         </w:rPr>
         <w:t>分析</w:t>
       </w:r>
-      <w:bookmarkEnd w:id="69"/>
+      <w:bookmarkEnd w:id="85"/>
+      <w:bookmarkEnd w:id="86"/>
     </w:p>
     <w:p>
       <w:pPr>
@@ -4919,12 +4905,13 @@
           <w:szCs w:val="24"/>
         </w:rPr>
       </w:pPr>
-      <w:bookmarkStart w:id="70" w:name="_Toc134820437"/>
-      <w:bookmarkStart w:id="71" w:name="_Toc134820381"/>
-      <w:bookmarkStart w:id="72" w:name="_Toc18007"/>
-      <w:bookmarkStart w:id="73" w:name="_Toc32695"/>
-      <w:bookmarkStart w:id="74" w:name="_Toc23603_WPSOffice_Level2"/>
-      <w:bookmarkStart w:id="75" w:name="_Toc17268"/>
+      <w:bookmarkStart w:id="87" w:name="_Toc134820437"/>
+      <w:bookmarkStart w:id="88" w:name="_Toc134820381"/>
+      <w:bookmarkStart w:id="89" w:name="_Toc18007"/>
+      <w:bookmarkStart w:id="90" w:name="_Toc32695"/>
+      <w:bookmarkStart w:id="91" w:name="_Toc23603_WPSOffice_Level2"/>
+      <w:bookmarkStart w:id="92" w:name="_Toc17268"/>
+      <w:bookmarkStart w:id="93" w:name="_Toc5833"/>
       <w:r>
         <w:rPr>
           <w:rFonts w:hint="eastAsia" w:ascii="Times New Roman" w:hAnsi="Times New Roman" w:eastAsia="黑体"/>
@@ -4943,12 +4930,13 @@
         </w:rPr>
         <w:t>需求分析</w:t>
       </w:r>
-      <w:bookmarkEnd w:id="70"/>
-      <w:bookmarkEnd w:id="71"/>
-      <w:bookmarkEnd w:id="72"/>
-      <w:bookmarkEnd w:id="73"/>
-      <w:bookmarkEnd w:id="74"/>
-      <w:bookmarkEnd w:id="75"/>
+      <w:bookmarkEnd w:id="87"/>
+      <w:bookmarkEnd w:id="88"/>
+      <w:bookmarkEnd w:id="89"/>
+      <w:bookmarkEnd w:id="90"/>
+      <w:bookmarkEnd w:id="91"/>
+      <w:bookmarkEnd w:id="92"/>
+      <w:bookmarkEnd w:id="93"/>
     </w:p>
     <w:p>
       <w:pPr>
@@ -4963,8 +4951,8 @@
           <w:szCs w:val="32"/>
         </w:rPr>
       </w:pPr>
-      <w:bookmarkStart w:id="76" w:name="_Toc134820382"/>
-      <w:bookmarkStart w:id="77" w:name="_Toc134820438"/>
+      <w:bookmarkStart w:id="94" w:name="_Toc134820382"/>
+      <w:bookmarkStart w:id="95" w:name="_Toc134820438"/>
       <w:r>
         <w:rPr>
           <w:rFonts w:eastAsia="黑体" w:cs="黑体"/>
@@ -4972,8 +4960,8 @@
         </w:rPr>
         <w:t>功能需求</w:t>
       </w:r>
-      <w:bookmarkEnd w:id="76"/>
-      <w:bookmarkEnd w:id="77"/>
+      <w:bookmarkEnd w:id="94"/>
+      <w:bookmarkEnd w:id="95"/>
     </w:p>
     <w:p>
       <w:pPr>
@@ -5214,8 +5202,8 @@
           <w:szCs w:val="32"/>
         </w:rPr>
       </w:pPr>
-      <w:bookmarkStart w:id="78" w:name="_Toc134820383"/>
-      <w:bookmarkStart w:id="79" w:name="_Toc134820439"/>
+      <w:bookmarkStart w:id="96" w:name="_Toc134820383"/>
+      <w:bookmarkStart w:id="97" w:name="_Toc134820439"/>
       <w:r>
         <w:rPr>
           <w:rFonts w:eastAsia="黑体" w:cs="黑体"/>
@@ -5223,8 +5211,8 @@
         </w:rPr>
         <w:t>性能需求</w:t>
       </w:r>
-      <w:bookmarkEnd w:id="78"/>
-      <w:bookmarkEnd w:id="79"/>
+      <w:bookmarkEnd w:id="96"/>
+      <w:bookmarkEnd w:id="97"/>
     </w:p>
     <w:p>
       <w:pPr>
@@ -5296,8 +5284,8 @@
           <w:szCs w:val="32"/>
         </w:rPr>
       </w:pPr>
-      <w:bookmarkStart w:id="80" w:name="_Toc134820384"/>
-      <w:bookmarkStart w:id="81" w:name="_Toc134820440"/>
+      <w:bookmarkStart w:id="98" w:name="_Toc134820384"/>
+      <w:bookmarkStart w:id="99" w:name="_Toc134820440"/>
       <w:r>
         <w:rPr>
           <w:rFonts w:eastAsia="黑体" w:cs="黑体"/>
@@ -5305,8 +5293,8 @@
         </w:rPr>
         <w:t>环境需求</w:t>
       </w:r>
-      <w:bookmarkEnd w:id="80"/>
-      <w:bookmarkEnd w:id="81"/>
+      <w:bookmarkEnd w:id="98"/>
+      <w:bookmarkEnd w:id="99"/>
     </w:p>
     <w:p>
       <w:pPr>
@@ -5359,8 +5347,8 @@
           <w:szCs w:val="32"/>
         </w:rPr>
       </w:pPr>
-      <w:bookmarkStart w:id="82" w:name="_Toc134820441"/>
-      <w:bookmarkStart w:id="83" w:name="_Toc134820385"/>
+      <w:bookmarkStart w:id="100" w:name="_Toc134820441"/>
+      <w:bookmarkStart w:id="101" w:name="_Toc134820385"/>
       <w:r>
         <w:rPr>
           <w:rFonts w:eastAsia="黑体" w:cs="黑体"/>
@@ -5368,8 +5356,8 @@
         </w:rPr>
         <w:t>用户界面需求</w:t>
       </w:r>
-      <w:bookmarkEnd w:id="82"/>
-      <w:bookmarkEnd w:id="83"/>
+      <w:bookmarkEnd w:id="100"/>
+      <w:bookmarkEnd w:id="101"/>
     </w:p>
     <w:p>
       <w:pPr>
@@ -5398,8 +5386,8 @@
           <w:szCs w:val="32"/>
         </w:rPr>
       </w:pPr>
-      <w:bookmarkStart w:id="84" w:name="_Toc134820386"/>
-      <w:bookmarkStart w:id="85" w:name="_Toc134820442"/>
+      <w:bookmarkStart w:id="102" w:name="_Toc134820386"/>
+      <w:bookmarkStart w:id="103" w:name="_Toc134820442"/>
       <w:r>
         <w:rPr>
           <w:rFonts w:eastAsia="黑体" w:cs="黑体"/>
@@ -5407,8 +5395,8 @@
         </w:rPr>
         <w:t>其他需求</w:t>
       </w:r>
-      <w:bookmarkEnd w:id="84"/>
-      <w:bookmarkEnd w:id="85"/>
+      <w:bookmarkEnd w:id="102"/>
+      <w:bookmarkEnd w:id="103"/>
     </w:p>
     <w:p>
       <w:pPr>
@@ -5498,12 +5486,13 @@
           <w:szCs w:val="24"/>
         </w:rPr>
       </w:pPr>
-      <w:bookmarkStart w:id="86" w:name="_Toc134820387"/>
-      <w:bookmarkStart w:id="87" w:name="_Toc20885_WPSOffice_Level2"/>
-      <w:bookmarkStart w:id="88" w:name="_Toc134820443"/>
-      <w:bookmarkStart w:id="89" w:name="_Toc35"/>
-      <w:bookmarkStart w:id="90" w:name="_Toc6934"/>
-      <w:bookmarkStart w:id="91" w:name="_Toc8590"/>
+      <w:bookmarkStart w:id="104" w:name="_Toc134820387"/>
+      <w:bookmarkStart w:id="105" w:name="_Toc20885_WPSOffice_Level2"/>
+      <w:bookmarkStart w:id="106" w:name="_Toc134820443"/>
+      <w:bookmarkStart w:id="107" w:name="_Toc35"/>
+      <w:bookmarkStart w:id="108" w:name="_Toc6934"/>
+      <w:bookmarkStart w:id="109" w:name="_Toc8590"/>
+      <w:bookmarkStart w:id="110" w:name="_Toc179"/>
       <w:r>
         <w:rPr>
           <w:rFonts w:hint="eastAsia" w:ascii="Times New Roman" w:hAnsi="Times New Roman" w:eastAsia="黑体"/>
@@ -5522,12 +5511,13 @@
         </w:rPr>
         <w:t>业务结构</w:t>
       </w:r>
-      <w:bookmarkEnd w:id="86"/>
-      <w:bookmarkEnd w:id="87"/>
-      <w:bookmarkEnd w:id="88"/>
-      <w:bookmarkEnd w:id="89"/>
-      <w:bookmarkEnd w:id="90"/>
-      <w:bookmarkEnd w:id="91"/>
+      <w:bookmarkEnd w:id="104"/>
+      <w:bookmarkEnd w:id="105"/>
+      <w:bookmarkEnd w:id="106"/>
+      <w:bookmarkEnd w:id="107"/>
+      <w:bookmarkEnd w:id="108"/>
+      <w:bookmarkEnd w:id="109"/>
+      <w:bookmarkEnd w:id="110"/>
     </w:p>
     <w:p>
       <w:pPr>
@@ -5755,10 +5745,11 @@
           <w:rFonts w:ascii="Times New Roman" w:hAnsi="Times New Roman"/>
         </w:rPr>
       </w:pPr>
-      <w:bookmarkStart w:id="92" w:name="_Toc134820388"/>
-      <w:bookmarkStart w:id="93" w:name="_Toc134820444"/>
-      <w:bookmarkStart w:id="94" w:name="_Toc10479"/>
-      <w:bookmarkStart w:id="95" w:name="_Toc16238"/>
+      <w:bookmarkStart w:id="111" w:name="_Toc134820388"/>
+      <w:bookmarkStart w:id="112" w:name="_Toc134820444"/>
+      <w:bookmarkStart w:id="113" w:name="_Toc10479"/>
+      <w:bookmarkStart w:id="114" w:name="_Toc16238"/>
+      <w:bookmarkStart w:id="115" w:name="_Toc12729"/>
       <w:r>
         <w:rPr>
           <w:rFonts w:hint="eastAsia" w:ascii="Times New Roman" w:hAnsi="Times New Roman"/>
@@ -5779,9 +5770,9 @@
         </w:rPr>
         <w:t>概要</w:t>
       </w:r>
-      <w:bookmarkEnd w:id="92"/>
-      <w:bookmarkEnd w:id="93"/>
-      <w:bookmarkEnd w:id="94"/>
+      <w:bookmarkEnd w:id="111"/>
+      <w:bookmarkEnd w:id="112"/>
+      <w:bookmarkEnd w:id="113"/>
       <w:r>
         <w:rPr>
           <w:rFonts w:hint="eastAsia" w:ascii="Times New Roman" w:hAnsi="Times New Roman"/>
@@ -5792,7 +5783,8 @@
         </w:rPr>
         <w:t>设计</w:t>
       </w:r>
-      <w:bookmarkEnd w:id="95"/>
+      <w:bookmarkEnd w:id="114"/>
+      <w:bookmarkEnd w:id="115"/>
     </w:p>
     <w:p>
       <w:pPr>
@@ -5806,7 +5798,8 @@
           <w:szCs w:val="24"/>
         </w:rPr>
       </w:pPr>
-      <w:bookmarkStart w:id="96" w:name="_Toc26897"/>
+      <w:bookmarkStart w:id="116" w:name="_Toc26897"/>
+      <w:bookmarkStart w:id="117" w:name="_Toc27850"/>
       <w:r>
         <w:rPr>
           <w:rFonts w:hint="eastAsia" w:ascii="Times New Roman" w:hAnsi="Times New Roman" w:eastAsia="黑体"/>
@@ -5825,7 +5818,8 @@
         </w:rPr>
         <w:t>设计</w:t>
       </w:r>
-      <w:bookmarkEnd w:id="96"/>
+      <w:bookmarkEnd w:id="116"/>
+      <w:bookmarkEnd w:id="117"/>
     </w:p>
     <w:p>
       <w:pPr>
@@ -5916,10 +5910,11 @@
           <w:szCs w:val="24"/>
         </w:rPr>
       </w:pPr>
-      <w:bookmarkStart w:id="97" w:name="_Toc134820445"/>
-      <w:bookmarkStart w:id="98" w:name="_Toc32081"/>
-      <w:bookmarkStart w:id="99" w:name="_Toc134820389"/>
-      <w:bookmarkStart w:id="100" w:name="_Toc31249"/>
+      <w:bookmarkStart w:id="118" w:name="_Toc134820445"/>
+      <w:bookmarkStart w:id="119" w:name="_Toc32081"/>
+      <w:bookmarkStart w:id="120" w:name="_Toc134820389"/>
+      <w:bookmarkStart w:id="121" w:name="_Toc31249"/>
+      <w:bookmarkStart w:id="122" w:name="_Toc16858"/>
       <w:r>
         <w:rPr>
           <w:rFonts w:hint="eastAsia" w:ascii="Times New Roman" w:hAnsi="Times New Roman" w:eastAsia="黑体"/>
@@ -5938,10 +5933,11 @@
         </w:rPr>
         <w:t>系统结构设计</w:t>
       </w:r>
-      <w:bookmarkEnd w:id="97"/>
-      <w:bookmarkEnd w:id="98"/>
-      <w:bookmarkEnd w:id="99"/>
-      <w:bookmarkEnd w:id="100"/>
+      <w:bookmarkEnd w:id="118"/>
+      <w:bookmarkEnd w:id="119"/>
+      <w:bookmarkEnd w:id="120"/>
+      <w:bookmarkEnd w:id="121"/>
+      <w:bookmarkEnd w:id="122"/>
     </w:p>
     <w:p>
       <w:pPr>
@@ -5969,7 +5965,8 @@
           <w:szCs w:val="24"/>
         </w:rPr>
       </w:pPr>
-      <w:bookmarkStart w:id="101" w:name="_Toc5700"/>
+      <w:bookmarkStart w:id="123" w:name="_Toc5700"/>
+      <w:bookmarkStart w:id="124" w:name="_Toc7633"/>
       <w:r>
         <w:rPr>
           <w:rFonts w:hint="eastAsia" w:ascii="Times New Roman" w:hAnsi="Times New Roman" w:eastAsia="黑体"/>
@@ -5979,7 +5976,8 @@
         </w:rPr>
         <w:t>4.3 数据库设计</w:t>
       </w:r>
-      <w:bookmarkEnd w:id="101"/>
+      <w:bookmarkEnd w:id="123"/>
+      <w:bookmarkEnd w:id="124"/>
     </w:p>
     <w:p>
       <w:pPr>
@@ -6151,6 +6149,8 @@
     <w:p>
       <w:pPr>
         <w:pStyle w:val="13"/>
+        <w:ind w:firstLine="480" w:firstLineChars="200"/>
+        <w:outlineLvl w:val="3"/>
         <w:rPr>
           <w:rFonts w:ascii="Times New Roman" w:hAnsi="Times New Roman"/>
         </w:rPr>
@@ -6249,6 +6249,8 @@
     <w:p>
       <w:pPr>
         <w:pStyle w:val="13"/>
+        <w:ind w:firstLine="480" w:firstLineChars="200"/>
+        <w:outlineLvl w:val="3"/>
         <w:rPr>
           <w:rFonts w:ascii="Times New Roman" w:hAnsi="Times New Roman"/>
         </w:rPr>
@@ -6305,6 +6307,8 @@
     <w:p>
       <w:pPr>
         <w:pStyle w:val="13"/>
+        <w:ind w:firstLine="480" w:firstLineChars="200"/>
+        <w:outlineLvl w:val="3"/>
         <w:rPr>
           <w:rFonts w:ascii="Times New Roman" w:hAnsi="Times New Roman"/>
         </w:rPr>
@@ -14583,9 +14587,9 @@
           <w:szCs w:val="30"/>
         </w:rPr>
       </w:pPr>
-      <w:bookmarkStart w:id="102" w:name="_Toc134820393"/>
-      <w:bookmarkStart w:id="103" w:name="_Toc15598"/>
-      <w:bookmarkStart w:id="104" w:name="_Toc134820449"/>
+      <w:bookmarkStart w:id="125" w:name="_Toc134820393"/>
+      <w:bookmarkStart w:id="126" w:name="_Toc15598"/>
+      <w:bookmarkStart w:id="127" w:name="_Toc134820449"/>
       <w:r>
         <w:rPr>
           <w:b/>
@@ -14596,9 +14600,9 @@
         <w:br w:type="page"/>
       </w:r>
     </w:p>
-    <w:bookmarkEnd w:id="102"/>
-    <w:bookmarkEnd w:id="103"/>
-    <w:bookmarkEnd w:id="104"/>
+    <w:bookmarkEnd w:id="125"/>
+    <w:bookmarkEnd w:id="126"/>
+    <w:bookmarkEnd w:id="127"/>
     <w:p>
       <w:pPr>
         <w:pStyle w:val="2"/>
@@ -14612,10 +14616,11 @@
           <w:kern w:val="0"/>
         </w:rPr>
       </w:pPr>
-      <w:bookmarkStart w:id="105" w:name="_Toc10561"/>
-      <w:bookmarkStart w:id="106" w:name="_Toc23855"/>
-      <w:bookmarkStart w:id="107" w:name="_Toc134820461"/>
-      <w:bookmarkStart w:id="108" w:name="_Toc134820405"/>
+      <w:bookmarkStart w:id="128" w:name="_Toc10561"/>
+      <w:bookmarkStart w:id="129" w:name="_Toc28324"/>
+      <w:bookmarkStart w:id="130" w:name="_Toc23855"/>
+      <w:bookmarkStart w:id="131" w:name="_Toc134820461"/>
+      <w:bookmarkStart w:id="132" w:name="_Toc134820405"/>
       <w:r>
         <w:rPr>
           <w:rFonts w:ascii="Times New Roman" w:hAnsi="Times New Roman"/>
@@ -14626,7 +14631,8 @@
         </w:rPr>
         <w:t>5详细设计</w:t>
       </w:r>
-      <w:bookmarkEnd w:id="105"/>
+      <w:bookmarkEnd w:id="128"/>
+      <w:bookmarkEnd w:id="129"/>
     </w:p>
     <w:p>
       <w:pPr>
@@ -14637,7 +14643,9 @@
           <w:numId w:val="11"/>
         </w:numPr>
         <w:spacing w:before="156" w:beforeLines="50" w:after="156" w:afterLines="50"/>
+        <w:ind w:left="0" w:leftChars="0" w:firstLine="0" w:firstLineChars="0"/>
         <w:jc w:val="both"/>
+        <w:outlineLvl w:val="1"/>
         <w:rPr>
           <w:rFonts w:ascii="Times New Roman" w:hAnsi="Times New Roman"/>
           <w:b/>
@@ -14647,6 +14655,7 @@
           <w:szCs w:val="24"/>
         </w:rPr>
       </w:pPr>
+      <w:bookmarkStart w:id="133" w:name="_Toc11122"/>
       <w:r>
         <w:rPr>
           <w:rFonts w:hint="eastAsia" w:ascii="Times New Roman" w:hAnsi="Times New Roman"/>
@@ -14659,6 +14668,7 @@
         </w:rPr>
         <w:t>用户管理</w:t>
       </w:r>
+      <w:bookmarkEnd w:id="133"/>
     </w:p>
     <w:p>
       <w:pPr>
@@ -15074,7 +15084,9 @@
           <w:numId w:val="11"/>
         </w:numPr>
         <w:spacing w:before="156" w:beforeLines="50" w:after="156" w:afterLines="50"/>
+        <w:ind w:left="0" w:leftChars="0" w:firstLine="0" w:firstLineChars="0"/>
         <w:jc w:val="both"/>
+        <w:outlineLvl w:val="1"/>
         <w:rPr>
           <w:rFonts w:ascii="Times New Roman" w:hAnsi="Times New Roman"/>
           <w:b/>
@@ -15084,7 +15096,8 @@
           <w:szCs w:val="24"/>
         </w:rPr>
       </w:pPr>
-      <w:bookmarkStart w:id="109" w:name="_Toc26991"/>
+      <w:bookmarkStart w:id="134" w:name="_Toc26991"/>
+      <w:bookmarkStart w:id="135" w:name="_Toc3815"/>
       <w:r>
         <w:rPr>
           <w:rFonts w:ascii="Times New Roman" w:hAnsi="Times New Roman"/>
@@ -15096,7 +15109,8 @@
         </w:rPr>
         <w:t>联系人管理</w:t>
       </w:r>
-      <w:bookmarkEnd w:id="109"/>
+      <w:bookmarkEnd w:id="134"/>
+      <w:bookmarkEnd w:id="135"/>
     </w:p>
     <w:p>
       <w:pPr>
@@ -15916,7 +15930,9 @@
           <w:numId w:val="11"/>
         </w:numPr>
         <w:spacing w:before="156" w:beforeLines="50" w:after="156" w:afterLines="50"/>
+        <w:ind w:left="0" w:leftChars="0" w:firstLine="0" w:firstLineChars="0"/>
         <w:jc w:val="both"/>
+        <w:outlineLvl w:val="1"/>
         <w:rPr>
           <w:rFonts w:ascii="Times New Roman" w:hAnsi="Times New Roman"/>
           <w:b/>
@@ -15926,6 +15942,7 @@
           <w:szCs w:val="24"/>
         </w:rPr>
       </w:pPr>
+      <w:bookmarkStart w:id="136" w:name="_Toc24543"/>
       <w:r>
         <w:rPr>
           <w:rFonts w:hint="eastAsia" w:ascii="Times New Roman" w:hAnsi="Times New Roman"/>
@@ -15938,6 +15955,7 @@
         </w:rPr>
         <w:t>即时通讯</w:t>
       </w:r>
+      <w:bookmarkEnd w:id="136"/>
     </w:p>
     <w:p>
       <w:pPr>
@@ -17022,6 +17040,7 @@
       <w:pPr>
         <w:ind w:left="0" w:leftChars="0" w:firstLine="0" w:firstLineChars="0"/>
         <w:jc w:val="both"/>
+        <w:outlineLvl w:val="1"/>
         <w:rPr>
           <w:rFonts w:hint="eastAsia"/>
           <w:b/>
@@ -17032,6 +17051,7 @@
           <w:lang w:val="en-US" w:eastAsia="zh-CN"/>
         </w:rPr>
       </w:pPr>
+      <w:bookmarkStart w:id="137" w:name="_Toc24607"/>
       <w:r>
         <w:rPr>
           <w:rFonts w:hint="eastAsia" w:ascii="Times New Roman" w:hAnsi="Times New Roman"/>
@@ -17055,6 +17075,7 @@
         </w:rPr>
         <w:t>群组管理</w:t>
       </w:r>
+      <w:bookmarkEnd w:id="137"/>
     </w:p>
     <w:p>
       <w:pPr>
@@ -17395,6 +17416,7 @@
         <w:keepNext/>
         <w:spacing w:before="156" w:beforeLines="50" w:after="156" w:afterLines="50"/>
         <w:jc w:val="both"/>
+        <w:outlineLvl w:val="1"/>
         <w:rPr>
           <w:rFonts w:ascii="Times New Roman" w:hAnsi="Times New Roman"/>
           <w:b/>
@@ -17404,7 +17426,8 @@
           <w:szCs w:val="24"/>
         </w:rPr>
       </w:pPr>
-      <w:bookmarkStart w:id="110" w:name="_Toc24337"/>
+      <w:bookmarkStart w:id="138" w:name="_Toc24337"/>
+      <w:bookmarkStart w:id="139" w:name="_Toc5716"/>
       <w:r>
         <w:rPr>
           <w:rFonts w:hint="eastAsia" w:ascii="Times New Roman" w:hAnsi="Times New Roman"/>
@@ -17439,7 +17462,8 @@
         </w:rPr>
         <w:t>朋友圈</w:t>
       </w:r>
-      <w:bookmarkEnd w:id="110"/>
+      <w:bookmarkEnd w:id="138"/>
+      <w:bookmarkEnd w:id="139"/>
     </w:p>
     <w:p>
       <w:pPr>
@@ -17678,7 +17702,8 @@
           <w:kern w:val="0"/>
         </w:rPr>
       </w:pPr>
-      <w:bookmarkStart w:id="111" w:name="_Toc3751"/>
+      <w:bookmarkStart w:id="140" w:name="_Toc3751"/>
+      <w:bookmarkStart w:id="141" w:name="_Toc23944"/>
       <w:r>
         <w:rPr>
           <w:rFonts w:hint="eastAsia" w:ascii="Times New Roman" w:hAnsi="Times New Roman"/>
@@ -17699,10 +17724,11 @@
         </w:rPr>
         <w:t>系统测试</w:t>
       </w:r>
-      <w:bookmarkEnd w:id="106"/>
-      <w:bookmarkEnd w:id="107"/>
-      <w:bookmarkEnd w:id="108"/>
-      <w:bookmarkEnd w:id="111"/>
+      <w:bookmarkEnd w:id="130"/>
+      <w:bookmarkEnd w:id="131"/>
+      <w:bookmarkEnd w:id="132"/>
+      <w:bookmarkEnd w:id="140"/>
+      <w:bookmarkEnd w:id="141"/>
     </w:p>
     <w:p>
       <w:pPr>
@@ -17713,7 +17739,9 @@
           <w:numId w:val="12"/>
         </w:numPr>
         <w:spacing w:before="156" w:beforeLines="50" w:after="156" w:afterLines="50"/>
+        <w:ind w:left="0" w:leftChars="0" w:firstLine="0" w:firstLineChars="0"/>
         <w:jc w:val="both"/>
+        <w:outlineLvl w:val="1"/>
         <w:rPr>
           <w:rFonts w:ascii="Times New Roman" w:hAnsi="Times New Roman"/>
           <w:b/>
@@ -17723,10 +17751,11 @@
           <w:szCs w:val="24"/>
         </w:rPr>
       </w:pPr>
-      <w:bookmarkStart w:id="112" w:name="_Toc134820462"/>
-      <w:bookmarkStart w:id="113" w:name="_Toc24075"/>
-      <w:bookmarkStart w:id="114" w:name="_Toc14937"/>
-      <w:bookmarkStart w:id="115" w:name="_Toc134820406"/>
+      <w:bookmarkStart w:id="142" w:name="_Toc134820462"/>
+      <w:bookmarkStart w:id="143" w:name="_Toc24075"/>
+      <w:bookmarkStart w:id="144" w:name="_Toc14937"/>
+      <w:bookmarkStart w:id="145" w:name="_Toc134820406"/>
+      <w:bookmarkStart w:id="146" w:name="_Toc24161"/>
       <w:r>
         <w:rPr>
           <w:rFonts w:ascii="Times New Roman" w:hAnsi="Times New Roman"/>
@@ -17738,10 +17767,11 @@
         </w:rPr>
         <w:t>功能测试</w:t>
       </w:r>
-      <w:bookmarkEnd w:id="112"/>
-      <w:bookmarkEnd w:id="113"/>
-      <w:bookmarkEnd w:id="114"/>
-      <w:bookmarkEnd w:id="115"/>
+      <w:bookmarkEnd w:id="142"/>
+      <w:bookmarkEnd w:id="143"/>
+      <w:bookmarkEnd w:id="144"/>
+      <w:bookmarkEnd w:id="145"/>
+      <w:bookmarkEnd w:id="146"/>
     </w:p>
     <w:p>
       <w:pPr>
@@ -17851,7 +17881,7 @@
           <w:szCs w:val="21"/>
         </w:rPr>
       </w:pPr>
-      <w:bookmarkStart w:id="116" w:name="_Toc18362"/>
+      <w:bookmarkStart w:id="147" w:name="_Toc18362"/>
       <w:r>
         <w:rPr>
           <w:rFonts w:hint="eastAsia" w:eastAsia="黑体" w:cs="黑体"/>
@@ -17860,7 +17890,7 @@
         </w:rPr>
         <w:t>表6-1 黑盒测试用例</w:t>
       </w:r>
-      <w:bookmarkEnd w:id="116"/>
+      <w:bookmarkEnd w:id="147"/>
     </w:p>
     <w:tbl>
       <w:tblPr>
@@ -19499,10 +19529,10 @@
                 <w:szCs w:val="21"/>
               </w:rPr>
             </w:pPr>
-            <w:bookmarkStart w:id="117" w:name="_Toc134820407"/>
-            <w:bookmarkStart w:id="118" w:name="_Toc134820463"/>
-            <w:bookmarkStart w:id="119" w:name="_Toc1754"/>
-            <w:bookmarkStart w:id="120" w:name="_Toc8595"/>
+            <w:bookmarkStart w:id="148" w:name="_Toc134820407"/>
+            <w:bookmarkStart w:id="149" w:name="_Toc134820463"/>
+            <w:bookmarkStart w:id="150" w:name="_Toc1754"/>
+            <w:bookmarkStart w:id="151" w:name="_Toc8595"/>
             <w:r>
               <w:rPr>
                 <w:rFonts w:hint="eastAsia"/>
@@ -19779,7 +19809,9 @@
           <w:numId w:val="12"/>
         </w:numPr>
         <w:spacing w:before="0" w:line="360" w:lineRule="auto"/>
+        <w:ind w:left="0" w:leftChars="0" w:firstLine="0" w:firstLineChars="0"/>
         <w:jc w:val="left"/>
+        <w:outlineLvl w:val="1"/>
         <w:rPr>
           <w:rFonts w:ascii="Times New Roman" w:hAnsi="Times New Roman"/>
           <w:b/>
@@ -19789,6 +19821,7 @@
           <w:szCs w:val="24"/>
         </w:rPr>
       </w:pPr>
+      <w:bookmarkStart w:id="152" w:name="_Toc23725"/>
       <w:r>
         <w:rPr>
           <w:rFonts w:ascii="Times New Roman" w:hAnsi="Times New Roman"/>
@@ -19800,10 +19833,11 @@
         </w:rPr>
         <w:t>性能测试</w:t>
       </w:r>
-      <w:bookmarkEnd w:id="117"/>
-      <w:bookmarkEnd w:id="118"/>
-      <w:bookmarkEnd w:id="119"/>
-      <w:bookmarkEnd w:id="120"/>
+      <w:bookmarkEnd w:id="148"/>
+      <w:bookmarkEnd w:id="149"/>
+      <w:bookmarkEnd w:id="150"/>
+      <w:bookmarkEnd w:id="151"/>
+      <w:bookmarkEnd w:id="152"/>
     </w:p>
     <w:p>
       <w:pPr>
@@ -19951,10 +19985,11 @@
           <w:kern w:val="0"/>
         </w:rPr>
       </w:pPr>
-      <w:bookmarkStart w:id="121" w:name="_Toc31813"/>
-      <w:bookmarkStart w:id="122" w:name="_Toc134820408"/>
-      <w:bookmarkStart w:id="123" w:name="_Toc30145"/>
-      <w:bookmarkStart w:id="124" w:name="_Toc134820464"/>
+      <w:bookmarkStart w:id="153" w:name="_Toc31813"/>
+      <w:bookmarkStart w:id="154" w:name="_Toc134820408"/>
+      <w:bookmarkStart w:id="155" w:name="_Toc30145"/>
+      <w:bookmarkStart w:id="156" w:name="_Toc134820464"/>
+      <w:bookmarkStart w:id="157" w:name="_Toc4790"/>
       <w:r>
         <w:rPr>
           <w:rFonts w:ascii="Times New Roman" w:hAnsi="Times New Roman"/>
@@ -19965,10 +20000,11 @@
         </w:rPr>
         <w:t>结束语</w:t>
       </w:r>
-      <w:bookmarkEnd w:id="121"/>
-      <w:bookmarkEnd w:id="122"/>
-      <w:bookmarkEnd w:id="123"/>
-      <w:bookmarkEnd w:id="124"/>
+      <w:bookmarkEnd w:id="153"/>
+      <w:bookmarkEnd w:id="154"/>
+      <w:bookmarkEnd w:id="155"/>
+      <w:bookmarkEnd w:id="156"/>
+      <w:bookmarkEnd w:id="157"/>
     </w:p>
     <w:p>
       <w:pPr>
@@ -20032,10 +20068,11 @@
           <w:kern w:val="0"/>
         </w:rPr>
       </w:pPr>
-      <w:bookmarkStart w:id="125" w:name="_Toc134820409"/>
-      <w:bookmarkStart w:id="126" w:name="_Toc134820465"/>
-      <w:bookmarkStart w:id="127" w:name="_Toc8761"/>
-      <w:bookmarkStart w:id="128" w:name="_Toc27818"/>
+      <w:bookmarkStart w:id="158" w:name="_Toc134820409"/>
+      <w:bookmarkStart w:id="159" w:name="_Toc134820465"/>
+      <w:bookmarkStart w:id="160" w:name="_Toc8761"/>
+      <w:bookmarkStart w:id="161" w:name="_Toc27818"/>
+      <w:bookmarkStart w:id="162" w:name="_Toc897"/>
       <w:r>
         <w:rPr>
           <w:rFonts w:ascii="Times New Roman" w:hAnsi="Times New Roman"/>
@@ -20046,10 +20083,11 @@
         </w:rPr>
         <w:t>参考文献</w:t>
       </w:r>
-      <w:bookmarkEnd w:id="125"/>
-      <w:bookmarkEnd w:id="126"/>
-      <w:bookmarkEnd w:id="127"/>
-      <w:bookmarkEnd w:id="128"/>
+      <w:bookmarkEnd w:id="158"/>
+      <w:bookmarkEnd w:id="159"/>
+      <w:bookmarkEnd w:id="160"/>
+      <w:bookmarkEnd w:id="161"/>
+      <w:bookmarkEnd w:id="162"/>
     </w:p>
     <w:p>
       <w:pPr>
@@ -20423,10 +20461,10 @@
           <w:rFonts w:ascii="Times New Roman" w:hAnsi="Times New Roman"/>
         </w:rPr>
       </w:pPr>
-      <w:bookmarkStart w:id="129" w:name="_Toc3571"/>
-      <w:bookmarkStart w:id="130" w:name="_Toc134820466"/>
-      <w:bookmarkStart w:id="131" w:name="_Toc11900"/>
-      <w:bookmarkStart w:id="132" w:name="_Toc134820410"/>
+      <w:bookmarkStart w:id="163" w:name="_Toc3571"/>
+      <w:bookmarkStart w:id="164" w:name="_Toc134820466"/>
+      <w:bookmarkStart w:id="165" w:name="_Toc11900"/>
+      <w:bookmarkStart w:id="166" w:name="_Toc134820410"/>
       <w:r>
         <w:rPr>
           <w:rFonts w:hint="eastAsia" w:ascii="Times New Roman" w:hAnsi="Times New Roman"/>
@@ -20580,6 +20618,7 @@
           <w:kern w:val="0"/>
         </w:rPr>
       </w:pPr>
+      <w:bookmarkStart w:id="167" w:name="_Toc18266"/>
       <w:r>
         <w:rPr>
           <w:rFonts w:ascii="Times New Roman" w:hAnsi="Times New Roman"/>
@@ -20590,10 +20629,11 @@
         </w:rPr>
         <w:t>致谢</w:t>
       </w:r>
-      <w:bookmarkEnd w:id="129"/>
-      <w:bookmarkEnd w:id="130"/>
-      <w:bookmarkEnd w:id="131"/>
-      <w:bookmarkEnd w:id="132"/>
+      <w:bookmarkEnd w:id="163"/>
+      <w:bookmarkEnd w:id="164"/>
+      <w:bookmarkEnd w:id="165"/>
+      <w:bookmarkEnd w:id="166"/>
+      <w:bookmarkEnd w:id="167"/>
     </w:p>
     <w:p>
       <w:pPr>

--- a/毕业论文/毕业论文改四.docx
+++ b/毕业论文/毕业论文改四.docx
@@ -5,6 +5,7 @@
     <w:p>
       <w:pPr>
         <w:ind w:firstLine="480"/>
+        <w:outlineLvl w:val="9"/>
       </w:pPr>
     </w:p>
     <w:p>
@@ -731,7 +732,7 @@
       </w:pPr>
       <w:bookmarkStart w:id="1" w:name="_Toc13089"/>
       <w:bookmarkStart w:id="2" w:name="_Toc30656"/>
-      <w:bookmarkStart w:id="3" w:name="_Toc1439"/>
+      <w:bookmarkStart w:id="3" w:name="_Toc3672"/>
       <w:r>
         <w:rPr>
           <w:rFonts w:hint="eastAsia" w:eastAsia="黑体"/>
@@ -946,7 +947,7 @@
         <w:outlineLvl w:val="0"/>
       </w:pPr>
       <w:bookmarkStart w:id="4" w:name="_Toc3820"/>
-      <w:bookmarkStart w:id="5" w:name="_Toc3135"/>
+      <w:bookmarkStart w:id="5" w:name="_Toc24247"/>
       <w:r>
         <w:rPr>
           <w:rFonts w:hint="eastAsia" w:eastAsia="黑体"/>
@@ -958,8 +959,6 @@
       </w:r>
       <w:bookmarkEnd w:id="4"/>
       <w:bookmarkEnd w:id="5"/>
-      <w:bookmarkStart w:id="168" w:name="_GoBack"/>
-      <w:bookmarkEnd w:id="168"/>
     </w:p>
     <w:sdt>
       <w:sdtPr>
@@ -970,7 +969,7 @@
           <w:szCs w:val="24"/>
           <w:lang w:val="en-US" w:eastAsia="zh-CN" w:bidi="ar-SA"/>
         </w:rPr>
-        <w:id w:val="147481140"/>
+        <w:id w:val="147481242"/>
         <w15:color w:val="DBDBDB"/>
         <w:docPartObj>
           <w:docPartGallery w:val="Table of Contents"/>
@@ -979,13 +978,10 @@
       </w:sdtPr>
       <w:sdtEndPr>
         <w:rPr>
-          <w:rFonts w:hint="eastAsia" w:ascii="Times New Roman" w:hAnsi="Times New Roman" w:eastAsiaTheme="majorEastAsia" w:cstheme="minorHAnsi"/>
-          <w:caps/>
-          <w:color w:val="0000FF"/>
+          <w:rFonts w:hint="eastAsia" w:ascii="Times New Roman" w:hAnsi="Times New Roman" w:eastAsia="宋体" w:cs="Times New Roman"/>
           <w:kern w:val="2"/>
           <w:sz w:val="24"/>
           <w:szCs w:val="24"/>
-          <w:u w:val="single"/>
           <w:lang w:val="en-US" w:eastAsia="zh-CN" w:bidi="ar-SA"/>
         </w:rPr>
       </w:sdtEndPr>
@@ -996,6 +992,13 @@
             <w:ind w:left="0" w:leftChars="0" w:right="0" w:rightChars="0" w:firstLine="0" w:firstLineChars="0"/>
             <w:jc w:val="center"/>
           </w:pPr>
+          <w:r>
+            <w:rPr>
+              <w:rFonts w:ascii="宋体" w:hAnsi="宋体" w:eastAsia="宋体"/>
+              <w:sz w:val="21"/>
+            </w:rPr>
+            <w:t>目录</w:t>
+          </w:r>
         </w:p>
         <w:p>
           <w:pPr>
@@ -1006,34 +1009,34 @@
           </w:pPr>
           <w:r>
             <w:rPr>
-              <w:rFonts w:hint="eastAsia" w:ascii="Times New Roman" w:hAnsi="Times New Roman"/>
+              <w:rFonts w:hint="eastAsia"/>
             </w:rPr>
             <w:fldChar w:fldCharType="begin"/>
           </w:r>
           <w:r>
-            <w:instrText xml:space="preserve">TOC \o "1-2" \h \u </w:instrText>
-          </w:r>
-          <w:r>
-            <w:rPr>
-              <w:rFonts w:hint="eastAsia" w:ascii="Times New Roman" w:hAnsi="Times New Roman"/>
+            <w:instrText xml:space="preserve">TOC \o "1-3" \h \u </w:instrText>
+          </w:r>
+          <w:r>
+            <w:rPr>
+              <w:rFonts w:hint="eastAsia"/>
             </w:rPr>
             <w:fldChar w:fldCharType="separate"/>
           </w:r>
           <w:r>
             <w:rPr>
-              <w:rFonts w:hint="eastAsia" w:ascii="Times New Roman" w:hAnsi="Times New Roman"/>
+              <w:rFonts w:hint="eastAsia"/>
             </w:rPr>
             <w:fldChar w:fldCharType="begin"/>
           </w:r>
           <w:r>
             <w:rPr>
-              <w:rFonts w:hint="eastAsia" w:ascii="Times New Roman" w:hAnsi="Times New Roman"/>
-            </w:rPr>
-            <w:instrText xml:space="preserve"> HYPERLINK \l _Toc1439 </w:instrText>
-          </w:r>
-          <w:r>
-            <w:rPr>
-              <w:rFonts w:hint="eastAsia" w:ascii="Times New Roman" w:hAnsi="Times New Roman"/>
+              <w:rFonts w:hint="eastAsia"/>
+            </w:rPr>
+            <w:instrText xml:space="preserve"> HYPERLINK \l _Toc3672 </w:instrText>
+          </w:r>
+          <w:r>
+            <w:rPr>
+              <w:rFonts w:hint="eastAsia"/>
             </w:rPr>
             <w:fldChar w:fldCharType="separate"/>
           </w:r>
@@ -1052,7 +1055,7 @@
             <w:fldChar w:fldCharType="begin"/>
           </w:r>
           <w:r>
-            <w:instrText xml:space="preserve"> PAGEREF _Toc1439 \h </w:instrText>
+            <w:instrText xml:space="preserve"> PAGEREF _Toc3672 \h </w:instrText>
           </w:r>
           <w:r>
             <w:fldChar w:fldCharType="separate"/>
@@ -1065,7 +1068,7 @@
           </w:r>
           <w:r>
             <w:rPr>
-              <w:rFonts w:hint="eastAsia" w:ascii="Times New Roman" w:hAnsi="Times New Roman"/>
+              <w:rFonts w:hint="eastAsia"/>
             </w:rPr>
             <w:fldChar w:fldCharType="end"/>
           </w:r>
@@ -1079,19 +1082,19 @@
           </w:pPr>
           <w:r>
             <w:rPr>
-              <w:rFonts w:hint="eastAsia" w:ascii="Times New Roman" w:hAnsi="Times New Roman"/>
+              <w:rFonts w:hint="eastAsia"/>
             </w:rPr>
             <w:fldChar w:fldCharType="begin"/>
           </w:r>
           <w:r>
             <w:rPr>
-              <w:rFonts w:hint="eastAsia" w:ascii="Times New Roman" w:hAnsi="Times New Roman"/>
-            </w:rPr>
-            <w:instrText xml:space="preserve"> HYPERLINK \l _Toc3135 </w:instrText>
-          </w:r>
-          <w:r>
-            <w:rPr>
-              <w:rFonts w:hint="eastAsia" w:ascii="Times New Roman" w:hAnsi="Times New Roman"/>
+              <w:rFonts w:hint="eastAsia"/>
+            </w:rPr>
+            <w:instrText xml:space="preserve"> HYPERLINK \l _Toc24247 </w:instrText>
+          </w:r>
+          <w:r>
+            <w:rPr>
+              <w:rFonts w:hint="eastAsia"/>
             </w:rPr>
             <w:fldChar w:fldCharType="separate"/>
           </w:r>
@@ -1109,7 +1112,7 @@
             <w:fldChar w:fldCharType="begin"/>
           </w:r>
           <w:r>
-            <w:instrText xml:space="preserve"> PAGEREF _Toc3135 \h </w:instrText>
+            <w:instrText xml:space="preserve"> PAGEREF _Toc24247 \h </w:instrText>
           </w:r>
           <w:r>
             <w:fldChar w:fldCharType="separate"/>
@@ -1122,7 +1125,7 @@
           </w:r>
           <w:r>
             <w:rPr>
-              <w:rFonts w:hint="eastAsia" w:ascii="Times New Roman" w:hAnsi="Times New Roman"/>
+              <w:rFonts w:hint="eastAsia"/>
             </w:rPr>
             <w:fldChar w:fldCharType="end"/>
           </w:r>
@@ -1136,19 +1139,19 @@
           </w:pPr>
           <w:r>
             <w:rPr>
-              <w:rFonts w:hint="eastAsia" w:ascii="Times New Roman" w:hAnsi="Times New Roman"/>
+              <w:rFonts w:hint="eastAsia"/>
             </w:rPr>
             <w:fldChar w:fldCharType="begin"/>
           </w:r>
           <w:r>
             <w:rPr>
-              <w:rFonts w:hint="eastAsia" w:ascii="Times New Roman" w:hAnsi="Times New Roman"/>
-            </w:rPr>
-            <w:instrText xml:space="preserve"> HYPERLINK \l _Toc8128 </w:instrText>
-          </w:r>
-          <w:r>
-            <w:rPr>
-              <w:rFonts w:hint="eastAsia" w:ascii="Times New Roman" w:hAnsi="Times New Roman"/>
+              <w:rFonts w:hint="eastAsia"/>
+            </w:rPr>
+            <w:instrText xml:space="preserve"> HYPERLINK \l _Toc29267 </w:instrText>
+          </w:r>
+          <w:r>
+            <w:rPr>
+              <w:rFonts w:hint="eastAsia"/>
             </w:rPr>
             <w:fldChar w:fldCharType="separate"/>
           </w:r>
@@ -1166,7 +1169,7 @@
             <w:fldChar w:fldCharType="begin"/>
           </w:r>
           <w:r>
-            <w:instrText xml:space="preserve"> PAGEREF _Toc8128 \h </w:instrText>
+            <w:instrText xml:space="preserve"> PAGEREF _Toc29267 \h </w:instrText>
           </w:r>
           <w:r>
             <w:fldChar w:fldCharType="separate"/>
@@ -1179,7 +1182,7 @@
           </w:r>
           <w:r>
             <w:rPr>
-              <w:rFonts w:hint="eastAsia" w:ascii="Times New Roman" w:hAnsi="Times New Roman"/>
+              <w:rFonts w:hint="eastAsia"/>
             </w:rPr>
             <w:fldChar w:fldCharType="end"/>
           </w:r>
@@ -1193,19 +1196,19 @@
           </w:pPr>
           <w:r>
             <w:rPr>
-              <w:rFonts w:hint="eastAsia" w:ascii="Times New Roman" w:hAnsi="Times New Roman"/>
+              <w:rFonts w:hint="eastAsia"/>
             </w:rPr>
             <w:fldChar w:fldCharType="begin"/>
           </w:r>
           <w:r>
             <w:rPr>
-              <w:rFonts w:hint="eastAsia" w:ascii="Times New Roman" w:hAnsi="Times New Roman"/>
-            </w:rPr>
-            <w:instrText xml:space="preserve"> HYPERLINK \l _Toc9739 </w:instrText>
-          </w:r>
-          <w:r>
-            <w:rPr>
-              <w:rFonts w:hint="eastAsia" w:ascii="Times New Roman" w:hAnsi="Times New Roman"/>
+              <w:rFonts w:hint="eastAsia"/>
+            </w:rPr>
+            <w:instrText xml:space="preserve"> HYPERLINK \l _Toc8392 </w:instrText>
+          </w:r>
+          <w:r>
+            <w:rPr>
+              <w:rFonts w:hint="eastAsia"/>
             </w:rPr>
             <w:fldChar w:fldCharType="separate"/>
           </w:r>
@@ -1222,7 +1225,7 @@
             <w:fldChar w:fldCharType="begin"/>
           </w:r>
           <w:r>
-            <w:instrText xml:space="preserve"> PAGEREF _Toc9739 \h </w:instrText>
+            <w:instrText xml:space="preserve"> PAGEREF _Toc8392 \h </w:instrText>
           </w:r>
           <w:r>
             <w:fldChar w:fldCharType="separate"/>
@@ -1235,7 +1238,7 @@
           </w:r>
           <w:r>
             <w:rPr>
-              <w:rFonts w:hint="eastAsia" w:ascii="Times New Roman" w:hAnsi="Times New Roman"/>
+              <w:rFonts w:hint="eastAsia"/>
             </w:rPr>
             <w:fldChar w:fldCharType="end"/>
           </w:r>
@@ -1249,19 +1252,19 @@
           </w:pPr>
           <w:r>
             <w:rPr>
-              <w:rFonts w:hint="eastAsia" w:ascii="Times New Roman" w:hAnsi="Times New Roman"/>
+              <w:rFonts w:hint="eastAsia"/>
             </w:rPr>
             <w:fldChar w:fldCharType="begin"/>
           </w:r>
           <w:r>
             <w:rPr>
-              <w:rFonts w:hint="eastAsia" w:ascii="Times New Roman" w:hAnsi="Times New Roman"/>
-            </w:rPr>
-            <w:instrText xml:space="preserve"> HYPERLINK \l _Toc27636 </w:instrText>
-          </w:r>
-          <w:r>
-            <w:rPr>
-              <w:rFonts w:hint="eastAsia" w:ascii="Times New Roman" w:hAnsi="Times New Roman"/>
+              <w:rFonts w:hint="eastAsia"/>
+            </w:rPr>
+            <w:instrText xml:space="preserve"> HYPERLINK \l _Toc13114 </w:instrText>
+          </w:r>
+          <w:r>
+            <w:rPr>
+              <w:rFonts w:hint="eastAsia"/>
             </w:rPr>
             <w:fldChar w:fldCharType="separate"/>
           </w:r>
@@ -1288,7 +1291,7 @@
             <w:fldChar w:fldCharType="begin"/>
           </w:r>
           <w:r>
-            <w:instrText xml:space="preserve"> PAGEREF _Toc27636 \h </w:instrText>
+            <w:instrText xml:space="preserve"> PAGEREF _Toc13114 \h </w:instrText>
           </w:r>
           <w:r>
             <w:fldChar w:fldCharType="separate"/>
@@ -1301,7 +1304,7 @@
           </w:r>
           <w:r>
             <w:rPr>
-              <w:rFonts w:hint="eastAsia" w:ascii="Times New Roman" w:hAnsi="Times New Roman"/>
+              <w:rFonts w:hint="eastAsia"/>
             </w:rPr>
             <w:fldChar w:fldCharType="end"/>
           </w:r>
@@ -1315,19 +1318,19 @@
           </w:pPr>
           <w:r>
             <w:rPr>
-              <w:rFonts w:hint="eastAsia" w:ascii="Times New Roman" w:hAnsi="Times New Roman"/>
+              <w:rFonts w:hint="eastAsia"/>
             </w:rPr>
             <w:fldChar w:fldCharType="begin"/>
           </w:r>
           <w:r>
             <w:rPr>
-              <w:rFonts w:hint="eastAsia" w:ascii="Times New Roman" w:hAnsi="Times New Roman"/>
-            </w:rPr>
-            <w:instrText xml:space="preserve"> HYPERLINK \l _Toc32334 </w:instrText>
-          </w:r>
-          <w:r>
-            <w:rPr>
-              <w:rFonts w:hint="eastAsia" w:ascii="Times New Roman" w:hAnsi="Times New Roman"/>
+              <w:rFonts w:hint="eastAsia"/>
+            </w:rPr>
+            <w:instrText xml:space="preserve"> HYPERLINK \l _Toc21861 </w:instrText>
+          </w:r>
+          <w:r>
+            <w:rPr>
+              <w:rFonts w:hint="eastAsia"/>
             </w:rPr>
             <w:fldChar w:fldCharType="separate"/>
           </w:r>
@@ -1354,7 +1357,7 @@
             <w:fldChar w:fldCharType="begin"/>
           </w:r>
           <w:r>
-            <w:instrText xml:space="preserve"> PAGEREF _Toc32334 \h </w:instrText>
+            <w:instrText xml:space="preserve"> PAGEREF _Toc21861 \h </w:instrText>
           </w:r>
           <w:r>
             <w:fldChar w:fldCharType="separate"/>
@@ -1367,7 +1370,7 @@
           </w:r>
           <w:r>
             <w:rPr>
-              <w:rFonts w:hint="eastAsia" w:ascii="Times New Roman" w:hAnsi="Times New Roman"/>
+              <w:rFonts w:hint="eastAsia"/>
             </w:rPr>
             <w:fldChar w:fldCharType="end"/>
           </w:r>
@@ -1381,19 +1384,19 @@
           </w:pPr>
           <w:r>
             <w:rPr>
-              <w:rFonts w:hint="eastAsia" w:ascii="Times New Roman" w:hAnsi="Times New Roman"/>
+              <w:rFonts w:hint="eastAsia"/>
             </w:rPr>
             <w:fldChar w:fldCharType="begin"/>
           </w:r>
           <w:r>
             <w:rPr>
-              <w:rFonts w:hint="eastAsia" w:ascii="Times New Roman" w:hAnsi="Times New Roman"/>
-            </w:rPr>
-            <w:instrText xml:space="preserve"> HYPERLINK \l _Toc4017 </w:instrText>
-          </w:r>
-          <w:r>
-            <w:rPr>
-              <w:rFonts w:hint="eastAsia" w:ascii="Times New Roman" w:hAnsi="Times New Roman"/>
+              <w:rFonts w:hint="eastAsia"/>
+            </w:rPr>
+            <w:instrText xml:space="preserve"> HYPERLINK \l _Toc2450 </w:instrText>
+          </w:r>
+          <w:r>
+            <w:rPr>
+              <w:rFonts w:hint="eastAsia"/>
             </w:rPr>
             <w:fldChar w:fldCharType="separate"/>
           </w:r>
@@ -1420,7 +1423,7 @@
             <w:fldChar w:fldCharType="begin"/>
           </w:r>
           <w:r>
-            <w:instrText xml:space="preserve"> PAGEREF _Toc4017 \h </w:instrText>
+            <w:instrText xml:space="preserve"> PAGEREF _Toc2450 \h </w:instrText>
           </w:r>
           <w:r>
             <w:fldChar w:fldCharType="separate"/>
@@ -1433,7 +1436,7 @@
           </w:r>
           <w:r>
             <w:rPr>
-              <w:rFonts w:hint="eastAsia" w:ascii="Times New Roman" w:hAnsi="Times New Roman"/>
+              <w:rFonts w:hint="eastAsia"/>
             </w:rPr>
             <w:fldChar w:fldCharType="end"/>
           </w:r>
@@ -1447,19 +1450,19 @@
           </w:pPr>
           <w:r>
             <w:rPr>
-              <w:rFonts w:hint="eastAsia" w:ascii="Times New Roman" w:hAnsi="Times New Roman"/>
+              <w:rFonts w:hint="eastAsia"/>
             </w:rPr>
             <w:fldChar w:fldCharType="begin"/>
           </w:r>
           <w:r>
             <w:rPr>
-              <w:rFonts w:hint="eastAsia" w:ascii="Times New Roman" w:hAnsi="Times New Roman"/>
-            </w:rPr>
-            <w:instrText xml:space="preserve"> HYPERLINK \l _Toc25640 </w:instrText>
-          </w:r>
-          <w:r>
-            <w:rPr>
-              <w:rFonts w:hint="eastAsia" w:ascii="Times New Roman" w:hAnsi="Times New Roman"/>
+              <w:rFonts w:hint="eastAsia"/>
+            </w:rPr>
+            <w:instrText xml:space="preserve"> HYPERLINK \l _Toc26477 </w:instrText>
+          </w:r>
+          <w:r>
+            <w:rPr>
+              <w:rFonts w:hint="eastAsia"/>
             </w:rPr>
             <w:fldChar w:fldCharType="separate"/>
           </w:r>
@@ -1486,7 +1489,7 @@
             <w:fldChar w:fldCharType="begin"/>
           </w:r>
           <w:r>
-            <w:instrText xml:space="preserve"> PAGEREF _Toc25640 \h </w:instrText>
+            <w:instrText xml:space="preserve"> PAGEREF _Toc26477 \h </w:instrText>
           </w:r>
           <w:r>
             <w:fldChar w:fldCharType="separate"/>
@@ -1499,7 +1502,7 @@
           </w:r>
           <w:r>
             <w:rPr>
-              <w:rFonts w:hint="eastAsia" w:ascii="Times New Roman" w:hAnsi="Times New Roman"/>
+              <w:rFonts w:hint="eastAsia"/>
             </w:rPr>
             <w:fldChar w:fldCharType="end"/>
           </w:r>
@@ -1513,19 +1516,19 @@
           </w:pPr>
           <w:r>
             <w:rPr>
-              <w:rFonts w:hint="eastAsia" w:ascii="Times New Roman" w:hAnsi="Times New Roman"/>
+              <w:rFonts w:hint="eastAsia"/>
             </w:rPr>
             <w:fldChar w:fldCharType="begin"/>
           </w:r>
           <w:r>
             <w:rPr>
-              <w:rFonts w:hint="eastAsia" w:ascii="Times New Roman" w:hAnsi="Times New Roman"/>
-            </w:rPr>
-            <w:instrText xml:space="preserve"> HYPERLINK \l _Toc26384 </w:instrText>
-          </w:r>
-          <w:r>
-            <w:rPr>
-              <w:rFonts w:hint="eastAsia" w:ascii="Times New Roman" w:hAnsi="Times New Roman"/>
+              <w:rFonts w:hint="eastAsia"/>
+            </w:rPr>
+            <w:instrText xml:space="preserve"> HYPERLINK \l _Toc16234 </w:instrText>
+          </w:r>
+          <w:r>
+            <w:rPr>
+              <w:rFonts w:hint="eastAsia"/>
             </w:rPr>
             <w:fldChar w:fldCharType="separate"/>
           </w:r>
@@ -1552,7 +1555,7 @@
             <w:fldChar w:fldCharType="begin"/>
           </w:r>
           <w:r>
-            <w:instrText xml:space="preserve"> PAGEREF _Toc26384 \h </w:instrText>
+            <w:instrText xml:space="preserve"> PAGEREF _Toc16234 \h </w:instrText>
           </w:r>
           <w:r>
             <w:fldChar w:fldCharType="separate"/>
@@ -1565,7 +1568,7 @@
           </w:r>
           <w:r>
             <w:rPr>
-              <w:rFonts w:hint="eastAsia" w:ascii="Times New Roman" w:hAnsi="Times New Roman"/>
+              <w:rFonts w:hint="eastAsia"/>
             </w:rPr>
             <w:fldChar w:fldCharType="end"/>
           </w:r>
@@ -1579,19 +1582,19 @@
           </w:pPr>
           <w:r>
             <w:rPr>
-              <w:rFonts w:hint="eastAsia" w:ascii="Times New Roman" w:hAnsi="Times New Roman"/>
+              <w:rFonts w:hint="eastAsia"/>
             </w:rPr>
             <w:fldChar w:fldCharType="begin"/>
           </w:r>
           <w:r>
             <w:rPr>
-              <w:rFonts w:hint="eastAsia" w:ascii="Times New Roman" w:hAnsi="Times New Roman"/>
-            </w:rPr>
-            <w:instrText xml:space="preserve"> HYPERLINK \l _Toc20191 </w:instrText>
-          </w:r>
-          <w:r>
-            <w:rPr>
-              <w:rFonts w:hint="eastAsia" w:ascii="Times New Roman" w:hAnsi="Times New Roman"/>
+              <w:rFonts w:hint="eastAsia"/>
+            </w:rPr>
+            <w:instrText xml:space="preserve"> HYPERLINK \l _Toc183 </w:instrText>
+          </w:r>
+          <w:r>
+            <w:rPr>
+              <w:rFonts w:hint="eastAsia"/>
             </w:rPr>
             <w:fldChar w:fldCharType="separate"/>
           </w:r>
@@ -1610,7 +1613,7 @@
             <w:fldChar w:fldCharType="begin"/>
           </w:r>
           <w:r>
-            <w:instrText xml:space="preserve"> PAGEREF _Toc20191 \h </w:instrText>
+            <w:instrText xml:space="preserve"> PAGEREF _Toc183 \h </w:instrText>
           </w:r>
           <w:r>
             <w:fldChar w:fldCharType="separate"/>
@@ -1623,7 +1626,131 @@
           </w:r>
           <w:r>
             <w:rPr>
+              <w:rFonts w:hint="eastAsia"/>
+            </w:rPr>
+            <w:fldChar w:fldCharType="end"/>
+          </w:r>
+        </w:p>
+        <w:p>
+          <w:pPr>
+            <w:pStyle w:val="16"/>
+            <w:tabs>
+              <w:tab w:val="right" w:leader="dot" w:pos="9070"/>
+            </w:tabs>
+          </w:pPr>
+          <w:r>
+            <w:rPr>
+              <w:rFonts w:hint="eastAsia"/>
+            </w:rPr>
+            <w:fldChar w:fldCharType="begin"/>
+          </w:r>
+          <w:r>
+            <w:rPr>
+              <w:rFonts w:hint="eastAsia"/>
+            </w:rPr>
+            <w:instrText xml:space="preserve"> HYPERLINK \l _Toc18229 </w:instrText>
+          </w:r>
+          <w:r>
+            <w:rPr>
+              <w:rFonts w:hint="eastAsia"/>
+            </w:rPr>
+            <w:fldChar w:fldCharType="separate"/>
+          </w:r>
+          <w:r>
+            <w:rPr>
               <w:rFonts w:hint="eastAsia" w:ascii="Times New Roman" w:hAnsi="Times New Roman"/>
+            </w:rPr>
+            <w:t>1、</w:t>
+          </w:r>
+          <w:r>
+            <w:rPr>
+              <w:rFonts w:ascii="Times New Roman" w:hAnsi="Times New Roman"/>
+            </w:rPr>
+            <w:t>机遇：</w:t>
+          </w:r>
+          <w:r>
+            <w:tab/>
+          </w:r>
+          <w:r>
+            <w:fldChar w:fldCharType="begin"/>
+          </w:r>
+          <w:r>
+            <w:instrText xml:space="preserve"> PAGEREF _Toc18229 \h </w:instrText>
+          </w:r>
+          <w:r>
+            <w:fldChar w:fldCharType="separate"/>
+          </w:r>
+          <w:r>
+            <w:t>2</w:t>
+          </w:r>
+          <w:r>
+            <w:fldChar w:fldCharType="end"/>
+          </w:r>
+          <w:r>
+            <w:rPr>
+              <w:rFonts w:hint="eastAsia"/>
+            </w:rPr>
+            <w:fldChar w:fldCharType="end"/>
+          </w:r>
+        </w:p>
+        <w:p>
+          <w:pPr>
+            <w:pStyle w:val="16"/>
+            <w:tabs>
+              <w:tab w:val="right" w:leader="dot" w:pos="9070"/>
+            </w:tabs>
+          </w:pPr>
+          <w:r>
+            <w:rPr>
+              <w:rFonts w:hint="eastAsia"/>
+            </w:rPr>
+            <w:fldChar w:fldCharType="begin"/>
+          </w:r>
+          <w:r>
+            <w:rPr>
+              <w:rFonts w:hint="eastAsia"/>
+            </w:rPr>
+            <w:instrText xml:space="preserve"> HYPERLINK \l _Toc25084 </w:instrText>
+          </w:r>
+          <w:r>
+            <w:rPr>
+              <w:rFonts w:hint="eastAsia"/>
+            </w:rPr>
+            <w:fldChar w:fldCharType="separate"/>
+          </w:r>
+          <w:r>
+            <w:rPr>
+              <w:rFonts w:hint="eastAsia" w:ascii="Times New Roman" w:hAnsi="Times New Roman"/>
+            </w:rPr>
+            <w:t>2、</w:t>
+          </w:r>
+          <w:r>
+            <w:rPr>
+              <w:rFonts w:ascii="Times New Roman" w:hAnsi="Times New Roman"/>
+            </w:rPr>
+            <w:t>挑战：</w:t>
+          </w:r>
+          <w:r>
+            <w:tab/>
+          </w:r>
+          <w:r>
+            <w:fldChar w:fldCharType="begin"/>
+          </w:r>
+          <w:r>
+            <w:instrText xml:space="preserve"> PAGEREF _Toc25084 \h </w:instrText>
+          </w:r>
+          <w:r>
+            <w:fldChar w:fldCharType="separate"/>
+          </w:r>
+          <w:r>
+            <w:t>3</w:t>
+          </w:r>
+          <w:r>
+            <w:fldChar w:fldCharType="end"/>
+          </w:r>
+          <w:r>
+            <w:rPr>
+              <w:rFonts w:hint="eastAsia"/>
             </w:rPr>
             <w:fldChar w:fldCharType="end"/>
           </w:r>
@@ -1637,19 +1764,19 @@
           </w:pPr>
           <w:r>
             <w:rPr>
-              <w:rFonts w:hint="eastAsia" w:ascii="Times New Roman" w:hAnsi="Times New Roman"/>
+              <w:rFonts w:hint="eastAsia"/>
             </w:rPr>
             <w:fldChar w:fldCharType="begin"/>
           </w:r>
           <w:r>
             <w:rPr>
-              <w:rFonts w:hint="eastAsia" w:ascii="Times New Roman" w:hAnsi="Times New Roman"/>
-            </w:rPr>
-            <w:instrText xml:space="preserve"> HYPERLINK \l _Toc12686 </w:instrText>
-          </w:r>
-          <w:r>
-            <w:rPr>
-              <w:rFonts w:hint="eastAsia" w:ascii="Times New Roman" w:hAnsi="Times New Roman"/>
+              <w:rFonts w:hint="eastAsia"/>
+            </w:rPr>
+            <w:instrText xml:space="preserve"> HYPERLINK \l _Toc24209 </w:instrText>
+          </w:r>
+          <w:r>
+            <w:rPr>
+              <w:rFonts w:hint="eastAsia"/>
             </w:rPr>
             <w:fldChar w:fldCharType="separate"/>
           </w:r>
@@ -1676,7 +1803,7 @@
             <w:fldChar w:fldCharType="begin"/>
           </w:r>
           <w:r>
-            <w:instrText xml:space="preserve"> PAGEREF _Toc12686 \h </w:instrText>
+            <w:instrText xml:space="preserve"> PAGEREF _Toc24209 \h </w:instrText>
           </w:r>
           <w:r>
             <w:fldChar w:fldCharType="separate"/>
@@ -1689,7 +1816,7 @@
           </w:r>
           <w:r>
             <w:rPr>
-              <w:rFonts w:hint="eastAsia" w:ascii="Times New Roman" w:hAnsi="Times New Roman"/>
+              <w:rFonts w:hint="eastAsia"/>
             </w:rPr>
             <w:fldChar w:fldCharType="end"/>
           </w:r>
@@ -1703,19 +1830,19 @@
           </w:pPr>
           <w:r>
             <w:rPr>
-              <w:rFonts w:hint="eastAsia" w:ascii="Times New Roman" w:hAnsi="Times New Roman"/>
+              <w:rFonts w:hint="eastAsia"/>
             </w:rPr>
             <w:fldChar w:fldCharType="begin"/>
           </w:r>
           <w:r>
             <w:rPr>
-              <w:rFonts w:hint="eastAsia" w:ascii="Times New Roman" w:hAnsi="Times New Roman"/>
-            </w:rPr>
-            <w:instrText xml:space="preserve"> HYPERLINK \l _Toc14369 </w:instrText>
-          </w:r>
-          <w:r>
-            <w:rPr>
-              <w:rFonts w:hint="eastAsia" w:ascii="Times New Roman" w:hAnsi="Times New Roman"/>
+              <w:rFonts w:hint="eastAsia"/>
+            </w:rPr>
+            <w:instrText xml:space="preserve"> HYPERLINK \l _Toc31494 </w:instrText>
+          </w:r>
+          <w:r>
+            <w:rPr>
+              <w:rFonts w:hint="eastAsia"/>
             </w:rPr>
             <w:fldChar w:fldCharType="separate"/>
           </w:r>
@@ -1742,7 +1869,7 @@
             <w:fldChar w:fldCharType="begin"/>
           </w:r>
           <w:r>
-            <w:instrText xml:space="preserve"> PAGEREF _Toc14369 \h </w:instrText>
+            <w:instrText xml:space="preserve"> PAGEREF _Toc31494 \h </w:instrText>
           </w:r>
           <w:r>
             <w:fldChar w:fldCharType="separate"/>
@@ -1755,7 +1882,7 @@
           </w:r>
           <w:r>
             <w:rPr>
-              <w:rFonts w:hint="eastAsia" w:ascii="Times New Roman" w:hAnsi="Times New Roman"/>
+              <w:rFonts w:hint="eastAsia"/>
             </w:rPr>
             <w:fldChar w:fldCharType="end"/>
           </w:r>
@@ -1769,19 +1896,19 @@
           </w:pPr>
           <w:r>
             <w:rPr>
-              <w:rFonts w:hint="eastAsia" w:ascii="Times New Roman" w:hAnsi="Times New Roman"/>
+              <w:rFonts w:hint="eastAsia"/>
             </w:rPr>
             <w:fldChar w:fldCharType="begin"/>
           </w:r>
           <w:r>
             <w:rPr>
-              <w:rFonts w:hint="eastAsia" w:ascii="Times New Roman" w:hAnsi="Times New Roman"/>
-            </w:rPr>
-            <w:instrText xml:space="preserve"> HYPERLINK \l _Toc25014 </w:instrText>
-          </w:r>
-          <w:r>
-            <w:rPr>
-              <w:rFonts w:hint="eastAsia" w:ascii="Times New Roman" w:hAnsi="Times New Roman"/>
+              <w:rFonts w:hint="eastAsia"/>
+            </w:rPr>
+            <w:instrText xml:space="preserve"> HYPERLINK \l _Toc17469 </w:instrText>
+          </w:r>
+          <w:r>
+            <w:rPr>
+              <w:rFonts w:hint="eastAsia"/>
             </w:rPr>
             <w:fldChar w:fldCharType="separate"/>
           </w:r>
@@ -1808,7 +1935,7 @@
             <w:fldChar w:fldCharType="begin"/>
           </w:r>
           <w:r>
-            <w:instrText xml:space="preserve"> PAGEREF _Toc25014 \h </w:instrText>
+            <w:instrText xml:space="preserve"> PAGEREF _Toc17469 \h </w:instrText>
           </w:r>
           <w:r>
             <w:fldChar w:fldCharType="separate"/>
@@ -1821,7 +1948,7 @@
           </w:r>
           <w:r>
             <w:rPr>
-              <w:rFonts w:hint="eastAsia" w:ascii="Times New Roman" w:hAnsi="Times New Roman"/>
+              <w:rFonts w:hint="eastAsia"/>
             </w:rPr>
             <w:fldChar w:fldCharType="end"/>
           </w:r>
@@ -1835,19 +1962,19 @@
           </w:pPr>
           <w:r>
             <w:rPr>
-              <w:rFonts w:hint="eastAsia" w:ascii="Times New Roman" w:hAnsi="Times New Roman"/>
+              <w:rFonts w:hint="eastAsia"/>
             </w:rPr>
             <w:fldChar w:fldCharType="begin"/>
           </w:r>
           <w:r>
             <w:rPr>
-              <w:rFonts w:hint="eastAsia" w:ascii="Times New Roman" w:hAnsi="Times New Roman"/>
-            </w:rPr>
-            <w:instrText xml:space="preserve"> HYPERLINK \l _Toc4474 </w:instrText>
-          </w:r>
-          <w:r>
-            <w:rPr>
-              <w:rFonts w:hint="eastAsia" w:ascii="Times New Roman" w:hAnsi="Times New Roman"/>
+              <w:rFonts w:hint="eastAsia"/>
+            </w:rPr>
+            <w:instrText xml:space="preserve"> HYPERLINK \l _Toc19782 </w:instrText>
+          </w:r>
+          <w:r>
+            <w:rPr>
+              <w:rFonts w:hint="eastAsia"/>
             </w:rPr>
             <w:fldChar w:fldCharType="separate"/>
           </w:r>
@@ -1874,7 +2001,7 @@
             <w:fldChar w:fldCharType="begin"/>
           </w:r>
           <w:r>
-            <w:instrText xml:space="preserve"> PAGEREF _Toc4474 \h </w:instrText>
+            <w:instrText xml:space="preserve"> PAGEREF _Toc19782 \h </w:instrText>
           </w:r>
           <w:r>
             <w:fldChar w:fldCharType="separate"/>
@@ -1887,7 +2014,263 @@
           </w:r>
           <w:r>
             <w:rPr>
-              <w:rFonts w:hint="eastAsia" w:ascii="Times New Roman" w:hAnsi="Times New Roman"/>
+              <w:rFonts w:hint="eastAsia"/>
+            </w:rPr>
+            <w:fldChar w:fldCharType="end"/>
+          </w:r>
+        </w:p>
+        <w:p>
+          <w:pPr>
+            <w:pStyle w:val="16"/>
+            <w:tabs>
+              <w:tab w:val="right" w:leader="dot" w:pos="9070"/>
+            </w:tabs>
+          </w:pPr>
+          <w:r>
+            <w:rPr>
+              <w:rFonts w:hint="eastAsia"/>
+            </w:rPr>
+            <w:fldChar w:fldCharType="begin"/>
+          </w:r>
+          <w:r>
+            <w:rPr>
+              <w:rFonts w:hint="eastAsia"/>
+            </w:rPr>
+            <w:instrText xml:space="preserve"> HYPERLINK \l _Toc716 </w:instrText>
+          </w:r>
+          <w:r>
+            <w:rPr>
+              <w:rFonts w:hint="eastAsia"/>
+            </w:rPr>
+            <w:fldChar w:fldCharType="separate"/>
+          </w:r>
+          <w:r>
+            <w:rPr>
+              <w:rFonts w:hint="eastAsia" w:eastAsia="黑体" w:cs="黑体"/>
+              <w:szCs w:val="32"/>
+            </w:rPr>
+            <w:t xml:space="preserve">2.3.1 </w:t>
+          </w:r>
+          <w:r>
+            <w:rPr>
+              <w:rFonts w:eastAsia="黑体" w:cs="黑体"/>
+              <w:szCs w:val="32"/>
+            </w:rPr>
+            <w:t>Visual Studio Code</w:t>
+          </w:r>
+          <w:r>
+            <w:tab/>
+          </w:r>
+          <w:r>
+            <w:fldChar w:fldCharType="begin"/>
+          </w:r>
+          <w:r>
+            <w:instrText xml:space="preserve"> PAGEREF _Toc716 \h </w:instrText>
+          </w:r>
+          <w:r>
+            <w:fldChar w:fldCharType="separate"/>
+          </w:r>
+          <w:r>
+            <w:t>4</w:t>
+          </w:r>
+          <w:r>
+            <w:fldChar w:fldCharType="end"/>
+          </w:r>
+          <w:r>
+            <w:rPr>
+              <w:rFonts w:hint="eastAsia"/>
+            </w:rPr>
+            <w:fldChar w:fldCharType="end"/>
+          </w:r>
+        </w:p>
+        <w:p>
+          <w:pPr>
+            <w:pStyle w:val="16"/>
+            <w:tabs>
+              <w:tab w:val="right" w:leader="dot" w:pos="9070"/>
+            </w:tabs>
+          </w:pPr>
+          <w:r>
+            <w:rPr>
+              <w:rFonts w:hint="eastAsia"/>
+            </w:rPr>
+            <w:fldChar w:fldCharType="begin"/>
+          </w:r>
+          <w:r>
+            <w:rPr>
+              <w:rFonts w:hint="eastAsia"/>
+            </w:rPr>
+            <w:instrText xml:space="preserve"> HYPERLINK \l _Toc13386 </w:instrText>
+          </w:r>
+          <w:r>
+            <w:rPr>
+              <w:rFonts w:hint="eastAsia"/>
+            </w:rPr>
+            <w:fldChar w:fldCharType="separate"/>
+          </w:r>
+          <w:r>
+            <w:rPr>
+              <w:rFonts w:hint="eastAsia" w:eastAsia="黑体" w:cs="黑体"/>
+              <w:szCs w:val="32"/>
+            </w:rPr>
+            <w:t xml:space="preserve">2.3.2 </w:t>
+          </w:r>
+          <w:r>
+            <w:rPr>
+              <w:rFonts w:eastAsia="黑体" w:cs="黑体"/>
+              <w:szCs w:val="32"/>
+            </w:rPr>
+            <w:t>Node.js</w:t>
+          </w:r>
+          <w:r>
+            <w:tab/>
+          </w:r>
+          <w:r>
+            <w:fldChar w:fldCharType="begin"/>
+          </w:r>
+          <w:r>
+            <w:instrText xml:space="preserve"> PAGEREF _Toc13386 \h </w:instrText>
+          </w:r>
+          <w:r>
+            <w:fldChar w:fldCharType="separate"/>
+          </w:r>
+          <w:r>
+            <w:t>4</w:t>
+          </w:r>
+          <w:r>
+            <w:fldChar w:fldCharType="end"/>
+          </w:r>
+          <w:r>
+            <w:rPr>
+              <w:rFonts w:hint="eastAsia"/>
+            </w:rPr>
+            <w:fldChar w:fldCharType="end"/>
+          </w:r>
+        </w:p>
+        <w:p>
+          <w:pPr>
+            <w:pStyle w:val="16"/>
+            <w:tabs>
+              <w:tab w:val="right" w:leader="dot" w:pos="9070"/>
+            </w:tabs>
+          </w:pPr>
+          <w:r>
+            <w:rPr>
+              <w:rFonts w:hint="eastAsia"/>
+            </w:rPr>
+            <w:fldChar w:fldCharType="begin"/>
+          </w:r>
+          <w:r>
+            <w:rPr>
+              <w:rFonts w:hint="eastAsia"/>
+            </w:rPr>
+            <w:instrText xml:space="preserve"> HYPERLINK \l _Toc7634 </w:instrText>
+          </w:r>
+          <w:r>
+            <w:rPr>
+              <w:rFonts w:hint="eastAsia"/>
+            </w:rPr>
+            <w:fldChar w:fldCharType="separate"/>
+          </w:r>
+          <w:r>
+            <w:rPr>
+              <w:rFonts w:hint="eastAsia" w:eastAsia="黑体" w:cs="黑体"/>
+              <w:szCs w:val="32"/>
+            </w:rPr>
+            <w:t xml:space="preserve">2.3.3 </w:t>
+          </w:r>
+          <w:r>
+            <w:rPr>
+              <w:rFonts w:eastAsia="黑体" w:cs="黑体"/>
+              <w:szCs w:val="32"/>
+            </w:rPr>
+            <w:t>MySQL</w:t>
+          </w:r>
+          <w:r>
+            <w:tab/>
+          </w:r>
+          <w:r>
+            <w:fldChar w:fldCharType="begin"/>
+          </w:r>
+          <w:r>
+            <w:instrText xml:space="preserve"> PAGEREF _Toc7634 \h </w:instrText>
+          </w:r>
+          <w:r>
+            <w:fldChar w:fldCharType="separate"/>
+          </w:r>
+          <w:r>
+            <w:t>4</w:t>
+          </w:r>
+          <w:r>
+            <w:fldChar w:fldCharType="end"/>
+          </w:r>
+          <w:r>
+            <w:rPr>
+              <w:rFonts w:hint="eastAsia"/>
+            </w:rPr>
+            <w:fldChar w:fldCharType="end"/>
+          </w:r>
+        </w:p>
+        <w:p>
+          <w:pPr>
+            <w:pStyle w:val="16"/>
+            <w:tabs>
+              <w:tab w:val="right" w:leader="dot" w:pos="9070"/>
+            </w:tabs>
+          </w:pPr>
+          <w:r>
+            <w:rPr>
+              <w:rFonts w:hint="eastAsia"/>
+            </w:rPr>
+            <w:fldChar w:fldCharType="begin"/>
+          </w:r>
+          <w:r>
+            <w:rPr>
+              <w:rFonts w:hint="eastAsia"/>
+            </w:rPr>
+            <w:instrText xml:space="preserve"> HYPERLINK \l _Toc19107 </w:instrText>
+          </w:r>
+          <w:r>
+            <w:rPr>
+              <w:rFonts w:hint="eastAsia"/>
+            </w:rPr>
+            <w:fldChar w:fldCharType="separate"/>
+          </w:r>
+          <w:r>
+            <w:rPr>
+              <w:rFonts w:hint="eastAsia" w:eastAsia="黑体" w:cs="黑体"/>
+              <w:szCs w:val="32"/>
+            </w:rPr>
+            <w:t xml:space="preserve">2.3.4 </w:t>
+          </w:r>
+          <w:r>
+            <w:rPr>
+              <w:rFonts w:eastAsia="黑体" w:cs="黑体"/>
+              <w:szCs w:val="32"/>
+            </w:rPr>
+            <w:t>Redis</w:t>
+          </w:r>
+          <w:r>
+            <w:tab/>
+          </w:r>
+          <w:r>
+            <w:fldChar w:fldCharType="begin"/>
+          </w:r>
+          <w:r>
+            <w:instrText xml:space="preserve"> PAGEREF _Toc19107 \h </w:instrText>
+          </w:r>
+          <w:r>
+            <w:fldChar w:fldCharType="separate"/>
+          </w:r>
+          <w:r>
+            <w:t>5</w:t>
+          </w:r>
+          <w:r>
+            <w:fldChar w:fldCharType="end"/>
+          </w:r>
+          <w:r>
+            <w:rPr>
+              <w:rFonts w:hint="eastAsia"/>
             </w:rPr>
             <w:fldChar w:fldCharType="end"/>
           </w:r>
@@ -1901,19 +2284,19 @@
           </w:pPr>
           <w:r>
             <w:rPr>
-              <w:rFonts w:hint="eastAsia" w:ascii="Times New Roman" w:hAnsi="Times New Roman"/>
+              <w:rFonts w:hint="eastAsia"/>
             </w:rPr>
             <w:fldChar w:fldCharType="begin"/>
           </w:r>
           <w:r>
             <w:rPr>
-              <w:rFonts w:hint="eastAsia" w:ascii="Times New Roman" w:hAnsi="Times New Roman"/>
-            </w:rPr>
-            <w:instrText xml:space="preserve"> HYPERLINK \l _Toc30300 </w:instrText>
-          </w:r>
-          <w:r>
-            <w:rPr>
-              <w:rFonts w:hint="eastAsia" w:ascii="Times New Roman" w:hAnsi="Times New Roman"/>
+              <w:rFonts w:hint="eastAsia"/>
+            </w:rPr>
+            <w:instrText xml:space="preserve"> HYPERLINK \l _Toc7586 </w:instrText>
+          </w:r>
+          <w:r>
+            <w:rPr>
+              <w:rFonts w:hint="eastAsia"/>
             </w:rPr>
             <w:fldChar w:fldCharType="separate"/>
           </w:r>
@@ -1940,7 +2323,7 @@
             <w:fldChar w:fldCharType="begin"/>
           </w:r>
           <w:r>
-            <w:instrText xml:space="preserve"> PAGEREF _Toc30300 \h </w:instrText>
+            <w:instrText xml:space="preserve"> PAGEREF _Toc7586 \h </w:instrText>
           </w:r>
           <w:r>
             <w:fldChar w:fldCharType="separate"/>
@@ -1953,7 +2336,7 @@
           </w:r>
           <w:r>
             <w:rPr>
-              <w:rFonts w:hint="eastAsia" w:ascii="Times New Roman" w:hAnsi="Times New Roman"/>
+              <w:rFonts w:hint="eastAsia"/>
             </w:rPr>
             <w:fldChar w:fldCharType="end"/>
           </w:r>
@@ -1967,19 +2350,19 @@
           </w:pPr>
           <w:r>
             <w:rPr>
-              <w:rFonts w:hint="eastAsia" w:ascii="Times New Roman" w:hAnsi="Times New Roman"/>
+              <w:rFonts w:hint="eastAsia"/>
             </w:rPr>
             <w:fldChar w:fldCharType="begin"/>
           </w:r>
           <w:r>
             <w:rPr>
-              <w:rFonts w:hint="eastAsia" w:ascii="Times New Roman" w:hAnsi="Times New Roman"/>
-            </w:rPr>
-            <w:instrText xml:space="preserve"> HYPERLINK \l _Toc18370 </w:instrText>
-          </w:r>
-          <w:r>
-            <w:rPr>
-              <w:rFonts w:hint="eastAsia" w:ascii="Times New Roman" w:hAnsi="Times New Roman"/>
+              <w:rFonts w:hint="eastAsia"/>
+            </w:rPr>
+            <w:instrText xml:space="preserve"> HYPERLINK \l _Toc5949 </w:instrText>
+          </w:r>
+          <w:r>
+            <w:rPr>
+              <w:rFonts w:hint="eastAsia"/>
             </w:rPr>
             <w:fldChar w:fldCharType="separate"/>
           </w:r>
@@ -2006,7 +2389,7 @@
             <w:fldChar w:fldCharType="begin"/>
           </w:r>
           <w:r>
-            <w:instrText xml:space="preserve"> PAGEREF _Toc18370 \h </w:instrText>
+            <w:instrText xml:space="preserve"> PAGEREF _Toc5949 \h </w:instrText>
           </w:r>
           <w:r>
             <w:fldChar w:fldCharType="separate"/>
@@ -2019,7 +2402,7 @@
           </w:r>
           <w:r>
             <w:rPr>
-              <w:rFonts w:hint="eastAsia" w:ascii="Times New Roman" w:hAnsi="Times New Roman"/>
+              <w:rFonts w:hint="eastAsia"/>
             </w:rPr>
             <w:fldChar w:fldCharType="end"/>
           </w:r>
@@ -2033,19 +2416,19 @@
           </w:pPr>
           <w:r>
             <w:rPr>
-              <w:rFonts w:hint="eastAsia" w:ascii="Times New Roman" w:hAnsi="Times New Roman"/>
+              <w:rFonts w:hint="eastAsia"/>
             </w:rPr>
             <w:fldChar w:fldCharType="begin"/>
           </w:r>
           <w:r>
             <w:rPr>
-              <w:rFonts w:hint="eastAsia" w:ascii="Times New Roman" w:hAnsi="Times New Roman"/>
-            </w:rPr>
-            <w:instrText xml:space="preserve"> HYPERLINK \l _Toc1888 </w:instrText>
-          </w:r>
-          <w:r>
-            <w:rPr>
-              <w:rFonts w:hint="eastAsia" w:ascii="Times New Roman" w:hAnsi="Times New Roman"/>
+              <w:rFonts w:hint="eastAsia"/>
+            </w:rPr>
+            <w:instrText xml:space="preserve"> HYPERLINK \l _Toc5591 </w:instrText>
+          </w:r>
+          <w:r>
+            <w:rPr>
+              <w:rFonts w:hint="eastAsia"/>
             </w:rPr>
             <w:fldChar w:fldCharType="separate"/>
           </w:r>
@@ -2077,7 +2460,7 @@
             <w:fldChar w:fldCharType="begin"/>
           </w:r>
           <w:r>
-            <w:instrText xml:space="preserve"> PAGEREF _Toc1888 \h </w:instrText>
+            <w:instrText xml:space="preserve"> PAGEREF _Toc5591 \h </w:instrText>
           </w:r>
           <w:r>
             <w:fldChar w:fldCharType="separate"/>
@@ -2090,7 +2473,199 @@
           </w:r>
           <w:r>
             <w:rPr>
-              <w:rFonts w:hint="eastAsia" w:ascii="Times New Roman" w:hAnsi="Times New Roman"/>
+              <w:rFonts w:hint="eastAsia"/>
+            </w:rPr>
+            <w:fldChar w:fldCharType="end"/>
+          </w:r>
+        </w:p>
+        <w:p>
+          <w:pPr>
+            <w:pStyle w:val="16"/>
+            <w:tabs>
+              <w:tab w:val="right" w:leader="dot" w:pos="9070"/>
+            </w:tabs>
+          </w:pPr>
+          <w:r>
+            <w:rPr>
+              <w:rFonts w:hint="eastAsia"/>
+            </w:rPr>
+            <w:fldChar w:fldCharType="begin"/>
+          </w:r>
+          <w:r>
+            <w:rPr>
+              <w:rFonts w:hint="eastAsia"/>
+            </w:rPr>
+            <w:instrText xml:space="preserve"> HYPERLINK \l _Toc20023 </w:instrText>
+          </w:r>
+          <w:r>
+            <w:rPr>
+              <w:rFonts w:hint="eastAsia"/>
+            </w:rPr>
+            <w:fldChar w:fldCharType="separate"/>
+          </w:r>
+          <w:r>
+            <w:rPr>
+              <w:rFonts w:hint="default" w:eastAsia="黑体" w:cs="黑体"/>
+              <w:szCs w:val="32"/>
+            </w:rPr>
+            <w:t xml:space="preserve">3.1.1 </w:t>
+          </w:r>
+          <w:r>
+            <w:rPr>
+              <w:rFonts w:hint="eastAsia" w:eastAsia="黑体" w:cs="黑体"/>
+              <w:szCs w:val="32"/>
+            </w:rPr>
+            <w:t>开发框架适用性</w:t>
+          </w:r>
+          <w:r>
+            <w:tab/>
+          </w:r>
+          <w:r>
+            <w:fldChar w:fldCharType="begin"/>
+          </w:r>
+          <w:r>
+            <w:instrText xml:space="preserve"> PAGEREF _Toc20023 \h </w:instrText>
+          </w:r>
+          <w:r>
+            <w:fldChar w:fldCharType="separate"/>
+          </w:r>
+          <w:r>
+            <w:t>6</w:t>
+          </w:r>
+          <w:r>
+            <w:fldChar w:fldCharType="end"/>
+          </w:r>
+          <w:r>
+            <w:rPr>
+              <w:rFonts w:hint="eastAsia"/>
+            </w:rPr>
+            <w:fldChar w:fldCharType="end"/>
+          </w:r>
+        </w:p>
+        <w:p>
+          <w:pPr>
+            <w:pStyle w:val="16"/>
+            <w:tabs>
+              <w:tab w:val="right" w:leader="dot" w:pos="9070"/>
+            </w:tabs>
+          </w:pPr>
+          <w:r>
+            <w:rPr>
+              <w:rFonts w:hint="eastAsia"/>
+            </w:rPr>
+            <w:fldChar w:fldCharType="begin"/>
+          </w:r>
+          <w:r>
+            <w:rPr>
+              <w:rFonts w:hint="eastAsia"/>
+            </w:rPr>
+            <w:instrText xml:space="preserve"> HYPERLINK \l _Toc25914 </w:instrText>
+          </w:r>
+          <w:r>
+            <w:rPr>
+              <w:rFonts w:hint="eastAsia"/>
+            </w:rPr>
+            <w:fldChar w:fldCharType="separate"/>
+          </w:r>
+          <w:r>
+            <w:rPr>
+              <w:rFonts w:hint="default" w:eastAsia="黑体" w:cs="黑体"/>
+              <w:szCs w:val="32"/>
+            </w:rPr>
+            <w:t xml:space="preserve">3.1.2 </w:t>
+          </w:r>
+          <w:r>
+            <w:rPr>
+              <w:rFonts w:eastAsia="黑体" w:cs="黑体"/>
+              <w:szCs w:val="32"/>
+            </w:rPr>
+            <w:t>即时通讯技术可行性</w:t>
+          </w:r>
+          <w:r>
+            <w:tab/>
+          </w:r>
+          <w:r>
+            <w:fldChar w:fldCharType="begin"/>
+          </w:r>
+          <w:r>
+            <w:instrText xml:space="preserve"> PAGEREF _Toc25914 \h </w:instrText>
+          </w:r>
+          <w:r>
+            <w:fldChar w:fldCharType="separate"/>
+          </w:r>
+          <w:r>
+            <w:t>6</w:t>
+          </w:r>
+          <w:r>
+            <w:fldChar w:fldCharType="end"/>
+          </w:r>
+          <w:r>
+            <w:rPr>
+              <w:rFonts w:hint="eastAsia"/>
+            </w:rPr>
+            <w:fldChar w:fldCharType="end"/>
+          </w:r>
+        </w:p>
+        <w:p>
+          <w:pPr>
+            <w:pStyle w:val="16"/>
+            <w:tabs>
+              <w:tab w:val="right" w:leader="dot" w:pos="9070"/>
+            </w:tabs>
+          </w:pPr>
+          <w:r>
+            <w:rPr>
+              <w:rFonts w:hint="eastAsia"/>
+            </w:rPr>
+            <w:fldChar w:fldCharType="begin"/>
+          </w:r>
+          <w:r>
+            <w:rPr>
+              <w:rFonts w:hint="eastAsia"/>
+            </w:rPr>
+            <w:instrText xml:space="preserve"> HYPERLINK \l _Toc2493 </w:instrText>
+          </w:r>
+          <w:r>
+            <w:rPr>
+              <w:rFonts w:hint="eastAsia"/>
+            </w:rPr>
+            <w:fldChar w:fldCharType="separate"/>
+          </w:r>
+          <w:r>
+            <w:rPr>
+              <w:rFonts w:hint="default" w:eastAsia="黑体" w:cs="黑体"/>
+              <w:szCs w:val="32"/>
+            </w:rPr>
+            <w:t xml:space="preserve">3.1.3 </w:t>
+          </w:r>
+          <w:r>
+            <w:rPr>
+              <w:rFonts w:eastAsia="黑体" w:cs="黑体"/>
+              <w:szCs w:val="32"/>
+            </w:rPr>
+            <w:t>经济可行性</w:t>
+          </w:r>
+          <w:r>
+            <w:tab/>
+          </w:r>
+          <w:r>
+            <w:fldChar w:fldCharType="begin"/>
+          </w:r>
+          <w:r>
+            <w:instrText xml:space="preserve"> PAGEREF _Toc2493 \h </w:instrText>
+          </w:r>
+          <w:r>
+            <w:fldChar w:fldCharType="separate"/>
+          </w:r>
+          <w:r>
+            <w:t>6</w:t>
+          </w:r>
+          <w:r>
+            <w:fldChar w:fldCharType="end"/>
+          </w:r>
+          <w:r>
+            <w:rPr>
+              <w:rFonts w:hint="eastAsia"/>
             </w:rPr>
             <w:fldChar w:fldCharType="end"/>
           </w:r>
@@ -2104,19 +2679,19 @@
           </w:pPr>
           <w:r>
             <w:rPr>
-              <w:rFonts w:hint="eastAsia" w:ascii="Times New Roman" w:hAnsi="Times New Roman"/>
+              <w:rFonts w:hint="eastAsia"/>
             </w:rPr>
             <w:fldChar w:fldCharType="begin"/>
           </w:r>
           <w:r>
             <w:rPr>
-              <w:rFonts w:hint="eastAsia" w:ascii="Times New Roman" w:hAnsi="Times New Roman"/>
-            </w:rPr>
-            <w:instrText xml:space="preserve"> HYPERLINK \l _Toc5833 </w:instrText>
-          </w:r>
-          <w:r>
-            <w:rPr>
-              <w:rFonts w:hint="eastAsia" w:ascii="Times New Roman" w:hAnsi="Times New Roman"/>
+              <w:rFonts w:hint="eastAsia"/>
+            </w:rPr>
+            <w:instrText xml:space="preserve"> HYPERLINK \l _Toc8642 </w:instrText>
+          </w:r>
+          <w:r>
+            <w:rPr>
+              <w:rFonts w:hint="eastAsia"/>
             </w:rPr>
             <w:fldChar w:fldCharType="separate"/>
           </w:r>
@@ -2141,7 +2716,7 @@
             <w:fldChar w:fldCharType="begin"/>
           </w:r>
           <w:r>
-            <w:instrText xml:space="preserve"> PAGEREF _Toc5833 \h </w:instrText>
+            <w:instrText xml:space="preserve"> PAGEREF _Toc8642 \h </w:instrText>
           </w:r>
           <w:r>
             <w:fldChar w:fldCharType="separate"/>
@@ -2154,7 +2729,327 @@
           </w:r>
           <w:r>
             <w:rPr>
-              <w:rFonts w:hint="eastAsia" w:ascii="Times New Roman" w:hAnsi="Times New Roman"/>
+              <w:rFonts w:hint="eastAsia"/>
+            </w:rPr>
+            <w:fldChar w:fldCharType="end"/>
+          </w:r>
+        </w:p>
+        <w:p>
+          <w:pPr>
+            <w:pStyle w:val="16"/>
+            <w:tabs>
+              <w:tab w:val="right" w:leader="dot" w:pos="9070"/>
+            </w:tabs>
+          </w:pPr>
+          <w:r>
+            <w:rPr>
+              <w:rFonts w:hint="eastAsia"/>
+            </w:rPr>
+            <w:fldChar w:fldCharType="begin"/>
+          </w:r>
+          <w:r>
+            <w:rPr>
+              <w:rFonts w:hint="eastAsia"/>
+            </w:rPr>
+            <w:instrText xml:space="preserve"> HYPERLINK \l _Toc17012 </w:instrText>
+          </w:r>
+          <w:r>
+            <w:rPr>
+              <w:rFonts w:hint="eastAsia"/>
+            </w:rPr>
+            <w:fldChar w:fldCharType="separate"/>
+          </w:r>
+          <w:r>
+            <w:rPr>
+              <w:rFonts w:hint="default" w:eastAsia="黑体" w:cs="黑体"/>
+              <w:szCs w:val="32"/>
+            </w:rPr>
+            <w:t xml:space="preserve">3.2.1 </w:t>
+          </w:r>
+          <w:r>
+            <w:rPr>
+              <w:rFonts w:eastAsia="黑体" w:cs="黑体"/>
+              <w:szCs w:val="32"/>
+            </w:rPr>
+            <w:t>功能需求</w:t>
+          </w:r>
+          <w:r>
+            <w:tab/>
+          </w:r>
+          <w:r>
+            <w:fldChar w:fldCharType="begin"/>
+          </w:r>
+          <w:r>
+            <w:instrText xml:space="preserve"> PAGEREF _Toc17012 \h </w:instrText>
+          </w:r>
+          <w:r>
+            <w:fldChar w:fldCharType="separate"/>
+          </w:r>
+          <w:r>
+            <w:t>6</w:t>
+          </w:r>
+          <w:r>
+            <w:fldChar w:fldCharType="end"/>
+          </w:r>
+          <w:r>
+            <w:rPr>
+              <w:rFonts w:hint="eastAsia"/>
+            </w:rPr>
+            <w:fldChar w:fldCharType="end"/>
+          </w:r>
+        </w:p>
+        <w:p>
+          <w:pPr>
+            <w:pStyle w:val="16"/>
+            <w:tabs>
+              <w:tab w:val="right" w:leader="dot" w:pos="9070"/>
+            </w:tabs>
+          </w:pPr>
+          <w:r>
+            <w:rPr>
+              <w:rFonts w:hint="eastAsia"/>
+            </w:rPr>
+            <w:fldChar w:fldCharType="begin"/>
+          </w:r>
+          <w:r>
+            <w:rPr>
+              <w:rFonts w:hint="eastAsia"/>
+            </w:rPr>
+            <w:instrText xml:space="preserve"> HYPERLINK \l _Toc31178 </w:instrText>
+          </w:r>
+          <w:r>
+            <w:rPr>
+              <w:rFonts w:hint="eastAsia"/>
+            </w:rPr>
+            <w:fldChar w:fldCharType="separate"/>
+          </w:r>
+          <w:r>
+            <w:rPr>
+              <w:rFonts w:hint="default" w:eastAsia="黑体" w:cs="黑体"/>
+              <w:szCs w:val="32"/>
+            </w:rPr>
+            <w:t xml:space="preserve">3.2.2 </w:t>
+          </w:r>
+          <w:r>
+            <w:rPr>
+              <w:rFonts w:eastAsia="黑体" w:cs="黑体"/>
+              <w:szCs w:val="32"/>
+            </w:rPr>
+            <w:t>性能需求</w:t>
+          </w:r>
+          <w:r>
+            <w:tab/>
+          </w:r>
+          <w:r>
+            <w:fldChar w:fldCharType="begin"/>
+          </w:r>
+          <w:r>
+            <w:instrText xml:space="preserve"> PAGEREF _Toc31178 \h </w:instrText>
+          </w:r>
+          <w:r>
+            <w:fldChar w:fldCharType="separate"/>
+          </w:r>
+          <w:r>
+            <w:t>7</w:t>
+          </w:r>
+          <w:r>
+            <w:fldChar w:fldCharType="end"/>
+          </w:r>
+          <w:r>
+            <w:rPr>
+              <w:rFonts w:hint="eastAsia"/>
+            </w:rPr>
+            <w:fldChar w:fldCharType="end"/>
+          </w:r>
+        </w:p>
+        <w:p>
+          <w:pPr>
+            <w:pStyle w:val="16"/>
+            <w:tabs>
+              <w:tab w:val="right" w:leader="dot" w:pos="9070"/>
+            </w:tabs>
+          </w:pPr>
+          <w:r>
+            <w:rPr>
+              <w:rFonts w:hint="eastAsia"/>
+            </w:rPr>
+            <w:fldChar w:fldCharType="begin"/>
+          </w:r>
+          <w:r>
+            <w:rPr>
+              <w:rFonts w:hint="eastAsia"/>
+            </w:rPr>
+            <w:instrText xml:space="preserve"> HYPERLINK \l _Toc19570 </w:instrText>
+          </w:r>
+          <w:r>
+            <w:rPr>
+              <w:rFonts w:hint="eastAsia"/>
+            </w:rPr>
+            <w:fldChar w:fldCharType="separate"/>
+          </w:r>
+          <w:r>
+            <w:rPr>
+              <w:rFonts w:hint="default" w:eastAsia="黑体" w:cs="黑体"/>
+              <w:szCs w:val="32"/>
+            </w:rPr>
+            <w:t xml:space="preserve">3.2.3 </w:t>
+          </w:r>
+          <w:r>
+            <w:rPr>
+              <w:rFonts w:eastAsia="黑体" w:cs="黑体"/>
+              <w:szCs w:val="32"/>
+            </w:rPr>
+            <w:t>环境需求</w:t>
+          </w:r>
+          <w:r>
+            <w:tab/>
+          </w:r>
+          <w:r>
+            <w:fldChar w:fldCharType="begin"/>
+          </w:r>
+          <w:r>
+            <w:instrText xml:space="preserve"> PAGEREF _Toc19570 \h </w:instrText>
+          </w:r>
+          <w:r>
+            <w:fldChar w:fldCharType="separate"/>
+          </w:r>
+          <w:r>
+            <w:t>7</w:t>
+          </w:r>
+          <w:r>
+            <w:fldChar w:fldCharType="end"/>
+          </w:r>
+          <w:r>
+            <w:rPr>
+              <w:rFonts w:hint="eastAsia"/>
+            </w:rPr>
+            <w:fldChar w:fldCharType="end"/>
+          </w:r>
+        </w:p>
+        <w:p>
+          <w:pPr>
+            <w:pStyle w:val="16"/>
+            <w:tabs>
+              <w:tab w:val="right" w:leader="dot" w:pos="9070"/>
+            </w:tabs>
+          </w:pPr>
+          <w:r>
+            <w:rPr>
+              <w:rFonts w:hint="eastAsia"/>
+            </w:rPr>
+            <w:fldChar w:fldCharType="begin"/>
+          </w:r>
+          <w:r>
+            <w:rPr>
+              <w:rFonts w:hint="eastAsia"/>
+            </w:rPr>
+            <w:instrText xml:space="preserve"> HYPERLINK \l _Toc23467 </w:instrText>
+          </w:r>
+          <w:r>
+            <w:rPr>
+              <w:rFonts w:hint="eastAsia"/>
+            </w:rPr>
+            <w:fldChar w:fldCharType="separate"/>
+          </w:r>
+          <w:r>
+            <w:rPr>
+              <w:rFonts w:hint="default" w:eastAsia="黑体" w:cs="黑体"/>
+              <w:szCs w:val="32"/>
+            </w:rPr>
+            <w:t xml:space="preserve">3.2.4 </w:t>
+          </w:r>
+          <w:r>
+            <w:rPr>
+              <w:rFonts w:eastAsia="黑体" w:cs="黑体"/>
+              <w:szCs w:val="32"/>
+            </w:rPr>
+            <w:t>用户界面需求</w:t>
+          </w:r>
+          <w:r>
+            <w:tab/>
+          </w:r>
+          <w:r>
+            <w:fldChar w:fldCharType="begin"/>
+          </w:r>
+          <w:r>
+            <w:instrText xml:space="preserve"> PAGEREF _Toc23467 \h </w:instrText>
+          </w:r>
+          <w:r>
+            <w:fldChar w:fldCharType="separate"/>
+          </w:r>
+          <w:r>
+            <w:t>7</w:t>
+          </w:r>
+          <w:r>
+            <w:fldChar w:fldCharType="end"/>
+          </w:r>
+          <w:r>
+            <w:rPr>
+              <w:rFonts w:hint="eastAsia"/>
+            </w:rPr>
+            <w:fldChar w:fldCharType="end"/>
+          </w:r>
+        </w:p>
+        <w:p>
+          <w:pPr>
+            <w:pStyle w:val="16"/>
+            <w:tabs>
+              <w:tab w:val="right" w:leader="dot" w:pos="9070"/>
+            </w:tabs>
+          </w:pPr>
+          <w:r>
+            <w:rPr>
+              <w:rFonts w:hint="eastAsia"/>
+            </w:rPr>
+            <w:fldChar w:fldCharType="begin"/>
+          </w:r>
+          <w:r>
+            <w:rPr>
+              <w:rFonts w:hint="eastAsia"/>
+            </w:rPr>
+            <w:instrText xml:space="preserve"> HYPERLINK \l _Toc1248 </w:instrText>
+          </w:r>
+          <w:r>
+            <w:rPr>
+              <w:rFonts w:hint="eastAsia"/>
+            </w:rPr>
+            <w:fldChar w:fldCharType="separate"/>
+          </w:r>
+          <w:r>
+            <w:rPr>
+              <w:rFonts w:hint="default" w:eastAsia="黑体" w:cs="黑体"/>
+              <w:szCs w:val="32"/>
+            </w:rPr>
+            <w:t xml:space="preserve">3.2.5 </w:t>
+          </w:r>
+          <w:r>
+            <w:rPr>
+              <w:rFonts w:eastAsia="黑体" w:cs="黑体"/>
+              <w:szCs w:val="32"/>
+            </w:rPr>
+            <w:t>其他需求</w:t>
+          </w:r>
+          <w:r>
+            <w:tab/>
+          </w:r>
+          <w:r>
+            <w:fldChar w:fldCharType="begin"/>
+          </w:r>
+          <w:r>
+            <w:instrText xml:space="preserve"> PAGEREF _Toc1248 \h </w:instrText>
+          </w:r>
+          <w:r>
+            <w:fldChar w:fldCharType="separate"/>
+          </w:r>
+          <w:r>
+            <w:t>7</w:t>
+          </w:r>
+          <w:r>
+            <w:fldChar w:fldCharType="end"/>
+          </w:r>
+          <w:r>
+            <w:rPr>
+              <w:rFonts w:hint="eastAsia"/>
             </w:rPr>
             <w:fldChar w:fldCharType="end"/>
           </w:r>
@@ -2168,19 +3063,19 @@
           </w:pPr>
           <w:r>
             <w:rPr>
-              <w:rFonts w:hint="eastAsia" w:ascii="Times New Roman" w:hAnsi="Times New Roman"/>
+              <w:rFonts w:hint="eastAsia"/>
             </w:rPr>
             <w:fldChar w:fldCharType="begin"/>
           </w:r>
           <w:r>
             <w:rPr>
-              <w:rFonts w:hint="eastAsia" w:ascii="Times New Roman" w:hAnsi="Times New Roman"/>
-            </w:rPr>
-            <w:instrText xml:space="preserve"> HYPERLINK \l _Toc179 </w:instrText>
-          </w:r>
-          <w:r>
-            <w:rPr>
-              <w:rFonts w:hint="eastAsia" w:ascii="Times New Roman" w:hAnsi="Times New Roman"/>
+              <w:rFonts w:hint="eastAsia"/>
+            </w:rPr>
+            <w:instrText xml:space="preserve"> HYPERLINK \l _Toc32595 </w:instrText>
+          </w:r>
+          <w:r>
+            <w:rPr>
+              <w:rFonts w:hint="eastAsia"/>
             </w:rPr>
             <w:fldChar w:fldCharType="separate"/>
           </w:r>
@@ -2205,7 +3100,7 @@
             <w:fldChar w:fldCharType="begin"/>
           </w:r>
           <w:r>
-            <w:instrText xml:space="preserve"> PAGEREF _Toc179 \h </w:instrText>
+            <w:instrText xml:space="preserve"> PAGEREF _Toc32595 \h </w:instrText>
           </w:r>
           <w:r>
             <w:fldChar w:fldCharType="separate"/>
@@ -2218,7 +3113,7 @@
           </w:r>
           <w:r>
             <w:rPr>
-              <w:rFonts w:hint="eastAsia" w:ascii="Times New Roman" w:hAnsi="Times New Roman"/>
+              <w:rFonts w:hint="eastAsia"/>
             </w:rPr>
             <w:fldChar w:fldCharType="end"/>
           </w:r>
@@ -2232,19 +3127,19 @@
           </w:pPr>
           <w:r>
             <w:rPr>
-              <w:rFonts w:hint="eastAsia" w:ascii="Times New Roman" w:hAnsi="Times New Roman"/>
+              <w:rFonts w:hint="eastAsia"/>
             </w:rPr>
             <w:fldChar w:fldCharType="begin"/>
           </w:r>
           <w:r>
             <w:rPr>
-              <w:rFonts w:hint="eastAsia" w:ascii="Times New Roman" w:hAnsi="Times New Roman"/>
-            </w:rPr>
-            <w:instrText xml:space="preserve"> HYPERLINK \l _Toc12729 </w:instrText>
-          </w:r>
-          <w:r>
-            <w:rPr>
-              <w:rFonts w:hint="eastAsia" w:ascii="Times New Roman" w:hAnsi="Times New Roman"/>
+              <w:rFonts w:hint="eastAsia"/>
+            </w:rPr>
+            <w:instrText xml:space="preserve"> HYPERLINK \l _Toc32178 </w:instrText>
+          </w:r>
+          <w:r>
+            <w:rPr>
+              <w:rFonts w:hint="eastAsia"/>
             </w:rPr>
             <w:fldChar w:fldCharType="separate"/>
           </w:r>
@@ -2279,7 +3174,7 @@
             <w:fldChar w:fldCharType="begin"/>
           </w:r>
           <w:r>
-            <w:instrText xml:space="preserve"> PAGEREF _Toc12729 \h </w:instrText>
+            <w:instrText xml:space="preserve"> PAGEREF _Toc32178 \h </w:instrText>
           </w:r>
           <w:r>
             <w:fldChar w:fldCharType="separate"/>
@@ -2292,7 +3187,7 @@
           </w:r>
           <w:r>
             <w:rPr>
-              <w:rFonts w:hint="eastAsia" w:ascii="Times New Roman" w:hAnsi="Times New Roman"/>
+              <w:rFonts w:hint="eastAsia"/>
             </w:rPr>
             <w:fldChar w:fldCharType="end"/>
           </w:r>
@@ -2306,19 +3201,19 @@
           </w:pPr>
           <w:r>
             <w:rPr>
-              <w:rFonts w:hint="eastAsia" w:ascii="Times New Roman" w:hAnsi="Times New Roman"/>
+              <w:rFonts w:hint="eastAsia"/>
             </w:rPr>
             <w:fldChar w:fldCharType="begin"/>
           </w:r>
           <w:r>
             <w:rPr>
-              <w:rFonts w:hint="eastAsia" w:ascii="Times New Roman" w:hAnsi="Times New Roman"/>
-            </w:rPr>
-            <w:instrText xml:space="preserve"> HYPERLINK \l _Toc27850 </w:instrText>
-          </w:r>
-          <w:r>
-            <w:rPr>
-              <w:rFonts w:hint="eastAsia" w:ascii="Times New Roman" w:hAnsi="Times New Roman"/>
+              <w:rFonts w:hint="eastAsia"/>
+            </w:rPr>
+            <w:instrText xml:space="preserve"> HYPERLINK \l _Toc2466 </w:instrText>
+          </w:r>
+          <w:r>
+            <w:rPr>
+              <w:rFonts w:hint="eastAsia"/>
             </w:rPr>
             <w:fldChar w:fldCharType="separate"/>
           </w:r>
@@ -2343,7 +3238,7 @@
             <w:fldChar w:fldCharType="begin"/>
           </w:r>
           <w:r>
-            <w:instrText xml:space="preserve"> PAGEREF _Toc27850 \h </w:instrText>
+            <w:instrText xml:space="preserve"> PAGEREF _Toc2466 \h </w:instrText>
           </w:r>
           <w:r>
             <w:fldChar w:fldCharType="separate"/>
@@ -2356,7 +3251,7 @@
           </w:r>
           <w:r>
             <w:rPr>
-              <w:rFonts w:hint="eastAsia" w:ascii="Times New Roman" w:hAnsi="Times New Roman"/>
+              <w:rFonts w:hint="eastAsia"/>
             </w:rPr>
             <w:fldChar w:fldCharType="end"/>
           </w:r>
@@ -2370,19 +3265,19 @@
           </w:pPr>
           <w:r>
             <w:rPr>
-              <w:rFonts w:hint="eastAsia" w:ascii="Times New Roman" w:hAnsi="Times New Roman"/>
+              <w:rFonts w:hint="eastAsia"/>
             </w:rPr>
             <w:fldChar w:fldCharType="begin"/>
           </w:r>
           <w:r>
             <w:rPr>
-              <w:rFonts w:hint="eastAsia" w:ascii="Times New Roman" w:hAnsi="Times New Roman"/>
-            </w:rPr>
-            <w:instrText xml:space="preserve"> HYPERLINK \l _Toc16858 </w:instrText>
-          </w:r>
-          <w:r>
-            <w:rPr>
-              <w:rFonts w:hint="eastAsia" w:ascii="Times New Roman" w:hAnsi="Times New Roman"/>
+              <w:rFonts w:hint="eastAsia"/>
+            </w:rPr>
+            <w:instrText xml:space="preserve"> HYPERLINK \l _Toc8217 </w:instrText>
+          </w:r>
+          <w:r>
+            <w:rPr>
+              <w:rFonts w:hint="eastAsia"/>
             </w:rPr>
             <w:fldChar w:fldCharType="separate"/>
           </w:r>
@@ -2407,7 +3302,7 @@
             <w:fldChar w:fldCharType="begin"/>
           </w:r>
           <w:r>
-            <w:instrText xml:space="preserve"> PAGEREF _Toc16858 \h </w:instrText>
+            <w:instrText xml:space="preserve"> PAGEREF _Toc8217 \h </w:instrText>
           </w:r>
           <w:r>
             <w:fldChar w:fldCharType="separate"/>
@@ -2420,7 +3315,7 @@
           </w:r>
           <w:r>
             <w:rPr>
-              <w:rFonts w:hint="eastAsia" w:ascii="Times New Roman" w:hAnsi="Times New Roman"/>
+              <w:rFonts w:hint="eastAsia"/>
             </w:rPr>
             <w:fldChar w:fldCharType="end"/>
           </w:r>
@@ -2434,19 +3329,19 @@
           </w:pPr>
           <w:r>
             <w:rPr>
-              <w:rFonts w:hint="eastAsia" w:ascii="Times New Roman" w:hAnsi="Times New Roman"/>
+              <w:rFonts w:hint="eastAsia"/>
             </w:rPr>
             <w:fldChar w:fldCharType="begin"/>
           </w:r>
           <w:r>
             <w:rPr>
-              <w:rFonts w:hint="eastAsia" w:ascii="Times New Roman" w:hAnsi="Times New Roman"/>
-            </w:rPr>
-            <w:instrText xml:space="preserve"> HYPERLINK \l _Toc7633 </w:instrText>
-          </w:r>
-          <w:r>
-            <w:rPr>
-              <w:rFonts w:hint="eastAsia" w:ascii="Times New Roman" w:hAnsi="Times New Roman"/>
+              <w:rFonts w:hint="eastAsia"/>
+            </w:rPr>
+            <w:instrText xml:space="preserve"> HYPERLINK \l _Toc32652 </w:instrText>
+          </w:r>
+          <w:r>
+            <w:rPr>
+              <w:rFonts w:hint="eastAsia"/>
             </w:rPr>
             <w:fldChar w:fldCharType="separate"/>
           </w:r>
@@ -2464,7 +3359,7 @@
             <w:fldChar w:fldCharType="begin"/>
           </w:r>
           <w:r>
-            <w:instrText xml:space="preserve"> PAGEREF _Toc7633 \h </w:instrText>
+            <w:instrText xml:space="preserve"> PAGEREF _Toc32652 \h </w:instrText>
           </w:r>
           <w:r>
             <w:fldChar w:fldCharType="separate"/>
@@ -2477,7 +3372,178 @@
           </w:r>
           <w:r>
             <w:rPr>
-              <w:rFonts w:hint="eastAsia" w:ascii="Times New Roman" w:hAnsi="Times New Roman"/>
+              <w:rFonts w:hint="eastAsia"/>
+            </w:rPr>
+            <w:fldChar w:fldCharType="end"/>
+          </w:r>
+        </w:p>
+        <w:p>
+          <w:pPr>
+            <w:pStyle w:val="16"/>
+            <w:tabs>
+              <w:tab w:val="right" w:leader="dot" w:pos="9070"/>
+            </w:tabs>
+          </w:pPr>
+          <w:r>
+            <w:rPr>
+              <w:rFonts w:hint="eastAsia"/>
+            </w:rPr>
+            <w:fldChar w:fldCharType="begin"/>
+          </w:r>
+          <w:r>
+            <w:rPr>
+              <w:rFonts w:hint="eastAsia"/>
+            </w:rPr>
+            <w:instrText xml:space="preserve"> HYPERLINK \l _Toc17313 </w:instrText>
+          </w:r>
+          <w:r>
+            <w:rPr>
+              <w:rFonts w:hint="eastAsia"/>
+            </w:rPr>
+            <w:fldChar w:fldCharType="separate"/>
+          </w:r>
+          <w:r>
+            <w:rPr>
+              <w:rFonts w:hint="eastAsia" w:ascii="Times New Roman" w:hAnsi="Times New Roman" w:eastAsia="黑体" w:cs="黑体"/>
+              <w:szCs w:val="32"/>
+            </w:rPr>
+            <w:t>4.3.1 概念设计</w:t>
+          </w:r>
+          <w:r>
+            <w:tab/>
+          </w:r>
+          <w:r>
+            <w:fldChar w:fldCharType="begin"/>
+          </w:r>
+          <w:r>
+            <w:instrText xml:space="preserve"> PAGEREF _Toc17313 \h </w:instrText>
+          </w:r>
+          <w:r>
+            <w:fldChar w:fldCharType="separate"/>
+          </w:r>
+          <w:r>
+            <w:t>10</w:t>
+          </w:r>
+          <w:r>
+            <w:fldChar w:fldCharType="end"/>
+          </w:r>
+          <w:r>
+            <w:rPr>
+              <w:rFonts w:hint="eastAsia"/>
+            </w:rPr>
+            <w:fldChar w:fldCharType="end"/>
+          </w:r>
+        </w:p>
+        <w:p>
+          <w:pPr>
+            <w:pStyle w:val="16"/>
+            <w:tabs>
+              <w:tab w:val="right" w:leader="dot" w:pos="9070"/>
+            </w:tabs>
+          </w:pPr>
+          <w:r>
+            <w:rPr>
+              <w:rFonts w:hint="eastAsia"/>
+            </w:rPr>
+            <w:fldChar w:fldCharType="begin"/>
+          </w:r>
+          <w:r>
+            <w:rPr>
+              <w:rFonts w:hint="eastAsia"/>
+            </w:rPr>
+            <w:instrText xml:space="preserve"> HYPERLINK \l _Toc12102 </w:instrText>
+          </w:r>
+          <w:r>
+            <w:rPr>
+              <w:rFonts w:hint="eastAsia"/>
+            </w:rPr>
+            <w:fldChar w:fldCharType="separate"/>
+          </w:r>
+          <w:r>
+            <w:rPr>
+              <w:rFonts w:hint="eastAsia" w:ascii="Times New Roman" w:hAnsi="Times New Roman" w:eastAsia="黑体" w:cs="黑体"/>
+              <w:szCs w:val="32"/>
+            </w:rPr>
+            <w:t>4.3.2 逻辑结构设计</w:t>
+          </w:r>
+          <w:r>
+            <w:tab/>
+          </w:r>
+          <w:r>
+            <w:fldChar w:fldCharType="begin"/>
+          </w:r>
+          <w:r>
+            <w:instrText xml:space="preserve"> PAGEREF _Toc12102 \h </w:instrText>
+          </w:r>
+          <w:r>
+            <w:fldChar w:fldCharType="separate"/>
+          </w:r>
+          <w:r>
+            <w:t>11</w:t>
+          </w:r>
+          <w:r>
+            <w:fldChar w:fldCharType="end"/>
+          </w:r>
+          <w:r>
+            <w:rPr>
+              <w:rFonts w:hint="eastAsia"/>
+            </w:rPr>
+            <w:fldChar w:fldCharType="end"/>
+          </w:r>
+        </w:p>
+        <w:p>
+          <w:pPr>
+            <w:pStyle w:val="16"/>
+            <w:tabs>
+              <w:tab w:val="right" w:leader="dot" w:pos="9070"/>
+            </w:tabs>
+          </w:pPr>
+          <w:r>
+            <w:rPr>
+              <w:rFonts w:hint="eastAsia"/>
+            </w:rPr>
+            <w:fldChar w:fldCharType="begin"/>
+          </w:r>
+          <w:r>
+            <w:rPr>
+              <w:rFonts w:hint="eastAsia"/>
+            </w:rPr>
+            <w:instrText xml:space="preserve"> HYPERLINK \l _Toc26390 </w:instrText>
+          </w:r>
+          <w:r>
+            <w:rPr>
+              <w:rFonts w:hint="eastAsia"/>
+            </w:rPr>
+            <w:fldChar w:fldCharType="separate"/>
+          </w:r>
+          <w:r>
+            <w:rPr>
+              <w:rFonts w:hint="eastAsia" w:ascii="Times New Roman" w:hAnsi="Times New Roman" w:eastAsia="黑体" w:cs="黑体"/>
+              <w:szCs w:val="32"/>
+            </w:rPr>
+            <w:t>4.3.3 表结构设计</w:t>
+          </w:r>
+          <w:r>
+            <w:tab/>
+          </w:r>
+          <w:r>
+            <w:fldChar w:fldCharType="begin"/>
+          </w:r>
+          <w:r>
+            <w:instrText xml:space="preserve"> PAGEREF _Toc26390 \h </w:instrText>
+          </w:r>
+          <w:r>
+            <w:fldChar w:fldCharType="separate"/>
+          </w:r>
+          <w:r>
+            <w:t>13</w:t>
+          </w:r>
+          <w:r>
+            <w:fldChar w:fldCharType="end"/>
+          </w:r>
+          <w:r>
+            <w:rPr>
+              <w:rFonts w:hint="eastAsia"/>
             </w:rPr>
             <w:fldChar w:fldCharType="end"/>
           </w:r>
@@ -2491,19 +3557,19 @@
           </w:pPr>
           <w:r>
             <w:rPr>
-              <w:rFonts w:hint="eastAsia" w:ascii="Times New Roman" w:hAnsi="Times New Roman"/>
+              <w:rFonts w:hint="eastAsia"/>
             </w:rPr>
             <w:fldChar w:fldCharType="begin"/>
           </w:r>
           <w:r>
             <w:rPr>
-              <w:rFonts w:hint="eastAsia" w:ascii="Times New Roman" w:hAnsi="Times New Roman"/>
-            </w:rPr>
-            <w:instrText xml:space="preserve"> HYPERLINK \l _Toc28324 </w:instrText>
-          </w:r>
-          <w:r>
-            <w:rPr>
-              <w:rFonts w:hint="eastAsia" w:ascii="Times New Roman" w:hAnsi="Times New Roman"/>
+              <w:rFonts w:hint="eastAsia"/>
+            </w:rPr>
+            <w:instrText xml:space="preserve"> HYPERLINK \l _Toc10267 </w:instrText>
+          </w:r>
+          <w:r>
+            <w:rPr>
+              <w:rFonts w:hint="eastAsia"/>
             </w:rPr>
             <w:fldChar w:fldCharType="separate"/>
           </w:r>
@@ -2522,7 +3588,7 @@
             <w:fldChar w:fldCharType="begin"/>
           </w:r>
           <w:r>
-            <w:instrText xml:space="preserve"> PAGEREF _Toc28324 \h </w:instrText>
+            <w:instrText xml:space="preserve"> PAGEREF _Toc10267 \h </w:instrText>
           </w:r>
           <w:r>
             <w:fldChar w:fldCharType="separate"/>
@@ -2535,7 +3601,7 @@
           </w:r>
           <w:r>
             <w:rPr>
-              <w:rFonts w:hint="eastAsia" w:ascii="Times New Roman" w:hAnsi="Times New Roman"/>
+              <w:rFonts w:hint="eastAsia"/>
             </w:rPr>
             <w:fldChar w:fldCharType="end"/>
           </w:r>
@@ -2549,19 +3615,19 @@
           </w:pPr>
           <w:r>
             <w:rPr>
-              <w:rFonts w:hint="eastAsia" w:ascii="Times New Roman" w:hAnsi="Times New Roman"/>
+              <w:rFonts w:hint="eastAsia"/>
             </w:rPr>
             <w:fldChar w:fldCharType="begin"/>
           </w:r>
           <w:r>
             <w:rPr>
-              <w:rFonts w:hint="eastAsia" w:ascii="Times New Roman" w:hAnsi="Times New Roman"/>
-            </w:rPr>
-            <w:instrText xml:space="preserve"> HYPERLINK \l _Toc11122 </w:instrText>
-          </w:r>
-          <w:r>
-            <w:rPr>
-              <w:rFonts w:hint="eastAsia" w:ascii="Times New Roman" w:hAnsi="Times New Roman"/>
+              <w:rFonts w:hint="eastAsia"/>
+            </w:rPr>
+            <w:instrText xml:space="preserve"> HYPERLINK \l _Toc24989 </w:instrText>
+          </w:r>
+          <w:r>
+            <w:rPr>
+              <w:rFonts w:hint="eastAsia"/>
             </w:rPr>
             <w:fldChar w:fldCharType="separate"/>
           </w:r>
@@ -2589,7 +3655,7 @@
             <w:fldChar w:fldCharType="begin"/>
           </w:r>
           <w:r>
-            <w:instrText xml:space="preserve"> PAGEREF _Toc11122 \h </w:instrText>
+            <w:instrText xml:space="preserve"> PAGEREF _Toc24989 \h </w:instrText>
           </w:r>
           <w:r>
             <w:fldChar w:fldCharType="separate"/>
@@ -2602,7 +3668,7 @@
           </w:r>
           <w:r>
             <w:rPr>
-              <w:rFonts w:hint="eastAsia" w:ascii="Times New Roman" w:hAnsi="Times New Roman"/>
+              <w:rFonts w:hint="eastAsia"/>
             </w:rPr>
             <w:fldChar w:fldCharType="end"/>
           </w:r>
@@ -2616,19 +3682,19 @@
           </w:pPr>
           <w:r>
             <w:rPr>
-              <w:rFonts w:hint="eastAsia" w:ascii="Times New Roman" w:hAnsi="Times New Roman"/>
+              <w:rFonts w:hint="eastAsia"/>
             </w:rPr>
             <w:fldChar w:fldCharType="begin"/>
           </w:r>
           <w:r>
             <w:rPr>
-              <w:rFonts w:hint="eastAsia" w:ascii="Times New Roman" w:hAnsi="Times New Roman"/>
-            </w:rPr>
-            <w:instrText xml:space="preserve"> HYPERLINK \l _Toc3815 </w:instrText>
-          </w:r>
-          <w:r>
-            <w:rPr>
-              <w:rFonts w:hint="eastAsia" w:ascii="Times New Roman" w:hAnsi="Times New Roman"/>
+              <w:rFonts w:hint="eastAsia"/>
+            </w:rPr>
+            <w:instrText xml:space="preserve"> HYPERLINK \l _Toc23956 </w:instrText>
+          </w:r>
+          <w:r>
+            <w:rPr>
+              <w:rFonts w:hint="eastAsia"/>
             </w:rPr>
             <w:fldChar w:fldCharType="separate"/>
           </w:r>
@@ -2655,7 +3721,7 @@
             <w:fldChar w:fldCharType="begin"/>
           </w:r>
           <w:r>
-            <w:instrText xml:space="preserve"> PAGEREF _Toc3815 \h </w:instrText>
+            <w:instrText xml:space="preserve"> PAGEREF _Toc23956 \h </w:instrText>
           </w:r>
           <w:r>
             <w:fldChar w:fldCharType="separate"/>
@@ -2668,7 +3734,7 @@
           </w:r>
           <w:r>
             <w:rPr>
-              <w:rFonts w:hint="eastAsia" w:ascii="Times New Roman" w:hAnsi="Times New Roman"/>
+              <w:rFonts w:hint="eastAsia"/>
             </w:rPr>
             <w:fldChar w:fldCharType="end"/>
           </w:r>
@@ -2682,19 +3748,19 @@
           </w:pPr>
           <w:r>
             <w:rPr>
-              <w:rFonts w:hint="eastAsia" w:ascii="Times New Roman" w:hAnsi="Times New Roman"/>
+              <w:rFonts w:hint="eastAsia"/>
             </w:rPr>
             <w:fldChar w:fldCharType="begin"/>
           </w:r>
           <w:r>
             <w:rPr>
-              <w:rFonts w:hint="eastAsia" w:ascii="Times New Roman" w:hAnsi="Times New Roman"/>
-            </w:rPr>
-            <w:instrText xml:space="preserve"> HYPERLINK \l _Toc24543 </w:instrText>
-          </w:r>
-          <w:r>
-            <w:rPr>
-              <w:rFonts w:hint="eastAsia" w:ascii="Times New Roman" w:hAnsi="Times New Roman"/>
+              <w:rFonts w:hint="eastAsia"/>
+            </w:rPr>
+            <w:instrText xml:space="preserve"> HYPERLINK \l _Toc21935 </w:instrText>
+          </w:r>
+          <w:r>
+            <w:rPr>
+              <w:rFonts w:hint="eastAsia"/>
             </w:rPr>
             <w:fldChar w:fldCharType="separate"/>
           </w:r>
@@ -2722,7 +3788,7 @@
             <w:fldChar w:fldCharType="begin"/>
           </w:r>
           <w:r>
-            <w:instrText xml:space="preserve"> PAGEREF _Toc24543 \h </w:instrText>
+            <w:instrText xml:space="preserve"> PAGEREF _Toc21935 \h </w:instrText>
           </w:r>
           <w:r>
             <w:fldChar w:fldCharType="separate"/>
@@ -2735,7 +3801,7 @@
           </w:r>
           <w:r>
             <w:rPr>
-              <w:rFonts w:hint="eastAsia" w:ascii="Times New Roman" w:hAnsi="Times New Roman"/>
+              <w:rFonts w:hint="eastAsia"/>
             </w:rPr>
             <w:fldChar w:fldCharType="end"/>
           </w:r>
@@ -2749,19 +3815,19 @@
           </w:pPr>
           <w:r>
             <w:rPr>
-              <w:rFonts w:hint="eastAsia" w:ascii="Times New Roman" w:hAnsi="Times New Roman"/>
+              <w:rFonts w:hint="eastAsia"/>
             </w:rPr>
             <w:fldChar w:fldCharType="begin"/>
           </w:r>
           <w:r>
             <w:rPr>
-              <w:rFonts w:hint="eastAsia" w:ascii="Times New Roman" w:hAnsi="Times New Roman"/>
-            </w:rPr>
-            <w:instrText xml:space="preserve"> HYPERLINK \l _Toc24607 </w:instrText>
-          </w:r>
-          <w:r>
-            <w:rPr>
-              <w:rFonts w:hint="eastAsia" w:ascii="Times New Roman" w:hAnsi="Times New Roman"/>
+              <w:rFonts w:hint="eastAsia"/>
+            </w:rPr>
+            <w:instrText xml:space="preserve"> HYPERLINK \l _Toc14603 </w:instrText>
+          </w:r>
+          <w:r>
+            <w:rPr>
+              <w:rFonts w:hint="eastAsia"/>
             </w:rPr>
             <w:fldChar w:fldCharType="separate"/>
           </w:r>
@@ -2789,7 +3855,7 @@
             <w:fldChar w:fldCharType="begin"/>
           </w:r>
           <w:r>
-            <w:instrText xml:space="preserve"> PAGEREF _Toc24607 \h </w:instrText>
+            <w:instrText xml:space="preserve"> PAGEREF _Toc14603 \h </w:instrText>
           </w:r>
           <w:r>
             <w:fldChar w:fldCharType="separate"/>
@@ -2802,7 +3868,7 @@
           </w:r>
           <w:r>
             <w:rPr>
-              <w:rFonts w:hint="eastAsia" w:ascii="Times New Roman" w:hAnsi="Times New Roman"/>
+              <w:rFonts w:hint="eastAsia"/>
             </w:rPr>
             <w:fldChar w:fldCharType="end"/>
           </w:r>
@@ -2816,19 +3882,19 @@
           </w:pPr>
           <w:r>
             <w:rPr>
-              <w:rFonts w:hint="eastAsia" w:ascii="Times New Roman" w:hAnsi="Times New Roman"/>
+              <w:rFonts w:hint="eastAsia"/>
             </w:rPr>
             <w:fldChar w:fldCharType="begin"/>
           </w:r>
           <w:r>
             <w:rPr>
-              <w:rFonts w:hint="eastAsia" w:ascii="Times New Roman" w:hAnsi="Times New Roman"/>
-            </w:rPr>
-            <w:instrText xml:space="preserve"> HYPERLINK \l _Toc5716 </w:instrText>
-          </w:r>
-          <w:r>
-            <w:rPr>
-              <w:rFonts w:hint="eastAsia" w:ascii="Times New Roman" w:hAnsi="Times New Roman"/>
+              <w:rFonts w:hint="eastAsia"/>
+            </w:rPr>
+            <w:instrText xml:space="preserve"> HYPERLINK \l _Toc15577 </w:instrText>
+          </w:r>
+          <w:r>
+            <w:rPr>
+              <w:rFonts w:hint="eastAsia"/>
             </w:rPr>
             <w:fldChar w:fldCharType="separate"/>
           </w:r>
@@ -2864,7 +3930,7 @@
             <w:fldChar w:fldCharType="begin"/>
           </w:r>
           <w:r>
-            <w:instrText xml:space="preserve"> PAGEREF _Toc5716 \h </w:instrText>
+            <w:instrText xml:space="preserve"> PAGEREF _Toc15577 \h </w:instrText>
           </w:r>
           <w:r>
             <w:fldChar w:fldCharType="separate"/>
@@ -2877,7 +3943,7 @@
           </w:r>
           <w:r>
             <w:rPr>
-              <w:rFonts w:hint="eastAsia" w:ascii="Times New Roman" w:hAnsi="Times New Roman"/>
+              <w:rFonts w:hint="eastAsia"/>
             </w:rPr>
             <w:fldChar w:fldCharType="end"/>
           </w:r>
@@ -2891,19 +3957,19 @@
           </w:pPr>
           <w:r>
             <w:rPr>
-              <w:rFonts w:hint="eastAsia" w:ascii="Times New Roman" w:hAnsi="Times New Roman"/>
+              <w:rFonts w:hint="eastAsia"/>
             </w:rPr>
             <w:fldChar w:fldCharType="begin"/>
           </w:r>
           <w:r>
             <w:rPr>
-              <w:rFonts w:hint="eastAsia" w:ascii="Times New Roman" w:hAnsi="Times New Roman"/>
-            </w:rPr>
-            <w:instrText xml:space="preserve"> HYPERLINK \l _Toc23944 </w:instrText>
-          </w:r>
-          <w:r>
-            <w:rPr>
-              <w:rFonts w:hint="eastAsia" w:ascii="Times New Roman" w:hAnsi="Times New Roman"/>
+              <w:rFonts w:hint="eastAsia"/>
+            </w:rPr>
+            <w:instrText xml:space="preserve"> HYPERLINK \l _Toc13564 </w:instrText>
+          </w:r>
+          <w:r>
+            <w:rPr>
+              <w:rFonts w:hint="eastAsia"/>
             </w:rPr>
             <w:fldChar w:fldCharType="separate"/>
           </w:r>
@@ -2930,7 +3996,7 @@
             <w:fldChar w:fldCharType="begin"/>
           </w:r>
           <w:r>
-            <w:instrText xml:space="preserve"> PAGEREF _Toc23944 \h </w:instrText>
+            <w:instrText xml:space="preserve"> PAGEREF _Toc13564 \h </w:instrText>
           </w:r>
           <w:r>
             <w:fldChar w:fldCharType="separate"/>
@@ -2943,7 +4009,7 @@
           </w:r>
           <w:r>
             <w:rPr>
-              <w:rFonts w:hint="eastAsia" w:ascii="Times New Roman" w:hAnsi="Times New Roman"/>
+              <w:rFonts w:hint="eastAsia"/>
             </w:rPr>
             <w:fldChar w:fldCharType="end"/>
           </w:r>
@@ -2957,19 +4023,19 @@
           </w:pPr>
           <w:r>
             <w:rPr>
-              <w:rFonts w:hint="eastAsia" w:ascii="Times New Roman" w:hAnsi="Times New Roman"/>
+              <w:rFonts w:hint="eastAsia"/>
             </w:rPr>
             <w:fldChar w:fldCharType="begin"/>
           </w:r>
           <w:r>
             <w:rPr>
-              <w:rFonts w:hint="eastAsia" w:ascii="Times New Roman" w:hAnsi="Times New Roman"/>
-            </w:rPr>
-            <w:instrText xml:space="preserve"> HYPERLINK \l _Toc24161 </w:instrText>
-          </w:r>
-          <w:r>
-            <w:rPr>
-              <w:rFonts w:hint="eastAsia" w:ascii="Times New Roman" w:hAnsi="Times New Roman"/>
+              <w:rFonts w:hint="eastAsia"/>
+            </w:rPr>
+            <w:instrText xml:space="preserve"> HYPERLINK \l _Toc23136 </w:instrText>
+          </w:r>
+          <w:r>
+            <w:rPr>
+              <w:rFonts w:hint="eastAsia"/>
             </w:rPr>
             <w:fldChar w:fldCharType="separate"/>
           </w:r>
@@ -2996,7 +4062,7 @@
             <w:fldChar w:fldCharType="begin"/>
           </w:r>
           <w:r>
-            <w:instrText xml:space="preserve"> PAGEREF _Toc24161 \h </w:instrText>
+            <w:instrText xml:space="preserve"> PAGEREF _Toc23136 \h </w:instrText>
           </w:r>
           <w:r>
             <w:fldChar w:fldCharType="separate"/>
@@ -3009,7 +4075,7 @@
           </w:r>
           <w:r>
             <w:rPr>
-              <w:rFonts w:hint="eastAsia" w:ascii="Times New Roman" w:hAnsi="Times New Roman"/>
+              <w:rFonts w:hint="eastAsia"/>
             </w:rPr>
             <w:fldChar w:fldCharType="end"/>
           </w:r>
@@ -3023,19 +4089,19 @@
           </w:pPr>
           <w:r>
             <w:rPr>
-              <w:rFonts w:hint="eastAsia" w:ascii="Times New Roman" w:hAnsi="Times New Roman"/>
+              <w:rFonts w:hint="eastAsia"/>
             </w:rPr>
             <w:fldChar w:fldCharType="begin"/>
           </w:r>
           <w:r>
             <w:rPr>
-              <w:rFonts w:hint="eastAsia" w:ascii="Times New Roman" w:hAnsi="Times New Roman"/>
-            </w:rPr>
-            <w:instrText xml:space="preserve"> HYPERLINK \l _Toc23725 </w:instrText>
-          </w:r>
-          <w:r>
-            <w:rPr>
-              <w:rFonts w:hint="eastAsia" w:ascii="Times New Roman" w:hAnsi="Times New Roman"/>
+              <w:rFonts w:hint="eastAsia"/>
+            </w:rPr>
+            <w:instrText xml:space="preserve"> HYPERLINK \l _Toc14203 </w:instrText>
+          </w:r>
+          <w:r>
+            <w:rPr>
+              <w:rFonts w:hint="eastAsia"/>
             </w:rPr>
             <w:fldChar w:fldCharType="separate"/>
           </w:r>
@@ -3062,7 +4128,7 @@
             <w:fldChar w:fldCharType="begin"/>
           </w:r>
           <w:r>
-            <w:instrText xml:space="preserve"> PAGEREF _Toc23725 \h </w:instrText>
+            <w:instrText xml:space="preserve"> PAGEREF _Toc14203 \h </w:instrText>
           </w:r>
           <w:r>
             <w:fldChar w:fldCharType="separate"/>
@@ -3075,7 +4141,131 @@
           </w:r>
           <w:r>
             <w:rPr>
-              <w:rFonts w:hint="eastAsia" w:ascii="Times New Roman" w:hAnsi="Times New Roman"/>
+              <w:rFonts w:hint="eastAsia"/>
+            </w:rPr>
+            <w:fldChar w:fldCharType="end"/>
+          </w:r>
+        </w:p>
+        <w:p>
+          <w:pPr>
+            <w:pStyle w:val="16"/>
+            <w:tabs>
+              <w:tab w:val="right" w:leader="dot" w:pos="9070"/>
+            </w:tabs>
+          </w:pPr>
+          <w:r>
+            <w:rPr>
+              <w:rFonts w:hint="eastAsia"/>
+            </w:rPr>
+            <w:fldChar w:fldCharType="begin"/>
+          </w:r>
+          <w:r>
+            <w:rPr>
+              <w:rFonts w:hint="eastAsia"/>
+            </w:rPr>
+            <w:instrText xml:space="preserve"> HYPERLINK \l _Toc5191 </w:instrText>
+          </w:r>
+          <w:r>
+            <w:rPr>
+              <w:rFonts w:hint="eastAsia"/>
+            </w:rPr>
+            <w:fldChar w:fldCharType="separate"/>
+          </w:r>
+          <w:r>
+            <w:rPr>
+              <w:rFonts w:hint="default" w:ascii="Times New Roman" w:hAnsi="Times New Roman"/>
+            </w:rPr>
+            <w:t xml:space="preserve">6.2.1 </w:t>
+          </w:r>
+          <w:r>
+            <w:rPr>
+              <w:rFonts w:ascii="Times New Roman" w:hAnsi="Times New Roman"/>
+            </w:rPr>
+            <w:t>测试指标</w:t>
+          </w:r>
+          <w:r>
+            <w:tab/>
+          </w:r>
+          <w:r>
+            <w:fldChar w:fldCharType="begin"/>
+          </w:r>
+          <w:r>
+            <w:instrText xml:space="preserve"> PAGEREF _Toc5191 \h </w:instrText>
+          </w:r>
+          <w:r>
+            <w:fldChar w:fldCharType="separate"/>
+          </w:r>
+          <w:r>
+            <w:t>26</w:t>
+          </w:r>
+          <w:r>
+            <w:fldChar w:fldCharType="end"/>
+          </w:r>
+          <w:r>
+            <w:rPr>
+              <w:rFonts w:hint="eastAsia"/>
+            </w:rPr>
+            <w:fldChar w:fldCharType="end"/>
+          </w:r>
+        </w:p>
+        <w:p>
+          <w:pPr>
+            <w:pStyle w:val="16"/>
+            <w:tabs>
+              <w:tab w:val="right" w:leader="dot" w:pos="9070"/>
+            </w:tabs>
+          </w:pPr>
+          <w:r>
+            <w:rPr>
+              <w:rFonts w:hint="eastAsia"/>
+            </w:rPr>
+            <w:fldChar w:fldCharType="begin"/>
+          </w:r>
+          <w:r>
+            <w:rPr>
+              <w:rFonts w:hint="eastAsia"/>
+            </w:rPr>
+            <w:instrText xml:space="preserve"> HYPERLINK \l _Toc19898 </w:instrText>
+          </w:r>
+          <w:r>
+            <w:rPr>
+              <w:rFonts w:hint="eastAsia"/>
+            </w:rPr>
+            <w:fldChar w:fldCharType="separate"/>
+          </w:r>
+          <w:r>
+            <w:rPr>
+              <w:rFonts w:hint="default" w:ascii="Times New Roman" w:hAnsi="Times New Roman"/>
+            </w:rPr>
+            <w:t xml:space="preserve">6.2.2 </w:t>
+          </w:r>
+          <w:r>
+            <w:rPr>
+              <w:rFonts w:ascii="Times New Roman" w:hAnsi="Times New Roman"/>
+            </w:rPr>
+            <w:t>测试工具</w:t>
+          </w:r>
+          <w:r>
+            <w:tab/>
+          </w:r>
+          <w:r>
+            <w:fldChar w:fldCharType="begin"/>
+          </w:r>
+          <w:r>
+            <w:instrText xml:space="preserve"> PAGEREF _Toc19898 \h </w:instrText>
+          </w:r>
+          <w:r>
+            <w:fldChar w:fldCharType="separate"/>
+          </w:r>
+          <w:r>
+            <w:t>26</w:t>
+          </w:r>
+          <w:r>
+            <w:fldChar w:fldCharType="end"/>
+          </w:r>
+          <w:r>
+            <w:rPr>
+              <w:rFonts w:hint="eastAsia"/>
             </w:rPr>
             <w:fldChar w:fldCharType="end"/>
           </w:r>
@@ -3089,19 +4279,19 @@
           </w:pPr>
           <w:r>
             <w:rPr>
-              <w:rFonts w:hint="eastAsia" w:ascii="Times New Roman" w:hAnsi="Times New Roman"/>
+              <w:rFonts w:hint="eastAsia"/>
             </w:rPr>
             <w:fldChar w:fldCharType="begin"/>
           </w:r>
           <w:r>
             <w:rPr>
-              <w:rFonts w:hint="eastAsia" w:ascii="Times New Roman" w:hAnsi="Times New Roman"/>
-            </w:rPr>
-            <w:instrText xml:space="preserve"> HYPERLINK \l _Toc4790 </w:instrText>
-          </w:r>
-          <w:r>
-            <w:rPr>
-              <w:rFonts w:hint="eastAsia" w:ascii="Times New Roman" w:hAnsi="Times New Roman"/>
+              <w:rFonts w:hint="eastAsia"/>
+            </w:rPr>
+            <w:instrText xml:space="preserve"> HYPERLINK \l _Toc27978 </w:instrText>
+          </w:r>
+          <w:r>
+            <w:rPr>
+              <w:rFonts w:hint="eastAsia"/>
             </w:rPr>
             <w:fldChar w:fldCharType="separate"/>
           </w:r>
@@ -3120,20 +4310,20 @@
             <w:fldChar w:fldCharType="begin"/>
           </w:r>
           <w:r>
-            <w:instrText xml:space="preserve"> PAGEREF _Toc4790 \h </w:instrText>
+            <w:instrText xml:space="preserve"> PAGEREF _Toc27978 \h </w:instrText>
           </w:r>
           <w:r>
             <w:fldChar w:fldCharType="separate"/>
           </w:r>
           <w:r>
-            <w:t>28</w:t>
+            <w:t>27</w:t>
           </w:r>
           <w:r>
             <w:fldChar w:fldCharType="end"/>
           </w:r>
           <w:r>
             <w:rPr>
-              <w:rFonts w:hint="eastAsia" w:ascii="Times New Roman" w:hAnsi="Times New Roman"/>
+              <w:rFonts w:hint="eastAsia"/>
             </w:rPr>
             <w:fldChar w:fldCharType="end"/>
           </w:r>
@@ -3147,19 +4337,19 @@
           </w:pPr>
           <w:r>
             <w:rPr>
-              <w:rFonts w:hint="eastAsia" w:ascii="Times New Roman" w:hAnsi="Times New Roman"/>
+              <w:rFonts w:hint="eastAsia"/>
             </w:rPr>
             <w:fldChar w:fldCharType="begin"/>
           </w:r>
           <w:r>
             <w:rPr>
-              <w:rFonts w:hint="eastAsia" w:ascii="Times New Roman" w:hAnsi="Times New Roman"/>
-            </w:rPr>
-            <w:instrText xml:space="preserve"> HYPERLINK \l _Toc897 </w:instrText>
-          </w:r>
-          <w:r>
-            <w:rPr>
-              <w:rFonts w:hint="eastAsia" w:ascii="Times New Roman" w:hAnsi="Times New Roman"/>
+              <w:rFonts w:hint="eastAsia"/>
+            </w:rPr>
+            <w:instrText xml:space="preserve"> HYPERLINK \l _Toc14483 </w:instrText>
+          </w:r>
+          <w:r>
+            <w:rPr>
+              <w:rFonts w:hint="eastAsia"/>
             </w:rPr>
             <w:fldChar w:fldCharType="separate"/>
           </w:r>
@@ -3178,20 +4368,20 @@
             <w:fldChar w:fldCharType="begin"/>
           </w:r>
           <w:r>
-            <w:instrText xml:space="preserve"> PAGEREF _Toc897 \h </w:instrText>
+            <w:instrText xml:space="preserve"> PAGEREF _Toc14483 \h </w:instrText>
           </w:r>
           <w:r>
             <w:fldChar w:fldCharType="separate"/>
           </w:r>
           <w:r>
-            <w:t>29</w:t>
+            <w:t>28</w:t>
           </w:r>
           <w:r>
             <w:fldChar w:fldCharType="end"/>
           </w:r>
           <w:r>
             <w:rPr>
-              <w:rFonts w:hint="eastAsia" w:ascii="Times New Roman" w:hAnsi="Times New Roman"/>
+              <w:rFonts w:hint="eastAsia"/>
             </w:rPr>
             <w:fldChar w:fldCharType="end"/>
           </w:r>
@@ -3205,19 +4395,19 @@
           </w:pPr>
           <w:r>
             <w:rPr>
-              <w:rFonts w:hint="eastAsia" w:ascii="Times New Roman" w:hAnsi="Times New Roman"/>
+              <w:rFonts w:hint="eastAsia"/>
             </w:rPr>
             <w:fldChar w:fldCharType="begin"/>
           </w:r>
           <w:r>
             <w:rPr>
-              <w:rFonts w:hint="eastAsia" w:ascii="Times New Roman" w:hAnsi="Times New Roman"/>
-            </w:rPr>
-            <w:instrText xml:space="preserve"> HYPERLINK \l _Toc18266 </w:instrText>
-          </w:r>
-          <w:r>
-            <w:rPr>
-              <w:rFonts w:hint="eastAsia" w:ascii="Times New Roman" w:hAnsi="Times New Roman"/>
+              <w:rFonts w:hint="eastAsia"/>
+            </w:rPr>
+            <w:instrText xml:space="preserve"> HYPERLINK \l _Toc28604 </w:instrText>
+          </w:r>
+          <w:r>
+            <w:rPr>
+              <w:rFonts w:hint="eastAsia"/>
             </w:rPr>
             <w:fldChar w:fldCharType="separate"/>
           </w:r>
@@ -3236,47 +4426,37 @@
             <w:fldChar w:fldCharType="begin"/>
           </w:r>
           <w:r>
-            <w:instrText xml:space="preserve"> PAGEREF _Toc18266 \h </w:instrText>
+            <w:instrText xml:space="preserve"> PAGEREF _Toc28604 \h </w:instrText>
           </w:r>
           <w:r>
             <w:fldChar w:fldCharType="separate"/>
           </w:r>
           <w:r>
-            <w:t>30</w:t>
+            <w:t>29</w:t>
           </w:r>
           <w:r>
             <w:fldChar w:fldCharType="end"/>
           </w:r>
           <w:r>
             <w:rPr>
-              <w:rFonts w:hint="eastAsia" w:ascii="Times New Roman" w:hAnsi="Times New Roman"/>
+              <w:rFonts w:hint="eastAsia"/>
             </w:rPr>
             <w:fldChar w:fldCharType="end"/>
           </w:r>
         </w:p>
         <w:p>
           <w:pPr>
-            <w:pStyle w:val="22"/>
-            <w:tabs>
-              <w:tab w:val="right" w:leader="dot" w:pos="9060"/>
-            </w:tabs>
-            <w:spacing w:line="240" w:lineRule="auto"/>
-            <w:ind w:firstLine="0" w:firstLineChars="0"/>
-            <w:jc w:val="center"/>
-            <w:rPr>
-              <w:rFonts w:hint="eastAsia" w:ascii="Times New Roman" w:hAnsi="Times New Roman" w:eastAsiaTheme="majorEastAsia" w:cstheme="minorHAnsi"/>
-              <w:caps/>
-              <w:color w:val="0000FF"/>
+            <w:rPr>
+              <w:rFonts w:hint="eastAsia" w:ascii="Times New Roman" w:hAnsi="Times New Roman" w:eastAsia="宋体" w:cs="Times New Roman"/>
               <w:kern w:val="2"/>
               <w:sz w:val="24"/>
               <w:szCs w:val="24"/>
-              <w:u w:val="single"/>
               <w:lang w:val="en-US" w:eastAsia="zh-CN" w:bidi="ar-SA"/>
             </w:rPr>
           </w:pPr>
           <w:r>
             <w:rPr>
-              <w:rFonts w:hint="eastAsia" w:ascii="Times New Roman" w:hAnsi="Times New Roman"/>
+              <w:rFonts w:hint="eastAsia"/>
             </w:rPr>
             <w:fldChar w:fldCharType="end"/>
           </w:r>
@@ -3286,7 +4466,11 @@
     <w:p>
       <w:pPr>
         <w:rPr>
-          <w:rFonts w:hint="eastAsia"/>
+          <w:rFonts w:hint="eastAsia" w:ascii="Times New Roman" w:hAnsi="Times New Roman" w:eastAsia="宋体" w:cs="Times New Roman"/>
+          <w:kern w:val="2"/>
+          <w:sz w:val="24"/>
+          <w:szCs w:val="24"/>
+          <w:lang w:val="en-US" w:eastAsia="zh-CN" w:bidi="ar-SA"/>
         </w:rPr>
       </w:pPr>
     </w:p>
@@ -3320,9 +4504,9 @@
           <w:szCs w:val="30"/>
         </w:rPr>
       </w:pPr>
-      <w:bookmarkStart w:id="6" w:name="_Toc31710"/>
-      <w:bookmarkStart w:id="7" w:name="_Toc134820418"/>
-      <w:bookmarkStart w:id="8" w:name="_Toc134820362"/>
+      <w:bookmarkStart w:id="6" w:name="_Toc134820418"/>
+      <w:bookmarkStart w:id="7" w:name="_Toc134820362"/>
+      <w:bookmarkStart w:id="8" w:name="_Toc31710"/>
       <w:r>
         <w:rPr>
           <w:rFonts w:eastAsia="黑体" w:cs="Arial"/>
@@ -3348,7 +4532,7 @@
         </w:rPr>
       </w:pPr>
       <w:bookmarkStart w:id="9" w:name="_Toc15236"/>
-      <w:bookmarkStart w:id="10" w:name="_Toc8128"/>
+      <w:bookmarkStart w:id="10" w:name="_Toc29267"/>
       <w:r>
         <w:rPr>
           <w:rFonts w:eastAsia="黑体" w:cs="Arial"/>
@@ -3450,7 +4634,7 @@
         </w:rPr>
       </w:pPr>
       <w:bookmarkStart w:id="11" w:name="_Toc5951"/>
-      <w:bookmarkStart w:id="12" w:name="_Toc9739"/>
+      <w:bookmarkStart w:id="12" w:name="_Toc8392"/>
       <w:r>
         <w:rPr>
           <w:rFonts w:ascii="Times New Roman" w:hAnsi="Times New Roman"/>
@@ -3558,10 +4742,10 @@
       <w:bookmarkStart w:id="14" w:name="_Toc134820421"/>
       <w:bookmarkStart w:id="15" w:name="_Toc23390"/>
       <w:bookmarkStart w:id="16" w:name="_Toc29792_WPSOffice_Level1"/>
-      <w:bookmarkStart w:id="17" w:name="_Toc15158"/>
-      <w:bookmarkStart w:id="18" w:name="_Toc5699_WPSOffice_Level1"/>
-      <w:bookmarkStart w:id="19" w:name="_Toc134820365"/>
-      <w:bookmarkStart w:id="20" w:name="_Toc27636"/>
+      <w:bookmarkStart w:id="17" w:name="_Toc134820365"/>
+      <w:bookmarkStart w:id="18" w:name="_Toc15158"/>
+      <w:bookmarkStart w:id="19" w:name="_Toc5699_WPSOffice_Level1"/>
+      <w:bookmarkStart w:id="20" w:name="_Toc13114"/>
       <w:r>
         <w:rPr>
           <w:rFonts w:ascii="Times New Roman" w:hAnsi="Times New Roman"/>
@@ -3603,10 +4787,10 @@
         </w:rPr>
       </w:pPr>
       <w:bookmarkStart w:id="21" w:name="_Toc134820422"/>
-      <w:bookmarkStart w:id="22" w:name="_Toc134820366"/>
-      <w:bookmarkStart w:id="23" w:name="_Toc22220"/>
+      <w:bookmarkStart w:id="22" w:name="_Toc22220"/>
+      <w:bookmarkStart w:id="23" w:name="_Toc134820366"/>
       <w:bookmarkStart w:id="24" w:name="_Toc17530"/>
-      <w:bookmarkStart w:id="25" w:name="_Toc32334"/>
+      <w:bookmarkStart w:id="25" w:name="_Toc21861"/>
       <w:r>
         <w:rPr>
           <w:rFonts w:ascii="Times New Roman" w:hAnsi="Times New Roman"/>
@@ -3688,10 +4872,10 @@
         </w:rPr>
       </w:pPr>
       <w:bookmarkStart w:id="26" w:name="_Toc20911"/>
-      <w:bookmarkStart w:id="27" w:name="_Toc134820423"/>
-      <w:bookmarkStart w:id="28" w:name="_Toc134820367"/>
-      <w:bookmarkStart w:id="29" w:name="_Toc9926"/>
-      <w:bookmarkStart w:id="30" w:name="_Toc4017"/>
+      <w:bookmarkStart w:id="27" w:name="_Toc9926"/>
+      <w:bookmarkStart w:id="28" w:name="_Toc134820423"/>
+      <w:bookmarkStart w:id="29" w:name="_Toc134820367"/>
+      <w:bookmarkStart w:id="30" w:name="_Toc2450"/>
       <w:r>
         <w:rPr>
           <w:rFonts w:ascii="Times New Roman" w:hAnsi="Times New Roman"/>
@@ -3776,7 +4960,7 @@
         </w:rPr>
       </w:pPr>
       <w:bookmarkStart w:id="34" w:name="_Toc25368"/>
-      <w:bookmarkStart w:id="35" w:name="_Toc25640"/>
+      <w:bookmarkStart w:id="35" w:name="_Toc26477"/>
       <w:r>
         <w:rPr>
           <w:rFonts w:ascii="Times New Roman" w:hAnsi="Times New Roman"/>
@@ -3875,7 +5059,7 @@
         </w:rPr>
       </w:pPr>
       <w:bookmarkStart w:id="39" w:name="_Toc11280"/>
-      <w:bookmarkStart w:id="40" w:name="_Toc26384"/>
+      <w:bookmarkStart w:id="40" w:name="_Toc16234"/>
       <w:r>
         <w:rPr>
           <w:rFonts w:ascii="Times New Roman" w:hAnsi="Times New Roman"/>
@@ -3900,9 +5084,9 @@
           <w:rFonts w:ascii="Times New Roman" w:hAnsi="Times New Roman"/>
         </w:rPr>
       </w:pPr>
-      <w:bookmarkStart w:id="41" w:name="_Toc134820426"/>
-      <w:bookmarkStart w:id="42" w:name="_Toc8159"/>
-      <w:bookmarkStart w:id="43" w:name="_Toc134820370"/>
+      <w:bookmarkStart w:id="41" w:name="_Toc134820370"/>
+      <w:bookmarkStart w:id="42" w:name="_Toc134820426"/>
+      <w:bookmarkStart w:id="43" w:name="_Toc8159"/>
       <w:r>
         <w:rPr>
           <w:rFonts w:ascii="Times New Roman" w:hAnsi="Times New Roman"/>
@@ -3940,7 +5124,7 @@
           <w:szCs w:val="24"/>
         </w:rPr>
       </w:pPr>
-      <w:bookmarkStart w:id="44" w:name="_Toc20191"/>
+      <w:bookmarkStart w:id="44" w:name="_Toc183"/>
       <w:r>
         <w:rPr>
           <w:rFonts w:ascii="Times New Roman" w:hAnsi="Times New Roman"/>
@@ -3966,6 +5150,7 @@
           <w:rFonts w:ascii="Times New Roman" w:hAnsi="Times New Roman"/>
         </w:rPr>
       </w:pPr>
+      <w:bookmarkStart w:id="45" w:name="_Toc18229"/>
       <w:r>
         <w:rPr>
           <w:rFonts w:hint="eastAsia" w:ascii="Times New Roman" w:hAnsi="Times New Roman"/>
@@ -3978,6 +5163,7 @@
         </w:rPr>
         <w:t>机遇：</w:t>
       </w:r>
+      <w:bookmarkEnd w:id="45"/>
     </w:p>
     <w:p>
       <w:pPr>
@@ -4016,6 +5202,7 @@
           <w:rFonts w:ascii="Times New Roman" w:hAnsi="Times New Roman"/>
         </w:rPr>
       </w:pPr>
+      <w:bookmarkStart w:id="46" w:name="_Toc25084"/>
       <w:r>
         <w:rPr>
           <w:rFonts w:hint="eastAsia" w:ascii="Times New Roman" w:hAnsi="Times New Roman"/>
@@ -4028,6 +5215,7 @@
         </w:rPr>
         <w:t>挑战：</w:t>
       </w:r>
+      <w:bookmarkEnd w:id="46"/>
     </w:p>
     <w:p>
       <w:pPr>
@@ -4094,11 +5282,11 @@
           <w:kern w:val="0"/>
         </w:rPr>
       </w:pPr>
-      <w:bookmarkStart w:id="45" w:name="_Toc134820427"/>
-      <w:bookmarkStart w:id="46" w:name="_Toc13112"/>
-      <w:bookmarkStart w:id="47" w:name="_Toc3920"/>
-      <w:bookmarkStart w:id="48" w:name="_Toc134820371"/>
-      <w:bookmarkStart w:id="49" w:name="_Toc12686"/>
+      <w:bookmarkStart w:id="47" w:name="_Toc134820371"/>
+      <w:bookmarkStart w:id="48" w:name="_Toc13112"/>
+      <w:bookmarkStart w:id="49" w:name="_Toc3920"/>
+      <w:bookmarkStart w:id="50" w:name="_Toc134820427"/>
+      <w:bookmarkStart w:id="51" w:name="_Toc24209"/>
       <w:r>
         <w:rPr>
           <w:rFonts w:ascii="Times New Roman" w:hAnsi="Times New Roman"/>
@@ -4109,11 +5297,11 @@
         </w:rPr>
         <w:t>开发环境与开发技术简介</w:t>
       </w:r>
-      <w:bookmarkEnd w:id="45"/>
-      <w:bookmarkEnd w:id="46"/>
       <w:bookmarkEnd w:id="47"/>
       <w:bookmarkEnd w:id="48"/>
       <w:bookmarkEnd w:id="49"/>
+      <w:bookmarkEnd w:id="50"/>
+      <w:bookmarkEnd w:id="51"/>
     </w:p>
     <w:p>
       <w:pPr>
@@ -4136,13 +5324,13 @@
           <w:szCs w:val="24"/>
         </w:rPr>
       </w:pPr>
-      <w:bookmarkStart w:id="50" w:name="_Toc1064"/>
-      <w:bookmarkStart w:id="51" w:name="_Toc15331"/>
-      <w:bookmarkStart w:id="52" w:name="_Toc23727_WPSOffice_Level2"/>
-      <w:bookmarkStart w:id="53" w:name="_Toc134820428"/>
-      <w:bookmarkStart w:id="54" w:name="_Toc134820372"/>
-      <w:bookmarkStart w:id="55" w:name="_Toc17222"/>
-      <w:bookmarkStart w:id="56" w:name="_Toc14369"/>
+      <w:bookmarkStart w:id="52" w:name="_Toc134820428"/>
+      <w:bookmarkStart w:id="53" w:name="_Toc134820372"/>
+      <w:bookmarkStart w:id="54" w:name="_Toc15331"/>
+      <w:bookmarkStart w:id="55" w:name="_Toc23727_WPSOffice_Level2"/>
+      <w:bookmarkStart w:id="56" w:name="_Toc1064"/>
+      <w:bookmarkStart w:id="57" w:name="_Toc17222"/>
+      <w:bookmarkStart w:id="58" w:name="_Toc31494"/>
       <w:r>
         <w:rPr>
           <w:rFonts w:ascii="Times New Roman" w:hAnsi="Times New Roman"/>
@@ -4154,13 +5342,13 @@
         </w:rPr>
         <w:t>系统设计的技术选择</w:t>
       </w:r>
-      <w:bookmarkEnd w:id="50"/>
-      <w:bookmarkEnd w:id="51"/>
       <w:bookmarkEnd w:id="52"/>
       <w:bookmarkEnd w:id="53"/>
       <w:bookmarkEnd w:id="54"/>
       <w:bookmarkEnd w:id="55"/>
       <w:bookmarkEnd w:id="56"/>
+      <w:bookmarkEnd w:id="57"/>
+      <w:bookmarkEnd w:id="58"/>
     </w:p>
     <w:p>
       <w:pPr>
@@ -4240,13 +5428,13 @@
           <w:szCs w:val="24"/>
         </w:rPr>
       </w:pPr>
-      <w:bookmarkStart w:id="57" w:name="_Toc1455"/>
-      <w:bookmarkStart w:id="58" w:name="_Toc2031"/>
-      <w:bookmarkStart w:id="59" w:name="_Toc7999"/>
-      <w:bookmarkStart w:id="60" w:name="_Toc134820373"/>
-      <w:bookmarkStart w:id="61" w:name="_Toc2363_WPSOffice_Level2"/>
-      <w:bookmarkStart w:id="62" w:name="_Toc134820429"/>
-      <w:bookmarkStart w:id="63" w:name="_Toc25014"/>
+      <w:bookmarkStart w:id="59" w:name="_Toc2031"/>
+      <w:bookmarkStart w:id="60" w:name="_Toc1455"/>
+      <w:bookmarkStart w:id="61" w:name="_Toc134820373"/>
+      <w:bookmarkStart w:id="62" w:name="_Toc2363_WPSOffice_Level2"/>
+      <w:bookmarkStart w:id="63" w:name="_Toc134820429"/>
+      <w:bookmarkStart w:id="64" w:name="_Toc7999"/>
+      <w:bookmarkStart w:id="65" w:name="_Toc17469"/>
       <w:r>
         <w:rPr>
           <w:rFonts w:ascii="Times New Roman" w:hAnsi="Times New Roman"/>
@@ -4258,13 +5446,13 @@
         </w:rPr>
         <w:t>系统的运行环境</w:t>
       </w:r>
-      <w:bookmarkEnd w:id="57"/>
-      <w:bookmarkEnd w:id="58"/>
       <w:bookmarkEnd w:id="59"/>
       <w:bookmarkEnd w:id="60"/>
       <w:bookmarkEnd w:id="61"/>
       <w:bookmarkEnd w:id="62"/>
       <w:bookmarkEnd w:id="63"/>
+      <w:bookmarkEnd w:id="64"/>
+      <w:bookmarkEnd w:id="65"/>
     </w:p>
     <w:p>
       <w:pPr>
@@ -4344,13 +5532,13 @@
           <w:szCs w:val="24"/>
         </w:rPr>
       </w:pPr>
-      <w:bookmarkStart w:id="64" w:name="_Toc134820374"/>
-      <w:bookmarkStart w:id="65" w:name="_Toc32068"/>
-      <w:bookmarkStart w:id="66" w:name="_Toc10000"/>
-      <w:bookmarkStart w:id="67" w:name="_Toc26482_WPSOffice_Level2"/>
-      <w:bookmarkStart w:id="68" w:name="_Toc134820430"/>
+      <w:bookmarkStart w:id="66" w:name="_Toc134820374"/>
+      <w:bookmarkStart w:id="67" w:name="_Toc10000"/>
+      <w:bookmarkStart w:id="68" w:name="_Toc26482_WPSOffice_Level2"/>
       <w:bookmarkStart w:id="69" w:name="_Toc27641"/>
-      <w:bookmarkStart w:id="70" w:name="_Toc4474"/>
+      <w:bookmarkStart w:id="70" w:name="_Toc134820430"/>
+      <w:bookmarkStart w:id="71" w:name="_Toc32068"/>
+      <w:bookmarkStart w:id="72" w:name="_Toc19782"/>
       <w:r>
         <w:rPr>
           <w:rFonts w:ascii="Times New Roman" w:hAnsi="Times New Roman"/>
@@ -4362,13 +5550,13 @@
         </w:rPr>
         <w:t>软件环境</w:t>
       </w:r>
-      <w:bookmarkEnd w:id="64"/>
-      <w:bookmarkEnd w:id="65"/>
       <w:bookmarkEnd w:id="66"/>
       <w:bookmarkEnd w:id="67"/>
       <w:bookmarkEnd w:id="68"/>
       <w:bookmarkEnd w:id="69"/>
       <w:bookmarkEnd w:id="70"/>
+      <w:bookmarkEnd w:id="71"/>
+      <w:bookmarkEnd w:id="72"/>
     </w:p>
     <w:p>
       <w:pPr>
@@ -4379,6 +5567,7 @@
           <w:szCs w:val="32"/>
         </w:rPr>
       </w:pPr>
+      <w:bookmarkStart w:id="73" w:name="_Toc716"/>
       <w:r>
         <w:rPr>
           <w:rFonts w:hint="eastAsia" w:eastAsia="黑体" w:cs="黑体"/>
@@ -4393,6 +5582,7 @@
         </w:rPr>
         <w:t>Visual Studio Code</w:t>
       </w:r>
+      <w:bookmarkEnd w:id="73"/>
     </w:p>
     <w:p>
       <w:pPr>
@@ -4417,6 +5607,7 @@
           <w:szCs w:val="32"/>
         </w:rPr>
       </w:pPr>
+      <w:bookmarkStart w:id="74" w:name="_Toc13386"/>
       <w:r>
         <w:rPr>
           <w:rFonts w:hint="eastAsia" w:eastAsia="黑体" w:cs="黑体"/>
@@ -4431,6 +5622,7 @@
         </w:rPr>
         <w:t>Node.js</w:t>
       </w:r>
+      <w:bookmarkEnd w:id="74"/>
     </w:p>
     <w:p>
       <w:pPr>
@@ -4460,7 +5652,15 @@
           <w:rFonts w:hint="eastAsia" w:eastAsia="黑体" w:cs="黑体"/>
           <w:szCs w:val="32"/>
         </w:rPr>
-        <w:t xml:space="preserve"> 2.3.3 </w:t>
+        <w:t xml:space="preserve"> </w:t>
+      </w:r>
+      <w:bookmarkStart w:id="75" w:name="_Toc7634"/>
+      <w:r>
+        <w:rPr>
+          <w:rFonts w:hint="eastAsia" w:eastAsia="黑体" w:cs="黑体"/>
+          <w:szCs w:val="32"/>
+        </w:rPr>
+        <w:t xml:space="preserve">2.3.3 </w:t>
       </w:r>
       <w:r>
         <w:rPr>
@@ -4469,6 +5669,7 @@
         </w:rPr>
         <w:t>MySQL</w:t>
       </w:r>
+      <w:bookmarkEnd w:id="75"/>
     </w:p>
     <w:p>
       <w:pPr>
@@ -4477,10 +5678,10 @@
           <w:rFonts w:ascii="Times New Roman" w:hAnsi="Times New Roman"/>
         </w:rPr>
       </w:pPr>
-      <w:bookmarkStart w:id="71" w:name="_Toc24465"/>
-      <w:bookmarkStart w:id="72" w:name="_Toc7866"/>
-      <w:bookmarkStart w:id="73" w:name="_Toc134820431"/>
-      <w:bookmarkStart w:id="74" w:name="_Toc134820375"/>
+      <w:bookmarkStart w:id="76" w:name="_Toc24465"/>
+      <w:bookmarkStart w:id="77" w:name="_Toc7866"/>
+      <w:bookmarkStart w:id="78" w:name="_Toc134820375"/>
+      <w:bookmarkStart w:id="79" w:name="_Toc134820431"/>
       <w:r>
         <w:rPr>
           <w:rFonts w:ascii="Times New Roman" w:hAnsi="Times New Roman"/>
@@ -4497,6 +5698,7 @@
           <w:szCs w:val="32"/>
         </w:rPr>
       </w:pPr>
+      <w:bookmarkStart w:id="80" w:name="_Toc19107"/>
       <w:r>
         <w:rPr>
           <w:rFonts w:hint="eastAsia" w:eastAsia="黑体" w:cs="黑体"/>
@@ -4511,6 +5713,7 @@
         </w:rPr>
         <w:t>Redis</w:t>
       </w:r>
+      <w:bookmarkEnd w:id="80"/>
     </w:p>
     <w:p>
       <w:pPr>
@@ -4547,8 +5750,8 @@
           <w:szCs w:val="24"/>
         </w:rPr>
       </w:pPr>
-      <w:bookmarkStart w:id="75" w:name="_Toc3334"/>
-      <w:bookmarkStart w:id="76" w:name="_Toc30300"/>
+      <w:bookmarkStart w:id="81" w:name="_Toc3334"/>
+      <w:bookmarkStart w:id="82" w:name="_Toc7586"/>
       <w:r>
         <w:rPr>
           <w:rFonts w:ascii="Times New Roman" w:hAnsi="Times New Roman"/>
@@ -4560,12 +5763,12 @@
         </w:rPr>
         <w:t>体系结构</w:t>
       </w:r>
-      <w:bookmarkEnd w:id="71"/>
-      <w:bookmarkEnd w:id="72"/>
-      <w:bookmarkEnd w:id="73"/>
-      <w:bookmarkEnd w:id="74"/>
-      <w:bookmarkEnd w:id="75"/>
       <w:bookmarkEnd w:id="76"/>
+      <w:bookmarkEnd w:id="77"/>
+      <w:bookmarkEnd w:id="78"/>
+      <w:bookmarkEnd w:id="79"/>
+      <w:bookmarkEnd w:id="81"/>
+      <w:bookmarkEnd w:id="82"/>
     </w:p>
     <w:p>
       <w:pPr>
@@ -4595,9 +5798,9 @@
       <w:r>
         <w:drawing>
           <wp:inline distT="0" distB="0" distL="114300" distR="114300">
-            <wp:extent cx="5116830" cy="1155065"/>
-            <wp:effectExtent l="0" t="0" r="1270" b="635"/>
-            <wp:docPr id="1" name="图片 1"/>
+            <wp:extent cx="2440940" cy="2463165"/>
+            <wp:effectExtent l="0" t="0" r="10160" b="635"/>
+            <wp:docPr id="20" name="图片 1"/>
             <wp:cNvGraphicFramePr>
               <a:graphicFrameLocks xmlns:a="http://schemas.openxmlformats.org/drawingml/2006/main" noChangeAspect="1"/>
             </wp:cNvGraphicFramePr>
@@ -4605,7 +5808,7 @@
               <a:graphicData uri="http://schemas.openxmlformats.org/drawingml/2006/picture">
                 <pic:pic xmlns:pic="http://schemas.openxmlformats.org/drawingml/2006/picture">
                   <pic:nvPicPr>
-                    <pic:cNvPr id="1" name="图片 1"/>
+                    <pic:cNvPr id="20" name="图片 1"/>
                     <pic:cNvPicPr>
                       <a:picLocks noChangeAspect="1"/>
                     </pic:cNvPicPr>
@@ -4619,7 +5822,7 @@
                   <pic:spPr>
                     <a:xfrm>
                       <a:off x="0" y="0"/>
-                      <a:ext cx="5116830" cy="1155065"/>
+                      <a:ext cx="2440940" cy="2463165"/>
                     </a:xfrm>
                     <a:prstGeom prst="rect">
                       <a:avLst/>
@@ -4671,9 +5874,9 @@
           <w:szCs w:val="30"/>
         </w:rPr>
       </w:pPr>
-      <w:bookmarkStart w:id="77" w:name="_Toc134820432"/>
-      <w:bookmarkStart w:id="78" w:name="_Toc21843"/>
-      <w:bookmarkStart w:id="79" w:name="_Toc134820376"/>
+      <w:bookmarkStart w:id="83" w:name="_Toc134820432"/>
+      <w:bookmarkStart w:id="84" w:name="_Toc134820376"/>
+      <w:bookmarkStart w:id="85" w:name="_Toc21843"/>
       <w:r>
         <w:rPr>
           <w:b/>
@@ -4698,8 +5901,8 @@
           <w:kern w:val="0"/>
         </w:rPr>
       </w:pPr>
-      <w:bookmarkStart w:id="80" w:name="_Toc8560"/>
-      <w:bookmarkStart w:id="81" w:name="_Toc18370"/>
+      <w:bookmarkStart w:id="86" w:name="_Toc8560"/>
+      <w:bookmarkStart w:id="87" w:name="_Toc5949"/>
       <w:r>
         <w:rPr>
           <w:rFonts w:hint="eastAsia" w:ascii="Times New Roman" w:hAnsi="Times New Roman"/>
@@ -4720,11 +5923,11 @@
         </w:rPr>
         <w:t>可行性与需求分析</w:t>
       </w:r>
-      <w:bookmarkEnd w:id="77"/>
-      <w:bookmarkEnd w:id="78"/>
-      <w:bookmarkEnd w:id="79"/>
-      <w:bookmarkEnd w:id="80"/>
-      <w:bookmarkEnd w:id="81"/>
+      <w:bookmarkEnd w:id="83"/>
+      <w:bookmarkEnd w:id="84"/>
+      <w:bookmarkEnd w:id="85"/>
+      <w:bookmarkEnd w:id="86"/>
+      <w:bookmarkEnd w:id="87"/>
     </w:p>
     <w:p>
       <w:pPr>
@@ -4738,11 +5941,11 @@
           <w:szCs w:val="24"/>
         </w:rPr>
       </w:pPr>
-      <w:bookmarkStart w:id="82" w:name="_Toc134820433"/>
-      <w:bookmarkStart w:id="83" w:name="_Toc134820377"/>
-      <w:bookmarkStart w:id="84" w:name="_Toc13164"/>
-      <w:bookmarkStart w:id="85" w:name="_Toc25491"/>
-      <w:bookmarkStart w:id="86" w:name="_Toc1888"/>
+      <w:bookmarkStart w:id="88" w:name="_Toc134820377"/>
+      <w:bookmarkStart w:id="89" w:name="_Toc134820433"/>
+      <w:bookmarkStart w:id="90" w:name="_Toc13164"/>
+      <w:bookmarkStart w:id="91" w:name="_Toc25491"/>
+      <w:bookmarkStart w:id="92" w:name="_Toc5591"/>
       <w:r>
         <w:rPr>
           <w:rFonts w:hint="eastAsia" w:ascii="Times New Roman" w:hAnsi="Times New Roman" w:eastAsia="黑体"/>
@@ -4761,9 +5964,9 @@
         </w:rPr>
         <w:t>可行性</w:t>
       </w:r>
-      <w:bookmarkEnd w:id="82"/>
-      <w:bookmarkEnd w:id="83"/>
-      <w:bookmarkEnd w:id="84"/>
+      <w:bookmarkEnd w:id="88"/>
+      <w:bookmarkEnd w:id="89"/>
+      <w:bookmarkEnd w:id="90"/>
       <w:r>
         <w:rPr>
           <w:rFonts w:hint="eastAsia" w:ascii="Times New Roman" w:hAnsi="Times New Roman" w:eastAsia="黑体"/>
@@ -4773,8 +5976,8 @@
         </w:rPr>
         <w:t>分析</w:t>
       </w:r>
-      <w:bookmarkEnd w:id="85"/>
-      <w:bookmarkEnd w:id="86"/>
+      <w:bookmarkEnd w:id="91"/>
+      <w:bookmarkEnd w:id="92"/>
     </w:p>
     <w:p>
       <w:pPr>
@@ -4789,6 +5992,7 @@
           <w:szCs w:val="32"/>
         </w:rPr>
       </w:pPr>
+      <w:bookmarkStart w:id="93" w:name="_Toc20023"/>
       <w:r>
         <w:rPr>
           <w:rFonts w:hint="eastAsia" w:eastAsia="黑体" w:cs="黑体"/>
@@ -4796,6 +6000,7 @@
         </w:rPr>
         <w:t>开发框架适用性</w:t>
       </w:r>
+      <w:bookmarkEnd w:id="93"/>
     </w:p>
     <w:p>
       <w:pPr>
@@ -4830,6 +6035,7 @@
           <w:szCs w:val="32"/>
         </w:rPr>
       </w:pPr>
+      <w:bookmarkStart w:id="94" w:name="_Toc25914"/>
       <w:r>
         <w:rPr>
           <w:rFonts w:eastAsia="黑体" w:cs="黑体"/>
@@ -4837,6 +6043,7 @@
         </w:rPr>
         <w:t>即时通讯技术可行性</w:t>
       </w:r>
+      <w:bookmarkEnd w:id="94"/>
     </w:p>
     <w:p>
       <w:pPr>
@@ -4871,6 +6078,7 @@
           <w:szCs w:val="32"/>
         </w:rPr>
       </w:pPr>
+      <w:bookmarkStart w:id="95" w:name="_Toc2493"/>
       <w:r>
         <w:rPr>
           <w:rFonts w:eastAsia="黑体" w:cs="黑体"/>
@@ -4878,6 +6086,7 @@
         </w:rPr>
         <w:t>经济可行性</w:t>
       </w:r>
+      <w:bookmarkEnd w:id="95"/>
     </w:p>
     <w:p>
       <w:pPr>
@@ -4905,13 +6114,13 @@
           <w:szCs w:val="24"/>
         </w:rPr>
       </w:pPr>
-      <w:bookmarkStart w:id="87" w:name="_Toc134820437"/>
-      <w:bookmarkStart w:id="88" w:name="_Toc134820381"/>
-      <w:bookmarkStart w:id="89" w:name="_Toc18007"/>
-      <w:bookmarkStart w:id="90" w:name="_Toc32695"/>
-      <w:bookmarkStart w:id="91" w:name="_Toc23603_WPSOffice_Level2"/>
-      <w:bookmarkStart w:id="92" w:name="_Toc17268"/>
-      <w:bookmarkStart w:id="93" w:name="_Toc5833"/>
+      <w:bookmarkStart w:id="96" w:name="_Toc134820381"/>
+      <w:bookmarkStart w:id="97" w:name="_Toc18007"/>
+      <w:bookmarkStart w:id="98" w:name="_Toc23603_WPSOffice_Level2"/>
+      <w:bookmarkStart w:id="99" w:name="_Toc17268"/>
+      <w:bookmarkStart w:id="100" w:name="_Toc134820437"/>
+      <w:bookmarkStart w:id="101" w:name="_Toc32695"/>
+      <w:bookmarkStart w:id="102" w:name="_Toc8642"/>
       <w:r>
         <w:rPr>
           <w:rFonts w:hint="eastAsia" w:ascii="Times New Roman" w:hAnsi="Times New Roman" w:eastAsia="黑体"/>
@@ -4930,13 +6139,13 @@
         </w:rPr>
         <w:t>需求分析</w:t>
       </w:r>
-      <w:bookmarkEnd w:id="87"/>
-      <w:bookmarkEnd w:id="88"/>
-      <w:bookmarkEnd w:id="89"/>
-      <w:bookmarkEnd w:id="90"/>
-      <w:bookmarkEnd w:id="91"/>
-      <w:bookmarkEnd w:id="92"/>
-      <w:bookmarkEnd w:id="93"/>
+      <w:bookmarkEnd w:id="96"/>
+      <w:bookmarkEnd w:id="97"/>
+      <w:bookmarkEnd w:id="98"/>
+      <w:bookmarkEnd w:id="99"/>
+      <w:bookmarkEnd w:id="100"/>
+      <w:bookmarkEnd w:id="101"/>
+      <w:bookmarkEnd w:id="102"/>
     </w:p>
     <w:p>
       <w:pPr>
@@ -4951,8 +6160,9 @@
           <w:szCs w:val="32"/>
         </w:rPr>
       </w:pPr>
-      <w:bookmarkStart w:id="94" w:name="_Toc134820382"/>
-      <w:bookmarkStart w:id="95" w:name="_Toc134820438"/>
+      <w:bookmarkStart w:id="103" w:name="_Toc134820438"/>
+      <w:bookmarkStart w:id="104" w:name="_Toc134820382"/>
+      <w:bookmarkStart w:id="105" w:name="_Toc17012"/>
       <w:r>
         <w:rPr>
           <w:rFonts w:eastAsia="黑体" w:cs="黑体"/>
@@ -4960,8 +6170,9 @@
         </w:rPr>
         <w:t>功能需求</w:t>
       </w:r>
-      <w:bookmarkEnd w:id="94"/>
-      <w:bookmarkEnd w:id="95"/>
+      <w:bookmarkEnd w:id="103"/>
+      <w:bookmarkEnd w:id="104"/>
+      <w:bookmarkEnd w:id="105"/>
     </w:p>
     <w:p>
       <w:pPr>
@@ -5202,8 +6413,9 @@
           <w:szCs w:val="32"/>
         </w:rPr>
       </w:pPr>
-      <w:bookmarkStart w:id="96" w:name="_Toc134820383"/>
-      <w:bookmarkStart w:id="97" w:name="_Toc134820439"/>
+      <w:bookmarkStart w:id="106" w:name="_Toc134820383"/>
+      <w:bookmarkStart w:id="107" w:name="_Toc134820439"/>
+      <w:bookmarkStart w:id="108" w:name="_Toc31178"/>
       <w:r>
         <w:rPr>
           <w:rFonts w:eastAsia="黑体" w:cs="黑体"/>
@@ -5211,8 +6423,9 @@
         </w:rPr>
         <w:t>性能需求</w:t>
       </w:r>
-      <w:bookmarkEnd w:id="96"/>
-      <w:bookmarkEnd w:id="97"/>
+      <w:bookmarkEnd w:id="106"/>
+      <w:bookmarkEnd w:id="107"/>
+      <w:bookmarkEnd w:id="108"/>
     </w:p>
     <w:p>
       <w:pPr>
@@ -5284,8 +6497,9 @@
           <w:szCs w:val="32"/>
         </w:rPr>
       </w:pPr>
-      <w:bookmarkStart w:id="98" w:name="_Toc134820384"/>
-      <w:bookmarkStart w:id="99" w:name="_Toc134820440"/>
+      <w:bookmarkStart w:id="109" w:name="_Toc134820440"/>
+      <w:bookmarkStart w:id="110" w:name="_Toc134820384"/>
+      <w:bookmarkStart w:id="111" w:name="_Toc19570"/>
       <w:r>
         <w:rPr>
           <w:rFonts w:eastAsia="黑体" w:cs="黑体"/>
@@ -5293,8 +6507,9 @@
         </w:rPr>
         <w:t>环境需求</w:t>
       </w:r>
-      <w:bookmarkEnd w:id="98"/>
-      <w:bookmarkEnd w:id="99"/>
+      <w:bookmarkEnd w:id="109"/>
+      <w:bookmarkEnd w:id="110"/>
+      <w:bookmarkEnd w:id="111"/>
     </w:p>
     <w:p>
       <w:pPr>
@@ -5347,8 +6562,9 @@
           <w:szCs w:val="32"/>
         </w:rPr>
       </w:pPr>
-      <w:bookmarkStart w:id="100" w:name="_Toc134820441"/>
-      <w:bookmarkStart w:id="101" w:name="_Toc134820385"/>
+      <w:bookmarkStart w:id="112" w:name="_Toc134820441"/>
+      <w:bookmarkStart w:id="113" w:name="_Toc134820385"/>
+      <w:bookmarkStart w:id="114" w:name="_Toc23467"/>
       <w:r>
         <w:rPr>
           <w:rFonts w:eastAsia="黑体" w:cs="黑体"/>
@@ -5356,8 +6572,9 @@
         </w:rPr>
         <w:t>用户界面需求</w:t>
       </w:r>
-      <w:bookmarkEnd w:id="100"/>
-      <w:bookmarkEnd w:id="101"/>
+      <w:bookmarkEnd w:id="112"/>
+      <w:bookmarkEnd w:id="113"/>
+      <w:bookmarkEnd w:id="114"/>
     </w:p>
     <w:p>
       <w:pPr>
@@ -5386,8 +6603,9 @@
           <w:szCs w:val="32"/>
         </w:rPr>
       </w:pPr>
-      <w:bookmarkStart w:id="102" w:name="_Toc134820386"/>
-      <w:bookmarkStart w:id="103" w:name="_Toc134820442"/>
+      <w:bookmarkStart w:id="115" w:name="_Toc134820386"/>
+      <w:bookmarkStart w:id="116" w:name="_Toc134820442"/>
+      <w:bookmarkStart w:id="117" w:name="_Toc1248"/>
       <w:r>
         <w:rPr>
           <w:rFonts w:eastAsia="黑体" w:cs="黑体"/>
@@ -5395,8 +6613,9 @@
         </w:rPr>
         <w:t>其他需求</w:t>
       </w:r>
-      <w:bookmarkEnd w:id="102"/>
-      <w:bookmarkEnd w:id="103"/>
+      <w:bookmarkEnd w:id="115"/>
+      <w:bookmarkEnd w:id="116"/>
+      <w:bookmarkEnd w:id="117"/>
     </w:p>
     <w:p>
       <w:pPr>
@@ -5486,13 +6705,13 @@
           <w:szCs w:val="24"/>
         </w:rPr>
       </w:pPr>
-      <w:bookmarkStart w:id="104" w:name="_Toc134820387"/>
-      <w:bookmarkStart w:id="105" w:name="_Toc20885_WPSOffice_Level2"/>
-      <w:bookmarkStart w:id="106" w:name="_Toc134820443"/>
-      <w:bookmarkStart w:id="107" w:name="_Toc35"/>
-      <w:bookmarkStart w:id="108" w:name="_Toc6934"/>
-      <w:bookmarkStart w:id="109" w:name="_Toc8590"/>
-      <w:bookmarkStart w:id="110" w:name="_Toc179"/>
+      <w:bookmarkStart w:id="118" w:name="_Toc134820387"/>
+      <w:bookmarkStart w:id="119" w:name="_Toc35"/>
+      <w:bookmarkStart w:id="120" w:name="_Toc6934"/>
+      <w:bookmarkStart w:id="121" w:name="_Toc20885_WPSOffice_Level2"/>
+      <w:bookmarkStart w:id="122" w:name="_Toc8590"/>
+      <w:bookmarkStart w:id="123" w:name="_Toc134820443"/>
+      <w:bookmarkStart w:id="124" w:name="_Toc32595"/>
       <w:r>
         <w:rPr>
           <w:rFonts w:hint="eastAsia" w:ascii="Times New Roman" w:hAnsi="Times New Roman" w:eastAsia="黑体"/>
@@ -5511,13 +6730,13 @@
         </w:rPr>
         <w:t>业务结构</w:t>
       </w:r>
-      <w:bookmarkEnd w:id="104"/>
-      <w:bookmarkEnd w:id="105"/>
-      <w:bookmarkEnd w:id="106"/>
-      <w:bookmarkEnd w:id="107"/>
-      <w:bookmarkEnd w:id="108"/>
-      <w:bookmarkEnd w:id="109"/>
-      <w:bookmarkEnd w:id="110"/>
+      <w:bookmarkEnd w:id="118"/>
+      <w:bookmarkEnd w:id="119"/>
+      <w:bookmarkEnd w:id="120"/>
+      <w:bookmarkEnd w:id="121"/>
+      <w:bookmarkEnd w:id="122"/>
+      <w:bookmarkEnd w:id="123"/>
+      <w:bookmarkEnd w:id="124"/>
     </w:p>
     <w:p>
       <w:pPr>
@@ -5745,11 +6964,11 @@
           <w:rFonts w:ascii="Times New Roman" w:hAnsi="Times New Roman"/>
         </w:rPr>
       </w:pPr>
-      <w:bookmarkStart w:id="111" w:name="_Toc134820388"/>
-      <w:bookmarkStart w:id="112" w:name="_Toc134820444"/>
-      <w:bookmarkStart w:id="113" w:name="_Toc10479"/>
-      <w:bookmarkStart w:id="114" w:name="_Toc16238"/>
-      <w:bookmarkStart w:id="115" w:name="_Toc12729"/>
+      <w:bookmarkStart w:id="125" w:name="_Toc134820388"/>
+      <w:bookmarkStart w:id="126" w:name="_Toc134820444"/>
+      <w:bookmarkStart w:id="127" w:name="_Toc10479"/>
+      <w:bookmarkStart w:id="128" w:name="_Toc16238"/>
+      <w:bookmarkStart w:id="129" w:name="_Toc32178"/>
       <w:r>
         <w:rPr>
           <w:rFonts w:hint="eastAsia" w:ascii="Times New Roman" w:hAnsi="Times New Roman"/>
@@ -5770,9 +6989,9 @@
         </w:rPr>
         <w:t>概要</w:t>
       </w:r>
-      <w:bookmarkEnd w:id="111"/>
-      <w:bookmarkEnd w:id="112"/>
-      <w:bookmarkEnd w:id="113"/>
+      <w:bookmarkEnd w:id="125"/>
+      <w:bookmarkEnd w:id="126"/>
+      <w:bookmarkEnd w:id="127"/>
       <w:r>
         <w:rPr>
           <w:rFonts w:hint="eastAsia" w:ascii="Times New Roman" w:hAnsi="Times New Roman"/>
@@ -5783,8 +7002,8 @@
         </w:rPr>
         <w:t>设计</w:t>
       </w:r>
-      <w:bookmarkEnd w:id="114"/>
-      <w:bookmarkEnd w:id="115"/>
+      <w:bookmarkEnd w:id="128"/>
+      <w:bookmarkEnd w:id="129"/>
     </w:p>
     <w:p>
       <w:pPr>
@@ -5798,8 +7017,8 @@
           <w:szCs w:val="24"/>
         </w:rPr>
       </w:pPr>
-      <w:bookmarkStart w:id="116" w:name="_Toc26897"/>
-      <w:bookmarkStart w:id="117" w:name="_Toc27850"/>
+      <w:bookmarkStart w:id="130" w:name="_Toc26897"/>
+      <w:bookmarkStart w:id="131" w:name="_Toc2466"/>
       <w:r>
         <w:rPr>
           <w:rFonts w:hint="eastAsia" w:ascii="Times New Roman" w:hAnsi="Times New Roman" w:eastAsia="黑体"/>
@@ -5818,8 +7037,8 @@
         </w:rPr>
         <w:t>设计</w:t>
       </w:r>
-      <w:bookmarkEnd w:id="116"/>
-      <w:bookmarkEnd w:id="117"/>
+      <w:bookmarkEnd w:id="130"/>
+      <w:bookmarkEnd w:id="131"/>
     </w:p>
     <w:p>
       <w:pPr>
@@ -5910,11 +7129,11 @@
           <w:szCs w:val="24"/>
         </w:rPr>
       </w:pPr>
-      <w:bookmarkStart w:id="118" w:name="_Toc134820445"/>
-      <w:bookmarkStart w:id="119" w:name="_Toc32081"/>
-      <w:bookmarkStart w:id="120" w:name="_Toc134820389"/>
-      <w:bookmarkStart w:id="121" w:name="_Toc31249"/>
-      <w:bookmarkStart w:id="122" w:name="_Toc16858"/>
+      <w:bookmarkStart w:id="132" w:name="_Toc134820389"/>
+      <w:bookmarkStart w:id="133" w:name="_Toc134820445"/>
+      <w:bookmarkStart w:id="134" w:name="_Toc32081"/>
+      <w:bookmarkStart w:id="135" w:name="_Toc31249"/>
+      <w:bookmarkStart w:id="136" w:name="_Toc8217"/>
       <w:r>
         <w:rPr>
           <w:rFonts w:hint="eastAsia" w:ascii="Times New Roman" w:hAnsi="Times New Roman" w:eastAsia="黑体"/>
@@ -5933,11 +7152,11 @@
         </w:rPr>
         <w:t>系统结构设计</w:t>
       </w:r>
-      <w:bookmarkEnd w:id="118"/>
-      <w:bookmarkEnd w:id="119"/>
-      <w:bookmarkEnd w:id="120"/>
-      <w:bookmarkEnd w:id="121"/>
-      <w:bookmarkEnd w:id="122"/>
+      <w:bookmarkEnd w:id="132"/>
+      <w:bookmarkEnd w:id="133"/>
+      <w:bookmarkEnd w:id="134"/>
+      <w:bookmarkEnd w:id="135"/>
+      <w:bookmarkEnd w:id="136"/>
     </w:p>
     <w:p>
       <w:pPr>
@@ -5965,8 +7184,8 @@
           <w:szCs w:val="24"/>
         </w:rPr>
       </w:pPr>
-      <w:bookmarkStart w:id="123" w:name="_Toc5700"/>
-      <w:bookmarkStart w:id="124" w:name="_Toc7633"/>
+      <w:bookmarkStart w:id="137" w:name="_Toc5700"/>
+      <w:bookmarkStart w:id="138" w:name="_Toc32652"/>
       <w:r>
         <w:rPr>
           <w:rFonts w:hint="eastAsia" w:ascii="Times New Roman" w:hAnsi="Times New Roman" w:eastAsia="黑体"/>
@@ -5976,8 +7195,8 @@
         </w:rPr>
         <w:t>4.3 数据库设计</w:t>
       </w:r>
-      <w:bookmarkEnd w:id="123"/>
-      <w:bookmarkEnd w:id="124"/>
+      <w:bookmarkEnd w:id="137"/>
+      <w:bookmarkEnd w:id="138"/>
     </w:p>
     <w:p>
       <w:pPr>
@@ -5990,6 +7209,7 @@
           <w:kern w:val="2"/>
         </w:rPr>
       </w:pPr>
+      <w:bookmarkStart w:id="139" w:name="_Toc17313"/>
       <w:r>
         <w:rPr>
           <w:rFonts w:hint="eastAsia" w:ascii="Times New Roman" w:hAnsi="Times New Roman" w:eastAsia="黑体" w:cs="黑体"/>
@@ -5997,6 +7217,7 @@
         </w:rPr>
         <w:t>4.3.1 概念设计</w:t>
       </w:r>
+      <w:bookmarkEnd w:id="139"/>
     </w:p>
     <w:p>
       <w:pPr>
@@ -6124,6 +7345,7 @@
           <w:szCs w:val="32"/>
         </w:rPr>
       </w:pPr>
+      <w:bookmarkStart w:id="140" w:name="_Toc12102"/>
       <w:r>
         <w:rPr>
           <w:rFonts w:hint="eastAsia" w:ascii="Times New Roman" w:hAnsi="Times New Roman" w:eastAsia="黑体" w:cs="黑体"/>
@@ -6131,6 +7353,7 @@
         </w:rPr>
         <w:t>4.3.2 逻辑结构设计</w:t>
       </w:r>
+      <w:bookmarkEnd w:id="140"/>
     </w:p>
     <w:p>
       <w:pPr>
@@ -6764,6 +7987,7 @@
           <w:szCs w:val="32"/>
         </w:rPr>
       </w:pPr>
+      <w:bookmarkStart w:id="141" w:name="_Toc26390"/>
       <w:r>
         <w:rPr>
           <w:rFonts w:hint="eastAsia" w:ascii="Times New Roman" w:hAnsi="Times New Roman" w:eastAsia="黑体" w:cs="黑体"/>
@@ -6771,6 +7995,7 @@
         </w:rPr>
         <w:t>4.3.3 表结构设计</w:t>
       </w:r>
+      <w:bookmarkEnd w:id="141"/>
     </w:p>
     <w:p>
       <w:pPr>
@@ -14587,9 +15812,9 @@
           <w:szCs w:val="30"/>
         </w:rPr>
       </w:pPr>
-      <w:bookmarkStart w:id="125" w:name="_Toc134820393"/>
-      <w:bookmarkStart w:id="126" w:name="_Toc15598"/>
-      <w:bookmarkStart w:id="127" w:name="_Toc134820449"/>
+      <w:bookmarkStart w:id="142" w:name="_Toc15598"/>
+      <w:bookmarkStart w:id="143" w:name="_Toc134820393"/>
+      <w:bookmarkStart w:id="144" w:name="_Toc134820449"/>
       <w:r>
         <w:rPr>
           <w:b/>
@@ -14600,9 +15825,9 @@
         <w:br w:type="page"/>
       </w:r>
     </w:p>
-    <w:bookmarkEnd w:id="125"/>
-    <w:bookmarkEnd w:id="126"/>
-    <w:bookmarkEnd w:id="127"/>
+    <w:bookmarkEnd w:id="142"/>
+    <w:bookmarkEnd w:id="143"/>
+    <w:bookmarkEnd w:id="144"/>
     <w:p>
       <w:pPr>
         <w:pStyle w:val="2"/>
@@ -14616,11 +15841,11 @@
           <w:kern w:val="0"/>
         </w:rPr>
       </w:pPr>
-      <w:bookmarkStart w:id="128" w:name="_Toc10561"/>
-      <w:bookmarkStart w:id="129" w:name="_Toc28324"/>
-      <w:bookmarkStart w:id="130" w:name="_Toc23855"/>
-      <w:bookmarkStart w:id="131" w:name="_Toc134820461"/>
-      <w:bookmarkStart w:id="132" w:name="_Toc134820405"/>
+      <w:bookmarkStart w:id="145" w:name="_Toc10561"/>
+      <w:bookmarkStart w:id="146" w:name="_Toc10267"/>
+      <w:bookmarkStart w:id="147" w:name="_Toc23855"/>
+      <w:bookmarkStart w:id="148" w:name="_Toc134820405"/>
+      <w:bookmarkStart w:id="149" w:name="_Toc134820461"/>
       <w:r>
         <w:rPr>
           <w:rFonts w:ascii="Times New Roman" w:hAnsi="Times New Roman"/>
@@ -14631,8 +15856,8 @@
         </w:rPr>
         <w:t>5详细设计</w:t>
       </w:r>
-      <w:bookmarkEnd w:id="128"/>
-      <w:bookmarkEnd w:id="129"/>
+      <w:bookmarkEnd w:id="145"/>
+      <w:bookmarkEnd w:id="146"/>
     </w:p>
     <w:p>
       <w:pPr>
@@ -14655,7 +15880,7 @@
           <w:szCs w:val="24"/>
         </w:rPr>
       </w:pPr>
-      <w:bookmarkStart w:id="133" w:name="_Toc11122"/>
+      <w:bookmarkStart w:id="150" w:name="_Toc24989"/>
       <w:r>
         <w:rPr>
           <w:rFonts w:hint="eastAsia" w:ascii="Times New Roman" w:hAnsi="Times New Roman"/>
@@ -14668,15 +15893,203 @@
         </w:rPr>
         <w:t>用户管理</w:t>
       </w:r>
-      <w:bookmarkEnd w:id="133"/>
-    </w:p>
-    <w:p>
-      <w:pPr>
-        <w:ind w:firstLine="480"/>
-      </w:pPr>
-      <w:r>
-        <w:rPr>
-          <w:rFonts w:hint="eastAsia"/>
+      <w:bookmarkEnd w:id="150"/>
+    </w:p>
+    <w:p>
+      <w:pPr>
+        <w:ind w:firstLineChars="0"/>
+        <w:jc w:val="left"/>
+        <w:rPr>
+          <w:rFonts w:hint="default" w:ascii="宋体" w:hAnsi="宋体" w:cs="宋体"/>
+          <w:lang w:val="en-US" w:eastAsia="zh-CN"/>
+        </w:rPr>
+      </w:pPr>
+      <w:r>
+        <w:rPr>
+          <w:rFonts w:hint="eastAsia" w:ascii="宋体" w:hAnsi="宋体" w:cs="宋体"/>
+          <w:lang w:val="en-US" w:eastAsia="zh-CN"/>
+        </w:rPr>
+        <w:t>用户管理包括登录与注册、个人资料查看和修改等。</w:t>
+      </w:r>
+    </w:p>
+    <w:p>
+      <w:pPr>
+        <w:ind w:firstLineChars="0"/>
+        <w:jc w:val="left"/>
+        <w:rPr>
+          <w:rFonts w:ascii="宋体" w:hAnsi="宋体" w:cs="宋体"/>
+        </w:rPr>
+      </w:pPr>
+      <w:r>
+        <w:rPr>
+          <w:rFonts w:hint="eastAsia" w:ascii="宋体" w:hAnsi="宋体" w:cs="宋体"/>
+          <w:lang w:val="en-US" w:eastAsia="zh-CN"/>
+        </w:rPr>
+        <w:t>登录模块</w:t>
+      </w:r>
+      <w:r>
+        <w:rPr>
+          <w:rFonts w:hint="eastAsia" w:ascii="宋体" w:hAnsi="宋体" w:cs="宋体"/>
+        </w:rPr>
+        <w:t>使用JWT技术，全称是JSON Web Token，是一种开放标准（RFC 7519），用于在网络应用环境间以JSON对象安全地将信息作为令牌进行传输。此令牌由三部分组成：头部（Header）、载荷（Payload）和签名（Signature），这三部分通过点号（.）连接在一起。</w:t>
+      </w:r>
+    </w:p>
+    <w:p>
+      <w:pPr>
+        <w:ind w:firstLineChars="0"/>
+        <w:jc w:val="left"/>
+        <w:rPr>
+          <w:rFonts w:ascii="宋体" w:hAnsi="宋体" w:cs="宋体"/>
+        </w:rPr>
+      </w:pPr>
+      <w:r>
+        <w:rPr>
+          <w:rFonts w:hint="eastAsia" w:ascii="宋体" w:hAnsi="宋体" w:cs="宋体"/>
+        </w:rPr>
+        <w:t>头部：通常包含两部分信息——令牌的类型（即JWT）以及所使用的签名算法（如HMAC SHA256或RSA）。它被Base64Url编码形成JWT的第一部分。</w:t>
+      </w:r>
+    </w:p>
+    <w:p>
+      <w:pPr>
+        <w:ind w:firstLineChars="0"/>
+        <w:jc w:val="left"/>
+        <w:rPr>
+          <w:rFonts w:ascii="宋体" w:hAnsi="宋体" w:cs="宋体"/>
+        </w:rPr>
+      </w:pPr>
+      <w:r>
+        <w:rPr>
+          <w:rFonts w:ascii="宋体" w:hAnsi="宋体" w:cs="宋体"/>
+        </w:rPr>
+        <w:t>载荷</w:t>
+      </w:r>
+      <w:r>
+        <w:rPr>
+          <w:rFonts w:hint="eastAsia" w:ascii="宋体" w:hAnsi="宋体" w:cs="宋体"/>
+        </w:rPr>
+        <w:t>：包含声明（claims）。声明是关于实体（通常是用户）和其他数据的声明。JWT的Claim可以分为三种类型：保留的、公共的和私有的。它同样被Base64Url编码形成JWT的第二部分。</w:t>
+      </w:r>
+    </w:p>
+    <w:p>
+      <w:pPr>
+        <w:ind w:firstLineChars="0"/>
+        <w:jc w:val="left"/>
+        <w:rPr>
+          <w:rFonts w:hint="eastAsia" w:ascii="宋体" w:hAnsi="宋体" w:cs="宋体"/>
+        </w:rPr>
+      </w:pPr>
+      <w:r>
+        <w:rPr>
+          <w:rFonts w:hint="eastAsia" w:ascii="宋体" w:hAnsi="宋体" w:cs="宋体"/>
+        </w:rPr>
+        <w:t>签名：要创建签名部分，你需要获取编码后的头部、编码后的载荷、一个密钥（secret）、头部中指定的算法。</w:t>
+      </w:r>
+    </w:p>
+    <w:p>
+      <w:pPr>
+        <w:ind w:firstLineChars="0"/>
+        <w:jc w:val="left"/>
+        <w:rPr>
+          <w:rFonts w:hint="eastAsia" w:ascii="Times New Roman" w:hAnsi="Times New Roman" w:cs="Times New Roman"/>
+          <w:sz w:val="21"/>
+          <w:szCs w:val="21"/>
+        </w:rPr>
+      </w:pPr>
+      <w:r>
+        <w:rPr>
+          <w:rFonts w:hint="eastAsia" w:ascii="宋体" w:hAnsi="宋体" w:cs="宋体"/>
+          <w:lang w:val="en-US" w:eastAsia="zh-CN"/>
+        </w:rPr>
+        <w:t>token生成和解析使用的库是jsonwebtoken，</w:t>
+      </w:r>
+      <w:r>
+        <w:rPr>
+          <w:rFonts w:hint="eastAsia" w:ascii="宋体" w:hAnsi="宋体" w:cs="宋体"/>
+        </w:rPr>
+        <w:t>具体判断逻辑就是校验本地存放的token，如果token正确且没有过期，则用户处于登录状态，否则为未登录状态，则重定向到登录页。</w:t>
+      </w:r>
+      <w:r>
+        <w:rPr>
+          <w:rFonts w:hint="eastAsia" w:ascii="宋体" w:hAnsi="宋体" w:cs="宋体"/>
+        </w:rPr>
+        <w:br w:type="textWrapping"/>
+      </w:r>
+      <w:r>
+        <w:rPr>
+          <w:rFonts w:hint="eastAsia" w:ascii="Times New Roman" w:hAnsi="Times New Roman" w:cs="Times New Roman"/>
+          <w:sz w:val="21"/>
+          <w:szCs w:val="21"/>
+        </w:rPr>
+        <w:t>uni.redirectTo({</w:t>
+      </w:r>
+    </w:p>
+    <w:p>
+      <w:pPr>
+        <w:spacing w:line="240" w:lineRule="auto"/>
+        <w:ind w:firstLineChars="0"/>
+        <w:jc w:val="left"/>
+        <w:rPr>
+          <w:rFonts w:hint="default" w:ascii="Times New Roman" w:hAnsi="Times New Roman" w:cs="Times New Roman"/>
+          <w:sz w:val="21"/>
+          <w:szCs w:val="21"/>
+        </w:rPr>
+      </w:pPr>
+      <w:r>
+        <w:rPr>
+          <w:rFonts w:hint="eastAsia" w:ascii="Times New Roman" w:hAnsi="Times New Roman" w:cs="Times New Roman"/>
+          <w:sz w:val="21"/>
+          <w:szCs w:val="21"/>
+        </w:rPr>
+        <w:tab/>
+      </w:r>
+      <w:r>
+        <w:rPr>
+          <w:rFonts w:hint="eastAsia" w:ascii="Times New Roman" w:hAnsi="Times New Roman" w:cs="Times New Roman"/>
+          <w:sz w:val="21"/>
+          <w:szCs w:val="21"/>
+        </w:rPr>
+        <w:t>u</w:t>
+      </w:r>
+      <w:r>
+        <w:rPr>
+          <w:rFonts w:hint="default" w:ascii="Times New Roman" w:hAnsi="Times New Roman" w:cs="Times New Roman"/>
+          <w:sz w:val="21"/>
+          <w:szCs w:val="21"/>
+        </w:rPr>
+        <w:t>rl: '/pages/login/index'</w:t>
+      </w:r>
+    </w:p>
+    <w:p>
+      <w:pPr>
+        <w:spacing w:line="240" w:lineRule="auto"/>
+        <w:ind w:firstLineChars="0"/>
+        <w:jc w:val="left"/>
+        <w:rPr>
+          <w:rFonts w:hint="default" w:ascii="Times New Roman" w:hAnsi="Times New Roman" w:cs="Times New Roman"/>
+          <w:sz w:val="21"/>
+          <w:szCs w:val="21"/>
+        </w:rPr>
+      </w:pPr>
+      <w:r>
+        <w:rPr>
+          <w:rFonts w:hint="default" w:ascii="Times New Roman" w:hAnsi="Times New Roman" w:cs="Times New Roman"/>
+          <w:sz w:val="21"/>
+          <w:szCs w:val="21"/>
+        </w:rPr>
+        <w:t>});</w:t>
+      </w:r>
+    </w:p>
+    <w:p>
+      <w:pPr>
+        <w:ind w:firstLineChars="0"/>
+        <w:jc w:val="left"/>
+        <w:rPr>
+          <w:rFonts w:ascii="宋体" w:hAnsi="宋体" w:cs="宋体"/>
+        </w:rPr>
+      </w:pPr>
+      <w:r>
+        <w:rPr>
+          <w:rFonts w:hint="eastAsia" w:ascii="宋体" w:hAnsi="宋体" w:cs="宋体"/>
         </w:rPr>
         <w:t>登录与注册页面设计如图5-1：</w:t>
       </w:r>
@@ -14739,7 +16152,7 @@
         <w:drawing>
           <wp:inline distT="0" distB="0" distL="114300" distR="114300">
             <wp:extent cx="2006600" cy="3067050"/>
-            <wp:effectExtent l="0" t="0" r="0" b="0"/>
+            <wp:effectExtent l="0" t="0" r="0" b="6350"/>
             <wp:docPr id="15" name="图片 2"/>
             <wp:cNvGraphicFramePr>
               <a:graphicFrameLocks xmlns:a="http://schemas.openxmlformats.org/drawingml/2006/main" noChangeAspect="1"/>
@@ -14784,10 +16197,250 @@
         <w:ind w:firstLine="0" w:firstLineChars="0"/>
         <w:jc w:val="center"/>
         <w:rPr>
+          <w:rFonts w:hint="eastAsia"/>
+        </w:rPr>
+      </w:pPr>
+      <w:r>
+        <w:rPr>
           <w:rFonts w:hint="eastAsia" w:eastAsia="黑体" w:cs="黑体"/>
           <w:sz w:val="21"/>
           <w:szCs w:val="21"/>
         </w:rPr>
+        <w:t>图5-1 登录与注册页</w:t>
+      </w:r>
+    </w:p>
+    <w:p>
+      <w:pPr>
+        <w:ind w:firstLineChars="0"/>
+        <w:jc w:val="left"/>
+        <w:rPr>
+          <w:rFonts w:hint="eastAsia" w:ascii="宋体" w:hAnsi="宋体" w:cs="宋体"/>
+          <w:lang w:val="en-US" w:eastAsia="zh-CN"/>
+        </w:rPr>
+      </w:pPr>
+      <w:r>
+        <w:rPr>
+          <w:rFonts w:hint="eastAsia" w:ascii="宋体" w:hAnsi="宋体" w:cs="宋体"/>
+          <w:lang w:val="en-US" w:eastAsia="zh-CN"/>
+        </w:rPr>
+        <w:t>个人资料的修改包括头像、名称、个性签名、个性标签等修改，这里有一个要注意的点，就是修改个人资料后需要同步给所有的表，因为很多信息都会与用户进行关联，所以需要同步修改后的信息，这里使用mysql中的触发器完成信息的同步。修改个人信息的部分代码如下：</w:t>
+      </w:r>
+    </w:p>
+    <w:p>
+      <w:pPr>
+        <w:spacing w:line="240" w:lineRule="auto"/>
+        <w:ind w:firstLineChars="0"/>
+        <w:jc w:val="left"/>
+        <w:rPr>
+          <w:rFonts w:hint="eastAsia" w:ascii="Times New Roman" w:hAnsi="Times New Roman" w:cs="Times New Roman"/>
+          <w:sz w:val="21"/>
+          <w:szCs w:val="21"/>
+          <w:lang w:val="en-US" w:eastAsia="zh-CN"/>
+        </w:rPr>
+      </w:pPr>
+      <w:r>
+        <w:rPr>
+          <w:rFonts w:hint="eastAsia" w:ascii="Times New Roman" w:hAnsi="Times New Roman" w:cs="Times New Roman"/>
+          <w:sz w:val="21"/>
+          <w:szCs w:val="21"/>
+          <w:lang w:val="en-US" w:eastAsia="zh-CN"/>
+        </w:rPr>
+        <w:t>const [rows] = await promisePool.query(</w:t>
+      </w:r>
+    </w:p>
+    <w:p>
+      <w:pPr>
+        <w:spacing w:line="240" w:lineRule="auto"/>
+        <w:ind w:firstLineChars="0"/>
+        <w:jc w:val="left"/>
+        <w:rPr>
+          <w:rFonts w:hint="eastAsia" w:ascii="Times New Roman" w:hAnsi="Times New Roman" w:cs="Times New Roman"/>
+          <w:sz w:val="21"/>
+          <w:szCs w:val="21"/>
+          <w:lang w:val="en-US" w:eastAsia="zh-CN"/>
+        </w:rPr>
+      </w:pPr>
+      <w:r>
+        <w:rPr>
+          <w:rFonts w:hint="eastAsia" w:ascii="Times New Roman" w:hAnsi="Times New Roman" w:cs="Times New Roman"/>
+          <w:sz w:val="21"/>
+          <w:szCs w:val="21"/>
+          <w:lang w:val="en-US" w:eastAsia="zh-CN"/>
+        </w:rPr>
+        <w:tab/>
+      </w:r>
+      <w:r>
+        <w:rPr>
+          <w:rFonts w:hint="eastAsia" w:ascii="Times New Roman" w:hAnsi="Times New Roman" w:cs="Times New Roman"/>
+          <w:sz w:val="21"/>
+          <w:szCs w:val="21"/>
+          <w:lang w:val="en-US" w:eastAsia="zh-CN"/>
+        </w:rPr>
+        <w:tab/>
+      </w:r>
+      <w:r>
+        <w:rPr>
+          <w:rFonts w:hint="eastAsia" w:ascii="Times New Roman" w:hAnsi="Times New Roman" w:cs="Times New Roman"/>
+          <w:sz w:val="21"/>
+          <w:szCs w:val="21"/>
+          <w:lang w:val="en-US" w:eastAsia="zh-CN"/>
+        </w:rPr>
+        <w:tab/>
+      </w:r>
+      <w:r>
+        <w:rPr>
+          <w:rFonts w:hint="eastAsia" w:ascii="Times New Roman" w:hAnsi="Times New Roman" w:cs="Times New Roman"/>
+          <w:sz w:val="21"/>
+          <w:szCs w:val="21"/>
+          <w:lang w:val="en-US" w:eastAsia="zh-CN"/>
+        </w:rPr>
+        <w:t>`UPDATE ${userTable} SET name = ?, avatar = ?, signature = ?, tags = ? WHERE id = ?`,</w:t>
+      </w:r>
+    </w:p>
+    <w:p>
+      <w:pPr>
+        <w:spacing w:line="240" w:lineRule="auto"/>
+        <w:ind w:firstLineChars="0"/>
+        <w:jc w:val="left"/>
+        <w:rPr>
+          <w:rFonts w:hint="eastAsia" w:ascii="Times New Roman" w:hAnsi="Times New Roman" w:cs="Times New Roman"/>
+          <w:sz w:val="21"/>
+          <w:szCs w:val="21"/>
+          <w:lang w:val="en-US" w:eastAsia="zh-CN"/>
+        </w:rPr>
+      </w:pPr>
+      <w:r>
+        <w:rPr>
+          <w:rFonts w:hint="eastAsia" w:ascii="Times New Roman" w:hAnsi="Times New Roman" w:cs="Times New Roman"/>
+          <w:sz w:val="21"/>
+          <w:szCs w:val="21"/>
+          <w:lang w:val="en-US" w:eastAsia="zh-CN"/>
+        </w:rPr>
+        <w:tab/>
+      </w:r>
+      <w:r>
+        <w:rPr>
+          <w:rFonts w:hint="eastAsia" w:ascii="Times New Roman" w:hAnsi="Times New Roman" w:cs="Times New Roman"/>
+          <w:sz w:val="21"/>
+          <w:szCs w:val="21"/>
+          <w:lang w:val="en-US" w:eastAsia="zh-CN"/>
+        </w:rPr>
+        <w:tab/>
+      </w:r>
+      <w:r>
+        <w:rPr>
+          <w:rFonts w:hint="eastAsia" w:ascii="Times New Roman" w:hAnsi="Times New Roman" w:cs="Times New Roman"/>
+          <w:sz w:val="21"/>
+          <w:szCs w:val="21"/>
+          <w:lang w:val="en-US" w:eastAsia="zh-CN"/>
+        </w:rPr>
+        <w:tab/>
+      </w:r>
+      <w:r>
+        <w:rPr>
+          <w:rFonts w:hint="eastAsia" w:ascii="Times New Roman" w:hAnsi="Times New Roman" w:cs="Times New Roman"/>
+          <w:sz w:val="21"/>
+          <w:szCs w:val="21"/>
+          <w:lang w:val="en-US" w:eastAsia="zh-CN"/>
+        </w:rPr>
+        <w:t>[name, avatar, signature, JSON.stringify(sqlTags), userId]</w:t>
+      </w:r>
+    </w:p>
+    <w:p>
+      <w:pPr>
+        <w:spacing w:line="240" w:lineRule="auto"/>
+        <w:ind w:firstLineChars="0"/>
+        <w:jc w:val="left"/>
+        <w:rPr>
+          <w:rFonts w:hint="eastAsia" w:ascii="Times New Roman" w:hAnsi="Times New Roman" w:cs="Times New Roman"/>
+          <w:sz w:val="21"/>
+          <w:szCs w:val="21"/>
+          <w:lang w:val="en-US" w:eastAsia="zh-CN"/>
+        </w:rPr>
+      </w:pPr>
+      <w:r>
+        <w:rPr>
+          <w:rFonts w:hint="eastAsia" w:ascii="Times New Roman" w:hAnsi="Times New Roman" w:cs="Times New Roman"/>
+          <w:sz w:val="21"/>
+          <w:szCs w:val="21"/>
+          <w:lang w:val="en-US" w:eastAsia="zh-CN"/>
+        </w:rPr>
+        <w:tab/>
+      </w:r>
+      <w:r>
+        <w:rPr>
+          <w:rFonts w:hint="eastAsia" w:ascii="Times New Roman" w:hAnsi="Times New Roman" w:cs="Times New Roman"/>
+          <w:sz w:val="21"/>
+          <w:szCs w:val="21"/>
+          <w:lang w:val="en-US" w:eastAsia="zh-CN"/>
+        </w:rPr>
+        <w:tab/>
+      </w:r>
+      <w:r>
+        <w:rPr>
+          <w:rFonts w:hint="eastAsia" w:ascii="Times New Roman" w:hAnsi="Times New Roman" w:cs="Times New Roman"/>
+          <w:sz w:val="21"/>
+          <w:szCs w:val="21"/>
+          <w:lang w:val="en-US" w:eastAsia="zh-CN"/>
+        </w:rPr>
+        <w:t>);</w:t>
+      </w:r>
+    </w:p>
+    <w:p>
+      <w:pPr>
+        <w:jc w:val="center"/>
+      </w:pPr>
+      <w:r>
+        <w:drawing>
+          <wp:inline distT="0" distB="0" distL="114300" distR="114300">
+            <wp:extent cx="2071370" cy="3317240"/>
+            <wp:effectExtent l="0" t="0" r="11430" b="10160"/>
+            <wp:docPr id="21" name="图片 2"/>
+            <wp:cNvGraphicFramePr>
+              <a:graphicFrameLocks xmlns:a="http://schemas.openxmlformats.org/drawingml/2006/main" noChangeAspect="1"/>
+            </wp:cNvGraphicFramePr>
+            <a:graphic xmlns:a="http://schemas.openxmlformats.org/drawingml/2006/main">
+              <a:graphicData uri="http://schemas.openxmlformats.org/drawingml/2006/picture">
+                <pic:pic xmlns:pic="http://schemas.openxmlformats.org/drawingml/2006/picture">
+                  <pic:nvPicPr>
+                    <pic:cNvPr id="21" name="图片 2"/>
+                    <pic:cNvPicPr>
+                      <a:picLocks noChangeAspect="1"/>
+                    </pic:cNvPicPr>
+                  </pic:nvPicPr>
+                  <pic:blipFill>
+                    <a:blip r:embed="rId29"/>
+                    <a:stretch>
+                      <a:fillRect/>
+                    </a:stretch>
+                  </pic:blipFill>
+                  <pic:spPr>
+                    <a:xfrm>
+                      <a:off x="0" y="0"/>
+                      <a:ext cx="2071370" cy="3317240"/>
+                    </a:xfrm>
+                    <a:prstGeom prst="rect">
+                      <a:avLst/>
+                    </a:prstGeom>
+                    <a:noFill/>
+                    <a:ln>
+                      <a:noFill/>
+                    </a:ln>
+                  </pic:spPr>
+                </pic:pic>
+              </a:graphicData>
+            </a:graphic>
+          </wp:inline>
+        </w:drawing>
+      </w:r>
+    </w:p>
+    <w:p>
+      <w:pPr>
+        <w:jc w:val="center"/>
+        <w:rPr>
+          <w:rFonts w:hint="default" w:eastAsia="黑体"/>
+          <w:lang w:val="en-US" w:eastAsia="zh-CN"/>
+        </w:rPr>
       </w:pPr>
       <w:r>
         <w:rPr>
@@ -14795,284 +16448,33 @@
           <w:sz w:val="21"/>
           <w:szCs w:val="21"/>
         </w:rPr>
-        <w:t>图5-1 登录与注册页</w:t>
-      </w:r>
-    </w:p>
-    <w:p>
-      <w:pPr>
-        <w:rPr>
-          <w:rFonts w:hint="default" w:eastAsia="宋体"/>
+        <w:t>图5-</w:t>
+      </w:r>
+      <w:r>
+        <w:rPr>
+          <w:rFonts w:hint="eastAsia" w:eastAsia="黑体" w:cs="黑体"/>
+          <w:sz w:val="21"/>
+          <w:szCs w:val="21"/>
           <w:lang w:val="en-US" w:eastAsia="zh-CN"/>
         </w:rPr>
-      </w:pPr>
-      <w:r>
-        <w:rPr>
-          <w:rFonts w:hint="eastAsia"/>
+        <w:t>2</w:t>
+      </w:r>
+      <w:r>
+        <w:rPr>
+          <w:rFonts w:hint="eastAsia" w:eastAsia="黑体" w:cs="黑体"/>
+          <w:sz w:val="21"/>
+          <w:szCs w:val="21"/>
+        </w:rPr>
+        <w:t xml:space="preserve"> </w:t>
+      </w:r>
+      <w:r>
+        <w:rPr>
+          <w:rFonts w:hint="eastAsia" w:eastAsia="黑体" w:cs="黑体"/>
+          <w:sz w:val="21"/>
+          <w:szCs w:val="21"/>
           <w:lang w:val="en-US" w:eastAsia="zh-CN"/>
         </w:rPr>
-        <w:t>用户管理包括登录与注册、个人资料查看和修改等。</w:t>
-      </w:r>
-    </w:p>
-    <w:p>
-      <w:pPr>
-        <w:ind w:firstLine="480"/>
-      </w:pPr>
-      <w:r>
-        <w:rPr>
-          <w:rFonts w:hint="eastAsia"/>
-          <w:lang w:val="en-US" w:eastAsia="zh-CN"/>
-        </w:rPr>
-        <w:t>登录模块</w:t>
-      </w:r>
-      <w:r>
-        <w:rPr>
-          <w:rFonts w:hint="eastAsia"/>
-        </w:rPr>
-        <w:t>使用JWT技术，全称是JSON Web Token，是一种开放标准（RFC 7519），用于在网络应用环境间以JSON对象安全地将信息作为令牌进行传输。此令牌由三部分组成：头部（Header）、载荷（Payload）和签名（Signature），这三部分通过点号（.）连接在一起。</w:t>
-      </w:r>
-    </w:p>
-    <w:p>
-      <w:pPr>
-        <w:ind w:firstLine="480"/>
-      </w:pPr>
-      <w:r>
-        <w:rPr>
-          <w:rFonts w:hint="eastAsia"/>
-        </w:rPr>
-        <w:t>头部：通常包含两部分信息——令牌的类型（即JWT）以及所使用的签名算法（如HMAC SHA256或RSA）。它被Base64Url编码形成JWT的第一部分。</w:t>
-      </w:r>
-    </w:p>
-    <w:p>
-      <w:pPr>
-        <w:ind w:firstLine="480"/>
-      </w:pPr>
-      <w:r>
-        <w:t>载荷</w:t>
-      </w:r>
-      <w:r>
-        <w:rPr>
-          <w:rFonts w:hint="eastAsia"/>
-        </w:rPr>
-        <w:t>：包含声明（claims）。声明是关于实体（通常是用户）和其他数据的声明。JWT的Claim可以分为三种类型：保留的、公共的和私有的。它同样被Base64Url编码形成JWT的第二部分。</w:t>
-      </w:r>
-    </w:p>
-    <w:p>
-      <w:pPr>
-        <w:ind w:firstLine="480"/>
-        <w:rPr>
-          <w:rFonts w:hint="eastAsia"/>
-        </w:rPr>
-      </w:pPr>
-      <w:r>
-        <w:rPr>
-          <w:rFonts w:hint="eastAsia"/>
-        </w:rPr>
-        <w:t>签名：要创建签名部分，你需要获取编码后的头部、编码后的载荷、一个密钥（secret）、头部中指定的算法。</w:t>
-      </w:r>
-    </w:p>
-    <w:p>
-      <w:pPr>
-        <w:ind w:firstLine="480"/>
-        <w:rPr>
-          <w:rFonts w:hint="eastAsia"/>
-        </w:rPr>
-      </w:pPr>
-      <w:r>
-        <w:rPr>
-          <w:rFonts w:hint="eastAsia"/>
-          <w:lang w:val="en-US" w:eastAsia="zh-CN"/>
-        </w:rPr>
-        <w:t>token生成和解析使用的库是jsonwebtoken，</w:t>
-      </w:r>
-      <w:r>
-        <w:rPr>
-          <w:rFonts w:hint="eastAsia"/>
-        </w:rPr>
-        <w:t>具体判断逻辑就是校验本地存放的token，如果token正确且没有过期，则用户处于登录状态，否则为未登录状态，则重定向到登录页。</w:t>
-      </w:r>
-      <w:r>
-        <w:rPr>
-          <w:rFonts w:hint="eastAsia"/>
-        </w:rPr>
-        <w:br w:type="textWrapping"/>
-      </w:r>
-      <w:r>
-        <w:rPr>
-          <w:rFonts w:hint="eastAsia"/>
-        </w:rPr>
-        <w:t>uni.redirectTo({</w:t>
-      </w:r>
-    </w:p>
-    <w:p>
-      <w:pPr>
-        <w:ind w:firstLine="480"/>
-        <w:rPr>
-          <w:rFonts w:hint="eastAsia"/>
-        </w:rPr>
-      </w:pPr>
-      <w:r>
-        <w:rPr>
-          <w:rFonts w:hint="eastAsia"/>
-        </w:rPr>
-        <w:tab/>
-      </w:r>
-      <w:r>
-        <w:rPr>
-          <w:rFonts w:hint="eastAsia"/>
-        </w:rPr>
-        <w:t>url: '/pages/login/index'</w:t>
-      </w:r>
-    </w:p>
-    <w:p>
-      <w:pPr>
-        <w:ind w:left="0" w:leftChars="0" w:firstLine="0" w:firstLineChars="0"/>
-        <w:rPr>
-          <w:rFonts w:hint="eastAsia"/>
-        </w:rPr>
-      </w:pPr>
-      <w:r>
-        <w:rPr>
-          <w:rFonts w:hint="eastAsia"/>
-        </w:rPr>
-        <w:t>});</w:t>
-      </w:r>
-    </w:p>
-    <w:p>
-      <w:pPr>
-        <w:ind w:firstLine="420" w:firstLineChars="0"/>
-        <w:jc w:val="left"/>
-        <w:rPr>
-          <w:rFonts w:hint="eastAsia"/>
-          <w:lang w:val="en-US" w:eastAsia="zh-CN"/>
-        </w:rPr>
-      </w:pPr>
-      <w:r>
-        <w:rPr>
-          <w:rFonts w:hint="eastAsia"/>
-          <w:lang w:val="en-US" w:eastAsia="zh-CN"/>
-        </w:rPr>
-        <w:t>个人资料的修改包括头像、名称、个性签名、个性标签等修改，这里有一个要注意的点，就是修改个人资料后需要同步给所有的表，因为很多信息都会与用户进行关联，所以需要同步修改后的信息，这里使用mysql中的触发器完成信息的同步。修改个人信息的部分代码如下：</w:t>
-      </w:r>
-      <w:r>
-        <w:rPr>
-          <w:rFonts w:hint="eastAsia"/>
-          <w:lang w:val="en-US" w:eastAsia="zh-CN"/>
-        </w:rPr>
-        <w:br w:type="textWrapping"/>
-      </w:r>
-      <w:r>
-        <w:rPr>
-          <w:rFonts w:hint="eastAsia"/>
-          <w:lang w:val="en-US" w:eastAsia="zh-CN"/>
-        </w:rPr>
-        <w:t>const [rows] = await promisePool.query(</w:t>
-      </w:r>
-    </w:p>
-    <w:p>
-      <w:pPr>
-        <w:ind w:firstLine="420" w:firstLineChars="0"/>
-        <w:jc w:val="left"/>
-        <w:rPr>
-          <w:rFonts w:hint="eastAsia"/>
-          <w:lang w:val="en-US" w:eastAsia="zh-CN"/>
-        </w:rPr>
-      </w:pPr>
-      <w:r>
-        <w:rPr>
-          <w:rFonts w:hint="eastAsia"/>
-          <w:lang w:val="en-US" w:eastAsia="zh-CN"/>
-        </w:rPr>
-        <w:tab/>
-      </w:r>
-      <w:r>
-        <w:rPr>
-          <w:rFonts w:hint="eastAsia"/>
-          <w:lang w:val="en-US" w:eastAsia="zh-CN"/>
-        </w:rPr>
-        <w:tab/>
-      </w:r>
-      <w:r>
-        <w:rPr>
-          <w:rFonts w:hint="eastAsia"/>
-          <w:lang w:val="en-US" w:eastAsia="zh-CN"/>
-        </w:rPr>
-        <w:tab/>
-      </w:r>
-      <w:r>
-        <w:rPr>
-          <w:rFonts w:hint="eastAsia"/>
-          <w:lang w:val="en-US" w:eastAsia="zh-CN"/>
-        </w:rPr>
-        <w:t>`UPDATE ${userTable} SET name = ?, avatar = ?, signature = ?, tags = ? WHERE id = ?`,</w:t>
-      </w:r>
-    </w:p>
-    <w:p>
-      <w:pPr>
-        <w:ind w:firstLine="420" w:firstLineChars="0"/>
-        <w:jc w:val="left"/>
-        <w:rPr>
-          <w:rFonts w:hint="eastAsia"/>
-          <w:lang w:val="en-US" w:eastAsia="zh-CN"/>
-        </w:rPr>
-      </w:pPr>
-      <w:r>
-        <w:rPr>
-          <w:rFonts w:hint="eastAsia"/>
-          <w:lang w:val="en-US" w:eastAsia="zh-CN"/>
-        </w:rPr>
-        <w:tab/>
-      </w:r>
-      <w:r>
-        <w:rPr>
-          <w:rFonts w:hint="eastAsia"/>
-          <w:lang w:val="en-US" w:eastAsia="zh-CN"/>
-        </w:rPr>
-        <w:tab/>
-      </w:r>
-      <w:r>
-        <w:rPr>
-          <w:rFonts w:hint="eastAsia"/>
-          <w:lang w:val="en-US" w:eastAsia="zh-CN"/>
-        </w:rPr>
-        <w:tab/>
-      </w:r>
-      <w:r>
-        <w:rPr>
-          <w:rFonts w:hint="eastAsia"/>
-          <w:lang w:val="en-US" w:eastAsia="zh-CN"/>
-        </w:rPr>
-        <w:t>[name, avatar, signature, JSON.stringify(sqlTags), userId]</w:t>
-      </w:r>
-    </w:p>
-    <w:p>
-      <w:pPr>
-        <w:ind w:firstLine="420" w:firstLineChars="0"/>
-        <w:jc w:val="left"/>
-        <w:rPr>
-          <w:rFonts w:hint="default" w:eastAsia="宋体"/>
-          <w:lang w:val="en-US" w:eastAsia="zh-CN"/>
-        </w:rPr>
-      </w:pPr>
-      <w:r>
-        <w:rPr>
-          <w:rFonts w:hint="eastAsia"/>
-          <w:lang w:val="en-US" w:eastAsia="zh-CN"/>
-        </w:rPr>
-        <w:tab/>
-      </w:r>
-      <w:r>
-        <w:rPr>
-          <w:rFonts w:hint="eastAsia"/>
-          <w:lang w:val="en-US" w:eastAsia="zh-CN"/>
-        </w:rPr>
-        <w:tab/>
-      </w:r>
-      <w:r>
-        <w:rPr>
-          <w:rFonts w:hint="eastAsia"/>
-          <w:lang w:val="en-US" w:eastAsia="zh-CN"/>
-        </w:rPr>
-        <w:t>);</w:t>
+        <w:t>个人信息修改设计页</w:t>
       </w:r>
     </w:p>
     <w:p>
@@ -15096,8 +16498,8 @@
           <w:szCs w:val="24"/>
         </w:rPr>
       </w:pPr>
-      <w:bookmarkStart w:id="134" w:name="_Toc26991"/>
-      <w:bookmarkStart w:id="135" w:name="_Toc3815"/>
+      <w:bookmarkStart w:id="151" w:name="_Toc26991"/>
+      <w:bookmarkStart w:id="152" w:name="_Toc23956"/>
       <w:r>
         <w:rPr>
           <w:rFonts w:ascii="Times New Roman" w:hAnsi="Times New Roman"/>
@@ -15109,8 +16511,8 @@
         </w:rPr>
         <w:t>联系人管理</w:t>
       </w:r>
-      <w:bookmarkEnd w:id="134"/>
-      <w:bookmarkEnd w:id="135"/>
+      <w:bookmarkEnd w:id="151"/>
+      <w:bookmarkEnd w:id="152"/>
     </w:p>
     <w:p>
       <w:pPr>
@@ -15150,7 +16552,7 @@
                     </pic:cNvPicPr>
                   </pic:nvPicPr>
                   <pic:blipFill>
-                    <a:blip r:embed="rId29"/>
+                    <a:blip r:embed="rId30"/>
                     <a:stretch>
                       <a:fillRect/>
                     </a:stretch>
@@ -15193,7 +16595,7 @@
                     </pic:cNvPicPr>
                   </pic:nvPicPr>
                   <pic:blipFill>
-                    <a:blip r:embed="rId30"/>
+                    <a:blip r:embed="rId31"/>
                     <a:stretch>
                       <a:fillRect/>
                     </a:stretch>
@@ -15236,7 +16638,7 @@
                     </pic:cNvPicPr>
                   </pic:nvPicPr>
                   <pic:blipFill>
-                    <a:blip r:embed="rId31"/>
+                    <a:blip r:embed="rId32"/>
                     <a:stretch>
                       <a:fillRect/>
                     </a:stretch>
@@ -15279,7 +16681,7 @@
                     </pic:cNvPicPr>
                   </pic:nvPicPr>
                   <pic:blipFill>
-                    <a:blip r:embed="rId32"/>
+                    <a:blip r:embed="rId33"/>
                     <a:srcRect b="24694"/>
                     <a:stretch>
                       <a:fillRect/>
@@ -15321,168 +16723,745 @@
           <w:sz w:val="21"/>
           <w:szCs w:val="21"/>
         </w:rPr>
-        <w:t>图5-2 联系人管理相关页面设计</w:t>
-      </w:r>
-    </w:p>
-    <w:p>
-      <w:pPr>
-        <w:ind w:firstLine="480"/>
+        <w:t>图5-</w:t>
+      </w:r>
+      <w:r>
+        <w:rPr>
+          <w:rFonts w:hint="eastAsia" w:eastAsia="黑体" w:cs="黑体"/>
+          <w:sz w:val="21"/>
+          <w:szCs w:val="21"/>
+          <w:lang w:val="en-US" w:eastAsia="zh-CN"/>
+        </w:rPr>
+        <w:t>3</w:t>
+      </w:r>
+      <w:r>
+        <w:rPr>
+          <w:rFonts w:hint="eastAsia" w:eastAsia="黑体" w:cs="黑体"/>
+          <w:sz w:val="21"/>
+          <w:szCs w:val="21"/>
+        </w:rPr>
+        <w:t xml:space="preserve"> 联系人管理相关页面设计</w:t>
+      </w:r>
+    </w:p>
+    <w:p>
+      <w:pPr>
+        <w:spacing w:line="240" w:lineRule="auto"/>
+        <w:ind w:firstLineChars="0"/>
+        <w:jc w:val="left"/>
+        <w:rPr>
+          <w:rFonts w:hint="eastAsia" w:ascii="Times New Roman" w:hAnsi="Times New Roman" w:cs="Times New Roman"/>
+          <w:sz w:val="21"/>
+          <w:szCs w:val="21"/>
+          <w:lang w:val="en-US" w:eastAsia="zh-CN"/>
+        </w:rPr>
+      </w:pPr>
+      <w:r>
+        <w:rPr>
+          <w:rFonts w:hint="eastAsia"/>
+        </w:rPr>
+        <w:t>搜索好友：根据用户输入的ID或者名称，对数据库进行检索</w:t>
+      </w:r>
+      <w:r>
+        <w:rPr>
+          <w:rFonts w:hint="eastAsia"/>
+          <w:lang w:eastAsia="zh-CN"/>
+        </w:rPr>
+        <w:t>，</w:t>
+      </w:r>
+      <w:r>
         <w:rPr>
           <w:rFonts w:hint="eastAsia"/>
           <w:lang w:val="en-US" w:eastAsia="zh-CN"/>
         </w:rPr>
-      </w:pPr>
-      <w:r>
-        <w:rPr>
-          <w:rFonts w:hint="eastAsia"/>
-        </w:rPr>
-        <w:t>搜索好友：根据用户输入的ID或者名称，对数据库进行检索</w:t>
-      </w:r>
-      <w:r>
-        <w:rPr>
-          <w:rFonts w:hint="eastAsia"/>
-          <w:lang w:eastAsia="zh-CN"/>
-        </w:rPr>
-        <w:t>，</w:t>
+        <w:t>逻辑如下：</w:t>
       </w:r>
       <w:r>
         <w:rPr>
           <w:rFonts w:hint="eastAsia"/>
           <w:lang w:val="en-US" w:eastAsia="zh-CN"/>
         </w:rPr>
-        <w:t>逻辑如下：</w:t>
+        <w:br w:type="textWrapping"/>
       </w:r>
       <w:r>
         <w:rPr>
           <w:rFonts w:hint="eastAsia"/>
           <w:lang w:val="en-US" w:eastAsia="zh-CN"/>
         </w:rPr>
-        <w:br w:type="textWrapping"/>
-      </w:r>
+        <w:tab/>
+      </w:r>
+      <w:r>
+        <w:rPr>
+          <w:rFonts w:hint="eastAsia" w:ascii="Times New Roman" w:hAnsi="Times New Roman" w:cs="Times New Roman"/>
+          <w:sz w:val="21"/>
+          <w:szCs w:val="21"/>
+          <w:lang w:val="en-US" w:eastAsia="zh-CN"/>
+        </w:rPr>
+        <w:t>const [rows] = await promisePool.query(</w:t>
+      </w:r>
+    </w:p>
+    <w:p>
+      <w:pPr>
+        <w:spacing w:line="240" w:lineRule="auto"/>
+        <w:ind w:firstLineChars="0"/>
+        <w:jc w:val="left"/>
+        <w:rPr>
+          <w:rFonts w:hint="eastAsia" w:ascii="Times New Roman" w:hAnsi="Times New Roman" w:cs="Times New Roman"/>
+          <w:sz w:val="21"/>
+          <w:szCs w:val="21"/>
+          <w:lang w:val="en-US" w:eastAsia="zh-CN"/>
+        </w:rPr>
+      </w:pPr>
+      <w:r>
+        <w:rPr>
+          <w:rFonts w:hint="eastAsia" w:ascii="Times New Roman" w:hAnsi="Times New Roman" w:cs="Times New Roman"/>
+          <w:sz w:val="21"/>
+          <w:szCs w:val="21"/>
+          <w:lang w:val="en-US" w:eastAsia="zh-CN"/>
+        </w:rPr>
+        <w:tab/>
+      </w:r>
+      <w:r>
+        <w:rPr>
+          <w:rFonts w:hint="eastAsia" w:ascii="Times New Roman" w:hAnsi="Times New Roman" w:cs="Times New Roman"/>
+          <w:sz w:val="21"/>
+          <w:szCs w:val="21"/>
+          <w:lang w:val="en-US" w:eastAsia="zh-CN"/>
+        </w:rPr>
+        <w:tab/>
+      </w:r>
+      <w:r>
+        <w:rPr>
+          <w:rFonts w:hint="eastAsia" w:ascii="Times New Roman" w:hAnsi="Times New Roman" w:cs="Times New Roman"/>
+          <w:sz w:val="21"/>
+          <w:szCs w:val="21"/>
+          <w:lang w:val="en-US" w:eastAsia="zh-CN"/>
+        </w:rPr>
+        <w:tab/>
+      </w:r>
+      <w:r>
+        <w:rPr>
+          <w:rFonts w:hint="eastAsia" w:ascii="Times New Roman" w:hAnsi="Times New Roman" w:cs="Times New Roman"/>
+          <w:sz w:val="21"/>
+          <w:szCs w:val="21"/>
+          <w:lang w:val="en-US" w:eastAsia="zh-CN"/>
+        </w:rPr>
+        <w:t xml:space="preserve">`SELECT id, name, avatar, account, createTime </w:t>
+      </w:r>
+    </w:p>
+    <w:p>
+      <w:pPr>
+        <w:spacing w:line="240" w:lineRule="auto"/>
+        <w:ind w:firstLineChars="0"/>
+        <w:jc w:val="left"/>
+        <w:rPr>
+          <w:rFonts w:hint="eastAsia" w:ascii="Times New Roman" w:hAnsi="Times New Roman" w:cs="Times New Roman"/>
+          <w:sz w:val="21"/>
+          <w:szCs w:val="21"/>
+          <w:lang w:val="en-US" w:eastAsia="zh-CN"/>
+        </w:rPr>
+      </w:pPr>
+      <w:r>
+        <w:rPr>
+          <w:rFonts w:hint="eastAsia" w:ascii="Times New Roman" w:hAnsi="Times New Roman" w:cs="Times New Roman"/>
+          <w:sz w:val="21"/>
+          <w:szCs w:val="21"/>
+          <w:lang w:val="en-US" w:eastAsia="zh-CN"/>
+        </w:rPr>
+        <w:t xml:space="preserve">       FROM ${userTable} </w:t>
+      </w:r>
+    </w:p>
+    <w:p>
+      <w:pPr>
+        <w:spacing w:line="240" w:lineRule="auto"/>
+        <w:ind w:firstLineChars="0"/>
+        <w:jc w:val="left"/>
+        <w:rPr>
+          <w:rFonts w:hint="eastAsia" w:ascii="Times New Roman" w:hAnsi="Times New Roman" w:cs="Times New Roman"/>
+          <w:sz w:val="21"/>
+          <w:szCs w:val="21"/>
+          <w:lang w:val="en-US" w:eastAsia="zh-CN"/>
+        </w:rPr>
+      </w:pPr>
+      <w:r>
+        <w:rPr>
+          <w:rFonts w:hint="eastAsia" w:ascii="Times New Roman" w:hAnsi="Times New Roman" w:cs="Times New Roman"/>
+          <w:sz w:val="21"/>
+          <w:szCs w:val="21"/>
+          <w:lang w:val="en-US" w:eastAsia="zh-CN"/>
+        </w:rPr>
+        <w:t xml:space="preserve">       WHERE account = ? OR name LIKE CONCAT('%', ?, '%')`,</w:t>
+      </w:r>
+    </w:p>
+    <w:p>
+      <w:pPr>
+        <w:spacing w:line="240" w:lineRule="auto"/>
+        <w:ind w:firstLineChars="0"/>
+        <w:jc w:val="left"/>
+        <w:rPr>
+          <w:rFonts w:hint="eastAsia" w:ascii="Times New Roman" w:hAnsi="Times New Roman" w:cs="Times New Roman"/>
+          <w:sz w:val="21"/>
+          <w:szCs w:val="21"/>
+          <w:lang w:val="en-US" w:eastAsia="zh-CN"/>
+        </w:rPr>
+      </w:pPr>
+      <w:r>
+        <w:rPr>
+          <w:rFonts w:hint="eastAsia" w:ascii="Times New Roman" w:hAnsi="Times New Roman" w:cs="Times New Roman"/>
+          <w:sz w:val="21"/>
+          <w:szCs w:val="21"/>
+          <w:lang w:val="en-US" w:eastAsia="zh-CN"/>
+        </w:rPr>
+        <w:tab/>
+      </w:r>
+      <w:r>
+        <w:rPr>
+          <w:rFonts w:hint="eastAsia" w:ascii="Times New Roman" w:hAnsi="Times New Roman" w:cs="Times New Roman"/>
+          <w:sz w:val="21"/>
+          <w:szCs w:val="21"/>
+          <w:lang w:val="en-US" w:eastAsia="zh-CN"/>
+        </w:rPr>
+        <w:tab/>
+      </w:r>
+      <w:r>
+        <w:rPr>
+          <w:rFonts w:hint="eastAsia" w:ascii="Times New Roman" w:hAnsi="Times New Roman" w:cs="Times New Roman"/>
+          <w:sz w:val="21"/>
+          <w:szCs w:val="21"/>
+          <w:lang w:val="en-US" w:eastAsia="zh-CN"/>
+        </w:rPr>
+        <w:tab/>
+      </w:r>
+      <w:r>
+        <w:rPr>
+          <w:rFonts w:hint="eastAsia" w:ascii="Times New Roman" w:hAnsi="Times New Roman" w:cs="Times New Roman"/>
+          <w:sz w:val="21"/>
+          <w:szCs w:val="21"/>
+          <w:lang w:val="en-US" w:eastAsia="zh-CN"/>
+        </w:rPr>
+        <w:t>[searchValue, searchValue]</w:t>
+      </w:r>
+    </w:p>
+    <w:p>
+      <w:pPr>
+        <w:spacing w:line="240" w:lineRule="auto"/>
+        <w:ind w:firstLineChars="0"/>
+        <w:jc w:val="left"/>
+        <w:rPr>
+          <w:rFonts w:hint="default" w:ascii="Times New Roman" w:hAnsi="Times New Roman" w:cs="Times New Roman"/>
+          <w:sz w:val="21"/>
+          <w:szCs w:val="21"/>
+          <w:lang w:val="en-US" w:eastAsia="zh-CN"/>
+        </w:rPr>
+      </w:pPr>
+      <w:r>
+        <w:rPr>
+          <w:rFonts w:hint="eastAsia" w:ascii="Times New Roman" w:hAnsi="Times New Roman" w:cs="Times New Roman"/>
+          <w:sz w:val="21"/>
+          <w:szCs w:val="21"/>
+          <w:lang w:val="en-US" w:eastAsia="zh-CN"/>
+        </w:rPr>
+        <w:tab/>
+      </w:r>
+      <w:r>
+        <w:rPr>
+          <w:rFonts w:hint="eastAsia" w:ascii="Times New Roman" w:hAnsi="Times New Roman" w:cs="Times New Roman"/>
+          <w:sz w:val="21"/>
+          <w:szCs w:val="21"/>
+          <w:lang w:val="en-US" w:eastAsia="zh-CN"/>
+        </w:rPr>
+        <w:tab/>
+      </w:r>
+      <w:r>
+        <w:rPr>
+          <w:rFonts w:hint="eastAsia" w:ascii="Times New Roman" w:hAnsi="Times New Roman" w:cs="Times New Roman"/>
+          <w:sz w:val="21"/>
+          <w:szCs w:val="21"/>
+          <w:lang w:val="en-US" w:eastAsia="zh-CN"/>
+        </w:rPr>
+        <w:t>);</w:t>
+      </w:r>
+    </w:p>
+    <w:p>
+      <w:pPr>
+        <w:ind w:firstLine="480"/>
+        <w:rPr>
+          <w:rFonts w:hint="eastAsia" w:ascii="Times New Roman" w:hAnsi="Times New Roman" w:cs="Times New Roman"/>
+          <w:sz w:val="21"/>
+          <w:szCs w:val="21"/>
+          <w:lang w:val="en-US" w:eastAsia="zh-CN"/>
+        </w:rPr>
+      </w:pPr>
       <w:r>
         <w:rPr>
           <w:rFonts w:hint="eastAsia"/>
           <w:lang w:val="en-US" w:eastAsia="zh-CN"/>
         </w:rPr>
-        <w:tab/>
+        <w:t>发送</w:t>
+      </w:r>
+      <w:r>
+        <w:rPr>
+          <w:rFonts w:hint="eastAsia"/>
+        </w:rPr>
+        <w:t>好友</w:t>
       </w:r>
       <w:r>
         <w:rPr>
           <w:rFonts w:hint="eastAsia"/>
           <w:lang w:val="en-US" w:eastAsia="zh-CN"/>
         </w:rPr>
-        <w:t>const [rows] = await promisePool.query(</w:t>
-      </w:r>
-    </w:p>
-    <w:p>
-      <w:pPr>
-        <w:ind w:firstLine="480"/>
+        <w:t>申请</w:t>
+      </w:r>
+      <w:r>
+        <w:rPr>
+          <w:rFonts w:hint="eastAsia"/>
+        </w:rPr>
+        <w:t>：</w:t>
+      </w:r>
+      <w:r>
         <w:rPr>
           <w:rFonts w:hint="eastAsia"/>
           <w:lang w:val="en-US" w:eastAsia="zh-CN"/>
         </w:rPr>
-      </w:pPr>
+        <w:t>当搜索到用户后，发送好友申请，</w:t>
+      </w:r>
+      <w:r>
+        <w:rPr>
+          <w:rFonts w:hint="eastAsia"/>
+        </w:rPr>
+        <w:t>向服务端发送post请求（携带自己的ID和添加好友的ID），然后服务端处理后向数据库插入一条记录，</w:t>
+      </w:r>
       <w:r>
         <w:rPr>
           <w:rFonts w:hint="eastAsia"/>
           <w:lang w:val="en-US" w:eastAsia="zh-CN"/>
         </w:rPr>
-        <w:tab/>
+        <w:t>逻辑如下：</w:t>
       </w:r>
       <w:r>
         <w:rPr>
           <w:rFonts w:hint="eastAsia"/>
           <w:lang w:val="en-US" w:eastAsia="zh-CN"/>
         </w:rPr>
+        <w:br w:type="textWrapping"/>
+      </w:r>
+      <w:r>
+        <w:rPr>
+          <w:rFonts w:hint="eastAsia" w:ascii="Times New Roman" w:hAnsi="Times New Roman" w:cs="Times New Roman"/>
+          <w:sz w:val="21"/>
+          <w:szCs w:val="21"/>
+          <w:lang w:val="en-US" w:eastAsia="zh-CN"/>
+        </w:rPr>
+        <w:t>const [result] = await promisePool.query(</w:t>
+      </w:r>
+    </w:p>
+    <w:p>
+      <w:pPr>
+        <w:spacing w:line="240" w:lineRule="auto"/>
+        <w:ind w:firstLineChars="0"/>
+        <w:jc w:val="left"/>
+        <w:rPr>
+          <w:rFonts w:hint="eastAsia" w:ascii="Times New Roman" w:hAnsi="Times New Roman" w:cs="Times New Roman"/>
+          <w:sz w:val="21"/>
+          <w:szCs w:val="21"/>
+          <w:lang w:val="en-US" w:eastAsia="zh-CN"/>
+        </w:rPr>
+      </w:pPr>
+      <w:r>
+        <w:rPr>
+          <w:rFonts w:hint="eastAsia" w:ascii="Times New Roman" w:hAnsi="Times New Roman" w:cs="Times New Roman"/>
+          <w:sz w:val="21"/>
+          <w:szCs w:val="21"/>
+          <w:lang w:val="en-US" w:eastAsia="zh-CN"/>
+        </w:rPr>
         <w:tab/>
+      </w:r>
+      <w:r>
+        <w:rPr>
+          <w:rFonts w:hint="eastAsia" w:ascii="Times New Roman" w:hAnsi="Times New Roman" w:cs="Times New Roman"/>
+          <w:sz w:val="21"/>
+          <w:szCs w:val="21"/>
+          <w:lang w:val="en-US" w:eastAsia="zh-CN"/>
+        </w:rPr>
+        <w:tab/>
+      </w:r>
+      <w:r>
+        <w:rPr>
+          <w:rFonts w:hint="eastAsia" w:ascii="Times New Roman" w:hAnsi="Times New Roman" w:cs="Times New Roman"/>
+          <w:sz w:val="21"/>
+          <w:szCs w:val="21"/>
+          <w:lang w:val="en-US" w:eastAsia="zh-CN"/>
+        </w:rPr>
+        <w:tab/>
+      </w:r>
+      <w:r>
+        <w:rPr>
+          <w:rFonts w:hint="eastAsia" w:ascii="Times New Roman" w:hAnsi="Times New Roman" w:cs="Times New Roman"/>
+          <w:sz w:val="21"/>
+          <w:szCs w:val="21"/>
+          <w:lang w:val="en-US" w:eastAsia="zh-CN"/>
+        </w:rPr>
+        <w:t>`INSERT INTO ${contactsApplicationTable} (contactUserId, userId, name, avatar)</w:t>
+      </w:r>
+    </w:p>
+    <w:p>
+      <w:pPr>
+        <w:spacing w:line="240" w:lineRule="auto"/>
+        <w:ind w:firstLineChars="0"/>
+        <w:jc w:val="left"/>
+        <w:rPr>
+          <w:rFonts w:hint="eastAsia" w:ascii="Times New Roman" w:hAnsi="Times New Roman" w:cs="Times New Roman"/>
+          <w:sz w:val="21"/>
+          <w:szCs w:val="21"/>
+          <w:lang w:val="en-US" w:eastAsia="zh-CN"/>
+        </w:rPr>
+      </w:pPr>
+      <w:r>
+        <w:rPr>
+          <w:rFonts w:hint="eastAsia" w:ascii="Times New Roman" w:hAnsi="Times New Roman" w:cs="Times New Roman"/>
+          <w:sz w:val="21"/>
+          <w:szCs w:val="21"/>
+          <w:lang w:val="en-US" w:eastAsia="zh-CN"/>
+        </w:rPr>
+        <w:t xml:space="preserve">         VALUES (?, ?, ?, ?)</w:t>
+      </w:r>
+    </w:p>
+    <w:p>
+      <w:pPr>
+        <w:spacing w:line="240" w:lineRule="auto"/>
+        <w:ind w:firstLineChars="0"/>
+        <w:jc w:val="left"/>
+        <w:rPr>
+          <w:rFonts w:hint="eastAsia" w:ascii="Times New Roman" w:hAnsi="Times New Roman" w:cs="Times New Roman"/>
+          <w:sz w:val="21"/>
+          <w:szCs w:val="21"/>
+          <w:lang w:val="en-US" w:eastAsia="zh-CN"/>
+        </w:rPr>
+      </w:pPr>
+      <w:r>
+        <w:rPr>
+          <w:rFonts w:hint="eastAsia" w:ascii="Times New Roman" w:hAnsi="Times New Roman" w:cs="Times New Roman"/>
+          <w:sz w:val="21"/>
+          <w:szCs w:val="21"/>
+          <w:lang w:val="en-US" w:eastAsia="zh-CN"/>
+        </w:rPr>
+        <w:t xml:space="preserve">         ON DUPLICATE KEY UPDATE name = VALUES(name), avatar = VALUES(avatar)`,</w:t>
+      </w:r>
+    </w:p>
+    <w:p>
+      <w:pPr>
+        <w:spacing w:line="240" w:lineRule="auto"/>
+        <w:ind w:firstLineChars="0"/>
+        <w:jc w:val="left"/>
+        <w:rPr>
+          <w:rFonts w:hint="eastAsia" w:ascii="Times New Roman" w:hAnsi="Times New Roman" w:cs="Times New Roman"/>
+          <w:sz w:val="21"/>
+          <w:szCs w:val="21"/>
+          <w:lang w:val="en-US" w:eastAsia="zh-CN"/>
+        </w:rPr>
+      </w:pPr>
+      <w:r>
+        <w:rPr>
+          <w:rFonts w:hint="eastAsia" w:ascii="Times New Roman" w:hAnsi="Times New Roman" w:cs="Times New Roman"/>
+          <w:sz w:val="21"/>
+          <w:szCs w:val="21"/>
+          <w:lang w:val="en-US" w:eastAsia="zh-CN"/>
+        </w:rPr>
+        <w:tab/>
+      </w:r>
+      <w:r>
+        <w:rPr>
+          <w:rFonts w:hint="eastAsia" w:ascii="Times New Roman" w:hAnsi="Times New Roman" w:cs="Times New Roman"/>
+          <w:sz w:val="21"/>
+          <w:szCs w:val="21"/>
+          <w:lang w:val="en-US" w:eastAsia="zh-CN"/>
+        </w:rPr>
+        <w:tab/>
+      </w:r>
+      <w:r>
+        <w:rPr>
+          <w:rFonts w:hint="eastAsia" w:ascii="Times New Roman" w:hAnsi="Times New Roman" w:cs="Times New Roman"/>
+          <w:sz w:val="21"/>
+          <w:szCs w:val="21"/>
+          <w:lang w:val="en-US" w:eastAsia="zh-CN"/>
+        </w:rPr>
+        <w:tab/>
+      </w:r>
+      <w:r>
+        <w:rPr>
+          <w:rFonts w:hint="eastAsia" w:ascii="Times New Roman" w:hAnsi="Times New Roman" w:cs="Times New Roman"/>
+          <w:sz w:val="21"/>
+          <w:szCs w:val="21"/>
+          <w:lang w:val="en-US" w:eastAsia="zh-CN"/>
+        </w:rPr>
+        <w:t>[contactUserId, userId, name, avatar]</w:t>
+      </w:r>
+    </w:p>
+    <w:p>
+      <w:pPr>
+        <w:spacing w:line="240" w:lineRule="auto"/>
+        <w:ind w:firstLineChars="0"/>
+        <w:jc w:val="left"/>
+        <w:rPr>
+          <w:rFonts w:hint="default" w:eastAsia="宋体"/>
+          <w:lang w:val="en-US" w:eastAsia="zh-CN"/>
+        </w:rPr>
+      </w:pPr>
+      <w:r>
+        <w:rPr>
+          <w:rFonts w:hint="eastAsia" w:ascii="Times New Roman" w:hAnsi="Times New Roman" w:cs="Times New Roman"/>
+          <w:sz w:val="21"/>
+          <w:szCs w:val="21"/>
+          <w:lang w:val="en-US" w:eastAsia="zh-CN"/>
+        </w:rPr>
+        <w:tab/>
+      </w:r>
+      <w:r>
+        <w:rPr>
+          <w:rFonts w:hint="eastAsia" w:ascii="Times New Roman" w:hAnsi="Times New Roman" w:cs="Times New Roman"/>
+          <w:sz w:val="21"/>
+          <w:szCs w:val="21"/>
+          <w:lang w:val="en-US" w:eastAsia="zh-CN"/>
+        </w:rPr>
+        <w:tab/>
+      </w:r>
+      <w:r>
+        <w:rPr>
+          <w:rFonts w:hint="eastAsia" w:ascii="Times New Roman" w:hAnsi="Times New Roman" w:cs="Times New Roman"/>
+          <w:sz w:val="21"/>
+          <w:szCs w:val="21"/>
+          <w:lang w:val="en-US" w:eastAsia="zh-CN"/>
+        </w:rPr>
+        <w:t>);</w:t>
+      </w:r>
+    </w:p>
+    <w:p>
+      <w:pPr>
+        <w:ind w:firstLine="480"/>
+        <w:jc w:val="left"/>
+        <w:rPr>
+          <w:rFonts w:hint="eastAsia" w:ascii="Times New Roman" w:hAnsi="Times New Roman" w:cs="Times New Roman"/>
+          <w:sz w:val="21"/>
+          <w:szCs w:val="21"/>
+          <w:lang w:val="en-US" w:eastAsia="zh-CN"/>
+        </w:rPr>
+      </w:pPr>
+      <w:r>
+        <w:rPr>
+          <w:rFonts w:hint="eastAsia"/>
+        </w:rPr>
+        <w:t>被申请添加的用户可以在联系人页面的新朋友列表中查看到申请信息。当用户同意申请后，会向agree-application接口发送一个post请求。服务端接收到请求后，会处理传入的参数，并在contacts联系人表中新增一条记录。</w:t>
       </w:r>
       <w:r>
         <w:rPr>
           <w:rFonts w:hint="eastAsia"/>
           <w:lang w:val="en-US" w:eastAsia="zh-CN"/>
         </w:rPr>
-        <w:tab/>
+        <w:t>逻辑如下：</w:t>
       </w:r>
       <w:r>
         <w:rPr>
           <w:rFonts w:hint="eastAsia"/>
           <w:lang w:val="en-US" w:eastAsia="zh-CN"/>
         </w:rPr>
-        <w:t xml:space="preserve">`SELECT id, name, avatar, account, createTime </w:t>
-      </w:r>
-    </w:p>
-    <w:p>
-      <w:pPr>
-        <w:ind w:firstLine="480"/>
-        <w:rPr>
-          <w:rFonts w:hint="eastAsia"/>
+        <w:br w:type="textWrapping"/>
+      </w:r>
+      <w:r>
+        <w:rPr>
+          <w:rFonts w:hint="eastAsia" w:ascii="Times New Roman" w:hAnsi="Times New Roman" w:cs="Times New Roman"/>
+          <w:sz w:val="21"/>
+          <w:szCs w:val="21"/>
           <w:lang w:val="en-US" w:eastAsia="zh-CN"/>
         </w:rPr>
-      </w:pPr>
-      <w:r>
-        <w:rPr>
-          <w:rFonts w:hint="eastAsia"/>
+        <w:t>// 使用 ON DUPLICATE KEY UPDATE 处理可能的重复插入</w:t>
+      </w:r>
+    </w:p>
+    <w:p>
+      <w:pPr>
+        <w:spacing w:line="240" w:lineRule="auto"/>
+        <w:ind w:firstLineChars="0"/>
+        <w:jc w:val="left"/>
+        <w:rPr>
+          <w:rFonts w:hint="eastAsia" w:ascii="Times New Roman" w:hAnsi="Times New Roman" w:cs="Times New Roman"/>
+          <w:sz w:val="21"/>
+          <w:szCs w:val="21"/>
           <w:lang w:val="en-US" w:eastAsia="zh-CN"/>
         </w:rPr>
-        <w:t xml:space="preserve">       FROM ${userTable} </w:t>
-      </w:r>
-    </w:p>
-    <w:p>
-      <w:pPr>
-        <w:ind w:firstLine="480"/>
-        <w:rPr>
-          <w:rFonts w:hint="eastAsia"/>
+      </w:pPr>
+      <w:r>
+        <w:rPr>
+          <w:rFonts w:hint="eastAsia" w:ascii="Times New Roman" w:hAnsi="Times New Roman" w:cs="Times New Roman"/>
+          <w:sz w:val="21"/>
+          <w:szCs w:val="21"/>
           <w:lang w:val="en-US" w:eastAsia="zh-CN"/>
         </w:rPr>
-      </w:pPr>
-      <w:r>
-        <w:rPr>
-          <w:rFonts w:hint="eastAsia"/>
+        <w:tab/>
+      </w:r>
+      <w:r>
+        <w:rPr>
+          <w:rFonts w:hint="eastAsia" w:ascii="Times New Roman" w:hAnsi="Times New Roman" w:cs="Times New Roman"/>
+          <w:sz w:val="21"/>
+          <w:szCs w:val="21"/>
           <w:lang w:val="en-US" w:eastAsia="zh-CN"/>
         </w:rPr>
-        <w:t xml:space="preserve">       WHERE account = ? OR name LIKE CONCAT('%', ?, '%')`,</w:t>
-      </w:r>
-    </w:p>
-    <w:p>
-      <w:pPr>
-        <w:ind w:firstLine="480"/>
-        <w:rPr>
-          <w:rFonts w:hint="eastAsia"/>
+        <w:tab/>
+      </w:r>
+      <w:r>
+        <w:rPr>
+          <w:rFonts w:hint="eastAsia" w:ascii="Times New Roman" w:hAnsi="Times New Roman" w:cs="Times New Roman"/>
+          <w:sz w:val="21"/>
+          <w:szCs w:val="21"/>
           <w:lang w:val="en-US" w:eastAsia="zh-CN"/>
         </w:rPr>
-      </w:pPr>
-      <w:r>
-        <w:rPr>
-          <w:rFonts w:hint="eastAsia"/>
+        <w:t>const [result] = await promisePool.query(</w:t>
+      </w:r>
+    </w:p>
+    <w:p>
+      <w:pPr>
+        <w:spacing w:line="240" w:lineRule="auto"/>
+        <w:ind w:firstLineChars="0"/>
+        <w:jc w:val="left"/>
+        <w:rPr>
+          <w:rFonts w:hint="eastAsia" w:ascii="Times New Roman" w:hAnsi="Times New Roman" w:cs="Times New Roman"/>
+          <w:sz w:val="21"/>
+          <w:szCs w:val="21"/>
           <w:lang w:val="en-US" w:eastAsia="zh-CN"/>
         </w:rPr>
+      </w:pPr>
+      <w:r>
+        <w:rPr>
+          <w:rFonts w:hint="eastAsia" w:ascii="Times New Roman" w:hAnsi="Times New Roman" w:cs="Times New Roman"/>
+          <w:sz w:val="21"/>
+          <w:szCs w:val="21"/>
+          <w:lang w:val="en-US" w:eastAsia="zh-CN"/>
+        </w:rPr>
         <w:tab/>
       </w:r>
       <w:r>
         <w:rPr>
-          <w:rFonts w:hint="eastAsia"/>
+          <w:rFonts w:hint="eastAsia" w:ascii="Times New Roman" w:hAnsi="Times New Roman" w:cs="Times New Roman"/>
+          <w:sz w:val="21"/>
+          <w:szCs w:val="21"/>
           <w:lang w:val="en-US" w:eastAsia="zh-CN"/>
         </w:rPr>
         <w:tab/>
       </w:r>
       <w:r>
         <w:rPr>
-          <w:rFonts w:hint="eastAsia"/>
+          <w:rFonts w:hint="eastAsia" w:ascii="Times New Roman" w:hAnsi="Times New Roman" w:cs="Times New Roman"/>
+          <w:sz w:val="21"/>
+          <w:szCs w:val="21"/>
           <w:lang w:val="en-US" w:eastAsia="zh-CN"/>
         </w:rPr>
         <w:tab/>
       </w:r>
       <w:r>
         <w:rPr>
-          <w:rFonts w:hint="eastAsia"/>
+          <w:rFonts w:hint="eastAsia" w:ascii="Times New Roman" w:hAnsi="Times New Roman" w:cs="Times New Roman"/>
+          <w:sz w:val="21"/>
+          <w:szCs w:val="21"/>
           <w:lang w:val="en-US" w:eastAsia="zh-CN"/>
         </w:rPr>
-        <w:t>[searchValue, searchValue]</w:t>
-      </w:r>
-    </w:p>
-    <w:p>
-      <w:pPr>
-        <w:ind w:firstLine="480"/>
+        <w:t>`INSERT INTO ${contactsTable} (contactUserId, userId, name, avatar)</w:t>
+      </w:r>
+    </w:p>
+    <w:p>
+      <w:pPr>
+        <w:spacing w:line="240" w:lineRule="auto"/>
+        <w:ind w:firstLineChars="0"/>
+        <w:jc w:val="left"/>
+        <w:rPr>
+          <w:rFonts w:hint="eastAsia" w:ascii="Times New Roman" w:hAnsi="Times New Roman" w:cs="Times New Roman"/>
+          <w:sz w:val="21"/>
+          <w:szCs w:val="21"/>
+          <w:lang w:val="en-US" w:eastAsia="zh-CN"/>
+        </w:rPr>
+      </w:pPr>
+      <w:r>
+        <w:rPr>
+          <w:rFonts w:hint="eastAsia" w:ascii="Times New Roman" w:hAnsi="Times New Roman" w:cs="Times New Roman"/>
+          <w:sz w:val="21"/>
+          <w:szCs w:val="21"/>
+          <w:lang w:val="en-US" w:eastAsia="zh-CN"/>
+        </w:rPr>
+        <w:t xml:space="preserve">         VALUES (?, ?, ?, ?)</w:t>
+      </w:r>
+    </w:p>
+    <w:p>
+      <w:pPr>
+        <w:spacing w:line="240" w:lineRule="auto"/>
+        <w:ind w:firstLineChars="0"/>
+        <w:jc w:val="left"/>
+        <w:rPr>
+          <w:rFonts w:hint="eastAsia" w:ascii="Times New Roman" w:hAnsi="Times New Roman" w:cs="Times New Roman"/>
+          <w:sz w:val="21"/>
+          <w:szCs w:val="21"/>
+          <w:lang w:val="en-US" w:eastAsia="zh-CN"/>
+        </w:rPr>
+      </w:pPr>
+      <w:r>
+        <w:rPr>
+          <w:rFonts w:hint="eastAsia" w:ascii="Times New Roman" w:hAnsi="Times New Roman" w:cs="Times New Roman"/>
+          <w:sz w:val="21"/>
+          <w:szCs w:val="21"/>
+          <w:lang w:val="en-US" w:eastAsia="zh-CN"/>
+        </w:rPr>
+        <w:t xml:space="preserve">         ON DUPLICATE KEY UPDATE name = VALUES(name), avatar = VALUES(avatar)`,</w:t>
+      </w:r>
+    </w:p>
+    <w:p>
+      <w:pPr>
+        <w:spacing w:line="240" w:lineRule="auto"/>
+        <w:ind w:firstLineChars="0"/>
+        <w:jc w:val="left"/>
+        <w:rPr>
+          <w:rFonts w:hint="eastAsia" w:ascii="Times New Roman" w:hAnsi="Times New Roman" w:cs="Times New Roman"/>
+          <w:sz w:val="21"/>
+          <w:szCs w:val="21"/>
+          <w:lang w:val="en-US" w:eastAsia="zh-CN"/>
+        </w:rPr>
+      </w:pPr>
+      <w:r>
+        <w:rPr>
+          <w:rFonts w:hint="eastAsia" w:ascii="Times New Roman" w:hAnsi="Times New Roman" w:cs="Times New Roman"/>
+          <w:sz w:val="21"/>
+          <w:szCs w:val="21"/>
+          <w:lang w:val="en-US" w:eastAsia="zh-CN"/>
+        </w:rPr>
+        <w:tab/>
+      </w:r>
+      <w:r>
+        <w:rPr>
+          <w:rFonts w:hint="eastAsia" w:ascii="Times New Roman" w:hAnsi="Times New Roman" w:cs="Times New Roman"/>
+          <w:sz w:val="21"/>
+          <w:szCs w:val="21"/>
+          <w:lang w:val="en-US" w:eastAsia="zh-CN"/>
+        </w:rPr>
+        <w:tab/>
+      </w:r>
+      <w:r>
+        <w:rPr>
+          <w:rFonts w:hint="eastAsia" w:ascii="Times New Roman" w:hAnsi="Times New Roman" w:cs="Times New Roman"/>
+          <w:sz w:val="21"/>
+          <w:szCs w:val="21"/>
+          <w:lang w:val="en-US" w:eastAsia="zh-CN"/>
+        </w:rPr>
+        <w:tab/>
+      </w:r>
+      <w:r>
+        <w:rPr>
+          <w:rFonts w:hint="eastAsia" w:ascii="Times New Roman" w:hAnsi="Times New Roman" w:cs="Times New Roman"/>
+          <w:sz w:val="21"/>
+          <w:szCs w:val="21"/>
+          <w:lang w:val="en-US" w:eastAsia="zh-CN"/>
+        </w:rPr>
+        <w:t>[contactUserId, userId, name, avatar]</w:t>
+      </w:r>
+    </w:p>
+    <w:p>
+      <w:pPr>
+        <w:spacing w:line="240" w:lineRule="auto"/>
+        <w:ind w:firstLineChars="0"/>
+        <w:jc w:val="left"/>
         <w:rPr>
           <w:rFonts w:hint="default" w:eastAsia="宋体"/>
           <w:lang w:val="en-US" w:eastAsia="zh-CN"/>
@@ -15490,432 +17469,27 @@
       </w:pPr>
       <w:r>
         <w:rPr>
-          <w:rFonts w:hint="eastAsia"/>
+          <w:rFonts w:hint="eastAsia" w:ascii="Times New Roman" w:hAnsi="Times New Roman" w:cs="Times New Roman"/>
+          <w:sz w:val="21"/>
+          <w:szCs w:val="21"/>
           <w:lang w:val="en-US" w:eastAsia="zh-CN"/>
         </w:rPr>
         <w:tab/>
       </w:r>
       <w:r>
         <w:rPr>
-          <w:rFonts w:hint="eastAsia"/>
+          <w:rFonts w:hint="eastAsia" w:ascii="Times New Roman" w:hAnsi="Times New Roman" w:cs="Times New Roman"/>
+          <w:sz w:val="21"/>
+          <w:szCs w:val="21"/>
           <w:lang w:val="en-US" w:eastAsia="zh-CN"/>
         </w:rPr>
         <w:tab/>
       </w:r>
       <w:r>
         <w:rPr>
-          <w:rFonts w:hint="eastAsia"/>
-          <w:lang w:val="en-US" w:eastAsia="zh-CN"/>
-        </w:rPr>
-        <w:t>);</w:t>
-      </w:r>
-    </w:p>
-    <w:p>
-      <w:pPr>
-        <w:ind w:firstLine="480"/>
-        <w:rPr>
-          <w:rFonts w:hint="eastAsia"/>
-          <w:lang w:val="en-US" w:eastAsia="zh-CN"/>
-        </w:rPr>
-      </w:pPr>
-      <w:r>
-        <w:rPr>
-          <w:rFonts w:hint="eastAsia"/>
-          <w:lang w:val="en-US" w:eastAsia="zh-CN"/>
-        </w:rPr>
-        <w:t>发送</w:t>
-      </w:r>
-      <w:r>
-        <w:rPr>
-          <w:rFonts w:hint="eastAsia"/>
-        </w:rPr>
-        <w:t>好友</w:t>
-      </w:r>
-      <w:r>
-        <w:rPr>
-          <w:rFonts w:hint="eastAsia"/>
-          <w:lang w:val="en-US" w:eastAsia="zh-CN"/>
-        </w:rPr>
-        <w:t>申请</w:t>
-      </w:r>
-      <w:r>
-        <w:rPr>
-          <w:rFonts w:hint="eastAsia"/>
-        </w:rPr>
-        <w:t>：</w:t>
-      </w:r>
-      <w:r>
-        <w:rPr>
-          <w:rFonts w:hint="eastAsia"/>
-          <w:lang w:val="en-US" w:eastAsia="zh-CN"/>
-        </w:rPr>
-        <w:t>当搜索到用户后，发送好友申请，</w:t>
-      </w:r>
-      <w:r>
-        <w:rPr>
-          <w:rFonts w:hint="eastAsia"/>
-        </w:rPr>
-        <w:t>向服务端发送post请求（携带自己的ID和添加好友的ID），然后服务端处理后向数据库插入一条记录，</w:t>
-      </w:r>
-      <w:r>
-        <w:rPr>
-          <w:rFonts w:hint="eastAsia"/>
-          <w:lang w:val="en-US" w:eastAsia="zh-CN"/>
-        </w:rPr>
-        <w:t>逻辑如下：</w:t>
-      </w:r>
-      <w:r>
-        <w:rPr>
-          <w:rFonts w:hint="eastAsia"/>
-          <w:lang w:val="en-US" w:eastAsia="zh-CN"/>
-        </w:rPr>
-        <w:br w:type="textWrapping"/>
-      </w:r>
-      <w:r>
-        <w:rPr>
-          <w:rFonts w:hint="eastAsia"/>
-          <w:lang w:val="en-US" w:eastAsia="zh-CN"/>
-        </w:rPr>
-        <w:t>const [result] = await promisePool.query(</w:t>
-      </w:r>
-    </w:p>
-    <w:p>
-      <w:pPr>
-        <w:ind w:firstLine="480"/>
-        <w:rPr>
-          <w:rFonts w:hint="eastAsia"/>
-          <w:lang w:val="en-US" w:eastAsia="zh-CN"/>
-        </w:rPr>
-      </w:pPr>
-      <w:r>
-        <w:rPr>
-          <w:rFonts w:hint="eastAsia"/>
-          <w:lang w:val="en-US" w:eastAsia="zh-CN"/>
-        </w:rPr>
-        <w:tab/>
-      </w:r>
-      <w:r>
-        <w:rPr>
-          <w:rFonts w:hint="eastAsia"/>
-          <w:lang w:val="en-US" w:eastAsia="zh-CN"/>
-        </w:rPr>
-        <w:tab/>
-      </w:r>
-      <w:r>
-        <w:rPr>
-          <w:rFonts w:hint="eastAsia"/>
-          <w:lang w:val="en-US" w:eastAsia="zh-CN"/>
-        </w:rPr>
-        <w:tab/>
-      </w:r>
-      <w:r>
-        <w:rPr>
-          <w:rFonts w:hint="eastAsia"/>
-          <w:lang w:val="en-US" w:eastAsia="zh-CN"/>
-        </w:rPr>
-        <w:t>`INSERT INTO ${contactsApplicationTable} (contactUserId, userId, name, avatar)</w:t>
-      </w:r>
-    </w:p>
-    <w:p>
-      <w:pPr>
-        <w:ind w:firstLine="480"/>
-        <w:rPr>
-          <w:rFonts w:hint="eastAsia"/>
-          <w:lang w:val="en-US" w:eastAsia="zh-CN"/>
-        </w:rPr>
-      </w:pPr>
-      <w:r>
-        <w:rPr>
-          <w:rFonts w:hint="eastAsia"/>
-          <w:lang w:val="en-US" w:eastAsia="zh-CN"/>
-        </w:rPr>
-        <w:t xml:space="preserve">         VALUES (?, ?, ?, ?)</w:t>
-      </w:r>
-    </w:p>
-    <w:p>
-      <w:pPr>
-        <w:ind w:firstLine="480"/>
-        <w:rPr>
-          <w:rFonts w:hint="eastAsia"/>
-          <w:lang w:val="en-US" w:eastAsia="zh-CN"/>
-        </w:rPr>
-      </w:pPr>
-      <w:r>
-        <w:rPr>
-          <w:rFonts w:hint="eastAsia"/>
-          <w:lang w:val="en-US" w:eastAsia="zh-CN"/>
-        </w:rPr>
-        <w:t xml:space="preserve">         ON DUPLICATE KEY UPDATE name = VALUES(name), avatar = VALUES(avatar)`,</w:t>
-      </w:r>
-    </w:p>
-    <w:p>
-      <w:pPr>
-        <w:ind w:firstLine="480"/>
-        <w:rPr>
-          <w:rFonts w:hint="eastAsia"/>
-          <w:lang w:val="en-US" w:eastAsia="zh-CN"/>
-        </w:rPr>
-      </w:pPr>
-      <w:r>
-        <w:rPr>
-          <w:rFonts w:hint="eastAsia"/>
-          <w:lang w:val="en-US" w:eastAsia="zh-CN"/>
-        </w:rPr>
-        <w:tab/>
-      </w:r>
-      <w:r>
-        <w:rPr>
-          <w:rFonts w:hint="eastAsia"/>
-          <w:lang w:val="en-US" w:eastAsia="zh-CN"/>
-        </w:rPr>
-        <w:tab/>
-      </w:r>
-      <w:r>
-        <w:rPr>
-          <w:rFonts w:hint="eastAsia"/>
-          <w:lang w:val="en-US" w:eastAsia="zh-CN"/>
-        </w:rPr>
-        <w:tab/>
-      </w:r>
-      <w:r>
-        <w:rPr>
-          <w:rFonts w:hint="eastAsia"/>
-          <w:lang w:val="en-US" w:eastAsia="zh-CN"/>
-        </w:rPr>
-        <w:t>[contactUserId, userId, name, avatar]</w:t>
-      </w:r>
-    </w:p>
-    <w:p>
-      <w:pPr>
-        <w:ind w:firstLine="480"/>
-        <w:rPr>
-          <w:rFonts w:hint="default" w:eastAsia="宋体"/>
-          <w:lang w:val="en-US" w:eastAsia="zh-CN"/>
-        </w:rPr>
-      </w:pPr>
-      <w:r>
-        <w:rPr>
-          <w:rFonts w:hint="eastAsia"/>
-          <w:lang w:val="en-US" w:eastAsia="zh-CN"/>
-        </w:rPr>
-        <w:tab/>
-      </w:r>
-      <w:r>
-        <w:rPr>
-          <w:rFonts w:hint="eastAsia"/>
-          <w:lang w:val="en-US" w:eastAsia="zh-CN"/>
-        </w:rPr>
-        <w:tab/>
-      </w:r>
-      <w:r>
-        <w:rPr>
-          <w:rFonts w:hint="eastAsia"/>
-          <w:lang w:val="en-US" w:eastAsia="zh-CN"/>
-        </w:rPr>
-        <w:t>);</w:t>
-      </w:r>
-    </w:p>
-    <w:p>
-      <w:pPr>
-        <w:ind w:firstLine="480"/>
-        <w:jc w:val="left"/>
-        <w:rPr>
-          <w:rFonts w:hint="eastAsia"/>
-          <w:lang w:val="en-US" w:eastAsia="zh-CN"/>
-        </w:rPr>
-      </w:pPr>
-      <w:r>
-        <w:t>被申请添加的用户可以在联系人页面的新朋友列表中查看到申请信息。当用户同意申请后，会向agree-application接口发送一个post请求。服务端接收到请求后，会处理传入的参数，并在contacts联系人表中新增一条记录。</w:t>
-      </w:r>
-      <w:r>
-        <w:rPr>
-          <w:rFonts w:hint="eastAsia"/>
-          <w:lang w:val="en-US" w:eastAsia="zh-CN"/>
-        </w:rPr>
-        <w:t>逻辑如下：</w:t>
-      </w:r>
-      <w:r>
-        <w:rPr>
-          <w:rFonts w:hint="eastAsia"/>
-          <w:lang w:val="en-US" w:eastAsia="zh-CN"/>
-        </w:rPr>
-        <w:br w:type="textWrapping"/>
-      </w:r>
-      <w:r>
-        <w:rPr>
-          <w:rFonts w:hint="eastAsia"/>
-          <w:lang w:val="en-US" w:eastAsia="zh-CN"/>
-        </w:rPr>
-        <w:t>// 使用 ON DUPLICATE KEY UPDATE 处理可能的重复插入</w:t>
-      </w:r>
-    </w:p>
-    <w:p>
-      <w:pPr>
-        <w:ind w:firstLine="480"/>
-        <w:jc w:val="left"/>
-        <w:rPr>
-          <w:rFonts w:hint="eastAsia"/>
-          <w:lang w:val="en-US" w:eastAsia="zh-CN"/>
-        </w:rPr>
-      </w:pPr>
-      <w:r>
-        <w:rPr>
-          <w:rFonts w:hint="eastAsia"/>
-          <w:lang w:val="en-US" w:eastAsia="zh-CN"/>
-        </w:rPr>
-        <w:tab/>
-      </w:r>
-      <w:r>
-        <w:rPr>
-          <w:rFonts w:hint="eastAsia"/>
-          <w:lang w:val="en-US" w:eastAsia="zh-CN"/>
-        </w:rPr>
-        <w:tab/>
-      </w:r>
-      <w:r>
-        <w:rPr>
-          <w:rFonts w:hint="eastAsia"/>
-          <w:lang w:val="en-US" w:eastAsia="zh-CN"/>
-        </w:rPr>
-        <w:t>const [result] = await promisePool.query(</w:t>
-      </w:r>
-    </w:p>
-    <w:p>
-      <w:pPr>
-        <w:ind w:firstLine="480"/>
-        <w:jc w:val="left"/>
-        <w:rPr>
-          <w:rFonts w:hint="eastAsia"/>
-          <w:lang w:val="en-US" w:eastAsia="zh-CN"/>
-        </w:rPr>
-      </w:pPr>
-      <w:r>
-        <w:rPr>
-          <w:rFonts w:hint="eastAsia"/>
-          <w:lang w:val="en-US" w:eastAsia="zh-CN"/>
-        </w:rPr>
-        <w:tab/>
-      </w:r>
-      <w:r>
-        <w:rPr>
-          <w:rFonts w:hint="eastAsia"/>
-          <w:lang w:val="en-US" w:eastAsia="zh-CN"/>
-        </w:rPr>
-        <w:tab/>
-      </w:r>
-      <w:r>
-        <w:rPr>
-          <w:rFonts w:hint="eastAsia"/>
-          <w:lang w:val="en-US" w:eastAsia="zh-CN"/>
-        </w:rPr>
-        <w:tab/>
-      </w:r>
-      <w:r>
-        <w:rPr>
-          <w:rFonts w:hint="eastAsia"/>
-          <w:lang w:val="en-US" w:eastAsia="zh-CN"/>
-        </w:rPr>
-        <w:t>`INSERT INTO ${contactsTable} (contactUserId, userId, name, avatar)</w:t>
-      </w:r>
-    </w:p>
-    <w:p>
-      <w:pPr>
-        <w:ind w:firstLine="480"/>
-        <w:jc w:val="left"/>
-        <w:rPr>
-          <w:rFonts w:hint="eastAsia"/>
-          <w:lang w:val="en-US" w:eastAsia="zh-CN"/>
-        </w:rPr>
-      </w:pPr>
-      <w:r>
-        <w:rPr>
-          <w:rFonts w:hint="eastAsia"/>
-          <w:lang w:val="en-US" w:eastAsia="zh-CN"/>
-        </w:rPr>
-        <w:t xml:space="preserve">         VALUES (?, ?, ?, ?)</w:t>
-      </w:r>
-    </w:p>
-    <w:p>
-      <w:pPr>
-        <w:ind w:firstLine="480"/>
-        <w:jc w:val="left"/>
-        <w:rPr>
-          <w:rFonts w:hint="eastAsia"/>
-          <w:lang w:val="en-US" w:eastAsia="zh-CN"/>
-        </w:rPr>
-      </w:pPr>
-      <w:r>
-        <w:rPr>
-          <w:rFonts w:hint="eastAsia"/>
-          <w:lang w:val="en-US" w:eastAsia="zh-CN"/>
-        </w:rPr>
-        <w:t xml:space="preserve">         ON DUPLICATE KEY UPDATE name = VALUES(name), avatar = VALUES(avatar)`,</w:t>
-      </w:r>
-    </w:p>
-    <w:p>
-      <w:pPr>
-        <w:ind w:firstLine="480"/>
-        <w:jc w:val="left"/>
-        <w:rPr>
-          <w:rFonts w:hint="eastAsia"/>
-          <w:lang w:val="en-US" w:eastAsia="zh-CN"/>
-        </w:rPr>
-      </w:pPr>
-      <w:r>
-        <w:rPr>
-          <w:rFonts w:hint="eastAsia"/>
-          <w:lang w:val="en-US" w:eastAsia="zh-CN"/>
-        </w:rPr>
-        <w:tab/>
-      </w:r>
-      <w:r>
-        <w:rPr>
-          <w:rFonts w:hint="eastAsia"/>
-          <w:lang w:val="en-US" w:eastAsia="zh-CN"/>
-        </w:rPr>
-        <w:tab/>
-      </w:r>
-      <w:r>
-        <w:rPr>
-          <w:rFonts w:hint="eastAsia"/>
-          <w:lang w:val="en-US" w:eastAsia="zh-CN"/>
-        </w:rPr>
-        <w:tab/>
-      </w:r>
-      <w:r>
-        <w:rPr>
-          <w:rFonts w:hint="eastAsia"/>
-          <w:lang w:val="en-US" w:eastAsia="zh-CN"/>
-        </w:rPr>
-        <w:t>[contactUserId, userId, name, avatar]</w:t>
-      </w:r>
-    </w:p>
-    <w:p>
-      <w:pPr>
-        <w:ind w:firstLine="480"/>
-        <w:jc w:val="left"/>
-        <w:rPr>
-          <w:rFonts w:hint="default" w:eastAsia="宋体"/>
-          <w:lang w:val="en-US" w:eastAsia="zh-CN"/>
-        </w:rPr>
-      </w:pPr>
-      <w:r>
-        <w:rPr>
-          <w:rFonts w:hint="eastAsia"/>
-          <w:lang w:val="en-US" w:eastAsia="zh-CN"/>
-        </w:rPr>
-        <w:tab/>
-      </w:r>
-      <w:r>
-        <w:rPr>
-          <w:rFonts w:hint="eastAsia"/>
-          <w:lang w:val="en-US" w:eastAsia="zh-CN"/>
-        </w:rPr>
-        <w:tab/>
-      </w:r>
-      <w:r>
-        <w:rPr>
-          <w:rFonts w:hint="eastAsia"/>
+          <w:rFonts w:hint="eastAsia" w:ascii="Times New Roman" w:hAnsi="Times New Roman" w:cs="Times New Roman"/>
+          <w:sz w:val="21"/>
+          <w:szCs w:val="21"/>
           <w:lang w:val="en-US" w:eastAsia="zh-CN"/>
         </w:rPr>
         <w:t>);</w:t>
@@ -15942,7 +17516,7 @@
           <w:szCs w:val="24"/>
         </w:rPr>
       </w:pPr>
-      <w:bookmarkStart w:id="136" w:name="_Toc24543"/>
+      <w:bookmarkStart w:id="153" w:name="_Toc21935"/>
       <w:r>
         <w:rPr>
           <w:rFonts w:hint="eastAsia" w:ascii="Times New Roman" w:hAnsi="Times New Roman"/>
@@ -15955,7 +17529,7 @@
         </w:rPr>
         <w:t>即时通讯</w:t>
       </w:r>
-      <w:bookmarkEnd w:id="136"/>
+      <w:bookmarkEnd w:id="153"/>
     </w:p>
     <w:p>
       <w:pPr>
@@ -16062,7 +17636,7 @@
                     </pic:cNvPicPr>
                   </pic:nvPicPr>
                   <pic:blipFill>
-                    <a:blip r:embed="rId33"/>
+                    <a:blip r:embed="rId34"/>
                     <a:stretch>
                       <a:fillRect/>
                     </a:stretch>
@@ -16102,7 +17676,24 @@
           <w:sz w:val="21"/>
           <w:szCs w:val="21"/>
         </w:rPr>
-        <w:t>图5-3 用户聊天设计页</w:t>
+        <w:t>图5-</w:t>
+      </w:r>
+      <w:r>
+        <w:rPr>
+          <w:rFonts w:hint="eastAsia" w:eastAsia="黑体" w:cs="黑体"/>
+          <w:sz w:val="21"/>
+          <w:szCs w:val="21"/>
+          <w:lang w:val="en-US" w:eastAsia="zh-CN"/>
+        </w:rPr>
+        <w:t>4</w:t>
+      </w:r>
+      <w:r>
+        <w:rPr>
+          <w:rFonts w:hint="eastAsia" w:eastAsia="黑体" w:cs="黑体"/>
+          <w:sz w:val="21"/>
+          <w:szCs w:val="21"/>
+        </w:rPr>
+        <w:t xml:space="preserve"> 用户聊天设计页</w:t>
       </w:r>
     </w:p>
     <w:p>
@@ -16173,830 +17764,1063 @@
         <w:ind w:left="0" w:leftChars="0" w:firstLine="420" w:firstLineChars="0"/>
         <w:jc w:val="both"/>
         <w:rPr>
+          <w:rFonts w:hint="eastAsia" w:ascii="Times New Roman" w:hAnsi="Times New Roman" w:cs="Times New Roman"/>
+          <w:sz w:val="21"/>
+          <w:szCs w:val="21"/>
+          <w:lang w:val="en-US" w:eastAsia="zh-CN"/>
+        </w:rPr>
+      </w:pPr>
+      <w:r>
+        <w:rPr>
           <w:rFonts w:hint="eastAsia"/>
           <w:lang w:val="en-US" w:eastAsia="zh-CN"/>
         </w:rPr>
-      </w:pPr>
+        <w:t>区分消息类型的逻辑：这里不管什么消息类型，其实都只是需要一个key值去区分而已，比如我这里会在每个消息的对象中，使用一个type字段进行区分，如果type是text那就是纯文本，如果是image, 那就是图片，区分不同的消息服务端可以做出不同的逻辑处理，而客户端则会都不同的消息类型进行不同的展示，以下是完整的消息类型的对象：</w:t>
+      </w:r>
       <w:r>
         <w:rPr>
           <w:rFonts w:hint="eastAsia"/>
           <w:lang w:val="en-US" w:eastAsia="zh-CN"/>
         </w:rPr>
-        <w:t>区分消息类型的逻辑：这里不管什么消息类型，其实都只是需要一个key值去区分而已，比如我这里会在每个消息的对象中，使用一个type字段进行区分，如果type是text那就是纯文本，如果是image, 那就是图片，区分不同的消息服务端可以做出不同的逻辑处理，而客户端则会都不同的消息类型进行不同的展示，以下是完整的消息类型的对象：</w:t>
-      </w:r>
-      <w:r>
+        <w:br w:type="textWrapping"/>
+      </w:r>
+      <w:r>
+        <w:rPr>
+          <w:rFonts w:hint="eastAsia" w:ascii="Times New Roman" w:hAnsi="Times New Roman" w:cs="Times New Roman"/>
+          <w:sz w:val="21"/>
+          <w:szCs w:val="21"/>
+          <w:lang w:val="en-US" w:eastAsia="zh-CN"/>
+        </w:rPr>
+        <w:t>{</w:t>
+      </w:r>
+    </w:p>
+    <w:p>
+      <w:pPr>
+        <w:spacing w:line="240" w:lineRule="auto"/>
+        <w:ind w:firstLineChars="0"/>
+        <w:jc w:val="left"/>
+        <w:rPr>
+          <w:rFonts w:hint="eastAsia" w:ascii="Times New Roman" w:hAnsi="Times New Roman" w:cs="Times New Roman"/>
+          <w:sz w:val="21"/>
+          <w:szCs w:val="21"/>
+          <w:lang w:val="en-US" w:eastAsia="zh-CN"/>
+        </w:rPr>
+      </w:pPr>
+      <w:r>
+        <w:rPr>
+          <w:rFonts w:hint="eastAsia" w:ascii="Times New Roman" w:hAnsi="Times New Roman" w:cs="Times New Roman"/>
+          <w:sz w:val="21"/>
+          <w:szCs w:val="21"/>
+          <w:lang w:val="en-US" w:eastAsia="zh-CN"/>
+        </w:rPr>
+        <w:tab/>
+      </w:r>
+      <w:r>
+        <w:rPr>
+          <w:rFonts w:hint="eastAsia" w:ascii="Times New Roman" w:hAnsi="Times New Roman" w:cs="Times New Roman"/>
+          <w:sz w:val="21"/>
+          <w:szCs w:val="21"/>
+          <w:lang w:val="en-US" w:eastAsia="zh-CN"/>
+        </w:rPr>
+        <w:tab/>
+      </w:r>
+      <w:r>
+        <w:rPr>
+          <w:rFonts w:hint="eastAsia" w:ascii="Times New Roman" w:hAnsi="Times New Roman" w:cs="Times New Roman"/>
+          <w:sz w:val="21"/>
+          <w:szCs w:val="21"/>
+          <w:lang w:val="en-US" w:eastAsia="zh-CN"/>
+        </w:rPr>
+        <w:t>id,</w:t>
+      </w:r>
+    </w:p>
+    <w:p>
+      <w:pPr>
+        <w:spacing w:line="240" w:lineRule="auto"/>
+        <w:ind w:firstLineChars="0"/>
+        <w:jc w:val="left"/>
+        <w:rPr>
+          <w:rFonts w:hint="eastAsia" w:ascii="Times New Roman" w:hAnsi="Times New Roman" w:cs="Times New Roman"/>
+          <w:sz w:val="21"/>
+          <w:szCs w:val="21"/>
+          <w:lang w:val="en-US" w:eastAsia="zh-CN"/>
+        </w:rPr>
+      </w:pPr>
+      <w:r>
+        <w:rPr>
+          <w:rFonts w:hint="eastAsia" w:ascii="Times New Roman" w:hAnsi="Times New Roman" w:cs="Times New Roman"/>
+          <w:sz w:val="21"/>
+          <w:szCs w:val="21"/>
+          <w:lang w:val="en-US" w:eastAsia="zh-CN"/>
+        </w:rPr>
+        <w:tab/>
+      </w:r>
+      <w:r>
+        <w:rPr>
+          <w:rFonts w:hint="eastAsia" w:ascii="Times New Roman" w:hAnsi="Times New Roman" w:cs="Times New Roman"/>
+          <w:sz w:val="21"/>
+          <w:szCs w:val="21"/>
+          <w:lang w:val="en-US" w:eastAsia="zh-CN"/>
+        </w:rPr>
+        <w:tab/>
+      </w:r>
+      <w:r>
+        <w:rPr>
+          <w:rFonts w:hint="eastAsia" w:ascii="Times New Roman" w:hAnsi="Times New Roman" w:cs="Times New Roman"/>
+          <w:sz w:val="21"/>
+          <w:szCs w:val="21"/>
+          <w:lang w:val="en-US" w:eastAsia="zh-CN"/>
+        </w:rPr>
+        <w:t>senderId,</w:t>
+      </w:r>
+    </w:p>
+    <w:p>
+      <w:pPr>
+        <w:spacing w:line="240" w:lineRule="auto"/>
+        <w:ind w:firstLineChars="0"/>
+        <w:jc w:val="left"/>
+        <w:rPr>
+          <w:rFonts w:hint="eastAsia" w:ascii="Times New Roman" w:hAnsi="Times New Roman" w:cs="Times New Roman"/>
+          <w:sz w:val="21"/>
+          <w:szCs w:val="21"/>
+          <w:lang w:val="en-US" w:eastAsia="zh-CN"/>
+        </w:rPr>
+      </w:pPr>
+      <w:r>
+        <w:rPr>
+          <w:rFonts w:hint="eastAsia" w:ascii="Times New Roman" w:hAnsi="Times New Roman" w:cs="Times New Roman"/>
+          <w:sz w:val="21"/>
+          <w:szCs w:val="21"/>
+          <w:lang w:val="en-US" w:eastAsia="zh-CN"/>
+        </w:rPr>
+        <w:tab/>
+      </w:r>
+      <w:r>
+        <w:rPr>
+          <w:rFonts w:hint="eastAsia" w:ascii="Times New Roman" w:hAnsi="Times New Roman" w:cs="Times New Roman"/>
+          <w:sz w:val="21"/>
+          <w:szCs w:val="21"/>
+          <w:lang w:val="en-US" w:eastAsia="zh-CN"/>
+        </w:rPr>
+        <w:tab/>
+      </w:r>
+      <w:r>
+        <w:rPr>
+          <w:rFonts w:hint="eastAsia" w:ascii="Times New Roman" w:hAnsi="Times New Roman" w:cs="Times New Roman"/>
+          <w:sz w:val="21"/>
+          <w:szCs w:val="21"/>
+          <w:lang w:val="en-US" w:eastAsia="zh-CN"/>
+        </w:rPr>
+        <w:t>receiverId,</w:t>
+      </w:r>
+    </w:p>
+    <w:p>
+      <w:pPr>
+        <w:spacing w:line="240" w:lineRule="auto"/>
+        <w:ind w:firstLineChars="0"/>
+        <w:jc w:val="left"/>
+        <w:rPr>
+          <w:rFonts w:hint="eastAsia" w:ascii="Times New Roman" w:hAnsi="Times New Roman" w:cs="Times New Roman"/>
+          <w:sz w:val="21"/>
+          <w:szCs w:val="21"/>
+          <w:lang w:val="en-US" w:eastAsia="zh-CN"/>
+        </w:rPr>
+      </w:pPr>
+      <w:r>
+        <w:rPr>
+          <w:rFonts w:hint="eastAsia" w:ascii="Times New Roman" w:hAnsi="Times New Roman" w:cs="Times New Roman"/>
+          <w:sz w:val="21"/>
+          <w:szCs w:val="21"/>
+          <w:lang w:val="en-US" w:eastAsia="zh-CN"/>
+        </w:rPr>
+        <w:tab/>
+      </w:r>
+      <w:r>
+        <w:rPr>
+          <w:rFonts w:hint="eastAsia" w:ascii="Times New Roman" w:hAnsi="Times New Roman" w:cs="Times New Roman"/>
+          <w:sz w:val="21"/>
+          <w:szCs w:val="21"/>
+          <w:lang w:val="en-US" w:eastAsia="zh-CN"/>
+        </w:rPr>
+        <w:tab/>
+      </w:r>
+      <w:r>
+        <w:rPr>
+          <w:rFonts w:hint="eastAsia" w:ascii="Times New Roman" w:hAnsi="Times New Roman" w:cs="Times New Roman"/>
+          <w:sz w:val="21"/>
+          <w:szCs w:val="21"/>
+          <w:lang w:val="en-US" w:eastAsia="zh-CN"/>
+        </w:rPr>
+        <w:t>content,</w:t>
+      </w:r>
+    </w:p>
+    <w:p>
+      <w:pPr>
+        <w:spacing w:line="240" w:lineRule="auto"/>
+        <w:ind w:firstLineChars="0"/>
+        <w:jc w:val="left"/>
+        <w:rPr>
+          <w:rFonts w:hint="eastAsia" w:ascii="Times New Roman" w:hAnsi="Times New Roman" w:cs="Times New Roman"/>
+          <w:sz w:val="21"/>
+          <w:szCs w:val="21"/>
+          <w:lang w:val="en-US" w:eastAsia="zh-CN"/>
+        </w:rPr>
+      </w:pPr>
+      <w:r>
+        <w:rPr>
+          <w:rFonts w:hint="eastAsia" w:ascii="Times New Roman" w:hAnsi="Times New Roman" w:cs="Times New Roman"/>
+          <w:sz w:val="21"/>
+          <w:szCs w:val="21"/>
+          <w:lang w:val="en-US" w:eastAsia="zh-CN"/>
+        </w:rPr>
+        <w:tab/>
+      </w:r>
+      <w:r>
+        <w:rPr>
+          <w:rFonts w:hint="eastAsia" w:ascii="Times New Roman" w:hAnsi="Times New Roman" w:cs="Times New Roman"/>
+          <w:sz w:val="21"/>
+          <w:szCs w:val="21"/>
+          <w:lang w:val="en-US" w:eastAsia="zh-CN"/>
+        </w:rPr>
+        <w:tab/>
+      </w:r>
+      <w:r>
+        <w:rPr>
+          <w:rFonts w:hint="eastAsia" w:ascii="Times New Roman" w:hAnsi="Times New Roman" w:cs="Times New Roman"/>
+          <w:sz w:val="21"/>
+          <w:szCs w:val="21"/>
+          <w:lang w:val="en-US" w:eastAsia="zh-CN"/>
+        </w:rPr>
+        <w:t>userInfo,</w:t>
+      </w:r>
+    </w:p>
+    <w:p>
+      <w:pPr>
+        <w:spacing w:line="240" w:lineRule="auto"/>
+        <w:ind w:firstLineChars="0"/>
+        <w:jc w:val="left"/>
+        <w:rPr>
+          <w:rFonts w:hint="eastAsia" w:ascii="Times New Roman" w:hAnsi="Times New Roman" w:cs="Times New Roman"/>
+          <w:sz w:val="21"/>
+          <w:szCs w:val="21"/>
+          <w:lang w:val="en-US" w:eastAsia="zh-CN"/>
+        </w:rPr>
+      </w:pPr>
+      <w:r>
+        <w:rPr>
+          <w:rFonts w:hint="eastAsia" w:ascii="Times New Roman" w:hAnsi="Times New Roman" w:cs="Times New Roman"/>
+          <w:sz w:val="21"/>
+          <w:szCs w:val="21"/>
+          <w:lang w:val="en-US" w:eastAsia="zh-CN"/>
+        </w:rPr>
+        <w:tab/>
+      </w:r>
+      <w:r>
+        <w:rPr>
+          <w:rFonts w:hint="eastAsia" w:ascii="Times New Roman" w:hAnsi="Times New Roman" w:cs="Times New Roman"/>
+          <w:sz w:val="21"/>
+          <w:szCs w:val="21"/>
+          <w:lang w:val="en-US" w:eastAsia="zh-CN"/>
+        </w:rPr>
+        <w:tab/>
+      </w:r>
+      <w:r>
+        <w:rPr>
+          <w:rFonts w:hint="eastAsia" w:ascii="Times New Roman" w:hAnsi="Times New Roman" w:cs="Times New Roman"/>
+          <w:sz w:val="21"/>
+          <w:szCs w:val="21"/>
+          <w:lang w:val="en-US" w:eastAsia="zh-CN"/>
+        </w:rPr>
+        <w:t>createTime,</w:t>
+      </w:r>
+    </w:p>
+    <w:p>
+      <w:pPr>
+        <w:spacing w:line="240" w:lineRule="auto"/>
+        <w:ind w:firstLineChars="0"/>
+        <w:jc w:val="left"/>
+        <w:rPr>
+          <w:rFonts w:hint="eastAsia" w:ascii="Times New Roman" w:hAnsi="Times New Roman" w:cs="Times New Roman"/>
+          <w:sz w:val="21"/>
+          <w:szCs w:val="21"/>
+          <w:lang w:val="en-US" w:eastAsia="zh-CN"/>
+        </w:rPr>
+      </w:pPr>
+      <w:r>
+        <w:rPr>
+          <w:rFonts w:hint="eastAsia" w:ascii="Times New Roman" w:hAnsi="Times New Roman" w:cs="Times New Roman"/>
+          <w:sz w:val="21"/>
+          <w:szCs w:val="21"/>
+          <w:lang w:val="en-US" w:eastAsia="zh-CN"/>
+        </w:rPr>
+        <w:tab/>
+      </w:r>
+      <w:r>
+        <w:rPr>
+          <w:rFonts w:hint="eastAsia" w:ascii="Times New Roman" w:hAnsi="Times New Roman" w:cs="Times New Roman"/>
+          <w:sz w:val="21"/>
+          <w:szCs w:val="21"/>
+          <w:lang w:val="en-US" w:eastAsia="zh-CN"/>
+        </w:rPr>
+        <w:tab/>
+      </w:r>
+      <w:r>
+        <w:rPr>
+          <w:rFonts w:hint="eastAsia" w:ascii="Times New Roman" w:hAnsi="Times New Roman" w:cs="Times New Roman"/>
+          <w:sz w:val="21"/>
+          <w:szCs w:val="21"/>
+          <w:lang w:val="en-US" w:eastAsia="zh-CN"/>
+        </w:rPr>
+        <w:t>messageType,</w:t>
+      </w:r>
+    </w:p>
+    <w:p>
+      <w:pPr>
+        <w:spacing w:line="240" w:lineRule="auto"/>
+        <w:ind w:firstLineChars="0"/>
+        <w:jc w:val="left"/>
+        <w:rPr>
+          <w:rFonts w:hint="eastAsia" w:ascii="Times New Roman" w:hAnsi="Times New Roman" w:cs="Times New Roman"/>
+          <w:sz w:val="21"/>
+          <w:szCs w:val="21"/>
+          <w:lang w:val="en-US" w:eastAsia="zh-CN"/>
+        </w:rPr>
+      </w:pPr>
+      <w:r>
+        <w:rPr>
+          <w:rFonts w:hint="eastAsia" w:ascii="Times New Roman" w:hAnsi="Times New Roman" w:cs="Times New Roman"/>
+          <w:sz w:val="21"/>
+          <w:szCs w:val="21"/>
+          <w:lang w:val="en-US" w:eastAsia="zh-CN"/>
+        </w:rPr>
+        <w:tab/>
+      </w:r>
+      <w:r>
+        <w:rPr>
+          <w:rFonts w:hint="eastAsia" w:ascii="Times New Roman" w:hAnsi="Times New Roman" w:cs="Times New Roman"/>
+          <w:sz w:val="21"/>
+          <w:szCs w:val="21"/>
+          <w:lang w:val="en-US" w:eastAsia="zh-CN"/>
+        </w:rPr>
+        <w:tab/>
+      </w:r>
+      <w:r>
+        <w:rPr>
+          <w:rFonts w:hint="eastAsia" w:ascii="Times New Roman" w:hAnsi="Times New Roman" w:cs="Times New Roman"/>
+          <w:sz w:val="21"/>
+          <w:szCs w:val="21"/>
+          <w:lang w:val="en-US" w:eastAsia="zh-CN"/>
+        </w:rPr>
+        <w:t>isMe: false,</w:t>
+      </w:r>
+    </w:p>
+    <w:p>
+      <w:pPr>
+        <w:spacing w:line="240" w:lineRule="auto"/>
+        <w:ind w:firstLineChars="0"/>
+        <w:jc w:val="left"/>
+        <w:rPr>
+          <w:rFonts w:hint="eastAsia" w:ascii="Times New Roman" w:hAnsi="Times New Roman" w:cs="Times New Roman"/>
+          <w:sz w:val="21"/>
+          <w:szCs w:val="21"/>
+          <w:lang w:val="en-US" w:eastAsia="zh-CN"/>
+        </w:rPr>
+      </w:pPr>
+      <w:r>
+        <w:rPr>
+          <w:rFonts w:hint="eastAsia" w:ascii="Times New Roman" w:hAnsi="Times New Roman" w:cs="Times New Roman"/>
+          <w:sz w:val="21"/>
+          <w:szCs w:val="21"/>
+          <w:lang w:val="en-US" w:eastAsia="zh-CN"/>
+        </w:rPr>
+        <w:tab/>
+      </w:r>
+      <w:r>
+        <w:rPr>
+          <w:rFonts w:hint="eastAsia" w:ascii="Times New Roman" w:hAnsi="Times New Roman" w:cs="Times New Roman"/>
+          <w:sz w:val="21"/>
+          <w:szCs w:val="21"/>
+          <w:lang w:val="en-US" w:eastAsia="zh-CN"/>
+        </w:rPr>
+        <w:tab/>
+      </w:r>
+      <w:r>
+        <w:rPr>
+          <w:rFonts w:hint="eastAsia" w:ascii="Times New Roman" w:hAnsi="Times New Roman" w:cs="Times New Roman"/>
+          <w:sz w:val="21"/>
+          <w:szCs w:val="21"/>
+          <w:lang w:val="en-US" w:eastAsia="zh-CN"/>
+        </w:rPr>
+        <w:t>groupId // 明确标识群组消息</w:t>
+      </w:r>
+    </w:p>
+    <w:p>
+      <w:pPr>
+        <w:spacing w:line="240" w:lineRule="auto"/>
+        <w:ind w:firstLineChars="0"/>
+        <w:jc w:val="left"/>
         <w:rPr>
           <w:rFonts w:hint="eastAsia"/>
           <w:lang w:val="en-US" w:eastAsia="zh-CN"/>
         </w:rPr>
-        <w:br w:type="textWrapping"/>
-      </w:r>
-      <w:r>
+      </w:pPr>
+      <w:r>
+        <w:rPr>
+          <w:rFonts w:hint="eastAsia" w:ascii="Times New Roman" w:hAnsi="Times New Roman" w:cs="Times New Roman"/>
+          <w:sz w:val="21"/>
+          <w:szCs w:val="21"/>
+          <w:lang w:val="en-US" w:eastAsia="zh-CN"/>
+        </w:rPr>
+        <w:tab/>
+      </w:r>
+      <w:r>
+        <w:rPr>
+          <w:rFonts w:hint="eastAsia" w:ascii="Times New Roman" w:hAnsi="Times New Roman" w:cs="Times New Roman"/>
+          <w:sz w:val="21"/>
+          <w:szCs w:val="21"/>
+          <w:lang w:val="en-US" w:eastAsia="zh-CN"/>
+        </w:rPr>
+        <w:t>}</w:t>
+      </w:r>
+    </w:p>
+    <w:p>
+      <w:pPr>
+        <w:ind w:left="0" w:leftChars="0" w:firstLine="420" w:firstLineChars="0"/>
+        <w:jc w:val="both"/>
         <w:rPr>
           <w:rFonts w:hint="eastAsia"/>
           <w:lang w:val="en-US" w:eastAsia="zh-CN"/>
         </w:rPr>
-        <w:t>{</w:t>
-      </w:r>
-    </w:p>
-    <w:p>
-      <w:pPr>
-        <w:ind w:left="0" w:leftChars="0" w:firstLine="420" w:firstLineChars="0"/>
-        <w:jc w:val="both"/>
+      </w:pPr>
+      <w:r>
         <w:rPr>
           <w:rFonts w:hint="eastAsia"/>
           <w:lang w:val="en-US" w:eastAsia="zh-CN"/>
         </w:rPr>
-      </w:pPr>
-      <w:r>
+        <w:t>离线消息存储与发送的逻辑：在发送消息的时候，会判断目前用户是否在线，如果不在线，会先将消息存储到redis中，下面是redis存储消息的逻辑：</w:t>
+      </w:r>
+    </w:p>
+    <w:p>
+      <w:pPr>
+        <w:spacing w:line="240" w:lineRule="auto"/>
+        <w:ind w:firstLineChars="0"/>
+        <w:jc w:val="left"/>
+        <w:rPr>
+          <w:rFonts w:hint="eastAsia" w:ascii="Times New Roman" w:hAnsi="Times New Roman" w:cs="Times New Roman"/>
+          <w:sz w:val="21"/>
+          <w:szCs w:val="21"/>
+          <w:lang w:val="en-US" w:eastAsia="zh-CN"/>
+        </w:rPr>
+      </w:pPr>
+      <w:r>
+        <w:rPr>
+          <w:rFonts w:hint="eastAsia" w:ascii="Times New Roman" w:hAnsi="Times New Roman" w:cs="Times New Roman"/>
+          <w:sz w:val="21"/>
+          <w:szCs w:val="21"/>
+          <w:lang w:val="en-US" w:eastAsia="zh-CN"/>
+        </w:rPr>
+        <w:t>async function storeMessageInRedis(message) {</w:t>
+      </w:r>
+    </w:p>
+    <w:p>
+      <w:pPr>
+        <w:spacing w:line="240" w:lineRule="auto"/>
+        <w:ind w:firstLineChars="0"/>
+        <w:jc w:val="left"/>
+        <w:rPr>
+          <w:rFonts w:hint="eastAsia" w:ascii="Times New Roman" w:hAnsi="Times New Roman" w:cs="Times New Roman"/>
+          <w:sz w:val="21"/>
+          <w:szCs w:val="21"/>
+          <w:lang w:val="en-US" w:eastAsia="zh-CN"/>
+        </w:rPr>
+      </w:pPr>
+      <w:r>
+        <w:rPr>
+          <w:rFonts w:hint="eastAsia" w:ascii="Times New Roman" w:hAnsi="Times New Roman" w:cs="Times New Roman"/>
+          <w:sz w:val="21"/>
+          <w:szCs w:val="21"/>
+          <w:lang w:val="en-US" w:eastAsia="zh-CN"/>
+        </w:rPr>
+        <w:tab/>
+      </w:r>
+      <w:r>
+        <w:rPr>
+          <w:rFonts w:hint="eastAsia" w:ascii="Times New Roman" w:hAnsi="Times New Roman" w:cs="Times New Roman"/>
+          <w:sz w:val="21"/>
+          <w:szCs w:val="21"/>
+          <w:lang w:val="en-US" w:eastAsia="zh-CN"/>
+        </w:rPr>
+        <w:t>if (!message.createTime) {</w:t>
+      </w:r>
+    </w:p>
+    <w:p>
+      <w:pPr>
+        <w:spacing w:line="240" w:lineRule="auto"/>
+        <w:ind w:firstLineChars="0"/>
+        <w:jc w:val="left"/>
+        <w:rPr>
+          <w:rFonts w:hint="eastAsia" w:ascii="Times New Roman" w:hAnsi="Times New Roman" w:cs="Times New Roman"/>
+          <w:sz w:val="21"/>
+          <w:szCs w:val="21"/>
+          <w:lang w:val="en-US" w:eastAsia="zh-CN"/>
+        </w:rPr>
+      </w:pPr>
+      <w:r>
+        <w:rPr>
+          <w:rFonts w:hint="eastAsia" w:ascii="Times New Roman" w:hAnsi="Times New Roman" w:cs="Times New Roman"/>
+          <w:sz w:val="21"/>
+          <w:szCs w:val="21"/>
+          <w:lang w:val="en-US" w:eastAsia="zh-CN"/>
+        </w:rPr>
+        <w:tab/>
+      </w:r>
+      <w:r>
+        <w:rPr>
+          <w:rFonts w:hint="eastAsia" w:ascii="Times New Roman" w:hAnsi="Times New Roman" w:cs="Times New Roman"/>
+          <w:sz w:val="21"/>
+          <w:szCs w:val="21"/>
+          <w:lang w:val="en-US" w:eastAsia="zh-CN"/>
+        </w:rPr>
+        <w:tab/>
+      </w:r>
+      <w:r>
+        <w:rPr>
+          <w:rFonts w:hint="eastAsia" w:ascii="Times New Roman" w:hAnsi="Times New Roman" w:cs="Times New Roman"/>
+          <w:sz w:val="21"/>
+          <w:szCs w:val="21"/>
+          <w:lang w:val="en-US" w:eastAsia="zh-CN"/>
+        </w:rPr>
+        <w:t>console.error('Cannot store message without createTime', message);</w:t>
+      </w:r>
+    </w:p>
+    <w:p>
+      <w:pPr>
+        <w:spacing w:line="240" w:lineRule="auto"/>
+        <w:ind w:firstLineChars="0"/>
+        <w:jc w:val="left"/>
+        <w:rPr>
+          <w:rFonts w:hint="eastAsia" w:ascii="Times New Roman" w:hAnsi="Times New Roman" w:cs="Times New Roman"/>
+          <w:sz w:val="21"/>
+          <w:szCs w:val="21"/>
+          <w:lang w:val="en-US" w:eastAsia="zh-CN"/>
+        </w:rPr>
+      </w:pPr>
+      <w:r>
+        <w:rPr>
+          <w:rFonts w:hint="eastAsia" w:ascii="Times New Roman" w:hAnsi="Times New Roman" w:cs="Times New Roman"/>
+          <w:sz w:val="21"/>
+          <w:szCs w:val="21"/>
+          <w:lang w:val="en-US" w:eastAsia="zh-CN"/>
+        </w:rPr>
+        <w:tab/>
+      </w:r>
+      <w:r>
+        <w:rPr>
+          <w:rFonts w:hint="eastAsia" w:ascii="Times New Roman" w:hAnsi="Times New Roman" w:cs="Times New Roman"/>
+          <w:sz w:val="21"/>
+          <w:szCs w:val="21"/>
+          <w:lang w:val="en-US" w:eastAsia="zh-CN"/>
+        </w:rPr>
+        <w:tab/>
+      </w:r>
+      <w:r>
+        <w:rPr>
+          <w:rFonts w:hint="eastAsia" w:ascii="Times New Roman" w:hAnsi="Times New Roman" w:cs="Times New Roman"/>
+          <w:sz w:val="21"/>
+          <w:szCs w:val="21"/>
+          <w:lang w:val="en-US" w:eastAsia="zh-CN"/>
+        </w:rPr>
+        <w:t>return;</w:t>
+      </w:r>
+    </w:p>
+    <w:p>
+      <w:pPr>
+        <w:spacing w:line="240" w:lineRule="auto"/>
+        <w:ind w:firstLineChars="0"/>
+        <w:jc w:val="left"/>
+        <w:rPr>
+          <w:rFonts w:hint="eastAsia" w:ascii="Times New Roman" w:hAnsi="Times New Roman" w:cs="Times New Roman"/>
+          <w:sz w:val="21"/>
+          <w:szCs w:val="21"/>
+          <w:lang w:val="en-US" w:eastAsia="zh-CN"/>
+        </w:rPr>
+      </w:pPr>
+      <w:r>
+        <w:rPr>
+          <w:rFonts w:hint="eastAsia" w:ascii="Times New Roman" w:hAnsi="Times New Roman" w:cs="Times New Roman"/>
+          <w:sz w:val="21"/>
+          <w:szCs w:val="21"/>
+          <w:lang w:val="en-US" w:eastAsia="zh-CN"/>
+        </w:rPr>
+        <w:tab/>
+      </w:r>
+      <w:r>
+        <w:rPr>
+          <w:rFonts w:hint="eastAsia" w:ascii="Times New Roman" w:hAnsi="Times New Roman" w:cs="Times New Roman"/>
+          <w:sz w:val="21"/>
+          <w:szCs w:val="21"/>
+          <w:lang w:val="en-US" w:eastAsia="zh-CN"/>
+        </w:rPr>
+        <w:t>}</w:t>
+      </w:r>
+    </w:p>
+    <w:p>
+      <w:pPr>
+        <w:spacing w:line="240" w:lineRule="auto"/>
+        <w:ind w:firstLineChars="0"/>
+        <w:jc w:val="left"/>
+        <w:rPr>
+          <w:rFonts w:hint="eastAsia" w:ascii="Times New Roman" w:hAnsi="Times New Roman" w:cs="Times New Roman"/>
+          <w:sz w:val="21"/>
+          <w:szCs w:val="21"/>
+          <w:lang w:val="en-US" w:eastAsia="zh-CN"/>
+        </w:rPr>
+      </w:pPr>
+    </w:p>
+    <w:p>
+      <w:pPr>
+        <w:spacing w:line="240" w:lineRule="auto"/>
+        <w:ind w:firstLineChars="0"/>
+        <w:jc w:val="left"/>
+        <w:rPr>
+          <w:rFonts w:hint="eastAsia" w:ascii="Times New Roman" w:hAnsi="Times New Roman" w:cs="Times New Roman"/>
+          <w:sz w:val="21"/>
+          <w:szCs w:val="21"/>
+          <w:lang w:val="en-US" w:eastAsia="zh-CN"/>
+        </w:rPr>
+      </w:pPr>
+      <w:r>
+        <w:rPr>
+          <w:rFonts w:hint="eastAsia" w:ascii="Times New Roman" w:hAnsi="Times New Roman" w:cs="Times New Roman"/>
+          <w:sz w:val="21"/>
+          <w:szCs w:val="21"/>
+          <w:lang w:val="en-US" w:eastAsia="zh-CN"/>
+        </w:rPr>
+        <w:tab/>
+      </w:r>
+      <w:r>
+        <w:rPr>
+          <w:rFonts w:hint="eastAsia" w:ascii="Times New Roman" w:hAnsi="Times New Roman" w:cs="Times New Roman"/>
+          <w:sz w:val="21"/>
+          <w:szCs w:val="21"/>
+          <w:lang w:val="en-US" w:eastAsia="zh-CN"/>
+        </w:rPr>
+        <w:t>// 根据是否存在groupId选择存储键</w:t>
+      </w:r>
+    </w:p>
+    <w:p>
+      <w:pPr>
+        <w:spacing w:line="240" w:lineRule="auto"/>
+        <w:ind w:firstLineChars="0"/>
+        <w:jc w:val="left"/>
+        <w:rPr>
+          <w:rFonts w:hint="eastAsia" w:ascii="Times New Roman" w:hAnsi="Times New Roman" w:cs="Times New Roman"/>
+          <w:sz w:val="21"/>
+          <w:szCs w:val="21"/>
+          <w:lang w:val="en-US" w:eastAsia="zh-CN"/>
+        </w:rPr>
+      </w:pPr>
+      <w:r>
+        <w:rPr>
+          <w:rFonts w:hint="eastAsia" w:ascii="Times New Roman" w:hAnsi="Times New Roman" w:cs="Times New Roman"/>
+          <w:sz w:val="21"/>
+          <w:szCs w:val="21"/>
+          <w:lang w:val="en-US" w:eastAsia="zh-CN"/>
+        </w:rPr>
+        <w:tab/>
+      </w:r>
+      <w:r>
+        <w:rPr>
+          <w:rFonts w:hint="eastAsia" w:ascii="Times New Roman" w:hAnsi="Times New Roman" w:cs="Times New Roman"/>
+          <w:sz w:val="21"/>
+          <w:szCs w:val="21"/>
+          <w:lang w:val="en-US" w:eastAsia="zh-CN"/>
+        </w:rPr>
+        <w:t>let key;</w:t>
+      </w:r>
+    </w:p>
+    <w:p>
+      <w:pPr>
+        <w:spacing w:line="240" w:lineRule="auto"/>
+        <w:ind w:firstLineChars="0"/>
+        <w:jc w:val="left"/>
+        <w:rPr>
+          <w:rFonts w:hint="eastAsia" w:ascii="Times New Roman" w:hAnsi="Times New Roman" w:cs="Times New Roman"/>
+          <w:sz w:val="21"/>
+          <w:szCs w:val="21"/>
+          <w:lang w:val="en-US" w:eastAsia="zh-CN"/>
+        </w:rPr>
+      </w:pPr>
+      <w:r>
+        <w:rPr>
+          <w:rFonts w:hint="eastAsia" w:ascii="Times New Roman" w:hAnsi="Times New Roman" w:cs="Times New Roman"/>
+          <w:sz w:val="21"/>
+          <w:szCs w:val="21"/>
+          <w:lang w:val="en-US" w:eastAsia="zh-CN"/>
+        </w:rPr>
+        <w:tab/>
+      </w:r>
+      <w:r>
+        <w:rPr>
+          <w:rFonts w:hint="eastAsia" w:ascii="Times New Roman" w:hAnsi="Times New Roman" w:cs="Times New Roman"/>
+          <w:sz w:val="21"/>
+          <w:szCs w:val="21"/>
+          <w:lang w:val="en-US" w:eastAsia="zh-CN"/>
+        </w:rPr>
+        <w:t>if (message.groupId) {</w:t>
+      </w:r>
+    </w:p>
+    <w:p>
+      <w:pPr>
+        <w:spacing w:line="240" w:lineRule="auto"/>
+        <w:ind w:firstLineChars="0"/>
+        <w:jc w:val="left"/>
+        <w:rPr>
+          <w:rFonts w:hint="eastAsia" w:ascii="Times New Roman" w:hAnsi="Times New Roman" w:cs="Times New Roman"/>
+          <w:sz w:val="21"/>
+          <w:szCs w:val="21"/>
+          <w:lang w:val="en-US" w:eastAsia="zh-CN"/>
+        </w:rPr>
+      </w:pPr>
+      <w:r>
+        <w:rPr>
+          <w:rFonts w:hint="eastAsia" w:ascii="Times New Roman" w:hAnsi="Times New Roman" w:cs="Times New Roman"/>
+          <w:sz w:val="21"/>
+          <w:szCs w:val="21"/>
+          <w:lang w:val="en-US" w:eastAsia="zh-CN"/>
+        </w:rPr>
+        <w:tab/>
+      </w:r>
+      <w:r>
+        <w:rPr>
+          <w:rFonts w:hint="eastAsia" w:ascii="Times New Roman" w:hAnsi="Times New Roman" w:cs="Times New Roman"/>
+          <w:sz w:val="21"/>
+          <w:szCs w:val="21"/>
+          <w:lang w:val="en-US" w:eastAsia="zh-CN"/>
+        </w:rPr>
+        <w:tab/>
+      </w:r>
+      <w:r>
+        <w:rPr>
+          <w:rFonts w:hint="eastAsia" w:ascii="Times New Roman" w:hAnsi="Times New Roman" w:cs="Times New Roman"/>
+          <w:sz w:val="21"/>
+          <w:szCs w:val="21"/>
+          <w:lang w:val="en-US" w:eastAsia="zh-CN"/>
+        </w:rPr>
+        <w:t>key = `group_messages:${message.groupId}`; // 群聊消息键</w:t>
+      </w:r>
+    </w:p>
+    <w:p>
+      <w:pPr>
+        <w:spacing w:line="240" w:lineRule="auto"/>
+        <w:ind w:firstLineChars="0"/>
+        <w:jc w:val="left"/>
+        <w:rPr>
+          <w:rFonts w:hint="eastAsia" w:ascii="Times New Roman" w:hAnsi="Times New Roman" w:cs="Times New Roman"/>
+          <w:sz w:val="21"/>
+          <w:szCs w:val="21"/>
+          <w:lang w:val="en-US" w:eastAsia="zh-CN"/>
+        </w:rPr>
+      </w:pPr>
+      <w:r>
+        <w:rPr>
+          <w:rFonts w:hint="eastAsia" w:ascii="Times New Roman" w:hAnsi="Times New Roman" w:cs="Times New Roman"/>
+          <w:sz w:val="21"/>
+          <w:szCs w:val="21"/>
+          <w:lang w:val="en-US" w:eastAsia="zh-CN"/>
+        </w:rPr>
+        <w:tab/>
+      </w:r>
+      <w:r>
+        <w:rPr>
+          <w:rFonts w:hint="eastAsia" w:ascii="Times New Roman" w:hAnsi="Times New Roman" w:cs="Times New Roman"/>
+          <w:sz w:val="21"/>
+          <w:szCs w:val="21"/>
+          <w:lang w:val="en-US" w:eastAsia="zh-CN"/>
+        </w:rPr>
+        <w:t>} else {</w:t>
+      </w:r>
+    </w:p>
+    <w:p>
+      <w:pPr>
+        <w:spacing w:line="240" w:lineRule="auto"/>
+        <w:ind w:firstLineChars="0"/>
+        <w:jc w:val="left"/>
+        <w:rPr>
+          <w:rFonts w:hint="eastAsia" w:ascii="Times New Roman" w:hAnsi="Times New Roman" w:cs="Times New Roman"/>
+          <w:sz w:val="21"/>
+          <w:szCs w:val="21"/>
+          <w:lang w:val="en-US" w:eastAsia="zh-CN"/>
+        </w:rPr>
+      </w:pPr>
+      <w:r>
+        <w:rPr>
+          <w:rFonts w:hint="eastAsia" w:ascii="Times New Roman" w:hAnsi="Times New Roman" w:cs="Times New Roman"/>
+          <w:sz w:val="21"/>
+          <w:szCs w:val="21"/>
+          <w:lang w:val="en-US" w:eastAsia="zh-CN"/>
+        </w:rPr>
+        <w:tab/>
+      </w:r>
+      <w:r>
+        <w:rPr>
+          <w:rFonts w:hint="eastAsia" w:ascii="Times New Roman" w:hAnsi="Times New Roman" w:cs="Times New Roman"/>
+          <w:sz w:val="21"/>
+          <w:szCs w:val="21"/>
+          <w:lang w:val="en-US" w:eastAsia="zh-CN"/>
+        </w:rPr>
+        <w:tab/>
+      </w:r>
+      <w:r>
+        <w:rPr>
+          <w:rFonts w:hint="eastAsia" w:ascii="Times New Roman" w:hAnsi="Times New Roman" w:cs="Times New Roman"/>
+          <w:sz w:val="21"/>
+          <w:szCs w:val="21"/>
+          <w:lang w:val="en-US" w:eastAsia="zh-CN"/>
+        </w:rPr>
+        <w:t>key = `messages:${message.senderId}:${message.receiverId}`; // 单聊消息键</w:t>
+      </w:r>
+    </w:p>
+    <w:p>
+      <w:pPr>
+        <w:spacing w:line="240" w:lineRule="auto"/>
+        <w:ind w:firstLineChars="0"/>
+        <w:jc w:val="left"/>
+        <w:rPr>
+          <w:rFonts w:hint="eastAsia" w:ascii="Times New Roman" w:hAnsi="Times New Roman" w:cs="Times New Roman"/>
+          <w:sz w:val="21"/>
+          <w:szCs w:val="21"/>
+          <w:lang w:val="en-US" w:eastAsia="zh-CN"/>
+        </w:rPr>
+      </w:pPr>
+      <w:r>
+        <w:rPr>
+          <w:rFonts w:hint="eastAsia" w:ascii="Times New Roman" w:hAnsi="Times New Roman" w:cs="Times New Roman"/>
+          <w:sz w:val="21"/>
+          <w:szCs w:val="21"/>
+          <w:lang w:val="en-US" w:eastAsia="zh-CN"/>
+        </w:rPr>
+        <w:tab/>
+      </w:r>
+      <w:r>
+        <w:rPr>
+          <w:rFonts w:hint="eastAsia" w:ascii="Times New Roman" w:hAnsi="Times New Roman" w:cs="Times New Roman"/>
+          <w:sz w:val="21"/>
+          <w:szCs w:val="21"/>
+          <w:lang w:val="en-US" w:eastAsia="zh-CN"/>
+        </w:rPr>
+        <w:t>}</w:t>
+      </w:r>
+    </w:p>
+    <w:p>
+      <w:pPr>
+        <w:spacing w:line="240" w:lineRule="auto"/>
+        <w:ind w:firstLineChars="0"/>
+        <w:jc w:val="left"/>
+        <w:rPr>
+          <w:rFonts w:hint="eastAsia" w:ascii="Times New Roman" w:hAnsi="Times New Roman" w:cs="Times New Roman"/>
+          <w:sz w:val="21"/>
+          <w:szCs w:val="21"/>
+          <w:lang w:val="en-US" w:eastAsia="zh-CN"/>
+        </w:rPr>
+      </w:pPr>
+    </w:p>
+    <w:p>
+      <w:pPr>
+        <w:spacing w:line="240" w:lineRule="auto"/>
+        <w:ind w:firstLineChars="0"/>
+        <w:jc w:val="left"/>
+        <w:rPr>
+          <w:rFonts w:hint="eastAsia" w:ascii="Times New Roman" w:hAnsi="Times New Roman" w:cs="Times New Roman"/>
+          <w:sz w:val="21"/>
+          <w:szCs w:val="21"/>
+          <w:lang w:val="en-US" w:eastAsia="zh-CN"/>
+        </w:rPr>
+      </w:pPr>
+      <w:r>
+        <w:rPr>
+          <w:rFonts w:hint="eastAsia" w:ascii="Times New Roman" w:hAnsi="Times New Roman" w:cs="Times New Roman"/>
+          <w:sz w:val="21"/>
+          <w:szCs w:val="21"/>
+          <w:lang w:val="en-US" w:eastAsia="zh-CN"/>
+        </w:rPr>
+        <w:tab/>
+      </w:r>
+      <w:r>
+        <w:rPr>
+          <w:rFonts w:hint="eastAsia" w:ascii="Times New Roman" w:hAnsi="Times New Roman" w:cs="Times New Roman"/>
+          <w:sz w:val="21"/>
+          <w:szCs w:val="21"/>
+          <w:lang w:val="en-US" w:eastAsia="zh-CN"/>
+        </w:rPr>
+        <w:t>const value = JSON.stringify(message);</w:t>
+      </w:r>
+    </w:p>
+    <w:p>
+      <w:pPr>
+        <w:spacing w:line="240" w:lineRule="auto"/>
+        <w:ind w:firstLineChars="0"/>
+        <w:jc w:val="left"/>
+        <w:rPr>
+          <w:rFonts w:hint="eastAsia" w:ascii="Times New Roman" w:hAnsi="Times New Roman" w:cs="Times New Roman"/>
+          <w:sz w:val="21"/>
+          <w:szCs w:val="21"/>
+          <w:lang w:val="en-US" w:eastAsia="zh-CN"/>
+        </w:rPr>
+      </w:pPr>
+    </w:p>
+    <w:p>
+      <w:pPr>
+        <w:spacing w:line="240" w:lineRule="auto"/>
+        <w:ind w:firstLineChars="0"/>
+        <w:jc w:val="left"/>
+        <w:rPr>
+          <w:rFonts w:hint="eastAsia" w:ascii="Times New Roman" w:hAnsi="Times New Roman" w:cs="Times New Roman"/>
+          <w:sz w:val="21"/>
+          <w:szCs w:val="21"/>
+          <w:lang w:val="en-US" w:eastAsia="zh-CN"/>
+        </w:rPr>
+      </w:pPr>
+      <w:r>
+        <w:rPr>
+          <w:rFonts w:hint="eastAsia" w:ascii="Times New Roman" w:hAnsi="Times New Roman" w:cs="Times New Roman"/>
+          <w:sz w:val="21"/>
+          <w:szCs w:val="21"/>
+          <w:lang w:val="en-US" w:eastAsia="zh-CN"/>
+        </w:rPr>
+        <w:tab/>
+      </w:r>
+      <w:r>
+        <w:rPr>
+          <w:rFonts w:hint="eastAsia" w:ascii="Times New Roman" w:hAnsi="Times New Roman" w:cs="Times New Roman"/>
+          <w:sz w:val="21"/>
+          <w:szCs w:val="21"/>
+          <w:lang w:val="en-US" w:eastAsia="zh-CN"/>
+        </w:rPr>
+        <w:t>// 存储到有序集合</w:t>
+      </w:r>
+    </w:p>
+    <w:p>
+      <w:pPr>
+        <w:spacing w:line="240" w:lineRule="auto"/>
+        <w:ind w:firstLineChars="0"/>
+        <w:jc w:val="left"/>
+        <w:rPr>
+          <w:rFonts w:hint="eastAsia" w:ascii="Times New Roman" w:hAnsi="Times New Roman" w:cs="Times New Roman"/>
+          <w:sz w:val="21"/>
+          <w:szCs w:val="21"/>
+          <w:lang w:val="en-US" w:eastAsia="zh-CN"/>
+        </w:rPr>
+      </w:pPr>
+      <w:r>
+        <w:rPr>
+          <w:rFonts w:hint="eastAsia" w:ascii="Times New Roman" w:hAnsi="Times New Roman" w:cs="Times New Roman"/>
+          <w:sz w:val="21"/>
+          <w:szCs w:val="21"/>
+          <w:lang w:val="en-US" w:eastAsia="zh-CN"/>
+        </w:rPr>
+        <w:tab/>
+      </w:r>
+      <w:r>
+        <w:rPr>
+          <w:rFonts w:hint="eastAsia" w:ascii="Times New Roman" w:hAnsi="Times New Roman" w:cs="Times New Roman"/>
+          <w:sz w:val="21"/>
+          <w:szCs w:val="21"/>
+          <w:lang w:val="en-US" w:eastAsia="zh-CN"/>
+        </w:rPr>
+        <w:t>await redisClient.zAdd(key, { score: message.createTime, value });</w:t>
+      </w:r>
+    </w:p>
+    <w:p>
+      <w:pPr>
+        <w:spacing w:line="240" w:lineRule="auto"/>
+        <w:ind w:firstLineChars="0"/>
+        <w:jc w:val="left"/>
+        <w:rPr>
+          <w:rFonts w:hint="eastAsia" w:ascii="Times New Roman" w:hAnsi="Times New Roman" w:cs="Times New Roman"/>
+          <w:sz w:val="21"/>
+          <w:szCs w:val="21"/>
+          <w:lang w:val="en-US" w:eastAsia="zh-CN"/>
+        </w:rPr>
+      </w:pPr>
+    </w:p>
+    <w:p>
+      <w:pPr>
+        <w:spacing w:line="240" w:lineRule="auto"/>
+        <w:ind w:firstLineChars="0"/>
+        <w:jc w:val="left"/>
+        <w:rPr>
+          <w:rFonts w:hint="eastAsia" w:ascii="Times New Roman" w:hAnsi="Times New Roman" w:cs="Times New Roman"/>
+          <w:sz w:val="21"/>
+          <w:szCs w:val="21"/>
+          <w:lang w:val="en-US" w:eastAsia="zh-CN"/>
+        </w:rPr>
+      </w:pPr>
+      <w:r>
+        <w:rPr>
+          <w:rFonts w:hint="eastAsia" w:ascii="Times New Roman" w:hAnsi="Times New Roman" w:cs="Times New Roman"/>
+          <w:sz w:val="21"/>
+          <w:szCs w:val="21"/>
+          <w:lang w:val="en-US" w:eastAsia="zh-CN"/>
+        </w:rPr>
+        <w:tab/>
+      </w:r>
+      <w:r>
+        <w:rPr>
+          <w:rFonts w:hint="eastAsia" w:ascii="Times New Roman" w:hAnsi="Times New Roman" w:cs="Times New Roman"/>
+          <w:sz w:val="21"/>
+          <w:szCs w:val="21"/>
+          <w:lang w:val="en-US" w:eastAsia="zh-CN"/>
+        </w:rPr>
+        <w:t>// 设置过期时间（7天）</w:t>
+      </w:r>
+    </w:p>
+    <w:p>
+      <w:pPr>
+        <w:spacing w:line="240" w:lineRule="auto"/>
+        <w:ind w:firstLineChars="0"/>
+        <w:jc w:val="left"/>
+        <w:rPr>
+          <w:rFonts w:hint="eastAsia" w:ascii="Times New Roman" w:hAnsi="Times New Roman" w:cs="Times New Roman"/>
+          <w:sz w:val="21"/>
+          <w:szCs w:val="21"/>
+          <w:lang w:val="en-US" w:eastAsia="zh-CN"/>
+        </w:rPr>
+      </w:pPr>
+      <w:r>
+        <w:rPr>
+          <w:rFonts w:hint="eastAsia" w:ascii="Times New Roman" w:hAnsi="Times New Roman" w:cs="Times New Roman"/>
+          <w:sz w:val="21"/>
+          <w:szCs w:val="21"/>
+          <w:lang w:val="en-US" w:eastAsia="zh-CN"/>
+        </w:rPr>
+        <w:tab/>
+      </w:r>
+      <w:r>
+        <w:rPr>
+          <w:rFonts w:hint="eastAsia" w:ascii="Times New Roman" w:hAnsi="Times New Roman" w:cs="Times New Roman"/>
+          <w:sz w:val="21"/>
+          <w:szCs w:val="21"/>
+          <w:lang w:val="en-US" w:eastAsia="zh-CN"/>
+        </w:rPr>
+        <w:t>// await redisClient.expire(key, 60 * 60 * 24 * 7);</w:t>
+      </w:r>
+    </w:p>
+    <w:p>
+      <w:pPr>
+        <w:spacing w:line="240" w:lineRule="auto"/>
+        <w:ind w:firstLineChars="0"/>
+        <w:jc w:val="left"/>
         <w:rPr>
           <w:rFonts w:hint="eastAsia"/>
           <w:lang w:val="en-US" w:eastAsia="zh-CN"/>
         </w:rPr>
-        <w:tab/>
-      </w:r>
-      <w:r>
-        <w:rPr>
-          <w:rFonts w:hint="eastAsia"/>
-          <w:lang w:val="en-US" w:eastAsia="zh-CN"/>
-        </w:rPr>
-        <w:tab/>
-      </w:r>
-      <w:r>
-        <w:rPr>
-          <w:rFonts w:hint="eastAsia"/>
-          <w:lang w:val="en-US" w:eastAsia="zh-CN"/>
-        </w:rPr>
-        <w:t>id,</w:t>
-      </w:r>
-    </w:p>
-    <w:p>
-      <w:pPr>
-        <w:ind w:left="0" w:leftChars="0" w:firstLine="420" w:firstLineChars="0"/>
-        <w:jc w:val="both"/>
-        <w:rPr>
-          <w:rFonts w:hint="eastAsia"/>
-          <w:lang w:val="en-US" w:eastAsia="zh-CN"/>
-        </w:rPr>
-      </w:pPr>
-      <w:r>
-        <w:rPr>
-          <w:rFonts w:hint="eastAsia"/>
-          <w:lang w:val="en-US" w:eastAsia="zh-CN"/>
-        </w:rPr>
-        <w:tab/>
-      </w:r>
-      <w:r>
-        <w:rPr>
-          <w:rFonts w:hint="eastAsia"/>
-          <w:lang w:val="en-US" w:eastAsia="zh-CN"/>
-        </w:rPr>
-        <w:tab/>
-      </w:r>
-      <w:r>
-        <w:rPr>
-          <w:rFonts w:hint="eastAsia"/>
-          <w:lang w:val="en-US" w:eastAsia="zh-CN"/>
-        </w:rPr>
-        <w:t>senderId,</w:t>
-      </w:r>
-    </w:p>
-    <w:p>
-      <w:pPr>
-        <w:ind w:left="0" w:leftChars="0" w:firstLine="420" w:firstLineChars="0"/>
-        <w:jc w:val="both"/>
-        <w:rPr>
-          <w:rFonts w:hint="eastAsia"/>
-          <w:lang w:val="en-US" w:eastAsia="zh-CN"/>
-        </w:rPr>
-      </w:pPr>
-      <w:r>
-        <w:rPr>
-          <w:rFonts w:hint="eastAsia"/>
-          <w:lang w:val="en-US" w:eastAsia="zh-CN"/>
-        </w:rPr>
-        <w:tab/>
-      </w:r>
-      <w:r>
-        <w:rPr>
-          <w:rFonts w:hint="eastAsia"/>
-          <w:lang w:val="en-US" w:eastAsia="zh-CN"/>
-        </w:rPr>
-        <w:tab/>
-      </w:r>
-      <w:r>
-        <w:rPr>
-          <w:rFonts w:hint="eastAsia"/>
-          <w:lang w:val="en-US" w:eastAsia="zh-CN"/>
-        </w:rPr>
-        <w:t>receiverId,</w:t>
-      </w:r>
-    </w:p>
-    <w:p>
-      <w:pPr>
-        <w:ind w:left="0" w:leftChars="0" w:firstLine="420" w:firstLineChars="0"/>
-        <w:jc w:val="both"/>
-        <w:rPr>
-          <w:rFonts w:hint="eastAsia"/>
-          <w:lang w:val="en-US" w:eastAsia="zh-CN"/>
-        </w:rPr>
-      </w:pPr>
-      <w:r>
-        <w:rPr>
-          <w:rFonts w:hint="eastAsia"/>
-          <w:lang w:val="en-US" w:eastAsia="zh-CN"/>
-        </w:rPr>
-        <w:tab/>
-      </w:r>
-      <w:r>
-        <w:rPr>
-          <w:rFonts w:hint="eastAsia"/>
-          <w:lang w:val="en-US" w:eastAsia="zh-CN"/>
-        </w:rPr>
-        <w:tab/>
-      </w:r>
-      <w:r>
-        <w:rPr>
-          <w:rFonts w:hint="eastAsia"/>
-          <w:lang w:val="en-US" w:eastAsia="zh-CN"/>
-        </w:rPr>
-        <w:t>content,</w:t>
-      </w:r>
-    </w:p>
-    <w:p>
-      <w:pPr>
-        <w:ind w:left="0" w:leftChars="0" w:firstLine="420" w:firstLineChars="0"/>
-        <w:jc w:val="both"/>
-        <w:rPr>
-          <w:rFonts w:hint="eastAsia"/>
-          <w:lang w:val="en-US" w:eastAsia="zh-CN"/>
-        </w:rPr>
-      </w:pPr>
-      <w:r>
-        <w:rPr>
-          <w:rFonts w:hint="eastAsia"/>
-          <w:lang w:val="en-US" w:eastAsia="zh-CN"/>
-        </w:rPr>
-        <w:tab/>
-      </w:r>
-      <w:r>
-        <w:rPr>
-          <w:rFonts w:hint="eastAsia"/>
-          <w:lang w:val="en-US" w:eastAsia="zh-CN"/>
-        </w:rPr>
-        <w:tab/>
-      </w:r>
-      <w:r>
-        <w:rPr>
-          <w:rFonts w:hint="eastAsia"/>
-          <w:lang w:val="en-US" w:eastAsia="zh-CN"/>
-        </w:rPr>
-        <w:t>userInfo,</w:t>
-      </w:r>
-    </w:p>
-    <w:p>
-      <w:pPr>
-        <w:ind w:left="0" w:leftChars="0" w:firstLine="420" w:firstLineChars="0"/>
-        <w:jc w:val="both"/>
-        <w:rPr>
-          <w:rFonts w:hint="eastAsia"/>
-          <w:lang w:val="en-US" w:eastAsia="zh-CN"/>
-        </w:rPr>
-      </w:pPr>
-      <w:r>
-        <w:rPr>
-          <w:rFonts w:hint="eastAsia"/>
-          <w:lang w:val="en-US" w:eastAsia="zh-CN"/>
-        </w:rPr>
-        <w:tab/>
-      </w:r>
-      <w:r>
-        <w:rPr>
-          <w:rFonts w:hint="eastAsia"/>
-          <w:lang w:val="en-US" w:eastAsia="zh-CN"/>
-        </w:rPr>
-        <w:tab/>
-      </w:r>
-      <w:r>
-        <w:rPr>
-          <w:rFonts w:hint="eastAsia"/>
-          <w:lang w:val="en-US" w:eastAsia="zh-CN"/>
-        </w:rPr>
-        <w:t>createTime,</w:t>
-      </w:r>
-    </w:p>
-    <w:p>
-      <w:pPr>
-        <w:ind w:left="0" w:leftChars="0" w:firstLine="420" w:firstLineChars="0"/>
-        <w:jc w:val="both"/>
-        <w:rPr>
-          <w:rFonts w:hint="eastAsia"/>
-          <w:lang w:val="en-US" w:eastAsia="zh-CN"/>
-        </w:rPr>
-      </w:pPr>
-      <w:r>
-        <w:rPr>
-          <w:rFonts w:hint="eastAsia"/>
-          <w:lang w:val="en-US" w:eastAsia="zh-CN"/>
-        </w:rPr>
-        <w:tab/>
-      </w:r>
-      <w:r>
-        <w:rPr>
-          <w:rFonts w:hint="eastAsia"/>
-          <w:lang w:val="en-US" w:eastAsia="zh-CN"/>
-        </w:rPr>
-        <w:tab/>
-      </w:r>
-      <w:r>
-        <w:rPr>
-          <w:rFonts w:hint="eastAsia"/>
-          <w:lang w:val="en-US" w:eastAsia="zh-CN"/>
-        </w:rPr>
-        <w:t>messageType,</w:t>
-      </w:r>
-    </w:p>
-    <w:p>
-      <w:pPr>
-        <w:ind w:left="0" w:leftChars="0" w:firstLine="420" w:firstLineChars="0"/>
-        <w:jc w:val="both"/>
-        <w:rPr>
-          <w:rFonts w:hint="eastAsia"/>
-          <w:lang w:val="en-US" w:eastAsia="zh-CN"/>
-        </w:rPr>
-      </w:pPr>
-      <w:r>
-        <w:rPr>
-          <w:rFonts w:hint="eastAsia"/>
-          <w:lang w:val="en-US" w:eastAsia="zh-CN"/>
-        </w:rPr>
-        <w:tab/>
-      </w:r>
-      <w:r>
-        <w:rPr>
-          <w:rFonts w:hint="eastAsia"/>
-          <w:lang w:val="en-US" w:eastAsia="zh-CN"/>
-        </w:rPr>
-        <w:tab/>
-      </w:r>
-      <w:r>
-        <w:rPr>
-          <w:rFonts w:hint="eastAsia"/>
-          <w:lang w:val="en-US" w:eastAsia="zh-CN"/>
-        </w:rPr>
-        <w:t>isMe: false,</w:t>
-      </w:r>
-    </w:p>
-    <w:p>
-      <w:pPr>
-        <w:ind w:left="0" w:leftChars="0" w:firstLine="420" w:firstLineChars="0"/>
-        <w:jc w:val="both"/>
-        <w:rPr>
-          <w:rFonts w:hint="eastAsia"/>
-          <w:lang w:val="en-US" w:eastAsia="zh-CN"/>
-        </w:rPr>
-      </w:pPr>
-      <w:r>
-        <w:rPr>
-          <w:rFonts w:hint="eastAsia"/>
-          <w:lang w:val="en-US" w:eastAsia="zh-CN"/>
-        </w:rPr>
-        <w:tab/>
-      </w:r>
-      <w:r>
-        <w:rPr>
-          <w:rFonts w:hint="eastAsia"/>
-          <w:lang w:val="en-US" w:eastAsia="zh-CN"/>
-        </w:rPr>
-        <w:tab/>
-      </w:r>
-      <w:r>
-        <w:rPr>
-          <w:rFonts w:hint="eastAsia"/>
-          <w:lang w:val="en-US" w:eastAsia="zh-CN"/>
-        </w:rPr>
-        <w:t>groupId // 明确标识群组消息</w:t>
-      </w:r>
-    </w:p>
-    <w:p>
-      <w:pPr>
-        <w:ind w:left="0" w:leftChars="0" w:firstLine="420" w:firstLineChars="0"/>
-        <w:jc w:val="both"/>
-        <w:rPr>
-          <w:rFonts w:hint="eastAsia"/>
-          <w:lang w:val="en-US" w:eastAsia="zh-CN"/>
-        </w:rPr>
-      </w:pPr>
-      <w:r>
-        <w:rPr>
-          <w:rFonts w:hint="eastAsia"/>
-          <w:lang w:val="en-US" w:eastAsia="zh-CN"/>
-        </w:rPr>
-        <w:tab/>
-      </w:r>
-      <w:r>
-        <w:rPr>
-          <w:rFonts w:hint="eastAsia"/>
-          <w:lang w:val="en-US" w:eastAsia="zh-CN"/>
-        </w:rPr>
-        <w:t>}</w:t>
-      </w:r>
-    </w:p>
-    <w:p>
-      <w:pPr>
-        <w:ind w:left="0" w:leftChars="0" w:firstLine="420" w:firstLineChars="0"/>
-        <w:jc w:val="both"/>
-        <w:rPr>
-          <w:rFonts w:hint="eastAsia"/>
-          <w:lang w:val="en-US" w:eastAsia="zh-CN"/>
-        </w:rPr>
-      </w:pPr>
-      <w:r>
-        <w:rPr>
-          <w:rFonts w:hint="eastAsia"/>
-          <w:lang w:val="en-US" w:eastAsia="zh-CN"/>
-        </w:rPr>
-        <w:t>离线消息存储与发送的逻辑：在发送消息的时候，会判断目前用户是否在线，如果不在线，会先将消息存储到redis中，下面是redis存储消息的逻辑：</w:t>
-      </w:r>
-      <w:r>
-        <w:rPr>
-          <w:rFonts w:hint="eastAsia"/>
-          <w:lang w:val="en-US" w:eastAsia="zh-CN"/>
-        </w:rPr>
-        <w:br w:type="textWrapping"/>
-      </w:r>
-      <w:r>
-        <w:rPr>
-          <w:rFonts w:hint="eastAsia"/>
-          <w:lang w:val="en-US" w:eastAsia="zh-CN"/>
-        </w:rPr>
-        <w:t>async function storeMessageInRedis(message) {</w:t>
-      </w:r>
-    </w:p>
-    <w:p>
-      <w:pPr>
-        <w:ind w:left="0" w:leftChars="0" w:firstLine="420" w:firstLineChars="0"/>
-        <w:jc w:val="both"/>
-        <w:rPr>
-          <w:rFonts w:hint="eastAsia"/>
-          <w:lang w:val="en-US" w:eastAsia="zh-CN"/>
-        </w:rPr>
-      </w:pPr>
-      <w:r>
-        <w:rPr>
-          <w:rFonts w:hint="eastAsia"/>
-          <w:lang w:val="en-US" w:eastAsia="zh-CN"/>
-        </w:rPr>
-        <w:tab/>
-      </w:r>
-      <w:r>
-        <w:rPr>
-          <w:rFonts w:hint="eastAsia"/>
-          <w:lang w:val="en-US" w:eastAsia="zh-CN"/>
-        </w:rPr>
-        <w:t>if (!message.createTime) {</w:t>
-      </w:r>
-    </w:p>
-    <w:p>
-      <w:pPr>
-        <w:ind w:left="0" w:leftChars="0" w:firstLine="420" w:firstLineChars="0"/>
-        <w:jc w:val="both"/>
-        <w:rPr>
-          <w:rFonts w:hint="eastAsia"/>
-          <w:lang w:val="en-US" w:eastAsia="zh-CN"/>
-        </w:rPr>
-      </w:pPr>
-      <w:r>
-        <w:rPr>
-          <w:rFonts w:hint="eastAsia"/>
-          <w:lang w:val="en-US" w:eastAsia="zh-CN"/>
-        </w:rPr>
-        <w:tab/>
-      </w:r>
-      <w:r>
-        <w:rPr>
-          <w:rFonts w:hint="eastAsia"/>
-          <w:lang w:val="en-US" w:eastAsia="zh-CN"/>
-        </w:rPr>
-        <w:tab/>
-      </w:r>
-      <w:r>
-        <w:rPr>
-          <w:rFonts w:hint="eastAsia"/>
-          <w:lang w:val="en-US" w:eastAsia="zh-CN"/>
-        </w:rPr>
-        <w:t>console.error('Cannot store message without createTime', message);</w:t>
-      </w:r>
-    </w:p>
-    <w:p>
-      <w:pPr>
-        <w:ind w:left="0" w:leftChars="0" w:firstLine="420" w:firstLineChars="0"/>
-        <w:jc w:val="both"/>
-        <w:rPr>
-          <w:rFonts w:hint="eastAsia"/>
-          <w:lang w:val="en-US" w:eastAsia="zh-CN"/>
-        </w:rPr>
-      </w:pPr>
-      <w:r>
-        <w:rPr>
-          <w:rFonts w:hint="eastAsia"/>
-          <w:lang w:val="en-US" w:eastAsia="zh-CN"/>
-        </w:rPr>
-        <w:tab/>
-      </w:r>
-      <w:r>
-        <w:rPr>
-          <w:rFonts w:hint="eastAsia"/>
-          <w:lang w:val="en-US" w:eastAsia="zh-CN"/>
-        </w:rPr>
-        <w:tab/>
-      </w:r>
-      <w:r>
-        <w:rPr>
-          <w:rFonts w:hint="eastAsia"/>
-          <w:lang w:val="en-US" w:eastAsia="zh-CN"/>
-        </w:rPr>
-        <w:t>return;</w:t>
-      </w:r>
-    </w:p>
-    <w:p>
-      <w:pPr>
-        <w:ind w:left="0" w:leftChars="0" w:firstLine="420" w:firstLineChars="0"/>
-        <w:jc w:val="both"/>
-        <w:rPr>
-          <w:rFonts w:hint="eastAsia"/>
-          <w:lang w:val="en-US" w:eastAsia="zh-CN"/>
-        </w:rPr>
-      </w:pPr>
-      <w:r>
-        <w:rPr>
-          <w:rFonts w:hint="eastAsia"/>
-          <w:lang w:val="en-US" w:eastAsia="zh-CN"/>
-        </w:rPr>
-        <w:tab/>
-      </w:r>
-      <w:r>
-        <w:rPr>
-          <w:rFonts w:hint="eastAsia"/>
-          <w:lang w:val="en-US" w:eastAsia="zh-CN"/>
-        </w:rPr>
-        <w:t>}</w:t>
-      </w:r>
-    </w:p>
-    <w:p>
-      <w:pPr>
-        <w:ind w:left="0" w:leftChars="0" w:firstLine="420" w:firstLineChars="0"/>
-        <w:jc w:val="both"/>
-        <w:rPr>
-          <w:rFonts w:hint="eastAsia"/>
-          <w:lang w:val="en-US" w:eastAsia="zh-CN"/>
-        </w:rPr>
-      </w:pPr>
-    </w:p>
-    <w:p>
-      <w:pPr>
-        <w:ind w:left="0" w:leftChars="0" w:firstLine="420" w:firstLineChars="0"/>
-        <w:jc w:val="both"/>
-        <w:rPr>
-          <w:rFonts w:hint="eastAsia"/>
-          <w:lang w:val="en-US" w:eastAsia="zh-CN"/>
-        </w:rPr>
-      </w:pPr>
-      <w:r>
-        <w:rPr>
-          <w:rFonts w:hint="eastAsia"/>
-          <w:lang w:val="en-US" w:eastAsia="zh-CN"/>
-        </w:rPr>
-        <w:tab/>
-      </w:r>
-      <w:r>
-        <w:rPr>
-          <w:rFonts w:hint="eastAsia"/>
-          <w:lang w:val="en-US" w:eastAsia="zh-CN"/>
-        </w:rPr>
-        <w:t>// 根据是否存在groupId选择存储键</w:t>
-      </w:r>
-    </w:p>
-    <w:p>
-      <w:pPr>
-        <w:ind w:left="0" w:leftChars="0" w:firstLine="420" w:firstLineChars="0"/>
-        <w:jc w:val="both"/>
-        <w:rPr>
-          <w:rFonts w:hint="eastAsia"/>
-          <w:lang w:val="en-US" w:eastAsia="zh-CN"/>
-        </w:rPr>
-      </w:pPr>
-      <w:r>
-        <w:rPr>
-          <w:rFonts w:hint="eastAsia"/>
-          <w:lang w:val="en-US" w:eastAsia="zh-CN"/>
-        </w:rPr>
-        <w:tab/>
-      </w:r>
-      <w:r>
-        <w:rPr>
-          <w:rFonts w:hint="eastAsia"/>
-          <w:lang w:val="en-US" w:eastAsia="zh-CN"/>
-        </w:rPr>
-        <w:t>let key;</w:t>
-      </w:r>
-    </w:p>
-    <w:p>
-      <w:pPr>
-        <w:ind w:left="0" w:leftChars="0" w:firstLine="420" w:firstLineChars="0"/>
-        <w:jc w:val="both"/>
-        <w:rPr>
-          <w:rFonts w:hint="eastAsia"/>
-          <w:lang w:val="en-US" w:eastAsia="zh-CN"/>
-        </w:rPr>
-      </w:pPr>
-      <w:r>
-        <w:rPr>
-          <w:rFonts w:hint="eastAsia"/>
-          <w:lang w:val="en-US" w:eastAsia="zh-CN"/>
-        </w:rPr>
-        <w:tab/>
-      </w:r>
-      <w:r>
-        <w:rPr>
-          <w:rFonts w:hint="eastAsia"/>
-          <w:lang w:val="en-US" w:eastAsia="zh-CN"/>
-        </w:rPr>
-        <w:t>if (message.groupId) {</w:t>
-      </w:r>
-    </w:p>
-    <w:p>
-      <w:pPr>
-        <w:ind w:left="0" w:leftChars="0" w:firstLine="420" w:firstLineChars="0"/>
-        <w:jc w:val="both"/>
-        <w:rPr>
-          <w:rFonts w:hint="eastAsia"/>
-          <w:lang w:val="en-US" w:eastAsia="zh-CN"/>
-        </w:rPr>
-      </w:pPr>
-      <w:r>
-        <w:rPr>
-          <w:rFonts w:hint="eastAsia"/>
-          <w:lang w:val="en-US" w:eastAsia="zh-CN"/>
-        </w:rPr>
-        <w:tab/>
-      </w:r>
-      <w:r>
-        <w:rPr>
-          <w:rFonts w:hint="eastAsia"/>
-          <w:lang w:val="en-US" w:eastAsia="zh-CN"/>
-        </w:rPr>
-        <w:tab/>
-      </w:r>
-      <w:r>
-        <w:rPr>
-          <w:rFonts w:hint="eastAsia"/>
-          <w:lang w:val="en-US" w:eastAsia="zh-CN"/>
-        </w:rPr>
-        <w:t>key = `group_messages:${message.groupId}`; // 群聊消息键</w:t>
-      </w:r>
-    </w:p>
-    <w:p>
-      <w:pPr>
-        <w:ind w:left="0" w:leftChars="0" w:firstLine="420" w:firstLineChars="0"/>
-        <w:jc w:val="both"/>
-        <w:rPr>
-          <w:rFonts w:hint="eastAsia"/>
-          <w:lang w:val="en-US" w:eastAsia="zh-CN"/>
-        </w:rPr>
-      </w:pPr>
-      <w:r>
-        <w:rPr>
-          <w:rFonts w:hint="eastAsia"/>
-          <w:lang w:val="en-US" w:eastAsia="zh-CN"/>
-        </w:rPr>
-        <w:tab/>
-      </w:r>
-      <w:r>
-        <w:rPr>
-          <w:rFonts w:hint="eastAsia"/>
-          <w:lang w:val="en-US" w:eastAsia="zh-CN"/>
-        </w:rPr>
-        <w:t>} else {</w:t>
-      </w:r>
-    </w:p>
-    <w:p>
-      <w:pPr>
-        <w:ind w:left="0" w:leftChars="0" w:firstLine="420" w:firstLineChars="0"/>
-        <w:jc w:val="both"/>
-        <w:rPr>
-          <w:rFonts w:hint="eastAsia"/>
-          <w:lang w:val="en-US" w:eastAsia="zh-CN"/>
-        </w:rPr>
-      </w:pPr>
-      <w:r>
-        <w:rPr>
-          <w:rFonts w:hint="eastAsia"/>
-          <w:lang w:val="en-US" w:eastAsia="zh-CN"/>
-        </w:rPr>
-        <w:tab/>
-      </w:r>
-      <w:r>
-        <w:rPr>
-          <w:rFonts w:hint="eastAsia"/>
-          <w:lang w:val="en-US" w:eastAsia="zh-CN"/>
-        </w:rPr>
-        <w:tab/>
-      </w:r>
-      <w:r>
-        <w:rPr>
-          <w:rFonts w:hint="eastAsia"/>
-          <w:lang w:val="en-US" w:eastAsia="zh-CN"/>
-        </w:rPr>
-        <w:t>key = `messages:${message.senderId}:${message.receiverId}`; // 单聊消息键</w:t>
-      </w:r>
-    </w:p>
-    <w:p>
-      <w:pPr>
-        <w:ind w:left="0" w:leftChars="0" w:firstLine="420" w:firstLineChars="0"/>
-        <w:jc w:val="both"/>
-        <w:rPr>
-          <w:rFonts w:hint="eastAsia"/>
-          <w:lang w:val="en-US" w:eastAsia="zh-CN"/>
-        </w:rPr>
-      </w:pPr>
-      <w:r>
-        <w:rPr>
-          <w:rFonts w:hint="eastAsia"/>
-          <w:lang w:val="en-US" w:eastAsia="zh-CN"/>
-        </w:rPr>
-        <w:tab/>
-      </w:r>
-      <w:r>
-        <w:rPr>
-          <w:rFonts w:hint="eastAsia"/>
-          <w:lang w:val="en-US" w:eastAsia="zh-CN"/>
-        </w:rPr>
-        <w:t>}</w:t>
-      </w:r>
-    </w:p>
-    <w:p>
-      <w:pPr>
-        <w:ind w:left="0" w:leftChars="0" w:firstLine="420" w:firstLineChars="0"/>
-        <w:jc w:val="both"/>
-        <w:rPr>
-          <w:rFonts w:hint="eastAsia"/>
-          <w:lang w:val="en-US" w:eastAsia="zh-CN"/>
-        </w:rPr>
-      </w:pPr>
-    </w:p>
-    <w:p>
-      <w:pPr>
-        <w:ind w:left="0" w:leftChars="0" w:firstLine="420" w:firstLineChars="0"/>
-        <w:jc w:val="both"/>
-        <w:rPr>
-          <w:rFonts w:hint="eastAsia"/>
-          <w:lang w:val="en-US" w:eastAsia="zh-CN"/>
-        </w:rPr>
-      </w:pPr>
-      <w:r>
-        <w:rPr>
-          <w:rFonts w:hint="eastAsia"/>
-          <w:lang w:val="en-US" w:eastAsia="zh-CN"/>
-        </w:rPr>
-        <w:tab/>
-      </w:r>
-      <w:r>
-        <w:rPr>
-          <w:rFonts w:hint="eastAsia"/>
-          <w:lang w:val="en-US" w:eastAsia="zh-CN"/>
-        </w:rPr>
-        <w:t>const value = JSON.stringify(message);</w:t>
-      </w:r>
-    </w:p>
-    <w:p>
-      <w:pPr>
-        <w:ind w:left="0" w:leftChars="0" w:firstLine="420" w:firstLineChars="0"/>
-        <w:jc w:val="both"/>
-        <w:rPr>
-          <w:rFonts w:hint="eastAsia"/>
-          <w:lang w:val="en-US" w:eastAsia="zh-CN"/>
-        </w:rPr>
-      </w:pPr>
-    </w:p>
-    <w:p>
-      <w:pPr>
-        <w:ind w:left="0" w:leftChars="0" w:firstLine="420" w:firstLineChars="0"/>
-        <w:jc w:val="both"/>
-        <w:rPr>
-          <w:rFonts w:hint="eastAsia"/>
-          <w:lang w:val="en-US" w:eastAsia="zh-CN"/>
-        </w:rPr>
-      </w:pPr>
-      <w:r>
-        <w:rPr>
-          <w:rFonts w:hint="eastAsia"/>
-          <w:lang w:val="en-US" w:eastAsia="zh-CN"/>
-        </w:rPr>
-        <w:tab/>
-      </w:r>
-      <w:r>
-        <w:rPr>
-          <w:rFonts w:hint="eastAsia"/>
-          <w:lang w:val="en-US" w:eastAsia="zh-CN"/>
-        </w:rPr>
-        <w:t>// 存储到有序集合</w:t>
-      </w:r>
-    </w:p>
-    <w:p>
-      <w:pPr>
-        <w:ind w:left="0" w:leftChars="0" w:firstLine="420" w:firstLineChars="0"/>
-        <w:jc w:val="both"/>
-        <w:rPr>
-          <w:rFonts w:hint="eastAsia"/>
-          <w:lang w:val="en-US" w:eastAsia="zh-CN"/>
-        </w:rPr>
-      </w:pPr>
-      <w:r>
-        <w:rPr>
-          <w:rFonts w:hint="eastAsia"/>
-          <w:lang w:val="en-US" w:eastAsia="zh-CN"/>
-        </w:rPr>
-        <w:tab/>
-      </w:r>
-      <w:r>
-        <w:rPr>
-          <w:rFonts w:hint="eastAsia"/>
-          <w:lang w:val="en-US" w:eastAsia="zh-CN"/>
-        </w:rPr>
-        <w:t>await redisClient.zAdd(key, { score: message.createTime, value });</w:t>
-      </w:r>
-    </w:p>
-    <w:p>
-      <w:pPr>
-        <w:ind w:left="0" w:leftChars="0" w:firstLine="420" w:firstLineChars="0"/>
-        <w:jc w:val="both"/>
-        <w:rPr>
-          <w:rFonts w:hint="eastAsia"/>
-          <w:lang w:val="en-US" w:eastAsia="zh-CN"/>
-        </w:rPr>
-      </w:pPr>
-    </w:p>
-    <w:p>
-      <w:pPr>
-        <w:ind w:left="0" w:leftChars="0" w:firstLine="420" w:firstLineChars="0"/>
-        <w:jc w:val="both"/>
-        <w:rPr>
-          <w:rFonts w:hint="eastAsia"/>
-          <w:lang w:val="en-US" w:eastAsia="zh-CN"/>
-        </w:rPr>
-      </w:pPr>
-      <w:r>
-        <w:rPr>
-          <w:rFonts w:hint="eastAsia"/>
-          <w:lang w:val="en-US" w:eastAsia="zh-CN"/>
-        </w:rPr>
-        <w:tab/>
-      </w:r>
-      <w:r>
-        <w:rPr>
-          <w:rFonts w:hint="eastAsia"/>
-          <w:lang w:val="en-US" w:eastAsia="zh-CN"/>
-        </w:rPr>
-        <w:t>// 设置过期时间（7天）</w:t>
-      </w:r>
-    </w:p>
-    <w:p>
-      <w:pPr>
-        <w:ind w:left="0" w:leftChars="0" w:firstLine="420" w:firstLineChars="0"/>
-        <w:jc w:val="both"/>
-        <w:rPr>
-          <w:rFonts w:hint="eastAsia"/>
-          <w:lang w:val="en-US" w:eastAsia="zh-CN"/>
-        </w:rPr>
-      </w:pPr>
-      <w:r>
-        <w:rPr>
-          <w:rFonts w:hint="eastAsia"/>
-          <w:lang w:val="en-US" w:eastAsia="zh-CN"/>
-        </w:rPr>
-        <w:tab/>
-      </w:r>
-      <w:r>
-        <w:rPr>
-          <w:rFonts w:hint="eastAsia"/>
-          <w:lang w:val="en-US" w:eastAsia="zh-CN"/>
-        </w:rPr>
-        <w:t>// await redisClient.expire(key, 60 * 60 * 24 * 7);</w:t>
-      </w:r>
-    </w:p>
-    <w:p>
-      <w:pPr>
-        <w:ind w:left="0" w:leftChars="0" w:firstLine="420" w:firstLineChars="0"/>
-        <w:jc w:val="both"/>
-        <w:rPr>
-          <w:rFonts w:hint="eastAsia"/>
-          <w:lang w:val="en-US" w:eastAsia="zh-CN"/>
-        </w:rPr>
-      </w:pPr>
-      <w:r>
-        <w:rPr>
-          <w:rFonts w:hint="eastAsia"/>
+      </w:pPr>
+      <w:r>
+        <w:rPr>
+          <w:rFonts w:hint="eastAsia" w:ascii="Times New Roman" w:hAnsi="Times New Roman" w:cs="Times New Roman"/>
+          <w:sz w:val="21"/>
+          <w:szCs w:val="21"/>
           <w:lang w:val="en-US" w:eastAsia="zh-CN"/>
         </w:rPr>
         <w:t>}</w:t>
@@ -17051,7 +18875,7 @@
           <w:lang w:val="en-US" w:eastAsia="zh-CN"/>
         </w:rPr>
       </w:pPr>
-      <w:bookmarkStart w:id="137" w:name="_Toc24607"/>
+      <w:bookmarkStart w:id="154" w:name="_Toc14603"/>
       <w:r>
         <w:rPr>
           <w:rFonts w:hint="eastAsia" w:ascii="Times New Roman" w:hAnsi="Times New Roman"/>
@@ -17075,7 +18899,7 @@
         </w:rPr>
         <w:t>群组管理</w:t>
       </w:r>
-      <w:bookmarkEnd w:id="137"/>
+      <w:bookmarkEnd w:id="154"/>
     </w:p>
     <w:p>
       <w:pPr>
@@ -17128,7 +18952,7 @@
                     </pic:cNvPicPr>
                   </pic:nvPicPr>
                   <pic:blipFill>
-                    <a:blip r:embed="rId34"/>
+                    <a:blip r:embed="rId35"/>
                     <a:stretch>
                       <a:fillRect/>
                     </a:stretch>
@@ -17177,7 +19001,7 @@
           <w:szCs w:val="21"/>
           <w:lang w:val="en-US" w:eastAsia="zh-CN"/>
         </w:rPr>
-        <w:t>4</w:t>
+        <w:t>5</w:t>
       </w:r>
       <w:r>
         <w:rPr>
@@ -17227,27 +19051,17 @@
         <w:ind w:left="0" w:leftChars="0" w:firstLine="420" w:firstLineChars="0"/>
         <w:jc w:val="left"/>
         <w:rPr>
+          <w:rFonts w:hint="eastAsia" w:eastAsia="宋体"/>
+          <w:lang w:val="en-US" w:eastAsia="zh-CN"/>
+        </w:rPr>
+      </w:pPr>
+      <w:r>
+        <w:rPr>
           <w:rFonts w:hint="eastAsia"/>
           <w:lang w:val="en-US" w:eastAsia="zh-CN"/>
         </w:rPr>
-      </w:pPr>
-      <w:r>
-        <w:rPr>
-          <w:rFonts w:hint="eastAsia"/>
-          <w:lang w:val="en-US" w:eastAsia="zh-CN"/>
-        </w:rPr>
         <w:t>群聊的相关设置：群聊目前相关设置包括：头像修改，昵称修改，群公告修改，踢人，退出群聊等，后续会进行完善，相关的设计页面如下：</w:t>
       </w:r>
-    </w:p>
-    <w:p>
-      <w:pPr>
-        <w:ind w:left="0" w:leftChars="0" w:firstLine="420" w:firstLineChars="0"/>
-        <w:jc w:val="center"/>
-        <w:rPr>
-          <w:rFonts w:hint="eastAsia" w:eastAsia="宋体"/>
-          <w:lang w:val="en-US" w:eastAsia="zh-CN"/>
-        </w:rPr>
-      </w:pPr>
       <w:r>
         <w:rPr>
           <w:rFonts w:hint="eastAsia"/>
@@ -17274,7 +19088,7 @@
                     </pic:cNvPicPr>
                   </pic:nvPicPr>
                   <pic:blipFill>
-                    <a:blip r:embed="rId35"/>
+                    <a:blip r:embed="rId36"/>
                     <a:stretch>
                       <a:fillRect/>
                     </a:stretch>
@@ -17324,7 +19138,7 @@
                     </pic:cNvPicPr>
                   </pic:nvPicPr>
                   <pic:blipFill>
-                    <a:blip r:embed="rId36"/>
+                    <a:blip r:embed="rId37"/>
                     <a:stretch>
                       <a:fillRect/>
                     </a:stretch>
@@ -17374,7 +19188,7 @@
           <w:szCs w:val="21"/>
           <w:lang w:val="en-US" w:eastAsia="zh-CN"/>
         </w:rPr>
-        <w:t>5</w:t>
+        <w:t>6</w:t>
       </w:r>
       <w:r>
         <w:rPr>
@@ -17426,8 +19240,8 @@
           <w:szCs w:val="24"/>
         </w:rPr>
       </w:pPr>
-      <w:bookmarkStart w:id="138" w:name="_Toc24337"/>
-      <w:bookmarkStart w:id="139" w:name="_Toc5716"/>
+      <w:bookmarkStart w:id="155" w:name="_Toc24337"/>
+      <w:bookmarkStart w:id="156" w:name="_Toc15577"/>
       <w:r>
         <w:rPr>
           <w:rFonts w:hint="eastAsia" w:ascii="Times New Roman" w:hAnsi="Times New Roman"/>
@@ -17462,8 +19276,8 @@
         </w:rPr>
         <w:t>朋友圈</w:t>
       </w:r>
-      <w:bookmarkEnd w:id="138"/>
-      <w:bookmarkEnd w:id="139"/>
+      <w:bookmarkEnd w:id="155"/>
+      <w:bookmarkEnd w:id="156"/>
     </w:p>
     <w:p>
       <w:pPr>
@@ -17503,7 +19317,7 @@
                     </pic:cNvPicPr>
                   </pic:nvPicPr>
                   <pic:blipFill>
-                    <a:blip r:embed="rId37"/>
+                    <a:blip r:embed="rId38"/>
                     <a:stretch>
                       <a:fillRect/>
                     </a:stretch>
@@ -17546,7 +19360,7 @@
                     </pic:cNvPicPr>
                   </pic:nvPicPr>
                   <pic:blipFill>
-                    <a:blip r:embed="rId38"/>
+                    <a:blip r:embed="rId39"/>
                     <a:stretch>
                       <a:fillRect/>
                     </a:stretch>
@@ -17598,7 +19412,7 @@
           <w:szCs w:val="21"/>
           <w:lang w:val="en-US" w:eastAsia="zh-CN"/>
         </w:rPr>
-        <w:t>6</w:t>
+        <w:t>7</w:t>
       </w:r>
       <w:r>
         <w:rPr>
@@ -17608,17 +19422,6 @@
         </w:rPr>
         <w:t xml:space="preserve"> 朋友圈设计页</w:t>
       </w:r>
-    </w:p>
-    <w:p>
-      <w:pPr>
-        <w:ind w:firstLineChars="0"/>
-        <w:jc w:val="both"/>
-        <w:rPr>
-          <w:rFonts w:hint="eastAsia" w:eastAsia="黑体" w:cs="黑体"/>
-          <w:sz w:val="21"/>
-          <w:szCs w:val="21"/>
-        </w:rPr>
-      </w:pPr>
     </w:p>
     <w:p>
       <w:pPr>
@@ -17688,6 +19491,8 @@
         </w:rPr>
         <w:t>评论和点赞逻辑：对与点赞和评论，thumbs和 comments字段进行存储，他们是一个json数组的格式，每次点赞都会更新这两个字段</w:t>
       </w:r>
+      <w:bookmarkStart w:id="187" w:name="_GoBack"/>
+      <w:bookmarkEnd w:id="187"/>
     </w:p>
     <w:p>
       <w:pPr>
@@ -17702,8 +19507,8 @@
           <w:kern w:val="0"/>
         </w:rPr>
       </w:pPr>
-      <w:bookmarkStart w:id="140" w:name="_Toc3751"/>
-      <w:bookmarkStart w:id="141" w:name="_Toc23944"/>
+      <w:bookmarkStart w:id="157" w:name="_Toc3751"/>
+      <w:bookmarkStart w:id="158" w:name="_Toc13564"/>
       <w:r>
         <w:rPr>
           <w:rFonts w:hint="eastAsia" w:ascii="Times New Roman" w:hAnsi="Times New Roman"/>
@@ -17724,11 +19529,11 @@
         </w:rPr>
         <w:t>系统测试</w:t>
       </w:r>
-      <w:bookmarkEnd w:id="130"/>
-      <w:bookmarkEnd w:id="131"/>
-      <w:bookmarkEnd w:id="132"/>
-      <w:bookmarkEnd w:id="140"/>
-      <w:bookmarkEnd w:id="141"/>
+      <w:bookmarkEnd w:id="147"/>
+      <w:bookmarkEnd w:id="148"/>
+      <w:bookmarkEnd w:id="149"/>
+      <w:bookmarkEnd w:id="157"/>
+      <w:bookmarkEnd w:id="158"/>
     </w:p>
     <w:p>
       <w:pPr>
@@ -17751,11 +19556,11 @@
           <w:szCs w:val="24"/>
         </w:rPr>
       </w:pPr>
-      <w:bookmarkStart w:id="142" w:name="_Toc134820462"/>
-      <w:bookmarkStart w:id="143" w:name="_Toc24075"/>
-      <w:bookmarkStart w:id="144" w:name="_Toc14937"/>
-      <w:bookmarkStart w:id="145" w:name="_Toc134820406"/>
-      <w:bookmarkStart w:id="146" w:name="_Toc24161"/>
+      <w:bookmarkStart w:id="159" w:name="_Toc14937"/>
+      <w:bookmarkStart w:id="160" w:name="_Toc134820462"/>
+      <w:bookmarkStart w:id="161" w:name="_Toc134820406"/>
+      <w:bookmarkStart w:id="162" w:name="_Toc24075"/>
+      <w:bookmarkStart w:id="163" w:name="_Toc23136"/>
       <w:r>
         <w:rPr>
           <w:rFonts w:ascii="Times New Roman" w:hAnsi="Times New Roman"/>
@@ -17767,11 +19572,11 @@
         </w:rPr>
         <w:t>功能测试</w:t>
       </w:r>
-      <w:bookmarkEnd w:id="142"/>
-      <w:bookmarkEnd w:id="143"/>
-      <w:bookmarkEnd w:id="144"/>
-      <w:bookmarkEnd w:id="145"/>
-      <w:bookmarkEnd w:id="146"/>
+      <w:bookmarkEnd w:id="159"/>
+      <w:bookmarkEnd w:id="160"/>
+      <w:bookmarkEnd w:id="161"/>
+      <w:bookmarkEnd w:id="162"/>
+      <w:bookmarkEnd w:id="163"/>
     </w:p>
     <w:p>
       <w:pPr>
@@ -17881,7 +19686,7 @@
           <w:szCs w:val="21"/>
         </w:rPr>
       </w:pPr>
-      <w:bookmarkStart w:id="147" w:name="_Toc18362"/>
+      <w:bookmarkStart w:id="164" w:name="_Toc18362"/>
       <w:r>
         <w:rPr>
           <w:rFonts w:hint="eastAsia" w:eastAsia="黑体" w:cs="黑体"/>
@@ -17890,7 +19695,7 @@
         </w:rPr>
         <w:t>表6-1 黑盒测试用例</w:t>
       </w:r>
-      <w:bookmarkEnd w:id="147"/>
+      <w:bookmarkEnd w:id="164"/>
     </w:p>
     <w:tbl>
       <w:tblPr>
@@ -19529,10 +21334,10 @@
                 <w:szCs w:val="21"/>
               </w:rPr>
             </w:pPr>
-            <w:bookmarkStart w:id="148" w:name="_Toc134820407"/>
-            <w:bookmarkStart w:id="149" w:name="_Toc134820463"/>
-            <w:bookmarkStart w:id="150" w:name="_Toc1754"/>
-            <w:bookmarkStart w:id="151" w:name="_Toc8595"/>
+            <w:bookmarkStart w:id="165" w:name="_Toc134820407"/>
+            <w:bookmarkStart w:id="166" w:name="_Toc134820463"/>
+            <w:bookmarkStart w:id="167" w:name="_Toc1754"/>
+            <w:bookmarkStart w:id="168" w:name="_Toc8595"/>
             <w:r>
               <w:rPr>
                 <w:rFonts w:hint="eastAsia"/>
@@ -19821,7 +21626,7 @@
           <w:szCs w:val="24"/>
         </w:rPr>
       </w:pPr>
-      <w:bookmarkStart w:id="152" w:name="_Toc23725"/>
+      <w:bookmarkStart w:id="169" w:name="_Toc14203"/>
       <w:r>
         <w:rPr>
           <w:rFonts w:ascii="Times New Roman" w:hAnsi="Times New Roman"/>
@@ -19833,11 +21638,11 @@
         </w:rPr>
         <w:t>性能测试</w:t>
       </w:r>
-      <w:bookmarkEnd w:id="148"/>
-      <w:bookmarkEnd w:id="149"/>
-      <w:bookmarkEnd w:id="150"/>
-      <w:bookmarkEnd w:id="151"/>
-      <w:bookmarkEnd w:id="152"/>
+      <w:bookmarkEnd w:id="165"/>
+      <w:bookmarkEnd w:id="166"/>
+      <w:bookmarkEnd w:id="167"/>
+      <w:bookmarkEnd w:id="168"/>
+      <w:bookmarkEnd w:id="169"/>
     </w:p>
     <w:p>
       <w:pPr>
@@ -19852,12 +21657,14 @@
           <w:rFonts w:hint="eastAsia" w:ascii="Times New Roman" w:hAnsi="Times New Roman"/>
         </w:rPr>
       </w:pPr>
+      <w:bookmarkStart w:id="170" w:name="_Toc5191"/>
       <w:r>
         <w:rPr>
           <w:rFonts w:ascii="Times New Roman" w:hAnsi="Times New Roman"/>
         </w:rPr>
         <w:t>测试指标</w:t>
       </w:r>
+      <w:bookmarkEnd w:id="170"/>
     </w:p>
     <w:p>
       <w:pPr>
@@ -19928,12 +21735,14 @@
           <w:rFonts w:hint="eastAsia" w:ascii="Times New Roman" w:hAnsi="Times New Roman"/>
         </w:rPr>
       </w:pPr>
+      <w:bookmarkStart w:id="171" w:name="_Toc19898"/>
       <w:r>
         <w:rPr>
           <w:rFonts w:ascii="Times New Roman" w:hAnsi="Times New Roman"/>
         </w:rPr>
         <w:t>测试工具</w:t>
       </w:r>
+      <w:bookmarkEnd w:id="171"/>
     </w:p>
     <w:p>
       <w:pPr>
@@ -19985,11 +21794,11 @@
           <w:kern w:val="0"/>
         </w:rPr>
       </w:pPr>
-      <w:bookmarkStart w:id="153" w:name="_Toc31813"/>
-      <w:bookmarkStart w:id="154" w:name="_Toc134820408"/>
-      <w:bookmarkStart w:id="155" w:name="_Toc30145"/>
-      <w:bookmarkStart w:id="156" w:name="_Toc134820464"/>
-      <w:bookmarkStart w:id="157" w:name="_Toc4790"/>
+      <w:bookmarkStart w:id="172" w:name="_Toc134820464"/>
+      <w:bookmarkStart w:id="173" w:name="_Toc30145"/>
+      <w:bookmarkStart w:id="174" w:name="_Toc134820408"/>
+      <w:bookmarkStart w:id="175" w:name="_Toc31813"/>
+      <w:bookmarkStart w:id="176" w:name="_Toc27978"/>
       <w:r>
         <w:rPr>
           <w:rFonts w:ascii="Times New Roman" w:hAnsi="Times New Roman"/>
@@ -20000,11 +21809,11 @@
         </w:rPr>
         <w:t>结束语</w:t>
       </w:r>
-      <w:bookmarkEnd w:id="153"/>
-      <w:bookmarkEnd w:id="154"/>
-      <w:bookmarkEnd w:id="155"/>
-      <w:bookmarkEnd w:id="156"/>
-      <w:bookmarkEnd w:id="157"/>
+      <w:bookmarkEnd w:id="172"/>
+      <w:bookmarkEnd w:id="173"/>
+      <w:bookmarkEnd w:id="174"/>
+      <w:bookmarkEnd w:id="175"/>
+      <w:bookmarkEnd w:id="176"/>
     </w:p>
     <w:p>
       <w:pPr>
@@ -20068,11 +21877,11 @@
           <w:kern w:val="0"/>
         </w:rPr>
       </w:pPr>
-      <w:bookmarkStart w:id="158" w:name="_Toc134820409"/>
-      <w:bookmarkStart w:id="159" w:name="_Toc134820465"/>
-      <w:bookmarkStart w:id="160" w:name="_Toc8761"/>
-      <w:bookmarkStart w:id="161" w:name="_Toc27818"/>
-      <w:bookmarkStart w:id="162" w:name="_Toc897"/>
+      <w:bookmarkStart w:id="177" w:name="_Toc8761"/>
+      <w:bookmarkStart w:id="178" w:name="_Toc27818"/>
+      <w:bookmarkStart w:id="179" w:name="_Toc134820409"/>
+      <w:bookmarkStart w:id="180" w:name="_Toc134820465"/>
+      <w:bookmarkStart w:id="181" w:name="_Toc14483"/>
       <w:r>
         <w:rPr>
           <w:rFonts w:ascii="Times New Roman" w:hAnsi="Times New Roman"/>
@@ -20083,11 +21892,11 @@
         </w:rPr>
         <w:t>参考文献</w:t>
       </w:r>
-      <w:bookmarkEnd w:id="158"/>
-      <w:bookmarkEnd w:id="159"/>
-      <w:bookmarkEnd w:id="160"/>
-      <w:bookmarkEnd w:id="161"/>
-      <w:bookmarkEnd w:id="162"/>
+      <w:bookmarkEnd w:id="177"/>
+      <w:bookmarkEnd w:id="178"/>
+      <w:bookmarkEnd w:id="179"/>
+      <w:bookmarkEnd w:id="180"/>
+      <w:bookmarkEnd w:id="181"/>
     </w:p>
     <w:p>
       <w:pPr>
@@ -20461,10 +22270,10 @@
           <w:rFonts w:ascii="Times New Roman" w:hAnsi="Times New Roman"/>
         </w:rPr>
       </w:pPr>
-      <w:bookmarkStart w:id="163" w:name="_Toc3571"/>
-      <w:bookmarkStart w:id="164" w:name="_Toc134820466"/>
-      <w:bookmarkStart w:id="165" w:name="_Toc11900"/>
-      <w:bookmarkStart w:id="166" w:name="_Toc134820410"/>
+      <w:bookmarkStart w:id="182" w:name="_Toc11900"/>
+      <w:bookmarkStart w:id="183" w:name="_Toc134820410"/>
+      <w:bookmarkStart w:id="184" w:name="_Toc134820466"/>
+      <w:bookmarkStart w:id="185" w:name="_Toc3571"/>
       <w:r>
         <w:rPr>
           <w:rFonts w:hint="eastAsia" w:ascii="Times New Roman" w:hAnsi="Times New Roman"/>
@@ -20618,7 +22427,7 @@
           <w:kern w:val="0"/>
         </w:rPr>
       </w:pPr>
-      <w:bookmarkStart w:id="167" w:name="_Toc18266"/>
+      <w:bookmarkStart w:id="186" w:name="_Toc28604"/>
       <w:r>
         <w:rPr>
           <w:rFonts w:ascii="Times New Roman" w:hAnsi="Times New Roman"/>
@@ -20629,11 +22438,11 @@
         </w:rPr>
         <w:t>致谢</w:t>
       </w:r>
-      <w:bookmarkEnd w:id="163"/>
-      <w:bookmarkEnd w:id="164"/>
-      <w:bookmarkEnd w:id="165"/>
-      <w:bookmarkEnd w:id="166"/>
-      <w:bookmarkEnd w:id="167"/>
+      <w:bookmarkEnd w:id="182"/>
+      <w:bookmarkEnd w:id="183"/>
+      <w:bookmarkEnd w:id="184"/>
+      <w:bookmarkEnd w:id="185"/>
+      <w:bookmarkEnd w:id="186"/>
     </w:p>
     <w:p>
       <w:pPr>

--- a/毕业论文/毕业论文改四.docx
+++ b/毕业论文/毕业论文改四.docx
@@ -117,7 +117,7 @@
           <w:sz w:val="72"/>
           <w:szCs w:val="72"/>
         </w:rPr>
-        <w:t>本科生毕业设计说明书</w:t>
+        <w:t>本科生毕业设计</w:t>
       </w:r>
       <w:bookmarkEnd w:id="0"/>
     </w:p>
@@ -731,8 +731,8 @@
         </w:rPr>
       </w:pPr>
       <w:bookmarkStart w:id="1" w:name="_Toc13089"/>
-      <w:bookmarkStart w:id="2" w:name="_Toc30656"/>
-      <w:bookmarkStart w:id="3" w:name="_Toc3672"/>
+      <w:bookmarkStart w:id="2" w:name="_Toc3672"/>
+      <w:bookmarkStart w:id="3" w:name="_Toc30656"/>
       <w:r>
         <w:rPr>
           <w:rFonts w:hint="eastAsia" w:eastAsia="黑体"/>
@@ -4505,8 +4505,8 @@
         </w:rPr>
       </w:pPr>
       <w:bookmarkStart w:id="6" w:name="_Toc134820418"/>
-      <w:bookmarkStart w:id="7" w:name="_Toc134820362"/>
-      <w:bookmarkStart w:id="8" w:name="_Toc31710"/>
+      <w:bookmarkStart w:id="7" w:name="_Toc31710"/>
+      <w:bookmarkStart w:id="8" w:name="_Toc134820362"/>
       <w:r>
         <w:rPr>
           <w:rFonts w:eastAsia="黑体" w:cs="Arial"/>
@@ -4531,8 +4531,8 @@
           <w:szCs w:val="30"/>
         </w:rPr>
       </w:pPr>
-      <w:bookmarkStart w:id="9" w:name="_Toc15236"/>
-      <w:bookmarkStart w:id="10" w:name="_Toc29267"/>
+      <w:bookmarkStart w:id="9" w:name="_Toc29267"/>
+      <w:bookmarkStart w:id="10" w:name="_Toc15236"/>
       <w:r>
         <w:rPr>
           <w:rFonts w:eastAsia="黑体" w:cs="Arial"/>
@@ -4633,8 +4633,8 @@
           <w:sz w:val="30"/>
         </w:rPr>
       </w:pPr>
-      <w:bookmarkStart w:id="11" w:name="_Toc5951"/>
-      <w:bookmarkStart w:id="12" w:name="_Toc8392"/>
+      <w:bookmarkStart w:id="11" w:name="_Toc8392"/>
+      <w:bookmarkStart w:id="12" w:name="_Toc5951"/>
       <w:r>
         <w:rPr>
           <w:rFonts w:ascii="Times New Roman" w:hAnsi="Times New Roman"/>
@@ -4738,14 +4738,14 @@
           <w:kern w:val="0"/>
         </w:rPr>
       </w:pPr>
-      <w:bookmarkStart w:id="13" w:name="_Toc15736"/>
-      <w:bookmarkStart w:id="14" w:name="_Toc134820421"/>
-      <w:bookmarkStart w:id="15" w:name="_Toc23390"/>
-      <w:bookmarkStart w:id="16" w:name="_Toc29792_WPSOffice_Level1"/>
-      <w:bookmarkStart w:id="17" w:name="_Toc134820365"/>
-      <w:bookmarkStart w:id="18" w:name="_Toc15158"/>
-      <w:bookmarkStart w:id="19" w:name="_Toc5699_WPSOffice_Level1"/>
-      <w:bookmarkStart w:id="20" w:name="_Toc13114"/>
+      <w:bookmarkStart w:id="13" w:name="_Toc13114"/>
+      <w:bookmarkStart w:id="14" w:name="_Toc29792_WPSOffice_Level1"/>
+      <w:bookmarkStart w:id="15" w:name="_Toc15158"/>
+      <w:bookmarkStart w:id="16" w:name="_Toc134820365"/>
+      <w:bookmarkStart w:id="17" w:name="_Toc15736"/>
+      <w:bookmarkStart w:id="18" w:name="_Toc134820421"/>
+      <w:bookmarkStart w:id="19" w:name="_Toc23390"/>
+      <w:bookmarkStart w:id="20" w:name="_Toc5699_WPSOffice_Level1"/>
       <w:r>
         <w:rPr>
           <w:rFonts w:ascii="Times New Roman" w:hAnsi="Times New Roman"/>
@@ -4786,11 +4786,11 @@
           <w:szCs w:val="24"/>
         </w:rPr>
       </w:pPr>
-      <w:bookmarkStart w:id="21" w:name="_Toc134820422"/>
-      <w:bookmarkStart w:id="22" w:name="_Toc22220"/>
+      <w:bookmarkStart w:id="21" w:name="_Toc17530"/>
+      <w:bookmarkStart w:id="22" w:name="_Toc134820422"/>
       <w:bookmarkStart w:id="23" w:name="_Toc134820366"/>
-      <w:bookmarkStart w:id="24" w:name="_Toc17530"/>
-      <w:bookmarkStart w:id="25" w:name="_Toc21861"/>
+      <w:bookmarkStart w:id="24" w:name="_Toc21861"/>
+      <w:bookmarkStart w:id="25" w:name="_Toc22220"/>
       <w:r>
         <w:rPr>
           <w:rFonts w:ascii="Times New Roman" w:hAnsi="Times New Roman"/>
@@ -4871,11 +4871,11 @@
           <w:szCs w:val="24"/>
         </w:rPr>
       </w:pPr>
-      <w:bookmarkStart w:id="26" w:name="_Toc20911"/>
-      <w:bookmarkStart w:id="27" w:name="_Toc9926"/>
-      <w:bookmarkStart w:id="28" w:name="_Toc134820423"/>
-      <w:bookmarkStart w:id="29" w:name="_Toc134820367"/>
-      <w:bookmarkStart w:id="30" w:name="_Toc2450"/>
+      <w:bookmarkStart w:id="26" w:name="_Toc2450"/>
+      <w:bookmarkStart w:id="27" w:name="_Toc134820367"/>
+      <w:bookmarkStart w:id="28" w:name="_Toc20911"/>
+      <w:bookmarkStart w:id="29" w:name="_Toc9926"/>
+      <w:bookmarkStart w:id="30" w:name="_Toc134820423"/>
       <w:r>
         <w:rPr>
           <w:rFonts w:ascii="Times New Roman" w:hAnsi="Times New Roman"/>
@@ -4959,8 +4959,8 @@
           <w:szCs w:val="24"/>
         </w:rPr>
       </w:pPr>
-      <w:bookmarkStart w:id="34" w:name="_Toc25368"/>
-      <w:bookmarkStart w:id="35" w:name="_Toc26477"/>
+      <w:bookmarkStart w:id="34" w:name="_Toc26477"/>
+      <w:bookmarkStart w:id="35" w:name="_Toc25368"/>
       <w:r>
         <w:rPr>
           <w:rFonts w:ascii="Times New Roman" w:hAnsi="Times New Roman"/>
@@ -5058,8 +5058,8 @@
           <w:szCs w:val="24"/>
         </w:rPr>
       </w:pPr>
-      <w:bookmarkStart w:id="39" w:name="_Toc11280"/>
-      <w:bookmarkStart w:id="40" w:name="_Toc16234"/>
+      <w:bookmarkStart w:id="39" w:name="_Toc16234"/>
+      <w:bookmarkStart w:id="40" w:name="_Toc11280"/>
       <w:r>
         <w:rPr>
           <w:rFonts w:ascii="Times New Roman" w:hAnsi="Times New Roman"/>
@@ -5084,9 +5084,9 @@
           <w:rFonts w:ascii="Times New Roman" w:hAnsi="Times New Roman"/>
         </w:rPr>
       </w:pPr>
-      <w:bookmarkStart w:id="41" w:name="_Toc134820370"/>
-      <w:bookmarkStart w:id="42" w:name="_Toc134820426"/>
-      <w:bookmarkStart w:id="43" w:name="_Toc8159"/>
+      <w:bookmarkStart w:id="41" w:name="_Toc8159"/>
+      <w:bookmarkStart w:id="42" w:name="_Toc134820370"/>
+      <w:bookmarkStart w:id="43" w:name="_Toc134820426"/>
       <w:r>
         <w:rPr>
           <w:rFonts w:ascii="Times New Roman" w:hAnsi="Times New Roman"/>
@@ -5282,11 +5282,11 @@
           <w:kern w:val="0"/>
         </w:rPr>
       </w:pPr>
-      <w:bookmarkStart w:id="47" w:name="_Toc134820371"/>
-      <w:bookmarkStart w:id="48" w:name="_Toc13112"/>
-      <w:bookmarkStart w:id="49" w:name="_Toc3920"/>
+      <w:bookmarkStart w:id="47" w:name="_Toc24209"/>
+      <w:bookmarkStart w:id="48" w:name="_Toc3920"/>
+      <w:bookmarkStart w:id="49" w:name="_Toc13112"/>
       <w:bookmarkStart w:id="50" w:name="_Toc134820427"/>
-      <w:bookmarkStart w:id="51" w:name="_Toc24209"/>
+      <w:bookmarkStart w:id="51" w:name="_Toc134820371"/>
       <w:r>
         <w:rPr>
           <w:rFonts w:ascii="Times New Roman" w:hAnsi="Times New Roman"/>
@@ -5324,13 +5324,13 @@
           <w:szCs w:val="24"/>
         </w:rPr>
       </w:pPr>
-      <w:bookmarkStart w:id="52" w:name="_Toc134820428"/>
-      <w:bookmarkStart w:id="53" w:name="_Toc134820372"/>
-      <w:bookmarkStart w:id="54" w:name="_Toc15331"/>
-      <w:bookmarkStart w:id="55" w:name="_Toc23727_WPSOffice_Level2"/>
-      <w:bookmarkStart w:id="56" w:name="_Toc1064"/>
-      <w:bookmarkStart w:id="57" w:name="_Toc17222"/>
-      <w:bookmarkStart w:id="58" w:name="_Toc31494"/>
+      <w:bookmarkStart w:id="52" w:name="_Toc23727_WPSOffice_Level2"/>
+      <w:bookmarkStart w:id="53" w:name="_Toc31494"/>
+      <w:bookmarkStart w:id="54" w:name="_Toc17222"/>
+      <w:bookmarkStart w:id="55" w:name="_Toc1064"/>
+      <w:bookmarkStart w:id="56" w:name="_Toc134820428"/>
+      <w:bookmarkStart w:id="57" w:name="_Toc15331"/>
+      <w:bookmarkStart w:id="58" w:name="_Toc134820372"/>
       <w:r>
         <w:rPr>
           <w:rFonts w:ascii="Times New Roman" w:hAnsi="Times New Roman"/>
@@ -5428,13 +5428,13 @@
           <w:szCs w:val="24"/>
         </w:rPr>
       </w:pPr>
-      <w:bookmarkStart w:id="59" w:name="_Toc2031"/>
-      <w:bookmarkStart w:id="60" w:name="_Toc1455"/>
-      <w:bookmarkStart w:id="61" w:name="_Toc134820373"/>
-      <w:bookmarkStart w:id="62" w:name="_Toc2363_WPSOffice_Level2"/>
-      <w:bookmarkStart w:id="63" w:name="_Toc134820429"/>
-      <w:bookmarkStart w:id="64" w:name="_Toc7999"/>
-      <w:bookmarkStart w:id="65" w:name="_Toc17469"/>
+      <w:bookmarkStart w:id="59" w:name="_Toc7999"/>
+      <w:bookmarkStart w:id="60" w:name="_Toc2031"/>
+      <w:bookmarkStart w:id="61" w:name="_Toc17469"/>
+      <w:bookmarkStart w:id="62" w:name="_Toc1455"/>
+      <w:bookmarkStart w:id="63" w:name="_Toc134820373"/>
+      <w:bookmarkStart w:id="64" w:name="_Toc134820429"/>
+      <w:bookmarkStart w:id="65" w:name="_Toc2363_WPSOffice_Level2"/>
       <w:r>
         <w:rPr>
           <w:rFonts w:ascii="Times New Roman" w:hAnsi="Times New Roman"/>
@@ -5532,13 +5532,13 @@
           <w:szCs w:val="24"/>
         </w:rPr>
       </w:pPr>
-      <w:bookmarkStart w:id="66" w:name="_Toc134820374"/>
-      <w:bookmarkStart w:id="67" w:name="_Toc10000"/>
-      <w:bookmarkStart w:id="68" w:name="_Toc26482_WPSOffice_Level2"/>
-      <w:bookmarkStart w:id="69" w:name="_Toc27641"/>
-      <w:bookmarkStart w:id="70" w:name="_Toc134820430"/>
-      <w:bookmarkStart w:id="71" w:name="_Toc32068"/>
-      <w:bookmarkStart w:id="72" w:name="_Toc19782"/>
+      <w:bookmarkStart w:id="66" w:name="_Toc26482_WPSOffice_Level2"/>
+      <w:bookmarkStart w:id="67" w:name="_Toc27641"/>
+      <w:bookmarkStart w:id="68" w:name="_Toc32068"/>
+      <w:bookmarkStart w:id="69" w:name="_Toc19782"/>
+      <w:bookmarkStart w:id="70" w:name="_Toc10000"/>
+      <w:bookmarkStart w:id="71" w:name="_Toc134820430"/>
+      <w:bookmarkStart w:id="72" w:name="_Toc134820374"/>
       <w:r>
         <w:rPr>
           <w:rFonts w:ascii="Times New Roman" w:hAnsi="Times New Roman"/>
@@ -5679,9 +5679,9 @@
         </w:rPr>
       </w:pPr>
       <w:bookmarkStart w:id="76" w:name="_Toc24465"/>
-      <w:bookmarkStart w:id="77" w:name="_Toc7866"/>
-      <w:bookmarkStart w:id="78" w:name="_Toc134820375"/>
-      <w:bookmarkStart w:id="79" w:name="_Toc134820431"/>
+      <w:bookmarkStart w:id="77" w:name="_Toc134820431"/>
+      <w:bookmarkStart w:id="78" w:name="_Toc7866"/>
+      <w:bookmarkStart w:id="79" w:name="_Toc134820375"/>
       <w:r>
         <w:rPr>
           <w:rFonts w:ascii="Times New Roman" w:hAnsi="Times New Roman"/>
@@ -5874,9 +5874,9 @@
           <w:szCs w:val="30"/>
         </w:rPr>
       </w:pPr>
-      <w:bookmarkStart w:id="83" w:name="_Toc134820432"/>
-      <w:bookmarkStart w:id="84" w:name="_Toc134820376"/>
-      <w:bookmarkStart w:id="85" w:name="_Toc21843"/>
+      <w:bookmarkStart w:id="83" w:name="_Toc21843"/>
+      <w:bookmarkStart w:id="84" w:name="_Toc134820432"/>
+      <w:bookmarkStart w:id="85" w:name="_Toc134820376"/>
       <w:r>
         <w:rPr>
           <w:b/>
@@ -5901,8 +5901,8 @@
           <w:kern w:val="0"/>
         </w:rPr>
       </w:pPr>
-      <w:bookmarkStart w:id="86" w:name="_Toc8560"/>
-      <w:bookmarkStart w:id="87" w:name="_Toc5949"/>
+      <w:bookmarkStart w:id="86" w:name="_Toc5949"/>
+      <w:bookmarkStart w:id="87" w:name="_Toc8560"/>
       <w:r>
         <w:rPr>
           <w:rFonts w:hint="eastAsia" w:ascii="Times New Roman" w:hAnsi="Times New Roman"/>
@@ -5941,9 +5941,9 @@
           <w:szCs w:val="24"/>
         </w:rPr>
       </w:pPr>
-      <w:bookmarkStart w:id="88" w:name="_Toc134820377"/>
-      <w:bookmarkStart w:id="89" w:name="_Toc134820433"/>
-      <w:bookmarkStart w:id="90" w:name="_Toc13164"/>
+      <w:bookmarkStart w:id="88" w:name="_Toc13164"/>
+      <w:bookmarkStart w:id="89" w:name="_Toc134820377"/>
+      <w:bookmarkStart w:id="90" w:name="_Toc134820433"/>
       <w:bookmarkStart w:id="91" w:name="_Toc25491"/>
       <w:bookmarkStart w:id="92" w:name="_Toc5591"/>
       <w:r>
@@ -6114,13 +6114,13 @@
           <w:szCs w:val="24"/>
         </w:rPr>
       </w:pPr>
-      <w:bookmarkStart w:id="96" w:name="_Toc134820381"/>
-      <w:bookmarkStart w:id="97" w:name="_Toc18007"/>
-      <w:bookmarkStart w:id="98" w:name="_Toc23603_WPSOffice_Level2"/>
-      <w:bookmarkStart w:id="99" w:name="_Toc17268"/>
-      <w:bookmarkStart w:id="100" w:name="_Toc134820437"/>
-      <w:bookmarkStart w:id="101" w:name="_Toc32695"/>
-      <w:bookmarkStart w:id="102" w:name="_Toc8642"/>
+      <w:bookmarkStart w:id="96" w:name="_Toc134820437"/>
+      <w:bookmarkStart w:id="97" w:name="_Toc17268"/>
+      <w:bookmarkStart w:id="98" w:name="_Toc32695"/>
+      <w:bookmarkStart w:id="99" w:name="_Toc23603_WPSOffice_Level2"/>
+      <w:bookmarkStart w:id="100" w:name="_Toc134820381"/>
+      <w:bookmarkStart w:id="101" w:name="_Toc8642"/>
+      <w:bookmarkStart w:id="102" w:name="_Toc18007"/>
       <w:r>
         <w:rPr>
           <w:rFonts w:hint="eastAsia" w:ascii="Times New Roman" w:hAnsi="Times New Roman" w:eastAsia="黑体"/>
@@ -6183,12 +6183,6 @@
       </w:pPr>
       <w:r>
         <w:rPr>
-          <w:rFonts w:hint="eastAsia" w:ascii="Times New Roman" w:hAnsi="Times New Roman"/>
-        </w:rPr>
-        <w:t>1、</w:t>
-      </w:r>
-      <w:r>
-        <w:rPr>
           <w:rFonts w:ascii="Times New Roman" w:hAnsi="Times New Roman"/>
         </w:rPr>
         <w:t>账号管理</w:t>
@@ -6231,12 +6225,6 @@
       </w:pPr>
       <w:r>
         <w:rPr>
-          <w:rFonts w:hint="eastAsia" w:ascii="Times New Roman" w:hAnsi="Times New Roman"/>
-        </w:rPr>
-        <w:t>2、</w:t>
-      </w:r>
-      <w:r>
-        <w:rPr>
           <w:rFonts w:ascii="Times New Roman" w:hAnsi="Times New Roman"/>
         </w:rPr>
         <w:t>好友管理</w:t>
@@ -6293,12 +6281,6 @@
       </w:pPr>
       <w:r>
         <w:rPr>
-          <w:rFonts w:hint="eastAsia" w:ascii="Times New Roman" w:hAnsi="Times New Roman"/>
-        </w:rPr>
-        <w:t>3、</w:t>
-      </w:r>
-      <w:r>
-        <w:rPr>
           <w:rFonts w:ascii="Times New Roman" w:hAnsi="Times New Roman"/>
         </w:rPr>
         <w:t>群组管理</w:t>
@@ -6341,12 +6323,6 @@
       </w:pPr>
       <w:r>
         <w:rPr>
-          <w:rFonts w:hint="eastAsia" w:ascii="Times New Roman" w:hAnsi="Times New Roman"/>
-        </w:rPr>
-        <w:t>4、</w:t>
-      </w:r>
-      <w:r>
-        <w:rPr>
           <w:rFonts w:ascii="Times New Roman" w:hAnsi="Times New Roman"/>
         </w:rPr>
         <w:t>群聊功能：支持群消息发送，群成员可修改自己在群内的昵称。</w:t>
@@ -6359,12 +6335,6 @@
           <w:rFonts w:ascii="Times New Roman" w:hAnsi="Times New Roman"/>
         </w:rPr>
       </w:pPr>
-      <w:r>
-        <w:rPr>
-          <w:rFonts w:hint="eastAsia" w:ascii="Times New Roman" w:hAnsi="Times New Roman"/>
-        </w:rPr>
-        <w:t>5、</w:t>
-      </w:r>
       <w:r>
         <w:rPr>
           <w:rFonts w:ascii="Times New Roman" w:hAnsi="Times New Roman"/>
@@ -6431,10 +6401,9 @@
       <w:pPr>
         <w:pStyle w:val="13"/>
         <w:numPr>
-          <w:ilvl w:val="0"/>
-          <w:numId w:val="8"/>
+          <w:numId w:val="0"/>
         </w:numPr>
-        <w:ind w:firstLineChars="0"/>
+        <w:ind w:left="567" w:leftChars="0" w:firstLine="419" w:firstLineChars="0"/>
         <w:rPr>
           <w:rFonts w:ascii="Times New Roman" w:hAnsi="Times New Roman"/>
         </w:rPr>
@@ -6450,10 +6419,9 @@
       <w:pPr>
         <w:pStyle w:val="13"/>
         <w:numPr>
-          <w:ilvl w:val="0"/>
-          <w:numId w:val="8"/>
+          <w:numId w:val="0"/>
         </w:numPr>
-        <w:ind w:firstLineChars="0"/>
+        <w:ind w:left="567" w:leftChars="0" w:firstLine="419" w:firstLineChars="0"/>
         <w:rPr>
           <w:rFonts w:ascii="Times New Roman" w:hAnsi="Times New Roman"/>
         </w:rPr>
@@ -6469,10 +6437,9 @@
       <w:pPr>
         <w:pStyle w:val="13"/>
         <w:numPr>
-          <w:ilvl w:val="0"/>
-          <w:numId w:val="8"/>
+          <w:numId w:val="0"/>
         </w:numPr>
-        <w:ind w:firstLineChars="0"/>
+        <w:ind w:left="567" w:leftChars="0" w:firstLine="419" w:firstLineChars="0"/>
         <w:rPr>
           <w:rFonts w:ascii="Times New Roman" w:hAnsi="Times New Roman"/>
         </w:rPr>
@@ -6497,9 +6464,9 @@
           <w:szCs w:val="32"/>
         </w:rPr>
       </w:pPr>
-      <w:bookmarkStart w:id="109" w:name="_Toc134820440"/>
-      <w:bookmarkStart w:id="110" w:name="_Toc134820384"/>
-      <w:bookmarkStart w:id="111" w:name="_Toc19570"/>
+      <w:bookmarkStart w:id="109" w:name="_Toc134820384"/>
+      <w:bookmarkStart w:id="110" w:name="_Toc19570"/>
+      <w:bookmarkStart w:id="111" w:name="_Toc134820440"/>
       <w:r>
         <w:rPr>
           <w:rFonts w:eastAsia="黑体" w:cs="黑体"/>
@@ -6515,10 +6482,9 @@
       <w:pPr>
         <w:pStyle w:val="13"/>
         <w:numPr>
-          <w:ilvl w:val="0"/>
-          <w:numId w:val="9"/>
+          <w:numId w:val="0"/>
         </w:numPr>
-        <w:ind w:firstLineChars="0"/>
+        <w:ind w:left="480" w:leftChars="0"/>
         <w:rPr>
           <w:rFonts w:ascii="Times New Roman" w:hAnsi="Times New Roman"/>
         </w:rPr>
@@ -6534,10 +6500,9 @@
       <w:pPr>
         <w:pStyle w:val="13"/>
         <w:numPr>
-          <w:ilvl w:val="0"/>
-          <w:numId w:val="9"/>
+          <w:numId w:val="0"/>
         </w:numPr>
-        <w:ind w:firstLineChars="0"/>
+        <w:ind w:left="480" w:leftChars="0"/>
         <w:rPr>
           <w:rFonts w:ascii="Times New Roman" w:hAnsi="Times New Roman"/>
         </w:rPr>
@@ -6563,8 +6528,8 @@
         </w:rPr>
       </w:pPr>
       <w:bookmarkStart w:id="112" w:name="_Toc134820441"/>
-      <w:bookmarkStart w:id="113" w:name="_Toc134820385"/>
-      <w:bookmarkStart w:id="114" w:name="_Toc23467"/>
+      <w:bookmarkStart w:id="113" w:name="_Toc23467"/>
+      <w:bookmarkStart w:id="114" w:name="_Toc134820385"/>
       <w:r>
         <w:rPr>
           <w:rFonts w:eastAsia="黑体" w:cs="黑体"/>
@@ -6604,8 +6569,8 @@
         </w:rPr>
       </w:pPr>
       <w:bookmarkStart w:id="115" w:name="_Toc134820386"/>
-      <w:bookmarkStart w:id="116" w:name="_Toc134820442"/>
-      <w:bookmarkStart w:id="117" w:name="_Toc1248"/>
+      <w:bookmarkStart w:id="116" w:name="_Toc1248"/>
+      <w:bookmarkStart w:id="117" w:name="_Toc134820442"/>
       <w:r>
         <w:rPr>
           <w:rFonts w:eastAsia="黑体" w:cs="黑体"/>
@@ -6621,10 +6586,9 @@
       <w:pPr>
         <w:pStyle w:val="13"/>
         <w:numPr>
-          <w:ilvl w:val="0"/>
-          <w:numId w:val="10"/>
+          <w:numId w:val="0"/>
         </w:numPr>
-        <w:ind w:firstLineChars="0"/>
+        <w:ind w:left="480" w:leftChars="0" w:firstLine="419" w:firstLineChars="0"/>
         <w:rPr>
           <w:rFonts w:ascii="Times New Roman" w:hAnsi="Times New Roman"/>
         </w:rPr>
@@ -6640,10 +6604,9 @@
       <w:pPr>
         <w:pStyle w:val="13"/>
         <w:numPr>
-          <w:ilvl w:val="0"/>
-          <w:numId w:val="10"/>
+          <w:numId w:val="0"/>
         </w:numPr>
-        <w:ind w:firstLineChars="0"/>
+        <w:ind w:left="480" w:leftChars="0" w:firstLine="419" w:firstLineChars="0"/>
         <w:rPr>
           <w:rFonts w:ascii="Times New Roman" w:hAnsi="Times New Roman"/>
         </w:rPr>
@@ -6659,10 +6622,9 @@
       <w:pPr>
         <w:pStyle w:val="13"/>
         <w:numPr>
-          <w:ilvl w:val="0"/>
-          <w:numId w:val="10"/>
+          <w:numId w:val="0"/>
         </w:numPr>
-        <w:ind w:firstLineChars="0"/>
+        <w:ind w:left="480" w:leftChars="0" w:firstLine="419" w:firstLineChars="0"/>
         <w:rPr>
           <w:rFonts w:ascii="Times New Roman" w:hAnsi="Times New Roman"/>
         </w:rPr>
@@ -6678,10 +6640,9 @@
       <w:pPr>
         <w:pStyle w:val="13"/>
         <w:numPr>
-          <w:ilvl w:val="0"/>
-          <w:numId w:val="10"/>
+          <w:numId w:val="0"/>
         </w:numPr>
-        <w:ind w:firstLineChars="0"/>
+        <w:ind w:left="480" w:leftChars="0" w:firstLine="419" w:firstLineChars="0"/>
         <w:rPr>
           <w:rFonts w:ascii="Times New Roman" w:hAnsi="Times New Roman"/>
         </w:rPr>
@@ -6965,8 +6926,8 @@
         </w:rPr>
       </w:pPr>
       <w:bookmarkStart w:id="125" w:name="_Toc134820388"/>
-      <w:bookmarkStart w:id="126" w:name="_Toc134820444"/>
-      <w:bookmarkStart w:id="127" w:name="_Toc10479"/>
+      <w:bookmarkStart w:id="126" w:name="_Toc10479"/>
+      <w:bookmarkStart w:id="127" w:name="_Toc134820444"/>
       <w:bookmarkStart w:id="128" w:name="_Toc16238"/>
       <w:bookmarkStart w:id="129" w:name="_Toc32178"/>
       <w:r>
@@ -7017,8 +6978,8 @@
           <w:szCs w:val="24"/>
         </w:rPr>
       </w:pPr>
-      <w:bookmarkStart w:id="130" w:name="_Toc26897"/>
-      <w:bookmarkStart w:id="131" w:name="_Toc2466"/>
+      <w:bookmarkStart w:id="130" w:name="_Toc2466"/>
+      <w:bookmarkStart w:id="131" w:name="_Toc26897"/>
       <w:r>
         <w:rPr>
           <w:rFonts w:hint="eastAsia" w:ascii="Times New Roman" w:hAnsi="Times New Roman" w:eastAsia="黑体"/>
@@ -7129,11 +7090,11 @@
           <w:szCs w:val="24"/>
         </w:rPr>
       </w:pPr>
-      <w:bookmarkStart w:id="132" w:name="_Toc134820389"/>
-      <w:bookmarkStart w:id="133" w:name="_Toc134820445"/>
+      <w:bookmarkStart w:id="132" w:name="_Toc134820445"/>
+      <w:bookmarkStart w:id="133" w:name="_Toc31249"/>
       <w:bookmarkStart w:id="134" w:name="_Toc32081"/>
-      <w:bookmarkStart w:id="135" w:name="_Toc31249"/>
-      <w:bookmarkStart w:id="136" w:name="_Toc8217"/>
+      <w:bookmarkStart w:id="135" w:name="_Toc8217"/>
+      <w:bookmarkStart w:id="136" w:name="_Toc134820389"/>
       <w:r>
         <w:rPr>
           <w:rFonts w:hint="eastAsia" w:ascii="Times New Roman" w:hAnsi="Times New Roman" w:eastAsia="黑体"/>
@@ -7184,8 +7145,8 @@
           <w:szCs w:val="24"/>
         </w:rPr>
       </w:pPr>
-      <w:bookmarkStart w:id="137" w:name="_Toc5700"/>
-      <w:bookmarkStart w:id="138" w:name="_Toc32652"/>
+      <w:bookmarkStart w:id="137" w:name="_Toc32652"/>
+      <w:bookmarkStart w:id="138" w:name="_Toc5700"/>
       <w:r>
         <w:rPr>
           <w:rFonts w:hint="eastAsia" w:ascii="Times New Roman" w:hAnsi="Times New Roman" w:eastAsia="黑体"/>
@@ -15843,8 +15804,8 @@
       </w:pPr>
       <w:bookmarkStart w:id="145" w:name="_Toc10561"/>
       <w:bookmarkStart w:id="146" w:name="_Toc10267"/>
-      <w:bookmarkStart w:id="147" w:name="_Toc23855"/>
-      <w:bookmarkStart w:id="148" w:name="_Toc134820405"/>
+      <w:bookmarkStart w:id="147" w:name="_Toc134820405"/>
+      <w:bookmarkStart w:id="148" w:name="_Toc23855"/>
       <w:bookmarkStart w:id="149" w:name="_Toc134820461"/>
       <w:r>
         <w:rPr>
@@ -15865,7 +15826,7 @@
         <w:keepNext/>
         <w:numPr>
           <w:ilvl w:val="0"/>
-          <w:numId w:val="11"/>
+          <w:numId w:val="8"/>
         </w:numPr>
         <w:spacing w:before="156" w:beforeLines="50" w:after="156" w:afterLines="50"/>
         <w:ind w:left="0" w:leftChars="0" w:firstLine="0" w:firstLineChars="0"/>
@@ -16483,7 +16444,7 @@
         <w:keepNext/>
         <w:numPr>
           <w:ilvl w:val="0"/>
-          <w:numId w:val="11"/>
+          <w:numId w:val="8"/>
         </w:numPr>
         <w:spacing w:before="156" w:beforeLines="50" w:after="156" w:afterLines="50"/>
         <w:ind w:left="0" w:leftChars="0" w:firstLine="0" w:firstLineChars="0"/>
@@ -16498,8 +16459,8 @@
           <w:szCs w:val="24"/>
         </w:rPr>
       </w:pPr>
-      <w:bookmarkStart w:id="151" w:name="_Toc26991"/>
-      <w:bookmarkStart w:id="152" w:name="_Toc23956"/>
+      <w:bookmarkStart w:id="151" w:name="_Toc23956"/>
+      <w:bookmarkStart w:id="152" w:name="_Toc26991"/>
       <w:r>
         <w:rPr>
           <w:rFonts w:ascii="Times New Roman" w:hAnsi="Times New Roman"/>
@@ -17501,7 +17462,7 @@
         <w:keepNext/>
         <w:numPr>
           <w:ilvl w:val="0"/>
-          <w:numId w:val="11"/>
+          <w:numId w:val="8"/>
         </w:numPr>
         <w:spacing w:before="156" w:beforeLines="50" w:after="156" w:afterLines="50"/>
         <w:ind w:left="0" w:leftChars="0" w:firstLine="0" w:firstLineChars="0"/>
@@ -19491,8 +19452,6 @@
         </w:rPr>
         <w:t>评论和点赞逻辑：对与点赞和评论，thumbs和 comments字段进行存储，他们是一个json数组的格式，每次点赞都会更新这两个字段</w:t>
       </w:r>
-      <w:bookmarkStart w:id="187" w:name="_GoBack"/>
-      <w:bookmarkEnd w:id="187"/>
     </w:p>
     <w:p>
       <w:pPr>
@@ -19507,8 +19466,8 @@
           <w:kern w:val="0"/>
         </w:rPr>
       </w:pPr>
-      <w:bookmarkStart w:id="157" w:name="_Toc3751"/>
-      <w:bookmarkStart w:id="158" w:name="_Toc13564"/>
+      <w:bookmarkStart w:id="157" w:name="_Toc13564"/>
+      <w:bookmarkStart w:id="158" w:name="_Toc3751"/>
       <w:r>
         <w:rPr>
           <w:rFonts w:hint="eastAsia" w:ascii="Times New Roman" w:hAnsi="Times New Roman"/>
@@ -19541,7 +19500,7 @@
         <w:keepNext/>
         <w:numPr>
           <w:ilvl w:val="0"/>
-          <w:numId w:val="12"/>
+          <w:numId w:val="9"/>
         </w:numPr>
         <w:spacing w:before="156" w:beforeLines="50" w:after="156" w:afterLines="50"/>
         <w:ind w:left="0" w:leftChars="0" w:firstLine="0" w:firstLineChars="0"/>
@@ -19557,10 +19516,10 @@
         </w:rPr>
       </w:pPr>
       <w:bookmarkStart w:id="159" w:name="_Toc14937"/>
-      <w:bookmarkStart w:id="160" w:name="_Toc134820462"/>
-      <w:bookmarkStart w:id="161" w:name="_Toc134820406"/>
-      <w:bookmarkStart w:id="162" w:name="_Toc24075"/>
-      <w:bookmarkStart w:id="163" w:name="_Toc23136"/>
+      <w:bookmarkStart w:id="160" w:name="_Toc134820406"/>
+      <w:bookmarkStart w:id="161" w:name="_Toc24075"/>
+      <w:bookmarkStart w:id="162" w:name="_Toc23136"/>
+      <w:bookmarkStart w:id="163" w:name="_Toc134820462"/>
       <w:r>
         <w:rPr>
           <w:rFonts w:ascii="Times New Roman" w:hAnsi="Times New Roman"/>
@@ -21335,8 +21294,8 @@
               </w:rPr>
             </w:pPr>
             <w:bookmarkStart w:id="165" w:name="_Toc134820407"/>
-            <w:bookmarkStart w:id="166" w:name="_Toc134820463"/>
-            <w:bookmarkStart w:id="167" w:name="_Toc1754"/>
+            <w:bookmarkStart w:id="166" w:name="_Toc1754"/>
+            <w:bookmarkStart w:id="167" w:name="_Toc134820463"/>
             <w:bookmarkStart w:id="168" w:name="_Toc8595"/>
             <w:r>
               <w:rPr>
@@ -21611,7 +21570,7 @@
         <w:keepNext/>
         <w:numPr>
           <w:ilvl w:val="0"/>
-          <w:numId w:val="12"/>
+          <w:numId w:val="9"/>
         </w:numPr>
         <w:spacing w:before="0" w:line="360" w:lineRule="auto"/>
         <w:ind w:left="0" w:leftChars="0" w:firstLine="0" w:firstLineChars="0"/>
@@ -21649,7 +21608,7 @@
         <w:pStyle w:val="4"/>
         <w:numPr>
           <w:ilvl w:val="0"/>
-          <w:numId w:val="13"/>
+          <w:numId w:val="10"/>
         </w:numPr>
         <w:spacing w:before="0" w:after="0" w:line="360" w:lineRule="auto"/>
         <w:jc w:val="left"/>
@@ -21728,7 +21687,7 @@
         <w:pStyle w:val="4"/>
         <w:numPr>
           <w:ilvl w:val="0"/>
-          <w:numId w:val="13"/>
+          <w:numId w:val="10"/>
         </w:numPr>
         <w:spacing w:before="0" w:after="0" w:line="360" w:lineRule="auto"/>
         <w:rPr>
@@ -21794,10 +21753,10 @@
           <w:kern w:val="0"/>
         </w:rPr>
       </w:pPr>
-      <w:bookmarkStart w:id="172" w:name="_Toc134820464"/>
+      <w:bookmarkStart w:id="172" w:name="_Toc134820408"/>
       <w:bookmarkStart w:id="173" w:name="_Toc30145"/>
-      <w:bookmarkStart w:id="174" w:name="_Toc134820408"/>
-      <w:bookmarkStart w:id="175" w:name="_Toc31813"/>
+      <w:bookmarkStart w:id="174" w:name="_Toc31813"/>
+      <w:bookmarkStart w:id="175" w:name="_Toc134820464"/>
       <w:bookmarkStart w:id="176" w:name="_Toc27978"/>
       <w:r>
         <w:rPr>
@@ -21878,8 +21837,8 @@
         </w:rPr>
       </w:pPr>
       <w:bookmarkStart w:id="177" w:name="_Toc8761"/>
-      <w:bookmarkStart w:id="178" w:name="_Toc27818"/>
-      <w:bookmarkStart w:id="179" w:name="_Toc134820409"/>
+      <w:bookmarkStart w:id="178" w:name="_Toc134820409"/>
+      <w:bookmarkStart w:id="179" w:name="_Toc27818"/>
       <w:bookmarkStart w:id="180" w:name="_Toc134820465"/>
       <w:bookmarkStart w:id="181" w:name="_Toc14483"/>
       <w:r>
@@ -23290,8 +23249,10 @@
         <w:rFonts w:hint="eastAsia" w:ascii="宋体" w:hAnsi="宋体"/>
         <w:i/>
       </w:rPr>
-      <w:t>湖南人文科技学院本科生毕业设计说明书</w:t>
+      <w:t>湖南人文科技学院本科生毕业设计</w:t>
     </w:r>
+    <w:bookmarkStart w:id="187" w:name="_GoBack"/>
+    <w:bookmarkEnd w:id="187"/>
   </w:p>
 </w:hdr>
 </file>
@@ -23313,7 +23274,7 @@
         <w:rFonts w:hint="eastAsia" w:ascii="宋体" w:hAnsi="宋体"/>
         <w:i/>
       </w:rPr>
-      <w:t>湖南人文科技学院本科生毕业设计说明书</w:t>
+      <w:t>湖南人文科技学院本科生毕业设计</w:t>
     </w:r>
   </w:p>
 </w:hdr>
@@ -23413,7 +23374,7 @@
         <w:i/>
         <w:kern w:val="18"/>
       </w:rPr>
-      <w:t>湖南人文科技学院本科生毕业设计说明书</w:t>
+      <w:t>湖南人文科技学院本科生毕业设计</w:t>
     </w:r>
   </w:p>
 </w:hdr>
@@ -23476,24 +23437,6 @@
     </w:lvl>
   </w:abstractNum>
   <w:abstractNum w:abstractNumId="3">
-    <w:nsid w:val="D506E93B"/>
-    <w:multiLevelType w:val="singleLevel"/>
-    <w:tmpl w:val="D506E93B"/>
-    <w:lvl w:ilvl="0" w:tentative="0">
-      <w:start w:val="1"/>
-      <w:numFmt w:val="decimal"/>
-      <w:suff w:val="nothing"/>
-      <w:lvlText w:val="%1、"/>
-      <w:lvlJc w:val="left"/>
-      <w:pPr>
-        <w:ind w:left="0" w:firstLine="480"/>
-      </w:pPr>
-      <w:rPr>
-        <w:rFonts w:ascii="宋体" w:hAnsi="Calibri" w:eastAsia="宋体" w:cs="Times New Roman"/>
-      </w:rPr>
-    </w:lvl>
-  </w:abstractNum>
-  <w:abstractNum w:abstractNumId="4">
     <w:nsid w:val="F19DC7E8"/>
     <w:multiLevelType w:val="singleLevel"/>
     <w:tmpl w:val="F19DC7E8"/>
@@ -23511,7 +23454,7 @@
       </w:rPr>
     </w:lvl>
   </w:abstractNum>
-  <w:abstractNum w:abstractNumId="5">
+  <w:abstractNum w:abstractNumId="4">
     <w:nsid w:val="05C760BB"/>
     <w:multiLevelType w:val="multilevel"/>
     <w:tmpl w:val="05C760BB"/>
@@ -23632,7 +23575,7 @@
       </w:rPr>
     </w:lvl>
   </w:abstractNum>
-  <w:abstractNum w:abstractNumId="6">
+  <w:abstractNum w:abstractNumId="5">
     <w:nsid w:val="3B38D1D5"/>
     <w:multiLevelType w:val="singleLevel"/>
     <w:tmpl w:val="3B38D1D5"/>
@@ -23650,25 +23593,7 @@
       </w:rPr>
     </w:lvl>
   </w:abstractNum>
-  <w:abstractNum w:abstractNumId="7">
-    <w:nsid w:val="4438D9BA"/>
-    <w:multiLevelType w:val="singleLevel"/>
-    <w:tmpl w:val="4438D9BA"/>
-    <w:lvl w:ilvl="0" w:tentative="0">
-      <w:start w:val="1"/>
-      <w:numFmt w:val="decimal"/>
-      <w:suff w:val="nothing"/>
-      <w:lvlText w:val="%1、"/>
-      <w:lvlJc w:val="left"/>
-      <w:pPr>
-        <w:ind w:left="87" w:firstLine="480"/>
-      </w:pPr>
-      <w:rPr>
-        <w:rFonts w:ascii="宋体" w:hAnsi="Calibri" w:eastAsia="宋体" w:cs="Times New Roman"/>
-      </w:rPr>
-    </w:lvl>
-  </w:abstractNum>
-  <w:abstractNum w:abstractNumId="8">
+  <w:abstractNum w:abstractNumId="6">
     <w:nsid w:val="459FF68E"/>
     <w:multiLevelType w:val="singleLevel"/>
     <w:tmpl w:val="459FF68E"/>
@@ -23686,25 +23611,7 @@
       </w:rPr>
     </w:lvl>
   </w:abstractNum>
-  <w:abstractNum w:abstractNumId="9">
-    <w:nsid w:val="4E3A22AD"/>
-    <w:multiLevelType w:val="singleLevel"/>
-    <w:tmpl w:val="4E3A22AD"/>
-    <w:lvl w:ilvl="0" w:tentative="0">
-      <w:start w:val="1"/>
-      <w:numFmt w:val="decimal"/>
-      <w:suff w:val="nothing"/>
-      <w:lvlText w:val="%1、"/>
-      <w:lvlJc w:val="left"/>
-      <w:pPr>
-        <w:ind w:left="0" w:firstLine="480"/>
-      </w:pPr>
-      <w:rPr>
-        <w:rFonts w:ascii="宋体" w:hAnsi="Calibri" w:eastAsia="宋体" w:cs="Times New Roman"/>
-      </w:rPr>
-    </w:lvl>
-  </w:abstractNum>
-  <w:abstractNum w:abstractNumId="10">
+  <w:abstractNum w:abstractNumId="7">
     <w:nsid w:val="4F14283F"/>
     <w:multiLevelType w:val="singleLevel"/>
     <w:tmpl w:val="4F14283F"/>
@@ -23722,7 +23629,7 @@
       </w:rPr>
     </w:lvl>
   </w:abstractNum>
-  <w:abstractNum w:abstractNumId="11">
+  <w:abstractNum w:abstractNumId="8">
     <w:nsid w:val="704B6359"/>
     <w:multiLevelType w:val="singleLevel"/>
     <w:tmpl w:val="704B6359"/>
@@ -23740,7 +23647,7 @@
       </w:rPr>
     </w:lvl>
   </w:abstractNum>
-  <w:abstractNum w:abstractNumId="12">
+  <w:abstractNum w:abstractNumId="9">
     <w:nsid w:val="7A8ED6B8"/>
     <w:multiLevelType w:val="singleLevel"/>
     <w:tmpl w:val="7A8ED6B8"/>
@@ -23759,43 +23666,34 @@
     </w:lvl>
   </w:abstractNum>
   <w:num w:numId="1">
-    <w:abstractNumId w:val="5"/>
+    <w:abstractNumId w:val="4"/>
   </w:num>
   <w:num w:numId="2">
-    <w:abstractNumId w:val="6"/>
+    <w:abstractNumId w:val="5"/>
   </w:num>
   <w:num w:numId="3">
     <w:abstractNumId w:val="0"/>
   </w:num>
   <w:num w:numId="4">
-    <w:abstractNumId w:val="8"/>
+    <w:abstractNumId w:val="6"/>
   </w:num>
   <w:num w:numId="5">
-    <w:abstractNumId w:val="10"/>
+    <w:abstractNumId w:val="7"/>
   </w:num>
   <w:num w:numId="6">
-    <w:abstractNumId w:val="4"/>
+    <w:abstractNumId w:val="3"/>
   </w:num>
   <w:num w:numId="7">
     <w:abstractNumId w:val="2"/>
   </w:num>
   <w:num w:numId="8">
-    <w:abstractNumId w:val="7"/>
+    <w:abstractNumId w:val="1"/>
   </w:num>
   <w:num w:numId="9">
-    <w:abstractNumId w:val="3"/>
+    <w:abstractNumId w:val="9"/>
   </w:num>
   <w:num w:numId="10">
-    <w:abstractNumId w:val="9"/>
-  </w:num>
-  <w:num w:numId="11">
-    <w:abstractNumId w:val="1"/>
-  </w:num>
-  <w:num w:numId="12">
-    <w:abstractNumId w:val="12"/>
-  </w:num>
-  <w:num w:numId="13">
-    <w:abstractNumId w:val="11"/>
+    <w:abstractNumId w:val="8"/>
   </w:num>
 </w:numbering>
 </file>

--- a/毕业论文/毕业论文改四.docx
+++ b/毕业论文/毕业论文改四.docx
@@ -7,8 +7,6 @@
         <w:ind w:firstLine="480"/>
         <w:outlineLvl w:val="9"/>
       </w:pPr>
-      <w:bookmarkStart w:id="187" w:name="_GoBack"/>
-      <w:bookmarkEnd w:id="187"/>
     </w:p>
     <w:p>
       <w:pPr>
@@ -9289,15 +9287,9 @@
       </w:pPr>
       <w:r>
         <w:rPr>
-          <w:rFonts w:hint="eastAsia" w:ascii="Times New Roman" w:hAnsi="Times New Roman"/>
-        </w:rPr>
-        <w:t>1、</w:t>
-      </w:r>
-      <w:r>
-        <w:rPr>
           <w:rFonts w:ascii="Times New Roman" w:hAnsi="Times New Roman"/>
         </w:rPr>
-        <w:t>账号管理</w:t>
+        <w:t>注册登录：用户可以通过手机号、邮箱等方式进行注册，使用账号密码或第三方账号（如微信、QQ）进行登录。</w:t>
       </w:r>
     </w:p>
     <w:p>
@@ -9311,7 +9303,7 @@
         <w:rPr>
           <w:rFonts w:ascii="Times New Roman" w:hAnsi="Times New Roman"/>
         </w:rPr>
-        <w:t>注册登录：用户可以通过手机号、邮箱等方式进行注册，使用账号密码或第三方账号（如微信、QQ）进行登录。</w:t>
+        <w:t>个人信息设置：用户能够设置头像、昵称、个性签名等个人信息，也可修改密码、绑定和解绑第三方账号。</w:t>
       </w:r>
     </w:p>
     <w:p>
@@ -9325,7 +9317,7 @@
         <w:rPr>
           <w:rFonts w:ascii="Times New Roman" w:hAnsi="Times New Roman"/>
         </w:rPr>
-        <w:t>个人信息设置：用户能够设置头像、昵称、个性签名等个人信息，也可修改密码、绑定和解绑第三方账号。</w:t>
+        <w:t>添加好友：支持通过搜索用户名、手机号、二维码等方式添加好友，发送好友申请后，等待对方确认。</w:t>
       </w:r>
     </w:p>
     <w:p>
@@ -9337,15 +9329,9 @@
       </w:pPr>
       <w:r>
         <w:rPr>
-          <w:rFonts w:hint="eastAsia" w:ascii="Times New Roman" w:hAnsi="Times New Roman"/>
-        </w:rPr>
-        <w:t>2、</w:t>
-      </w:r>
-      <w:r>
-        <w:rPr>
           <w:rFonts w:ascii="Times New Roman" w:hAnsi="Times New Roman"/>
         </w:rPr>
-        <w:t>好友管理</w:t>
+        <w:t>好友列表：展示用户的好友列表，可对好友进行分组管理，如家人、同事、同学等。</w:t>
       </w:r>
     </w:p>
     <w:p>
@@ -9359,7 +9345,7 @@
         <w:rPr>
           <w:rFonts w:ascii="Times New Roman" w:hAnsi="Times New Roman"/>
         </w:rPr>
-        <w:t>添加好友：支持通过搜索用户名、手机号、二维码等方式添加好友，发送好友申请后，等待对方确认。</w:t>
+        <w:t>好友互动：能查看好友的个人信息，给好友发送消息，还可对好友进行备注、置顶、删除等操作。</w:t>
       </w:r>
     </w:p>
     <w:p>
@@ -9373,7 +9359,7 @@
         <w:rPr>
           <w:rFonts w:ascii="Times New Roman" w:hAnsi="Times New Roman"/>
         </w:rPr>
-        <w:t>好友列表：展示用户的好友列表，可对好友进行分组管理，如家人、同事、同学等。</w:t>
+        <w:t>创建群组：用户可以创建多人聊天群组，设置群组名称、头像、群公告等信息。</w:t>
       </w:r>
     </w:p>
     <w:p>
@@ -9387,7 +9373,7 @@
         <w:rPr>
           <w:rFonts w:ascii="Times New Roman" w:hAnsi="Times New Roman"/>
         </w:rPr>
-        <w:t>好友互动：能查看好友的个人信息，给好友发送消息，还可对好友进行备注、置顶、删除等操作。</w:t>
+        <w:t>群成员管理：群主可以邀请成员加入群组、移除成员、设置管理员；群成员可以查看群成员列表等操作。</w:t>
       </w:r>
     </w:p>
     <w:p>
@@ -9399,83 +9385,9 @@
       </w:pPr>
       <w:r>
         <w:rPr>
-          <w:rFonts w:hint="eastAsia" w:ascii="Times New Roman" w:hAnsi="Times New Roman"/>
-        </w:rPr>
-        <w:t>3、</w:t>
-      </w:r>
-      <w:r>
-        <w:rPr>
           <w:rFonts w:ascii="Times New Roman" w:hAnsi="Times New Roman"/>
         </w:rPr>
-        <w:t>群组管理</w:t>
-      </w:r>
-    </w:p>
-    <w:p>
-      <w:pPr>
-        <w:pStyle w:val="13"/>
-        <w:rPr>
-          <w:rFonts w:ascii="Times New Roman" w:hAnsi="Times New Roman"/>
-        </w:rPr>
-      </w:pPr>
-      <w:r>
-        <w:rPr>
-          <w:rFonts w:ascii="Times New Roman" w:hAnsi="Times New Roman"/>
-        </w:rPr>
-        <w:t>创建群组：用户可以创建多人聊天群组，设置群组名称、头像、群公告等信息。</w:t>
-      </w:r>
-    </w:p>
-    <w:p>
-      <w:pPr>
-        <w:pStyle w:val="13"/>
-        <w:rPr>
-          <w:rFonts w:ascii="Times New Roman" w:hAnsi="Times New Roman"/>
-        </w:rPr>
-      </w:pPr>
-      <w:r>
-        <w:rPr>
-          <w:rFonts w:ascii="Times New Roman" w:hAnsi="Times New Roman"/>
-        </w:rPr>
-        <w:t>群成员管理：群主可以邀请成员加入群组、移除成员、设置管理员；群成员可以查看群成员列表等操作。</w:t>
-      </w:r>
-    </w:p>
-    <w:p>
-      <w:pPr>
-        <w:pStyle w:val="13"/>
-        <w:rPr>
-          <w:rFonts w:ascii="Times New Roman" w:hAnsi="Times New Roman"/>
-        </w:rPr>
-      </w:pPr>
-      <w:r>
-        <w:rPr>
-          <w:rFonts w:hint="eastAsia" w:ascii="Times New Roman" w:hAnsi="Times New Roman"/>
-        </w:rPr>
-        <w:t>4、</w:t>
-      </w:r>
-      <w:r>
-        <w:rPr>
-          <w:rFonts w:ascii="Times New Roman" w:hAnsi="Times New Roman"/>
-        </w:rPr>
-        <w:t>群聊功能：支持群消息发送，群成员可修改自己在群内的昵称。</w:t>
-      </w:r>
-    </w:p>
-    <w:p>
-      <w:pPr>
-        <w:pStyle w:val="13"/>
-        <w:rPr>
-          <w:rFonts w:ascii="Times New Roman" w:hAnsi="Times New Roman"/>
-        </w:rPr>
-      </w:pPr>
-      <w:r>
-        <w:rPr>
-          <w:rFonts w:hint="eastAsia" w:ascii="Times New Roman" w:hAnsi="Times New Roman"/>
-        </w:rPr>
-        <w:t>5、</w:t>
-      </w:r>
-      <w:r>
-        <w:rPr>
-          <w:rFonts w:ascii="Times New Roman" w:hAnsi="Times New Roman"/>
-        </w:rPr>
-        <w:t>通讯功能</w:t>
+        <w:t>支持群消息发送，群成员可修改自己在群内的昵称。</w:t>
       </w:r>
     </w:p>
     <w:p>
@@ -9538,9 +9450,9 @@
         <w:pStyle w:val="13"/>
         <w:numPr>
           <w:ilvl w:val="0"/>
-          <w:numId w:val="8"/>
+          <w:numId w:val="0"/>
         </w:numPr>
-        <w:ind w:firstLineChars="0"/>
+        <w:ind w:left="87" w:leftChars="0" w:firstLine="480" w:firstLineChars="0"/>
         <w:rPr>
           <w:rFonts w:ascii="Times New Roman" w:hAnsi="Times New Roman"/>
         </w:rPr>
@@ -9557,9 +9469,9 @@
         <w:pStyle w:val="13"/>
         <w:numPr>
           <w:ilvl w:val="0"/>
-          <w:numId w:val="8"/>
+          <w:numId w:val="0"/>
         </w:numPr>
-        <w:ind w:firstLineChars="0"/>
+        <w:ind w:left="87" w:leftChars="0" w:firstLine="480" w:firstLineChars="0"/>
         <w:rPr>
           <w:rFonts w:ascii="Times New Roman" w:hAnsi="Times New Roman"/>
         </w:rPr>
@@ -9576,9 +9488,9 @@
         <w:pStyle w:val="13"/>
         <w:numPr>
           <w:ilvl w:val="0"/>
-          <w:numId w:val="8"/>
+          <w:numId w:val="0"/>
         </w:numPr>
-        <w:ind w:firstLineChars="0"/>
+        <w:ind w:left="87" w:leftChars="0" w:firstLine="480" w:firstLineChars="0"/>
         <w:rPr>
           <w:rFonts w:ascii="Times New Roman" w:hAnsi="Times New Roman"/>
         </w:rPr>
@@ -9622,9 +9534,9 @@
         <w:pStyle w:val="13"/>
         <w:numPr>
           <w:ilvl w:val="0"/>
-          <w:numId w:val="9"/>
+          <w:numId w:val="0"/>
         </w:numPr>
-        <w:ind w:firstLineChars="0"/>
+        <w:ind w:left="0" w:leftChars="0" w:firstLine="480" w:firstLineChars="0"/>
         <w:rPr>
           <w:rFonts w:ascii="Times New Roman" w:hAnsi="Times New Roman"/>
         </w:rPr>
@@ -9641,9 +9553,9 @@
         <w:pStyle w:val="13"/>
         <w:numPr>
           <w:ilvl w:val="0"/>
-          <w:numId w:val="9"/>
+          <w:numId w:val="0"/>
         </w:numPr>
-        <w:ind w:firstLineChars="0"/>
+        <w:ind w:left="0" w:leftChars="0" w:firstLine="480" w:firstLineChars="0"/>
         <w:rPr>
           <w:rFonts w:ascii="Times New Roman" w:hAnsi="Times New Roman"/>
         </w:rPr>
@@ -9728,9 +9640,9 @@
         <w:pStyle w:val="13"/>
         <w:numPr>
           <w:ilvl w:val="0"/>
-          <w:numId w:val="10"/>
+          <w:numId w:val="0"/>
         </w:numPr>
-        <w:ind w:firstLineChars="0"/>
+        <w:ind w:left="0" w:leftChars="0" w:firstLine="480" w:firstLineChars="0"/>
         <w:rPr>
           <w:rFonts w:ascii="Times New Roman" w:hAnsi="Times New Roman"/>
         </w:rPr>
@@ -9747,9 +9659,9 @@
         <w:pStyle w:val="13"/>
         <w:numPr>
           <w:ilvl w:val="0"/>
-          <w:numId w:val="10"/>
+          <w:numId w:val="0"/>
         </w:numPr>
-        <w:ind w:firstLineChars="0"/>
+        <w:ind w:left="0" w:leftChars="0" w:firstLine="480" w:firstLineChars="0"/>
         <w:rPr>
           <w:rFonts w:ascii="Times New Roman" w:hAnsi="Times New Roman"/>
         </w:rPr>
@@ -9766,9 +9678,9 @@
         <w:pStyle w:val="13"/>
         <w:numPr>
           <w:ilvl w:val="0"/>
-          <w:numId w:val="10"/>
+          <w:numId w:val="0"/>
         </w:numPr>
-        <w:ind w:firstLineChars="0"/>
+        <w:ind w:left="0" w:leftChars="0" w:firstLine="480" w:firstLineChars="0"/>
         <w:rPr>
           <w:rFonts w:ascii="Times New Roman" w:hAnsi="Times New Roman"/>
         </w:rPr>
@@ -9785,9 +9697,9 @@
         <w:pStyle w:val="13"/>
         <w:numPr>
           <w:ilvl w:val="0"/>
-          <w:numId w:val="10"/>
+          <w:numId w:val="0"/>
         </w:numPr>
-        <w:ind w:firstLineChars="0"/>
+        <w:ind w:left="0" w:leftChars="0" w:firstLine="480" w:firstLineChars="0"/>
         <w:rPr>
           <w:rFonts w:ascii="Times New Roman" w:hAnsi="Times New Roman"/>
         </w:rPr>
@@ -9957,101 +9869,117 @@
       <w:pPr>
         <w:ind w:firstLine="480"/>
         <w:rPr>
-          <w:kern w:val="0"/>
-          <w:szCs w:val="20"/>
-        </w:rPr>
-      </w:pPr>
-      <w:r>
-        <w:rPr>
           <w:rFonts w:hint="eastAsia"/>
           <w:kern w:val="0"/>
           <w:szCs w:val="20"/>
-        </w:rPr>
-        <w:t>该项目所有页面梳理</w:t>
-      </w:r>
-      <w:r>
-        <w:rPr>
-          <w:rStyle w:val="35"/>
-          <w:rFonts w:hint="eastAsia"/>
-        </w:rPr>
-        <w:t>，</w:t>
-      </w:r>
+          <w:lang w:val="en-US" w:eastAsia="zh-CN"/>
+        </w:rPr>
+      </w:pPr>
       <w:r>
         <w:rPr>
           <w:rFonts w:hint="eastAsia"/>
           <w:kern w:val="0"/>
           <w:szCs w:val="20"/>
-        </w:rPr>
-        <w:t>如图3-2：</w:t>
-      </w:r>
-    </w:p>
-    <w:p>
-      <w:pPr>
-        <w:ind w:left="480" w:firstLine="0" w:firstLineChars="0"/>
-        <w:jc w:val="center"/>
-      </w:pPr>
-      <w:r>
+          <w:lang w:val="en-US" w:eastAsia="zh-CN"/>
+        </w:rPr>
+        <w:t>页面梳理：</w:t>
+      </w:r>
+    </w:p>
+    <w:p>
+      <w:pPr>
+        <w:ind w:firstLine="480"/>
         <w:rPr>
           <w:rFonts w:hint="eastAsia"/>
-        </w:rPr>
-        <w:drawing>
-          <wp:inline distT="0" distB="0" distL="114300" distR="114300">
-            <wp:extent cx="3467100" cy="3155950"/>
-            <wp:effectExtent l="0" t="0" r="0" b="6350"/>
-            <wp:docPr id="2" name="图片 2" descr="页面梳理"/>
-            <wp:cNvGraphicFramePr>
-              <a:graphicFrameLocks xmlns:a="http://schemas.openxmlformats.org/drawingml/2006/main" noChangeAspect="1"/>
-            </wp:cNvGraphicFramePr>
-            <a:graphic xmlns:a="http://schemas.openxmlformats.org/drawingml/2006/main">
-              <a:graphicData uri="http://schemas.openxmlformats.org/drawingml/2006/picture">
-                <pic:pic xmlns:pic="http://schemas.openxmlformats.org/drawingml/2006/picture">
-                  <pic:nvPicPr>
-                    <pic:cNvPr id="2" name="图片 2" descr="页面梳理"/>
-                    <pic:cNvPicPr>
-                      <a:picLocks noChangeAspect="1"/>
-                    </pic:cNvPicPr>
-                  </pic:nvPicPr>
-                  <pic:blipFill>
-                    <a:blip r:embed="rId23"/>
-                    <a:srcRect l="5590" t="6631" r="4991" b="6909"/>
-                    <a:stretch>
-                      <a:fillRect/>
-                    </a:stretch>
-                  </pic:blipFill>
-                  <pic:spPr>
-                    <a:xfrm>
-                      <a:off x="0" y="0"/>
-                      <a:ext cx="3475597" cy="3163684"/>
-                    </a:xfrm>
-                    <a:prstGeom prst="rect">
-                      <a:avLst/>
-                    </a:prstGeom>
-                    <a:ln>
-                      <a:noFill/>
-                    </a:ln>
-                  </pic:spPr>
-                </pic:pic>
-              </a:graphicData>
-            </a:graphic>
-          </wp:inline>
-        </w:drawing>
-      </w:r>
-    </w:p>
-    <w:p>
-      <w:pPr>
-        <w:pStyle w:val="49"/>
-        <w:ind w:firstLine="420"/>
+          <w:kern w:val="0"/>
+          <w:szCs w:val="20"/>
+          <w:lang w:val="en-US" w:eastAsia="zh-CN"/>
+        </w:rPr>
+      </w:pPr>
+      <w:r>
+        <w:rPr>
+          <w:rFonts w:hint="eastAsia"/>
+          <w:kern w:val="0"/>
+          <w:szCs w:val="20"/>
+          <w:lang w:val="en-US" w:eastAsia="zh-CN"/>
+        </w:rPr>
+        <w:t>用户管理模块：登录与注册页、用户搜索页、信息修改页。</w:t>
+      </w:r>
+    </w:p>
+    <w:p>
+      <w:pPr>
+        <w:ind w:firstLine="480"/>
+        <w:rPr>
+          <w:rFonts w:hint="eastAsia"/>
+          <w:kern w:val="0"/>
+          <w:szCs w:val="20"/>
+          <w:lang w:val="en-US" w:eastAsia="zh-CN"/>
+        </w:rPr>
+      </w:pPr>
+      <w:r>
+        <w:rPr>
+          <w:rFonts w:hint="eastAsia"/>
+          <w:kern w:val="0"/>
+          <w:szCs w:val="20"/>
+          <w:lang w:val="en-US" w:eastAsia="zh-CN"/>
+        </w:rPr>
+        <w:t>联系人管理模块：联系人列表、联系人信息设置、添加联系人。</w:t>
+      </w:r>
+    </w:p>
+    <w:p>
+      <w:pPr>
+        <w:ind w:firstLine="480"/>
+        <w:rPr>
+          <w:rFonts w:hint="eastAsia"/>
+          <w:kern w:val="0"/>
+          <w:szCs w:val="20"/>
+          <w:lang w:val="en-US" w:eastAsia="zh-CN"/>
+        </w:rPr>
+      </w:pPr>
+      <w:r>
+        <w:rPr>
+          <w:rFonts w:hint="eastAsia"/>
+          <w:kern w:val="0"/>
+          <w:szCs w:val="20"/>
+          <w:lang w:val="en-US" w:eastAsia="zh-CN"/>
+        </w:rPr>
+        <w:t>即时通讯模块：聊天页。</w:t>
+      </w:r>
+    </w:p>
+    <w:p>
+      <w:pPr>
+        <w:ind w:firstLine="480"/>
+        <w:rPr>
+          <w:rFonts w:hint="eastAsia"/>
+          <w:kern w:val="0"/>
+          <w:szCs w:val="20"/>
+          <w:lang w:val="en-US" w:eastAsia="zh-CN"/>
+        </w:rPr>
+      </w:pPr>
+      <w:r>
+        <w:rPr>
+          <w:rFonts w:hint="eastAsia"/>
+          <w:kern w:val="0"/>
+          <w:szCs w:val="20"/>
+          <w:lang w:val="en-US" w:eastAsia="zh-CN"/>
+        </w:rPr>
+        <w:t>群组管理模块：添加群聊页、群聊设置页、群聊列表页。</w:t>
+      </w:r>
+    </w:p>
+    <w:p>
+      <w:pPr>
+        <w:ind w:firstLine="480"/>
         <w:rPr>
           <w:rFonts w:hint="eastAsia" w:ascii="Times New Roman" w:hAnsi="Times New Roman"/>
         </w:rPr>
       </w:pPr>
       <w:r>
         <w:rPr>
-          <w:rFonts w:hint="eastAsia" w:ascii="Times New Roman" w:hAnsi="Times New Roman" w:eastAsia="黑体" w:cs="黑体"/>
-          <w:sz w:val="21"/>
-          <w:szCs w:val="21"/>
-        </w:rPr>
-        <w:t>图3-2 页面梳理</w:t>
+          <w:rFonts w:hint="eastAsia"/>
+          <w:kern w:val="0"/>
+          <w:szCs w:val="20"/>
+          <w:lang w:val="en-US" w:eastAsia="zh-CN"/>
+        </w:rPr>
+        <w:t>朋友圈模块：朋友圈列表页、朋友圈发布页。</w:t>
       </w:r>
       <w:r>
         <w:rPr>
@@ -10149,78 +10077,39 @@
     <w:p>
       <w:pPr>
         <w:ind w:firstLine="480"/>
-      </w:pPr>
-      <w:r>
         <w:rPr>
           <w:rFonts w:hint="eastAsia"/>
-        </w:rPr>
-        <w:t>系统功能包括即时通讯应用的所有核心功能：即登录与注册、单聊、群聊、发送表情、发送图片、用户信息修改、发布动态等功能等，功能模块设计如图4-1所示。</w:t>
-      </w:r>
-    </w:p>
-    <w:p>
-      <w:pPr>
-        <w:ind w:firstLine="0" w:firstLineChars="0"/>
-        <w:jc w:val="center"/>
-      </w:pPr>
-      <w:r>
-        <w:drawing>
-          <wp:inline distT="0" distB="0" distL="114300" distR="114300">
-            <wp:extent cx="4260850" cy="3190240"/>
-            <wp:effectExtent l="0" t="0" r="6350" b="10160"/>
-            <wp:docPr id="3" name="图片 1"/>
-            <wp:cNvGraphicFramePr>
-              <a:graphicFrameLocks xmlns:a="http://schemas.openxmlformats.org/drawingml/2006/main" noChangeAspect="1"/>
-            </wp:cNvGraphicFramePr>
-            <a:graphic xmlns:a="http://schemas.openxmlformats.org/drawingml/2006/main">
-              <a:graphicData uri="http://schemas.openxmlformats.org/drawingml/2006/picture">
-                <pic:pic xmlns:pic="http://schemas.openxmlformats.org/drawingml/2006/picture">
-                  <pic:nvPicPr>
-                    <pic:cNvPr id="3" name="图片 1"/>
-                    <pic:cNvPicPr>
-                      <a:picLocks noChangeAspect="1"/>
-                    </pic:cNvPicPr>
-                  </pic:nvPicPr>
-                  <pic:blipFill>
-                    <a:blip r:embed="rId24"/>
-                    <a:stretch>
-                      <a:fillRect/>
-                    </a:stretch>
-                  </pic:blipFill>
-                  <pic:spPr>
-                    <a:xfrm>
-                      <a:off x="0" y="0"/>
-                      <a:ext cx="4260850" cy="3190240"/>
-                    </a:xfrm>
-                    <a:prstGeom prst="rect">
-                      <a:avLst/>
-                    </a:prstGeom>
-                    <a:noFill/>
-                    <a:ln>
-                      <a:noFill/>
-                    </a:ln>
-                  </pic:spPr>
-                </pic:pic>
-              </a:graphicData>
-            </a:graphic>
-          </wp:inline>
-        </w:drawing>
-      </w:r>
-    </w:p>
-    <w:p>
-      <w:pPr>
-        <w:ind w:firstLine="0" w:firstLineChars="0"/>
-        <w:jc w:val="center"/>
-        <w:rPr>
-          <w:rFonts w:eastAsia="黑体"/>
-        </w:rPr>
-      </w:pPr>
-      <w:r>
-        <w:rPr>
-          <w:rFonts w:hint="eastAsia" w:eastAsia="黑体" w:cs="黑体"/>
-          <w:sz w:val="21"/>
-          <w:szCs w:val="21"/>
-        </w:rPr>
-        <w:t>图4-1 功能模块设计图</w:t>
+          <w:lang w:eastAsia="zh-CN"/>
+        </w:rPr>
+      </w:pPr>
+      <w:r>
+        <w:rPr>
+          <w:rFonts w:hint="eastAsia"/>
+        </w:rPr>
+        <w:t>系统功能包括即时通讯应用的所有核心功能：即登录与注册、单聊、群聊、发送表情、发送图片、用户信息修改、发布动态等功能等，功能模块设计</w:t>
+      </w:r>
+      <w:r>
+        <w:rPr>
+          <w:rFonts w:hint="eastAsia"/>
+          <w:lang w:eastAsia="zh-CN"/>
+        </w:rPr>
+        <w:t>：</w:t>
+      </w:r>
+    </w:p>
+    <w:p>
+      <w:pPr>
+        <w:ind w:firstLine="480"/>
+        <w:rPr>
+          <w:rFonts w:hint="default"/>
+          <w:lang w:val="en-US" w:eastAsia="zh-CN"/>
+        </w:rPr>
+      </w:pPr>
+      <w:r>
+        <w:rPr>
+          <w:rFonts w:hint="eastAsia"/>
+          <w:lang w:val="en-US" w:eastAsia="zh-CN"/>
+        </w:rPr>
+        <w:t>用户管理模块、联系人管理模块、即时通讯模块、群组管理模块、朋友圈模块。</w:t>
       </w:r>
     </w:p>
     <w:p>
@@ -10330,7 +10219,7 @@
         <w:pStyle w:val="13"/>
         <w:ind w:firstLine="420"/>
         <w:rPr>
-          <w:rFonts w:ascii="Times New Roman" w:hAnsi="Times New Roman"/>
+          <w:rFonts w:hint="eastAsia" w:ascii="Times New Roman" w:hAnsi="Times New Roman"/>
         </w:rPr>
       </w:pPr>
       <w:r>
@@ -10345,113 +10234,20 @@
         <w:rPr>
           <w:rFonts w:hint="eastAsia" w:ascii="Times New Roman" w:hAnsi="Times New Roman"/>
         </w:rPr>
-        <w:t>本项目是一个即时通讯的项目，提供一个用户社交的平台，所以需要有用户管理功能，而用户与用户之间是互相关联和相对隔离的，比如某个用户如果想要进行交友，必须先加对方为好友，才可以进行聊天和其他互动功能，所以需要一个管理用户联系人的表，然后就是聊天消息的发送，需要有一个存储的地方，可以进行永久性和暂时性存储，考虑到用户的隐私性，这里只会进行暂时性存储到redis服务中，并且保存一定的周期，并且聊天分为单聊和群聊，所以这两种消息应该存储到redis的不同key中，为了提高用户的体验和个性化，应该提供用户的个性化设置，包括但不限于名称修改，头像修改，个性签名等等，用户之间需要有一定的互动性，可以增加一定的关联，比如朋友圈的发布、评论、点赞等功能。分析后得到：</w:t>
-      </w:r>
+        <w:t>本项目是一个即时通讯的项目，提供一个用户社交的平台，所以需要有用户管理功能，而用户与用户之间是互相关联和相对隔离的，比如某个用户如果想要进行交友，必须先加对方为好友，才可以进行聊天和其他互动功能，所以需要一个管理用户联系人的表，然后就是聊天消息的发送，需要有一个存储的地方，可以进行永久性和暂时性存储，考虑到用户的隐私性，这里只会进行暂时性存储到redis服务中，并且保存一定的周期，并且聊天分为单聊和群聊，所以这两种消息应该存储到redis的不同key中，为了提高用户的体验和个性化，应该提供用户的个性化设置，包括但不限于名称修改，头像修改，个性签名等等，用户之间需要有一定的互动性，可以增加一定的关联，比如朋友圈的发布、评论、点赞等功能。</w:t>
+      </w:r>
+      <w:bookmarkStart w:id="140" w:name="_Toc12102"/>
     </w:p>
     <w:p>
       <w:pPr>
         <w:pStyle w:val="13"/>
-        <w:ind w:firstLine="0" w:firstLineChars="0"/>
-        <w:rPr>
-          <w:rFonts w:ascii="Times New Roman" w:hAnsi="Times New Roman"/>
-        </w:rPr>
-      </w:pPr>
-      <w:r>
-        <w:rPr>
-          <w:rFonts w:hint="eastAsia" w:ascii="Times New Roman" w:hAnsi="Times New Roman"/>
-        </w:rPr>
-        <w:t>（1）用户的信息：包括名称、账号、密码、头像等；</w:t>
-      </w:r>
-    </w:p>
-    <w:p>
-      <w:pPr>
-        <w:pStyle w:val="13"/>
-        <w:ind w:firstLine="0" w:firstLineChars="0"/>
-        <w:rPr>
-          <w:rFonts w:ascii="Times New Roman" w:hAnsi="Times New Roman"/>
-        </w:rPr>
-      </w:pPr>
-      <w:r>
-        <w:rPr>
-          <w:rFonts w:hint="eastAsia" w:ascii="Times New Roman" w:hAnsi="Times New Roman"/>
-        </w:rPr>
-        <w:t>（2）联系人信息：包括联系人ID、名称、头像等；</w:t>
-      </w:r>
-    </w:p>
-    <w:p>
-      <w:pPr>
-        <w:pStyle w:val="13"/>
-        <w:ind w:firstLine="0" w:firstLineChars="0"/>
-        <w:rPr>
-          <w:rFonts w:ascii="Times New Roman" w:hAnsi="Times New Roman"/>
-        </w:rPr>
-      </w:pPr>
-      <w:r>
-        <w:rPr>
-          <w:rFonts w:hint="eastAsia" w:ascii="Times New Roman" w:hAnsi="Times New Roman"/>
-        </w:rPr>
-        <w:t>（3）群聊信息：包括群ID、群名称、群成员、状态；</w:t>
-      </w:r>
-    </w:p>
-    <w:p>
-      <w:pPr>
-        <w:pStyle w:val="13"/>
-        <w:ind w:firstLine="0" w:firstLineChars="0"/>
-        <w:rPr>
-          <w:rFonts w:ascii="Times New Roman" w:hAnsi="Times New Roman"/>
-        </w:rPr>
-      </w:pPr>
-      <w:r>
-        <w:rPr>
-          <w:rFonts w:hint="eastAsia" w:ascii="Times New Roman" w:hAnsi="Times New Roman"/>
-        </w:rPr>
-        <w:t>（4）朋友圈信息：包括发布人ID、发布人名称、发布人头像、发布内容、发布时</w:t>
-      </w:r>
-      <w:r>
-        <w:rPr>
-          <w:rFonts w:hint="eastAsia" w:ascii="Times New Roman" w:hAnsi="Times New Roman"/>
-        </w:rPr>
-        <w:tab/>
-      </w:r>
-      <w:r>
-        <w:rPr>
-          <w:rFonts w:hint="eastAsia" w:ascii="Times New Roman" w:hAnsi="Times New Roman"/>
-        </w:rPr>
-        <w:tab/>
-      </w:r>
-      <w:r>
-        <w:rPr>
-          <w:rFonts w:hint="eastAsia" w:ascii="Times New Roman" w:hAnsi="Times New Roman"/>
-        </w:rPr>
-        <w:t xml:space="preserve">  间等；</w:t>
-      </w:r>
-    </w:p>
-    <w:p>
-      <w:pPr>
-        <w:pStyle w:val="13"/>
-        <w:ind w:firstLine="0" w:firstLineChars="0"/>
-        <w:rPr>
-          <w:rFonts w:ascii="Times New Roman" w:hAnsi="Times New Roman"/>
-        </w:rPr>
-      </w:pPr>
-      <w:r>
-        <w:rPr>
-          <w:rFonts w:hint="eastAsia" w:ascii="Times New Roman" w:hAnsi="Times New Roman"/>
-        </w:rPr>
-        <w:t>（5）聊天信息：包括ID、聊天内容、发送者、接收者等；</w:t>
-      </w:r>
-    </w:p>
-    <w:p>
-      <w:pPr>
-        <w:pStyle w:val="13"/>
-        <w:ind w:firstLine="0" w:firstLineChars="0"/>
-        <w:outlineLvl w:val="2"/>
+        <w:ind w:left="0" w:leftChars="0" w:firstLine="0" w:firstLineChars="0"/>
+        <w:jc w:val="both"/>
         <w:rPr>
           <w:rFonts w:hint="eastAsia" w:ascii="Times New Roman" w:hAnsi="Times New Roman" w:eastAsia="黑体" w:cs="黑体"/>
           <w:szCs w:val="32"/>
         </w:rPr>
       </w:pPr>
-      <w:bookmarkStart w:id="140" w:name="_Toc12102"/>
       <w:r>
         <w:rPr>
           <w:rFonts w:hint="eastAsia" w:ascii="Times New Roman" w:hAnsi="Times New Roman" w:eastAsia="黑体" w:cs="黑体"/>
@@ -10464,6 +10260,7 @@
     <w:p>
       <w:pPr>
         <w:pStyle w:val="13"/>
+        <w:ind w:left="0" w:leftChars="0" w:firstLine="0" w:firstLineChars="0"/>
         <w:rPr>
           <w:rFonts w:hint="eastAsia" w:ascii="Times New Roman" w:hAnsi="Times New Roman"/>
         </w:rPr>
@@ -10478,7 +10275,6 @@
     <w:p>
       <w:pPr>
         <w:pStyle w:val="13"/>
-        <w:ind w:firstLine="480" w:firstLineChars="200"/>
         <w:outlineLvl w:val="3"/>
         <w:rPr>
           <w:rFonts w:ascii="Times New Roman" w:hAnsi="Times New Roman"/>
@@ -10488,7 +10284,15 @@
         <w:rPr>
           <w:rFonts w:hint="eastAsia" w:ascii="Times New Roman" w:hAnsi="Times New Roman"/>
         </w:rPr>
-        <w:t>（1）实体：</w:t>
+        <w:t>（1）</w:t>
+      </w:r>
+      <w:bookmarkStart w:id="187" w:name="_GoBack"/>
+      <w:bookmarkEnd w:id="187"/>
+      <w:r>
+        <w:rPr>
+          <w:rFonts w:hint="eastAsia" w:ascii="Times New Roman" w:hAnsi="Times New Roman"/>
+        </w:rPr>
+        <w:t>实体：</w:t>
       </w:r>
     </w:p>
     <w:p>
@@ -10712,7 +10516,7 @@
                     </pic:cNvPicPr>
                   </pic:nvPicPr>
                   <pic:blipFill>
-                    <a:blip r:embed="rId25"/>
+                    <a:blip r:embed="rId23"/>
                     <a:stretch>
                       <a:fillRect/>
                     </a:stretch>
@@ -10792,7 +10596,7 @@
                     </pic:cNvPicPr>
                   </pic:nvPicPr>
                   <pic:blipFill>
-                    <a:blip r:embed="rId26"/>
+                    <a:blip r:embed="rId24"/>
                     <a:srcRect l="5058" t="9328" r="5058" b="4958"/>
                     <a:stretch>
                       <a:fillRect/>
@@ -10874,7 +10678,7 @@
                     </pic:cNvPicPr>
                   </pic:nvPicPr>
                   <pic:blipFill>
-                    <a:blip r:embed="rId27"/>
+                    <a:blip r:embed="rId25"/>
                     <a:srcRect l="10872" t="4413" r="9627" b="5882"/>
                     <a:stretch>
                       <a:fillRect/>
@@ -10959,7 +10763,7 @@
                     </pic:cNvPicPr>
                   </pic:nvPicPr>
                   <pic:blipFill>
-                    <a:blip r:embed="rId28"/>
+                    <a:blip r:embed="rId26"/>
                     <a:stretch>
                       <a:fillRect/>
                     </a:stretch>
@@ -11040,7 +10844,7 @@
                     </pic:cNvPicPr>
                   </pic:nvPicPr>
                   <pic:blipFill>
-                    <a:blip r:embed="rId29"/>
+                    <a:blip r:embed="rId27"/>
                     <a:srcRect t="9312" b="4937"/>
                     <a:stretch>
                       <a:fillRect/>
@@ -18971,7 +18775,7 @@
         <w:keepNext/>
         <w:numPr>
           <w:ilvl w:val="0"/>
-          <w:numId w:val="11"/>
+          <w:numId w:val="8"/>
         </w:numPr>
         <w:spacing w:before="156" w:beforeLines="50" w:after="156" w:afterLines="50"/>
         <w:ind w:left="0" w:leftChars="0" w:firstLine="0" w:firstLineChars="0"/>
@@ -19224,7 +19028,7 @@
                     </pic:cNvPicPr>
                   </pic:nvPicPr>
                   <pic:blipFill>
-                    <a:blip r:embed="rId30"/>
+                    <a:blip r:embed="rId28"/>
                     <a:stretch>
                       <a:fillRect/>
                     </a:stretch>
@@ -19273,7 +19077,7 @@
                     </pic:cNvPicPr>
                   </pic:nvPicPr>
                   <pic:blipFill>
-                    <a:blip r:embed="rId31"/>
+                    <a:blip r:embed="rId29"/>
                     <a:stretch>
                       <a:fillRect/>
                     </a:stretch>
@@ -19515,7 +19319,7 @@
                     </pic:cNvPicPr>
                   </pic:nvPicPr>
                   <pic:blipFill>
-                    <a:blip r:embed="rId32"/>
+                    <a:blip r:embed="rId30"/>
                     <a:stretch>
                       <a:fillRect/>
                     </a:stretch>
@@ -19589,7 +19393,7 @@
         <w:keepNext/>
         <w:numPr>
           <w:ilvl w:val="0"/>
-          <w:numId w:val="11"/>
+          <w:numId w:val="8"/>
         </w:numPr>
         <w:spacing w:before="156" w:beforeLines="50" w:after="156" w:afterLines="50"/>
         <w:ind w:left="0" w:leftChars="0" w:firstLine="0" w:firstLineChars="0"/>
@@ -19658,7 +19462,7 @@
                     </pic:cNvPicPr>
                   </pic:nvPicPr>
                   <pic:blipFill>
-                    <a:blip r:embed="rId33"/>
+                    <a:blip r:embed="rId31"/>
                     <a:stretch>
                       <a:fillRect/>
                     </a:stretch>
@@ -19701,7 +19505,7 @@
                     </pic:cNvPicPr>
                   </pic:nvPicPr>
                   <pic:blipFill>
-                    <a:blip r:embed="rId34"/>
+                    <a:blip r:embed="rId32"/>
                     <a:stretch>
                       <a:fillRect/>
                     </a:stretch>
@@ -19744,7 +19548,7 @@
                     </pic:cNvPicPr>
                   </pic:nvPicPr>
                   <pic:blipFill>
-                    <a:blip r:embed="rId35"/>
+                    <a:blip r:embed="rId33"/>
                     <a:stretch>
                       <a:fillRect/>
                     </a:stretch>
@@ -19787,7 +19591,7 @@
                     </pic:cNvPicPr>
                   </pic:nvPicPr>
                   <pic:blipFill>
-                    <a:blip r:embed="rId36"/>
+                    <a:blip r:embed="rId34"/>
                     <a:srcRect b="24694"/>
                     <a:stretch>
                       <a:fillRect/>
@@ -20607,7 +20411,7 @@
         <w:keepNext/>
         <w:numPr>
           <w:ilvl w:val="0"/>
-          <w:numId w:val="11"/>
+          <w:numId w:val="8"/>
         </w:numPr>
         <w:spacing w:before="156" w:beforeLines="50" w:after="156" w:afterLines="50"/>
         <w:ind w:left="0" w:leftChars="0" w:firstLine="0" w:firstLineChars="0"/>
@@ -20742,7 +20546,7 @@
                     </pic:cNvPicPr>
                   </pic:nvPicPr>
                   <pic:blipFill>
-                    <a:blip r:embed="rId37"/>
+                    <a:blip r:embed="rId35"/>
                     <a:stretch>
                       <a:fillRect/>
                     </a:stretch>
@@ -22058,7 +21862,7 @@
                     </pic:cNvPicPr>
                   </pic:nvPicPr>
                   <pic:blipFill>
-                    <a:blip r:embed="rId38"/>
+                    <a:blip r:embed="rId36"/>
                     <a:stretch>
                       <a:fillRect/>
                     </a:stretch>
@@ -22194,7 +21998,7 @@
                     </pic:cNvPicPr>
                   </pic:nvPicPr>
                   <pic:blipFill>
-                    <a:blip r:embed="rId39"/>
+                    <a:blip r:embed="rId37"/>
                     <a:stretch>
                       <a:fillRect/>
                     </a:stretch>
@@ -22244,7 +22048,7 @@
                     </pic:cNvPicPr>
                   </pic:nvPicPr>
                   <pic:blipFill>
-                    <a:blip r:embed="rId40"/>
+                    <a:blip r:embed="rId38"/>
                     <a:stretch>
                       <a:fillRect/>
                     </a:stretch>
@@ -22423,7 +22227,7 @@
                     </pic:cNvPicPr>
                   </pic:nvPicPr>
                   <pic:blipFill>
-                    <a:blip r:embed="rId41"/>
+                    <a:blip r:embed="rId39"/>
                     <a:stretch>
                       <a:fillRect/>
                     </a:stretch>
@@ -22466,7 +22270,7 @@
                     </pic:cNvPicPr>
                   </pic:nvPicPr>
                   <pic:blipFill>
-                    <a:blip r:embed="rId42"/>
+                    <a:blip r:embed="rId40"/>
                     <a:stretch>
                       <a:fillRect/>
                     </a:stretch>
@@ -22645,7 +22449,7 @@
         <w:keepNext/>
         <w:numPr>
           <w:ilvl w:val="0"/>
-          <w:numId w:val="12"/>
+          <w:numId w:val="9"/>
         </w:numPr>
         <w:spacing w:before="156" w:beforeLines="50" w:after="156" w:afterLines="50"/>
         <w:ind w:left="0" w:leftChars="0" w:firstLine="0" w:firstLineChars="0"/>
@@ -24715,7 +24519,7 @@
         <w:keepNext/>
         <w:numPr>
           <w:ilvl w:val="0"/>
-          <w:numId w:val="12"/>
+          <w:numId w:val="9"/>
         </w:numPr>
         <w:spacing w:before="0" w:line="360" w:lineRule="auto"/>
         <w:ind w:left="0" w:leftChars="0" w:firstLine="0" w:firstLineChars="0"/>
@@ -24753,7 +24557,7 @@
         <w:pStyle w:val="4"/>
         <w:numPr>
           <w:ilvl w:val="0"/>
-          <w:numId w:val="13"/>
+          <w:numId w:val="10"/>
         </w:numPr>
         <w:spacing w:before="0" w:after="0" w:line="360" w:lineRule="auto"/>
         <w:jc w:val="left"/>
@@ -24832,7 +24636,7 @@
         <w:pStyle w:val="4"/>
         <w:numPr>
           <w:ilvl w:val="0"/>
-          <w:numId w:val="13"/>
+          <w:numId w:val="10"/>
         </w:numPr>
         <w:spacing w:before="0" w:after="0" w:line="360" w:lineRule="auto"/>
         <w:rPr>
@@ -26546,24 +26350,6 @@
     </w:lvl>
   </w:abstractNum>
   <w:abstractNum w:abstractNumId="3">
-    <w:nsid w:val="D506E93B"/>
-    <w:multiLevelType w:val="singleLevel"/>
-    <w:tmpl w:val="D506E93B"/>
-    <w:lvl w:ilvl="0" w:tentative="0">
-      <w:start w:val="1"/>
-      <w:numFmt w:val="decimal"/>
-      <w:suff w:val="nothing"/>
-      <w:lvlText w:val="%1、"/>
-      <w:lvlJc w:val="left"/>
-      <w:pPr>
-        <w:ind w:left="0" w:firstLine="480"/>
-      </w:pPr>
-      <w:rPr>
-        <w:rFonts w:ascii="宋体" w:hAnsi="Calibri" w:eastAsia="宋体" w:cs="Times New Roman"/>
-      </w:rPr>
-    </w:lvl>
-  </w:abstractNum>
-  <w:abstractNum w:abstractNumId="4">
     <w:nsid w:val="F19DC7E8"/>
     <w:multiLevelType w:val="singleLevel"/>
     <w:tmpl w:val="F19DC7E8"/>
@@ -26581,7 +26367,7 @@
       </w:rPr>
     </w:lvl>
   </w:abstractNum>
-  <w:abstractNum w:abstractNumId="5">
+  <w:abstractNum w:abstractNumId="4">
     <w:nsid w:val="05C760BB"/>
     <w:multiLevelType w:val="multilevel"/>
     <w:tmpl w:val="05C760BB"/>
@@ -26702,7 +26488,7 @@
       </w:rPr>
     </w:lvl>
   </w:abstractNum>
-  <w:abstractNum w:abstractNumId="6">
+  <w:abstractNum w:abstractNumId="5">
     <w:nsid w:val="3B38D1D5"/>
     <w:multiLevelType w:val="singleLevel"/>
     <w:tmpl w:val="3B38D1D5"/>
@@ -26720,25 +26506,7 @@
       </w:rPr>
     </w:lvl>
   </w:abstractNum>
-  <w:abstractNum w:abstractNumId="7">
-    <w:nsid w:val="4438D9BA"/>
-    <w:multiLevelType w:val="singleLevel"/>
-    <w:tmpl w:val="4438D9BA"/>
-    <w:lvl w:ilvl="0" w:tentative="0">
-      <w:start w:val="1"/>
-      <w:numFmt w:val="decimal"/>
-      <w:suff w:val="nothing"/>
-      <w:lvlText w:val="%1、"/>
-      <w:lvlJc w:val="left"/>
-      <w:pPr>
-        <w:ind w:left="87" w:firstLine="480"/>
-      </w:pPr>
-      <w:rPr>
-        <w:rFonts w:ascii="宋体" w:hAnsi="Calibri" w:eastAsia="宋体" w:cs="Times New Roman"/>
-      </w:rPr>
-    </w:lvl>
-  </w:abstractNum>
-  <w:abstractNum w:abstractNumId="8">
+  <w:abstractNum w:abstractNumId="6">
     <w:nsid w:val="459FF68E"/>
     <w:multiLevelType w:val="singleLevel"/>
     <w:tmpl w:val="459FF68E"/>
@@ -26756,25 +26524,7 @@
       </w:rPr>
     </w:lvl>
   </w:abstractNum>
-  <w:abstractNum w:abstractNumId="9">
-    <w:nsid w:val="4E3A22AD"/>
-    <w:multiLevelType w:val="singleLevel"/>
-    <w:tmpl w:val="4E3A22AD"/>
-    <w:lvl w:ilvl="0" w:tentative="0">
-      <w:start w:val="1"/>
-      <w:numFmt w:val="decimal"/>
-      <w:suff w:val="nothing"/>
-      <w:lvlText w:val="%1、"/>
-      <w:lvlJc w:val="left"/>
-      <w:pPr>
-        <w:ind w:left="0" w:firstLine="480"/>
-      </w:pPr>
-      <w:rPr>
-        <w:rFonts w:ascii="宋体" w:hAnsi="Calibri" w:eastAsia="宋体" w:cs="Times New Roman"/>
-      </w:rPr>
-    </w:lvl>
-  </w:abstractNum>
-  <w:abstractNum w:abstractNumId="10">
+  <w:abstractNum w:abstractNumId="7">
     <w:nsid w:val="4F14283F"/>
     <w:multiLevelType w:val="singleLevel"/>
     <w:tmpl w:val="4F14283F"/>
@@ -26792,7 +26542,7 @@
       </w:rPr>
     </w:lvl>
   </w:abstractNum>
-  <w:abstractNum w:abstractNumId="11">
+  <w:abstractNum w:abstractNumId="8">
     <w:nsid w:val="704B6359"/>
     <w:multiLevelType w:val="singleLevel"/>
     <w:tmpl w:val="704B6359"/>
@@ -26810,7 +26560,7 @@
       </w:rPr>
     </w:lvl>
   </w:abstractNum>
-  <w:abstractNum w:abstractNumId="12">
+  <w:abstractNum w:abstractNumId="9">
     <w:nsid w:val="7A8ED6B8"/>
     <w:multiLevelType w:val="singleLevel"/>
     <w:tmpl w:val="7A8ED6B8"/>
@@ -26829,43 +26579,34 @@
     </w:lvl>
   </w:abstractNum>
   <w:num w:numId="1">
-    <w:abstractNumId w:val="5"/>
+    <w:abstractNumId w:val="4"/>
   </w:num>
   <w:num w:numId="2">
-    <w:abstractNumId w:val="6"/>
+    <w:abstractNumId w:val="5"/>
   </w:num>
   <w:num w:numId="3">
     <w:abstractNumId w:val="0"/>
   </w:num>
   <w:num w:numId="4">
-    <w:abstractNumId w:val="8"/>
+    <w:abstractNumId w:val="6"/>
   </w:num>
   <w:num w:numId="5">
-    <w:abstractNumId w:val="10"/>
+    <w:abstractNumId w:val="7"/>
   </w:num>
   <w:num w:numId="6">
-    <w:abstractNumId w:val="4"/>
+    <w:abstractNumId w:val="3"/>
   </w:num>
   <w:num w:numId="7">
     <w:abstractNumId w:val="2"/>
   </w:num>
   <w:num w:numId="8">
-    <w:abstractNumId w:val="7"/>
+    <w:abstractNumId w:val="1"/>
   </w:num>
   <w:num w:numId="9">
-    <w:abstractNumId w:val="3"/>
+    <w:abstractNumId w:val="9"/>
   </w:num>
   <w:num w:numId="10">
-    <w:abstractNumId w:val="9"/>
-  </w:num>
-  <w:num w:numId="11">
-    <w:abstractNumId w:val="1"/>
-  </w:num>
-  <w:num w:numId="12">
-    <w:abstractNumId w:val="12"/>
-  </w:num>
-  <w:num w:numId="13">
-    <w:abstractNumId w:val="11"/>
+    <w:abstractNumId w:val="8"/>
   </w:num>
 </w:numbering>
 </file>

--- a/毕业论文/毕业论文改四.docx
+++ b/毕业论文/毕业论文改四.docx
@@ -10284,15 +10284,48 @@
         <w:rPr>
           <w:rFonts w:hint="eastAsia" w:ascii="Times New Roman" w:hAnsi="Times New Roman"/>
         </w:rPr>
-        <w:t>（1）</w:t>
-      </w:r>
-      <w:bookmarkStart w:id="187" w:name="_GoBack"/>
-      <w:bookmarkEnd w:id="187"/>
+        <w:t>（1）实体：</w:t>
+      </w:r>
+    </w:p>
+    <w:p>
+      <w:pPr>
+        <w:pStyle w:val="13"/>
+        <w:rPr>
+          <w:rFonts w:ascii="Times New Roman" w:hAnsi="Times New Roman"/>
+        </w:rPr>
+      </w:pPr>
       <w:r>
         <w:rPr>
           <w:rFonts w:hint="eastAsia" w:ascii="Times New Roman" w:hAnsi="Times New Roman"/>
         </w:rPr>
-        <w:t>实体：</w:t>
+        <w:t>用户（users）：包含用户的基本信息</w:t>
+      </w:r>
+      <w:r>
+        <w:rPr>
+          <w:rFonts w:hint="eastAsia" w:ascii="Times New Roman" w:hAnsi="Times New Roman"/>
+          <w:lang w:eastAsia="zh-CN"/>
+        </w:rPr>
+        <w:t>（</w:t>
+      </w:r>
+      <w:r>
+        <w:rPr>
+          <w:rFonts w:hint="eastAsia" w:ascii="Times New Roman" w:hAnsi="Times New Roman"/>
+          <w:lang w:val="en-US" w:eastAsia="zh-CN"/>
+        </w:rPr>
+        <w:t>用户ID、用户名称、用户头像等</w:t>
+      </w:r>
+      <w:r>
+        <w:rPr>
+          <w:rFonts w:hint="eastAsia" w:ascii="Times New Roman" w:hAnsi="Times New Roman"/>
+          <w:lang w:eastAsia="zh-CN"/>
+        </w:rPr>
+        <w:t>）</w:t>
+      </w:r>
+      <w:r>
+        <w:rPr>
+          <w:rFonts w:hint="eastAsia" w:ascii="Times New Roman" w:hAnsi="Times New Roman"/>
+        </w:rPr>
+        <w:t>。</w:t>
       </w:r>
     </w:p>
     <w:p>
@@ -10306,7 +10339,34 @@
         <w:rPr>
           <w:rFonts w:hint="eastAsia" w:ascii="Times New Roman" w:hAnsi="Times New Roman"/>
         </w:rPr>
-        <w:t>用户（users）：包含用户的基本信息。</w:t>
+        <w:t>联系人（contacts）：包含用户的联系人的基本信息</w:t>
+      </w:r>
+      <w:r>
+        <w:rPr>
+          <w:rFonts w:hint="eastAsia" w:ascii="Times New Roman" w:hAnsi="Times New Roman"/>
+          <w:lang w:eastAsia="zh-CN"/>
+        </w:rPr>
+        <w:t>（</w:t>
+      </w:r>
+      <w:r>
+        <w:rPr>
+          <w:rFonts w:hint="eastAsia" w:ascii="Times New Roman" w:hAnsi="Times New Roman"/>
+          <w:lang w:val="en-US" w:eastAsia="zh-CN"/>
+        </w:rPr>
+        <w:t>用户ID、联系人ID等</w:t>
+      </w:r>
+      <w:r>
+        <w:rPr>
+          <w:rFonts w:hint="eastAsia" w:ascii="Times New Roman" w:hAnsi="Times New Roman"/>
+          <w:lang w:eastAsia="zh-CN"/>
+        </w:rPr>
+        <w:t>）</w:t>
+      </w:r>
+      <w:r>
+        <w:rPr>
+          <w:rFonts w:hint="eastAsia" w:ascii="Times New Roman" w:hAnsi="Times New Roman"/>
+        </w:rPr>
+        <w:t>。</w:t>
       </w:r>
     </w:p>
     <w:p>
@@ -10320,7 +10380,34 @@
         <w:rPr>
           <w:rFonts w:hint="eastAsia" w:ascii="Times New Roman" w:hAnsi="Times New Roman"/>
         </w:rPr>
-        <w:t>联系人（contacts）：包含用户的联系人的基本信息。</w:t>
+        <w:t>群聊（groups）：包含所有创建的群聊的基本信息</w:t>
+      </w:r>
+      <w:r>
+        <w:rPr>
+          <w:rFonts w:hint="eastAsia" w:ascii="Times New Roman" w:hAnsi="Times New Roman"/>
+          <w:lang w:eastAsia="zh-CN"/>
+        </w:rPr>
+        <w:t>（</w:t>
+      </w:r>
+      <w:r>
+        <w:rPr>
+          <w:rFonts w:hint="eastAsia" w:ascii="Times New Roman" w:hAnsi="Times New Roman"/>
+          <w:lang w:val="en-US" w:eastAsia="zh-CN"/>
+        </w:rPr>
+        <w:t>群聊ID、创建人ID、群聊名称、群聊头像等</w:t>
+      </w:r>
+      <w:r>
+        <w:rPr>
+          <w:rFonts w:hint="eastAsia" w:ascii="Times New Roman" w:hAnsi="Times New Roman"/>
+          <w:lang w:eastAsia="zh-CN"/>
+        </w:rPr>
+        <w:t>）</w:t>
+      </w:r>
+      <w:r>
+        <w:rPr>
+          <w:rFonts w:hint="eastAsia" w:ascii="Times New Roman" w:hAnsi="Times New Roman"/>
+        </w:rPr>
+        <w:t>。</w:t>
       </w:r>
     </w:p>
     <w:p>
@@ -10334,7 +10421,34 @@
         <w:rPr>
           <w:rFonts w:hint="eastAsia" w:ascii="Times New Roman" w:hAnsi="Times New Roman"/>
         </w:rPr>
-        <w:t>群聊（groups）：包含所有创建的群聊的基本信息。</w:t>
+        <w:t>联系人申请（contactsapplication）：包含请求成为联系人的基本信息</w:t>
+      </w:r>
+      <w:r>
+        <w:rPr>
+          <w:rFonts w:hint="eastAsia" w:ascii="Times New Roman" w:hAnsi="Times New Roman"/>
+          <w:lang w:eastAsia="zh-CN"/>
+        </w:rPr>
+        <w:t>（</w:t>
+      </w:r>
+      <w:r>
+        <w:rPr>
+          <w:rFonts w:hint="eastAsia" w:ascii="Times New Roman" w:hAnsi="Times New Roman"/>
+          <w:lang w:val="en-US" w:eastAsia="zh-CN"/>
+        </w:rPr>
+        <w:t>申请人ID、被申请人ID等</w:t>
+      </w:r>
+      <w:r>
+        <w:rPr>
+          <w:rFonts w:hint="eastAsia" w:ascii="Times New Roman" w:hAnsi="Times New Roman"/>
+          <w:lang w:eastAsia="zh-CN"/>
+        </w:rPr>
+        <w:t>）</w:t>
+      </w:r>
+      <w:r>
+        <w:rPr>
+          <w:rFonts w:hint="eastAsia" w:ascii="Times New Roman" w:hAnsi="Times New Roman"/>
+        </w:rPr>
+        <w:t>。</w:t>
       </w:r>
     </w:p>
     <w:p>
@@ -10348,7 +10462,34 @@
         <w:rPr>
           <w:rFonts w:hint="eastAsia" w:ascii="Times New Roman" w:hAnsi="Times New Roman"/>
         </w:rPr>
-        <w:t>联系人申请（contactsapplication）：包含请求成为联系人的基本信息。</w:t>
+        <w:t>群聊成员（groupmembers）：包含群聊成员的基本信息</w:t>
+      </w:r>
+      <w:r>
+        <w:rPr>
+          <w:rFonts w:hint="eastAsia" w:ascii="Times New Roman" w:hAnsi="Times New Roman"/>
+          <w:lang w:eastAsia="zh-CN"/>
+        </w:rPr>
+        <w:t>（</w:t>
+      </w:r>
+      <w:r>
+        <w:rPr>
+          <w:rFonts w:hint="eastAsia" w:ascii="Times New Roman" w:hAnsi="Times New Roman"/>
+          <w:lang w:val="en-US" w:eastAsia="zh-CN"/>
+        </w:rPr>
+        <w:t>用户ID、用户名称、用户头像等</w:t>
+      </w:r>
+      <w:r>
+        <w:rPr>
+          <w:rFonts w:hint="eastAsia" w:ascii="Times New Roman" w:hAnsi="Times New Roman"/>
+          <w:lang w:eastAsia="zh-CN"/>
+        </w:rPr>
+        <w:t>）</w:t>
+      </w:r>
+      <w:r>
+        <w:rPr>
+          <w:rFonts w:hint="eastAsia" w:ascii="Times New Roman" w:hAnsi="Times New Roman"/>
+        </w:rPr>
+        <w:t>。</w:t>
       </w:r>
     </w:p>
     <w:p>
@@ -10362,21 +10503,34 @@
         <w:rPr>
           <w:rFonts w:hint="eastAsia" w:ascii="Times New Roman" w:hAnsi="Times New Roman"/>
         </w:rPr>
-        <w:t>群聊成员（groupmembers）：包含群聊成员的基本信息。</w:t>
-      </w:r>
-    </w:p>
-    <w:p>
-      <w:pPr>
-        <w:pStyle w:val="13"/>
-        <w:rPr>
-          <w:rFonts w:ascii="Times New Roman" w:hAnsi="Times New Roman"/>
-        </w:rPr>
-      </w:pPr>
+        <w:t>朋友圈（moments）：包含朋友圈的基本信息</w:t>
+      </w:r>
       <w:r>
         <w:rPr>
           <w:rFonts w:hint="eastAsia" w:ascii="Times New Roman" w:hAnsi="Times New Roman"/>
-        </w:rPr>
-        <w:t>朋友圈（moments）：包含朋友圈的基本信息。</w:t>
+          <w:lang w:eastAsia="zh-CN"/>
+        </w:rPr>
+        <w:t>（</w:t>
+      </w:r>
+      <w:r>
+        <w:rPr>
+          <w:rFonts w:hint="eastAsia" w:ascii="Times New Roman" w:hAnsi="Times New Roman"/>
+          <w:lang w:val="en-US" w:eastAsia="zh-CN"/>
+        </w:rPr>
+        <w:t>发布者ID、发布内容、评论、点赞等</w:t>
+      </w:r>
+      <w:r>
+        <w:rPr>
+          <w:rFonts w:hint="eastAsia" w:ascii="Times New Roman" w:hAnsi="Times New Roman"/>
+          <w:lang w:eastAsia="zh-CN"/>
+        </w:rPr>
+        <w:t>）</w:t>
+      </w:r>
+      <w:r>
+        <w:rPr>
+          <w:rFonts w:hint="eastAsia" w:ascii="Times New Roman" w:hAnsi="Times New Roman"/>
+        </w:rPr>
+        <w:t>。</w:t>
       </w:r>
     </w:p>
     <w:p>
@@ -10450,7 +10604,20 @@
         <w:rPr>
           <w:rFonts w:hint="eastAsia" w:ascii="Times New Roman" w:hAnsi="Times New Roman"/>
         </w:rPr>
-        <w:t>（3）实体属性图：</w:t>
+        <w:t>（3）</w:t>
+      </w:r>
+      <w:r>
+        <w:rPr>
+          <w:rFonts w:hint="eastAsia" w:ascii="Times New Roman" w:hAnsi="Times New Roman"/>
+          <w:lang w:val="en-US" w:eastAsia="zh-CN"/>
+        </w:rPr>
+        <w:t>ER</w:t>
+      </w:r>
+      <w:r>
+        <w:rPr>
+          <w:rFonts w:hint="eastAsia" w:ascii="Times New Roman" w:hAnsi="Times New Roman"/>
+        </w:rPr>
+        <w:t>图：</w:t>
       </w:r>
     </w:p>
     <w:p>
@@ -10458,8 +10625,10 @@
         <w:ind w:firstLine="0" w:firstLineChars="0"/>
         <w:jc w:val="left"/>
         <w:rPr>
+          <w:rFonts w:hint="default" w:eastAsia="宋体"/>
           <w:kern w:val="0"/>
           <w:szCs w:val="20"/>
+          <w:lang w:val="en-US" w:eastAsia="zh-CN"/>
         </w:rPr>
       </w:pPr>
       <w:r>
@@ -10471,38 +10640,26 @@
       <w:r>
         <w:rPr>
           <w:rFonts w:hint="eastAsia"/>
-        </w:rPr>
-        <w:t xml:space="preserve"> </w:t>
-      </w:r>
-      <w:r>
-        <w:rPr>
-          <w:rFonts w:hint="eastAsia"/>
+          <w:lang w:val="en-US" w:eastAsia="zh-CN"/>
+        </w:rPr>
+        <w:t xml:space="preserve"> 用户ER图如下：</w:t>
+      </w:r>
+    </w:p>
+    <w:p>
+      <w:pPr>
+        <w:ind w:firstLineChars="0"/>
+        <w:jc w:val="center"/>
+        <w:rPr>
           <w:kern w:val="0"/>
           <w:szCs w:val="20"/>
         </w:rPr>
-        <w:t>用户实体包括id，name，avatar，account，password，signature，tags，createTime，用户的实体属性如图4-2所示。</w:t>
-      </w:r>
-    </w:p>
-    <w:p>
-      <w:pPr>
-        <w:ind w:firstLineChars="0"/>
-        <w:jc w:val="center"/>
-        <w:rPr>
-          <w:kern w:val="0"/>
-          <w:szCs w:val="20"/>
-        </w:rPr>
-      </w:pPr>
-      <w:r>
-        <w:rPr>
-          <w:rFonts w:hint="eastAsia"/>
-          <w:kern w:val="0"/>
-          <w:szCs w:val="20"/>
-        </w:rPr>
+      </w:pPr>
+      <w:r>
         <w:drawing>
           <wp:inline distT="0" distB="0" distL="114300" distR="114300">
-            <wp:extent cx="2790825" cy="2212975"/>
-            <wp:effectExtent l="0" t="0" r="0" b="0"/>
-            <wp:docPr id="5" name="ECB019B1-382A-4266-B25C-5B523AA43C14-1" descr="C:/Users/18043/AppData/Local/Temp/wps.wlcEAQwps"/>
+            <wp:extent cx="2781300" cy="2416175"/>
+            <wp:effectExtent l="0" t="0" r="7620" b="6985"/>
+            <wp:docPr id="5" name="图片 1"/>
             <wp:cNvGraphicFramePr>
               <a:graphicFrameLocks xmlns:a="http://schemas.openxmlformats.org/drawingml/2006/main" noChangeAspect="1"/>
             </wp:cNvGraphicFramePr>
@@ -10510,7 +10667,7 @@
               <a:graphicData uri="http://schemas.openxmlformats.org/drawingml/2006/picture">
                 <pic:pic xmlns:pic="http://schemas.openxmlformats.org/drawingml/2006/picture">
                   <pic:nvPicPr>
-                    <pic:cNvPr id="5" name="ECB019B1-382A-4266-B25C-5B523AA43C14-1" descr="C:/Users/18043/AppData/Local/Temp/wps.wlcEAQwps"/>
+                    <pic:cNvPr id="5" name="图片 1"/>
                     <pic:cNvPicPr>
                       <a:picLocks noChangeAspect="1"/>
                     </pic:cNvPicPr>
@@ -10524,88 +10681,7 @@
                   <pic:spPr>
                     <a:xfrm>
                       <a:off x="0" y="0"/>
-                      <a:ext cx="2797861" cy="2218935"/>
-                    </a:xfrm>
-                    <a:prstGeom prst="rect">
-                      <a:avLst/>
-                    </a:prstGeom>
-                  </pic:spPr>
-                </pic:pic>
-              </a:graphicData>
-            </a:graphic>
-          </wp:inline>
-        </w:drawing>
-      </w:r>
-    </w:p>
-    <w:p>
-      <w:pPr>
-        <w:ind w:firstLine="0" w:firstLineChars="0"/>
-        <w:jc w:val="center"/>
-        <w:rPr>
-          <w:rFonts w:eastAsia="黑体"/>
-        </w:rPr>
-      </w:pPr>
-      <w:r>
-        <w:rPr>
-          <w:rFonts w:hint="eastAsia" w:eastAsia="黑体" w:cs="黑体"/>
-          <w:sz w:val="21"/>
-          <w:szCs w:val="21"/>
-        </w:rPr>
-        <w:t>图4-2 用户实体图</w:t>
-      </w:r>
-    </w:p>
-    <w:p>
-      <w:pPr>
-        <w:ind w:firstLine="360" w:firstLineChars="150"/>
-        <w:jc w:val="left"/>
-        <w:rPr>
-          <w:kern w:val="0"/>
-          <w:szCs w:val="20"/>
-        </w:rPr>
-      </w:pPr>
-      <w:r>
-        <w:rPr>
-          <w:rFonts w:hint="eastAsia"/>
-          <w:kern w:val="0"/>
-          <w:szCs w:val="20"/>
-        </w:rPr>
-        <w:t>联系人实体包括id，userId，contactUserId，name，avatar，grouping</w:t>
-      </w:r>
-    </w:p>
-    <w:p>
-      <w:pPr>
-        <w:ind w:firstLineChars="0"/>
-        <w:jc w:val="center"/>
-      </w:pPr>
-      <w:r>
-        <w:drawing>
-          <wp:inline distT="0" distB="0" distL="114300" distR="114300">
-            <wp:extent cx="2962275" cy="2179955"/>
-            <wp:effectExtent l="0" t="0" r="0" b="0"/>
-            <wp:docPr id="6" name="图片 1"/>
-            <wp:cNvGraphicFramePr>
-              <a:graphicFrameLocks xmlns:a="http://schemas.openxmlformats.org/drawingml/2006/main" noChangeAspect="1"/>
-            </wp:cNvGraphicFramePr>
-            <a:graphic xmlns:a="http://schemas.openxmlformats.org/drawingml/2006/main">
-              <a:graphicData uri="http://schemas.openxmlformats.org/drawingml/2006/picture">
-                <pic:pic xmlns:pic="http://schemas.openxmlformats.org/drawingml/2006/picture">
-                  <pic:nvPicPr>
-                    <pic:cNvPr id="6" name="图片 1"/>
-                    <pic:cNvPicPr>
-                      <a:picLocks noChangeAspect="1"/>
-                    </pic:cNvPicPr>
-                  </pic:nvPicPr>
-                  <pic:blipFill>
-                    <a:blip r:embed="rId24"/>
-                    <a:srcRect l="5058" t="9328" r="5058" b="4958"/>
-                    <a:stretch>
-                      <a:fillRect/>
-                    </a:stretch>
-                  </pic:blipFill>
-                  <pic:spPr>
-                    <a:xfrm>
-                      <a:off x="0" y="0"/>
-                      <a:ext cx="2971307" cy="2186677"/>
+                      <a:ext cx="2781300" cy="2416175"/>
                     </a:xfrm>
                     <a:prstGeom prst="rect">
                       <a:avLst/>
@@ -10626,6 +10702,9 @@
       <w:pPr>
         <w:ind w:firstLine="0" w:firstLineChars="0"/>
         <w:jc w:val="center"/>
+        <w:rPr>
+          <w:rFonts w:eastAsia="黑体"/>
+        </w:rPr>
       </w:pPr>
       <w:r>
         <w:rPr>
@@ -10633,16 +10712,52 @@
           <w:sz w:val="21"/>
           <w:szCs w:val="21"/>
         </w:rPr>
-        <w:t>图4-3 联系人实体属性图</w:t>
-      </w:r>
-    </w:p>
-    <w:p>
-      <w:pPr>
-        <w:ind w:firstLineChars="0"/>
+        <w:t>图4-</w:t>
+      </w:r>
+      <w:r>
+        <w:rPr>
+          <w:rFonts w:hint="eastAsia" w:eastAsia="黑体" w:cs="黑体"/>
+          <w:sz w:val="21"/>
+          <w:szCs w:val="21"/>
+          <w:lang w:val="en-US" w:eastAsia="zh-CN"/>
+        </w:rPr>
+        <w:t>1</w:t>
+      </w:r>
+      <w:r>
+        <w:rPr>
+          <w:rFonts w:hint="eastAsia" w:eastAsia="黑体" w:cs="黑体"/>
+          <w:sz w:val="21"/>
+          <w:szCs w:val="21"/>
+        </w:rPr>
+        <w:t xml:space="preserve"> 用户</w:t>
+      </w:r>
+      <w:r>
+        <w:rPr>
+          <w:rFonts w:hint="eastAsia" w:eastAsia="黑体" w:cs="黑体"/>
+          <w:sz w:val="21"/>
+          <w:szCs w:val="21"/>
+          <w:lang w:val="en-US" w:eastAsia="zh-CN"/>
+        </w:rPr>
+        <w:t>ER</w:t>
+      </w:r>
+      <w:r>
+        <w:rPr>
+          <w:rFonts w:hint="eastAsia" w:eastAsia="黑体" w:cs="黑体"/>
+          <w:sz w:val="21"/>
+          <w:szCs w:val="21"/>
+        </w:rPr>
+        <w:t>图</w:t>
+      </w:r>
+    </w:p>
+    <w:p>
+      <w:pPr>
+        <w:ind w:firstLine="360" w:firstLineChars="150"/>
         <w:jc w:val="left"/>
         <w:rPr>
+          <w:rFonts w:hint="default" w:eastAsia="宋体"/>
           <w:kern w:val="0"/>
           <w:szCs w:val="20"/>
+          <w:lang w:val="en-US" w:eastAsia="zh-CN"/>
         </w:rPr>
       </w:pPr>
       <w:r>
@@ -10651,7 +10766,16 @@
           <w:kern w:val="0"/>
           <w:szCs w:val="20"/>
         </w:rPr>
-        <w:t>联系人申请实体包括id，userId，contactUserId，agree</w:t>
+        <w:t>联系人</w:t>
+      </w:r>
+      <w:r>
+        <w:rPr>
+          <w:rFonts w:hint="eastAsia"/>
+          <w:kern w:val="0"/>
+          <w:szCs w:val="20"/>
+          <w:lang w:val="en-US" w:eastAsia="zh-CN"/>
+        </w:rPr>
+        <w:t>ER图如下：</w:t>
       </w:r>
     </w:p>
     <w:p>
@@ -10662,9 +10786,9 @@
       <w:r>
         <w:drawing>
           <wp:inline distT="0" distB="0" distL="114300" distR="114300">
-            <wp:extent cx="2762250" cy="2033270"/>
-            <wp:effectExtent l="0" t="0" r="0" b="5080"/>
-            <wp:docPr id="7" name="图片 2"/>
+            <wp:extent cx="2820035" cy="2353310"/>
+            <wp:effectExtent l="0" t="0" r="14605" b="8890"/>
+            <wp:docPr id="6" name="图片 2"/>
             <wp:cNvGraphicFramePr>
               <a:graphicFrameLocks xmlns:a="http://schemas.openxmlformats.org/drawingml/2006/main" noChangeAspect="1"/>
             </wp:cNvGraphicFramePr>
@@ -10672,14 +10796,13 @@
               <a:graphicData uri="http://schemas.openxmlformats.org/drawingml/2006/picture">
                 <pic:pic xmlns:pic="http://schemas.openxmlformats.org/drawingml/2006/picture">
                   <pic:nvPicPr>
-                    <pic:cNvPr id="7" name="图片 2"/>
+                    <pic:cNvPr id="6" name="图片 2"/>
                     <pic:cNvPicPr>
                       <a:picLocks noChangeAspect="1"/>
                     </pic:cNvPicPr>
                   </pic:nvPicPr>
                   <pic:blipFill>
-                    <a:blip r:embed="rId25"/>
-                    <a:srcRect l="10872" t="4413" r="9627" b="5882"/>
+                    <a:blip r:embed="rId24"/>
                     <a:stretch>
                       <a:fillRect/>
                     </a:stretch>
@@ -10687,7 +10810,7 @@
                   <pic:spPr>
                     <a:xfrm>
                       <a:off x="0" y="0"/>
-                      <a:ext cx="2775476" cy="2043006"/>
+                      <a:ext cx="2820035" cy="2353310"/>
                     </a:xfrm>
                     <a:prstGeom prst="rect">
                       <a:avLst/>
@@ -10708,9 +10831,6 @@
       <w:pPr>
         <w:ind w:firstLine="0" w:firstLineChars="0"/>
         <w:jc w:val="center"/>
-        <w:rPr>
-          <w:rFonts w:eastAsia="黑体"/>
-        </w:rPr>
       </w:pPr>
       <w:r>
         <w:rPr>
@@ -10718,16 +10838,52 @@
           <w:sz w:val="21"/>
           <w:szCs w:val="21"/>
         </w:rPr>
-        <w:t>图4-4 联系人申请实体图</w:t>
-      </w:r>
-    </w:p>
-    <w:p>
-      <w:pPr>
-        <w:ind w:firstLine="480"/>
+        <w:t>图4-</w:t>
+      </w:r>
+      <w:r>
+        <w:rPr>
+          <w:rFonts w:hint="eastAsia" w:eastAsia="黑体" w:cs="黑体"/>
+          <w:sz w:val="21"/>
+          <w:szCs w:val="21"/>
+          <w:lang w:val="en-US" w:eastAsia="zh-CN"/>
+        </w:rPr>
+        <w:t>2</w:t>
+      </w:r>
+      <w:r>
+        <w:rPr>
+          <w:rFonts w:hint="eastAsia" w:eastAsia="黑体" w:cs="黑体"/>
+          <w:sz w:val="21"/>
+          <w:szCs w:val="21"/>
+        </w:rPr>
+        <w:t xml:space="preserve"> 联系人</w:t>
+      </w:r>
+      <w:r>
+        <w:rPr>
+          <w:rFonts w:hint="eastAsia" w:eastAsia="黑体" w:cs="黑体"/>
+          <w:sz w:val="21"/>
+          <w:szCs w:val="21"/>
+          <w:lang w:val="en-US" w:eastAsia="zh-CN"/>
+        </w:rPr>
+        <w:t>ER</w:t>
+      </w:r>
+      <w:r>
+        <w:rPr>
+          <w:rFonts w:hint="eastAsia" w:eastAsia="黑体" w:cs="黑体"/>
+          <w:sz w:val="21"/>
+          <w:szCs w:val="21"/>
+        </w:rPr>
+        <w:t>图</w:t>
+      </w:r>
+    </w:p>
+    <w:p>
+      <w:pPr>
+        <w:ind w:firstLineChars="0"/>
         <w:jc w:val="left"/>
         <w:rPr>
+          <w:rFonts w:hint="default" w:eastAsia="宋体"/>
           <w:kern w:val="0"/>
           <w:szCs w:val="20"/>
+          <w:lang w:val="en-US" w:eastAsia="zh-CN"/>
         </w:rPr>
       </w:pPr>
       <w:r>
@@ -10736,7 +10892,16 @@
           <w:kern w:val="0"/>
           <w:szCs w:val="20"/>
         </w:rPr>
-        <w:t xml:space="preserve">群组表实体包括id，name，ownerId，silice，avatar，createTime，memberIds  </w:t>
+        <w:t>联系人申请</w:t>
+      </w:r>
+      <w:r>
+        <w:rPr>
+          <w:rFonts w:hint="eastAsia"/>
+          <w:kern w:val="0"/>
+          <w:szCs w:val="20"/>
+          <w:lang w:val="en-US" w:eastAsia="zh-CN"/>
+        </w:rPr>
+        <w:t>ER图如下：</w:t>
       </w:r>
     </w:p>
     <w:p>
@@ -10747,9 +10912,9 @@
       <w:r>
         <w:drawing>
           <wp:inline distT="0" distB="0" distL="114300" distR="114300">
-            <wp:extent cx="3791585" cy="2186305"/>
-            <wp:effectExtent l="0" t="0" r="0" b="4445"/>
-            <wp:docPr id="9" name="图片 3"/>
+            <wp:extent cx="2712720" cy="2319655"/>
+            <wp:effectExtent l="0" t="0" r="0" b="12065"/>
+            <wp:docPr id="7" name="图片 3"/>
             <wp:cNvGraphicFramePr>
               <a:graphicFrameLocks xmlns:a="http://schemas.openxmlformats.org/drawingml/2006/main" noChangeAspect="1"/>
             </wp:cNvGraphicFramePr>
@@ -10757,13 +10922,13 @@
               <a:graphicData uri="http://schemas.openxmlformats.org/drawingml/2006/picture">
                 <pic:pic xmlns:pic="http://schemas.openxmlformats.org/drawingml/2006/picture">
                   <pic:nvPicPr>
-                    <pic:cNvPr id="9" name="图片 3"/>
+                    <pic:cNvPr id="7" name="图片 3"/>
                     <pic:cNvPicPr>
                       <a:picLocks noChangeAspect="1"/>
                     </pic:cNvPicPr>
                   </pic:nvPicPr>
                   <pic:blipFill>
-                    <a:blip r:embed="rId26"/>
+                    <a:blip r:embed="rId25"/>
                     <a:stretch>
                       <a:fillRect/>
                     </a:stretch>
@@ -10771,7 +10936,7 @@
                   <pic:spPr>
                     <a:xfrm>
                       <a:off x="0" y="0"/>
-                      <a:ext cx="3805028" cy="2194227"/>
+                      <a:ext cx="2712720" cy="2319655"/>
                     </a:xfrm>
                     <a:prstGeom prst="rect">
                       <a:avLst/>
@@ -10792,6 +10957,9 @@
       <w:pPr>
         <w:ind w:firstLine="0" w:firstLineChars="0"/>
         <w:jc w:val="center"/>
+        <w:rPr>
+          <w:rFonts w:eastAsia="黑体"/>
+        </w:rPr>
       </w:pPr>
       <w:r>
         <w:rPr>
@@ -10799,12 +10967,46 @@
           <w:sz w:val="21"/>
           <w:szCs w:val="21"/>
         </w:rPr>
-        <w:t>图4-5 群组实体图</w:t>
-      </w:r>
-    </w:p>
-    <w:p>
-      <w:pPr>
-        <w:ind w:firstLineChars="0"/>
+        <w:t>图4-</w:t>
+      </w:r>
+      <w:r>
+        <w:rPr>
+          <w:rFonts w:hint="eastAsia" w:eastAsia="黑体" w:cs="黑体"/>
+          <w:sz w:val="21"/>
+          <w:szCs w:val="21"/>
+          <w:lang w:val="en-US" w:eastAsia="zh-CN"/>
+        </w:rPr>
+        <w:t>3</w:t>
+      </w:r>
+      <w:r>
+        <w:rPr>
+          <w:rFonts w:hint="eastAsia" w:eastAsia="黑体" w:cs="黑体"/>
+          <w:sz w:val="21"/>
+          <w:szCs w:val="21"/>
+        </w:rPr>
+        <w:t xml:space="preserve"> 联系人申请</w:t>
+      </w:r>
+      <w:r>
+        <w:rPr>
+          <w:rFonts w:hint="eastAsia" w:eastAsia="黑体" w:cs="黑体"/>
+          <w:sz w:val="21"/>
+          <w:szCs w:val="21"/>
+          <w:lang w:val="en-US" w:eastAsia="zh-CN"/>
+        </w:rPr>
+        <w:t>ER</w:t>
+      </w:r>
+      <w:r>
+        <w:rPr>
+          <w:rFonts w:hint="eastAsia" w:eastAsia="黑体" w:cs="黑体"/>
+          <w:sz w:val="21"/>
+          <w:szCs w:val="21"/>
+        </w:rPr>
+        <w:t>图</w:t>
+      </w:r>
+    </w:p>
+    <w:p>
+      <w:pPr>
+        <w:ind w:firstLine="480"/>
         <w:jc w:val="left"/>
         <w:rPr>
           <w:kern w:val="0"/>
@@ -10817,7 +11019,24 @@
           <w:kern w:val="0"/>
           <w:szCs w:val="20"/>
         </w:rPr>
-        <w:t>朋友圈表实体包括id，userId，content，imgList，comments，thumbs，createTime</w:t>
+        <w:t>群组表</w:t>
+      </w:r>
+      <w:r>
+        <w:rPr>
+          <w:rFonts w:hint="eastAsia"/>
+          <w:kern w:val="0"/>
+          <w:szCs w:val="20"/>
+          <w:lang w:val="en-US" w:eastAsia="zh-CN"/>
+        </w:rPr>
+        <w:t>ER图如下：</w:t>
+      </w:r>
+      <w:r>
+        <w:rPr>
+          <w:rFonts w:hint="eastAsia"/>
+          <w:kern w:val="0"/>
+          <w:szCs w:val="20"/>
+        </w:rPr>
+        <w:t xml:space="preserve"> </w:t>
       </w:r>
     </w:p>
     <w:p>
@@ -10828,9 +11047,9 @@
       <w:r>
         <w:drawing>
           <wp:inline distT="0" distB="0" distL="114300" distR="114300">
-            <wp:extent cx="3381375" cy="2105025"/>
-            <wp:effectExtent l="0" t="0" r="9525" b="9525"/>
-            <wp:docPr id="11" name="图片 4"/>
+            <wp:extent cx="2868295" cy="2595245"/>
+            <wp:effectExtent l="0" t="0" r="12065" b="10795"/>
+            <wp:docPr id="8" name="图片 4"/>
             <wp:cNvGraphicFramePr>
               <a:graphicFrameLocks xmlns:a="http://schemas.openxmlformats.org/drawingml/2006/main" noChangeAspect="1"/>
             </wp:cNvGraphicFramePr>
@@ -10838,14 +11057,13 @@
               <a:graphicData uri="http://schemas.openxmlformats.org/drawingml/2006/picture">
                 <pic:pic xmlns:pic="http://schemas.openxmlformats.org/drawingml/2006/picture">
                   <pic:nvPicPr>
-                    <pic:cNvPr id="11" name="图片 4"/>
+                    <pic:cNvPr id="8" name="图片 4"/>
                     <pic:cNvPicPr>
                       <a:picLocks noChangeAspect="1"/>
                     </pic:cNvPicPr>
                   </pic:nvPicPr>
                   <pic:blipFill>
-                    <a:blip r:embed="rId27"/>
-                    <a:srcRect t="9312" b="4937"/>
+                    <a:blip r:embed="rId26"/>
                     <a:stretch>
                       <a:fillRect/>
                     </a:stretch>
@@ -10853,7 +11071,7 @@
                   <pic:spPr>
                     <a:xfrm>
                       <a:off x="0" y="0"/>
-                      <a:ext cx="3401983" cy="2117854"/>
+                      <a:ext cx="2868295" cy="2595245"/>
                     </a:xfrm>
                     <a:prstGeom prst="rect">
                       <a:avLst/>
@@ -10874,9 +11092,6 @@
       <w:pPr>
         <w:ind w:firstLine="0" w:firstLineChars="0"/>
         <w:jc w:val="center"/>
-        <w:rPr>
-          <w:rFonts w:eastAsia="黑体"/>
-        </w:rPr>
       </w:pPr>
       <w:r>
         <w:rPr>
@@ -10884,7 +11099,172 @@
           <w:sz w:val="21"/>
           <w:szCs w:val="21"/>
         </w:rPr>
-        <w:t>图4-6朋友圈实体图</w:t>
+        <w:t>图4-</w:t>
+      </w:r>
+      <w:r>
+        <w:rPr>
+          <w:rFonts w:hint="eastAsia" w:eastAsia="黑体" w:cs="黑体"/>
+          <w:sz w:val="21"/>
+          <w:szCs w:val="21"/>
+          <w:lang w:val="en-US" w:eastAsia="zh-CN"/>
+        </w:rPr>
+        <w:t>4</w:t>
+      </w:r>
+      <w:r>
+        <w:rPr>
+          <w:rFonts w:hint="eastAsia" w:eastAsia="黑体" w:cs="黑体"/>
+          <w:sz w:val="21"/>
+          <w:szCs w:val="21"/>
+        </w:rPr>
+        <w:t xml:space="preserve"> 群组</w:t>
+      </w:r>
+      <w:r>
+        <w:rPr>
+          <w:rFonts w:hint="eastAsia" w:eastAsia="黑体" w:cs="黑体"/>
+          <w:sz w:val="21"/>
+          <w:szCs w:val="21"/>
+          <w:lang w:val="en-US" w:eastAsia="zh-CN"/>
+        </w:rPr>
+        <w:t>ER</w:t>
+      </w:r>
+      <w:r>
+        <w:rPr>
+          <w:rFonts w:hint="eastAsia" w:eastAsia="黑体" w:cs="黑体"/>
+          <w:sz w:val="21"/>
+          <w:szCs w:val="21"/>
+        </w:rPr>
+        <w:t>图</w:t>
+      </w:r>
+    </w:p>
+    <w:p>
+      <w:pPr>
+        <w:ind w:firstLineChars="0"/>
+        <w:jc w:val="left"/>
+        <w:rPr>
+          <w:rFonts w:hint="default" w:eastAsia="宋体"/>
+          <w:kern w:val="0"/>
+          <w:szCs w:val="20"/>
+          <w:lang w:val="en-US" w:eastAsia="zh-CN"/>
+        </w:rPr>
+      </w:pPr>
+      <w:r>
+        <w:rPr>
+          <w:rFonts w:hint="eastAsia"/>
+          <w:kern w:val="0"/>
+          <w:szCs w:val="20"/>
+        </w:rPr>
+        <w:t>朋友圈</w:t>
+      </w:r>
+      <w:r>
+        <w:rPr>
+          <w:rFonts w:hint="eastAsia"/>
+          <w:kern w:val="0"/>
+          <w:szCs w:val="20"/>
+          <w:lang w:val="en-US" w:eastAsia="zh-CN"/>
+        </w:rPr>
+        <w:t>ER图如下：</w:t>
+      </w:r>
+      <w:bookmarkStart w:id="187" w:name="_GoBack"/>
+      <w:bookmarkEnd w:id="187"/>
+    </w:p>
+    <w:p>
+      <w:pPr>
+        <w:ind w:firstLineChars="0"/>
+        <w:jc w:val="center"/>
+      </w:pPr>
+      <w:r>
+        <w:drawing>
+          <wp:inline distT="0" distB="0" distL="114300" distR="114300">
+            <wp:extent cx="3009265" cy="2505710"/>
+            <wp:effectExtent l="0" t="0" r="8255" b="8890"/>
+            <wp:docPr id="9" name="图片 5"/>
+            <wp:cNvGraphicFramePr>
+              <a:graphicFrameLocks xmlns:a="http://schemas.openxmlformats.org/drawingml/2006/main" noChangeAspect="1"/>
+            </wp:cNvGraphicFramePr>
+            <a:graphic xmlns:a="http://schemas.openxmlformats.org/drawingml/2006/main">
+              <a:graphicData uri="http://schemas.openxmlformats.org/drawingml/2006/picture">
+                <pic:pic xmlns:pic="http://schemas.openxmlformats.org/drawingml/2006/picture">
+                  <pic:nvPicPr>
+                    <pic:cNvPr id="9" name="图片 5"/>
+                    <pic:cNvPicPr>
+                      <a:picLocks noChangeAspect="1"/>
+                    </pic:cNvPicPr>
+                  </pic:nvPicPr>
+                  <pic:blipFill>
+                    <a:blip r:embed="rId27"/>
+                    <a:stretch>
+                      <a:fillRect/>
+                    </a:stretch>
+                  </pic:blipFill>
+                  <pic:spPr>
+                    <a:xfrm>
+                      <a:off x="0" y="0"/>
+                      <a:ext cx="3009265" cy="2505710"/>
+                    </a:xfrm>
+                    <a:prstGeom prst="rect">
+                      <a:avLst/>
+                    </a:prstGeom>
+                    <a:noFill/>
+                    <a:ln>
+                      <a:noFill/>
+                    </a:ln>
+                  </pic:spPr>
+                </pic:pic>
+              </a:graphicData>
+            </a:graphic>
+          </wp:inline>
+        </w:drawing>
+      </w:r>
+    </w:p>
+    <w:p>
+      <w:pPr>
+        <w:ind w:firstLine="0" w:firstLineChars="0"/>
+        <w:jc w:val="center"/>
+        <w:rPr>
+          <w:rFonts w:eastAsia="黑体"/>
+        </w:rPr>
+      </w:pPr>
+      <w:r>
+        <w:rPr>
+          <w:rFonts w:hint="eastAsia" w:eastAsia="黑体" w:cs="黑体"/>
+          <w:sz w:val="21"/>
+          <w:szCs w:val="21"/>
+        </w:rPr>
+        <w:t>图4-</w:t>
+      </w:r>
+      <w:r>
+        <w:rPr>
+          <w:rFonts w:hint="eastAsia" w:eastAsia="黑体" w:cs="黑体"/>
+          <w:sz w:val="21"/>
+          <w:szCs w:val="21"/>
+          <w:lang w:val="en-US" w:eastAsia="zh-CN"/>
+        </w:rPr>
+        <w:t>5</w:t>
+      </w:r>
+      <w:r>
+        <w:rPr>
+          <w:rFonts w:hint="eastAsia" w:eastAsia="黑体" w:cs="黑体"/>
+          <w:sz w:val="21"/>
+          <w:szCs w:val="21"/>
+        </w:rPr>
+        <w:t>朋友圈</w:t>
+      </w:r>
+      <w:r>
+        <w:rPr>
+          <w:rFonts w:hint="eastAsia" w:eastAsia="黑体" w:cs="黑体"/>
+          <w:sz w:val="21"/>
+          <w:szCs w:val="21"/>
+          <w:lang w:val="en-US" w:eastAsia="zh-CN"/>
+        </w:rPr>
+        <w:t>ER</w:t>
+      </w:r>
+      <w:r>
+        <w:rPr>
+          <w:rFonts w:hint="eastAsia" w:eastAsia="黑体" w:cs="黑体"/>
+          <w:sz w:val="21"/>
+          <w:szCs w:val="21"/>
+        </w:rPr>
+        <w:t>图</w:t>
       </w:r>
     </w:p>
     <w:p>
@@ -27990,11 +28370,6 @@
   <customShpExts>
     <customShpInfo spid="_x0000_s1026" textRotate="1"/>
   </customShpExts>
-  <extobjs>
-    <extobj name="ECB019B1-382A-4266-B25C-5B523AA43C14-1">
-      <extobjdata type="ECB019B1-382A-4266-B25C-5B523AA43C14" data="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"/>
-    </extobj>
-  </extobjs>
 </s:customData>
 </file>
 

--- a/毕业论文/毕业论文改四.docx
+++ b/毕业论文/毕业论文改四.docx
@@ -7,6 +7,8 @@
         <w:ind w:firstLine="480"/>
         <w:outlineLvl w:val="9"/>
       </w:pPr>
+      <w:bookmarkStart w:id="187" w:name="_GoBack"/>
+      <w:bookmarkEnd w:id="187"/>
     </w:p>
     <w:p>
       <w:pPr>
@@ -849,9 +851,9 @@
           <w:szCs w:val="30"/>
         </w:rPr>
       </w:pPr>
-      <w:bookmarkStart w:id="1" w:name="_Toc30656"/>
-      <w:bookmarkStart w:id="2" w:name="_Toc3672"/>
-      <w:bookmarkStart w:id="3" w:name="_Toc13089"/>
+      <w:bookmarkStart w:id="1" w:name="_Toc13089"/>
+      <w:bookmarkStart w:id="2" w:name="_Toc30656"/>
+      <w:bookmarkStart w:id="3" w:name="_Toc3672"/>
       <w:r>
         <w:rPr>
           <w:rFonts w:hint="eastAsia" w:eastAsia="黑体"/>
@@ -1069,8 +1071,9 @@
         </w:rPr>
         <w:sectPr>
           <w:headerReference r:id="rId5" w:type="default"/>
-          <w:footerReference r:id="rId6" w:type="default"/>
-          <w:footerReference r:id="rId7" w:type="even"/>
+          <w:footerReference r:id="rId7" w:type="default"/>
+          <w:headerReference r:id="rId6" w:type="even"/>
+          <w:footerReference r:id="rId8" w:type="even"/>
           <w:pgSz w:w="11906" w:h="16838"/>
           <w:pgMar w:top="1701" w:right="1418" w:bottom="1418" w:left="1418" w:header="851" w:footer="964" w:gutter="0"/>
           <w:pgNumType w:start="1"/>
@@ -1085,8 +1088,8 @@
         <w:jc w:val="center"/>
         <w:outlineLvl w:val="0"/>
       </w:pPr>
-      <w:bookmarkStart w:id="4" w:name="_Toc24247"/>
-      <w:bookmarkStart w:id="5" w:name="_Toc3820"/>
+      <w:bookmarkStart w:id="4" w:name="_Toc3820"/>
+      <w:bookmarkStart w:id="5" w:name="_Toc24247"/>
       <w:r>
         <w:rPr>
           <w:rFonts w:hint="eastAsia" w:eastAsia="黑体"/>
@@ -7587,9 +7590,9 @@
         <w:snapToGrid w:val="0"/>
         <w:ind w:firstLine="480"/>
         <w:sectPr>
-          <w:headerReference r:id="rId8" w:type="default"/>
-          <w:footerReference r:id="rId10" w:type="default"/>
-          <w:headerReference r:id="rId9" w:type="even"/>
+          <w:headerReference r:id="rId9" w:type="default"/>
+          <w:footerReference r:id="rId11" w:type="default"/>
+          <w:headerReference r:id="rId10" w:type="even"/>
           <w:type w:val="oddPage"/>
           <w:pgSz w:w="11906" w:h="16838"/>
           <w:pgMar w:top="1701" w:right="1418" w:bottom="1417" w:left="1418" w:header="851" w:footer="964" w:gutter="0"/>
@@ -7614,8 +7617,8 @@
         </w:rPr>
       </w:pPr>
       <w:bookmarkStart w:id="6" w:name="_Toc134820362"/>
-      <w:bookmarkStart w:id="7" w:name="_Toc134820418"/>
-      <w:bookmarkStart w:id="8" w:name="_Toc31710"/>
+      <w:bookmarkStart w:id="7" w:name="_Toc31710"/>
+      <w:bookmarkStart w:id="8" w:name="_Toc134820418"/>
       <w:r>
         <w:rPr>
           <w:rFonts w:eastAsia="黑体" w:cs="Arial"/>
@@ -7640,8 +7643,8 @@
           <w:szCs w:val="30"/>
         </w:rPr>
       </w:pPr>
-      <w:bookmarkStart w:id="9" w:name="_Toc15236"/>
-      <w:bookmarkStart w:id="10" w:name="_Toc29267"/>
+      <w:bookmarkStart w:id="9" w:name="_Toc29267"/>
+      <w:bookmarkStart w:id="10" w:name="_Toc15236"/>
       <w:r>
         <w:rPr>
           <w:rFonts w:eastAsia="黑体" w:cs="Arial"/>
@@ -7736,8 +7739,8 @@
           <w:sz w:val="30"/>
         </w:rPr>
       </w:pPr>
-      <w:bookmarkStart w:id="11" w:name="_Toc5951"/>
-      <w:bookmarkStart w:id="12" w:name="_Toc8392"/>
+      <w:bookmarkStart w:id="11" w:name="_Toc8392"/>
+      <w:bookmarkStart w:id="12" w:name="_Toc5951"/>
       <w:r>
         <w:rPr>
           <w:rFonts w:ascii="Times New Roman" w:hAnsi="Times New Roman"/>
@@ -7812,11 +7815,11 @@
           <w:sz w:val="24"/>
         </w:rPr>
         <w:sectPr>
-          <w:headerReference r:id="rId13" w:type="first"/>
-          <w:headerReference r:id="rId11" w:type="default"/>
-          <w:footerReference r:id="rId14" w:type="default"/>
-          <w:headerReference r:id="rId12" w:type="even"/>
-          <w:footerReference r:id="rId15" w:type="even"/>
+          <w:headerReference r:id="rId14" w:type="first"/>
+          <w:headerReference r:id="rId12" w:type="default"/>
+          <w:footerReference r:id="rId15" w:type="default"/>
+          <w:headerReference r:id="rId13" w:type="even"/>
+          <w:footerReference r:id="rId16" w:type="even"/>
           <w:pgSz w:w="11906" w:h="16838"/>
           <w:pgMar w:top="1701" w:right="1418" w:bottom="1418" w:left="1418" w:header="851" w:footer="964" w:gutter="0"/>
           <w:pgNumType w:fmt="upperRoman" w:start="1"/>
@@ -7842,14 +7845,14 @@
           <w:kern w:val="0"/>
         </w:rPr>
       </w:pPr>
-      <w:bookmarkStart w:id="13" w:name="_Toc15736"/>
-      <w:bookmarkStart w:id="14" w:name="_Toc29792_WPSOffice_Level1"/>
-      <w:bookmarkStart w:id="15" w:name="_Toc13114"/>
-      <w:bookmarkStart w:id="16" w:name="_Toc134820421"/>
-      <w:bookmarkStart w:id="17" w:name="_Toc23390"/>
-      <w:bookmarkStart w:id="18" w:name="_Toc134820365"/>
-      <w:bookmarkStart w:id="19" w:name="_Toc5699_WPSOffice_Level1"/>
-      <w:bookmarkStart w:id="20" w:name="_Toc15158"/>
+      <w:bookmarkStart w:id="13" w:name="_Toc13114"/>
+      <w:bookmarkStart w:id="14" w:name="_Toc23390"/>
+      <w:bookmarkStart w:id="15" w:name="_Toc29792_WPSOffice_Level1"/>
+      <w:bookmarkStart w:id="16" w:name="_Toc134820365"/>
+      <w:bookmarkStart w:id="17" w:name="_Toc15158"/>
+      <w:bookmarkStart w:id="18" w:name="_Toc15736"/>
+      <w:bookmarkStart w:id="19" w:name="_Toc134820421"/>
+      <w:bookmarkStart w:id="20" w:name="_Toc5699_WPSOffice_Level1"/>
       <w:r>
         <w:rPr>
           <w:rFonts w:ascii="Times New Roman" w:hAnsi="Times New Roman"/>
@@ -7977,9 +7980,9 @@
       </w:pPr>
       <w:bookmarkStart w:id="26" w:name="_Toc20911"/>
       <w:bookmarkStart w:id="27" w:name="_Toc2450"/>
-      <w:bookmarkStart w:id="28" w:name="_Toc134820367"/>
-      <w:bookmarkStart w:id="29" w:name="_Toc134820423"/>
-      <w:bookmarkStart w:id="30" w:name="_Toc9926"/>
+      <w:bookmarkStart w:id="28" w:name="_Toc9926"/>
+      <w:bookmarkStart w:id="29" w:name="_Toc134820367"/>
+      <w:bookmarkStart w:id="30" w:name="_Toc134820423"/>
       <w:r>
         <w:rPr>
           <w:rFonts w:ascii="Times New Roman" w:hAnsi="Times New Roman"/>
@@ -8005,8 +8008,8 @@
         </w:rPr>
       </w:pPr>
       <w:bookmarkStart w:id="31" w:name="_Toc27490"/>
-      <w:bookmarkStart w:id="32" w:name="_Toc134820368"/>
-      <w:bookmarkStart w:id="33" w:name="_Toc134820424"/>
+      <w:bookmarkStart w:id="32" w:name="_Toc134820424"/>
+      <w:bookmarkStart w:id="33" w:name="_Toc134820368"/>
       <w:r>
         <w:rPr>
           <w:rFonts w:ascii="Times New Roman" w:hAnsi="Times New Roman"/>
@@ -8089,9 +8092,9 @@
           <w:rFonts w:ascii="Times New Roman" w:hAnsi="Times New Roman"/>
         </w:rPr>
       </w:pPr>
-      <w:bookmarkStart w:id="36" w:name="_Toc18820"/>
-      <w:bookmarkStart w:id="37" w:name="_Toc134820369"/>
-      <w:bookmarkStart w:id="38" w:name="_Toc134820425"/>
+      <w:bookmarkStart w:id="36" w:name="_Toc134820369"/>
+      <w:bookmarkStart w:id="37" w:name="_Toc134820425"/>
+      <w:bookmarkStart w:id="38" w:name="_Toc18820"/>
       <w:r>
         <w:rPr>
           <w:rFonts w:ascii="Times New Roman" w:hAnsi="Times New Roman"/>
@@ -8188,9 +8191,9 @@
           <w:rFonts w:ascii="Times New Roman" w:hAnsi="Times New Roman"/>
         </w:rPr>
       </w:pPr>
-      <w:bookmarkStart w:id="41" w:name="_Toc134820426"/>
-      <w:bookmarkStart w:id="42" w:name="_Toc8159"/>
-      <w:bookmarkStart w:id="43" w:name="_Toc134820370"/>
+      <w:bookmarkStart w:id="41" w:name="_Toc134820370"/>
+      <w:bookmarkStart w:id="42" w:name="_Toc134820426"/>
+      <w:bookmarkStart w:id="43" w:name="_Toc8159"/>
       <w:r>
         <w:rPr>
           <w:rFonts w:ascii="Times New Roman" w:hAnsi="Times New Roman"/>
@@ -8386,11 +8389,11 @@
           <w:kern w:val="0"/>
         </w:rPr>
       </w:pPr>
-      <w:bookmarkStart w:id="47" w:name="_Toc3920"/>
-      <w:bookmarkStart w:id="48" w:name="_Toc24209"/>
-      <w:bookmarkStart w:id="49" w:name="_Toc134820371"/>
-      <w:bookmarkStart w:id="50" w:name="_Toc13112"/>
-      <w:bookmarkStart w:id="51" w:name="_Toc134820427"/>
+      <w:bookmarkStart w:id="47" w:name="_Toc134820427"/>
+      <w:bookmarkStart w:id="48" w:name="_Toc13112"/>
+      <w:bookmarkStart w:id="49" w:name="_Toc3920"/>
+      <w:bookmarkStart w:id="50" w:name="_Toc24209"/>
+      <w:bookmarkStart w:id="51" w:name="_Toc134820371"/>
       <w:r>
         <w:rPr>
           <w:rFonts w:ascii="Times New Roman" w:hAnsi="Times New Roman"/>
@@ -8428,13 +8431,13 @@
           <w:szCs w:val="24"/>
         </w:rPr>
       </w:pPr>
-      <w:bookmarkStart w:id="52" w:name="_Toc134820372"/>
-      <w:bookmarkStart w:id="53" w:name="_Toc134820428"/>
-      <w:bookmarkStart w:id="54" w:name="_Toc23727_WPSOffice_Level2"/>
-      <w:bookmarkStart w:id="55" w:name="_Toc17222"/>
-      <w:bookmarkStart w:id="56" w:name="_Toc31494"/>
-      <w:bookmarkStart w:id="57" w:name="_Toc1064"/>
-      <w:bookmarkStart w:id="58" w:name="_Toc15331"/>
+      <w:bookmarkStart w:id="52" w:name="_Toc15331"/>
+      <w:bookmarkStart w:id="53" w:name="_Toc134820372"/>
+      <w:bookmarkStart w:id="54" w:name="_Toc134820428"/>
+      <w:bookmarkStart w:id="55" w:name="_Toc23727_WPSOffice_Level2"/>
+      <w:bookmarkStart w:id="56" w:name="_Toc1064"/>
+      <w:bookmarkStart w:id="57" w:name="_Toc31494"/>
+      <w:bookmarkStart w:id="58" w:name="_Toc17222"/>
       <w:r>
         <w:rPr>
           <w:rFonts w:ascii="Times New Roman" w:hAnsi="Times New Roman"/>
@@ -8532,13 +8535,13 @@
           <w:szCs w:val="24"/>
         </w:rPr>
       </w:pPr>
-      <w:bookmarkStart w:id="59" w:name="_Toc134820429"/>
-      <w:bookmarkStart w:id="60" w:name="_Toc7999"/>
-      <w:bookmarkStart w:id="61" w:name="_Toc17469"/>
-      <w:bookmarkStart w:id="62" w:name="_Toc1455"/>
-      <w:bookmarkStart w:id="63" w:name="_Toc134820373"/>
-      <w:bookmarkStart w:id="64" w:name="_Toc2363_WPSOffice_Level2"/>
-      <w:bookmarkStart w:id="65" w:name="_Toc2031"/>
+      <w:bookmarkStart w:id="59" w:name="_Toc2031"/>
+      <w:bookmarkStart w:id="60" w:name="_Toc1455"/>
+      <w:bookmarkStart w:id="61" w:name="_Toc134820373"/>
+      <w:bookmarkStart w:id="62" w:name="_Toc2363_WPSOffice_Level2"/>
+      <w:bookmarkStart w:id="63" w:name="_Toc134820429"/>
+      <w:bookmarkStart w:id="64" w:name="_Toc7999"/>
+      <w:bookmarkStart w:id="65" w:name="_Toc17469"/>
       <w:r>
         <w:rPr>
           <w:rFonts w:ascii="Times New Roman" w:hAnsi="Times New Roman"/>
@@ -8639,9 +8642,9 @@
       <w:bookmarkStart w:id="66" w:name="_Toc10000"/>
       <w:bookmarkStart w:id="67" w:name="_Toc32068"/>
       <w:bookmarkStart w:id="68" w:name="_Toc134820430"/>
-      <w:bookmarkStart w:id="69" w:name="_Toc134820374"/>
+      <w:bookmarkStart w:id="69" w:name="_Toc26482_WPSOffice_Level2"/>
       <w:bookmarkStart w:id="70" w:name="_Toc27641"/>
-      <w:bookmarkStart w:id="71" w:name="_Toc26482_WPSOffice_Level2"/>
+      <w:bookmarkStart w:id="71" w:name="_Toc134820374"/>
       <w:bookmarkStart w:id="72" w:name="_Toc19782"/>
       <w:r>
         <w:rPr>
@@ -8854,8 +8857,8 @@
           <w:szCs w:val="24"/>
         </w:rPr>
       </w:pPr>
-      <w:bookmarkStart w:id="81" w:name="_Toc7586"/>
-      <w:bookmarkStart w:id="82" w:name="_Toc3334"/>
+      <w:bookmarkStart w:id="81" w:name="_Toc3334"/>
+      <w:bookmarkStart w:id="82" w:name="_Toc7586"/>
       <w:r>
         <w:rPr>
           <w:rFonts w:ascii="Times New Roman" w:hAnsi="Times New Roman"/>
@@ -8978,8 +8981,8 @@
           <w:szCs w:val="30"/>
         </w:rPr>
       </w:pPr>
-      <w:bookmarkStart w:id="83" w:name="_Toc134820432"/>
-      <w:bookmarkStart w:id="84" w:name="_Toc134820376"/>
+      <w:bookmarkStart w:id="83" w:name="_Toc134820376"/>
+      <w:bookmarkStart w:id="84" w:name="_Toc134820432"/>
       <w:bookmarkStart w:id="85" w:name="_Toc21843"/>
       <w:r>
         <w:rPr>
@@ -9005,8 +9008,8 @@
           <w:kern w:val="0"/>
         </w:rPr>
       </w:pPr>
-      <w:bookmarkStart w:id="86" w:name="_Toc5949"/>
-      <w:bookmarkStart w:id="87" w:name="_Toc8560"/>
+      <w:bookmarkStart w:id="86" w:name="_Toc8560"/>
+      <w:bookmarkStart w:id="87" w:name="_Toc5949"/>
       <w:r>
         <w:rPr>
           <w:rFonts w:hint="eastAsia" w:ascii="Times New Roman" w:hAnsi="Times New Roman"/>
@@ -9046,8 +9049,8 @@
         </w:rPr>
       </w:pPr>
       <w:bookmarkStart w:id="88" w:name="_Toc134820433"/>
-      <w:bookmarkStart w:id="89" w:name="_Toc134820377"/>
-      <w:bookmarkStart w:id="90" w:name="_Toc13164"/>
+      <w:bookmarkStart w:id="89" w:name="_Toc13164"/>
+      <w:bookmarkStart w:id="90" w:name="_Toc134820377"/>
       <w:bookmarkStart w:id="91" w:name="_Toc25491"/>
       <w:bookmarkStart w:id="92" w:name="_Toc5591"/>
       <w:r>
@@ -9218,13 +9221,13 @@
           <w:szCs w:val="24"/>
         </w:rPr>
       </w:pPr>
-      <w:bookmarkStart w:id="96" w:name="_Toc32695"/>
-      <w:bookmarkStart w:id="97" w:name="_Toc134820381"/>
-      <w:bookmarkStart w:id="98" w:name="_Toc17268"/>
-      <w:bookmarkStart w:id="99" w:name="_Toc23603_WPSOffice_Level2"/>
-      <w:bookmarkStart w:id="100" w:name="_Toc134820437"/>
-      <w:bookmarkStart w:id="101" w:name="_Toc18007"/>
-      <w:bookmarkStart w:id="102" w:name="_Toc8642"/>
+      <w:bookmarkStart w:id="96" w:name="_Toc18007"/>
+      <w:bookmarkStart w:id="97" w:name="_Toc8642"/>
+      <w:bookmarkStart w:id="98" w:name="_Toc134820437"/>
+      <w:bookmarkStart w:id="99" w:name="_Toc32695"/>
+      <w:bookmarkStart w:id="100" w:name="_Toc134820381"/>
+      <w:bookmarkStart w:id="101" w:name="_Toc17268"/>
+      <w:bookmarkStart w:id="102" w:name="_Toc23603_WPSOffice_Level2"/>
       <w:r>
         <w:rPr>
           <w:rFonts w:hint="eastAsia" w:ascii="Times New Roman" w:hAnsi="Times New Roman" w:eastAsia="黑体"/>
@@ -9431,9 +9434,9 @@
           <w:szCs w:val="32"/>
         </w:rPr>
       </w:pPr>
-      <w:bookmarkStart w:id="106" w:name="_Toc134820383"/>
-      <w:bookmarkStart w:id="107" w:name="_Toc31178"/>
-      <w:bookmarkStart w:id="108" w:name="_Toc134820439"/>
+      <w:bookmarkStart w:id="106" w:name="_Toc134820439"/>
+      <w:bookmarkStart w:id="107" w:name="_Toc134820383"/>
+      <w:bookmarkStart w:id="108" w:name="_Toc31178"/>
       <w:r>
         <w:rPr>
           <w:rFonts w:eastAsia="黑体" w:cs="黑体"/>
@@ -9515,9 +9518,9 @@
           <w:szCs w:val="32"/>
         </w:rPr>
       </w:pPr>
-      <w:bookmarkStart w:id="109" w:name="_Toc134820440"/>
-      <w:bookmarkStart w:id="110" w:name="_Toc19570"/>
-      <w:bookmarkStart w:id="111" w:name="_Toc134820384"/>
+      <w:bookmarkStart w:id="109" w:name="_Toc134820384"/>
+      <w:bookmarkStart w:id="110" w:name="_Toc134820440"/>
+      <w:bookmarkStart w:id="111" w:name="_Toc19570"/>
       <w:r>
         <w:rPr>
           <w:rFonts w:eastAsia="黑体" w:cs="黑体"/>
@@ -9724,12 +9727,12 @@
         </w:rPr>
       </w:pPr>
       <w:bookmarkStart w:id="118" w:name="_Toc20885_WPSOffice_Level2"/>
-      <w:bookmarkStart w:id="119" w:name="_Toc134820387"/>
-      <w:bookmarkStart w:id="120" w:name="_Toc35"/>
-      <w:bookmarkStart w:id="121" w:name="_Toc6934"/>
-      <w:bookmarkStart w:id="122" w:name="_Toc8590"/>
-      <w:bookmarkStart w:id="123" w:name="_Toc32595"/>
-      <w:bookmarkStart w:id="124" w:name="_Toc134820443"/>
+      <w:bookmarkStart w:id="119" w:name="_Toc6934"/>
+      <w:bookmarkStart w:id="120" w:name="_Toc8590"/>
+      <w:bookmarkStart w:id="121" w:name="_Toc32595"/>
+      <w:bookmarkStart w:id="122" w:name="_Toc134820443"/>
+      <w:bookmarkStart w:id="123" w:name="_Toc134820387"/>
+      <w:bookmarkStart w:id="124" w:name="_Toc35"/>
       <w:r>
         <w:rPr>
           <w:rFonts w:hint="eastAsia" w:ascii="Times New Roman" w:hAnsi="Times New Roman" w:eastAsia="黑体"/>
@@ -9998,8 +10001,8 @@
           <w:rFonts w:ascii="Times New Roman" w:hAnsi="Times New Roman"/>
         </w:rPr>
       </w:pPr>
-      <w:bookmarkStart w:id="125" w:name="_Toc10479"/>
-      <w:bookmarkStart w:id="126" w:name="_Toc134820444"/>
+      <w:bookmarkStart w:id="125" w:name="_Toc134820444"/>
+      <w:bookmarkStart w:id="126" w:name="_Toc10479"/>
       <w:bookmarkStart w:id="127" w:name="_Toc134820388"/>
       <w:bookmarkStart w:id="128" w:name="_Toc32178"/>
       <w:bookmarkStart w:id="129" w:name="_Toc16238"/>
@@ -10051,8 +10054,8 @@
           <w:szCs w:val="24"/>
         </w:rPr>
       </w:pPr>
-      <w:bookmarkStart w:id="130" w:name="_Toc2466"/>
-      <w:bookmarkStart w:id="131" w:name="_Toc26897"/>
+      <w:bookmarkStart w:id="130" w:name="_Toc26897"/>
+      <w:bookmarkStart w:id="131" w:name="_Toc2466"/>
       <w:r>
         <w:rPr>
           <w:rFonts w:hint="eastAsia" w:ascii="Times New Roman" w:hAnsi="Times New Roman" w:eastAsia="黑体"/>
@@ -10125,10 +10128,10 @@
         </w:rPr>
       </w:pPr>
       <w:bookmarkStart w:id="132" w:name="_Toc134820445"/>
-      <w:bookmarkStart w:id="133" w:name="_Toc134820389"/>
-      <w:bookmarkStart w:id="134" w:name="_Toc32081"/>
+      <w:bookmarkStart w:id="133" w:name="_Toc8217"/>
+      <w:bookmarkStart w:id="134" w:name="_Toc134820389"/>
       <w:bookmarkStart w:id="135" w:name="_Toc31249"/>
-      <w:bookmarkStart w:id="136" w:name="_Toc8217"/>
+      <w:bookmarkStart w:id="136" w:name="_Toc32081"/>
       <w:r>
         <w:rPr>
           <w:rFonts w:hint="eastAsia" w:ascii="Times New Roman" w:hAnsi="Times New Roman" w:eastAsia="黑体"/>
@@ -10179,8 +10182,8 @@
           <w:szCs w:val="24"/>
         </w:rPr>
       </w:pPr>
-      <w:bookmarkStart w:id="137" w:name="_Toc32652"/>
-      <w:bookmarkStart w:id="138" w:name="_Toc5700"/>
+      <w:bookmarkStart w:id="137" w:name="_Toc5700"/>
+      <w:bookmarkStart w:id="138" w:name="_Toc32652"/>
       <w:r>
         <w:rPr>
           <w:rFonts w:hint="eastAsia" w:ascii="Times New Roman" w:hAnsi="Times New Roman" w:eastAsia="黑体"/>
@@ -11164,8 +11167,6 @@
         </w:rPr>
         <w:t>ER图如下：</w:t>
       </w:r>
-      <w:bookmarkStart w:id="187" w:name="_GoBack"/>
-      <w:bookmarkEnd w:id="187"/>
     </w:p>
     <w:p>
       <w:pPr>
@@ -19102,9 +19103,9 @@
           <w:szCs w:val="30"/>
         </w:rPr>
       </w:pPr>
-      <w:bookmarkStart w:id="142" w:name="_Toc134820449"/>
-      <w:bookmarkStart w:id="143" w:name="_Toc15598"/>
-      <w:bookmarkStart w:id="144" w:name="_Toc134820393"/>
+      <w:bookmarkStart w:id="142" w:name="_Toc15598"/>
+      <w:bookmarkStart w:id="143" w:name="_Toc134820393"/>
+      <w:bookmarkStart w:id="144" w:name="_Toc134820449"/>
       <w:r>
         <w:rPr>
           <w:b/>
@@ -19134,8 +19135,8 @@
       <w:bookmarkStart w:id="145" w:name="_Toc10561"/>
       <w:bookmarkStart w:id="146" w:name="_Toc10267"/>
       <w:bookmarkStart w:id="147" w:name="_Toc134820461"/>
-      <w:bookmarkStart w:id="148" w:name="_Toc134820405"/>
-      <w:bookmarkStart w:id="149" w:name="_Toc23855"/>
+      <w:bookmarkStart w:id="148" w:name="_Toc23855"/>
+      <w:bookmarkStart w:id="149" w:name="_Toc134820405"/>
       <w:r>
         <w:rPr>
           <w:rFonts w:ascii="Times New Roman" w:hAnsi="Times New Roman"/>
@@ -19788,8 +19789,8 @@
           <w:szCs w:val="24"/>
         </w:rPr>
       </w:pPr>
-      <w:bookmarkStart w:id="151" w:name="_Toc23956"/>
-      <w:bookmarkStart w:id="152" w:name="_Toc26991"/>
+      <w:bookmarkStart w:id="151" w:name="_Toc26991"/>
+      <w:bookmarkStart w:id="152" w:name="_Toc23956"/>
       <w:r>
         <w:rPr>
           <w:rFonts w:ascii="Times New Roman" w:hAnsi="Times New Roman"/>
@@ -24622,10 +24623,10 @@
                 <w:szCs w:val="21"/>
               </w:rPr>
             </w:pPr>
-            <w:bookmarkStart w:id="165" w:name="_Toc134820407"/>
-            <w:bookmarkStart w:id="166" w:name="_Toc134820463"/>
-            <w:bookmarkStart w:id="167" w:name="_Toc8595"/>
-            <w:bookmarkStart w:id="168" w:name="_Toc1754"/>
+            <w:bookmarkStart w:id="165" w:name="_Toc8595"/>
+            <w:bookmarkStart w:id="166" w:name="_Toc1754"/>
+            <w:bookmarkStart w:id="167" w:name="_Toc134820407"/>
+            <w:bookmarkStart w:id="168" w:name="_Toc134820463"/>
             <w:r>
               <w:rPr>
                 <w:rFonts w:hint="eastAsia"/>
@@ -25082,11 +25083,11 @@
           <w:kern w:val="0"/>
         </w:rPr>
       </w:pPr>
-      <w:bookmarkStart w:id="172" w:name="_Toc134820464"/>
+      <w:bookmarkStart w:id="172" w:name="_Toc27978"/>
       <w:bookmarkStart w:id="173" w:name="_Toc31813"/>
       <w:bookmarkStart w:id="174" w:name="_Toc134820408"/>
-      <w:bookmarkStart w:id="175" w:name="_Toc30145"/>
-      <w:bookmarkStart w:id="176" w:name="_Toc27978"/>
+      <w:bookmarkStart w:id="175" w:name="_Toc134820464"/>
+      <w:bookmarkStart w:id="176" w:name="_Toc30145"/>
       <w:r>
         <w:rPr>
           <w:rFonts w:ascii="Times New Roman" w:hAnsi="Times New Roman"/>
@@ -25166,9 +25167,9 @@
         </w:rPr>
       </w:pPr>
       <w:bookmarkStart w:id="177" w:name="_Toc8761"/>
-      <w:bookmarkStart w:id="178" w:name="_Toc134820409"/>
-      <w:bookmarkStart w:id="179" w:name="_Toc14483"/>
-      <w:bookmarkStart w:id="180" w:name="_Toc27818"/>
+      <w:bookmarkStart w:id="178" w:name="_Toc27818"/>
+      <w:bookmarkStart w:id="179" w:name="_Toc134820409"/>
+      <w:bookmarkStart w:id="180" w:name="_Toc14483"/>
       <w:bookmarkStart w:id="181" w:name="_Toc134820465"/>
       <w:r>
         <w:rPr>
@@ -25559,8 +25560,8 @@
         </w:rPr>
       </w:pPr>
       <w:bookmarkStart w:id="182" w:name="_Toc11900"/>
-      <w:bookmarkStart w:id="183" w:name="_Toc134820410"/>
-      <w:bookmarkStart w:id="184" w:name="_Toc3571"/>
+      <w:bookmarkStart w:id="183" w:name="_Toc3571"/>
+      <w:bookmarkStart w:id="184" w:name="_Toc134820410"/>
       <w:bookmarkStart w:id="185" w:name="_Toc134820466"/>
       <w:r>
         <w:rPr>
@@ -25799,12 +25800,11 @@
       </w:r>
     </w:p>
     <w:sectPr>
-      <w:headerReference r:id="rId16" w:type="default"/>
       <w:footerReference r:id="rId17" w:type="default"/>
       <w:footerReference r:id="rId18" w:type="even"/>
       <w:type w:val="oddPage"/>
       <w:pgSz w:w="11906" w:h="16838"/>
-      <w:pgMar w:top="1701" w:right="1418" w:bottom="1418" w:left="1418" w:header="851" w:footer="992" w:gutter="0"/>
+      <w:pgMar w:top="1701" w:right="1418" w:bottom="1418" w:left="1418" w:header="851" w:footer="964" w:gutter="0"/>
       <w:pgNumType w:fmt="decimal" w:start="1"/>
       <w:cols w:space="720" w:num="1"/>
       <w:docGrid w:type="lines" w:linePitch="312" w:charSpace="0"/>
@@ -25847,6 +25847,142 @@
       <w:pStyle w:val="20"/>
       <w:ind w:right="360" w:firstLine="360"/>
     </w:pPr>
+    <w:r>
+      <w:rPr>
+        <w:sz w:val="18"/>
+      </w:rPr>
+      <mc:AlternateContent>
+        <mc:Choice Requires="wps">
+          <w:drawing>
+            <wp:anchor distT="0" distB="0" distL="114300" distR="114300" simplePos="0" relativeHeight="251664384" behindDoc="0" locked="0" layoutInCell="1" allowOverlap="1">
+              <wp:simplePos x="0" y="0"/>
+              <wp:positionH relativeFrom="margin">
+                <wp:align>center</wp:align>
+              </wp:positionH>
+              <wp:positionV relativeFrom="paragraph">
+                <wp:posOffset>0</wp:posOffset>
+              </wp:positionV>
+              <wp:extent cx="1828800" cy="1828800"/>
+              <wp:effectExtent l="0" t="0" r="0" b="0"/>
+              <wp:wrapNone/>
+              <wp:docPr id="26" name="文本框 26"/>
+              <wp:cNvGraphicFramePr/>
+              <a:graphic xmlns:a="http://schemas.openxmlformats.org/drawingml/2006/main">
+                <a:graphicData uri="http://schemas.microsoft.com/office/word/2010/wordprocessingShape">
+                  <wps:wsp>
+                    <wps:cNvSpPr txBox="1"/>
+                    <wps:spPr>
+                      <a:xfrm>
+                        <a:off x="0" y="0"/>
+                        <a:ext cx="1828800" cy="1828800"/>
+                      </a:xfrm>
+                      <a:prstGeom prst="rect">
+                        <a:avLst/>
+                      </a:prstGeom>
+                      <a:noFill/>
+                      <a:ln w="6350">
+                        <a:noFill/>
+                      </a:ln>
+                      <a:extLst>
+                        <a:ext uri="{909E8E84-426E-40DD-AFC4-6F175D3DCCD1}">
+                          <a14:hiddenFill xmlns:a14="http://schemas.microsoft.com/office/drawing/2010/main">
+                            <a:solidFill>
+                              <a:schemeClr val="lt1"/>
+                            </a:solidFill>
+                          </a14:hiddenFill>
+                        </a:ext>
+                        <a:ext uri="{91240B29-F687-4F45-9708-019B960494DF}">
+                          <a14:hiddenLine xmlns:a14="http://schemas.microsoft.com/office/drawing/2010/main" w="6350">
+                            <a:solidFill>
+                              <a:prstClr val="black"/>
+                            </a:solidFill>
+                          </a14:hiddenLine>
+                        </a:ext>
+                      </a:extLst>
+                    </wps:spPr>
+                    <wps:style>
+                      <a:lnRef idx="0">
+                        <a:schemeClr val="accent1"/>
+                      </a:lnRef>
+                      <a:fillRef idx="0">
+                        <a:schemeClr val="accent1"/>
+                      </a:fillRef>
+                      <a:effectRef idx="0">
+                        <a:schemeClr val="accent1"/>
+                      </a:effectRef>
+                      <a:fontRef idx="minor">
+                        <a:schemeClr val="dk1"/>
+                      </a:fontRef>
+                    </wps:style>
+                    <wps:txbx>
+                      <w:txbxContent>
+                        <w:p>
+                          <w:pPr>
+                            <w:pStyle w:val="20"/>
+                          </w:pPr>
+                          <w:r>
+                            <w:fldChar w:fldCharType="begin"/>
+                          </w:r>
+                          <w:r>
+                            <w:instrText xml:space="preserve"> PAGE  \* MERGEFORMAT </w:instrText>
+                          </w:r>
+                          <w:r>
+                            <w:fldChar w:fldCharType="separate"/>
+                          </w:r>
+                          <w:r>
+                            <w:t>1</w:t>
+                          </w:r>
+                          <w:r>
+                            <w:fldChar w:fldCharType="end"/>
+                          </w:r>
+                        </w:p>
+                      </w:txbxContent>
+                    </wps:txbx>
+                    <wps:bodyPr rot="0" spcFirstLastPara="0" vertOverflow="overflow" horzOverflow="overflow" vert="horz" wrap="none" lIns="0" tIns="0" rIns="0" bIns="0" numCol="1" spcCol="0" rtlCol="0" fromWordArt="0" anchor="t" anchorCtr="0" forceAA="0" upright="0" compatLnSpc="1">
+                      <a:spAutoFit/>
+                    </wps:bodyPr>
+                  </wps:wsp>
+                </a:graphicData>
+              </a:graphic>
+            </wp:anchor>
+          </w:drawing>
+        </mc:Choice>
+        <mc:Fallback>
+          <w:pict>
+            <v:shape id="_x0000_s1026" o:spid="_x0000_s1026" o:spt="202" type="#_x0000_t202" style="position:absolute;left:0pt;margin-top:0pt;height:144pt;width:144pt;mso-position-horizontal:center;mso-position-horizontal-relative:margin;mso-wrap-style:none;z-index:251664384;mso-width-relative:page;mso-height-relative:page;" filled="f" stroked="f" coordsize="21600,21600" o:gfxdata="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">
+              <v:fill on="f" focussize="0,0"/>
+              <v:stroke on="f" weight="0.5pt"/>
+              <v:imagedata o:title=""/>
+              <o:lock v:ext="edit" aspectratio="f"/>
+              <v:textbox inset="0mm,0mm,0mm,0mm" style="mso-fit-shape-to-text:t;">
+                <w:txbxContent>
+                  <w:p>
+                    <w:pPr>
+                      <w:pStyle w:val="20"/>
+                    </w:pPr>
+                    <w:r>
+                      <w:fldChar w:fldCharType="begin"/>
+                    </w:r>
+                    <w:r>
+                      <w:instrText xml:space="preserve"> PAGE  \* MERGEFORMAT </w:instrText>
+                    </w:r>
+                    <w:r>
+                      <w:fldChar w:fldCharType="separate"/>
+                    </w:r>
+                    <w:r>
+                      <w:t>1</w:t>
+                    </w:r>
+                    <w:r>
+                      <w:fldChar w:fldCharType="end"/>
+                    </w:r>
+                  </w:p>
+                </w:txbxContent>
+              </v:textbox>
+            </v:shape>
+          </w:pict>
+        </mc:Fallback>
+      </mc:AlternateContent>
+    </w:r>
   </w:p>
 </w:ftr>
 </file>
@@ -25858,6 +25994,142 @@
       <w:pStyle w:val="20"/>
       <w:ind w:right="360" w:firstLine="360"/>
     </w:pPr>
+    <w:r>
+      <w:rPr>
+        <w:sz w:val="18"/>
+      </w:rPr>
+      <mc:AlternateContent>
+        <mc:Choice Requires="wps">
+          <w:drawing>
+            <wp:anchor distT="0" distB="0" distL="114300" distR="114300" simplePos="0" relativeHeight="251665408" behindDoc="0" locked="0" layoutInCell="1" allowOverlap="1">
+              <wp:simplePos x="0" y="0"/>
+              <wp:positionH relativeFrom="margin">
+                <wp:align>center</wp:align>
+              </wp:positionH>
+              <wp:positionV relativeFrom="paragraph">
+                <wp:posOffset>0</wp:posOffset>
+              </wp:positionV>
+              <wp:extent cx="1828800" cy="1828800"/>
+              <wp:effectExtent l="0" t="0" r="0" b="0"/>
+              <wp:wrapNone/>
+              <wp:docPr id="27" name="文本框 27"/>
+              <wp:cNvGraphicFramePr/>
+              <a:graphic xmlns:a="http://schemas.openxmlformats.org/drawingml/2006/main">
+                <a:graphicData uri="http://schemas.microsoft.com/office/word/2010/wordprocessingShape">
+                  <wps:wsp>
+                    <wps:cNvSpPr txBox="1"/>
+                    <wps:spPr>
+                      <a:xfrm>
+                        <a:off x="0" y="0"/>
+                        <a:ext cx="1828800" cy="1828800"/>
+                      </a:xfrm>
+                      <a:prstGeom prst="rect">
+                        <a:avLst/>
+                      </a:prstGeom>
+                      <a:noFill/>
+                      <a:ln w="6350">
+                        <a:noFill/>
+                      </a:ln>
+                      <a:extLst>
+                        <a:ext uri="{909E8E84-426E-40DD-AFC4-6F175D3DCCD1}">
+                          <a14:hiddenFill xmlns:a14="http://schemas.microsoft.com/office/drawing/2010/main">
+                            <a:solidFill>
+                              <a:schemeClr val="lt1"/>
+                            </a:solidFill>
+                          </a14:hiddenFill>
+                        </a:ext>
+                        <a:ext uri="{91240B29-F687-4F45-9708-019B960494DF}">
+                          <a14:hiddenLine xmlns:a14="http://schemas.microsoft.com/office/drawing/2010/main" w="6350">
+                            <a:solidFill>
+                              <a:prstClr val="black"/>
+                            </a:solidFill>
+                          </a14:hiddenLine>
+                        </a:ext>
+                      </a:extLst>
+                    </wps:spPr>
+                    <wps:style>
+                      <a:lnRef idx="0">
+                        <a:schemeClr val="accent1"/>
+                      </a:lnRef>
+                      <a:fillRef idx="0">
+                        <a:schemeClr val="accent1"/>
+                      </a:fillRef>
+                      <a:effectRef idx="0">
+                        <a:schemeClr val="accent1"/>
+                      </a:effectRef>
+                      <a:fontRef idx="minor">
+                        <a:schemeClr val="dk1"/>
+                      </a:fontRef>
+                    </wps:style>
+                    <wps:txbx>
+                      <w:txbxContent>
+                        <w:p>
+                          <w:pPr>
+                            <w:pStyle w:val="20"/>
+                          </w:pPr>
+                          <w:r>
+                            <w:fldChar w:fldCharType="begin"/>
+                          </w:r>
+                          <w:r>
+                            <w:instrText xml:space="preserve"> PAGE  \* MERGEFORMAT </w:instrText>
+                          </w:r>
+                          <w:r>
+                            <w:fldChar w:fldCharType="separate"/>
+                          </w:r>
+                          <w:r>
+                            <w:t>2</w:t>
+                          </w:r>
+                          <w:r>
+                            <w:fldChar w:fldCharType="end"/>
+                          </w:r>
+                        </w:p>
+                      </w:txbxContent>
+                    </wps:txbx>
+                    <wps:bodyPr rot="0" spcFirstLastPara="0" vertOverflow="overflow" horzOverflow="overflow" vert="horz" wrap="none" lIns="0" tIns="0" rIns="0" bIns="0" numCol="1" spcCol="0" rtlCol="0" fromWordArt="0" anchor="t" anchorCtr="0" forceAA="0" upright="0" compatLnSpc="1">
+                      <a:spAutoFit/>
+                    </wps:bodyPr>
+                  </wps:wsp>
+                </a:graphicData>
+              </a:graphic>
+            </wp:anchor>
+          </w:drawing>
+        </mc:Choice>
+        <mc:Fallback>
+          <w:pict>
+            <v:shape id="_x0000_s1026" o:spid="_x0000_s1026" o:spt="202" type="#_x0000_t202" style="position:absolute;left:0pt;margin-top:0pt;height:144pt;width:144pt;mso-position-horizontal:center;mso-position-horizontal-relative:margin;mso-wrap-style:none;z-index:251665408;mso-width-relative:page;mso-height-relative:page;" filled="f" stroked="f" coordsize="21600,21600" o:gfxdata="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">
+              <v:fill on="f" focussize="0,0"/>
+              <v:stroke on="f" weight="0.5pt"/>
+              <v:imagedata o:title=""/>
+              <o:lock v:ext="edit" aspectratio="f"/>
+              <v:textbox inset="0mm,0mm,0mm,0mm" style="mso-fit-shape-to-text:t;">
+                <w:txbxContent>
+                  <w:p>
+                    <w:pPr>
+                      <w:pStyle w:val="20"/>
+                    </w:pPr>
+                    <w:r>
+                      <w:fldChar w:fldCharType="begin"/>
+                    </w:r>
+                    <w:r>
+                      <w:instrText xml:space="preserve"> PAGE  \* MERGEFORMAT </w:instrText>
+                    </w:r>
+                    <w:r>
+                      <w:fldChar w:fldCharType="separate"/>
+                    </w:r>
+                    <w:r>
+                      <w:t>2</w:t>
+                    </w:r>
+                    <w:r>
+                      <w:fldChar w:fldCharType="end"/>
+                    </w:r>
+                  </w:p>
+                </w:txbxContent>
+              </v:textbox>
+            </v:shape>
+          </w:pict>
+        </mc:Fallback>
+      </mc:AlternateContent>
+    </w:r>
   </w:p>
 </w:ftr>
 </file>
@@ -25869,6 +26141,142 @@
       <w:pStyle w:val="20"/>
       <w:ind w:right="360" w:firstLine="360"/>
     </w:pPr>
+    <w:r>
+      <w:rPr>
+        <w:sz w:val="18"/>
+      </w:rPr>
+      <mc:AlternateContent>
+        <mc:Choice Requires="wps">
+          <w:drawing>
+            <wp:anchor distT="0" distB="0" distL="114300" distR="114300" simplePos="0" relativeHeight="251666432" behindDoc="0" locked="0" layoutInCell="1" allowOverlap="1">
+              <wp:simplePos x="0" y="0"/>
+              <wp:positionH relativeFrom="margin">
+                <wp:align>center</wp:align>
+              </wp:positionH>
+              <wp:positionV relativeFrom="paragraph">
+                <wp:posOffset>0</wp:posOffset>
+              </wp:positionV>
+              <wp:extent cx="1828800" cy="1828800"/>
+              <wp:effectExtent l="0" t="0" r="0" b="0"/>
+              <wp:wrapNone/>
+              <wp:docPr id="28" name="文本框 28"/>
+              <wp:cNvGraphicFramePr/>
+              <a:graphic xmlns:a="http://schemas.openxmlformats.org/drawingml/2006/main">
+                <a:graphicData uri="http://schemas.microsoft.com/office/word/2010/wordprocessingShape">
+                  <wps:wsp>
+                    <wps:cNvSpPr txBox="1"/>
+                    <wps:spPr>
+                      <a:xfrm>
+                        <a:off x="0" y="0"/>
+                        <a:ext cx="1828800" cy="1828800"/>
+                      </a:xfrm>
+                      <a:prstGeom prst="rect">
+                        <a:avLst/>
+                      </a:prstGeom>
+                      <a:noFill/>
+                      <a:ln w="6350">
+                        <a:noFill/>
+                      </a:ln>
+                      <a:extLst>
+                        <a:ext uri="{909E8E84-426E-40DD-AFC4-6F175D3DCCD1}">
+                          <a14:hiddenFill xmlns:a14="http://schemas.microsoft.com/office/drawing/2010/main">
+                            <a:solidFill>
+                              <a:schemeClr val="lt1"/>
+                            </a:solidFill>
+                          </a14:hiddenFill>
+                        </a:ext>
+                        <a:ext uri="{91240B29-F687-4F45-9708-019B960494DF}">
+                          <a14:hiddenLine xmlns:a14="http://schemas.microsoft.com/office/drawing/2010/main" w="6350">
+                            <a:solidFill>
+                              <a:prstClr val="black"/>
+                            </a:solidFill>
+                          </a14:hiddenLine>
+                        </a:ext>
+                      </a:extLst>
+                    </wps:spPr>
+                    <wps:style>
+                      <a:lnRef idx="0">
+                        <a:schemeClr val="accent1"/>
+                      </a:lnRef>
+                      <a:fillRef idx="0">
+                        <a:schemeClr val="accent1"/>
+                      </a:fillRef>
+                      <a:effectRef idx="0">
+                        <a:schemeClr val="accent1"/>
+                      </a:effectRef>
+                      <a:fontRef idx="minor">
+                        <a:schemeClr val="dk1"/>
+                      </a:fontRef>
+                    </wps:style>
+                    <wps:txbx>
+                      <w:txbxContent>
+                        <w:p>
+                          <w:pPr>
+                            <w:pStyle w:val="20"/>
+                          </w:pPr>
+                          <w:r>
+                            <w:fldChar w:fldCharType="begin"/>
+                          </w:r>
+                          <w:r>
+                            <w:instrText xml:space="preserve"> PAGE  \* MERGEFORMAT </w:instrText>
+                          </w:r>
+                          <w:r>
+                            <w:fldChar w:fldCharType="separate"/>
+                          </w:r>
+                          <w:r>
+                            <w:t>1</w:t>
+                          </w:r>
+                          <w:r>
+                            <w:fldChar w:fldCharType="end"/>
+                          </w:r>
+                        </w:p>
+                      </w:txbxContent>
+                    </wps:txbx>
+                    <wps:bodyPr rot="0" spcFirstLastPara="0" vertOverflow="overflow" horzOverflow="overflow" vert="horz" wrap="none" lIns="0" tIns="0" rIns="0" bIns="0" numCol="1" spcCol="0" rtlCol="0" fromWordArt="0" anchor="t" anchorCtr="0" forceAA="0" upright="0" compatLnSpc="1">
+                      <a:spAutoFit/>
+                    </wps:bodyPr>
+                  </wps:wsp>
+                </a:graphicData>
+              </a:graphic>
+            </wp:anchor>
+          </w:drawing>
+        </mc:Choice>
+        <mc:Fallback>
+          <w:pict>
+            <v:shape id="_x0000_s1026" o:spid="_x0000_s1026" o:spt="202" type="#_x0000_t202" style="position:absolute;left:0pt;margin-top:0pt;height:144pt;width:144pt;mso-position-horizontal:center;mso-position-horizontal-relative:margin;mso-wrap-style:none;z-index:251666432;mso-width-relative:page;mso-height-relative:page;" filled="f" stroked="f" coordsize="21600,21600" o:gfxdata="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">
+              <v:fill on="f" focussize="0,0"/>
+              <v:stroke on="f" weight="0.5pt"/>
+              <v:imagedata o:title=""/>
+              <o:lock v:ext="edit" aspectratio="f"/>
+              <v:textbox inset="0mm,0mm,0mm,0mm" style="mso-fit-shape-to-text:t;">
+                <w:txbxContent>
+                  <w:p>
+                    <w:pPr>
+                      <w:pStyle w:val="20"/>
+                    </w:pPr>
+                    <w:r>
+                      <w:fldChar w:fldCharType="begin"/>
+                    </w:r>
+                    <w:r>
+                      <w:instrText xml:space="preserve"> PAGE  \* MERGEFORMAT </w:instrText>
+                    </w:r>
+                    <w:r>
+                      <w:fldChar w:fldCharType="separate"/>
+                    </w:r>
+                    <w:r>
+                      <w:t>1</w:t>
+                    </w:r>
+                    <w:r>
+                      <w:fldChar w:fldCharType="end"/>
+                    </w:r>
+                  </w:p>
+                </w:txbxContent>
+              </v:textbox>
+            </v:shape>
+          </w:pict>
+        </mc:Fallback>
+      </mc:AlternateContent>
+    </w:r>
   </w:p>
 </w:ftr>
 </file>
@@ -25887,7 +26295,7 @@
             <wp:anchor distT="0" distB="0" distL="114300" distR="114300" simplePos="0" relativeHeight="251660288" behindDoc="0" locked="0" layoutInCell="1" allowOverlap="1">
               <wp:simplePos x="0" y="0"/>
               <wp:positionH relativeFrom="margin">
-                <wp:align>right</wp:align>
+                <wp:align>center</wp:align>
               </wp:positionH>
               <wp:positionV relativeFrom="paragraph">
                 <wp:posOffset>0</wp:posOffset>
@@ -25964,7 +26372,7 @@
         </mc:Choice>
         <mc:Fallback>
           <w:pict>
-            <v:shape id="_x0000_s1026" o:spid="_x0000_s1026" o:spt="202" type="#_x0000_t202" style="position:absolute;left:0pt;margin-top:0pt;height:144pt;width:144pt;mso-position-horizontal:right;mso-position-horizontal-relative:margin;mso-wrap-style:none;z-index:251660288;mso-width-relative:page;mso-height-relative:page;" filled="f" stroked="f" coordsize="21600,21600" o:gfxdata="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">
+            <v:shape id="_x0000_s1026" o:spid="_x0000_s1026" o:spt="202" type="#_x0000_t202" style="position:absolute;left:0pt;margin-top:0pt;height:144pt;width:144pt;mso-position-horizontal:center;mso-position-horizontal-relative:margin;mso-wrap-style:none;z-index:251660288;mso-width-relative:page;mso-height-relative:page;" filled="f" stroked="f" coordsize="21600,21600" o:gfxdata="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">
               <v:fill on="f" focussize="0,0"/>
               <v:stroke on="f" weight="0.5pt"/>
               <v:imagedata o:title=""/>
@@ -26017,7 +26425,7 @@
             <wp:anchor distT="0" distB="0" distL="114300" distR="114300" simplePos="0" relativeHeight="251661312" behindDoc="0" locked="0" layoutInCell="1" allowOverlap="1">
               <wp:simplePos x="0" y="0"/>
               <wp:positionH relativeFrom="margin">
-                <wp:align>outside</wp:align>
+                <wp:align>center</wp:align>
               </wp:positionH>
               <wp:positionV relativeFrom="paragraph">
                 <wp:posOffset>0</wp:posOffset>
@@ -26092,7 +26500,7 @@
         </mc:Choice>
         <mc:Fallback>
           <w:pict>
-            <v:shape id="_x0000_s1026" o:spid="_x0000_s1026" o:spt="202" type="#_x0000_t202" style="position:absolute;left:0pt;margin-top:0pt;height:144pt;width:144pt;mso-position-horizontal:outside;mso-position-horizontal-relative:margin;mso-wrap-style:none;z-index:251661312;mso-width-relative:page;mso-height-relative:page;" filled="f" stroked="f" coordsize="21600,21600" o:gfxdata="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">
+            <v:shape id="_x0000_s1026" o:spid="_x0000_s1026" o:spt="202" type="#_x0000_t202" style="position:absolute;left:0pt;margin-top:0pt;height:144pt;width:144pt;mso-position-horizontal:center;mso-position-horizontal-relative:margin;mso-wrap-style:none;z-index:251661312;mso-width-relative:page;mso-height-relative:page;" filled="f" stroked="f" coordsize="21600,21600" o:gfxdata="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">
               <v:fill on="f" focussize="0,0"/>
               <v:stroke on="f"/>
               <v:imagedata o:title=""/>
@@ -26161,7 +26569,7 @@
             <wp:anchor distT="0" distB="0" distL="114300" distR="114300" simplePos="0" relativeHeight="251662336" behindDoc="0" locked="0" layoutInCell="1" allowOverlap="1">
               <wp:simplePos x="0" y="0"/>
               <wp:positionH relativeFrom="margin">
-                <wp:align>outside</wp:align>
+                <wp:align>center</wp:align>
               </wp:positionH>
               <wp:positionV relativeFrom="paragraph">
                 <wp:posOffset>0</wp:posOffset>
@@ -26253,7 +26661,7 @@
         </mc:Choice>
         <mc:Fallback>
           <w:pict>
-            <v:shape id="_x0000_s1026" o:spid="_x0000_s1026" o:spt="202" type="#_x0000_t202" style="position:absolute;left:0pt;margin-top:0pt;height:144pt;width:144pt;mso-position-horizontal:outside;mso-position-horizontal-relative:margin;mso-wrap-style:none;z-index:251662336;mso-width-relative:page;mso-height-relative:page;" filled="f" stroked="f" coordsize="21600,21600" o:gfxdata="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">
+            <v:shape id="_x0000_s1026" o:spid="_x0000_s1026" o:spt="202" type="#_x0000_t202" style="position:absolute;left:0pt;margin-top:0pt;height:144pt;width:144pt;mso-position-horizontal:center;mso-position-horizontal-relative:margin;mso-wrap-style:none;z-index:251662336;mso-width-relative:page;mso-height-relative:page;" filled="f" stroked="f" coordsize="21600,21600" o:gfxdata="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">
               <v:fill on="f" focussize="0,0"/>
               <v:stroke on="f" weight="0.5pt"/>
               <v:imagedata o:title=""/>
@@ -26324,7 +26732,7 @@
             <wp:anchor distT="0" distB="0" distL="114300" distR="114300" simplePos="0" relativeHeight="251663360" behindDoc="0" locked="0" layoutInCell="1" allowOverlap="1">
               <wp:simplePos x="0" y="0"/>
               <wp:positionH relativeFrom="margin">
-                <wp:align>outside</wp:align>
+                <wp:align>center</wp:align>
               </wp:positionH>
               <wp:positionV relativeFrom="paragraph">
                 <wp:posOffset>0</wp:posOffset>
@@ -26417,7 +26825,7 @@
         </mc:Choice>
         <mc:Fallback>
           <w:pict>
-            <v:shape id="_x0000_s1026" o:spid="_x0000_s1026" o:spt="202" type="#_x0000_t202" style="position:absolute;left:0pt;margin-top:0pt;height:144pt;width:144pt;mso-position-horizontal:outside;mso-position-horizontal-relative:margin;mso-wrap-style:none;z-index:251663360;mso-width-relative:page;mso-height-relative:page;" filled="f" stroked="f" coordsize="21600,21600" o:gfxdata="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">
+            <v:shape id="_x0000_s1026" o:spid="_x0000_s1026" o:spt="202" type="#_x0000_t202" style="position:absolute;left:0pt;margin-top:0pt;height:144pt;width:144pt;mso-position-horizontal:center;mso-position-horizontal-relative:margin;mso-wrap-style:none;z-index:251663360;mso-width-relative:page;mso-height-relative:page;" filled="f" stroked="f" coordsize="21600,21600" o:gfxdata="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">
               <v:fill on="f" focussize="0,0"/>
               <v:stroke on="f" weight="0.5pt"/>
               <v:imagedata o:title=""/>
@@ -26520,21 +26928,10 @@
   <w:p>
     <w:pPr>
       <w:pStyle w:val="21"/>
-      <w:spacing w:line="240" w:lineRule="auto"/>
-      <w:ind w:firstLine="360"/>
-      <w:jc w:val="right"/>
-      <w:rPr>
-        <w:rFonts w:hint="eastAsia" w:ascii="宋体" w:hAnsi="宋体"/>
-        <w:i/>
-      </w:rPr>
+      <w:pBdr>
+        <w:bottom w:val="none" w:color="auto" w:sz="0" w:space="1"/>
+      </w:pBdr>
     </w:pPr>
-    <w:r>
-      <w:rPr>
-        <w:rFonts w:hint="eastAsia" w:ascii="宋体" w:hAnsi="宋体"/>
-        <w:i/>
-      </w:rPr>
-      <w:t>湖南人文科技学院本科生毕业设计说明书</w:t>
-    </w:r>
   </w:p>
 </w:hdr>
 </file>
@@ -26544,27 +26941,31 @@
   <w:p>
     <w:pPr>
       <w:pStyle w:val="21"/>
-      <w:spacing w:line="240" w:lineRule="auto"/>
-      <w:ind w:left="0" w:leftChars="0" w:firstLine="0" w:firstLineChars="0"/>
-      <w:jc w:val="left"/>
+      <w:pBdr>
+        <w:bottom w:val="none" w:color="auto" w:sz="0" w:space="1"/>
+      </w:pBdr>
       <w:rPr>
-        <w:i/>
-        <w:iCs/>
+        <w:rFonts w:hint="eastAsia"/>
       </w:rPr>
     </w:pPr>
-    <w:r>
-      <w:rPr>
-        <w:rFonts w:hint="eastAsia"/>
-        <w:i/>
-        <w:iCs/>
-      </w:rPr>
-      <w:t>湖南人文科技学院本科生毕业设计说明书</w:t>
-    </w:r>
   </w:p>
 </w:hdr>
 </file>
 
 <file path=word/header4.xml><?xml version="1.0" encoding="utf-8"?>
+<w:hdr xmlns:wpc="http://schemas.microsoft.com/office/word/2010/wordprocessingCanvas" xmlns:mc="http://schemas.openxmlformats.org/markup-compatibility/2006" xmlns:o="urn:schemas-microsoft-com:office:office" xmlns:r="http://schemas.openxmlformats.org/officeDocument/2006/relationships" xmlns:m="http://schemas.openxmlformats.org/officeDocument/2006/math" xmlns:v="urn:schemas-microsoft-com:vml" xmlns:wp14="http://schemas.microsoft.com/office/word/2010/wordprocessingDrawing" xmlns:wp="http://schemas.openxmlformats.org/drawingml/2006/wordprocessingDrawing" xmlns:w10="urn:schemas-microsoft-com:office:word" xmlns:w="http://schemas.openxmlformats.org/wordprocessingml/2006/main" xmlns:w14="http://schemas.microsoft.com/office/word/2010/wordml" xmlns:w15="http://schemas.microsoft.com/office/word/2012/wordml" xmlns:wpg="http://schemas.microsoft.com/office/word/2010/wordprocessingGroup" xmlns:wpi="http://schemas.microsoft.com/office/word/2010/wordprocessingInk" xmlns:wne="http://schemas.microsoft.com/office/word/2006/wordml" xmlns:wps="http://schemas.microsoft.com/office/word/2010/wordprocessingShape" xmlns:wpsCustomData="http://www.wps.cn/officeDocument/2013/wpsCustomData" mc:Ignorable="w14 w15 wp14">
+  <w:p>
+    <w:pPr>
+      <w:pStyle w:val="21"/>
+      <w:pBdr>
+        <w:bottom w:val="none" w:color="auto" w:sz="0" w:space="1"/>
+      </w:pBdr>
+    </w:pPr>
+  </w:p>
+</w:hdr>
+</file>
+
+<file path=word/header5.xml><?xml version="1.0" encoding="utf-8"?>
 <w:hdr xmlns:wpc="http://schemas.microsoft.com/office/word/2010/wordprocessingCanvas" xmlns:mc="http://schemas.openxmlformats.org/markup-compatibility/2006" xmlns:o="urn:schemas-microsoft-com:office:office" xmlns:r="http://schemas.openxmlformats.org/officeDocument/2006/relationships" xmlns:m="http://schemas.openxmlformats.org/officeDocument/2006/math" xmlns:v="urn:schemas-microsoft-com:vml" xmlns:wp14="http://schemas.microsoft.com/office/word/2010/wordprocessingDrawing" xmlns:wp="http://schemas.openxmlformats.org/drawingml/2006/wordprocessingDrawing" xmlns:w10="urn:schemas-microsoft-com:office:word" xmlns:w="http://schemas.openxmlformats.org/wordprocessingml/2006/main" xmlns:w14="http://schemas.microsoft.com/office/word/2010/wordml" xmlns:w15="http://schemas.microsoft.com/office/word/2012/wordml" xmlns:wpg="http://schemas.microsoft.com/office/word/2010/wordprocessingGroup" xmlns:wpi="http://schemas.microsoft.com/office/word/2010/wordprocessingInk" xmlns:wne="http://schemas.microsoft.com/office/word/2006/wordml" xmlns:wps="http://schemas.microsoft.com/office/word/2010/wordprocessingShape" xmlns:wpsCustomData="http://www.wps.cn/officeDocument/2013/wpsCustomData" mc:Ignorable="w14 w15 wp14">
   <w:p>
     <w:pPr>
@@ -26590,19 +26991,19 @@
         <w:szCs w:val="18"/>
         <w:lang w:val="en-US" w:eastAsia="zh-CN" w:bidi="ar-SA"/>
       </w:rPr>
-      <w:t>湖南人文科技学院本科生毕业设计说明书</w:t>
+      <w:t>湖南人文科技学院本科生毕业设计</w:t>
     </w:r>
   </w:p>
 </w:hdr>
 </file>
 
-<file path=word/header5.xml><?xml version="1.0" encoding="utf-8"?>
+<file path=word/header6.xml><?xml version="1.0" encoding="utf-8"?>
 <w:hdr xmlns:wpc="http://schemas.microsoft.com/office/word/2010/wordprocessingCanvas" xmlns:mc="http://schemas.openxmlformats.org/markup-compatibility/2006" xmlns:o="urn:schemas-microsoft-com:office:office" xmlns:r="http://schemas.openxmlformats.org/officeDocument/2006/relationships" xmlns:m="http://schemas.openxmlformats.org/officeDocument/2006/math" xmlns:v="urn:schemas-microsoft-com:vml" xmlns:wp14="http://schemas.microsoft.com/office/word/2010/wordprocessingDrawing" xmlns:wp="http://schemas.openxmlformats.org/drawingml/2006/wordprocessingDrawing" xmlns:w10="urn:schemas-microsoft-com:office:word" xmlns:w="http://schemas.openxmlformats.org/wordprocessingml/2006/main" xmlns:w14="http://schemas.microsoft.com/office/word/2010/wordml" xmlns:w15="http://schemas.microsoft.com/office/word/2012/wordml" xmlns:wpg="http://schemas.microsoft.com/office/word/2010/wordprocessingGroup" xmlns:wpi="http://schemas.microsoft.com/office/word/2010/wordprocessingInk" xmlns:wne="http://schemas.microsoft.com/office/word/2006/wordml" xmlns:wps="http://schemas.microsoft.com/office/word/2010/wordprocessingShape" xmlns:wpsCustomData="http://www.wps.cn/officeDocument/2013/wpsCustomData" mc:Ignorable="w14 w15 wp14">
   <w:p>
     <w:pPr>
       <w:pStyle w:val="21"/>
       <w:spacing w:line="240" w:lineRule="auto"/>
-      <w:ind w:left="0" w:leftChars="0" w:firstLine="0" w:firstLineChars="0"/>
+      <w:ind w:left="0" w:leftChars="0" w:firstLine="420" w:firstLineChars="0"/>
       <w:jc w:val="both"/>
       <w:rPr>
         <w:i/>
@@ -26612,14 +27013,32 @@
       <w:rPr>
         <w:rFonts w:hint="eastAsia"/>
         <w:i/>
+        <w:lang w:val="en-US" w:eastAsia="zh-CN"/>
       </w:rPr>
-      <w:t>湖南人文科技学院本科生毕业设计说明书</w:t>
+      <w:tab/>
+      <w:t/>
+    </w:r>
+    <w:r>
+      <w:rPr>
+        <w:rFonts w:hint="eastAsia"/>
+        <w:i/>
+        <w:lang w:val="en-US" w:eastAsia="zh-CN"/>
+      </w:rPr>
+      <w:tab/>
+      <w:t xml:space="preserve">              </w:t>
+    </w:r>
+    <w:r>
+      <w:rPr>
+        <w:rFonts w:hint="eastAsia"/>
+        <w:i/>
+      </w:rPr>
+      <w:t>湖南人文科技学院本科生毕业设计</w:t>
     </w:r>
   </w:p>
 </w:hdr>
 </file>
 
-<file path=word/header6.xml><?xml version="1.0" encoding="utf-8"?>
+<file path=word/header7.xml><?xml version="1.0" encoding="utf-8"?>
 <w:hdr xmlns:wpc="http://schemas.microsoft.com/office/word/2010/wordprocessingCanvas" xmlns:mc="http://schemas.openxmlformats.org/markup-compatibility/2006" xmlns:o="urn:schemas-microsoft-com:office:office" xmlns:r="http://schemas.openxmlformats.org/officeDocument/2006/relationships" xmlns:m="http://schemas.openxmlformats.org/officeDocument/2006/math" xmlns:v="urn:schemas-microsoft-com:vml" xmlns:wp14="http://schemas.microsoft.com/office/word/2010/wordprocessingDrawing" xmlns:wp="http://schemas.openxmlformats.org/drawingml/2006/wordprocessingDrawing" xmlns:w10="urn:schemas-microsoft-com:office:word" xmlns:w="http://schemas.openxmlformats.org/wordprocessingml/2006/main" xmlns:w14="http://schemas.microsoft.com/office/word/2010/wordml" xmlns:w15="http://schemas.microsoft.com/office/word/2012/wordml" xmlns:wpg="http://schemas.microsoft.com/office/word/2010/wordprocessingGroup" xmlns:wpi="http://schemas.microsoft.com/office/word/2010/wordprocessingInk" xmlns:wne="http://schemas.microsoft.com/office/word/2006/wordml" xmlns:wps="http://schemas.microsoft.com/office/word/2010/wordprocessingShape" xmlns:wpsCustomData="http://www.wps.cn/officeDocument/2013/wpsCustomData" mc:Ignorable="w14 w15 wp14">
   <w:p>
     <w:pPr>
@@ -26635,39 +27054,6 @@
         <w:sz w:val="24"/>
       </w:rPr>
       <w:t>英文摘要</w:t>
-    </w:r>
-  </w:p>
-</w:hdr>
-</file>
-
-<file path=word/header7.xml><?xml version="1.0" encoding="utf-8"?>
-<w:hdr xmlns:wpc="http://schemas.microsoft.com/office/word/2010/wordprocessingCanvas" xmlns:mc="http://schemas.openxmlformats.org/markup-compatibility/2006" xmlns:o="urn:schemas-microsoft-com:office:office" xmlns:r="http://schemas.openxmlformats.org/officeDocument/2006/relationships" xmlns:m="http://schemas.openxmlformats.org/officeDocument/2006/math" xmlns:v="urn:schemas-microsoft-com:vml" xmlns:wp14="http://schemas.microsoft.com/office/word/2010/wordprocessingDrawing" xmlns:wp="http://schemas.openxmlformats.org/drawingml/2006/wordprocessingDrawing" xmlns:w10="urn:schemas-microsoft-com:office:word" xmlns:w="http://schemas.openxmlformats.org/wordprocessingml/2006/main" xmlns:w14="http://schemas.microsoft.com/office/word/2010/wordml" xmlns:w15="http://schemas.microsoft.com/office/word/2012/wordml" xmlns:wpg="http://schemas.microsoft.com/office/word/2010/wordprocessingGroup" xmlns:wpi="http://schemas.microsoft.com/office/word/2010/wordprocessingInk" xmlns:wne="http://schemas.microsoft.com/office/word/2006/wordml" xmlns:wps="http://schemas.microsoft.com/office/word/2010/wordprocessingShape" xmlns:wpsCustomData="http://www.wps.cn/officeDocument/2013/wpsCustomData" mc:Ignorable="w14 w15 wp14">
-  <w:p>
-    <w:pPr>
-      <w:pStyle w:val="21"/>
-      <w:pBdr>
-        <w:bottom w:val="single" w:color="auto" w:sz="4" w:space="1"/>
-      </w:pBdr>
-      <w:tabs>
-        <w:tab w:val="center" w:pos="4280"/>
-        <w:tab w:val="left" w:pos="5235"/>
-      </w:tabs>
-      <w:spacing w:line="240" w:lineRule="auto"/>
-      <w:ind w:firstLine="360"/>
-      <w:jc w:val="right"/>
-      <w:rPr>
-        <w:rFonts w:hint="eastAsia" w:ascii="宋体" w:hAnsi="宋体"/>
-        <w:i/>
-      </w:rPr>
-    </w:pPr>
-    <w:r>
-      <w:rPr>
-        <w:rFonts w:hint="eastAsia" w:ascii="宋体" w:hAnsi="宋体"/>
-        <w:bCs/>
-        <w:i/>
-        <w:kern w:val="18"/>
-      </w:rPr>
-      <w:t>湖南人文科技学院本科生毕业设计说明书</w:t>
     </w:r>
   </w:p>
 </w:hdr>

--- a/毕业论文/毕业论文改四.docx
+++ b/毕业论文/毕业论文改四.docx
@@ -7,8 +7,6 @@
         <w:ind w:firstLine="480"/>
         <w:outlineLvl w:val="9"/>
       </w:pPr>
-      <w:bookmarkStart w:id="187" w:name="_GoBack"/>
-      <w:bookmarkEnd w:id="187"/>
     </w:p>
     <w:p>
       <w:pPr>
@@ -852,8 +850,8 @@
         </w:rPr>
       </w:pPr>
       <w:bookmarkStart w:id="1" w:name="_Toc13089"/>
-      <w:bookmarkStart w:id="2" w:name="_Toc30656"/>
-      <w:bookmarkStart w:id="3" w:name="_Toc3672"/>
+      <w:bookmarkStart w:id="2" w:name="_Toc3672"/>
+      <w:bookmarkStart w:id="3" w:name="_Toc30656"/>
       <w:r>
         <w:rPr>
           <w:rFonts w:hint="eastAsia" w:eastAsia="黑体"/>
@@ -7616,8 +7614,8 @@
           <w:szCs w:val="30"/>
         </w:rPr>
       </w:pPr>
-      <w:bookmarkStart w:id="6" w:name="_Toc134820362"/>
-      <w:bookmarkStart w:id="7" w:name="_Toc31710"/>
+      <w:bookmarkStart w:id="6" w:name="_Toc31710"/>
+      <w:bookmarkStart w:id="7" w:name="_Toc134820362"/>
       <w:bookmarkStart w:id="8" w:name="_Toc134820418"/>
       <w:r>
         <w:rPr>
@@ -7643,8 +7641,8 @@
           <w:szCs w:val="30"/>
         </w:rPr>
       </w:pPr>
-      <w:bookmarkStart w:id="9" w:name="_Toc29267"/>
-      <w:bookmarkStart w:id="10" w:name="_Toc15236"/>
+      <w:bookmarkStart w:id="9" w:name="_Toc15236"/>
+      <w:bookmarkStart w:id="10" w:name="_Toc29267"/>
       <w:r>
         <w:rPr>
           <w:rFonts w:eastAsia="黑体" w:cs="Arial"/>
@@ -7739,8 +7737,8 @@
           <w:sz w:val="30"/>
         </w:rPr>
       </w:pPr>
-      <w:bookmarkStart w:id="11" w:name="_Toc8392"/>
-      <w:bookmarkStart w:id="12" w:name="_Toc5951"/>
+      <w:bookmarkStart w:id="11" w:name="_Toc5951"/>
+      <w:bookmarkStart w:id="12" w:name="_Toc8392"/>
       <w:r>
         <w:rPr>
           <w:rFonts w:ascii="Times New Roman" w:hAnsi="Times New Roman"/>
@@ -7845,14 +7843,14 @@
           <w:kern w:val="0"/>
         </w:rPr>
       </w:pPr>
-      <w:bookmarkStart w:id="13" w:name="_Toc13114"/>
-      <w:bookmarkStart w:id="14" w:name="_Toc23390"/>
-      <w:bookmarkStart w:id="15" w:name="_Toc29792_WPSOffice_Level1"/>
-      <w:bookmarkStart w:id="16" w:name="_Toc134820365"/>
-      <w:bookmarkStart w:id="17" w:name="_Toc15158"/>
-      <w:bookmarkStart w:id="18" w:name="_Toc15736"/>
-      <w:bookmarkStart w:id="19" w:name="_Toc134820421"/>
-      <w:bookmarkStart w:id="20" w:name="_Toc5699_WPSOffice_Level1"/>
+      <w:bookmarkStart w:id="13" w:name="_Toc134820365"/>
+      <w:bookmarkStart w:id="14" w:name="_Toc134820421"/>
+      <w:bookmarkStart w:id="15" w:name="_Toc13114"/>
+      <w:bookmarkStart w:id="16" w:name="_Toc23390"/>
+      <w:bookmarkStart w:id="17" w:name="_Toc29792_WPSOffice_Level1"/>
+      <w:bookmarkStart w:id="18" w:name="_Toc15158"/>
+      <w:bookmarkStart w:id="19" w:name="_Toc5699_WPSOffice_Level1"/>
+      <w:bookmarkStart w:id="20" w:name="_Toc15736"/>
       <w:r>
         <w:rPr>
           <w:rFonts w:ascii="Times New Roman" w:hAnsi="Times New Roman"/>
@@ -7894,10 +7892,10 @@
         </w:rPr>
       </w:pPr>
       <w:bookmarkStart w:id="21" w:name="_Toc17530"/>
-      <w:bookmarkStart w:id="22" w:name="_Toc134820366"/>
-      <w:bookmarkStart w:id="23" w:name="_Toc22220"/>
+      <w:bookmarkStart w:id="22" w:name="_Toc21861"/>
+      <w:bookmarkStart w:id="23" w:name="_Toc134820366"/>
       <w:bookmarkStart w:id="24" w:name="_Toc134820422"/>
-      <w:bookmarkStart w:id="25" w:name="_Toc21861"/>
+      <w:bookmarkStart w:id="25" w:name="_Toc22220"/>
       <w:r>
         <w:rPr>
           <w:rFonts w:ascii="Times New Roman" w:hAnsi="Times New Roman"/>
@@ -7978,11 +7976,11 @@
           <w:szCs w:val="24"/>
         </w:rPr>
       </w:pPr>
-      <w:bookmarkStart w:id="26" w:name="_Toc20911"/>
-      <w:bookmarkStart w:id="27" w:name="_Toc2450"/>
-      <w:bookmarkStart w:id="28" w:name="_Toc9926"/>
+      <w:bookmarkStart w:id="26" w:name="_Toc134820423"/>
+      <w:bookmarkStart w:id="27" w:name="_Toc20911"/>
+      <w:bookmarkStart w:id="28" w:name="_Toc2450"/>
       <w:bookmarkStart w:id="29" w:name="_Toc134820367"/>
-      <w:bookmarkStart w:id="30" w:name="_Toc134820423"/>
+      <w:bookmarkStart w:id="30" w:name="_Toc9926"/>
       <w:r>
         <w:rPr>
           <w:rFonts w:ascii="Times New Roman" w:hAnsi="Times New Roman"/>
@@ -8092,9 +8090,9 @@
           <w:rFonts w:ascii="Times New Roman" w:hAnsi="Times New Roman"/>
         </w:rPr>
       </w:pPr>
-      <w:bookmarkStart w:id="36" w:name="_Toc134820369"/>
+      <w:bookmarkStart w:id="36" w:name="_Toc18820"/>
       <w:bookmarkStart w:id="37" w:name="_Toc134820425"/>
-      <w:bookmarkStart w:id="38" w:name="_Toc18820"/>
+      <w:bookmarkStart w:id="38" w:name="_Toc134820369"/>
       <w:r>
         <w:rPr>
           <w:rFonts w:ascii="Times New Roman" w:hAnsi="Times New Roman"/>
@@ -8165,8 +8163,8 @@
           <w:szCs w:val="24"/>
         </w:rPr>
       </w:pPr>
-      <w:bookmarkStart w:id="39" w:name="_Toc11280"/>
-      <w:bookmarkStart w:id="40" w:name="_Toc16234"/>
+      <w:bookmarkStart w:id="39" w:name="_Toc16234"/>
+      <w:bookmarkStart w:id="40" w:name="_Toc11280"/>
       <w:r>
         <w:rPr>
           <w:rFonts w:ascii="Times New Roman" w:hAnsi="Times New Roman"/>
@@ -8389,11 +8387,11 @@
           <w:kern w:val="0"/>
         </w:rPr>
       </w:pPr>
-      <w:bookmarkStart w:id="47" w:name="_Toc134820427"/>
-      <w:bookmarkStart w:id="48" w:name="_Toc13112"/>
-      <w:bookmarkStart w:id="49" w:name="_Toc3920"/>
-      <w:bookmarkStart w:id="50" w:name="_Toc24209"/>
-      <w:bookmarkStart w:id="51" w:name="_Toc134820371"/>
+      <w:bookmarkStart w:id="47" w:name="_Toc13112"/>
+      <w:bookmarkStart w:id="48" w:name="_Toc134820427"/>
+      <w:bookmarkStart w:id="49" w:name="_Toc24209"/>
+      <w:bookmarkStart w:id="50" w:name="_Toc134820371"/>
+      <w:bookmarkStart w:id="51" w:name="_Toc3920"/>
       <w:r>
         <w:rPr>
           <w:rFonts w:ascii="Times New Roman" w:hAnsi="Times New Roman"/>
@@ -8432,12 +8430,12 @@
         </w:rPr>
       </w:pPr>
       <w:bookmarkStart w:id="52" w:name="_Toc15331"/>
-      <w:bookmarkStart w:id="53" w:name="_Toc134820372"/>
-      <w:bookmarkStart w:id="54" w:name="_Toc134820428"/>
-      <w:bookmarkStart w:id="55" w:name="_Toc23727_WPSOffice_Level2"/>
-      <w:bookmarkStart w:id="56" w:name="_Toc1064"/>
-      <w:bookmarkStart w:id="57" w:name="_Toc31494"/>
-      <w:bookmarkStart w:id="58" w:name="_Toc17222"/>
+      <w:bookmarkStart w:id="53" w:name="_Toc17222"/>
+      <w:bookmarkStart w:id="54" w:name="_Toc1064"/>
+      <w:bookmarkStart w:id="55" w:name="_Toc134820428"/>
+      <w:bookmarkStart w:id="56" w:name="_Toc134820372"/>
+      <w:bookmarkStart w:id="57" w:name="_Toc23727_WPSOffice_Level2"/>
+      <w:bookmarkStart w:id="58" w:name="_Toc31494"/>
       <w:r>
         <w:rPr>
           <w:rFonts w:ascii="Times New Roman" w:hAnsi="Times New Roman"/>
@@ -8535,12 +8533,12 @@
           <w:szCs w:val="24"/>
         </w:rPr>
       </w:pPr>
-      <w:bookmarkStart w:id="59" w:name="_Toc2031"/>
-      <w:bookmarkStart w:id="60" w:name="_Toc1455"/>
-      <w:bookmarkStart w:id="61" w:name="_Toc134820373"/>
-      <w:bookmarkStart w:id="62" w:name="_Toc2363_WPSOffice_Level2"/>
-      <w:bookmarkStart w:id="63" w:name="_Toc134820429"/>
-      <w:bookmarkStart w:id="64" w:name="_Toc7999"/>
+      <w:bookmarkStart w:id="59" w:name="_Toc2363_WPSOffice_Level2"/>
+      <w:bookmarkStart w:id="60" w:name="_Toc134820373"/>
+      <w:bookmarkStart w:id="61" w:name="_Toc7999"/>
+      <w:bookmarkStart w:id="62" w:name="_Toc134820429"/>
+      <w:bookmarkStart w:id="63" w:name="_Toc2031"/>
+      <w:bookmarkStart w:id="64" w:name="_Toc1455"/>
       <w:bookmarkStart w:id="65" w:name="_Toc17469"/>
       <w:r>
         <w:rPr>
@@ -8639,13 +8637,13 @@
           <w:szCs w:val="24"/>
         </w:rPr>
       </w:pPr>
-      <w:bookmarkStart w:id="66" w:name="_Toc10000"/>
+      <w:bookmarkStart w:id="66" w:name="_Toc19782"/>
       <w:bookmarkStart w:id="67" w:name="_Toc32068"/>
-      <w:bookmarkStart w:id="68" w:name="_Toc134820430"/>
-      <w:bookmarkStart w:id="69" w:name="_Toc26482_WPSOffice_Level2"/>
-      <w:bookmarkStart w:id="70" w:name="_Toc27641"/>
-      <w:bookmarkStart w:id="71" w:name="_Toc134820374"/>
-      <w:bookmarkStart w:id="72" w:name="_Toc19782"/>
+      <w:bookmarkStart w:id="68" w:name="_Toc10000"/>
+      <w:bookmarkStart w:id="69" w:name="_Toc27641"/>
+      <w:bookmarkStart w:id="70" w:name="_Toc26482_WPSOffice_Level2"/>
+      <w:bookmarkStart w:id="71" w:name="_Toc134820430"/>
+      <w:bookmarkStart w:id="72" w:name="_Toc134820374"/>
       <w:r>
         <w:rPr>
           <w:rFonts w:ascii="Times New Roman" w:hAnsi="Times New Roman"/>
@@ -8785,10 +8783,10 @@
           <w:rFonts w:ascii="Times New Roman" w:hAnsi="Times New Roman"/>
         </w:rPr>
       </w:pPr>
-      <w:bookmarkStart w:id="76" w:name="_Toc134820431"/>
-      <w:bookmarkStart w:id="77" w:name="_Toc7866"/>
-      <w:bookmarkStart w:id="78" w:name="_Toc24465"/>
-      <w:bookmarkStart w:id="79" w:name="_Toc134820375"/>
+      <w:bookmarkStart w:id="76" w:name="_Toc24465"/>
+      <w:bookmarkStart w:id="77" w:name="_Toc134820375"/>
+      <w:bookmarkStart w:id="78" w:name="_Toc7866"/>
+      <w:bookmarkStart w:id="79" w:name="_Toc134820431"/>
       <w:r>
         <w:rPr>
           <w:rFonts w:ascii="Times New Roman" w:hAnsi="Times New Roman"/>
@@ -8981,9 +8979,9 @@
           <w:szCs w:val="30"/>
         </w:rPr>
       </w:pPr>
-      <w:bookmarkStart w:id="83" w:name="_Toc134820376"/>
-      <w:bookmarkStart w:id="84" w:name="_Toc134820432"/>
-      <w:bookmarkStart w:id="85" w:name="_Toc21843"/>
+      <w:bookmarkStart w:id="83" w:name="_Toc21843"/>
+      <w:bookmarkStart w:id="84" w:name="_Toc134820376"/>
+      <w:bookmarkStart w:id="85" w:name="_Toc134820432"/>
       <w:r>
         <w:rPr>
           <w:b/>
@@ -9048,9 +9046,9 @@
           <w:szCs w:val="24"/>
         </w:rPr>
       </w:pPr>
-      <w:bookmarkStart w:id="88" w:name="_Toc134820433"/>
-      <w:bookmarkStart w:id="89" w:name="_Toc13164"/>
-      <w:bookmarkStart w:id="90" w:name="_Toc134820377"/>
+      <w:bookmarkStart w:id="88" w:name="_Toc134820377"/>
+      <w:bookmarkStart w:id="89" w:name="_Toc134820433"/>
+      <w:bookmarkStart w:id="90" w:name="_Toc13164"/>
       <w:bookmarkStart w:id="91" w:name="_Toc25491"/>
       <w:bookmarkStart w:id="92" w:name="_Toc5591"/>
       <w:r>
@@ -9221,11 +9219,11 @@
           <w:szCs w:val="24"/>
         </w:rPr>
       </w:pPr>
-      <w:bookmarkStart w:id="96" w:name="_Toc18007"/>
-      <w:bookmarkStart w:id="97" w:name="_Toc8642"/>
-      <w:bookmarkStart w:id="98" w:name="_Toc134820437"/>
-      <w:bookmarkStart w:id="99" w:name="_Toc32695"/>
-      <w:bookmarkStart w:id="100" w:name="_Toc134820381"/>
+      <w:bookmarkStart w:id="96" w:name="_Toc134820381"/>
+      <w:bookmarkStart w:id="97" w:name="_Toc18007"/>
+      <w:bookmarkStart w:id="98" w:name="_Toc8642"/>
+      <w:bookmarkStart w:id="99" w:name="_Toc134820437"/>
+      <w:bookmarkStart w:id="100" w:name="_Toc32695"/>
       <w:bookmarkStart w:id="101" w:name="_Toc17268"/>
       <w:bookmarkStart w:id="102" w:name="_Toc23603_WPSOffice_Level2"/>
       <w:r>
@@ -9434,9 +9432,9 @@
           <w:szCs w:val="32"/>
         </w:rPr>
       </w:pPr>
-      <w:bookmarkStart w:id="106" w:name="_Toc134820439"/>
-      <w:bookmarkStart w:id="107" w:name="_Toc134820383"/>
-      <w:bookmarkStart w:id="108" w:name="_Toc31178"/>
+      <w:bookmarkStart w:id="106" w:name="_Toc31178"/>
+      <w:bookmarkStart w:id="107" w:name="_Toc134820439"/>
+      <w:bookmarkStart w:id="108" w:name="_Toc134820383"/>
       <w:r>
         <w:rPr>
           <w:rFonts w:eastAsia="黑体" w:cs="黑体"/>
@@ -9518,8 +9516,8 @@
           <w:szCs w:val="32"/>
         </w:rPr>
       </w:pPr>
-      <w:bookmarkStart w:id="109" w:name="_Toc134820384"/>
-      <w:bookmarkStart w:id="110" w:name="_Toc134820440"/>
+      <w:bookmarkStart w:id="109" w:name="_Toc134820440"/>
+      <w:bookmarkStart w:id="110" w:name="_Toc134820384"/>
       <w:bookmarkStart w:id="111" w:name="_Toc19570"/>
       <w:r>
         <w:rPr>
@@ -9583,9 +9581,9 @@
           <w:szCs w:val="32"/>
         </w:rPr>
       </w:pPr>
-      <w:bookmarkStart w:id="112" w:name="_Toc134820385"/>
-      <w:bookmarkStart w:id="113" w:name="_Toc23467"/>
-      <w:bookmarkStart w:id="114" w:name="_Toc134820441"/>
+      <w:bookmarkStart w:id="112" w:name="_Toc23467"/>
+      <w:bookmarkStart w:id="113" w:name="_Toc134820441"/>
+      <w:bookmarkStart w:id="114" w:name="_Toc134820385"/>
       <w:r>
         <w:rPr>
           <w:rFonts w:eastAsia="黑体" w:cs="黑体"/>
@@ -9624,8 +9622,8 @@
           <w:szCs w:val="32"/>
         </w:rPr>
       </w:pPr>
-      <w:bookmarkStart w:id="115" w:name="_Toc1248"/>
-      <w:bookmarkStart w:id="116" w:name="_Toc134820386"/>
+      <w:bookmarkStart w:id="115" w:name="_Toc134820386"/>
+      <w:bookmarkStart w:id="116" w:name="_Toc1248"/>
       <w:bookmarkStart w:id="117" w:name="_Toc134820442"/>
       <w:r>
         <w:rPr>
@@ -9726,13 +9724,13 @@
           <w:szCs w:val="24"/>
         </w:rPr>
       </w:pPr>
-      <w:bookmarkStart w:id="118" w:name="_Toc20885_WPSOffice_Level2"/>
-      <w:bookmarkStart w:id="119" w:name="_Toc6934"/>
-      <w:bookmarkStart w:id="120" w:name="_Toc8590"/>
-      <w:bookmarkStart w:id="121" w:name="_Toc32595"/>
+      <w:bookmarkStart w:id="118" w:name="_Toc6934"/>
+      <w:bookmarkStart w:id="119" w:name="_Toc20885_WPSOffice_Level2"/>
+      <w:bookmarkStart w:id="120" w:name="_Toc32595"/>
+      <w:bookmarkStart w:id="121" w:name="_Toc134820387"/>
       <w:bookmarkStart w:id="122" w:name="_Toc134820443"/>
-      <w:bookmarkStart w:id="123" w:name="_Toc134820387"/>
-      <w:bookmarkStart w:id="124" w:name="_Toc35"/>
+      <w:bookmarkStart w:id="123" w:name="_Toc35"/>
+      <w:bookmarkStart w:id="124" w:name="_Toc8590"/>
       <w:r>
         <w:rPr>
           <w:rFonts w:hint="eastAsia" w:ascii="Times New Roman" w:hAnsi="Times New Roman" w:eastAsia="黑体"/>
@@ -10001,8 +9999,8 @@
           <w:rFonts w:ascii="Times New Roman" w:hAnsi="Times New Roman"/>
         </w:rPr>
       </w:pPr>
-      <w:bookmarkStart w:id="125" w:name="_Toc134820444"/>
-      <w:bookmarkStart w:id="126" w:name="_Toc10479"/>
+      <w:bookmarkStart w:id="125" w:name="_Toc10479"/>
+      <w:bookmarkStart w:id="126" w:name="_Toc134820444"/>
       <w:bookmarkStart w:id="127" w:name="_Toc134820388"/>
       <w:bookmarkStart w:id="128" w:name="_Toc32178"/>
       <w:bookmarkStart w:id="129" w:name="_Toc16238"/>
@@ -10127,10 +10125,10 @@
           <w:szCs w:val="24"/>
         </w:rPr>
       </w:pPr>
-      <w:bookmarkStart w:id="132" w:name="_Toc134820445"/>
+      <w:bookmarkStart w:id="132" w:name="_Toc31249"/>
       <w:bookmarkStart w:id="133" w:name="_Toc8217"/>
       <w:bookmarkStart w:id="134" w:name="_Toc134820389"/>
-      <w:bookmarkStart w:id="135" w:name="_Toc31249"/>
+      <w:bookmarkStart w:id="135" w:name="_Toc134820445"/>
       <w:bookmarkStart w:id="136" w:name="_Toc32081"/>
       <w:r>
         <w:rPr>
@@ -10182,8 +10180,8 @@
           <w:szCs w:val="24"/>
         </w:rPr>
       </w:pPr>
-      <w:bookmarkStart w:id="137" w:name="_Toc5700"/>
-      <w:bookmarkStart w:id="138" w:name="_Toc32652"/>
+      <w:bookmarkStart w:id="137" w:name="_Toc32652"/>
+      <w:bookmarkStart w:id="138" w:name="_Toc5700"/>
       <w:r>
         <w:rPr>
           <w:rFonts w:hint="eastAsia" w:ascii="Times New Roman" w:hAnsi="Times New Roman" w:eastAsia="黑体"/>
@@ -12365,12 +12363,6 @@
             <w:insideH w:val="single" w:color="auto" w:sz="4" w:space="0"/>
             <w:insideV w:val="single" w:color="auto" w:sz="4" w:space="0"/>
           </w:tblBorders>
-          <w:tblCellMar>
-            <w:top w:w="0" w:type="dxa"/>
-            <w:left w:w="108" w:type="dxa"/>
-            <w:bottom w:w="0" w:type="dxa"/>
-            <w:right w:w="108" w:type="dxa"/>
-          </w:tblCellMar>
         </w:tblPrEx>
         <w:trPr>
           <w:trHeight w:val="90" w:hRule="atLeast"/>
@@ -13713,12 +13705,6 @@
             <w:insideH w:val="single" w:color="auto" w:sz="4" w:space="0"/>
             <w:insideV w:val="single" w:color="auto" w:sz="4" w:space="0"/>
           </w:tblBorders>
-          <w:tblCellMar>
-            <w:top w:w="0" w:type="dxa"/>
-            <w:left w:w="108" w:type="dxa"/>
-            <w:bottom w:w="0" w:type="dxa"/>
-            <w:right w:w="108" w:type="dxa"/>
-          </w:tblCellMar>
         </w:tblPrEx>
         <w:trPr>
           <w:trHeight w:val="90" w:hRule="atLeast"/>
@@ -19104,8 +19090,8 @@
         </w:rPr>
       </w:pPr>
       <w:bookmarkStart w:id="142" w:name="_Toc15598"/>
-      <w:bookmarkStart w:id="143" w:name="_Toc134820393"/>
-      <w:bookmarkStart w:id="144" w:name="_Toc134820449"/>
+      <w:bookmarkStart w:id="143" w:name="_Toc134820449"/>
+      <w:bookmarkStart w:id="144" w:name="_Toc134820393"/>
       <w:r>
         <w:rPr>
           <w:b/>
@@ -19134,9 +19120,9 @@
       </w:pPr>
       <w:bookmarkStart w:id="145" w:name="_Toc10561"/>
       <w:bookmarkStart w:id="146" w:name="_Toc10267"/>
-      <w:bookmarkStart w:id="147" w:name="_Toc134820461"/>
+      <w:bookmarkStart w:id="147" w:name="_Toc134820405"/>
       <w:bookmarkStart w:id="148" w:name="_Toc23855"/>
-      <w:bookmarkStart w:id="149" w:name="_Toc134820405"/>
+      <w:bookmarkStart w:id="149" w:name="_Toc134820461"/>
       <w:r>
         <w:rPr>
           <w:rFonts w:ascii="Times New Roman" w:hAnsi="Times New Roman"/>
@@ -22846,10 +22832,10 @@
         </w:rPr>
       </w:pPr>
       <w:bookmarkStart w:id="159" w:name="_Toc24075"/>
-      <w:bookmarkStart w:id="160" w:name="_Toc134820406"/>
-      <w:bookmarkStart w:id="161" w:name="_Toc14937"/>
-      <w:bookmarkStart w:id="162" w:name="_Toc23136"/>
-      <w:bookmarkStart w:id="163" w:name="_Toc134820462"/>
+      <w:bookmarkStart w:id="160" w:name="_Toc14937"/>
+      <w:bookmarkStart w:id="161" w:name="_Toc23136"/>
+      <w:bookmarkStart w:id="162" w:name="_Toc134820462"/>
+      <w:bookmarkStart w:id="163" w:name="_Toc134820406"/>
       <w:r>
         <w:rPr>
           <w:rFonts w:ascii="Times New Roman" w:hAnsi="Times New Roman"/>
@@ -25083,11 +25069,11 @@
           <w:kern w:val="0"/>
         </w:rPr>
       </w:pPr>
-      <w:bookmarkStart w:id="172" w:name="_Toc27978"/>
-      <w:bookmarkStart w:id="173" w:name="_Toc31813"/>
-      <w:bookmarkStart w:id="174" w:name="_Toc134820408"/>
-      <w:bookmarkStart w:id="175" w:name="_Toc134820464"/>
-      <w:bookmarkStart w:id="176" w:name="_Toc30145"/>
+      <w:bookmarkStart w:id="172" w:name="_Toc31813"/>
+      <w:bookmarkStart w:id="173" w:name="_Toc134820464"/>
+      <w:bookmarkStart w:id="174" w:name="_Toc30145"/>
+      <w:bookmarkStart w:id="175" w:name="_Toc27978"/>
+      <w:bookmarkStart w:id="176" w:name="_Toc134820408"/>
       <w:r>
         <w:rPr>
           <w:rFonts w:ascii="Times New Roman" w:hAnsi="Times New Roman"/>
@@ -25166,11 +25152,11 @@
           <w:kern w:val="0"/>
         </w:rPr>
       </w:pPr>
-      <w:bookmarkStart w:id="177" w:name="_Toc8761"/>
-      <w:bookmarkStart w:id="178" w:name="_Toc27818"/>
-      <w:bookmarkStart w:id="179" w:name="_Toc134820409"/>
-      <w:bookmarkStart w:id="180" w:name="_Toc14483"/>
-      <w:bookmarkStart w:id="181" w:name="_Toc134820465"/>
+      <w:bookmarkStart w:id="177" w:name="_Toc134820465"/>
+      <w:bookmarkStart w:id="178" w:name="_Toc14483"/>
+      <w:bookmarkStart w:id="179" w:name="_Toc8761"/>
+      <w:bookmarkStart w:id="180" w:name="_Toc27818"/>
+      <w:bookmarkStart w:id="181" w:name="_Toc134820409"/>
       <w:r>
         <w:rPr>
           <w:rFonts w:ascii="Times New Roman" w:hAnsi="Times New Roman"/>
@@ -25560,9 +25546,9 @@
         </w:rPr>
       </w:pPr>
       <w:bookmarkStart w:id="182" w:name="_Toc11900"/>
-      <w:bookmarkStart w:id="183" w:name="_Toc3571"/>
-      <w:bookmarkStart w:id="184" w:name="_Toc134820410"/>
-      <w:bookmarkStart w:id="185" w:name="_Toc134820466"/>
+      <w:bookmarkStart w:id="183" w:name="_Toc134820466"/>
+      <w:bookmarkStart w:id="184" w:name="_Toc3571"/>
+      <w:bookmarkStart w:id="185" w:name="_Toc134820410"/>
       <w:r>
         <w:rPr>
           <w:rFonts w:hint="eastAsia" w:ascii="Times New Roman" w:hAnsi="Times New Roman"/>
@@ -25883,22 +25869,6 @@
                       <a:ln w="6350">
                         <a:noFill/>
                       </a:ln>
-                      <a:extLst>
-                        <a:ext uri="{909E8E84-426E-40DD-AFC4-6F175D3DCCD1}">
-                          <a14:hiddenFill xmlns:a14="http://schemas.microsoft.com/office/drawing/2010/main">
-                            <a:solidFill>
-                              <a:schemeClr val="lt1"/>
-                            </a:solidFill>
-                          </a14:hiddenFill>
-                        </a:ext>
-                        <a:ext uri="{91240B29-F687-4F45-9708-019B960494DF}">
-                          <a14:hiddenLine xmlns:a14="http://schemas.microsoft.com/office/drawing/2010/main" w="6350">
-                            <a:solidFill>
-                              <a:prstClr val="black"/>
-                            </a:solidFill>
-                          </a14:hiddenLine>
-                        </a:ext>
-                      </a:extLst>
                     </wps:spPr>
                     <wps:style>
                       <a:lnRef idx="0">
@@ -25949,7 +25919,7 @@
         </mc:Choice>
         <mc:Fallback>
           <w:pict>
-            <v:shape id="_x0000_s1026" o:spid="_x0000_s1026" o:spt="202" type="#_x0000_t202" style="position:absolute;left:0pt;margin-top:0pt;height:144pt;width:144pt;mso-position-horizontal:center;mso-position-horizontal-relative:margin;mso-wrap-style:none;z-index:251664384;mso-width-relative:page;mso-height-relative:page;" filled="f" stroked="f" coordsize="21600,21600" o:gfxdata="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">
+            <v:shape id="_x0000_s1026" o:spid="_x0000_s1026" o:spt="202" type="#_x0000_t202" style="position:absolute;left:0pt;margin-top:0pt;height:144pt;width:144pt;mso-position-horizontal:center;mso-position-horizontal-relative:margin;mso-wrap-style:none;z-index:251664384;mso-width-relative:page;mso-height-relative:page;" filled="f" stroked="f" coordsize="21600,21600" o:gfxdata="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">
               <v:fill on="f" focussize="0,0"/>
               <v:stroke on="f" weight="0.5pt"/>
               <v:imagedata o:title=""/>
@@ -26030,22 +26000,6 @@
                       <a:ln w="6350">
                         <a:noFill/>
                       </a:ln>
-                      <a:extLst>
-                        <a:ext uri="{909E8E84-426E-40DD-AFC4-6F175D3DCCD1}">
-                          <a14:hiddenFill xmlns:a14="http://schemas.microsoft.com/office/drawing/2010/main">
-                            <a:solidFill>
-                              <a:schemeClr val="lt1"/>
-                            </a:solidFill>
-                          </a14:hiddenFill>
-                        </a:ext>
-                        <a:ext uri="{91240B29-F687-4F45-9708-019B960494DF}">
-                          <a14:hiddenLine xmlns:a14="http://schemas.microsoft.com/office/drawing/2010/main" w="6350">
-                            <a:solidFill>
-                              <a:prstClr val="black"/>
-                            </a:solidFill>
-                          </a14:hiddenLine>
-                        </a:ext>
-                      </a:extLst>
                     </wps:spPr>
                     <wps:style>
                       <a:lnRef idx="0">
@@ -26096,7 +26050,7 @@
         </mc:Choice>
         <mc:Fallback>
           <w:pict>
-            <v:shape id="_x0000_s1026" o:spid="_x0000_s1026" o:spt="202" type="#_x0000_t202" style="position:absolute;left:0pt;margin-top:0pt;height:144pt;width:144pt;mso-position-horizontal:center;mso-position-horizontal-relative:margin;mso-wrap-style:none;z-index:251665408;mso-width-relative:page;mso-height-relative:page;" filled="f" stroked="f" coordsize="21600,21600" o:gfxdata="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">
+            <v:shape id="_x0000_s1026" o:spid="_x0000_s1026" o:spt="202" type="#_x0000_t202" style="position:absolute;left:0pt;margin-top:0pt;height:144pt;width:144pt;mso-position-horizontal:center;mso-position-horizontal-relative:margin;mso-wrap-style:none;z-index:251665408;mso-width-relative:page;mso-height-relative:page;" filled="f" stroked="f" coordsize="21600,21600" o:gfxdata="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">
               <v:fill on="f" focussize="0,0"/>
               <v:stroke on="f" weight="0.5pt"/>
               <v:imagedata o:title=""/>
@@ -26177,22 +26131,6 @@
                       <a:ln w="6350">
                         <a:noFill/>
                       </a:ln>
-                      <a:extLst>
-                        <a:ext uri="{909E8E84-426E-40DD-AFC4-6F175D3DCCD1}">
-                          <a14:hiddenFill xmlns:a14="http://schemas.microsoft.com/office/drawing/2010/main">
-                            <a:solidFill>
-                              <a:schemeClr val="lt1"/>
-                            </a:solidFill>
-                          </a14:hiddenFill>
-                        </a:ext>
-                        <a:ext uri="{91240B29-F687-4F45-9708-019B960494DF}">
-                          <a14:hiddenLine xmlns:a14="http://schemas.microsoft.com/office/drawing/2010/main" w="6350">
-                            <a:solidFill>
-                              <a:prstClr val="black"/>
-                            </a:solidFill>
-                          </a14:hiddenLine>
-                        </a:ext>
-                      </a:extLst>
                     </wps:spPr>
                     <wps:style>
                       <a:lnRef idx="0">
@@ -26243,7 +26181,7 @@
         </mc:Choice>
         <mc:Fallback>
           <w:pict>
-            <v:shape id="_x0000_s1026" o:spid="_x0000_s1026" o:spt="202" type="#_x0000_t202" style="position:absolute;left:0pt;margin-top:0pt;height:144pt;width:144pt;mso-position-horizontal:center;mso-position-horizontal-relative:margin;mso-wrap-style:none;z-index:251666432;mso-width-relative:page;mso-height-relative:page;" filled="f" stroked="f" coordsize="21600,21600" o:gfxdata="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">
+            <v:shape id="_x0000_s1026" o:spid="_x0000_s1026" o:spt="202" type="#_x0000_t202" style="position:absolute;left:0pt;margin-top:0pt;height:144pt;width:144pt;mso-position-horizontal:center;mso-position-horizontal-relative:margin;mso-wrap-style:none;z-index:251666432;mso-width-relative:page;mso-height-relative:page;" filled="f" stroked="f" coordsize="21600,21600" o:gfxdata="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">
               <v:fill on="f" focussize="0,0"/>
               <v:stroke on="f" weight="0.5pt"/>
               <v:imagedata o:title=""/>
@@ -27003,30 +26941,14 @@
     <w:pPr>
       <w:pStyle w:val="21"/>
       <w:spacing w:line="240" w:lineRule="auto"/>
-      <w:ind w:left="0" w:leftChars="0" w:firstLine="420" w:firstLineChars="0"/>
+      <w:ind w:left="0" w:leftChars="0" w:firstLine="0" w:firstLineChars="0"/>
       <w:jc w:val="both"/>
       <w:rPr>
         <w:i/>
       </w:rPr>
     </w:pPr>
-    <w:r>
-      <w:rPr>
-        <w:rFonts w:hint="eastAsia"/>
-        <w:i/>
-        <w:lang w:val="en-US" w:eastAsia="zh-CN"/>
-      </w:rPr>
-      <w:tab/>
-      <w:t/>
-    </w:r>
-    <w:r>
-      <w:rPr>
-        <w:rFonts w:hint="eastAsia"/>
-        <w:i/>
-        <w:lang w:val="en-US" w:eastAsia="zh-CN"/>
-      </w:rPr>
-      <w:tab/>
-      <w:t xml:space="preserve">              </w:t>
-    </w:r>
+    <w:bookmarkStart w:id="187" w:name="_GoBack"/>
+    <w:bookmarkEnd w:id="187"/>
     <w:r>
       <w:rPr>
         <w:rFonts w:hint="eastAsia"/>

--- a/毕业论文/毕业论文改四.docx
+++ b/毕业论文/毕业论文改四.docx
@@ -850,8 +850,8 @@
         </w:rPr>
       </w:pPr>
       <w:bookmarkStart w:id="1" w:name="_Toc13089"/>
-      <w:bookmarkStart w:id="2" w:name="_Toc3672"/>
-      <w:bookmarkStart w:id="3" w:name="_Toc30656"/>
+      <w:bookmarkStart w:id="2" w:name="_Toc30656"/>
+      <w:bookmarkStart w:id="3" w:name="_Toc3672"/>
       <w:r>
         <w:rPr>
           <w:rFonts w:hint="eastAsia" w:eastAsia="黑体"/>
@@ -7614,8 +7614,8 @@
           <w:szCs w:val="30"/>
         </w:rPr>
       </w:pPr>
-      <w:bookmarkStart w:id="6" w:name="_Toc31710"/>
-      <w:bookmarkStart w:id="7" w:name="_Toc134820362"/>
+      <w:bookmarkStart w:id="6" w:name="_Toc134820362"/>
+      <w:bookmarkStart w:id="7" w:name="_Toc31710"/>
       <w:bookmarkStart w:id="8" w:name="_Toc134820418"/>
       <w:r>
         <w:rPr>
@@ -7641,8 +7641,8 @@
           <w:szCs w:val="30"/>
         </w:rPr>
       </w:pPr>
-      <w:bookmarkStart w:id="9" w:name="_Toc15236"/>
-      <w:bookmarkStart w:id="10" w:name="_Toc29267"/>
+      <w:bookmarkStart w:id="9" w:name="_Toc29267"/>
+      <w:bookmarkStart w:id="10" w:name="_Toc15236"/>
       <w:r>
         <w:rPr>
           <w:rFonts w:eastAsia="黑体" w:cs="Arial"/>
@@ -7737,8 +7737,8 @@
           <w:sz w:val="30"/>
         </w:rPr>
       </w:pPr>
-      <w:bookmarkStart w:id="11" w:name="_Toc5951"/>
-      <w:bookmarkStart w:id="12" w:name="_Toc8392"/>
+      <w:bookmarkStart w:id="11" w:name="_Toc8392"/>
+      <w:bookmarkStart w:id="12" w:name="_Toc5951"/>
       <w:r>
         <w:rPr>
           <w:rFonts w:ascii="Times New Roman" w:hAnsi="Times New Roman"/>
@@ -7843,14 +7843,14 @@
           <w:kern w:val="0"/>
         </w:rPr>
       </w:pPr>
-      <w:bookmarkStart w:id="13" w:name="_Toc134820365"/>
-      <w:bookmarkStart w:id="14" w:name="_Toc134820421"/>
-      <w:bookmarkStart w:id="15" w:name="_Toc13114"/>
-      <w:bookmarkStart w:id="16" w:name="_Toc23390"/>
-      <w:bookmarkStart w:id="17" w:name="_Toc29792_WPSOffice_Level1"/>
-      <w:bookmarkStart w:id="18" w:name="_Toc15158"/>
-      <w:bookmarkStart w:id="19" w:name="_Toc5699_WPSOffice_Level1"/>
-      <w:bookmarkStart w:id="20" w:name="_Toc15736"/>
+      <w:bookmarkStart w:id="13" w:name="_Toc29792_WPSOffice_Level1"/>
+      <w:bookmarkStart w:id="14" w:name="_Toc13114"/>
+      <w:bookmarkStart w:id="15" w:name="_Toc5699_WPSOffice_Level1"/>
+      <w:bookmarkStart w:id="16" w:name="_Toc15736"/>
+      <w:bookmarkStart w:id="17" w:name="_Toc23390"/>
+      <w:bookmarkStart w:id="18" w:name="_Toc134820365"/>
+      <w:bookmarkStart w:id="19" w:name="_Toc15158"/>
+      <w:bookmarkStart w:id="20" w:name="_Toc134820421"/>
       <w:r>
         <w:rPr>
           <w:rFonts w:ascii="Times New Roman" w:hAnsi="Times New Roman"/>
@@ -7891,9 +7891,9 @@
           <w:szCs w:val="24"/>
         </w:rPr>
       </w:pPr>
-      <w:bookmarkStart w:id="21" w:name="_Toc17530"/>
-      <w:bookmarkStart w:id="22" w:name="_Toc21861"/>
-      <w:bookmarkStart w:id="23" w:name="_Toc134820366"/>
+      <w:bookmarkStart w:id="21" w:name="_Toc134820366"/>
+      <w:bookmarkStart w:id="22" w:name="_Toc17530"/>
+      <w:bookmarkStart w:id="23" w:name="_Toc21861"/>
       <w:bookmarkStart w:id="24" w:name="_Toc134820422"/>
       <w:bookmarkStart w:id="25" w:name="_Toc22220"/>
       <w:r>
@@ -7976,11 +7976,11 @@
           <w:szCs w:val="24"/>
         </w:rPr>
       </w:pPr>
-      <w:bookmarkStart w:id="26" w:name="_Toc134820423"/>
-      <w:bookmarkStart w:id="27" w:name="_Toc20911"/>
-      <w:bookmarkStart w:id="28" w:name="_Toc2450"/>
-      <w:bookmarkStart w:id="29" w:name="_Toc134820367"/>
-      <w:bookmarkStart w:id="30" w:name="_Toc9926"/>
+      <w:bookmarkStart w:id="26" w:name="_Toc20911"/>
+      <w:bookmarkStart w:id="27" w:name="_Toc134820423"/>
+      <w:bookmarkStart w:id="28" w:name="_Toc9926"/>
+      <w:bookmarkStart w:id="29" w:name="_Toc2450"/>
+      <w:bookmarkStart w:id="30" w:name="_Toc134820367"/>
       <w:r>
         <w:rPr>
           <w:rFonts w:ascii="Times New Roman" w:hAnsi="Times New Roman"/>
@@ -8005,8 +8005,8 @@
           <w:rFonts w:ascii="Times New Roman" w:hAnsi="Times New Roman"/>
         </w:rPr>
       </w:pPr>
-      <w:bookmarkStart w:id="31" w:name="_Toc27490"/>
-      <w:bookmarkStart w:id="32" w:name="_Toc134820424"/>
+      <w:bookmarkStart w:id="31" w:name="_Toc134820424"/>
+      <w:bookmarkStart w:id="32" w:name="_Toc27490"/>
       <w:bookmarkStart w:id="33" w:name="_Toc134820368"/>
       <w:r>
         <w:rPr>
@@ -8064,8 +8064,8 @@
           <w:szCs w:val="24"/>
         </w:rPr>
       </w:pPr>
-      <w:bookmarkStart w:id="34" w:name="_Toc25368"/>
-      <w:bookmarkStart w:id="35" w:name="_Toc26477"/>
+      <w:bookmarkStart w:id="34" w:name="_Toc26477"/>
+      <w:bookmarkStart w:id="35" w:name="_Toc25368"/>
       <w:r>
         <w:rPr>
           <w:rFonts w:ascii="Times New Roman" w:hAnsi="Times New Roman"/>
@@ -8163,8 +8163,8 @@
           <w:szCs w:val="24"/>
         </w:rPr>
       </w:pPr>
-      <w:bookmarkStart w:id="39" w:name="_Toc16234"/>
-      <w:bookmarkStart w:id="40" w:name="_Toc11280"/>
+      <w:bookmarkStart w:id="39" w:name="_Toc11280"/>
+      <w:bookmarkStart w:id="40" w:name="_Toc16234"/>
       <w:r>
         <w:rPr>
           <w:rFonts w:ascii="Times New Roman" w:hAnsi="Times New Roman"/>
@@ -8189,9 +8189,9 @@
           <w:rFonts w:ascii="Times New Roman" w:hAnsi="Times New Roman"/>
         </w:rPr>
       </w:pPr>
-      <w:bookmarkStart w:id="41" w:name="_Toc134820370"/>
+      <w:bookmarkStart w:id="41" w:name="_Toc8159"/>
       <w:bookmarkStart w:id="42" w:name="_Toc134820426"/>
-      <w:bookmarkStart w:id="43" w:name="_Toc8159"/>
+      <w:bookmarkStart w:id="43" w:name="_Toc134820370"/>
       <w:r>
         <w:rPr>
           <w:rFonts w:ascii="Times New Roman" w:hAnsi="Times New Roman"/>
@@ -8387,11 +8387,11 @@
           <w:kern w:val="0"/>
         </w:rPr>
       </w:pPr>
-      <w:bookmarkStart w:id="47" w:name="_Toc13112"/>
-      <w:bookmarkStart w:id="48" w:name="_Toc134820427"/>
-      <w:bookmarkStart w:id="49" w:name="_Toc24209"/>
-      <w:bookmarkStart w:id="50" w:name="_Toc134820371"/>
-      <w:bookmarkStart w:id="51" w:name="_Toc3920"/>
+      <w:bookmarkStart w:id="47" w:name="_Toc24209"/>
+      <w:bookmarkStart w:id="48" w:name="_Toc13112"/>
+      <w:bookmarkStart w:id="49" w:name="_Toc134820427"/>
+      <w:bookmarkStart w:id="50" w:name="_Toc3920"/>
+      <w:bookmarkStart w:id="51" w:name="_Toc134820371"/>
       <w:r>
         <w:rPr>
           <w:rFonts w:ascii="Times New Roman" w:hAnsi="Times New Roman"/>
@@ -8429,13 +8429,13 @@
           <w:szCs w:val="24"/>
         </w:rPr>
       </w:pPr>
-      <w:bookmarkStart w:id="52" w:name="_Toc15331"/>
-      <w:bookmarkStart w:id="53" w:name="_Toc17222"/>
+      <w:bookmarkStart w:id="52" w:name="_Toc17222"/>
+      <w:bookmarkStart w:id="53" w:name="_Toc15331"/>
       <w:bookmarkStart w:id="54" w:name="_Toc1064"/>
-      <w:bookmarkStart w:id="55" w:name="_Toc134820428"/>
-      <w:bookmarkStart w:id="56" w:name="_Toc134820372"/>
-      <w:bookmarkStart w:id="57" w:name="_Toc23727_WPSOffice_Level2"/>
-      <w:bookmarkStart w:id="58" w:name="_Toc31494"/>
+      <w:bookmarkStart w:id="55" w:name="_Toc134820372"/>
+      <w:bookmarkStart w:id="56" w:name="_Toc23727_WPSOffice_Level2"/>
+      <w:bookmarkStart w:id="57" w:name="_Toc31494"/>
+      <w:bookmarkStart w:id="58" w:name="_Toc134820428"/>
       <w:r>
         <w:rPr>
           <w:rFonts w:ascii="Times New Roman" w:hAnsi="Times New Roman"/>
@@ -8534,12 +8534,12 @@
         </w:rPr>
       </w:pPr>
       <w:bookmarkStart w:id="59" w:name="_Toc2363_WPSOffice_Level2"/>
-      <w:bookmarkStart w:id="60" w:name="_Toc134820373"/>
-      <w:bookmarkStart w:id="61" w:name="_Toc7999"/>
+      <w:bookmarkStart w:id="60" w:name="_Toc7999"/>
+      <w:bookmarkStart w:id="61" w:name="_Toc134820373"/>
       <w:bookmarkStart w:id="62" w:name="_Toc134820429"/>
-      <w:bookmarkStart w:id="63" w:name="_Toc2031"/>
-      <w:bookmarkStart w:id="64" w:name="_Toc1455"/>
-      <w:bookmarkStart w:id="65" w:name="_Toc17469"/>
+      <w:bookmarkStart w:id="63" w:name="_Toc1455"/>
+      <w:bookmarkStart w:id="64" w:name="_Toc17469"/>
+      <w:bookmarkStart w:id="65" w:name="_Toc2031"/>
       <w:r>
         <w:rPr>
           <w:rFonts w:ascii="Times New Roman" w:hAnsi="Times New Roman"/>
@@ -8638,11 +8638,11 @@
         </w:rPr>
       </w:pPr>
       <w:bookmarkStart w:id="66" w:name="_Toc19782"/>
-      <w:bookmarkStart w:id="67" w:name="_Toc32068"/>
+      <w:bookmarkStart w:id="67" w:name="_Toc27641"/>
       <w:bookmarkStart w:id="68" w:name="_Toc10000"/>
-      <w:bookmarkStart w:id="69" w:name="_Toc27641"/>
-      <w:bookmarkStart w:id="70" w:name="_Toc26482_WPSOffice_Level2"/>
-      <w:bookmarkStart w:id="71" w:name="_Toc134820430"/>
+      <w:bookmarkStart w:id="69" w:name="_Toc26482_WPSOffice_Level2"/>
+      <w:bookmarkStart w:id="70" w:name="_Toc134820430"/>
+      <w:bookmarkStart w:id="71" w:name="_Toc32068"/>
       <w:bookmarkStart w:id="72" w:name="_Toc134820374"/>
       <w:r>
         <w:rPr>
@@ -8783,10 +8783,10 @@
           <w:rFonts w:ascii="Times New Roman" w:hAnsi="Times New Roman"/>
         </w:rPr>
       </w:pPr>
-      <w:bookmarkStart w:id="76" w:name="_Toc24465"/>
-      <w:bookmarkStart w:id="77" w:name="_Toc134820375"/>
-      <w:bookmarkStart w:id="78" w:name="_Toc7866"/>
-      <w:bookmarkStart w:id="79" w:name="_Toc134820431"/>
+      <w:bookmarkStart w:id="76" w:name="_Toc7866"/>
+      <w:bookmarkStart w:id="77" w:name="_Toc134820431"/>
+      <w:bookmarkStart w:id="78" w:name="_Toc24465"/>
+      <w:bookmarkStart w:id="79" w:name="_Toc134820375"/>
       <w:r>
         <w:rPr>
           <w:rFonts w:ascii="Times New Roman" w:hAnsi="Times New Roman"/>
@@ -8855,8 +8855,8 @@
           <w:szCs w:val="24"/>
         </w:rPr>
       </w:pPr>
-      <w:bookmarkStart w:id="81" w:name="_Toc3334"/>
-      <w:bookmarkStart w:id="82" w:name="_Toc7586"/>
+      <w:bookmarkStart w:id="81" w:name="_Toc7586"/>
+      <w:bookmarkStart w:id="82" w:name="_Toc3334"/>
       <w:r>
         <w:rPr>
           <w:rFonts w:ascii="Times New Roman" w:hAnsi="Times New Roman"/>
@@ -9006,8 +9006,8 @@
           <w:kern w:val="0"/>
         </w:rPr>
       </w:pPr>
-      <w:bookmarkStart w:id="86" w:name="_Toc8560"/>
-      <w:bookmarkStart w:id="87" w:name="_Toc5949"/>
+      <w:bookmarkStart w:id="86" w:name="_Toc5949"/>
+      <w:bookmarkStart w:id="87" w:name="_Toc8560"/>
       <w:r>
         <w:rPr>
           <w:rFonts w:hint="eastAsia" w:ascii="Times New Roman" w:hAnsi="Times New Roman"/>
@@ -9046,8 +9046,8 @@
           <w:szCs w:val="24"/>
         </w:rPr>
       </w:pPr>
-      <w:bookmarkStart w:id="88" w:name="_Toc134820377"/>
-      <w:bookmarkStart w:id="89" w:name="_Toc134820433"/>
+      <w:bookmarkStart w:id="88" w:name="_Toc134820433"/>
+      <w:bookmarkStart w:id="89" w:name="_Toc134820377"/>
       <w:bookmarkStart w:id="90" w:name="_Toc13164"/>
       <w:bookmarkStart w:id="91" w:name="_Toc25491"/>
       <w:bookmarkStart w:id="92" w:name="_Toc5591"/>
@@ -9219,11 +9219,11 @@
           <w:szCs w:val="24"/>
         </w:rPr>
       </w:pPr>
-      <w:bookmarkStart w:id="96" w:name="_Toc134820381"/>
-      <w:bookmarkStart w:id="97" w:name="_Toc18007"/>
-      <w:bookmarkStart w:id="98" w:name="_Toc8642"/>
-      <w:bookmarkStart w:id="99" w:name="_Toc134820437"/>
-      <w:bookmarkStart w:id="100" w:name="_Toc32695"/>
+      <w:bookmarkStart w:id="96" w:name="_Toc32695"/>
+      <w:bookmarkStart w:id="97" w:name="_Toc134820381"/>
+      <w:bookmarkStart w:id="98" w:name="_Toc18007"/>
+      <w:bookmarkStart w:id="99" w:name="_Toc8642"/>
+      <w:bookmarkStart w:id="100" w:name="_Toc134820437"/>
       <w:bookmarkStart w:id="101" w:name="_Toc17268"/>
       <w:bookmarkStart w:id="102" w:name="_Toc23603_WPSOffice_Level2"/>
       <w:r>
@@ -9266,8 +9266,8 @@
         </w:rPr>
       </w:pPr>
       <w:bookmarkStart w:id="103" w:name="_Toc134820438"/>
-      <w:bookmarkStart w:id="104" w:name="_Toc17012"/>
-      <w:bookmarkStart w:id="105" w:name="_Toc134820382"/>
+      <w:bookmarkStart w:id="104" w:name="_Toc134820382"/>
+      <w:bookmarkStart w:id="105" w:name="_Toc17012"/>
       <w:r>
         <w:rPr>
           <w:rFonts w:eastAsia="黑体" w:cs="黑体"/>
@@ -9516,8 +9516,8 @@
           <w:szCs w:val="32"/>
         </w:rPr>
       </w:pPr>
-      <w:bookmarkStart w:id="109" w:name="_Toc134820440"/>
-      <w:bookmarkStart w:id="110" w:name="_Toc134820384"/>
+      <w:bookmarkStart w:id="109" w:name="_Toc134820384"/>
+      <w:bookmarkStart w:id="110" w:name="_Toc134820440"/>
       <w:bookmarkStart w:id="111" w:name="_Toc19570"/>
       <w:r>
         <w:rPr>
@@ -9581,9 +9581,9 @@
           <w:szCs w:val="32"/>
         </w:rPr>
       </w:pPr>
-      <w:bookmarkStart w:id="112" w:name="_Toc23467"/>
-      <w:bookmarkStart w:id="113" w:name="_Toc134820441"/>
-      <w:bookmarkStart w:id="114" w:name="_Toc134820385"/>
+      <w:bookmarkStart w:id="112" w:name="_Toc134820441"/>
+      <w:bookmarkStart w:id="113" w:name="_Toc134820385"/>
+      <w:bookmarkStart w:id="114" w:name="_Toc23467"/>
       <w:r>
         <w:rPr>
           <w:rFonts w:eastAsia="黑体" w:cs="黑体"/>
@@ -9623,8 +9623,8 @@
         </w:rPr>
       </w:pPr>
       <w:bookmarkStart w:id="115" w:name="_Toc134820386"/>
-      <w:bookmarkStart w:id="116" w:name="_Toc1248"/>
-      <w:bookmarkStart w:id="117" w:name="_Toc134820442"/>
+      <w:bookmarkStart w:id="116" w:name="_Toc134820442"/>
+      <w:bookmarkStart w:id="117" w:name="_Toc1248"/>
       <w:r>
         <w:rPr>
           <w:rFonts w:eastAsia="黑体" w:cs="黑体"/>
@@ -9724,13 +9724,13 @@
           <w:szCs w:val="24"/>
         </w:rPr>
       </w:pPr>
-      <w:bookmarkStart w:id="118" w:name="_Toc6934"/>
+      <w:bookmarkStart w:id="118" w:name="_Toc32595"/>
       <w:bookmarkStart w:id="119" w:name="_Toc20885_WPSOffice_Level2"/>
-      <w:bookmarkStart w:id="120" w:name="_Toc32595"/>
-      <w:bookmarkStart w:id="121" w:name="_Toc134820387"/>
-      <w:bookmarkStart w:id="122" w:name="_Toc134820443"/>
-      <w:bookmarkStart w:id="123" w:name="_Toc35"/>
-      <w:bookmarkStart w:id="124" w:name="_Toc8590"/>
+      <w:bookmarkStart w:id="120" w:name="_Toc134820443"/>
+      <w:bookmarkStart w:id="121" w:name="_Toc35"/>
+      <w:bookmarkStart w:id="122" w:name="_Toc8590"/>
+      <w:bookmarkStart w:id="123" w:name="_Toc134820387"/>
+      <w:bookmarkStart w:id="124" w:name="_Toc6934"/>
       <w:r>
         <w:rPr>
           <w:rFonts w:hint="eastAsia" w:ascii="Times New Roman" w:hAnsi="Times New Roman" w:eastAsia="黑体"/>
@@ -9999,9 +9999,9 @@
           <w:rFonts w:ascii="Times New Roman" w:hAnsi="Times New Roman"/>
         </w:rPr>
       </w:pPr>
-      <w:bookmarkStart w:id="125" w:name="_Toc10479"/>
-      <w:bookmarkStart w:id="126" w:name="_Toc134820444"/>
-      <w:bookmarkStart w:id="127" w:name="_Toc134820388"/>
+      <w:bookmarkStart w:id="125" w:name="_Toc134820444"/>
+      <w:bookmarkStart w:id="126" w:name="_Toc134820388"/>
+      <w:bookmarkStart w:id="127" w:name="_Toc10479"/>
       <w:bookmarkStart w:id="128" w:name="_Toc32178"/>
       <w:bookmarkStart w:id="129" w:name="_Toc16238"/>
       <w:r>
@@ -10125,11 +10125,11 @@
           <w:szCs w:val="24"/>
         </w:rPr>
       </w:pPr>
-      <w:bookmarkStart w:id="132" w:name="_Toc31249"/>
+      <w:bookmarkStart w:id="132" w:name="_Toc134820389"/>
       <w:bookmarkStart w:id="133" w:name="_Toc8217"/>
-      <w:bookmarkStart w:id="134" w:name="_Toc134820389"/>
-      <w:bookmarkStart w:id="135" w:name="_Toc134820445"/>
-      <w:bookmarkStart w:id="136" w:name="_Toc32081"/>
+      <w:bookmarkStart w:id="134" w:name="_Toc31249"/>
+      <w:bookmarkStart w:id="135" w:name="_Toc32081"/>
+      <w:bookmarkStart w:id="136" w:name="_Toc134820445"/>
       <w:r>
         <w:rPr>
           <w:rFonts w:hint="eastAsia" w:ascii="Times New Roman" w:hAnsi="Times New Roman" w:eastAsia="黑体"/>
@@ -10612,7 +10612,7 @@
           <w:rFonts w:hint="eastAsia" w:ascii="Times New Roman" w:hAnsi="Times New Roman"/>
           <w:lang w:val="en-US" w:eastAsia="zh-CN"/>
         </w:rPr>
-        <w:t>ER</w:t>
+        <w:t>实体属性</w:t>
       </w:r>
       <w:r>
         <w:rPr>
@@ -10643,7 +10643,16 @@
           <w:rFonts w:hint="eastAsia"/>
           <w:lang w:val="en-US" w:eastAsia="zh-CN"/>
         </w:rPr>
-        <w:t xml:space="preserve"> 用户ER图如下：</w:t>
+        <w:t xml:space="preserve"> 用户的实体属性图如下</w:t>
+      </w:r>
+      <w:bookmarkStart w:id="187" w:name="_GoBack"/>
+      <w:bookmarkEnd w:id="187"/>
+      <w:r>
+        <w:rPr>
+          <w:rFonts w:hint="eastAsia"/>
+          <w:lang w:val="en-US" w:eastAsia="zh-CN"/>
+        </w:rPr>
+        <w:t>：</w:t>
       </w:r>
     </w:p>
     <w:p>
@@ -12363,6 +12372,12 @@
             <w:insideH w:val="single" w:color="auto" w:sz="4" w:space="0"/>
             <w:insideV w:val="single" w:color="auto" w:sz="4" w:space="0"/>
           </w:tblBorders>
+          <w:tblCellMar>
+            <w:top w:w="0" w:type="dxa"/>
+            <w:left w:w="108" w:type="dxa"/>
+            <w:bottom w:w="0" w:type="dxa"/>
+            <w:right w:w="108" w:type="dxa"/>
+          </w:tblCellMar>
         </w:tblPrEx>
         <w:trPr>
           <w:trHeight w:val="90" w:hRule="atLeast"/>
@@ -13705,6 +13720,12 @@
             <w:insideH w:val="single" w:color="auto" w:sz="4" w:space="0"/>
             <w:insideV w:val="single" w:color="auto" w:sz="4" w:space="0"/>
           </w:tblBorders>
+          <w:tblCellMar>
+            <w:top w:w="0" w:type="dxa"/>
+            <w:left w:w="108" w:type="dxa"/>
+            <w:bottom w:w="0" w:type="dxa"/>
+            <w:right w:w="108" w:type="dxa"/>
+          </w:tblCellMar>
         </w:tblPrEx>
         <w:trPr>
           <w:trHeight w:val="90" w:hRule="atLeast"/>
@@ -17790,12 +17811,6 @@
             <w:insideH w:val="single" w:color="auto" w:sz="4" w:space="0"/>
             <w:insideV w:val="single" w:color="auto" w:sz="4" w:space="0"/>
           </w:tblBorders>
-          <w:tblCellMar>
-            <w:top w:w="0" w:type="dxa"/>
-            <w:left w:w="108" w:type="dxa"/>
-            <w:bottom w:w="0" w:type="dxa"/>
-            <w:right w:w="108" w:type="dxa"/>
-          </w:tblCellMar>
         </w:tblPrEx>
         <w:trPr>
           <w:trHeight w:val="90" w:hRule="atLeast"/>
@@ -18611,12 +18626,6 @@
             <w:insideH w:val="single" w:color="auto" w:sz="4" w:space="0"/>
             <w:insideV w:val="single" w:color="auto" w:sz="4" w:space="0"/>
           </w:tblBorders>
-          <w:tblCellMar>
-            <w:top w:w="0" w:type="dxa"/>
-            <w:left w:w="108" w:type="dxa"/>
-            <w:bottom w:w="0" w:type="dxa"/>
-            <w:right w:w="108" w:type="dxa"/>
-          </w:tblCellMar>
         </w:tblPrEx>
         <w:trPr>
           <w:trHeight w:val="90" w:hRule="atLeast"/>
@@ -19090,8 +19099,8 @@
         </w:rPr>
       </w:pPr>
       <w:bookmarkStart w:id="142" w:name="_Toc15598"/>
-      <w:bookmarkStart w:id="143" w:name="_Toc134820449"/>
-      <w:bookmarkStart w:id="144" w:name="_Toc134820393"/>
+      <w:bookmarkStart w:id="143" w:name="_Toc134820393"/>
+      <w:bookmarkStart w:id="144" w:name="_Toc134820449"/>
       <w:r>
         <w:rPr>
           <w:b/>
@@ -19120,9 +19129,9 @@
       </w:pPr>
       <w:bookmarkStart w:id="145" w:name="_Toc10561"/>
       <w:bookmarkStart w:id="146" w:name="_Toc10267"/>
-      <w:bookmarkStart w:id="147" w:name="_Toc134820405"/>
-      <w:bookmarkStart w:id="148" w:name="_Toc23855"/>
-      <w:bookmarkStart w:id="149" w:name="_Toc134820461"/>
+      <w:bookmarkStart w:id="147" w:name="_Toc23855"/>
+      <w:bookmarkStart w:id="148" w:name="_Toc134820461"/>
+      <w:bookmarkStart w:id="149" w:name="_Toc134820405"/>
       <w:r>
         <w:rPr>
           <w:rFonts w:ascii="Times New Roman" w:hAnsi="Times New Roman"/>
@@ -19775,8 +19784,8 @@
           <w:szCs w:val="24"/>
         </w:rPr>
       </w:pPr>
-      <w:bookmarkStart w:id="151" w:name="_Toc26991"/>
-      <w:bookmarkStart w:id="152" w:name="_Toc23956"/>
+      <w:bookmarkStart w:id="151" w:name="_Toc23956"/>
+      <w:bookmarkStart w:id="152" w:name="_Toc26991"/>
       <w:r>
         <w:rPr>
           <w:rFonts w:ascii="Times New Roman" w:hAnsi="Times New Roman"/>
@@ -22831,11 +22840,11 @@
           <w:szCs w:val="24"/>
         </w:rPr>
       </w:pPr>
-      <w:bookmarkStart w:id="159" w:name="_Toc24075"/>
-      <w:bookmarkStart w:id="160" w:name="_Toc14937"/>
-      <w:bookmarkStart w:id="161" w:name="_Toc23136"/>
+      <w:bookmarkStart w:id="159" w:name="_Toc14937"/>
+      <w:bookmarkStart w:id="160" w:name="_Toc24075"/>
+      <w:bookmarkStart w:id="161" w:name="_Toc134820406"/>
       <w:bookmarkStart w:id="162" w:name="_Toc134820462"/>
-      <w:bookmarkStart w:id="163" w:name="_Toc134820406"/>
+      <w:bookmarkStart w:id="163" w:name="_Toc23136"/>
       <w:r>
         <w:rPr>
           <w:rFonts w:ascii="Times New Roman" w:hAnsi="Times New Roman"/>
@@ -24609,10 +24618,10 @@
                 <w:szCs w:val="21"/>
               </w:rPr>
             </w:pPr>
-            <w:bookmarkStart w:id="165" w:name="_Toc8595"/>
+            <w:bookmarkStart w:id="165" w:name="_Toc134820407"/>
             <w:bookmarkStart w:id="166" w:name="_Toc1754"/>
-            <w:bookmarkStart w:id="167" w:name="_Toc134820407"/>
-            <w:bookmarkStart w:id="168" w:name="_Toc134820463"/>
+            <w:bookmarkStart w:id="167" w:name="_Toc134820463"/>
+            <w:bookmarkStart w:id="168" w:name="_Toc8595"/>
             <w:r>
               <w:rPr>
                 <w:rFonts w:hint="eastAsia"/>
@@ -25069,10 +25078,10 @@
           <w:kern w:val="0"/>
         </w:rPr>
       </w:pPr>
-      <w:bookmarkStart w:id="172" w:name="_Toc31813"/>
-      <w:bookmarkStart w:id="173" w:name="_Toc134820464"/>
+      <w:bookmarkStart w:id="172" w:name="_Toc134820464"/>
+      <w:bookmarkStart w:id="173" w:name="_Toc27978"/>
       <w:bookmarkStart w:id="174" w:name="_Toc30145"/>
-      <w:bookmarkStart w:id="175" w:name="_Toc27978"/>
+      <w:bookmarkStart w:id="175" w:name="_Toc31813"/>
       <w:bookmarkStart w:id="176" w:name="_Toc134820408"/>
       <w:r>
         <w:rPr>
@@ -25153,10 +25162,10 @@
         </w:rPr>
       </w:pPr>
       <w:bookmarkStart w:id="177" w:name="_Toc134820465"/>
-      <w:bookmarkStart w:id="178" w:name="_Toc14483"/>
+      <w:bookmarkStart w:id="178" w:name="_Toc134820409"/>
       <w:bookmarkStart w:id="179" w:name="_Toc8761"/>
-      <w:bookmarkStart w:id="180" w:name="_Toc27818"/>
-      <w:bookmarkStart w:id="181" w:name="_Toc134820409"/>
+      <w:bookmarkStart w:id="180" w:name="_Toc14483"/>
+      <w:bookmarkStart w:id="181" w:name="_Toc27818"/>
       <w:r>
         <w:rPr>
           <w:rFonts w:ascii="Times New Roman" w:hAnsi="Times New Roman"/>
@@ -26947,8 +26956,6 @@
         <w:i/>
       </w:rPr>
     </w:pPr>
-    <w:bookmarkStart w:id="187" w:name="_GoBack"/>
-    <w:bookmarkEnd w:id="187"/>
     <w:r>
       <w:rPr>
         <w:rFonts w:hint="eastAsia"/>
